--- a/data/outputs/v2/Maths/SS1.1_Real_Numbers/Mathematics_Real_Numbers_CBE_LessonSequence.docx
+++ b/data/outputs/v2/Maths/SS1.1_Real_Numbers/Mathematics_Real_Numbers_CBE_LessonSequence.docx
@@ -3160,7 +3160,7 @@
             <w:pPr>
               <w:spacing w:after="20" w:before="0"/>
             </w:pPr>
-            <w:hyperlink w:history="1" r:id="rId_yzcsxtosq4-5mv2uljao">
+            <w:hyperlink w:history="1" r:id="rIdo07pnpd9i7ivlykyb9v86">
               <w:r>
                 <w:rPr>
                   <w:rFonts w:ascii="Arial" w:cs="Arial" w:eastAsia="Arial" w:hAnsi="Arial"/>
@@ -3193,7 +3193,7 @@
               <w:spacing w:after="10" w:before="0"/>
               <w:ind w:left="120"/>
             </w:pPr>
-            <w:hyperlink w:history="1" r:id="rIdjwvfe8da0qzwjtxs38bba">
+            <w:hyperlink w:history="1" r:id="rId_brenbk-vr85sz9--z_tq">
               <w:r>
                 <w:rPr>
                   <w:rFonts w:ascii="Arial" w:cs="Arial" w:eastAsia="Arial" w:hAnsi="Arial"/>
@@ -3231,14 +3231,14 @@
                 <w:sz w:val="16"/>
                 <w:szCs w:val="16"/>
               </w:rPr>
-              <w:t xml:space="preserve">📖 HTML:</w:t>
+              <w:t xml:space="preserve">📖 EXERCISE:</w:t>
             </w:r>
           </w:p>
           <w:p>
             <w:pPr>
               <w:spacing w:after="20" w:before="0"/>
             </w:pPr>
-            <w:hyperlink w:history="1" r:id="rIdsgnosjlyojvzalwoj7bvd">
+            <w:hyperlink w:history="1" r:id="rIdml3gynauyf98kyrt6smvd">
               <w:r>
                 <w:rPr>
                   <w:rFonts w:ascii="Arial" w:cs="Arial" w:eastAsia="Arial" w:hAnsi="Arial"/>
@@ -3247,7 +3247,7 @@
                   <w:szCs w:val="16"/>
                   <w:u w:val="single" w:color="2E75B6"/>
                 </w:rPr>
-                <w:t xml:space="preserve">Real Number Line Graphs (Flexbook)</w:t>
+                <w:t xml:space="preserve">Converting fractions to decimals</w:t>
               </w:r>
             </w:hyperlink>
           </w:p>
@@ -3263,7 +3263,7 @@
                 <w:sz w:val="14"/>
                 <w:szCs w:val="14"/>
               </w:rPr>
-              <w:t xml:space="preserve">Source: CK-12</w:t>
+              <w:t xml:space="preserve">Source: Khan Academy (English - US curriculum)</w:t>
             </w:r>
           </w:p>
           <w:p>
@@ -3271,7 +3271,7 @@
               <w:spacing w:after="10" w:before="0"/>
               <w:ind w:left="120"/>
             </w:pPr>
-            <w:hyperlink w:history="1" r:id="rId-zlevljenmgd1nrd5m5ni">
+            <w:hyperlink w:history="1" r:id="rIdsyvkwp_dn-1uk6hzlzq8g">
               <w:r>
                 <w:rPr>
                   <w:rFonts w:ascii="Arial" w:cs="Arial" w:eastAsia="Arial" w:hAnsi="Arial"/>
@@ -3466,7 +3466,7 @@
             <w:pPr>
               <w:spacing w:after="20" w:before="0"/>
             </w:pPr>
-            <w:hyperlink w:history="1" r:id="rIdgcu0j_m14tfl1wr031eaf">
+            <w:hyperlink w:history="1" r:id="rId3axcv2q9yt4oiv0-uw_y0">
               <w:r>
                 <w:rPr>
                   <w:rFonts w:ascii="Arial" w:cs="Arial" w:eastAsia="Arial" w:hAnsi="Arial"/>
@@ -3475,7 +3475,7 @@
                   <w:szCs w:val="16"/>
                   <w:u w:val="single" w:color="2E75B6"/>
                 </w:rPr>
-                <w:t xml:space="preserve">Converting a fraction to a repeating decimal</w:t>
+                <w:t xml:space="preserve">Classifying numbers</w:t>
               </w:r>
             </w:hyperlink>
           </w:p>
@@ -3499,7 +3499,7 @@
               <w:spacing w:after="10" w:before="0"/>
               <w:ind w:left="120"/>
             </w:pPr>
-            <w:hyperlink w:history="1" r:id="rIdwy2dhjbd9jdndhktc41wn">
+            <w:hyperlink w:history="1" r:id="rIdxsqt6lvwwlgojmfrwt48g">
               <w:r>
                 <w:rPr>
                   <w:rFonts w:ascii="Arial" w:cs="Arial" w:eastAsia="Arial" w:hAnsi="Arial"/>
@@ -3537,14 +3537,14 @@
                 <w:sz w:val="16"/>
                 <w:szCs w:val="16"/>
               </w:rPr>
-              <w:t xml:space="preserve">📖 HTML:</w:t>
+              <w:t xml:space="preserve">📖 EXERCISE:</w:t>
             </w:r>
           </w:p>
           <w:p>
             <w:pPr>
               <w:spacing w:after="20" w:before="0"/>
             </w:pPr>
-            <w:hyperlink w:history="1" r:id="rIdec_rnnackampw5efyihdk">
+            <w:hyperlink w:history="1" r:id="rIduusxa8pnacc0ejdka2ybf">
               <w:r>
                 <w:rPr>
                   <w:rFonts w:ascii="Arial" w:cs="Arial" w:eastAsia="Arial" w:hAnsi="Arial"/>
@@ -3553,7 +3553,7 @@
                   <w:szCs w:val="16"/>
                   <w:u w:val="single" w:color="2E75B6"/>
                 </w:rPr>
-                <w:t xml:space="preserve">Real Number Line Graphs (Flexbook)</w:t>
+                <w:t xml:space="preserve">Classify numbers</w:t>
               </w:r>
             </w:hyperlink>
           </w:p>
@@ -3569,7 +3569,7 @@
                 <w:sz w:val="14"/>
                 <w:szCs w:val="14"/>
               </w:rPr>
-              <w:t xml:space="preserve">Source: CK-12</w:t>
+              <w:t xml:space="preserve">Source: Khan Academy (English - US curriculum)</w:t>
             </w:r>
           </w:p>
           <w:p>
@@ -3577,7 +3577,7 @@
               <w:spacing w:after="10" w:before="0"/>
               <w:ind w:left="120"/>
             </w:pPr>
-            <w:hyperlink w:history="1" r:id="rId5glartjg_jdkk63fqyj6q">
+            <w:hyperlink w:history="1" r:id="rId-t25uo-ze1dy8pdfivfny">
               <w:r>
                 <w:rPr>
                   <w:rFonts w:ascii="Arial" w:cs="Arial" w:eastAsia="Arial" w:hAnsi="Arial"/>
@@ -3831,7 +3831,7 @@
             <w:pPr>
               <w:spacing w:after="20" w:before="0"/>
             </w:pPr>
-            <w:hyperlink w:history="1" r:id="rIdttuaxnetlucvdzp5v0zpe">
+            <w:hyperlink w:history="1" r:id="rIdan6aui0gync9jnurwjnla">
               <w:r>
                 <w:rPr>
                   <w:rFonts w:ascii="Arial" w:cs="Arial" w:eastAsia="Arial" w:hAnsi="Arial"/>
@@ -3840,7 +3840,7 @@
                   <w:szCs w:val="16"/>
                   <w:u w:val="single" w:color="2E75B6"/>
                 </w:rPr>
-                <w:t xml:space="preserve">Converting a fraction to a repeating decimal</w:t>
+                <w:t xml:space="preserve">Infinite geometric series word problem: repeating decimal</w:t>
               </w:r>
             </w:hyperlink>
           </w:p>
@@ -3864,7 +3864,7 @@
               <w:spacing w:after="10" w:before="0"/>
               <w:ind w:left="120"/>
             </w:pPr>
-            <w:hyperlink w:history="1" r:id="rIdubbs48yweaxowwriwhw6x">
+            <w:hyperlink w:history="1" r:id="rId-mj-mbu3fstu7dff63sbw">
               <w:r>
                 <w:rPr>
                   <w:rFonts w:ascii="Arial" w:cs="Arial" w:eastAsia="Arial" w:hAnsi="Arial"/>
@@ -3902,14 +3902,14 @@
                 <w:sz w:val="16"/>
                 <w:szCs w:val="16"/>
               </w:rPr>
-              <w:t xml:space="preserve">📖 HTML:</w:t>
+              <w:t xml:space="preserve">📖 EXERCISE:</w:t>
             </w:r>
           </w:p>
           <w:p>
             <w:pPr>
               <w:spacing w:after="20" w:before="0"/>
             </w:pPr>
-            <w:hyperlink w:history="1" r:id="rIdznwlgg1vh6vkke6tqwjjm">
+            <w:hyperlink w:history="1" r:id="rIdfjecmbklbaultpi3shv4-">
               <w:r>
                 <w:rPr>
                   <w:rFonts w:ascii="Arial" w:cs="Arial" w:eastAsia="Arial" w:hAnsi="Arial"/>
@@ -3918,7 +3918,7 @@
                   <w:szCs w:val="16"/>
                   <w:u w:val="single" w:color="2E75B6"/>
                 </w:rPr>
-                <w:t xml:space="preserve">Real Number Line Graphs (Flexbook)</w:t>
+                <w:t xml:space="preserve">Classify numbers: rational &amp; irrational</w:t>
               </w:r>
             </w:hyperlink>
           </w:p>
@@ -3934,7 +3934,7 @@
                 <w:sz w:val="14"/>
                 <w:szCs w:val="14"/>
               </w:rPr>
-              <w:t xml:space="preserve">Source: CK-12</w:t>
+              <w:t xml:space="preserve">Source: Khan Academy (English - US curriculum)</w:t>
             </w:r>
           </w:p>
           <w:p>
@@ -3942,7 +3942,7 @@
               <w:spacing w:after="10" w:before="0"/>
               <w:ind w:left="120"/>
             </w:pPr>
-            <w:hyperlink w:history="1" r:id="rIdbjnvipjidfjtrroyckm8r">
+            <w:hyperlink w:history="1" r:id="rId_nqhr_xlnvc-tje1y_rag">
               <w:r>
                 <w:rPr>
                   <w:rFonts w:ascii="Arial" w:cs="Arial" w:eastAsia="Arial" w:hAnsi="Arial"/>
@@ -4137,7 +4137,7 @@
             <w:pPr>
               <w:spacing w:after="20" w:before="0"/>
             </w:pPr>
-            <w:hyperlink w:history="1" r:id="rIdo9p0pngohqvxkezroajdv">
+            <w:hyperlink w:history="1" r:id="rId2_e-izmnqo-ijn1u4ftzu">
               <w:r>
                 <w:rPr>
                   <w:rFonts w:ascii="Arial" w:cs="Arial" w:eastAsia="Arial" w:hAnsi="Arial"/>
@@ -4146,7 +4146,7 @@
                   <w:szCs w:val="16"/>
                   <w:u w:val="single" w:color="2E75B6"/>
                 </w:rPr>
-                <w:t xml:space="preserve">Converting a fraction to a repeating decimal</w:t>
+                <w:t xml:space="preserve">Writing a number as a fraction and decimal</w:t>
               </w:r>
             </w:hyperlink>
           </w:p>
@@ -4170,7 +4170,7 @@
               <w:spacing w:after="10" w:before="0"/>
               <w:ind w:left="120"/>
             </w:pPr>
-            <w:hyperlink w:history="1" r:id="rIdjrcxnejql-4dakmfysavi">
+            <w:hyperlink w:history="1" r:id="rId2kjpska5ca2204dr_twgj">
               <w:r>
                 <w:rPr>
                   <w:rFonts w:ascii="Arial" w:cs="Arial" w:eastAsia="Arial" w:hAnsi="Arial"/>
@@ -4208,14 +4208,14 @@
                 <w:sz w:val="16"/>
                 <w:szCs w:val="16"/>
               </w:rPr>
-              <w:t xml:space="preserve">📖 HTML:</w:t>
+              <w:t xml:space="preserve">📖 EXERCISE:</w:t>
             </w:r>
           </w:p>
           <w:p>
             <w:pPr>
               <w:spacing w:after="20" w:before="0"/>
             </w:pPr>
-            <w:hyperlink w:history="1" r:id="rId_maemuc1o0p2fabrdlplf">
+            <w:hyperlink w:history="1" r:id="rIdthwhqov2gwrcgzpdfi_wk">
               <w:r>
                 <w:rPr>
                   <w:rFonts w:ascii="Arial" w:cs="Arial" w:eastAsia="Arial" w:hAnsi="Arial"/>
@@ -4224,7 +4224,7 @@
                   <w:szCs w:val="16"/>
                   <w:u w:val="single" w:color="2E75B6"/>
                 </w:rPr>
-                <w:t xml:space="preserve">Real Number Line Graphs (Flexbook)</w:t>
+                <w:t xml:space="preserve">Write common decimals as fractions</w:t>
               </w:r>
             </w:hyperlink>
           </w:p>
@@ -4240,7 +4240,7 @@
                 <w:sz w:val="14"/>
                 <w:szCs w:val="14"/>
               </w:rPr>
-              <w:t xml:space="preserve">Source: CK-12</w:t>
+              <w:t xml:space="preserve">Source: Khan Academy (English - US curriculum)</w:t>
             </w:r>
           </w:p>
           <w:p>
@@ -4248,7 +4248,7 @@
               <w:spacing w:after="10" w:before="0"/>
               <w:ind w:left="120"/>
             </w:pPr>
-            <w:hyperlink w:history="1" r:id="rIdnykannuyt0mpy90jw7ybk">
+            <w:hyperlink w:history="1" r:id="rId1scg6ybf17ilc1g8dju8_">
               <w:r>
                 <w:rPr>
                   <w:rFonts w:ascii="Arial" w:cs="Arial" w:eastAsia="Arial" w:hAnsi="Arial"/>
@@ -4443,7 +4443,7 @@
             <w:pPr>
               <w:spacing w:after="20" w:before="0"/>
             </w:pPr>
-            <w:hyperlink w:history="1" r:id="rIdl7gwvirr59wfrkwwhqtab">
+            <w:hyperlink w:history="1" r:id="rIdrj96exhcr8xujdwfwkele">
               <w:r>
                 <w:rPr>
                   <w:rFonts w:ascii="Arial" w:cs="Arial" w:eastAsia="Arial" w:hAnsi="Arial"/>
@@ -4452,7 +4452,7 @@
                   <w:szCs w:val="16"/>
                   <w:u w:val="single" w:color="2E75B6"/>
                 </w:rPr>
-                <w:t xml:space="preserve">Converting a fraction to a repeating decimal</w:t>
+                <w:t xml:space="preserve">Dividing a decimal by a whole number with fraction models</w:t>
               </w:r>
             </w:hyperlink>
           </w:p>
@@ -4476,7 +4476,7 @@
               <w:spacing w:after="10" w:before="0"/>
               <w:ind w:left="120"/>
             </w:pPr>
-            <w:hyperlink w:history="1" r:id="rId-ycepjdmvf7m-thf6m0vu">
+            <w:hyperlink w:history="1" r:id="rIde80xkqpsfe_amr5uhnuvs">
               <w:r>
                 <w:rPr>
                   <w:rFonts w:ascii="Arial" w:cs="Arial" w:eastAsia="Arial" w:hAnsi="Arial"/>
@@ -4514,14 +4514,14 @@
                 <w:sz w:val="16"/>
                 <w:szCs w:val="16"/>
               </w:rPr>
-              <w:t xml:space="preserve">📖 HTML:</w:t>
+              <w:t xml:space="preserve">📖 EXERCISE:</w:t>
             </w:r>
           </w:p>
           <w:p>
             <w:pPr>
               <w:spacing w:after="20" w:before="0"/>
             </w:pPr>
-            <w:hyperlink w:history="1" r:id="rIdf4res7sei5o_xogynkc0f">
+            <w:hyperlink w:history="1" r:id="rIdpqkeq3qs0k7gvbreybmv8">
               <w:r>
                 <w:rPr>
                   <w:rFonts w:ascii="Arial" w:cs="Arial" w:eastAsia="Arial" w:hAnsi="Arial"/>
@@ -4530,7 +4530,7 @@
                   <w:szCs w:val="16"/>
                   <w:u w:val="single" w:color="2E75B6"/>
                 </w:rPr>
-                <w:t xml:space="preserve">Real Number Line Graphs (Flexbook)</w:t>
+                <w:t xml:space="preserve">Rational number word problems</w:t>
               </w:r>
             </w:hyperlink>
           </w:p>
@@ -4546,7 +4546,7 @@
                 <w:sz w:val="14"/>
                 <w:szCs w:val="14"/>
               </w:rPr>
-              <w:t xml:space="preserve">Source: CK-12</w:t>
+              <w:t xml:space="preserve">Source: Khan Academy (English - US curriculum)</w:t>
             </w:r>
           </w:p>
           <w:p>
@@ -4554,7 +4554,7 @@
               <w:spacing w:after="10" w:before="0"/>
               <w:ind w:left="120"/>
             </w:pPr>
-            <w:hyperlink w:history="1" r:id="rIdqtmlm9swl6-ofijjhmocg">
+            <w:hyperlink w:history="1" r:id="rId-bequbfu_yw5gs6fk1t9p">
               <w:r>
                 <w:rPr>
                   <w:rFonts w:ascii="Arial" w:cs="Arial" w:eastAsia="Arial" w:hAnsi="Arial"/>
@@ -6155,7 +6155,7 @@
             <w:pPr>
               <w:spacing w:after="20" w:before="0"/>
             </w:pPr>
-            <w:hyperlink w:history="1" r:id="rIdb6hwdm5rzolwuvj8gapfi">
+            <w:hyperlink w:history="1" r:id="rIdhyjh0lqbxjdloadqqcfqa">
               <w:r>
                 <w:rPr>
                   <w:rFonts w:ascii="Arial" w:cs="Arial" w:eastAsia="Arial" w:hAnsi="Arial"/>
@@ -6164,7 +6164,7 @@
                   <w:szCs w:val="16"/>
                   <w:u w:val="single" w:color="2E75B6"/>
                 </w:rPr>
-                <w:t xml:space="preserve">Fractions on a number line</w:t>
+                <w:t xml:space="preserve">Prime numbers</w:t>
               </w:r>
             </w:hyperlink>
           </w:p>
@@ -6188,7 +6188,7 @@
               <w:spacing w:after="10" w:before="0"/>
               <w:ind w:left="120"/>
             </w:pPr>
-            <w:hyperlink w:history="1" r:id="rId816jyntrx2-s7zgfygkal">
+            <w:hyperlink w:history="1" r:id="rIdcy_nsjxd0lbwwsuz-pc_1">
               <w:r>
                 <w:rPr>
                   <w:rFonts w:ascii="Arial" w:cs="Arial" w:eastAsia="Arial" w:hAnsi="Arial"/>
@@ -6226,14 +6226,14 @@
                 <w:sz w:val="16"/>
                 <w:szCs w:val="16"/>
               </w:rPr>
-              <w:t xml:space="preserve">📖 HTML:</w:t>
+              <w:t xml:space="preserve">📖 EXERCISE:</w:t>
             </w:r>
           </w:p>
           <w:p>
             <w:pPr>
               <w:spacing w:after="20" w:before="0"/>
             </w:pPr>
-            <w:hyperlink w:history="1" r:id="rIdot_e-mhdorgq1vyj3yhui">
+            <w:hyperlink w:history="1" r:id="rIda4cpdm45el0gke6ygrle_">
               <w:r>
                 <w:rPr>
                   <w:rFonts w:ascii="Arial" w:cs="Arial" w:eastAsia="Arial" w:hAnsi="Arial"/>
@@ -6242,7 +6242,7 @@
                   <w:szCs w:val="16"/>
                   <w:u w:val="single" w:color="2E75B6"/>
                 </w:rPr>
-                <w:t xml:space="preserve">Real Number Line Graphs (Flexbook)</w:t>
+                <w:t xml:space="preserve">Understand even and odd numbers visually</w:t>
               </w:r>
             </w:hyperlink>
           </w:p>
@@ -6258,7 +6258,7 @@
                 <w:sz w:val="14"/>
                 <w:szCs w:val="14"/>
               </w:rPr>
-              <w:t xml:space="preserve">Source: CK-12</w:t>
+              <w:t xml:space="preserve">Source: Khan Academy (English - US curriculum)</w:t>
             </w:r>
           </w:p>
           <w:p>
@@ -6266,7 +6266,7 @@
               <w:spacing w:after="10" w:before="0"/>
               <w:ind w:left="120"/>
             </w:pPr>
-            <w:hyperlink w:history="1" r:id="rIdp44-v1rgx_dxivmziqaey">
+            <w:hyperlink w:history="1" r:id="rIdr-aosqo4hpnwanazaieua">
               <w:r>
                 <w:rPr>
                   <w:rFonts w:ascii="Arial" w:cs="Arial" w:eastAsia="Arial" w:hAnsi="Arial"/>
@@ -6461,7 +6461,7 @@
             <w:pPr>
               <w:spacing w:after="20" w:before="0"/>
             </w:pPr>
-            <w:hyperlink w:history="1" r:id="rIdcgrkxetrssckb1tscmbky">
+            <w:hyperlink w:history="1" r:id="rId_eys-jaywegkbnvndfyft">
               <w:r>
                 <w:rPr>
                   <w:rFonts w:ascii="Arial" w:cs="Arial" w:eastAsia="Arial" w:hAnsi="Arial"/>
@@ -6470,7 +6470,7 @@
                   <w:szCs w:val="16"/>
                   <w:u w:val="single" w:color="2E75B6"/>
                 </w:rPr>
-                <w:t xml:space="preserve">Fractions on a number line</w:t>
+                <w:t xml:space="preserve">Intro to even and odd numbers</w:t>
               </w:r>
             </w:hyperlink>
           </w:p>
@@ -6494,7 +6494,7 @@
               <w:spacing w:after="10" w:before="0"/>
               <w:ind w:left="120"/>
             </w:pPr>
-            <w:hyperlink w:history="1" r:id="rIdmrdwsn9rv0sy9gfdum57r">
+            <w:hyperlink w:history="1" r:id="rId3mj3stzk1udnmhmo6ek5e">
               <w:r>
                 <w:rPr>
                   <w:rFonts w:ascii="Arial" w:cs="Arial" w:eastAsia="Arial" w:hAnsi="Arial"/>
@@ -6532,14 +6532,14 @@
                 <w:sz w:val="16"/>
                 <w:szCs w:val="16"/>
               </w:rPr>
-              <w:t xml:space="preserve">📖 HTML:</w:t>
+              <w:t xml:space="preserve">📖 EXERCISE:</w:t>
             </w:r>
           </w:p>
           <w:p>
             <w:pPr>
               <w:spacing w:after="20" w:before="0"/>
             </w:pPr>
-            <w:hyperlink w:history="1" r:id="rIdyxc_43ktocres9zb_bmgx">
+            <w:hyperlink w:history="1" r:id="rIdyqweztibbjd5z-hbi4as3">
               <w:r>
                 <w:rPr>
                   <w:rFonts w:ascii="Arial" w:cs="Arial" w:eastAsia="Arial" w:hAnsi="Arial"/>
@@ -6548,7 +6548,7 @@
                   <w:szCs w:val="16"/>
                   <w:u w:val="single" w:color="2E75B6"/>
                 </w:rPr>
-                <w:t xml:space="preserve">Real Number Line Graphs (Flexbook)</w:t>
+                <w:t xml:space="preserve">Patterns with even and odd</w:t>
               </w:r>
             </w:hyperlink>
           </w:p>
@@ -6564,7 +6564,7 @@
                 <w:sz w:val="14"/>
                 <w:szCs w:val="14"/>
               </w:rPr>
-              <w:t xml:space="preserve">Source: CK-12</w:t>
+              <w:t xml:space="preserve">Source: Khan Academy (English - US curriculum)</w:t>
             </w:r>
           </w:p>
           <w:p>
@@ -6572,7 +6572,7 @@
               <w:spacing w:after="10" w:before="0"/>
               <w:ind w:left="120"/>
             </w:pPr>
-            <w:hyperlink w:history="1" r:id="rIdxh4_q85ikr9q2xyohgtg9">
+            <w:hyperlink w:history="1" r:id="rIdti-ze_xr0sxgmo99k9jpg">
               <w:r>
                 <w:rPr>
                   <w:rFonts w:ascii="Arial" w:cs="Arial" w:eastAsia="Arial" w:hAnsi="Arial"/>
@@ -6767,7 +6767,7 @@
             <w:pPr>
               <w:spacing w:after="20" w:before="0"/>
             </w:pPr>
-            <w:hyperlink w:history="1" r:id="rIdtwqp5ggbhmi1xbukkwv7_">
+            <w:hyperlink w:history="1" r:id="rId3uoimb0aahla0o-r21z62">
               <w:r>
                 <w:rPr>
                   <w:rFonts w:ascii="Arial" w:cs="Arial" w:eastAsia="Arial" w:hAnsi="Arial"/>
@@ -6776,7 +6776,7 @@
                   <w:szCs w:val="16"/>
                   <w:u w:val="single" w:color="2E75B6"/>
                 </w:rPr>
-                <w:t xml:space="preserve">Fractions on a number line</w:t>
+                <w:t xml:space="preserve">Forming Largest and Smallest Numbers (Includes Even and Odd)</w:t>
               </w:r>
             </w:hyperlink>
           </w:p>
@@ -6792,7 +6792,7 @@
                 <w:sz w:val="14"/>
                 <w:szCs w:val="14"/>
               </w:rPr>
-              <w:t xml:space="preserve">Source: Khan Academy (English - US curriculum)</w:t>
+              <w:t xml:space="preserve">Source: CK-12</w:t>
             </w:r>
           </w:p>
           <w:p>
@@ -6800,7 +6800,7 @@
               <w:spacing w:after="10" w:before="0"/>
               <w:ind w:left="120"/>
             </w:pPr>
-            <w:hyperlink w:history="1" r:id="rIdzw_4ydcrmym3alvnap8hk">
+            <w:hyperlink w:history="1" r:id="rIdk7hhgxxojbrtepqz_krfc">
               <w:r>
                 <w:rPr>
                   <w:rFonts w:ascii="Arial" w:cs="Arial" w:eastAsia="Arial" w:hAnsi="Arial"/>
@@ -6845,7 +6845,7 @@
             <w:pPr>
               <w:spacing w:after="20" w:before="0"/>
             </w:pPr>
-            <w:hyperlink w:history="1" r:id="rIdqrk4ij-s3bworxhm6yis9">
+            <w:hyperlink w:history="1" r:id="rIdp2dcknjlwmsdssnf7tq6t">
               <w:r>
                 <w:rPr>
                   <w:rFonts w:ascii="Arial" w:cs="Arial" w:eastAsia="Arial" w:hAnsi="Arial"/>
@@ -6854,7 +6854,7 @@
                   <w:szCs w:val="16"/>
                   <w:u w:val="single" w:color="2E75B6"/>
                 </w:rPr>
-                <w:t xml:space="preserve">Real Number Line Graphs (Flexbook)</w:t>
+                <w:t xml:space="preserve">Prime and Composite Numbers (Flexbook)</w:t>
               </w:r>
             </w:hyperlink>
           </w:p>
@@ -6878,7 +6878,7 @@
               <w:spacing w:after="10" w:before="0"/>
               <w:ind w:left="120"/>
             </w:pPr>
-            <w:hyperlink w:history="1" r:id="rIdjn3af6py1tscfwol9rstf">
+            <w:hyperlink w:history="1" r:id="rIdxbbicznbfgbs27zd-bbvn">
               <w:r>
                 <w:rPr>
                   <w:rFonts w:ascii="Arial" w:cs="Arial" w:eastAsia="Arial" w:hAnsi="Arial"/>
@@ -7073,7 +7073,7 @@
             <w:pPr>
               <w:spacing w:after="20" w:before="0"/>
             </w:pPr>
-            <w:hyperlink w:history="1" r:id="rIdjlrccmzaplftodrv2su7m">
+            <w:hyperlink w:history="1" r:id="rId3gxj2g0dhftmew0vexb5y">
               <w:r>
                 <w:rPr>
                   <w:rFonts w:ascii="Arial" w:cs="Arial" w:eastAsia="Arial" w:hAnsi="Arial"/>
@@ -7082,7 +7082,7 @@
                   <w:szCs w:val="16"/>
                   <w:u w:val="single" w:color="2E75B6"/>
                 </w:rPr>
-                <w:t xml:space="preserve">Fractions on a number line</w:t>
+                <w:t xml:space="preserve">Forming the Largest or Smallest Possible Number (Includes Even and Odd)</w:t>
               </w:r>
             </w:hyperlink>
           </w:p>
@@ -7098,7 +7098,7 @@
                 <w:sz w:val="14"/>
                 <w:szCs w:val="14"/>
               </w:rPr>
-              <w:t xml:space="preserve">Source: Khan Academy (English - US curriculum)</w:t>
+              <w:t xml:space="preserve">Source: CK-12</w:t>
             </w:r>
           </w:p>
           <w:p>
@@ -7106,7 +7106,7 @@
               <w:spacing w:after="10" w:before="0"/>
               <w:ind w:left="120"/>
             </w:pPr>
-            <w:hyperlink w:history="1" r:id="rIdjw5vt7dxmt2rguwdku210">
+            <w:hyperlink w:history="1" r:id="rIdqn9aqu0ol5vbwjt1kmlqp">
               <w:r>
                 <w:rPr>
                   <w:rFonts w:ascii="Arial" w:cs="Arial" w:eastAsia="Arial" w:hAnsi="Arial"/>
@@ -7144,14 +7144,14 @@
                 <w:sz w:val="16"/>
                 <w:szCs w:val="16"/>
               </w:rPr>
-              <w:t xml:space="preserve">📖 HTML:</w:t>
+              <w:t xml:space="preserve">📖 EXERCISE:</w:t>
             </w:r>
           </w:p>
           <w:p>
             <w:pPr>
               <w:spacing w:after="20" w:before="0"/>
             </w:pPr>
-            <w:hyperlink w:history="1" r:id="rIdhl-ner35mtbgg_zubctux">
+            <w:hyperlink w:history="1" r:id="rIdkdx-oi0pbhdddobs0vgzi">
               <w:r>
                 <w:rPr>
                   <w:rFonts w:ascii="Arial" w:cs="Arial" w:eastAsia="Arial" w:hAnsi="Arial"/>
@@ -7160,7 +7160,7 @@
                   <w:szCs w:val="16"/>
                   <w:u w:val="single" w:color="2E75B6"/>
                 </w:rPr>
-                <w:t xml:space="preserve">Real Number Line Graphs (Flexbook)</w:t>
+                <w:t xml:space="preserve">Prime and Composite Numbers Practice</w:t>
               </w:r>
             </w:hyperlink>
           </w:p>
@@ -7184,7 +7184,7 @@
               <w:spacing w:after="10" w:before="0"/>
               <w:ind w:left="120"/>
             </w:pPr>
-            <w:hyperlink w:history="1" r:id="rIdnlbfpvc5b4orgurt9akno">
+            <w:hyperlink w:history="1" r:id="rIdunhpavd42by37ao86zzik">
               <w:r>
                 <w:rPr>
                   <w:rFonts w:ascii="Arial" w:cs="Arial" w:eastAsia="Arial" w:hAnsi="Arial"/>
@@ -7379,7 +7379,7 @@
             <w:pPr>
               <w:spacing w:after="20" w:before="0"/>
             </w:pPr>
-            <w:hyperlink w:history="1" r:id="rIdg5x1neii_chcjb1lh5s2g">
+            <w:hyperlink w:history="1" r:id="rIdygfntq9qllg7trxuzpuiv">
               <w:r>
                 <w:rPr>
                   <w:rFonts w:ascii="Arial" w:cs="Arial" w:eastAsia="Arial" w:hAnsi="Arial"/>
@@ -7388,7 +7388,7 @@
                   <w:szCs w:val="16"/>
                   <w:u w:val="single" w:color="2E75B6"/>
                 </w:rPr>
-                <w:t xml:space="preserve">Fractions on a number line</w:t>
+                <w:t xml:space="preserve">Identifying Prime or Composite Numbers</w:t>
               </w:r>
             </w:hyperlink>
           </w:p>
@@ -7404,7 +7404,7 @@
                 <w:sz w:val="14"/>
                 <w:szCs w:val="14"/>
               </w:rPr>
-              <w:t xml:space="preserve">Source: Khan Academy (English - US curriculum)</w:t>
+              <w:t xml:space="preserve">Source: CK-12</w:t>
             </w:r>
           </w:p>
           <w:p>
@@ -7412,7 +7412,7 @@
               <w:spacing w:after="10" w:before="0"/>
               <w:ind w:left="120"/>
             </w:pPr>
-            <w:hyperlink w:history="1" r:id="rIdcjeygcuzl63fsl0kfjl37">
+            <w:hyperlink w:history="1" r:id="rIdjuq7i2g8hnuv6qdctmarm">
               <w:r>
                 <w:rPr>
                   <w:rFonts w:ascii="Arial" w:cs="Arial" w:eastAsia="Arial" w:hAnsi="Arial"/>
@@ -7457,7 +7457,7 @@
             <w:pPr>
               <w:spacing w:after="20" w:before="0"/>
             </w:pPr>
-            <w:hyperlink w:history="1" r:id="rIdvh8j5n32adyvrto_fhbbf">
+            <w:hyperlink w:history="1" r:id="rIdmvrsv2scfxnetnxu2vamh">
               <w:r>
                 <w:rPr>
                   <w:rFonts w:ascii="Arial" w:cs="Arial" w:eastAsia="Arial" w:hAnsi="Arial"/>
@@ -7466,7 +7466,7 @@
                   <w:szCs w:val="16"/>
                   <w:u w:val="single" w:color="2E75B6"/>
                 </w:rPr>
-                <w:t xml:space="preserve">Real Number Line Graphs (Flexbook)</w:t>
+                <w:t xml:space="preserve">Prime and Composite Numbers (PLIX)</w:t>
               </w:r>
             </w:hyperlink>
           </w:p>
@@ -7490,7 +7490,7 @@
               <w:spacing w:after="10" w:before="0"/>
               <w:ind w:left="120"/>
             </w:pPr>
-            <w:hyperlink w:history="1" r:id="rId9rdr_ucgsaqengt-hpuu1">
+            <w:hyperlink w:history="1" r:id="rIdtsungxfwxesvqjg9dfllb">
               <w:r>
                 <w:rPr>
                   <w:rFonts w:ascii="Arial" w:cs="Arial" w:eastAsia="Arial" w:hAnsi="Arial"/>
@@ -8977,7 +8977,7 @@
             <w:pPr>
               <w:spacing w:after="20" w:before="0"/>
             </w:pPr>
-            <w:hyperlink w:history="1" r:id="rIdg_e_g_ixoylptsyhzn3do">
+            <w:hyperlink w:history="1" r:id="rId-peazek4h9fh1cvjmcene">
               <w:r>
                 <w:rPr>
                   <w:rFonts w:ascii="Arial" w:cs="Arial" w:eastAsia="Arial" w:hAnsi="Arial"/>
@@ -8986,7 +8986,7 @@
                   <w:szCs w:val="16"/>
                   <w:u w:val="single" w:color="2E75B6"/>
                 </w:rPr>
-                <w:t xml:space="preserve">Finding the Reciprocal of Fractions</w:t>
+                <w:t xml:space="preserve">Worked example: classifying numbers</w:t>
               </w:r>
             </w:hyperlink>
           </w:p>
@@ -9002,7 +9002,7 @@
                 <w:sz w:val="14"/>
                 <w:szCs w:val="14"/>
               </w:rPr>
-              <w:t xml:space="preserve">Source: CK-12</w:t>
+              <w:t xml:space="preserve">Source: Khan Academy (English - US curriculum)</w:t>
             </w:r>
           </w:p>
           <w:p>
@@ -9010,7 +9010,7 @@
               <w:spacing w:after="10" w:before="0"/>
               <w:ind w:left="120"/>
             </w:pPr>
-            <w:hyperlink w:history="1" r:id="rIdddvxdzzlhwi9ythcsj9lx">
+            <w:hyperlink w:history="1" r:id="rIdmhbqsuvd7qflgq_nenhsr">
               <w:r>
                 <w:rPr>
                   <w:rFonts w:ascii="Arial" w:cs="Arial" w:eastAsia="Arial" w:hAnsi="Arial"/>
@@ -9055,7 +9055,7 @@
             <w:pPr>
               <w:spacing w:after="20" w:before="0"/>
             </w:pPr>
-            <w:hyperlink w:history="1" r:id="rId5u7yef7u_leane9akbfwz">
+            <w:hyperlink w:history="1" r:id="rIdeegfi2ztqpbotctqpitw4">
               <w:r>
                 <w:rPr>
                   <w:rFonts w:ascii="Arial" w:cs="Arial" w:eastAsia="Arial" w:hAnsi="Arial"/>
@@ -9064,7 +9064,7 @@
                   <w:szCs w:val="16"/>
                   <w:u w:val="single" w:color="2E75B6"/>
                 </w:rPr>
-                <w:t xml:space="preserve">Identification and Writing of Reciprocal Fractions (Flexbook)</w:t>
+                <w:t xml:space="preserve">Properties of Rational Numbers versus Irrational Numbers (Flexbook)</w:t>
               </w:r>
             </w:hyperlink>
           </w:p>
@@ -9088,7 +9088,7 @@
               <w:spacing w:after="10" w:before="0"/>
               <w:ind w:left="120"/>
             </w:pPr>
-            <w:hyperlink w:history="1" r:id="rIdrvv1eycjj7-jgvllgj1lq">
+            <w:hyperlink w:history="1" r:id="rIdskgvjgvqfaci3bas28l1e">
               <w:r>
                 <w:rPr>
                   <w:rFonts w:ascii="Arial" w:cs="Arial" w:eastAsia="Arial" w:hAnsi="Arial"/>
@@ -9283,7 +9283,7 @@
             <w:pPr>
               <w:spacing w:after="20" w:before="0"/>
             </w:pPr>
-            <w:hyperlink w:history="1" r:id="rId9uunpxjyvjjrhg9svdf0l">
+            <w:hyperlink w:history="1" r:id="rIdwgtuli7dca9amq6swfe6j">
               <w:r>
                 <w:rPr>
                   <w:rFonts w:ascii="Arial" w:cs="Arial" w:eastAsia="Arial" w:hAnsi="Arial"/>
@@ -9292,7 +9292,7 @@
                   <w:szCs w:val="16"/>
                   <w:u w:val="single" w:color="2E75B6"/>
                 </w:rPr>
-                <w:t xml:space="preserve">Finding the Reciprocal of Fractions</w:t>
+                <w:t xml:space="preserve">Proof: there's an irrational number between any two rational numbers</w:t>
               </w:r>
             </w:hyperlink>
           </w:p>
@@ -9308,7 +9308,7 @@
                 <w:sz w:val="14"/>
                 <w:szCs w:val="14"/>
               </w:rPr>
-              <w:t xml:space="preserve">Source: CK-12</w:t>
+              <w:t xml:space="preserve">Source: Khan Academy (English - US curriculum)</w:t>
             </w:r>
           </w:p>
           <w:p>
@@ -9316,7 +9316,7 @@
               <w:spacing w:after="10" w:before="0"/>
               <w:ind w:left="120"/>
             </w:pPr>
-            <w:hyperlink w:history="1" r:id="rIduikulkzrrfvlc61gkkrwo">
+            <w:hyperlink w:history="1" r:id="rIdbmcs73w6kby2nl4bxrd4k">
               <w:r>
                 <w:rPr>
                   <w:rFonts w:ascii="Arial" w:cs="Arial" w:eastAsia="Arial" w:hAnsi="Arial"/>
@@ -9354,14 +9354,14 @@
                 <w:sz w:val="16"/>
                 <w:szCs w:val="16"/>
               </w:rPr>
-              <w:t xml:space="preserve">📖 HTML:</w:t>
+              <w:t xml:space="preserve">📖 EXERCISE:</w:t>
             </w:r>
           </w:p>
           <w:p>
             <w:pPr>
               <w:spacing w:after="20" w:before="0"/>
             </w:pPr>
-            <w:hyperlink w:history="1" r:id="rIdugg88ej9jodwef8muhmr4">
+            <w:hyperlink w:history="1" r:id="rIdm7zkue9mijvfpyogiwnez">
               <w:r>
                 <w:rPr>
                   <w:rFonts w:ascii="Arial" w:cs="Arial" w:eastAsia="Arial" w:hAnsi="Arial"/>
@@ -9370,7 +9370,7 @@
                   <w:szCs w:val="16"/>
                   <w:u w:val="single" w:color="2E75B6"/>
                 </w:rPr>
-                <w:t xml:space="preserve">Identification and Writing of Reciprocal Fractions (Flexbook)</w:t>
+                <w:t xml:space="preserve">Properties of Rational Numbers versus Irrational Numbers Practice</w:t>
               </w:r>
             </w:hyperlink>
           </w:p>
@@ -9394,7 +9394,7 @@
               <w:spacing w:after="10" w:before="0"/>
               <w:ind w:left="120"/>
             </w:pPr>
-            <w:hyperlink w:history="1" r:id="rIdawu_8kksrvzrd9weimftd">
+            <w:hyperlink w:history="1" r:id="rIdktdbyul5aciuqetefgsy-">
               <w:r>
                 <w:rPr>
                   <w:rFonts w:ascii="Arial" w:cs="Arial" w:eastAsia="Arial" w:hAnsi="Arial"/>
@@ -9589,7 +9589,7 @@
             <w:pPr>
               <w:spacing w:after="20" w:before="0"/>
             </w:pPr>
-            <w:hyperlink w:history="1" r:id="rIdipthbgd8t7nyhtmw3rbli">
+            <w:hyperlink w:history="1" r:id="rIddpnq8gsgrb13drddkgjkv">
               <w:r>
                 <w:rPr>
                   <w:rFonts w:ascii="Arial" w:cs="Arial" w:eastAsia="Arial" w:hAnsi="Arial"/>
@@ -9598,7 +9598,7 @@
                   <w:szCs w:val="16"/>
                   <w:u w:val="single" w:color="2E75B6"/>
                 </w:rPr>
-                <w:t xml:space="preserve">Finding the Reciprocal of Fractions</w:t>
+                <w:t xml:space="preserve">Intro to rational &amp; irrational numbers</w:t>
               </w:r>
             </w:hyperlink>
           </w:p>
@@ -9614,7 +9614,7 @@
                 <w:sz w:val="14"/>
                 <w:szCs w:val="14"/>
               </w:rPr>
-              <w:t xml:space="preserve">Source: CK-12</w:t>
+              <w:t xml:space="preserve">Source: Khan Academy (English - US curriculum)</w:t>
             </w:r>
           </w:p>
           <w:p>
@@ -9622,7 +9622,7 @@
               <w:spacing w:after="10" w:before="0"/>
               <w:ind w:left="120"/>
             </w:pPr>
-            <w:hyperlink w:history="1" r:id="rIdwt_couwgzzkavrz5zmz9s">
+            <w:hyperlink w:history="1" r:id="rIdz5annezw6ixw4aaskuo5m">
               <w:r>
                 <w:rPr>
                   <w:rFonts w:ascii="Arial" w:cs="Arial" w:eastAsia="Arial" w:hAnsi="Arial"/>
@@ -9660,14 +9660,14 @@
                 <w:sz w:val="16"/>
                 <w:szCs w:val="16"/>
               </w:rPr>
-              <w:t xml:space="preserve">📖 HTML:</w:t>
+              <w:t xml:space="preserve">📖 EXERCISE:</w:t>
             </w:r>
           </w:p>
           <w:p>
             <w:pPr>
               <w:spacing w:after="20" w:before="0"/>
             </w:pPr>
-            <w:hyperlink w:history="1" r:id="rIde8nqswx4arq4eu4pnj0xt">
+            <w:hyperlink w:history="1" r:id="rIdoennf4qikafxl6ypyj0rs">
               <w:r>
                 <w:rPr>
                   <w:rFonts w:ascii="Arial" w:cs="Arial" w:eastAsia="Arial" w:hAnsi="Arial"/>
@@ -9676,7 +9676,7 @@
                   <w:szCs w:val="16"/>
                   <w:u w:val="single" w:color="2E75B6"/>
                 </w:rPr>
-                <w:t xml:space="preserve">Identification and Writing of Reciprocal Fractions (Flexbook)</w:t>
+                <w:t xml:space="preserve">Classify numbers: rational &amp; irrational</w:t>
               </w:r>
             </w:hyperlink>
           </w:p>
@@ -9692,7 +9692,7 @@
                 <w:sz w:val="14"/>
                 <w:szCs w:val="14"/>
               </w:rPr>
-              <w:t xml:space="preserve">Source: CK-12</w:t>
+              <w:t xml:space="preserve">Source: Khan Academy (English - US curriculum)</w:t>
             </w:r>
           </w:p>
           <w:p>
@@ -9700,7 +9700,7 @@
               <w:spacing w:after="10" w:before="0"/>
               <w:ind w:left="120"/>
             </w:pPr>
-            <w:hyperlink w:history="1" r:id="rIdk4xrlaid43phzrfy7a-2u">
+            <w:hyperlink w:history="1" r:id="rIdmx5htf7evgdek6sst8s7g">
               <w:r>
                 <w:rPr>
                   <w:rFonts w:ascii="Arial" w:cs="Arial" w:eastAsia="Arial" w:hAnsi="Arial"/>
@@ -9895,7 +9895,7 @@
             <w:pPr>
               <w:spacing w:after="20" w:before="0"/>
             </w:pPr>
-            <w:hyperlink w:history="1" r:id="rId6pfycfere9gdxb3vryc_q">
+            <w:hyperlink w:history="1" r:id="rIdbzrrvln4lf0apklyh8ykw">
               <w:r>
                 <w:rPr>
                   <w:rFonts w:ascii="Arial" w:cs="Arial" w:eastAsia="Arial" w:hAnsi="Arial"/>
@@ -9904,7 +9904,7 @@
                   <w:szCs w:val="16"/>
                   <w:u w:val="single" w:color="2E75B6"/>
                 </w:rPr>
-                <w:t xml:space="preserve">Finding the Reciprocal of Fractions</w:t>
+                <w:t xml:space="preserve">Classifying numbers: rational &amp; irrational</w:t>
               </w:r>
             </w:hyperlink>
           </w:p>
@@ -9920,7 +9920,7 @@
                 <w:sz w:val="14"/>
                 <w:szCs w:val="14"/>
               </w:rPr>
-              <w:t xml:space="preserve">Source: CK-12</w:t>
+              <w:t xml:space="preserve">Source: Khan Academy (English - US curriculum)</w:t>
             </w:r>
           </w:p>
           <w:p>
@@ -9928,7 +9928,7 @@
               <w:spacing w:after="10" w:before="0"/>
               <w:ind w:left="120"/>
             </w:pPr>
-            <w:hyperlink w:history="1" r:id="rIdk91-d_vp8mlox_ygaalo0">
+            <w:hyperlink w:history="1" r:id="rIduhjj56on4zrluhwy3bruc">
               <w:r>
                 <w:rPr>
                   <w:rFonts w:ascii="Arial" w:cs="Arial" w:eastAsia="Arial" w:hAnsi="Arial"/>
@@ -9966,14 +9966,14 @@
                 <w:sz w:val="16"/>
                 <w:szCs w:val="16"/>
               </w:rPr>
-              <w:t xml:space="preserve">📖 HTML:</w:t>
+              <w:t xml:space="preserve">📖 EXERCISE:</w:t>
             </w:r>
           </w:p>
           <w:p>
             <w:pPr>
               <w:spacing w:after="20" w:before="0"/>
             </w:pPr>
-            <w:hyperlink w:history="1" r:id="rIdfmeee7skxqpkzxwzq6ntw">
+            <w:hyperlink w:history="1" r:id="rIdmn38nozxm5tzc0zaqhn-_">
               <w:r>
                 <w:rPr>
                   <w:rFonts w:ascii="Arial" w:cs="Arial" w:eastAsia="Arial" w:hAnsi="Arial"/>
@@ -9982,7 +9982,7 @@
                   <w:szCs w:val="16"/>
                   <w:u w:val="single" w:color="2E75B6"/>
                 </w:rPr>
-                <w:t xml:space="preserve">Identification and Writing of Reciprocal Fractions (Flexbook)</w:t>
+                <w:t xml:space="preserve">Comparing irrational numbers</w:t>
               </w:r>
             </w:hyperlink>
           </w:p>
@@ -9998,7 +9998,7 @@
                 <w:sz w:val="14"/>
                 <w:szCs w:val="14"/>
               </w:rPr>
-              <w:t xml:space="preserve">Source: CK-12</w:t>
+              <w:t xml:space="preserve">Source: Khan Academy (English - US curriculum)</w:t>
             </w:r>
           </w:p>
           <w:p>
@@ -10006,7 +10006,7 @@
               <w:spacing w:after="10" w:before="0"/>
               <w:ind w:left="120"/>
             </w:pPr>
-            <w:hyperlink w:history="1" r:id="rId0nlcxz4vgxgaw96nu0m2_">
+            <w:hyperlink w:history="1" r:id="rIdqkdbxecv63tfnenjbjkfq">
               <w:r>
                 <w:rPr>
                   <w:rFonts w:ascii="Arial" w:cs="Arial" w:eastAsia="Arial" w:hAnsi="Arial"/>
@@ -10201,7 +10201,7 @@
             <w:pPr>
               <w:spacing w:after="20" w:before="0"/>
             </w:pPr>
-            <w:hyperlink w:history="1" r:id="rId1mkxyfp_3_lfururodx0c">
+            <w:hyperlink w:history="1" r:id="rIdzs-pclcmqu-qp4nudjadz">
               <w:r>
                 <w:rPr>
                   <w:rFonts w:ascii="Arial" w:cs="Arial" w:eastAsia="Arial" w:hAnsi="Arial"/>
@@ -10210,7 +10210,7 @@
                   <w:szCs w:val="16"/>
                   <w:u w:val="single" w:color="2E75B6"/>
                 </w:rPr>
-                <w:t xml:space="preserve">Finding the Reciprocal of Fractions</w:t>
+                <w:t xml:space="preserve">Dividing whole numbers &amp; fractions: t-shirts</w:t>
               </w:r>
             </w:hyperlink>
           </w:p>
@@ -10226,7 +10226,7 @@
                 <w:sz w:val="14"/>
                 <w:szCs w:val="14"/>
               </w:rPr>
-              <w:t xml:space="preserve">Source: CK-12</w:t>
+              <w:t xml:space="preserve">Source: Khan Academy (English - US curriculum)</w:t>
             </w:r>
           </w:p>
           <w:p>
@@ -10234,7 +10234,7 @@
               <w:spacing w:after="10" w:before="0"/>
               <w:ind w:left="120"/>
             </w:pPr>
-            <w:hyperlink w:history="1" r:id="rIdzd5ecceqcgygecby0saam">
+            <w:hyperlink w:history="1" r:id="rIdyngbyuhswhpv3dxyeyqkk">
               <w:r>
                 <w:rPr>
                   <w:rFonts w:ascii="Arial" w:cs="Arial" w:eastAsia="Arial" w:hAnsi="Arial"/>
@@ -10272,14 +10272,14 @@
                 <w:sz w:val="16"/>
                 <w:szCs w:val="16"/>
               </w:rPr>
-              <w:t xml:space="preserve">📖 HTML:</w:t>
+              <w:t xml:space="preserve">📖 EXERCISE:</w:t>
             </w:r>
           </w:p>
           <w:p>
             <w:pPr>
               <w:spacing w:after="20" w:before="0"/>
             </w:pPr>
-            <w:hyperlink w:history="1" r:id="rIdnw5x2ecl8u3tnqyiilq0p">
+            <w:hyperlink w:history="1" r:id="rId2avzhaxakuxyeayruhkrg">
               <w:r>
                 <w:rPr>
                   <w:rFonts w:ascii="Arial" w:cs="Arial" w:eastAsia="Arial" w:hAnsi="Arial"/>
@@ -10288,7 +10288,7 @@
                   <w:szCs w:val="16"/>
                   <w:u w:val="single" w:color="2E75B6"/>
                 </w:rPr>
-                <w:t xml:space="preserve">Identification and Writing of Reciprocal Fractions (Flexbook)</w:t>
+                <w:t xml:space="preserve">Comparing irrational numbers with a calculator</w:t>
               </w:r>
             </w:hyperlink>
           </w:p>
@@ -10304,7 +10304,7 @@
                 <w:sz w:val="14"/>
                 <w:szCs w:val="14"/>
               </w:rPr>
-              <w:t xml:space="preserve">Source: CK-12</w:t>
+              <w:t xml:space="preserve">Source: Khan Academy (English - US curriculum)</w:t>
             </w:r>
           </w:p>
           <w:p>
@@ -10312,7 +10312,7 @@
               <w:spacing w:after="10" w:before="0"/>
               <w:ind w:left="120"/>
             </w:pPr>
-            <w:hyperlink w:history="1" r:id="rId4psolkrxfvx_ps8ssz1bx">
+            <w:hyperlink w:history="1" r:id="rIdwr-ypnj28tfv2lbwz0sju">
               <w:r>
                 <w:rPr>
                   <w:rFonts w:ascii="Arial" w:cs="Arial" w:eastAsia="Arial" w:hAnsi="Arial"/>
@@ -11799,7 +11799,7 @@
             <w:pPr>
               <w:spacing w:after="20" w:before="0"/>
             </w:pPr>
-            <w:hyperlink w:history="1" r:id="rId8q7422ybezzjfztrvw_rm">
+            <w:hyperlink w:history="1" r:id="rIdsbmncaboqdretzuvgknku">
               <w:r>
                 <w:rPr>
                   <w:rFonts w:ascii="Arial" w:cs="Arial" w:eastAsia="Arial" w:hAnsi="Arial"/>
@@ -11808,7 +11808,7 @@
                   <w:szCs w:val="16"/>
                   <w:u w:val="single" w:color="2E75B6"/>
                 </w:rPr>
-                <w:t xml:space="preserve">Prime numbers</w:t>
+                <w:t xml:space="preserve">Compare rational numbers using a number line</w:t>
               </w:r>
             </w:hyperlink>
           </w:p>
@@ -11832,7 +11832,7 @@
               <w:spacing w:after="10" w:before="0"/>
               <w:ind w:left="120"/>
             </w:pPr>
-            <w:hyperlink w:history="1" r:id="rIdmbyenjtyroabvbqtk3gu7">
+            <w:hyperlink w:history="1" r:id="rIdeguoxv8eax8qnrss1pfyl">
               <w:r>
                 <w:rPr>
                   <w:rFonts w:ascii="Arial" w:cs="Arial" w:eastAsia="Arial" w:hAnsi="Arial"/>
@@ -11870,14 +11870,14 @@
                 <w:sz w:val="16"/>
                 <w:szCs w:val="16"/>
               </w:rPr>
-              <w:t xml:space="preserve">📖 HTML:</w:t>
+              <w:t xml:space="preserve">📖 EXERCISE:</w:t>
             </w:r>
           </w:p>
           <w:p>
             <w:pPr>
               <w:spacing w:after="20" w:before="0"/>
             </w:pPr>
-            <w:hyperlink w:history="1" r:id="rIdisslkl-mlzq9ahc99w-tz">
+            <w:hyperlink w:history="1" r:id="rId_bhto8r6c3jeubp-hlwlq">
               <w:r>
                 <w:rPr>
                   <w:rFonts w:ascii="Arial" w:cs="Arial" w:eastAsia="Arial" w:hAnsi="Arial"/>
@@ -11886,7 +11886,7 @@
                   <w:szCs w:val="16"/>
                   <w:u w:val="single" w:color="2E75B6"/>
                 </w:rPr>
-                <w:t xml:space="preserve">Real Number Line Graphs (Flexbook)</w:t>
+                <w:t xml:space="preserve">Negative decimals on the number line</w:t>
               </w:r>
             </w:hyperlink>
           </w:p>
@@ -11902,7 +11902,7 @@
                 <w:sz w:val="14"/>
                 <w:szCs w:val="14"/>
               </w:rPr>
-              <w:t xml:space="preserve">Source: CK-12</w:t>
+              <w:t xml:space="preserve">Source: Khan Academy (English - US curriculum)</w:t>
             </w:r>
           </w:p>
           <w:p>
@@ -11910,7 +11910,7 @@
               <w:spacing w:after="10" w:before="0"/>
               <w:ind w:left="120"/>
             </w:pPr>
-            <w:hyperlink w:history="1" r:id="rIdsxqcu_gogrkuakjx8vznd">
+            <w:hyperlink w:history="1" r:id="rIdvajyqcwqy4mj1m-7cufxq">
               <w:r>
                 <w:rPr>
                   <w:rFonts w:ascii="Arial" w:cs="Arial" w:eastAsia="Arial" w:hAnsi="Arial"/>
@@ -12105,7 +12105,7 @@
             <w:pPr>
               <w:spacing w:after="20" w:before="0"/>
             </w:pPr>
-            <w:hyperlink w:history="1" r:id="rIdzo-ow0byrepchiuaaobnk">
+            <w:hyperlink w:history="1" r:id="rId46zw6pxhq49rdo5q4yplp">
               <w:r>
                 <w:rPr>
                   <w:rFonts w:ascii="Arial" w:cs="Arial" w:eastAsia="Arial" w:hAnsi="Arial"/>
@@ -12114,7 +12114,7 @@
                   <w:szCs w:val="16"/>
                   <w:u w:val="single" w:color="2E75B6"/>
                 </w:rPr>
-                <w:t xml:space="preserve">Prime numbers</w:t>
+                <w:t xml:space="preserve">Worked example: classifying numbers</w:t>
               </w:r>
             </w:hyperlink>
           </w:p>
@@ -12138,7 +12138,7 @@
               <w:spacing w:after="10" w:before="0"/>
               <w:ind w:left="120"/>
             </w:pPr>
-            <w:hyperlink w:history="1" r:id="rIdl1jdrcc4aonsmqcsgmifn">
+            <w:hyperlink w:history="1" r:id="rIdkgccvgi5o_d8pb9vve9an">
               <w:r>
                 <w:rPr>
                   <w:rFonts w:ascii="Arial" w:cs="Arial" w:eastAsia="Arial" w:hAnsi="Arial"/>
@@ -12176,14 +12176,14 @@
                 <w:sz w:val="16"/>
                 <w:szCs w:val="16"/>
               </w:rPr>
-              <w:t xml:space="preserve">📖 HTML:</w:t>
+              <w:t xml:space="preserve">📖 EXERCISE:</w:t>
             </w:r>
           </w:p>
           <w:p>
             <w:pPr>
               <w:spacing w:after="20" w:before="0"/>
             </w:pPr>
-            <w:hyperlink w:history="1" r:id="rIdvpmgypz8xgzz2vs5bli8y">
+            <w:hyperlink w:history="1" r:id="rIdhj_wo4d8abg5urpvuvojf">
               <w:r>
                 <w:rPr>
                   <w:rFonts w:ascii="Arial" w:cs="Arial" w:eastAsia="Arial" w:hAnsi="Arial"/>
@@ -12192,7 +12192,7 @@
                   <w:szCs w:val="16"/>
                   <w:u w:val="single" w:color="2E75B6"/>
                 </w:rPr>
-                <w:t xml:space="preserve">Real Number Line Graphs (Flexbook)</w:t>
+                <w:t xml:space="preserve">Write decimals and fractions shown on number lines</w:t>
               </w:r>
             </w:hyperlink>
           </w:p>
@@ -12208,7 +12208,7 @@
                 <w:sz w:val="14"/>
                 <w:szCs w:val="14"/>
               </w:rPr>
-              <w:t xml:space="preserve">Source: CK-12</w:t>
+              <w:t xml:space="preserve">Source: Khan Academy (English - US curriculum)</w:t>
             </w:r>
           </w:p>
           <w:p>
@@ -12216,7 +12216,7 @@
               <w:spacing w:after="10" w:before="0"/>
               <w:ind w:left="120"/>
             </w:pPr>
-            <w:hyperlink w:history="1" r:id="rIdd-yano7fyquyabsl2q6bw">
+            <w:hyperlink w:history="1" r:id="rIdibh_bjt5qe1vuvz94ntis">
               <w:r>
                 <w:rPr>
                   <w:rFonts w:ascii="Arial" w:cs="Arial" w:eastAsia="Arial" w:hAnsi="Arial"/>
@@ -12411,7 +12411,7 @@
             <w:pPr>
               <w:spacing w:after="20" w:before="0"/>
             </w:pPr>
-            <w:hyperlink w:history="1" r:id="rId11e4wmydpe3m1ku1rk4hv">
+            <w:hyperlink w:history="1" r:id="rIdpytyrr6k_7qdwzbnalrub">
               <w:r>
                 <w:rPr>
                   <w:rFonts w:ascii="Arial" w:cs="Arial" w:eastAsia="Arial" w:hAnsi="Arial"/>
@@ -12420,7 +12420,7 @@
                   <w:szCs w:val="16"/>
                   <w:u w:val="single" w:color="2E75B6"/>
                 </w:rPr>
-                <w:t xml:space="preserve">Prime numbers</w:t>
+                <w:t xml:space="preserve">Decimals &amp; fractions on the number line</w:t>
               </w:r>
             </w:hyperlink>
           </w:p>
@@ -12444,7 +12444,7 @@
               <w:spacing w:after="10" w:before="0"/>
               <w:ind w:left="120"/>
             </w:pPr>
-            <w:hyperlink w:history="1" r:id="rIds8xyo6bpdns-spkilm3na">
+            <w:hyperlink w:history="1" r:id="rIde1qntcjkbynrbh05q9i6g">
               <w:r>
                 <w:rPr>
                   <w:rFonts w:ascii="Arial" w:cs="Arial" w:eastAsia="Arial" w:hAnsi="Arial"/>
@@ -12482,14 +12482,14 @@
                 <w:sz w:val="16"/>
                 <w:szCs w:val="16"/>
               </w:rPr>
-              <w:t xml:space="preserve">📖 HTML:</w:t>
+              <w:t xml:space="preserve">📖 EXERCISE:</w:t>
             </w:r>
           </w:p>
           <w:p>
             <w:pPr>
               <w:spacing w:after="20" w:before="0"/>
             </w:pPr>
-            <w:hyperlink w:history="1" r:id="rId0g0vlpcfrpfgf8uwkstgj">
+            <w:hyperlink w:history="1" r:id="rIdwbpoty5b7hta8ycmsh1nm">
               <w:r>
                 <w:rPr>
                   <w:rFonts w:ascii="Arial" w:cs="Arial" w:eastAsia="Arial" w:hAnsi="Arial"/>
@@ -12498,7 +12498,7 @@
                   <w:szCs w:val="16"/>
                   <w:u w:val="single" w:color="2E75B6"/>
                 </w:rPr>
-                <w:t xml:space="preserve">Real Number Line Graphs (Flexbook)</w:t>
+                <w:t xml:space="preserve">Negative fractions on the number line</w:t>
               </w:r>
             </w:hyperlink>
           </w:p>
@@ -12514,7 +12514,7 @@
                 <w:sz w:val="14"/>
                 <w:szCs w:val="14"/>
               </w:rPr>
-              <w:t xml:space="preserve">Source: CK-12</w:t>
+              <w:t xml:space="preserve">Source: Khan Academy (English - US curriculum)</w:t>
             </w:r>
           </w:p>
           <w:p>
@@ -12522,7 +12522,7 @@
               <w:spacing w:after="10" w:before="0"/>
               <w:ind w:left="120"/>
             </w:pPr>
-            <w:hyperlink w:history="1" r:id="rIdfqfynlhfkzea2os55kpqm">
+            <w:hyperlink w:history="1" r:id="rIddim-xgt59jl1sku9bzkjs">
               <w:r>
                 <w:rPr>
                   <w:rFonts w:ascii="Arial" w:cs="Arial" w:eastAsia="Arial" w:hAnsi="Arial"/>
@@ -12717,7 +12717,7 @@
             <w:pPr>
               <w:spacing w:after="20" w:before="0"/>
             </w:pPr>
-            <w:hyperlink w:history="1" r:id="rId86wrns4ouvfvys1ncpop_">
+            <w:hyperlink w:history="1" r:id="rId6cwxts4rfv7h6bbiwdfzb">
               <w:r>
                 <w:rPr>
                   <w:rFonts w:ascii="Arial" w:cs="Arial" w:eastAsia="Arial" w:hAnsi="Arial"/>
@@ -12726,7 +12726,7 @@
                   <w:szCs w:val="16"/>
                   <w:u w:val="single" w:color="2E75B6"/>
                 </w:rPr>
-                <w:t xml:space="preserve">Prime numbers</w:t>
+                <w:t xml:space="preserve">Comparing decimal numbers on a number line</w:t>
               </w:r>
             </w:hyperlink>
           </w:p>
@@ -12750,7 +12750,7 @@
               <w:spacing w:after="10" w:before="0"/>
               <w:ind w:left="120"/>
             </w:pPr>
-            <w:hyperlink w:history="1" r:id="rIdmh34fn-wrmgtkb525stmj">
+            <w:hyperlink w:history="1" r:id="rIdk0gecqwcmpuycq3p2lhh_">
               <w:r>
                 <w:rPr>
                   <w:rFonts w:ascii="Arial" w:cs="Arial" w:eastAsia="Arial" w:hAnsi="Arial"/>
@@ -12788,14 +12788,14 @@
                 <w:sz w:val="16"/>
                 <w:szCs w:val="16"/>
               </w:rPr>
-              <w:t xml:space="preserve">📖 HTML:</w:t>
+              <w:t xml:space="preserve">📖 EXERCISE:</w:t>
             </w:r>
           </w:p>
           <w:p>
             <w:pPr>
               <w:spacing w:after="20" w:before="0"/>
             </w:pPr>
-            <w:hyperlink w:history="1" r:id="rIdloufgj4zpkbaqc7s1d9cw">
+            <w:hyperlink w:history="1" r:id="rId37k-0wgjsa5fmaxdf9r2e">
               <w:r>
                 <w:rPr>
                   <w:rFonts w:ascii="Arial" w:cs="Arial" w:eastAsia="Arial" w:hAnsi="Arial"/>
@@ -12804,7 +12804,7 @@
                   <w:szCs w:val="16"/>
                   <w:u w:val="single" w:color="2E75B6"/>
                 </w:rPr>
-                <w:t xml:space="preserve">Real Number Line Graphs (Flexbook)</w:t>
+                <w:t xml:space="preserve">Round decimals using a number line</w:t>
               </w:r>
             </w:hyperlink>
           </w:p>
@@ -12820,7 +12820,7 @@
                 <w:sz w:val="14"/>
                 <w:szCs w:val="14"/>
               </w:rPr>
-              <w:t xml:space="preserve">Source: CK-12</w:t>
+              <w:t xml:space="preserve">Source: Khan Academy (English - US curriculum)</w:t>
             </w:r>
           </w:p>
           <w:p>
@@ -12828,7 +12828,7 @@
               <w:spacing w:after="10" w:before="0"/>
               <w:ind w:left="120"/>
             </w:pPr>
-            <w:hyperlink w:history="1" r:id="rIdyc4z2itioasggcxaobuzz">
+            <w:hyperlink w:history="1" r:id="rIdacnehthujiwsrhfynqhhk">
               <w:r>
                 <w:rPr>
                   <w:rFonts w:ascii="Arial" w:cs="Arial" w:eastAsia="Arial" w:hAnsi="Arial"/>
@@ -13023,7 +13023,7 @@
             <w:pPr>
               <w:spacing w:after="20" w:before="0"/>
             </w:pPr>
-            <w:hyperlink w:history="1" r:id="rIdbejoohz4ya2nvniiiaaau">
+            <w:hyperlink w:history="1" r:id="rIdu3nmww6ufbszpwuynm2j1">
               <w:r>
                 <w:rPr>
                   <w:rFonts w:ascii="Arial" w:cs="Arial" w:eastAsia="Arial" w:hAnsi="Arial"/>
@@ -13032,7 +13032,7 @@
                   <w:szCs w:val="16"/>
                   <w:u w:val="single" w:color="2E75B6"/>
                 </w:rPr>
-                <w:t xml:space="preserve">Prime numbers</w:t>
+                <w:t xml:space="preserve">Proof: √2 is irrational</w:t>
               </w:r>
             </w:hyperlink>
           </w:p>
@@ -13056,7 +13056,7 @@
               <w:spacing w:after="10" w:before="0"/>
               <w:ind w:left="120"/>
             </w:pPr>
-            <w:hyperlink w:history="1" r:id="rIdjtv7zoizi19tfaannamjm">
+            <w:hyperlink w:history="1" r:id="rIdroez9n2kcu6ajiw6p7tm3">
               <w:r>
                 <w:rPr>
                   <w:rFonts w:ascii="Arial" w:cs="Arial" w:eastAsia="Arial" w:hAnsi="Arial"/>
@@ -13094,14 +13094,14 @@
                 <w:sz w:val="16"/>
                 <w:szCs w:val="16"/>
               </w:rPr>
-              <w:t xml:space="preserve">📖 HTML:</w:t>
+              <w:t xml:space="preserve">📖 EXERCISE:</w:t>
             </w:r>
           </w:p>
           <w:p>
             <w:pPr>
               <w:spacing w:after="20" w:before="0"/>
             </w:pPr>
-            <w:hyperlink w:history="1" r:id="rId8ry8dcireodovou_ywsw1">
+            <w:hyperlink w:history="1" r:id="rIdm2lkrtglltw8luqizb8nn">
               <w:r>
                 <w:rPr>
                   <w:rFonts w:ascii="Arial" w:cs="Arial" w:eastAsia="Arial" w:hAnsi="Arial"/>
@@ -13110,7 +13110,7 @@
                   <w:szCs w:val="16"/>
                   <w:u w:val="single" w:color="2E75B6"/>
                 </w:rPr>
-                <w:t xml:space="preserve">Real Number Line Graphs (Flexbook)</w:t>
+                <w:t xml:space="preserve">Write decimals and fractions greater than 1 shown on number lines</w:t>
               </w:r>
             </w:hyperlink>
           </w:p>
@@ -13126,7 +13126,7 @@
                 <w:sz w:val="14"/>
                 <w:szCs w:val="14"/>
               </w:rPr>
-              <w:t xml:space="preserve">Source: CK-12</w:t>
+              <w:t xml:space="preserve">Source: Khan Academy (English - US curriculum)</w:t>
             </w:r>
           </w:p>
           <w:p>
@@ -13134,7 +13134,7 @@
               <w:spacing w:after="10" w:before="0"/>
               <w:ind w:left="120"/>
             </w:pPr>
-            <w:hyperlink w:history="1" r:id="rIdlil8ffwgtwvmsnxjwxue5">
+            <w:hyperlink w:history="1" r:id="rIdhdc14v9t62pddqnupbrbv">
               <w:r>
                 <w:rPr>
                   <w:rFonts w:ascii="Arial" w:cs="Arial" w:eastAsia="Arial" w:hAnsi="Arial"/>
@@ -14621,7 +14621,7 @@
             <w:pPr>
               <w:spacing w:after="20" w:before="0"/>
             </w:pPr>
-            <w:hyperlink w:history="1" r:id="rIdpjonoms0kciquoz3j0q2w">
+            <w:hyperlink w:history="1" r:id="rIddbnrxbngwcnadvq3o-ga_">
               <w:r>
                 <w:rPr>
                   <w:rFonts w:ascii="Arial" w:cs="Arial" w:eastAsia="Arial" w:hAnsi="Arial"/>
@@ -14630,7 +14630,7 @@
                   <w:szCs w:val="16"/>
                   <w:u w:val="single" w:color="2E75B6"/>
                 </w:rPr>
-                <w:t xml:space="preserve">Finding the Reciprocal of Fractions</w:t>
+                <w:t xml:space="preserve">Dividing whole numbers &amp; fractions: t-shirts</w:t>
               </w:r>
             </w:hyperlink>
           </w:p>
@@ -14646,7 +14646,7 @@
                 <w:sz w:val="14"/>
                 <w:szCs w:val="14"/>
               </w:rPr>
-              <w:t xml:space="preserve">Source: CK-12</w:t>
+              <w:t xml:space="preserve">Source: Khan Academy (English - US curriculum)</w:t>
             </w:r>
           </w:p>
           <w:p>
@@ -14654,7 +14654,7 @@
               <w:spacing w:after="10" w:before="0"/>
               <w:ind w:left="120"/>
             </w:pPr>
-            <w:hyperlink w:history="1" r:id="rIds77jfgg0t4iqwqw_omka7">
+            <w:hyperlink w:history="1" r:id="rIddk5lo3fakarrojkbqozqh">
               <w:r>
                 <w:rPr>
                   <w:rFonts w:ascii="Arial" w:cs="Arial" w:eastAsia="Arial" w:hAnsi="Arial"/>
@@ -14699,7 +14699,7 @@
             <w:pPr>
               <w:spacing w:after="20" w:before="0"/>
             </w:pPr>
-            <w:hyperlink w:history="1" r:id="rIdwl3rbto8mwsdztjq0hq3b">
+            <w:hyperlink w:history="1" r:id="rId7peusufs1lcbks-mwj2yc">
               <w:r>
                 <w:rPr>
                   <w:rFonts w:ascii="Arial" w:cs="Arial" w:eastAsia="Arial" w:hAnsi="Arial"/>
@@ -14708,7 +14708,7 @@
                   <w:szCs w:val="16"/>
                   <w:u w:val="single" w:color="2E75B6"/>
                 </w:rPr>
-                <w:t xml:space="preserve">Identification and Writing of Reciprocal Fractions (Flexbook)</w:t>
+                <w:t xml:space="preserve">Properties of Rational Numbers versus Irrational Numbers (Flexbook)</w:t>
               </w:r>
             </w:hyperlink>
           </w:p>
@@ -14732,7 +14732,7 @@
               <w:spacing w:after="10" w:before="0"/>
               <w:ind w:left="120"/>
             </w:pPr>
-            <w:hyperlink w:history="1" r:id="rId5fwlxwvnow3q6lgopxnes">
+            <w:hyperlink w:history="1" r:id="rIdr8c4divzd4tfvtcmnc0an">
               <w:r>
                 <w:rPr>
                   <w:rFonts w:ascii="Arial" w:cs="Arial" w:eastAsia="Arial" w:hAnsi="Arial"/>
@@ -14927,7 +14927,7 @@
             <w:pPr>
               <w:spacing w:after="20" w:before="0"/>
             </w:pPr>
-            <w:hyperlink w:history="1" r:id="rIdy-tfpem9m_shrizsjai7w">
+            <w:hyperlink w:history="1" r:id="rIdcr0poiqczumvyjtx12xng">
               <w:r>
                 <w:rPr>
                   <w:rFonts w:ascii="Arial" w:cs="Arial" w:eastAsia="Arial" w:hAnsi="Arial"/>
@@ -14936,7 +14936,7 @@
                   <w:szCs w:val="16"/>
                   <w:u w:val="single" w:color="2E75B6"/>
                 </w:rPr>
-                <w:t xml:space="preserve">Finding the Reciprocal of Fractions</w:t>
+                <w:t xml:space="preserve">Worked example: classifying numbers</w:t>
               </w:r>
             </w:hyperlink>
           </w:p>
@@ -14952,7 +14952,7 @@
                 <w:sz w:val="14"/>
                 <w:szCs w:val="14"/>
               </w:rPr>
-              <w:t xml:space="preserve">Source: CK-12</w:t>
+              <w:t xml:space="preserve">Source: Khan Academy (English - US curriculum)</w:t>
             </w:r>
           </w:p>
           <w:p>
@@ -14960,7 +14960,7 @@
               <w:spacing w:after="10" w:before="0"/>
               <w:ind w:left="120"/>
             </w:pPr>
-            <w:hyperlink w:history="1" r:id="rIdgcib7bq4e97enkdy-9qjt">
+            <w:hyperlink w:history="1" r:id="rId11ksfudimocljdirgba-l">
               <w:r>
                 <w:rPr>
                   <w:rFonts w:ascii="Arial" w:cs="Arial" w:eastAsia="Arial" w:hAnsi="Arial"/>
@@ -14998,14 +14998,14 @@
                 <w:sz w:val="16"/>
                 <w:szCs w:val="16"/>
               </w:rPr>
-              <w:t xml:space="preserve">📖 HTML:</w:t>
+              <w:t xml:space="preserve">📖 EXERCISE:</w:t>
             </w:r>
           </w:p>
           <w:p>
             <w:pPr>
               <w:spacing w:after="20" w:before="0"/>
             </w:pPr>
-            <w:hyperlink w:history="1" r:id="rId0e0lplp9jnr7xjgl7yfdr">
+            <w:hyperlink w:history="1" r:id="rIdlunrn-_iurjclj2d1gcvm">
               <w:r>
                 <w:rPr>
                   <w:rFonts w:ascii="Arial" w:cs="Arial" w:eastAsia="Arial" w:hAnsi="Arial"/>
@@ -15014,7 +15014,7 @@
                   <w:szCs w:val="16"/>
                   <w:u w:val="single" w:color="2E75B6"/>
                 </w:rPr>
-                <w:t xml:space="preserve">Identification and Writing of Reciprocal Fractions (Flexbook)</w:t>
+                <w:t xml:space="preserve">Properties of Rational Numbers versus Irrational Numbers Practice</w:t>
               </w:r>
             </w:hyperlink>
           </w:p>
@@ -15038,7 +15038,7 @@
               <w:spacing w:after="10" w:before="0"/>
               <w:ind w:left="120"/>
             </w:pPr>
-            <w:hyperlink w:history="1" r:id="rIde-w26chv9_ellzulqfn3j">
+            <w:hyperlink w:history="1" r:id="rIdnwtott2qhdmlcnsqegrrg">
               <w:r>
                 <w:rPr>
                   <w:rFonts w:ascii="Arial" w:cs="Arial" w:eastAsia="Arial" w:hAnsi="Arial"/>
@@ -15233,7 +15233,7 @@
             <w:pPr>
               <w:spacing w:after="20" w:before="0"/>
             </w:pPr>
-            <w:hyperlink w:history="1" r:id="rIdqkulo3gph1vslgx0hxejh">
+            <w:hyperlink w:history="1" r:id="rIdtsmkby3x4qk3cm_ly9niv">
               <w:r>
                 <w:rPr>
                   <w:rFonts w:ascii="Arial" w:cs="Arial" w:eastAsia="Arial" w:hAnsi="Arial"/>
@@ -15242,7 +15242,7 @@
                   <w:szCs w:val="16"/>
                   <w:u w:val="single" w:color="2E75B6"/>
                 </w:rPr>
-                <w:t xml:space="preserve">Finding the Reciprocal of Fractions</w:t>
+                <w:t xml:space="preserve">Proof: there's an irrational number between any two rational numbers</w:t>
               </w:r>
             </w:hyperlink>
           </w:p>
@@ -15258,7 +15258,7 @@
                 <w:sz w:val="14"/>
                 <w:szCs w:val="14"/>
               </w:rPr>
-              <w:t xml:space="preserve">Source: CK-12</w:t>
+              <w:t xml:space="preserve">Source: Khan Academy (English - US curriculum)</w:t>
             </w:r>
           </w:p>
           <w:p>
@@ -15266,7 +15266,7 @@
               <w:spacing w:after="10" w:before="0"/>
               <w:ind w:left="120"/>
             </w:pPr>
-            <w:hyperlink w:history="1" r:id="rId65_0x1f0poo-ryj59eslo">
+            <w:hyperlink w:history="1" r:id="rIdetste8citxzbohaf-eqly">
               <w:r>
                 <w:rPr>
                   <w:rFonts w:ascii="Arial" w:cs="Arial" w:eastAsia="Arial" w:hAnsi="Arial"/>
@@ -15304,14 +15304,14 @@
                 <w:sz w:val="16"/>
                 <w:szCs w:val="16"/>
               </w:rPr>
-              <w:t xml:space="preserve">📖 HTML:</w:t>
+              <w:t xml:space="preserve">📖 EXERCISE:</w:t>
             </w:r>
           </w:p>
           <w:p>
             <w:pPr>
               <w:spacing w:after="20" w:before="0"/>
             </w:pPr>
-            <w:hyperlink w:history="1" r:id="rIdst86kaldnhg02insra-d9">
+            <w:hyperlink w:history="1" r:id="rIdngjeflg9tthipjurmzri0">
               <w:r>
                 <w:rPr>
                   <w:rFonts w:ascii="Arial" w:cs="Arial" w:eastAsia="Arial" w:hAnsi="Arial"/>
@@ -15320,7 +15320,7 @@
                   <w:szCs w:val="16"/>
                   <w:u w:val="single" w:color="2E75B6"/>
                 </w:rPr>
-                <w:t xml:space="preserve">Identification and Writing of Reciprocal Fractions (Flexbook)</w:t>
+                <w:t xml:space="preserve">Classify numbers: rational &amp; irrational</w:t>
               </w:r>
             </w:hyperlink>
           </w:p>
@@ -15336,7 +15336,7 @@
                 <w:sz w:val="14"/>
                 <w:szCs w:val="14"/>
               </w:rPr>
-              <w:t xml:space="preserve">Source: CK-12</w:t>
+              <w:t xml:space="preserve">Source: Khan Academy (English - US curriculum)</w:t>
             </w:r>
           </w:p>
           <w:p>
@@ -15344,7 +15344,7 @@
               <w:spacing w:after="10" w:before="0"/>
               <w:ind w:left="120"/>
             </w:pPr>
-            <w:hyperlink w:history="1" r:id="rId0ne3e1m7xjz1souiqnxb8">
+            <w:hyperlink w:history="1" r:id="rIdvcfqeqysowc2pg7wfpytx">
               <w:r>
                 <w:rPr>
                   <w:rFonts w:ascii="Arial" w:cs="Arial" w:eastAsia="Arial" w:hAnsi="Arial"/>
@@ -15539,7 +15539,7 @@
             <w:pPr>
               <w:spacing w:after="20" w:before="0"/>
             </w:pPr>
-            <w:hyperlink w:history="1" r:id="rIds-ogixklu11wquc3dkwpv">
+            <w:hyperlink w:history="1" r:id="rId-qrkvbnz-vxbkmlhpgv1a">
               <w:r>
                 <w:rPr>
                   <w:rFonts w:ascii="Arial" w:cs="Arial" w:eastAsia="Arial" w:hAnsi="Arial"/>
@@ -15548,7 +15548,7 @@
                   <w:szCs w:val="16"/>
                   <w:u w:val="single" w:color="2E75B6"/>
                 </w:rPr>
-                <w:t xml:space="preserve">Finding the Reciprocal of Fractions</w:t>
+                <w:t xml:space="preserve">Intro to rational &amp; irrational numbers</w:t>
               </w:r>
             </w:hyperlink>
           </w:p>
@@ -15564,7 +15564,7 @@
                 <w:sz w:val="14"/>
                 <w:szCs w:val="14"/>
               </w:rPr>
-              <w:t xml:space="preserve">Source: CK-12</w:t>
+              <w:t xml:space="preserve">Source: Khan Academy (English - US curriculum)</w:t>
             </w:r>
           </w:p>
           <w:p>
@@ -15572,7 +15572,7 @@
               <w:spacing w:after="10" w:before="0"/>
               <w:ind w:left="120"/>
             </w:pPr>
-            <w:hyperlink w:history="1" r:id="rIdymt2naelkoprsc1b9lxvf">
+            <w:hyperlink w:history="1" r:id="rIdrwrbewoxi4hquvwnhjely">
               <w:r>
                 <w:rPr>
                   <w:rFonts w:ascii="Arial" w:cs="Arial" w:eastAsia="Arial" w:hAnsi="Arial"/>
@@ -15610,14 +15610,14 @@
                 <w:sz w:val="16"/>
                 <w:szCs w:val="16"/>
               </w:rPr>
-              <w:t xml:space="preserve">📖 HTML:</w:t>
+              <w:t xml:space="preserve">📖 EXERCISE:</w:t>
             </w:r>
           </w:p>
           <w:p>
             <w:pPr>
               <w:spacing w:after="20" w:before="0"/>
             </w:pPr>
-            <w:hyperlink w:history="1" r:id="rId02govh2xflzcoerfgx65d">
+            <w:hyperlink w:history="1" r:id="rIdnpdsdkyvao1iikrqnnq6e">
               <w:r>
                 <w:rPr>
                   <w:rFonts w:ascii="Arial" w:cs="Arial" w:eastAsia="Arial" w:hAnsi="Arial"/>
@@ -15626,7 +15626,7 @@
                   <w:szCs w:val="16"/>
                   <w:u w:val="single" w:color="2E75B6"/>
                 </w:rPr>
-                <w:t xml:space="preserve">Identification and Writing of Reciprocal Fractions (Flexbook)</w:t>
+                <w:t xml:space="preserve">Rational vs. irrational expressions</w:t>
               </w:r>
             </w:hyperlink>
           </w:p>
@@ -15642,7 +15642,7 @@
                 <w:sz w:val="14"/>
                 <w:szCs w:val="14"/>
               </w:rPr>
-              <w:t xml:space="preserve">Source: CK-12</w:t>
+              <w:t xml:space="preserve">Source: Khan Academy (English - US curriculum)</w:t>
             </w:r>
           </w:p>
           <w:p>
@@ -15650,7 +15650,7 @@
               <w:spacing w:after="10" w:before="0"/>
               <w:ind w:left="120"/>
             </w:pPr>
-            <w:hyperlink w:history="1" r:id="rIdudqgcrxvoj4cwif1owo9r">
+            <w:hyperlink w:history="1" r:id="rIdio88t_o8cl-zutjqruyje">
               <w:r>
                 <w:rPr>
                   <w:rFonts w:ascii="Arial" w:cs="Arial" w:eastAsia="Arial" w:hAnsi="Arial"/>
@@ -15845,7 +15845,7 @@
             <w:pPr>
               <w:spacing w:after="20" w:before="0"/>
             </w:pPr>
-            <w:hyperlink w:history="1" r:id="rIdajsg7ha9irtxzxv81cyr8">
+            <w:hyperlink w:history="1" r:id="rIdxiyvmyyfituolcm_gmpyx">
               <w:r>
                 <w:rPr>
                   <w:rFonts w:ascii="Arial" w:cs="Arial" w:eastAsia="Arial" w:hAnsi="Arial"/>
@@ -15854,7 +15854,7 @@
                   <w:szCs w:val="16"/>
                   <w:u w:val="single" w:color="2E75B6"/>
                 </w:rPr>
-                <w:t xml:space="preserve">Finding the Reciprocal of Fractions</w:t>
+                <w:t xml:space="preserve">Division strategies for decimal quotients</w:t>
               </w:r>
             </w:hyperlink>
           </w:p>
@@ -15870,7 +15870,7 @@
                 <w:sz w:val="14"/>
                 <w:szCs w:val="14"/>
               </w:rPr>
-              <w:t xml:space="preserve">Source: CK-12</w:t>
+              <w:t xml:space="preserve">Source: Khan Academy (English - US curriculum)</w:t>
             </w:r>
           </w:p>
           <w:p>
@@ -15878,7 +15878,7 @@
               <w:spacing w:after="10" w:before="0"/>
               <w:ind w:left="120"/>
             </w:pPr>
-            <w:hyperlink w:history="1" r:id="rId8czu4j08a0mpkr-way7bi">
+            <w:hyperlink w:history="1" r:id="rIdthw3ebzmgg-e6kyhuporb">
               <w:r>
                 <w:rPr>
                   <w:rFonts w:ascii="Arial" w:cs="Arial" w:eastAsia="Arial" w:hAnsi="Arial"/>
@@ -15916,14 +15916,14 @@
                 <w:sz w:val="16"/>
                 <w:szCs w:val="16"/>
               </w:rPr>
-              <w:t xml:space="preserve">📖 HTML:</w:t>
+              <w:t xml:space="preserve">📖 EXERCISE:</w:t>
             </w:r>
           </w:p>
           <w:p>
             <w:pPr>
               <w:spacing w:after="20" w:before="0"/>
             </w:pPr>
-            <w:hyperlink w:history="1" r:id="rId_cg0xx8fisopty7yi9n7l">
+            <w:hyperlink w:history="1" r:id="rIddmq4hcnuro8ul8fgffsss">
               <w:r>
                 <w:rPr>
                   <w:rFonts w:ascii="Arial" w:cs="Arial" w:eastAsia="Arial" w:hAnsi="Arial"/>
@@ -15932,7 +15932,7 @@
                   <w:szCs w:val="16"/>
                   <w:u w:val="single" w:color="2E75B6"/>
                 </w:rPr>
-                <w:t xml:space="preserve">Identification and Writing of Reciprocal Fractions (Flexbook)</w:t>
+                <w:t xml:space="preserve">Classify numbers</w:t>
               </w:r>
             </w:hyperlink>
           </w:p>
@@ -15948,7 +15948,7 @@
                 <w:sz w:val="14"/>
                 <w:szCs w:val="14"/>
               </w:rPr>
-              <w:t xml:space="preserve">Source: CK-12</w:t>
+              <w:t xml:space="preserve">Source: Khan Academy (English - US curriculum)</w:t>
             </w:r>
           </w:p>
           <w:p>
@@ -15956,7 +15956,7 @@
               <w:spacing w:after="10" w:before="0"/>
               <w:ind w:left="120"/>
             </w:pPr>
-            <w:hyperlink w:history="1" r:id="rId-8xobb-qtdbvb1-bunt3r">
+            <w:hyperlink w:history="1" r:id="rIdale8id-y2emisof-83t_q">
               <w:r>
                 <w:rPr>
                   <w:rFonts w:ascii="Arial" w:cs="Arial" w:eastAsia="Arial" w:hAnsi="Arial"/>
@@ -17443,7 +17443,7 @@
             <w:pPr>
               <w:spacing w:after="20" w:before="0"/>
             </w:pPr>
-            <w:hyperlink w:history="1" r:id="rIdzhqwpgxolcler3mcpqgik">
+            <w:hyperlink w:history="1" r:id="rIdhmhyhp1kbuoul8m_x_1u5">
               <w:r>
                 <w:rPr>
                   <w:rFonts w:ascii="Arial" w:cs="Arial" w:eastAsia="Arial" w:hAnsi="Arial"/>
@@ -17452,7 +17452,7 @@
                   <w:szCs w:val="16"/>
                   <w:u w:val="single" w:color="2E75B6"/>
                 </w:rPr>
-                <w:t xml:space="preserve">Finding the Reciprocal of Fractions</w:t>
+                <w:t xml:space="preserve">Proof: product of rational &amp; irrational is irrational</w:t>
               </w:r>
             </w:hyperlink>
           </w:p>
@@ -17468,7 +17468,7 @@
                 <w:sz w:val="14"/>
                 <w:szCs w:val="14"/>
               </w:rPr>
-              <w:t xml:space="preserve">Source: CK-12</w:t>
+              <w:t xml:space="preserve">Source: Khan Academy (English - US curriculum)</w:t>
             </w:r>
           </w:p>
           <w:p>
@@ -17476,7 +17476,7 @@
               <w:spacing w:after="10" w:before="0"/>
               <w:ind w:left="120"/>
             </w:pPr>
-            <w:hyperlink w:history="1" r:id="rIdq8burrvdpdspotpukwed3">
+            <w:hyperlink w:history="1" r:id="rIdu9pyy2bxhhpyfbcx09rlt">
               <w:r>
                 <w:rPr>
                   <w:rFonts w:ascii="Arial" w:cs="Arial" w:eastAsia="Arial" w:hAnsi="Arial"/>
@@ -17514,14 +17514,14 @@
                 <w:sz w:val="16"/>
                 <w:szCs w:val="16"/>
               </w:rPr>
-              <w:t xml:space="preserve">📖 HTML:</w:t>
+              <w:t xml:space="preserve">📖 EXERCISE:</w:t>
             </w:r>
           </w:p>
           <w:p>
             <w:pPr>
               <w:spacing w:after="20" w:before="0"/>
             </w:pPr>
-            <w:hyperlink w:history="1" r:id="rIdltfy0gqhlyjkwxyk9n1ef">
+            <w:hyperlink w:history="1" r:id="rIdmkmno4qntprnjymoydqqb">
               <w:r>
                 <w:rPr>
                   <w:rFonts w:ascii="Arial" w:cs="Arial" w:eastAsia="Arial" w:hAnsi="Arial"/>
@@ -17530,7 +17530,7 @@
                   <w:szCs w:val="16"/>
                   <w:u w:val="single" w:color="2E75B6"/>
                 </w:rPr>
-                <w:t xml:space="preserve">Identification and Writing of Reciprocal Fractions (Flexbook)</w:t>
+                <w:t xml:space="preserve">Rational number word problems</w:t>
               </w:r>
             </w:hyperlink>
           </w:p>
@@ -17546,7 +17546,7 @@
                 <w:sz w:val="14"/>
                 <w:szCs w:val="14"/>
               </w:rPr>
-              <w:t xml:space="preserve">Source: CK-12</w:t>
+              <w:t xml:space="preserve">Source: Khan Academy (English - US curriculum)</w:t>
             </w:r>
           </w:p>
           <w:p>
@@ -17554,7 +17554,7 @@
               <w:spacing w:after="10" w:before="0"/>
               <w:ind w:left="120"/>
             </w:pPr>
-            <w:hyperlink w:history="1" r:id="rId1s5dunmpgew6nvmf0j-mt">
+            <w:hyperlink w:history="1" r:id="rIdqzs5fcypfjkjfcgxr8wsy">
               <w:r>
                 <w:rPr>
                   <w:rFonts w:ascii="Arial" w:cs="Arial" w:eastAsia="Arial" w:hAnsi="Arial"/>
@@ -17749,7 +17749,7 @@
             <w:pPr>
               <w:spacing w:after="20" w:before="0"/>
             </w:pPr>
-            <w:hyperlink w:history="1" r:id="rIdkmds3fqq-9bsmbq9bxp6v">
+            <w:hyperlink w:history="1" r:id="rIdmbdoobvhjntlt96rtik4p">
               <w:r>
                 <w:rPr>
                   <w:rFonts w:ascii="Arial" w:cs="Arial" w:eastAsia="Arial" w:hAnsi="Arial"/>
@@ -17758,7 +17758,7 @@
                   <w:szCs w:val="16"/>
                   <w:u w:val="single" w:color="2E75B6"/>
                 </w:rPr>
-                <w:t xml:space="preserve">Finding the Reciprocal of Fractions</w:t>
+                <w:t xml:space="preserve">Proof: there's an irrational number between any two rational numbers</w:t>
               </w:r>
             </w:hyperlink>
           </w:p>
@@ -17774,7 +17774,7 @@
                 <w:sz w:val="14"/>
                 <w:szCs w:val="14"/>
               </w:rPr>
-              <w:t xml:space="preserve">Source: CK-12</w:t>
+              <w:t xml:space="preserve">Source: Khan Academy (English - US curriculum)</w:t>
             </w:r>
           </w:p>
           <w:p>
@@ -17782,7 +17782,7 @@
               <w:spacing w:after="10" w:before="0"/>
               <w:ind w:left="120"/>
             </w:pPr>
-            <w:hyperlink w:history="1" r:id="rIdnbvnnl5sflhipe4c3k9an">
+            <w:hyperlink w:history="1" r:id="rId_jrparhabruy3_06cipyu">
               <w:r>
                 <w:rPr>
                   <w:rFonts w:ascii="Arial" w:cs="Arial" w:eastAsia="Arial" w:hAnsi="Arial"/>
@@ -17820,14 +17820,14 @@
                 <w:sz w:val="16"/>
                 <w:szCs w:val="16"/>
               </w:rPr>
-              <w:t xml:space="preserve">📖 HTML:</w:t>
+              <w:t xml:space="preserve">📖 EXERCISE:</w:t>
             </w:r>
           </w:p>
           <w:p>
             <w:pPr>
               <w:spacing w:after="20" w:before="0"/>
             </w:pPr>
-            <w:hyperlink w:history="1" r:id="rId1kqanwjwgleh7ca6mgchq">
+            <w:hyperlink w:history="1" r:id="rIdypx5xrpnhitfcohihiunt">
               <w:r>
                 <w:rPr>
                   <w:rFonts w:ascii="Arial" w:cs="Arial" w:eastAsia="Arial" w:hAnsi="Arial"/>
@@ -17836,7 +17836,7 @@
                   <w:szCs w:val="16"/>
                   <w:u w:val="single" w:color="2E75B6"/>
                 </w:rPr>
-                <w:t xml:space="preserve">Identification and Writing of Reciprocal Fractions (Flexbook)</w:t>
+                <w:t xml:space="preserve">Fraction and whole number division in contexts</w:t>
               </w:r>
             </w:hyperlink>
           </w:p>
@@ -17852,7 +17852,7 @@
                 <w:sz w:val="14"/>
                 <w:szCs w:val="14"/>
               </w:rPr>
-              <w:t xml:space="preserve">Source: CK-12</w:t>
+              <w:t xml:space="preserve">Source: Khan Academy (English - US curriculum)</w:t>
             </w:r>
           </w:p>
           <w:p>
@@ -17860,7 +17860,7 @@
               <w:spacing w:after="10" w:before="0"/>
               <w:ind w:left="120"/>
             </w:pPr>
-            <w:hyperlink w:history="1" r:id="rIdcov-x8oqqetcytubkrrmz">
+            <w:hyperlink w:history="1" r:id="rId6_pkesr8bhrs0j_dkfaay">
               <w:r>
                 <w:rPr>
                   <w:rFonts w:ascii="Arial" w:cs="Arial" w:eastAsia="Arial" w:hAnsi="Arial"/>
@@ -18055,7 +18055,7 @@
             <w:pPr>
               <w:spacing w:after="20" w:before="0"/>
             </w:pPr>
-            <w:hyperlink w:history="1" r:id="rIddxslg86f8gzazfzgoqyke">
+            <w:hyperlink w:history="1" r:id="rIdu-9dpwh6ejsx1vhnt7mam">
               <w:r>
                 <w:rPr>
                   <w:rFonts w:ascii="Arial" w:cs="Arial" w:eastAsia="Arial" w:hAnsi="Arial"/>
@@ -18064,7 +18064,7 @@
                   <w:szCs w:val="16"/>
                   <w:u w:val="single" w:color="2E75B6"/>
                 </w:rPr>
-                <w:t xml:space="preserve">Finding the Reciprocal of Fractions</w:t>
+                <w:t xml:space="preserve">Proof: sum of rational &amp; irrational is irrational</w:t>
               </w:r>
             </w:hyperlink>
           </w:p>
@@ -18080,7 +18080,7 @@
                 <w:sz w:val="14"/>
                 <w:szCs w:val="14"/>
               </w:rPr>
-              <w:t xml:space="preserve">Source: CK-12</w:t>
+              <w:t xml:space="preserve">Source: Khan Academy (English - US curriculum)</w:t>
             </w:r>
           </w:p>
           <w:p>
@@ -18088,7 +18088,7 @@
               <w:spacing w:after="10" w:before="0"/>
               <w:ind w:left="120"/>
             </w:pPr>
-            <w:hyperlink w:history="1" r:id="rIdo3f582cmlkzhyzk_dbey7">
+            <w:hyperlink w:history="1" r:id="rIdqsbrrg5gsoprercx6gnug">
               <w:r>
                 <w:rPr>
                   <w:rFonts w:ascii="Arial" w:cs="Arial" w:eastAsia="Arial" w:hAnsi="Arial"/>
@@ -18133,7 +18133,7 @@
             <w:pPr>
               <w:spacing w:after="20" w:before="0"/>
             </w:pPr>
-            <w:hyperlink w:history="1" r:id="rIdatitx_rb_wc_6gtu-hl_t">
+            <w:hyperlink w:history="1" r:id="rIdyzutbocaq5jg0bvkmfum9">
               <w:r>
                 <w:rPr>
                   <w:rFonts w:ascii="Arial" w:cs="Arial" w:eastAsia="Arial" w:hAnsi="Arial"/>
@@ -18142,7 +18142,7 @@
                   <w:szCs w:val="16"/>
                   <w:u w:val="single" w:color="2E75B6"/>
                 </w:rPr>
-                <w:t xml:space="preserve">Identification and Writing of Reciprocal Fractions (Flexbook)</w:t>
+                <w:t xml:space="preserve">Properties of Rational Numbers versus Irrational Numbers (Flexbook)</w:t>
               </w:r>
             </w:hyperlink>
           </w:p>
@@ -18166,7 +18166,7 @@
               <w:spacing w:after="10" w:before="0"/>
               <w:ind w:left="120"/>
             </w:pPr>
-            <w:hyperlink w:history="1" r:id="rIdlamwst8tmlm63vtgskvzp">
+            <w:hyperlink w:history="1" r:id="rIdbmgj6hkxt-i2qdhffox1e">
               <w:r>
                 <w:rPr>
                   <w:rFonts w:ascii="Arial" w:cs="Arial" w:eastAsia="Arial" w:hAnsi="Arial"/>
@@ -18361,7 +18361,7 @@
             <w:pPr>
               <w:spacing w:after="20" w:before="0"/>
             </w:pPr>
-            <w:hyperlink w:history="1" r:id="rIdu9ivlwtfh6j7wjevwakqd">
+            <w:hyperlink w:history="1" r:id="rIdq69wtvdcuzxh-mb1b8wb7">
               <w:r>
                 <w:rPr>
                   <w:rFonts w:ascii="Arial" w:cs="Arial" w:eastAsia="Arial" w:hAnsi="Arial"/>
@@ -18370,7 +18370,7 @@
                   <w:szCs w:val="16"/>
                   <w:u w:val="single" w:color="2E75B6"/>
                 </w:rPr>
-                <w:t xml:space="preserve">Finding the Reciprocal of Fractions</w:t>
+                <w:t xml:space="preserve">Worked example: classifying numbers</w:t>
               </w:r>
             </w:hyperlink>
           </w:p>
@@ -18386,7 +18386,7 @@
                 <w:sz w:val="14"/>
                 <w:szCs w:val="14"/>
               </w:rPr>
-              <w:t xml:space="preserve">Source: CK-12</w:t>
+              <w:t xml:space="preserve">Source: Khan Academy (English - US curriculum)</w:t>
             </w:r>
           </w:p>
           <w:p>
@@ -18394,7 +18394,7 @@
               <w:spacing w:after="10" w:before="0"/>
               <w:ind w:left="120"/>
             </w:pPr>
-            <w:hyperlink w:history="1" r:id="rIdpswwdsv35fo9tpaqmrjcr">
+            <w:hyperlink w:history="1" r:id="rIdhqb2dcl_qh-o6omvgnuyq">
               <w:r>
                 <w:rPr>
                   <w:rFonts w:ascii="Arial" w:cs="Arial" w:eastAsia="Arial" w:hAnsi="Arial"/>
@@ -18432,14 +18432,14 @@
                 <w:sz w:val="16"/>
                 <w:szCs w:val="16"/>
               </w:rPr>
-              <w:t xml:space="preserve">📖 HTML:</w:t>
+              <w:t xml:space="preserve">📖 EXERCISE:</w:t>
             </w:r>
           </w:p>
           <w:p>
             <w:pPr>
               <w:spacing w:after="20" w:before="0"/>
             </w:pPr>
-            <w:hyperlink w:history="1" r:id="rIdoonqcccx51g0djbhfc4ol">
+            <w:hyperlink w:history="1" r:id="rIdx43td-mi3zlk23d7yu6k5">
               <w:r>
                 <w:rPr>
                   <w:rFonts w:ascii="Arial" w:cs="Arial" w:eastAsia="Arial" w:hAnsi="Arial"/>
@@ -18448,7 +18448,7 @@
                   <w:szCs w:val="16"/>
                   <w:u w:val="single" w:color="2E75B6"/>
                 </w:rPr>
-                <w:t xml:space="preserve">Identification and Writing of Reciprocal Fractions (Flexbook)</w:t>
+                <w:t xml:space="preserve">Properties of Rational Numbers versus Irrational Numbers Practice</w:t>
               </w:r>
             </w:hyperlink>
           </w:p>
@@ -18472,7 +18472,7 @@
               <w:spacing w:after="10" w:before="0"/>
               <w:ind w:left="120"/>
             </w:pPr>
-            <w:hyperlink w:history="1" r:id="rId33qakrtzu46m2_btl-c9a">
+            <w:hyperlink w:history="1" r:id="rIdbmkee-w-yjprky0e_i8rl">
               <w:r>
                 <w:rPr>
                   <w:rFonts w:ascii="Arial" w:cs="Arial" w:eastAsia="Arial" w:hAnsi="Arial"/>
@@ -18667,7 +18667,7 @@
             <w:pPr>
               <w:spacing w:after="20" w:before="0"/>
             </w:pPr>
-            <w:hyperlink w:history="1" r:id="rIdjsw2as3lznvafbrnjh3ki">
+            <w:hyperlink w:history="1" r:id="rId8ic4xieibnhqvkr3fbeji">
               <w:r>
                 <w:rPr>
                   <w:rFonts w:ascii="Arial" w:cs="Arial" w:eastAsia="Arial" w:hAnsi="Arial"/>
@@ -18676,7 +18676,7 @@
                   <w:szCs w:val="16"/>
                   <w:u w:val="single" w:color="2E75B6"/>
                 </w:rPr>
-                <w:t xml:space="preserve">Finding the Reciprocal of Fractions</w:t>
+                <w:t xml:space="preserve">Division in context</w:t>
               </w:r>
             </w:hyperlink>
           </w:p>
@@ -18692,7 +18692,7 @@
                 <w:sz w:val="14"/>
                 <w:szCs w:val="14"/>
               </w:rPr>
-              <w:t xml:space="preserve">Source: CK-12</w:t>
+              <w:t xml:space="preserve">Source: Khan Academy (English - US curriculum)</w:t>
             </w:r>
           </w:p>
           <w:p>
@@ -18700,7 +18700,7 @@
               <w:spacing w:after="10" w:before="0"/>
               <w:ind w:left="120"/>
             </w:pPr>
-            <w:hyperlink w:history="1" r:id="rIdy89xsqe6cftjrywg_deld">
+            <w:hyperlink w:history="1" r:id="rIdivmbicr9bze43w2zxyf_4">
               <w:r>
                 <w:rPr>
                   <w:rFonts w:ascii="Arial" w:cs="Arial" w:eastAsia="Arial" w:hAnsi="Arial"/>
@@ -18738,14 +18738,14 @@
                 <w:sz w:val="16"/>
                 <w:szCs w:val="16"/>
               </w:rPr>
-              <w:t xml:space="preserve">📖 HTML:</w:t>
+              <w:t xml:space="preserve">📖 EXERCISE:</w:t>
             </w:r>
           </w:p>
           <w:p>
             <w:pPr>
               <w:spacing w:after="20" w:before="0"/>
             </w:pPr>
-            <w:hyperlink w:history="1" r:id="rIdidwimhiu_g-xihoevv0co">
+            <w:hyperlink w:history="1" r:id="rIdmbp3jy6jdh6fwiopoeabz">
               <w:r>
                 <w:rPr>
                   <w:rFonts w:ascii="Arial" w:cs="Arial" w:eastAsia="Arial" w:hAnsi="Arial"/>
@@ -18754,7 +18754,7 @@
                   <w:szCs w:val="16"/>
                   <w:u w:val="single" w:color="2E75B6"/>
                 </w:rPr>
-                <w:t xml:space="preserve">Identification and Writing of Reciprocal Fractions (Flexbook)</w:t>
+                <w:t xml:space="preserve">Classify numbers: rational &amp; irrational</w:t>
               </w:r>
             </w:hyperlink>
           </w:p>
@@ -18770,7 +18770,7 @@
                 <w:sz w:val="14"/>
                 <w:szCs w:val="14"/>
               </w:rPr>
-              <w:t xml:space="preserve">Source: CK-12</w:t>
+              <w:t xml:space="preserve">Source: Khan Academy (English - US curriculum)</w:t>
             </w:r>
           </w:p>
           <w:p>
@@ -18778,7 +18778,7 @@
               <w:spacing w:after="10" w:before="0"/>
               <w:ind w:left="120"/>
             </w:pPr>
-            <w:hyperlink w:history="1" r:id="rIdcg9idqrgbbo-bznlxl_dj">
+            <w:hyperlink w:history="1" r:id="rIddv2ibblilbap_fwniywue">
               <w:r>
                 <w:rPr>
                   <w:rFonts w:ascii="Arial" w:cs="Arial" w:eastAsia="Arial" w:hAnsi="Arial"/>
@@ -20265,7 +20265,7 @@
             <w:pPr>
               <w:spacing w:after="20" w:before="0"/>
             </w:pPr>
-            <w:hyperlink w:history="1" r:id="rIdj0vjwepgqrbqfbhfnutjc">
+            <w:hyperlink w:history="1" r:id="rIdmqwyzhahxclrmenxo0npz">
               <w:r>
                 <w:rPr>
                   <w:rFonts w:ascii="Arial" w:cs="Arial" w:eastAsia="Arial" w:hAnsi="Arial"/>
@@ -20274,7 +20274,7 @@
                   <w:szCs w:val="16"/>
                   <w:u w:val="single" w:color="2E75B6"/>
                 </w:rPr>
-                <w:t xml:space="preserve">Prime numbers</w:t>
+                <w:t xml:space="preserve">Worked example: classifying numbers</w:t>
               </w:r>
             </w:hyperlink>
           </w:p>
@@ -20298,7 +20298,7 @@
               <w:spacing w:after="10" w:before="0"/>
               <w:ind w:left="120"/>
             </w:pPr>
-            <w:hyperlink w:history="1" r:id="rIdwbt1u8hedqoggrch2i2tf">
+            <w:hyperlink w:history="1" r:id="rId8saexbpwf2ngvkhvscgbz">
               <w:r>
                 <w:rPr>
                   <w:rFonts w:ascii="Arial" w:cs="Arial" w:eastAsia="Arial" w:hAnsi="Arial"/>
@@ -20336,14 +20336,14 @@
                 <w:sz w:val="16"/>
                 <w:szCs w:val="16"/>
               </w:rPr>
-              <w:t xml:space="preserve">📖 HTML:</w:t>
+              <w:t xml:space="preserve">📖 EXERCISE:</w:t>
             </w:r>
           </w:p>
           <w:p>
             <w:pPr>
               <w:spacing w:after="20" w:before="0"/>
             </w:pPr>
-            <w:hyperlink w:history="1" r:id="rIdf2ur7rodqnkehdjzyjr7l">
+            <w:hyperlink w:history="1" r:id="rIdqvmt7z0tkdwr0u_5wupwj">
               <w:r>
                 <w:rPr>
                   <w:rFonts w:ascii="Arial" w:cs="Arial" w:eastAsia="Arial" w:hAnsi="Arial"/>
@@ -20352,7 +20352,7 @@
                   <w:szCs w:val="16"/>
                   <w:u w:val="single" w:color="2E75B6"/>
                 </w:rPr>
-                <w:t xml:space="preserve">Real Number Line Graphs (Flexbook)</w:t>
+                <w:t xml:space="preserve">Comparing irrational numbers with a calculator</w:t>
               </w:r>
             </w:hyperlink>
           </w:p>
@@ -20368,7 +20368,7 @@
                 <w:sz w:val="14"/>
                 <w:szCs w:val="14"/>
               </w:rPr>
-              <w:t xml:space="preserve">Source: CK-12</w:t>
+              <w:t xml:space="preserve">Source: Khan Academy (English - US curriculum)</w:t>
             </w:r>
           </w:p>
           <w:p>
@@ -20376,7 +20376,7 @@
               <w:spacing w:after="10" w:before="0"/>
               <w:ind w:left="120"/>
             </w:pPr>
-            <w:hyperlink w:history="1" r:id="rIdw_pk0ofkndjkg9ghkzbwr">
+            <w:hyperlink w:history="1" r:id="rId5d6awmyo96odacfbdqkc-">
               <w:r>
                 <w:rPr>
                   <w:rFonts w:ascii="Arial" w:cs="Arial" w:eastAsia="Arial" w:hAnsi="Arial"/>
@@ -20571,7 +20571,7 @@
             <w:pPr>
               <w:spacing w:after="20" w:before="0"/>
             </w:pPr>
-            <w:hyperlink w:history="1" r:id="rId_6chaxhgbv42ylu-bqra0">
+            <w:hyperlink w:history="1" r:id="rIdmv9yrbfe-bk9vzjunzvcn">
               <w:r>
                 <w:rPr>
                   <w:rFonts w:ascii="Arial" w:cs="Arial" w:eastAsia="Arial" w:hAnsi="Arial"/>
@@ -20580,7 +20580,7 @@
                   <w:szCs w:val="16"/>
                   <w:u w:val="single" w:color="2E75B6"/>
                 </w:rPr>
-                <w:t xml:space="preserve">Prime numbers</w:t>
+                <w:t xml:space="preserve">Proof: there's an irrational number between any two rational numbers</w:t>
               </w:r>
             </w:hyperlink>
           </w:p>
@@ -20604,7 +20604,7 @@
               <w:spacing w:after="10" w:before="0"/>
               <w:ind w:left="120"/>
             </w:pPr>
-            <w:hyperlink w:history="1" r:id="rIdzqxhrcsaaf4ktedaph9pp">
+            <w:hyperlink w:history="1" r:id="rIdmktpvu3rt8qydqfr-4rlo">
               <w:r>
                 <w:rPr>
                   <w:rFonts w:ascii="Arial" w:cs="Arial" w:eastAsia="Arial" w:hAnsi="Arial"/>
@@ -20649,7 +20649,7 @@
             <w:pPr>
               <w:spacing w:after="20" w:before="0"/>
             </w:pPr>
-            <w:hyperlink w:history="1" r:id="rIdqeb5o6k0uglsnn4wvxdsi">
+            <w:hyperlink w:history="1" r:id="rIdefskelzhipbwwes3rgzfy">
               <w:r>
                 <w:rPr>
                   <w:rFonts w:ascii="Arial" w:cs="Arial" w:eastAsia="Arial" w:hAnsi="Arial"/>
@@ -20658,7 +20658,7 @@
                   <w:szCs w:val="16"/>
                   <w:u w:val="single" w:color="2E75B6"/>
                 </w:rPr>
-                <w:t xml:space="preserve">Real Number Line Graphs (Flexbook)</w:t>
+                <w:t xml:space="preserve">Properties of Rational Numbers versus Irrational Numbers (Flexbook)</w:t>
               </w:r>
             </w:hyperlink>
           </w:p>
@@ -20682,7 +20682,7 @@
               <w:spacing w:after="10" w:before="0"/>
               <w:ind w:left="120"/>
             </w:pPr>
-            <w:hyperlink w:history="1" r:id="rId6y6i0reuay3afwdgmd4nf">
+            <w:hyperlink w:history="1" r:id="rIdyivjd1lzed-5bkmuaq3lx">
               <w:r>
                 <w:rPr>
                   <w:rFonts w:ascii="Arial" w:cs="Arial" w:eastAsia="Arial" w:hAnsi="Arial"/>
@@ -20877,7 +20877,7 @@
             <w:pPr>
               <w:spacing w:after="20" w:before="0"/>
             </w:pPr>
-            <w:hyperlink w:history="1" r:id="rIdltrodaarqsy5tqvfdz7_d">
+            <w:hyperlink w:history="1" r:id="rIdsojca-ff1y8d2ha8xdakd">
               <w:r>
                 <w:rPr>
                   <w:rFonts w:ascii="Arial" w:cs="Arial" w:eastAsia="Arial" w:hAnsi="Arial"/>
@@ -20886,7 +20886,7 @@
                   <w:szCs w:val="16"/>
                   <w:u w:val="single" w:color="2E75B6"/>
                 </w:rPr>
-                <w:t xml:space="preserve">Prime numbers</w:t>
+                <w:t xml:space="preserve">Rational equation word problem</w:t>
               </w:r>
             </w:hyperlink>
           </w:p>
@@ -20910,7 +20910,7 @@
               <w:spacing w:after="10" w:before="0"/>
               <w:ind w:left="120"/>
             </w:pPr>
-            <w:hyperlink w:history="1" r:id="rIdw0he-hf8rgrhhnqlet1om">
+            <w:hyperlink w:history="1" r:id="rIdgsffawjrap8mpemxp6f01">
               <w:r>
                 <w:rPr>
                   <w:rFonts w:ascii="Arial" w:cs="Arial" w:eastAsia="Arial" w:hAnsi="Arial"/>
@@ -20948,14 +20948,14 @@
                 <w:sz w:val="16"/>
                 <w:szCs w:val="16"/>
               </w:rPr>
-              <w:t xml:space="preserve">📖 HTML:</w:t>
+              <w:t xml:space="preserve">📖 EXERCISE:</w:t>
             </w:r>
           </w:p>
           <w:p>
             <w:pPr>
               <w:spacing w:after="20" w:before="0"/>
             </w:pPr>
-            <w:hyperlink w:history="1" r:id="rId-aan-pxuh_xf0trbdfc39">
+            <w:hyperlink w:history="1" r:id="rIdcddruvmvqt6dxnmmb3fnm">
               <w:r>
                 <w:rPr>
                   <w:rFonts w:ascii="Arial" w:cs="Arial" w:eastAsia="Arial" w:hAnsi="Arial"/>
@@ -20964,7 +20964,7 @@
                   <w:szCs w:val="16"/>
                   <w:u w:val="single" w:color="2E75B6"/>
                 </w:rPr>
-                <w:t xml:space="preserve">Real Number Line Graphs (Flexbook)</w:t>
+                <w:t xml:space="preserve">Properties of Rational Numbers versus Irrational Numbers Practice</w:t>
               </w:r>
             </w:hyperlink>
           </w:p>
@@ -20988,7 +20988,7 @@
               <w:spacing w:after="10" w:before="0"/>
               <w:ind w:left="120"/>
             </w:pPr>
-            <w:hyperlink w:history="1" r:id="rIdusb5kptdeq0sukkhsx5if">
+            <w:hyperlink w:history="1" r:id="rIdxwpfzlhnqjado9ohv8m72">
               <w:r>
                 <w:rPr>
                   <w:rFonts w:ascii="Arial" w:cs="Arial" w:eastAsia="Arial" w:hAnsi="Arial"/>
@@ -21183,7 +21183,7 @@
             <w:pPr>
               <w:spacing w:after="20" w:before="0"/>
             </w:pPr>
-            <w:hyperlink w:history="1" r:id="rIde3so7j3jzksjya1i6uuml">
+            <w:hyperlink w:history="1" r:id="rId7td9-shjrrb_cha54ychn">
               <w:r>
                 <w:rPr>
                   <w:rFonts w:ascii="Arial" w:cs="Arial" w:eastAsia="Arial" w:hAnsi="Arial"/>
@@ -21192,7 +21192,7 @@
                   <w:szCs w:val="16"/>
                   <w:u w:val="single" w:color="2E75B6"/>
                 </w:rPr>
-                <w:t xml:space="preserve">Prime numbers</w:t>
+                <w:t xml:space="preserve">Intro to rational &amp; irrational numbers</w:t>
               </w:r>
             </w:hyperlink>
           </w:p>
@@ -21216,7 +21216,7 @@
               <w:spacing w:after="10" w:before="0"/>
               <w:ind w:left="120"/>
             </w:pPr>
-            <w:hyperlink w:history="1" r:id="rId-gup9-fsi8uzyjqd_xyv7">
+            <w:hyperlink w:history="1" r:id="rIdmuarjjajslyzvrhlzplvt">
               <w:r>
                 <w:rPr>
                   <w:rFonts w:ascii="Arial" w:cs="Arial" w:eastAsia="Arial" w:hAnsi="Arial"/>
@@ -21254,14 +21254,14 @@
                 <w:sz w:val="16"/>
                 <w:szCs w:val="16"/>
               </w:rPr>
-              <w:t xml:space="preserve">📖 HTML:</w:t>
+              <w:t xml:space="preserve">📖 EXERCISE:</w:t>
             </w:r>
           </w:p>
           <w:p>
             <w:pPr>
               <w:spacing w:after="20" w:before="0"/>
             </w:pPr>
-            <w:hyperlink w:history="1" r:id="rIdpl5kf8r4yhjjmjmoehn-t">
+            <w:hyperlink w:history="1" r:id="rId-v0ghhegraawjynurvnlk">
               <w:r>
                 <w:rPr>
                   <w:rFonts w:ascii="Arial" w:cs="Arial" w:eastAsia="Arial" w:hAnsi="Arial"/>
@@ -21270,7 +21270,7 @@
                   <w:szCs w:val="16"/>
                   <w:u w:val="single" w:color="2E75B6"/>
                 </w:rPr>
-                <w:t xml:space="preserve">Real Number Line Graphs (Flexbook)</w:t>
+                <w:t xml:space="preserve">Classify numbers: rational &amp; irrational</w:t>
               </w:r>
             </w:hyperlink>
           </w:p>
@@ -21286,7 +21286,7 @@
                 <w:sz w:val="14"/>
                 <w:szCs w:val="14"/>
               </w:rPr>
-              <w:t xml:space="preserve">Source: CK-12</w:t>
+              <w:t xml:space="preserve">Source: Khan Academy (English - US curriculum)</w:t>
             </w:r>
           </w:p>
           <w:p>
@@ -21294,7 +21294,7 @@
               <w:spacing w:after="10" w:before="0"/>
               <w:ind w:left="120"/>
             </w:pPr>
-            <w:hyperlink w:history="1" r:id="rIdejdxidebjene36w7wukqm">
+            <w:hyperlink w:history="1" r:id="rIdtmskjjafas0lmfcub51d7">
               <w:r>
                 <w:rPr>
                   <w:rFonts w:ascii="Arial" w:cs="Arial" w:eastAsia="Arial" w:hAnsi="Arial"/>
@@ -21489,7 +21489,7 @@
             <w:pPr>
               <w:spacing w:after="20" w:before="0"/>
             </w:pPr>
-            <w:hyperlink w:history="1" r:id="rIdl9hmspwvcenthxhr5gwdv">
+            <w:hyperlink w:history="1" r:id="rIdzuqsq3kac-yz8kkk_rt1f">
               <w:r>
                 <w:rPr>
                   <w:rFonts w:ascii="Arial" w:cs="Arial" w:eastAsia="Arial" w:hAnsi="Arial"/>
@@ -21498,7 +21498,7 @@
                   <w:szCs w:val="16"/>
                   <w:u w:val="single" w:color="2E75B6"/>
                 </w:rPr>
-                <w:t xml:space="preserve">Prime numbers</w:t>
+                <w:t xml:space="preserve">Proof: sum &amp; product of two rationals is rational</w:t>
               </w:r>
             </w:hyperlink>
           </w:p>
@@ -21522,7 +21522,7 @@
               <w:spacing w:after="10" w:before="0"/>
               <w:ind w:left="120"/>
             </w:pPr>
-            <w:hyperlink w:history="1" r:id="rId2knc-n_ais823t_pxicis">
+            <w:hyperlink w:history="1" r:id="rId4h2lllby841yucgotbuct">
               <w:r>
                 <w:rPr>
                   <w:rFonts w:ascii="Arial" w:cs="Arial" w:eastAsia="Arial" w:hAnsi="Arial"/>
@@ -21560,14 +21560,14 @@
                 <w:sz w:val="16"/>
                 <w:szCs w:val="16"/>
               </w:rPr>
-              <w:t xml:space="preserve">📖 HTML:</w:t>
+              <w:t xml:space="preserve">📖 EXERCISE:</w:t>
             </w:r>
           </w:p>
           <w:p>
             <w:pPr>
               <w:spacing w:after="20" w:before="0"/>
             </w:pPr>
-            <w:hyperlink w:history="1" r:id="rIdlp7e7fhult24290hmq6f0">
+            <w:hyperlink w:history="1" r:id="rIdzmt8-e8o5y1e7xzzsjxre">
               <w:r>
                 <w:rPr>
                   <w:rFonts w:ascii="Arial" w:cs="Arial" w:eastAsia="Arial" w:hAnsi="Arial"/>
@@ -21576,7 +21576,7 @@
                   <w:szCs w:val="16"/>
                   <w:u w:val="single" w:color="2E75B6"/>
                 </w:rPr>
-                <w:t xml:space="preserve">Real Number Line Graphs (Flexbook)</w:t>
+                <w:t xml:space="preserve">Compare rational numbers</w:t>
               </w:r>
             </w:hyperlink>
           </w:p>
@@ -21592,7 +21592,7 @@
                 <w:sz w:val="14"/>
                 <w:szCs w:val="14"/>
               </w:rPr>
-              <w:t xml:space="preserve">Source: CK-12</w:t>
+              <w:t xml:space="preserve">Source: Khan Academy (English - US curriculum)</w:t>
             </w:r>
           </w:p>
           <w:p>
@@ -21600,7 +21600,7 @@
               <w:spacing w:after="10" w:before="0"/>
               <w:ind w:left="120"/>
             </w:pPr>
-            <w:hyperlink w:history="1" r:id="rIdtpikyig_rovv17a01oepb">
+            <w:hyperlink w:history="1" r:id="rIdubhh3jbkquec0x4l4x0kg">
               <w:r>
                 <w:rPr>
                   <w:rFonts w:ascii="Arial" w:cs="Arial" w:eastAsia="Arial" w:hAnsi="Arial"/>

--- a/data/outputs/v2/Maths/SS1.1_Real_Numbers/Mathematics_Real_Numbers_CBE_LessonSequence.docx
+++ b/data/outputs/v2/Maths/SS1.1_Real_Numbers/Mathematics_Real_Numbers_CBE_LessonSequence.docx
@@ -3160,7 +3160,7 @@
             <w:pPr>
               <w:spacing w:after="20" w:before="0"/>
             </w:pPr>
-            <w:hyperlink w:history="1" r:id="rIdo07pnpd9i7ivlykyb9v86">
+            <w:hyperlink w:history="1" r:id="rIde9jrjhgy21t66cyaud5hn">
               <w:r>
                 <w:rPr>
                   <w:rFonts w:ascii="Arial" w:cs="Arial" w:eastAsia="Arial" w:hAnsi="Arial"/>
@@ -3193,7 +3193,7 @@
               <w:spacing w:after="10" w:before="0"/>
               <w:ind w:left="120"/>
             </w:pPr>
-            <w:hyperlink w:history="1" r:id="rId_brenbk-vr85sz9--z_tq">
+            <w:hyperlink w:history="1" r:id="rIdg9un4exafayprin6vxgzi">
               <w:r>
                 <w:rPr>
                   <w:rFonts w:ascii="Arial" w:cs="Arial" w:eastAsia="Arial" w:hAnsi="Arial"/>
@@ -3238,7 +3238,7 @@
             <w:pPr>
               <w:spacing w:after="20" w:before="0"/>
             </w:pPr>
-            <w:hyperlink w:history="1" r:id="rIdml3gynauyf98kyrt6smvd">
+            <w:hyperlink w:history="1" r:id="rId-xju-indawjzzktsssqzi">
               <w:r>
                 <w:rPr>
                   <w:rFonts w:ascii="Arial" w:cs="Arial" w:eastAsia="Arial" w:hAnsi="Arial"/>
@@ -3271,7 +3271,7 @@
               <w:spacing w:after="10" w:before="0"/>
               <w:ind w:left="120"/>
             </w:pPr>
-            <w:hyperlink w:history="1" r:id="rIdsyvkwp_dn-1uk6hzlzq8g">
+            <w:hyperlink w:history="1" r:id="rIdhum2dno7kfvatxvfztvlz">
               <w:r>
                 <w:rPr>
                   <w:rFonts w:ascii="Arial" w:cs="Arial" w:eastAsia="Arial" w:hAnsi="Arial"/>
@@ -3466,7 +3466,7 @@
             <w:pPr>
               <w:spacing w:after="20" w:before="0"/>
             </w:pPr>
-            <w:hyperlink w:history="1" r:id="rId3axcv2q9yt4oiv0-uw_y0">
+            <w:hyperlink w:history="1" r:id="rIdovfyovo5jyaiymaw4ka9j">
               <w:r>
                 <w:rPr>
                   <w:rFonts w:ascii="Arial" w:cs="Arial" w:eastAsia="Arial" w:hAnsi="Arial"/>
@@ -3499,7 +3499,7 @@
               <w:spacing w:after="10" w:before="0"/>
               <w:ind w:left="120"/>
             </w:pPr>
-            <w:hyperlink w:history="1" r:id="rIdxsqt6lvwwlgojmfrwt48g">
+            <w:hyperlink w:history="1" r:id="rIdlaj8evgwx0ncgbzmrrhwf">
               <w:r>
                 <w:rPr>
                   <w:rFonts w:ascii="Arial" w:cs="Arial" w:eastAsia="Arial" w:hAnsi="Arial"/>
@@ -3544,7 +3544,7 @@
             <w:pPr>
               <w:spacing w:after="20" w:before="0"/>
             </w:pPr>
-            <w:hyperlink w:history="1" r:id="rIduusxa8pnacc0ejdka2ybf">
+            <w:hyperlink w:history="1" r:id="rIdrlbaocqb64sjpbjuemrln">
               <w:r>
                 <w:rPr>
                   <w:rFonts w:ascii="Arial" w:cs="Arial" w:eastAsia="Arial" w:hAnsi="Arial"/>
@@ -3577,7 +3577,7 @@
               <w:spacing w:after="10" w:before="0"/>
               <w:ind w:left="120"/>
             </w:pPr>
-            <w:hyperlink w:history="1" r:id="rId-t25uo-ze1dy8pdfivfny">
+            <w:hyperlink w:history="1" r:id="rIdvrymz-glxpagnzyghp4pt">
               <w:r>
                 <w:rPr>
                   <w:rFonts w:ascii="Arial" w:cs="Arial" w:eastAsia="Arial" w:hAnsi="Arial"/>
@@ -3831,7 +3831,7 @@
             <w:pPr>
               <w:spacing w:after="20" w:before="0"/>
             </w:pPr>
-            <w:hyperlink w:history="1" r:id="rIdan6aui0gync9jnurwjnla">
+            <w:hyperlink w:history="1" r:id="rIdnmo76j2ghj0gcquftxto0">
               <w:r>
                 <w:rPr>
                   <w:rFonts w:ascii="Arial" w:cs="Arial" w:eastAsia="Arial" w:hAnsi="Arial"/>
@@ -3864,7 +3864,7 @@
               <w:spacing w:after="10" w:before="0"/>
               <w:ind w:left="120"/>
             </w:pPr>
-            <w:hyperlink w:history="1" r:id="rId-mj-mbu3fstu7dff63sbw">
+            <w:hyperlink w:history="1" r:id="rIdt87rv7grafr1ebq_gc8ac">
               <w:r>
                 <w:rPr>
                   <w:rFonts w:ascii="Arial" w:cs="Arial" w:eastAsia="Arial" w:hAnsi="Arial"/>
@@ -3909,7 +3909,7 @@
             <w:pPr>
               <w:spacing w:after="20" w:before="0"/>
             </w:pPr>
-            <w:hyperlink w:history="1" r:id="rIdfjecmbklbaultpi3shv4-">
+            <w:hyperlink w:history="1" r:id="rId56c552gnwox3gerdhwv3h">
               <w:r>
                 <w:rPr>
                   <w:rFonts w:ascii="Arial" w:cs="Arial" w:eastAsia="Arial" w:hAnsi="Arial"/>
@@ -3942,7 +3942,7 @@
               <w:spacing w:after="10" w:before="0"/>
               <w:ind w:left="120"/>
             </w:pPr>
-            <w:hyperlink w:history="1" r:id="rId_nqhr_xlnvc-tje1y_rag">
+            <w:hyperlink w:history="1" r:id="rIds5rpxib3ahuuqjp_s0t7h">
               <w:r>
                 <w:rPr>
                   <w:rFonts w:ascii="Arial" w:cs="Arial" w:eastAsia="Arial" w:hAnsi="Arial"/>
@@ -4137,7 +4137,7 @@
             <w:pPr>
               <w:spacing w:after="20" w:before="0"/>
             </w:pPr>
-            <w:hyperlink w:history="1" r:id="rId2_e-izmnqo-ijn1u4ftzu">
+            <w:hyperlink w:history="1" r:id="rIdvpleafkqbmramlpv1xoqz">
               <w:r>
                 <w:rPr>
                   <w:rFonts w:ascii="Arial" w:cs="Arial" w:eastAsia="Arial" w:hAnsi="Arial"/>
@@ -4170,7 +4170,7 @@
               <w:spacing w:after="10" w:before="0"/>
               <w:ind w:left="120"/>
             </w:pPr>
-            <w:hyperlink w:history="1" r:id="rId2kjpska5ca2204dr_twgj">
+            <w:hyperlink w:history="1" r:id="rIdlyzxzk1ypx4hawpcnb9eu">
               <w:r>
                 <w:rPr>
                   <w:rFonts w:ascii="Arial" w:cs="Arial" w:eastAsia="Arial" w:hAnsi="Arial"/>
@@ -4215,7 +4215,7 @@
             <w:pPr>
               <w:spacing w:after="20" w:before="0"/>
             </w:pPr>
-            <w:hyperlink w:history="1" r:id="rIdthwhqov2gwrcgzpdfi_wk">
+            <w:hyperlink w:history="1" r:id="rId3zvywaygwtbw0dcqdqdg2">
               <w:r>
                 <w:rPr>
                   <w:rFonts w:ascii="Arial" w:cs="Arial" w:eastAsia="Arial" w:hAnsi="Arial"/>
@@ -4248,7 +4248,7 @@
               <w:spacing w:after="10" w:before="0"/>
               <w:ind w:left="120"/>
             </w:pPr>
-            <w:hyperlink w:history="1" r:id="rId1scg6ybf17ilc1g8dju8_">
+            <w:hyperlink w:history="1" r:id="rIdsrpexdj6itpz3i_25rotw">
               <w:r>
                 <w:rPr>
                   <w:rFonts w:ascii="Arial" w:cs="Arial" w:eastAsia="Arial" w:hAnsi="Arial"/>
@@ -4443,7 +4443,7 @@
             <w:pPr>
               <w:spacing w:after="20" w:before="0"/>
             </w:pPr>
-            <w:hyperlink w:history="1" r:id="rIdrj96exhcr8xujdwfwkele">
+            <w:hyperlink w:history="1" r:id="rIdttx6t9dtxlrpgahgbfbd_">
               <w:r>
                 <w:rPr>
                   <w:rFonts w:ascii="Arial" w:cs="Arial" w:eastAsia="Arial" w:hAnsi="Arial"/>
@@ -4476,7 +4476,7 @@
               <w:spacing w:after="10" w:before="0"/>
               <w:ind w:left="120"/>
             </w:pPr>
-            <w:hyperlink w:history="1" r:id="rIde80xkqpsfe_amr5uhnuvs">
+            <w:hyperlink w:history="1" r:id="rIdn4awm0hrunsbnv07vv7ta">
               <w:r>
                 <w:rPr>
                   <w:rFonts w:ascii="Arial" w:cs="Arial" w:eastAsia="Arial" w:hAnsi="Arial"/>
@@ -4521,7 +4521,7 @@
             <w:pPr>
               <w:spacing w:after="20" w:before="0"/>
             </w:pPr>
-            <w:hyperlink w:history="1" r:id="rIdpqkeq3qs0k7gvbreybmv8">
+            <w:hyperlink w:history="1" r:id="rIdyeay-urofphlvs0dualw2">
               <w:r>
                 <w:rPr>
                   <w:rFonts w:ascii="Arial" w:cs="Arial" w:eastAsia="Arial" w:hAnsi="Arial"/>
@@ -4554,7 +4554,7 @@
               <w:spacing w:after="10" w:before="0"/>
               <w:ind w:left="120"/>
             </w:pPr>
-            <w:hyperlink w:history="1" r:id="rId-bequbfu_yw5gs6fk1t9p">
+            <w:hyperlink w:history="1" r:id="rIdr39i1zlx3kzdy-w84lydd">
               <w:r>
                 <w:rPr>
                   <w:rFonts w:ascii="Arial" w:cs="Arial" w:eastAsia="Arial" w:hAnsi="Arial"/>
@@ -6155,7 +6155,7 @@
             <w:pPr>
               <w:spacing w:after="20" w:before="0"/>
             </w:pPr>
-            <w:hyperlink w:history="1" r:id="rIdhyjh0lqbxjdloadqqcfqa">
+            <w:hyperlink w:history="1" r:id="rIdczyyql0-3a2nyykhlqy5x">
               <w:r>
                 <w:rPr>
                   <w:rFonts w:ascii="Arial" w:cs="Arial" w:eastAsia="Arial" w:hAnsi="Arial"/>
@@ -6188,7 +6188,7 @@
               <w:spacing w:after="10" w:before="0"/>
               <w:ind w:left="120"/>
             </w:pPr>
-            <w:hyperlink w:history="1" r:id="rIdcy_nsjxd0lbwwsuz-pc_1">
+            <w:hyperlink w:history="1" r:id="rIdmonwelminagryefjvuieb">
               <w:r>
                 <w:rPr>
                   <w:rFonts w:ascii="Arial" w:cs="Arial" w:eastAsia="Arial" w:hAnsi="Arial"/>
@@ -6233,7 +6233,7 @@
             <w:pPr>
               <w:spacing w:after="20" w:before="0"/>
             </w:pPr>
-            <w:hyperlink w:history="1" r:id="rIda4cpdm45el0gke6ygrle_">
+            <w:hyperlink w:history="1" r:id="rIdzy9jzrmhlicr2g_kiazqk">
               <w:r>
                 <w:rPr>
                   <w:rFonts w:ascii="Arial" w:cs="Arial" w:eastAsia="Arial" w:hAnsi="Arial"/>
@@ -6266,7 +6266,7 @@
               <w:spacing w:after="10" w:before="0"/>
               <w:ind w:left="120"/>
             </w:pPr>
-            <w:hyperlink w:history="1" r:id="rIdr-aosqo4hpnwanazaieua">
+            <w:hyperlink w:history="1" r:id="rIdrwsj30af2t7hsipto9eld">
               <w:r>
                 <w:rPr>
                   <w:rFonts w:ascii="Arial" w:cs="Arial" w:eastAsia="Arial" w:hAnsi="Arial"/>
@@ -6461,7 +6461,7 @@
             <w:pPr>
               <w:spacing w:after="20" w:before="0"/>
             </w:pPr>
-            <w:hyperlink w:history="1" r:id="rId_eys-jaywegkbnvndfyft">
+            <w:hyperlink w:history="1" r:id="rIdwxv_6ioaj-pd1ihzrnkde">
               <w:r>
                 <w:rPr>
                   <w:rFonts w:ascii="Arial" w:cs="Arial" w:eastAsia="Arial" w:hAnsi="Arial"/>
@@ -6494,7 +6494,7 @@
               <w:spacing w:after="10" w:before="0"/>
               <w:ind w:left="120"/>
             </w:pPr>
-            <w:hyperlink w:history="1" r:id="rId3mj3stzk1udnmhmo6ek5e">
+            <w:hyperlink w:history="1" r:id="rId-s9p_9bej8xehdugydurp">
               <w:r>
                 <w:rPr>
                   <w:rFonts w:ascii="Arial" w:cs="Arial" w:eastAsia="Arial" w:hAnsi="Arial"/>
@@ -6539,7 +6539,7 @@
             <w:pPr>
               <w:spacing w:after="20" w:before="0"/>
             </w:pPr>
-            <w:hyperlink w:history="1" r:id="rIdyqweztibbjd5z-hbi4as3">
+            <w:hyperlink w:history="1" r:id="rIdww4-ty1oxysatiejyjakx">
               <w:r>
                 <w:rPr>
                   <w:rFonts w:ascii="Arial" w:cs="Arial" w:eastAsia="Arial" w:hAnsi="Arial"/>
@@ -6572,7 +6572,7 @@
               <w:spacing w:after="10" w:before="0"/>
               <w:ind w:left="120"/>
             </w:pPr>
-            <w:hyperlink w:history="1" r:id="rIdti-ze_xr0sxgmo99k9jpg">
+            <w:hyperlink w:history="1" r:id="rIdkfh2bhtv0vqgatfskdv2l">
               <w:r>
                 <w:rPr>
                   <w:rFonts w:ascii="Arial" w:cs="Arial" w:eastAsia="Arial" w:hAnsi="Arial"/>
@@ -6767,7 +6767,7 @@
             <w:pPr>
               <w:spacing w:after="20" w:before="0"/>
             </w:pPr>
-            <w:hyperlink w:history="1" r:id="rId3uoimb0aahla0o-r21z62">
+            <w:hyperlink w:history="1" r:id="rIdfsqewy2g6hyaq4uc6xho8">
               <w:r>
                 <w:rPr>
                   <w:rFonts w:ascii="Arial" w:cs="Arial" w:eastAsia="Arial" w:hAnsi="Arial"/>
@@ -6800,7 +6800,7 @@
               <w:spacing w:after="10" w:before="0"/>
               <w:ind w:left="120"/>
             </w:pPr>
-            <w:hyperlink w:history="1" r:id="rIdk7hhgxxojbrtepqz_krfc">
+            <w:hyperlink w:history="1" r:id="rId96oaqtdmysos3pzpalk4n">
               <w:r>
                 <w:rPr>
                   <w:rFonts w:ascii="Arial" w:cs="Arial" w:eastAsia="Arial" w:hAnsi="Arial"/>
@@ -6845,7 +6845,7 @@
             <w:pPr>
               <w:spacing w:after="20" w:before="0"/>
             </w:pPr>
-            <w:hyperlink w:history="1" r:id="rIdp2dcknjlwmsdssnf7tq6t">
+            <w:hyperlink w:history="1" r:id="rId5vemcohyezqyljasqcsmn">
               <w:r>
                 <w:rPr>
                   <w:rFonts w:ascii="Arial" w:cs="Arial" w:eastAsia="Arial" w:hAnsi="Arial"/>
@@ -6878,7 +6878,7 @@
               <w:spacing w:after="10" w:before="0"/>
               <w:ind w:left="120"/>
             </w:pPr>
-            <w:hyperlink w:history="1" r:id="rIdxbbicznbfgbs27zd-bbvn">
+            <w:hyperlink w:history="1" r:id="rIdv56zjuqtbhvtt4csx0ixc">
               <w:r>
                 <w:rPr>
                   <w:rFonts w:ascii="Arial" w:cs="Arial" w:eastAsia="Arial" w:hAnsi="Arial"/>
@@ -7073,7 +7073,7 @@
             <w:pPr>
               <w:spacing w:after="20" w:before="0"/>
             </w:pPr>
-            <w:hyperlink w:history="1" r:id="rId3gxj2g0dhftmew0vexb5y">
+            <w:hyperlink w:history="1" r:id="rIdgo9_mm--dpdfueuotmnkm">
               <w:r>
                 <w:rPr>
                   <w:rFonts w:ascii="Arial" w:cs="Arial" w:eastAsia="Arial" w:hAnsi="Arial"/>
@@ -7106,7 +7106,7 @@
               <w:spacing w:after="10" w:before="0"/>
               <w:ind w:left="120"/>
             </w:pPr>
-            <w:hyperlink w:history="1" r:id="rIdqn9aqu0ol5vbwjt1kmlqp">
+            <w:hyperlink w:history="1" r:id="rIdf99uwriliha1tsxdgrwk0">
               <w:r>
                 <w:rPr>
                   <w:rFonts w:ascii="Arial" w:cs="Arial" w:eastAsia="Arial" w:hAnsi="Arial"/>
@@ -7151,7 +7151,7 @@
             <w:pPr>
               <w:spacing w:after="20" w:before="0"/>
             </w:pPr>
-            <w:hyperlink w:history="1" r:id="rIdkdx-oi0pbhdddobs0vgzi">
+            <w:hyperlink w:history="1" r:id="rIdksh_w1wkofuok0scnwi6a">
               <w:r>
                 <w:rPr>
                   <w:rFonts w:ascii="Arial" w:cs="Arial" w:eastAsia="Arial" w:hAnsi="Arial"/>
@@ -7184,7 +7184,7 @@
               <w:spacing w:after="10" w:before="0"/>
               <w:ind w:left="120"/>
             </w:pPr>
-            <w:hyperlink w:history="1" r:id="rIdunhpavd42by37ao86zzik">
+            <w:hyperlink w:history="1" r:id="rIducegeciluw9hdagcyahng">
               <w:r>
                 <w:rPr>
                   <w:rFonts w:ascii="Arial" w:cs="Arial" w:eastAsia="Arial" w:hAnsi="Arial"/>
@@ -7379,7 +7379,7 @@
             <w:pPr>
               <w:spacing w:after="20" w:before="0"/>
             </w:pPr>
-            <w:hyperlink w:history="1" r:id="rIdygfntq9qllg7trxuzpuiv">
+            <w:hyperlink w:history="1" r:id="rIdhtmtbo0kakcd4xn75rv8i">
               <w:r>
                 <w:rPr>
                   <w:rFonts w:ascii="Arial" w:cs="Arial" w:eastAsia="Arial" w:hAnsi="Arial"/>
@@ -7412,7 +7412,7 @@
               <w:spacing w:after="10" w:before="0"/>
               <w:ind w:left="120"/>
             </w:pPr>
-            <w:hyperlink w:history="1" r:id="rIdjuq7i2g8hnuv6qdctmarm">
+            <w:hyperlink w:history="1" r:id="rIdcc5cbitiwspjjdxfc-78q">
               <w:r>
                 <w:rPr>
                   <w:rFonts w:ascii="Arial" w:cs="Arial" w:eastAsia="Arial" w:hAnsi="Arial"/>
@@ -7457,7 +7457,7 @@
             <w:pPr>
               <w:spacing w:after="20" w:before="0"/>
             </w:pPr>
-            <w:hyperlink w:history="1" r:id="rIdmvrsv2scfxnetnxu2vamh">
+            <w:hyperlink w:history="1" r:id="rId6f-xjadua7pa-z9sqkw9u">
               <w:r>
                 <w:rPr>
                   <w:rFonts w:ascii="Arial" w:cs="Arial" w:eastAsia="Arial" w:hAnsi="Arial"/>
@@ -7490,7 +7490,7 @@
               <w:spacing w:after="10" w:before="0"/>
               <w:ind w:left="120"/>
             </w:pPr>
-            <w:hyperlink w:history="1" r:id="rIdtsungxfwxesvqjg9dfllb">
+            <w:hyperlink w:history="1" r:id="rIdnmnhuxdvndy02xgczbyi3">
               <w:r>
                 <w:rPr>
                   <w:rFonts w:ascii="Arial" w:cs="Arial" w:eastAsia="Arial" w:hAnsi="Arial"/>
@@ -8977,7 +8977,7 @@
             <w:pPr>
               <w:spacing w:after="20" w:before="0"/>
             </w:pPr>
-            <w:hyperlink w:history="1" r:id="rId-peazek4h9fh1cvjmcene">
+            <w:hyperlink w:history="1" r:id="rIdijf2mdbzpuy6rmkctqyw7">
               <w:r>
                 <w:rPr>
                   <w:rFonts w:ascii="Arial" w:cs="Arial" w:eastAsia="Arial" w:hAnsi="Arial"/>
@@ -9010,7 +9010,7 @@
               <w:spacing w:after="10" w:before="0"/>
               <w:ind w:left="120"/>
             </w:pPr>
-            <w:hyperlink w:history="1" r:id="rIdmhbqsuvd7qflgq_nenhsr">
+            <w:hyperlink w:history="1" r:id="rIdymwvffwojynd6qokfyjeu">
               <w:r>
                 <w:rPr>
                   <w:rFonts w:ascii="Arial" w:cs="Arial" w:eastAsia="Arial" w:hAnsi="Arial"/>
@@ -9055,7 +9055,7 @@
             <w:pPr>
               <w:spacing w:after="20" w:before="0"/>
             </w:pPr>
-            <w:hyperlink w:history="1" r:id="rIdeegfi2ztqpbotctqpitw4">
+            <w:hyperlink w:history="1" r:id="rIdplheicjbugfil3b84iv9v">
               <w:r>
                 <w:rPr>
                   <w:rFonts w:ascii="Arial" w:cs="Arial" w:eastAsia="Arial" w:hAnsi="Arial"/>
@@ -9088,7 +9088,7 @@
               <w:spacing w:after="10" w:before="0"/>
               <w:ind w:left="120"/>
             </w:pPr>
-            <w:hyperlink w:history="1" r:id="rIdskgvjgvqfaci3bas28l1e">
+            <w:hyperlink w:history="1" r:id="rIdvs1g5o2bald8oschdqmbi">
               <w:r>
                 <w:rPr>
                   <w:rFonts w:ascii="Arial" w:cs="Arial" w:eastAsia="Arial" w:hAnsi="Arial"/>
@@ -9283,7 +9283,7 @@
             <w:pPr>
               <w:spacing w:after="20" w:before="0"/>
             </w:pPr>
-            <w:hyperlink w:history="1" r:id="rIdwgtuli7dca9amq6swfe6j">
+            <w:hyperlink w:history="1" r:id="rId1ygr0lucadkpvttsqspuo">
               <w:r>
                 <w:rPr>
                   <w:rFonts w:ascii="Arial" w:cs="Arial" w:eastAsia="Arial" w:hAnsi="Arial"/>
@@ -9316,7 +9316,7 @@
               <w:spacing w:after="10" w:before="0"/>
               <w:ind w:left="120"/>
             </w:pPr>
-            <w:hyperlink w:history="1" r:id="rIdbmcs73w6kby2nl4bxrd4k">
+            <w:hyperlink w:history="1" r:id="rIdihdcj8mdbb752rurnp4r7">
               <w:r>
                 <w:rPr>
                   <w:rFonts w:ascii="Arial" w:cs="Arial" w:eastAsia="Arial" w:hAnsi="Arial"/>
@@ -9361,7 +9361,7 @@
             <w:pPr>
               <w:spacing w:after="20" w:before="0"/>
             </w:pPr>
-            <w:hyperlink w:history="1" r:id="rIdm7zkue9mijvfpyogiwnez">
+            <w:hyperlink w:history="1" r:id="rId3t3wrn5veh4jszb8w8np1">
               <w:r>
                 <w:rPr>
                   <w:rFonts w:ascii="Arial" w:cs="Arial" w:eastAsia="Arial" w:hAnsi="Arial"/>
@@ -9394,7 +9394,7 @@
               <w:spacing w:after="10" w:before="0"/>
               <w:ind w:left="120"/>
             </w:pPr>
-            <w:hyperlink w:history="1" r:id="rIdktdbyul5aciuqetefgsy-">
+            <w:hyperlink w:history="1" r:id="rIdch72empdmj0cvtirxwwsq">
               <w:r>
                 <w:rPr>
                   <w:rFonts w:ascii="Arial" w:cs="Arial" w:eastAsia="Arial" w:hAnsi="Arial"/>
@@ -9589,7 +9589,7 @@
             <w:pPr>
               <w:spacing w:after="20" w:before="0"/>
             </w:pPr>
-            <w:hyperlink w:history="1" r:id="rIddpnq8gsgrb13drddkgjkv">
+            <w:hyperlink w:history="1" r:id="rIduvdrzvfdqpdy-afkib4kb">
               <w:r>
                 <w:rPr>
                   <w:rFonts w:ascii="Arial" w:cs="Arial" w:eastAsia="Arial" w:hAnsi="Arial"/>
@@ -9622,7 +9622,7 @@
               <w:spacing w:after="10" w:before="0"/>
               <w:ind w:left="120"/>
             </w:pPr>
-            <w:hyperlink w:history="1" r:id="rIdz5annezw6ixw4aaskuo5m">
+            <w:hyperlink w:history="1" r:id="rIdtt5n2-qti_qtkmwcahgwh">
               <w:r>
                 <w:rPr>
                   <w:rFonts w:ascii="Arial" w:cs="Arial" w:eastAsia="Arial" w:hAnsi="Arial"/>
@@ -9667,7 +9667,7 @@
             <w:pPr>
               <w:spacing w:after="20" w:before="0"/>
             </w:pPr>
-            <w:hyperlink w:history="1" r:id="rIdoennf4qikafxl6ypyj0rs">
+            <w:hyperlink w:history="1" r:id="rIdkjafh0dr4lzuc1df6amik">
               <w:r>
                 <w:rPr>
                   <w:rFonts w:ascii="Arial" w:cs="Arial" w:eastAsia="Arial" w:hAnsi="Arial"/>
@@ -9700,7 +9700,7 @@
               <w:spacing w:after="10" w:before="0"/>
               <w:ind w:left="120"/>
             </w:pPr>
-            <w:hyperlink w:history="1" r:id="rIdmx5htf7evgdek6sst8s7g">
+            <w:hyperlink w:history="1" r:id="rIdqv75bin0wsnlkllmezpky">
               <w:r>
                 <w:rPr>
                   <w:rFonts w:ascii="Arial" w:cs="Arial" w:eastAsia="Arial" w:hAnsi="Arial"/>
@@ -9895,7 +9895,7 @@
             <w:pPr>
               <w:spacing w:after="20" w:before="0"/>
             </w:pPr>
-            <w:hyperlink w:history="1" r:id="rIdbzrrvln4lf0apklyh8ykw">
+            <w:hyperlink w:history="1" r:id="rIdwf3-a_v3ztlpktiogbztv">
               <w:r>
                 <w:rPr>
                   <w:rFonts w:ascii="Arial" w:cs="Arial" w:eastAsia="Arial" w:hAnsi="Arial"/>
@@ -9928,7 +9928,7 @@
               <w:spacing w:after="10" w:before="0"/>
               <w:ind w:left="120"/>
             </w:pPr>
-            <w:hyperlink w:history="1" r:id="rIduhjj56on4zrluhwy3bruc">
+            <w:hyperlink w:history="1" r:id="rIdgxrynooit-3ghlz_d5eca">
               <w:r>
                 <w:rPr>
                   <w:rFonts w:ascii="Arial" w:cs="Arial" w:eastAsia="Arial" w:hAnsi="Arial"/>
@@ -9973,7 +9973,7 @@
             <w:pPr>
               <w:spacing w:after="20" w:before="0"/>
             </w:pPr>
-            <w:hyperlink w:history="1" r:id="rIdmn38nozxm5tzc0zaqhn-_">
+            <w:hyperlink w:history="1" r:id="rIdjj0mu82xmclx3yyqo0uqc">
               <w:r>
                 <w:rPr>
                   <w:rFonts w:ascii="Arial" w:cs="Arial" w:eastAsia="Arial" w:hAnsi="Arial"/>
@@ -10006,7 +10006,7 @@
               <w:spacing w:after="10" w:before="0"/>
               <w:ind w:left="120"/>
             </w:pPr>
-            <w:hyperlink w:history="1" r:id="rIdqkdbxecv63tfnenjbjkfq">
+            <w:hyperlink w:history="1" r:id="rIdcfw4d82tp4vwvfo8skbdl">
               <w:r>
                 <w:rPr>
                   <w:rFonts w:ascii="Arial" w:cs="Arial" w:eastAsia="Arial" w:hAnsi="Arial"/>
@@ -10201,7 +10201,7 @@
             <w:pPr>
               <w:spacing w:after="20" w:before="0"/>
             </w:pPr>
-            <w:hyperlink w:history="1" r:id="rIdzs-pclcmqu-qp4nudjadz">
+            <w:hyperlink w:history="1" r:id="rIdqvjiwiiso8nwep_kibcnn">
               <w:r>
                 <w:rPr>
                   <w:rFonts w:ascii="Arial" w:cs="Arial" w:eastAsia="Arial" w:hAnsi="Arial"/>
@@ -10234,7 +10234,7 @@
               <w:spacing w:after="10" w:before="0"/>
               <w:ind w:left="120"/>
             </w:pPr>
-            <w:hyperlink w:history="1" r:id="rIdyngbyuhswhpv3dxyeyqkk">
+            <w:hyperlink w:history="1" r:id="rIdo2dctalyxis3xmxewd71q">
               <w:r>
                 <w:rPr>
                   <w:rFonts w:ascii="Arial" w:cs="Arial" w:eastAsia="Arial" w:hAnsi="Arial"/>
@@ -10279,7 +10279,7 @@
             <w:pPr>
               <w:spacing w:after="20" w:before="0"/>
             </w:pPr>
-            <w:hyperlink w:history="1" r:id="rId2avzhaxakuxyeayruhkrg">
+            <w:hyperlink w:history="1" r:id="rId14gkes-tnpps9p3ro97mw">
               <w:r>
                 <w:rPr>
                   <w:rFonts w:ascii="Arial" w:cs="Arial" w:eastAsia="Arial" w:hAnsi="Arial"/>
@@ -10312,7 +10312,7 @@
               <w:spacing w:after="10" w:before="0"/>
               <w:ind w:left="120"/>
             </w:pPr>
-            <w:hyperlink w:history="1" r:id="rIdwr-ypnj28tfv2lbwz0sju">
+            <w:hyperlink w:history="1" r:id="rIdbqddpnxdu6tadtibqj7kx">
               <w:r>
                 <w:rPr>
                   <w:rFonts w:ascii="Arial" w:cs="Arial" w:eastAsia="Arial" w:hAnsi="Arial"/>
@@ -11799,7 +11799,7 @@
             <w:pPr>
               <w:spacing w:after="20" w:before="0"/>
             </w:pPr>
-            <w:hyperlink w:history="1" r:id="rIdsbmncaboqdretzuvgknku">
+            <w:hyperlink w:history="1" r:id="rIdbq526etwwkbwf1m-luf61">
               <w:r>
                 <w:rPr>
                   <w:rFonts w:ascii="Arial" w:cs="Arial" w:eastAsia="Arial" w:hAnsi="Arial"/>
@@ -11832,7 +11832,7 @@
               <w:spacing w:after="10" w:before="0"/>
               <w:ind w:left="120"/>
             </w:pPr>
-            <w:hyperlink w:history="1" r:id="rIdeguoxv8eax8qnrss1pfyl">
+            <w:hyperlink w:history="1" r:id="rIdmwqhsdsjhcf_cvt8zygsu">
               <w:r>
                 <w:rPr>
                   <w:rFonts w:ascii="Arial" w:cs="Arial" w:eastAsia="Arial" w:hAnsi="Arial"/>
@@ -11877,7 +11877,7 @@
             <w:pPr>
               <w:spacing w:after="20" w:before="0"/>
             </w:pPr>
-            <w:hyperlink w:history="1" r:id="rId_bhto8r6c3jeubp-hlwlq">
+            <w:hyperlink w:history="1" r:id="rIdn6ack6qf-3atas0euuf-m">
               <w:r>
                 <w:rPr>
                   <w:rFonts w:ascii="Arial" w:cs="Arial" w:eastAsia="Arial" w:hAnsi="Arial"/>
@@ -11910,7 +11910,7 @@
               <w:spacing w:after="10" w:before="0"/>
               <w:ind w:left="120"/>
             </w:pPr>
-            <w:hyperlink w:history="1" r:id="rIdvajyqcwqy4mj1m-7cufxq">
+            <w:hyperlink w:history="1" r:id="rIdkbo_uiooxvesssjm7s1af">
               <w:r>
                 <w:rPr>
                   <w:rFonts w:ascii="Arial" w:cs="Arial" w:eastAsia="Arial" w:hAnsi="Arial"/>
@@ -12105,7 +12105,7 @@
             <w:pPr>
               <w:spacing w:after="20" w:before="0"/>
             </w:pPr>
-            <w:hyperlink w:history="1" r:id="rId46zw6pxhq49rdo5q4yplp">
+            <w:hyperlink w:history="1" r:id="rIdo7-8bysvmw-eeloin3ouy">
               <w:r>
                 <w:rPr>
                   <w:rFonts w:ascii="Arial" w:cs="Arial" w:eastAsia="Arial" w:hAnsi="Arial"/>
@@ -12138,7 +12138,7 @@
               <w:spacing w:after="10" w:before="0"/>
               <w:ind w:left="120"/>
             </w:pPr>
-            <w:hyperlink w:history="1" r:id="rIdkgccvgi5o_d8pb9vve9an">
+            <w:hyperlink w:history="1" r:id="rIddtmecvti1pazh5xbfjv54">
               <w:r>
                 <w:rPr>
                   <w:rFonts w:ascii="Arial" w:cs="Arial" w:eastAsia="Arial" w:hAnsi="Arial"/>
@@ -12183,7 +12183,7 @@
             <w:pPr>
               <w:spacing w:after="20" w:before="0"/>
             </w:pPr>
-            <w:hyperlink w:history="1" r:id="rIdhj_wo4d8abg5urpvuvojf">
+            <w:hyperlink w:history="1" r:id="rIdduv9cm-got56gixcip6eu">
               <w:r>
                 <w:rPr>
                   <w:rFonts w:ascii="Arial" w:cs="Arial" w:eastAsia="Arial" w:hAnsi="Arial"/>
@@ -12216,7 +12216,7 @@
               <w:spacing w:after="10" w:before="0"/>
               <w:ind w:left="120"/>
             </w:pPr>
-            <w:hyperlink w:history="1" r:id="rIdibh_bjt5qe1vuvz94ntis">
+            <w:hyperlink w:history="1" r:id="rIdw9hgy5i9pmbdaz8clcoks">
               <w:r>
                 <w:rPr>
                   <w:rFonts w:ascii="Arial" w:cs="Arial" w:eastAsia="Arial" w:hAnsi="Arial"/>
@@ -12411,7 +12411,7 @@
             <w:pPr>
               <w:spacing w:after="20" w:before="0"/>
             </w:pPr>
-            <w:hyperlink w:history="1" r:id="rIdpytyrr6k_7qdwzbnalrub">
+            <w:hyperlink w:history="1" r:id="rId07vz5dmbp7olupeidpa5b">
               <w:r>
                 <w:rPr>
                   <w:rFonts w:ascii="Arial" w:cs="Arial" w:eastAsia="Arial" w:hAnsi="Arial"/>
@@ -12444,7 +12444,7 @@
               <w:spacing w:after="10" w:before="0"/>
               <w:ind w:left="120"/>
             </w:pPr>
-            <w:hyperlink w:history="1" r:id="rIde1qntcjkbynrbh05q9i6g">
+            <w:hyperlink w:history="1" r:id="rIdyovqweifmq1xfmgsr3k7i">
               <w:r>
                 <w:rPr>
                   <w:rFonts w:ascii="Arial" w:cs="Arial" w:eastAsia="Arial" w:hAnsi="Arial"/>
@@ -12489,7 +12489,7 @@
             <w:pPr>
               <w:spacing w:after="20" w:before="0"/>
             </w:pPr>
-            <w:hyperlink w:history="1" r:id="rIdwbpoty5b7hta8ycmsh1nm">
+            <w:hyperlink w:history="1" r:id="rIdwzhvqagerqfbhngwmi4vb">
               <w:r>
                 <w:rPr>
                   <w:rFonts w:ascii="Arial" w:cs="Arial" w:eastAsia="Arial" w:hAnsi="Arial"/>
@@ -12522,7 +12522,7 @@
               <w:spacing w:after="10" w:before="0"/>
               <w:ind w:left="120"/>
             </w:pPr>
-            <w:hyperlink w:history="1" r:id="rIddim-xgt59jl1sku9bzkjs">
+            <w:hyperlink w:history="1" r:id="rIdzcnc4aug68gcuyn8iptpd">
               <w:r>
                 <w:rPr>
                   <w:rFonts w:ascii="Arial" w:cs="Arial" w:eastAsia="Arial" w:hAnsi="Arial"/>
@@ -12717,7 +12717,7 @@
             <w:pPr>
               <w:spacing w:after="20" w:before="0"/>
             </w:pPr>
-            <w:hyperlink w:history="1" r:id="rId6cwxts4rfv7h6bbiwdfzb">
+            <w:hyperlink w:history="1" r:id="rIdomg1rg70fvrqdjgu0qmfl">
               <w:r>
                 <w:rPr>
                   <w:rFonts w:ascii="Arial" w:cs="Arial" w:eastAsia="Arial" w:hAnsi="Arial"/>
@@ -12750,7 +12750,7 @@
               <w:spacing w:after="10" w:before="0"/>
               <w:ind w:left="120"/>
             </w:pPr>
-            <w:hyperlink w:history="1" r:id="rIdk0gecqwcmpuycq3p2lhh_">
+            <w:hyperlink w:history="1" r:id="rIdy3y8zbofynesopr0dqtd_">
               <w:r>
                 <w:rPr>
                   <w:rFonts w:ascii="Arial" w:cs="Arial" w:eastAsia="Arial" w:hAnsi="Arial"/>
@@ -12795,7 +12795,7 @@
             <w:pPr>
               <w:spacing w:after="20" w:before="0"/>
             </w:pPr>
-            <w:hyperlink w:history="1" r:id="rId37k-0wgjsa5fmaxdf9r2e">
+            <w:hyperlink w:history="1" r:id="rIdkoc9e7fpiky91xhybvmny">
               <w:r>
                 <w:rPr>
                   <w:rFonts w:ascii="Arial" w:cs="Arial" w:eastAsia="Arial" w:hAnsi="Arial"/>
@@ -12828,7 +12828,7 @@
               <w:spacing w:after="10" w:before="0"/>
               <w:ind w:left="120"/>
             </w:pPr>
-            <w:hyperlink w:history="1" r:id="rIdacnehthujiwsrhfynqhhk">
+            <w:hyperlink w:history="1" r:id="rIdd1rdlgzdtbiodc9otjxuz">
               <w:r>
                 <w:rPr>
                   <w:rFonts w:ascii="Arial" w:cs="Arial" w:eastAsia="Arial" w:hAnsi="Arial"/>
@@ -13023,7 +13023,7 @@
             <w:pPr>
               <w:spacing w:after="20" w:before="0"/>
             </w:pPr>
-            <w:hyperlink w:history="1" r:id="rIdu3nmww6ufbszpwuynm2j1">
+            <w:hyperlink w:history="1" r:id="rId_oeo2snpbjps7ked7mprb">
               <w:r>
                 <w:rPr>
                   <w:rFonts w:ascii="Arial" w:cs="Arial" w:eastAsia="Arial" w:hAnsi="Arial"/>
@@ -13056,7 +13056,7 @@
               <w:spacing w:after="10" w:before="0"/>
               <w:ind w:left="120"/>
             </w:pPr>
-            <w:hyperlink w:history="1" r:id="rIdroez9n2kcu6ajiw6p7tm3">
+            <w:hyperlink w:history="1" r:id="rIdfmwac1hg8thvrc2otrb7f">
               <w:r>
                 <w:rPr>
                   <w:rFonts w:ascii="Arial" w:cs="Arial" w:eastAsia="Arial" w:hAnsi="Arial"/>
@@ -13101,7 +13101,7 @@
             <w:pPr>
               <w:spacing w:after="20" w:before="0"/>
             </w:pPr>
-            <w:hyperlink w:history="1" r:id="rIdm2lkrtglltw8luqizb8nn">
+            <w:hyperlink w:history="1" r:id="rId_3xbwumlynmqh_k6epbcc">
               <w:r>
                 <w:rPr>
                   <w:rFonts w:ascii="Arial" w:cs="Arial" w:eastAsia="Arial" w:hAnsi="Arial"/>
@@ -13134,7 +13134,7 @@
               <w:spacing w:after="10" w:before="0"/>
               <w:ind w:left="120"/>
             </w:pPr>
-            <w:hyperlink w:history="1" r:id="rIdhdc14v9t62pddqnupbrbv">
+            <w:hyperlink w:history="1" r:id="rId--s-cgxhm8pv04culce4v">
               <w:r>
                 <w:rPr>
                   <w:rFonts w:ascii="Arial" w:cs="Arial" w:eastAsia="Arial" w:hAnsi="Arial"/>
@@ -14621,7 +14621,7 @@
             <w:pPr>
               <w:spacing w:after="20" w:before="0"/>
             </w:pPr>
-            <w:hyperlink w:history="1" r:id="rIddbnrxbngwcnadvq3o-ga_">
+            <w:hyperlink w:history="1" r:id="rIdi0kzvjfdgoxg4wixhm6z6">
               <w:r>
                 <w:rPr>
                   <w:rFonts w:ascii="Arial" w:cs="Arial" w:eastAsia="Arial" w:hAnsi="Arial"/>
@@ -14654,7 +14654,7 @@
               <w:spacing w:after="10" w:before="0"/>
               <w:ind w:left="120"/>
             </w:pPr>
-            <w:hyperlink w:history="1" r:id="rIddk5lo3fakarrojkbqozqh">
+            <w:hyperlink w:history="1" r:id="rIdkbsuftoqp5hsrjs0jxz1a">
               <w:r>
                 <w:rPr>
                   <w:rFonts w:ascii="Arial" w:cs="Arial" w:eastAsia="Arial" w:hAnsi="Arial"/>
@@ -14699,7 +14699,7 @@
             <w:pPr>
               <w:spacing w:after="20" w:before="0"/>
             </w:pPr>
-            <w:hyperlink w:history="1" r:id="rId7peusufs1lcbks-mwj2yc">
+            <w:hyperlink w:history="1" r:id="rId6ekvmzolqo_pilcugucru">
               <w:r>
                 <w:rPr>
                   <w:rFonts w:ascii="Arial" w:cs="Arial" w:eastAsia="Arial" w:hAnsi="Arial"/>
@@ -14732,7 +14732,7 @@
               <w:spacing w:after="10" w:before="0"/>
               <w:ind w:left="120"/>
             </w:pPr>
-            <w:hyperlink w:history="1" r:id="rIdr8c4divzd4tfvtcmnc0an">
+            <w:hyperlink w:history="1" r:id="rIdykagg4hxdcg5rzvqr1x7q">
               <w:r>
                 <w:rPr>
                   <w:rFonts w:ascii="Arial" w:cs="Arial" w:eastAsia="Arial" w:hAnsi="Arial"/>
@@ -14927,7 +14927,7 @@
             <w:pPr>
               <w:spacing w:after="20" w:before="0"/>
             </w:pPr>
-            <w:hyperlink w:history="1" r:id="rIdcr0poiqczumvyjtx12xng">
+            <w:hyperlink w:history="1" r:id="rIdk-lmeiramtt8vuweimcvb">
               <w:r>
                 <w:rPr>
                   <w:rFonts w:ascii="Arial" w:cs="Arial" w:eastAsia="Arial" w:hAnsi="Arial"/>
@@ -14960,7 +14960,7 @@
               <w:spacing w:after="10" w:before="0"/>
               <w:ind w:left="120"/>
             </w:pPr>
-            <w:hyperlink w:history="1" r:id="rId11ksfudimocljdirgba-l">
+            <w:hyperlink w:history="1" r:id="rIdfi21cc1qtvpd1ahvnngum">
               <w:r>
                 <w:rPr>
                   <w:rFonts w:ascii="Arial" w:cs="Arial" w:eastAsia="Arial" w:hAnsi="Arial"/>
@@ -15005,7 +15005,7 @@
             <w:pPr>
               <w:spacing w:after="20" w:before="0"/>
             </w:pPr>
-            <w:hyperlink w:history="1" r:id="rIdlunrn-_iurjclj2d1gcvm">
+            <w:hyperlink w:history="1" r:id="rIdyrchn1fz5gmaqu9xq7mwf">
               <w:r>
                 <w:rPr>
                   <w:rFonts w:ascii="Arial" w:cs="Arial" w:eastAsia="Arial" w:hAnsi="Arial"/>
@@ -15038,7 +15038,7 @@
               <w:spacing w:after="10" w:before="0"/>
               <w:ind w:left="120"/>
             </w:pPr>
-            <w:hyperlink w:history="1" r:id="rIdnwtott2qhdmlcnsqegrrg">
+            <w:hyperlink w:history="1" r:id="rIdcjxcv7x8ubgmhke3oqpuz">
               <w:r>
                 <w:rPr>
                   <w:rFonts w:ascii="Arial" w:cs="Arial" w:eastAsia="Arial" w:hAnsi="Arial"/>
@@ -15233,7 +15233,7 @@
             <w:pPr>
               <w:spacing w:after="20" w:before="0"/>
             </w:pPr>
-            <w:hyperlink w:history="1" r:id="rIdtsmkby3x4qk3cm_ly9niv">
+            <w:hyperlink w:history="1" r:id="rIdkw1v9prxsvmz7skyd_nrm">
               <w:r>
                 <w:rPr>
                   <w:rFonts w:ascii="Arial" w:cs="Arial" w:eastAsia="Arial" w:hAnsi="Arial"/>
@@ -15266,7 +15266,7 @@
               <w:spacing w:after="10" w:before="0"/>
               <w:ind w:left="120"/>
             </w:pPr>
-            <w:hyperlink w:history="1" r:id="rIdetste8citxzbohaf-eqly">
+            <w:hyperlink w:history="1" r:id="rIdjg4otpnewoyw4hmkebo80">
               <w:r>
                 <w:rPr>
                   <w:rFonts w:ascii="Arial" w:cs="Arial" w:eastAsia="Arial" w:hAnsi="Arial"/>
@@ -15311,7 +15311,7 @@
             <w:pPr>
               <w:spacing w:after="20" w:before="0"/>
             </w:pPr>
-            <w:hyperlink w:history="1" r:id="rIdngjeflg9tthipjurmzri0">
+            <w:hyperlink w:history="1" r:id="rIdhhf9zmkfg5lwk6kei6gcx">
               <w:r>
                 <w:rPr>
                   <w:rFonts w:ascii="Arial" w:cs="Arial" w:eastAsia="Arial" w:hAnsi="Arial"/>
@@ -15344,7 +15344,7 @@
               <w:spacing w:after="10" w:before="0"/>
               <w:ind w:left="120"/>
             </w:pPr>
-            <w:hyperlink w:history="1" r:id="rIdvcfqeqysowc2pg7wfpytx">
+            <w:hyperlink w:history="1" r:id="rId9lv5qdk9ggxveteosuz77">
               <w:r>
                 <w:rPr>
                   <w:rFonts w:ascii="Arial" w:cs="Arial" w:eastAsia="Arial" w:hAnsi="Arial"/>
@@ -15539,7 +15539,7 @@
             <w:pPr>
               <w:spacing w:after="20" w:before="0"/>
             </w:pPr>
-            <w:hyperlink w:history="1" r:id="rId-qrkvbnz-vxbkmlhpgv1a">
+            <w:hyperlink w:history="1" r:id="rIdvj7zamoad8mky6rdo9r1b">
               <w:r>
                 <w:rPr>
                   <w:rFonts w:ascii="Arial" w:cs="Arial" w:eastAsia="Arial" w:hAnsi="Arial"/>
@@ -15572,7 +15572,7 @@
               <w:spacing w:after="10" w:before="0"/>
               <w:ind w:left="120"/>
             </w:pPr>
-            <w:hyperlink w:history="1" r:id="rIdrwrbewoxi4hquvwnhjely">
+            <w:hyperlink w:history="1" r:id="rId2k4xvu4zckgm8zecuhqde">
               <w:r>
                 <w:rPr>
                   <w:rFonts w:ascii="Arial" w:cs="Arial" w:eastAsia="Arial" w:hAnsi="Arial"/>
@@ -15617,7 +15617,7 @@
             <w:pPr>
               <w:spacing w:after="20" w:before="0"/>
             </w:pPr>
-            <w:hyperlink w:history="1" r:id="rIdnpdsdkyvao1iikrqnnq6e">
+            <w:hyperlink w:history="1" r:id="rIdryx0nk2faj2qyfd_kr2m0">
               <w:r>
                 <w:rPr>
                   <w:rFonts w:ascii="Arial" w:cs="Arial" w:eastAsia="Arial" w:hAnsi="Arial"/>
@@ -15650,7 +15650,7 @@
               <w:spacing w:after="10" w:before="0"/>
               <w:ind w:left="120"/>
             </w:pPr>
-            <w:hyperlink w:history="1" r:id="rIdio88t_o8cl-zutjqruyje">
+            <w:hyperlink w:history="1" r:id="rIdschjgcfsw7ikhst_hcozf">
               <w:r>
                 <w:rPr>
                   <w:rFonts w:ascii="Arial" w:cs="Arial" w:eastAsia="Arial" w:hAnsi="Arial"/>
@@ -15845,7 +15845,7 @@
             <w:pPr>
               <w:spacing w:after="20" w:before="0"/>
             </w:pPr>
-            <w:hyperlink w:history="1" r:id="rIdxiyvmyyfituolcm_gmpyx">
+            <w:hyperlink w:history="1" r:id="rId9kynk_qiqrp6f4mpbjuse">
               <w:r>
                 <w:rPr>
                   <w:rFonts w:ascii="Arial" w:cs="Arial" w:eastAsia="Arial" w:hAnsi="Arial"/>
@@ -15878,7 +15878,7 @@
               <w:spacing w:after="10" w:before="0"/>
               <w:ind w:left="120"/>
             </w:pPr>
-            <w:hyperlink w:history="1" r:id="rIdthw3ebzmgg-e6kyhuporb">
+            <w:hyperlink w:history="1" r:id="rId4ntur8ey3qls1zdssrbfl">
               <w:r>
                 <w:rPr>
                   <w:rFonts w:ascii="Arial" w:cs="Arial" w:eastAsia="Arial" w:hAnsi="Arial"/>
@@ -15923,7 +15923,7 @@
             <w:pPr>
               <w:spacing w:after="20" w:before="0"/>
             </w:pPr>
-            <w:hyperlink w:history="1" r:id="rIddmq4hcnuro8ul8fgffsss">
+            <w:hyperlink w:history="1" r:id="rIdfegzscgv0kczfs7cf3wak">
               <w:r>
                 <w:rPr>
                   <w:rFonts w:ascii="Arial" w:cs="Arial" w:eastAsia="Arial" w:hAnsi="Arial"/>
@@ -15956,7 +15956,7 @@
               <w:spacing w:after="10" w:before="0"/>
               <w:ind w:left="120"/>
             </w:pPr>
-            <w:hyperlink w:history="1" r:id="rIdale8id-y2emisof-83t_q">
+            <w:hyperlink w:history="1" r:id="rIdajh_i84h1l9ocgzfecgbh">
               <w:r>
                 <w:rPr>
                   <w:rFonts w:ascii="Arial" w:cs="Arial" w:eastAsia="Arial" w:hAnsi="Arial"/>
@@ -17443,7 +17443,7 @@
             <w:pPr>
               <w:spacing w:after="20" w:before="0"/>
             </w:pPr>
-            <w:hyperlink w:history="1" r:id="rIdhmhyhp1kbuoul8m_x_1u5">
+            <w:hyperlink w:history="1" r:id="rId1e0gqtfm5ic6gwns9sgo9">
               <w:r>
                 <w:rPr>
                   <w:rFonts w:ascii="Arial" w:cs="Arial" w:eastAsia="Arial" w:hAnsi="Arial"/>
@@ -17476,7 +17476,7 @@
               <w:spacing w:after="10" w:before="0"/>
               <w:ind w:left="120"/>
             </w:pPr>
-            <w:hyperlink w:history="1" r:id="rIdu9pyy2bxhhpyfbcx09rlt">
+            <w:hyperlink w:history="1" r:id="rIdrvu7_27zua89dnhrz2npu">
               <w:r>
                 <w:rPr>
                   <w:rFonts w:ascii="Arial" w:cs="Arial" w:eastAsia="Arial" w:hAnsi="Arial"/>
@@ -17521,7 +17521,7 @@
             <w:pPr>
               <w:spacing w:after="20" w:before="0"/>
             </w:pPr>
-            <w:hyperlink w:history="1" r:id="rIdmkmno4qntprnjymoydqqb">
+            <w:hyperlink w:history="1" r:id="rId4brhwv9wp9akzpofpnmcz">
               <w:r>
                 <w:rPr>
                   <w:rFonts w:ascii="Arial" w:cs="Arial" w:eastAsia="Arial" w:hAnsi="Arial"/>
@@ -17554,7 +17554,7 @@
               <w:spacing w:after="10" w:before="0"/>
               <w:ind w:left="120"/>
             </w:pPr>
-            <w:hyperlink w:history="1" r:id="rIdqzs5fcypfjkjfcgxr8wsy">
+            <w:hyperlink w:history="1" r:id="rIdryagchcgtzahnknfcje-1">
               <w:r>
                 <w:rPr>
                   <w:rFonts w:ascii="Arial" w:cs="Arial" w:eastAsia="Arial" w:hAnsi="Arial"/>
@@ -17749,7 +17749,7 @@
             <w:pPr>
               <w:spacing w:after="20" w:before="0"/>
             </w:pPr>
-            <w:hyperlink w:history="1" r:id="rIdmbdoobvhjntlt96rtik4p">
+            <w:hyperlink w:history="1" r:id="rIdzrhdcyicwvnbsmu2b_lae">
               <w:r>
                 <w:rPr>
                   <w:rFonts w:ascii="Arial" w:cs="Arial" w:eastAsia="Arial" w:hAnsi="Arial"/>
@@ -17782,7 +17782,7 @@
               <w:spacing w:after="10" w:before="0"/>
               <w:ind w:left="120"/>
             </w:pPr>
-            <w:hyperlink w:history="1" r:id="rId_jrparhabruy3_06cipyu">
+            <w:hyperlink w:history="1" r:id="rIdmcrcfkehz9st7fgqlxozs">
               <w:r>
                 <w:rPr>
                   <w:rFonts w:ascii="Arial" w:cs="Arial" w:eastAsia="Arial" w:hAnsi="Arial"/>
@@ -17827,7 +17827,7 @@
             <w:pPr>
               <w:spacing w:after="20" w:before="0"/>
             </w:pPr>
-            <w:hyperlink w:history="1" r:id="rIdypx5xrpnhitfcohihiunt">
+            <w:hyperlink w:history="1" r:id="rIdttv-x0rcpzktyusntrjzq">
               <w:r>
                 <w:rPr>
                   <w:rFonts w:ascii="Arial" w:cs="Arial" w:eastAsia="Arial" w:hAnsi="Arial"/>
@@ -17860,7 +17860,7 @@
               <w:spacing w:after="10" w:before="0"/>
               <w:ind w:left="120"/>
             </w:pPr>
-            <w:hyperlink w:history="1" r:id="rId6_pkesr8bhrs0j_dkfaay">
+            <w:hyperlink w:history="1" r:id="rId7cavs8nbbxwvejp4fjtnq">
               <w:r>
                 <w:rPr>
                   <w:rFonts w:ascii="Arial" w:cs="Arial" w:eastAsia="Arial" w:hAnsi="Arial"/>
@@ -18055,7 +18055,7 @@
             <w:pPr>
               <w:spacing w:after="20" w:before="0"/>
             </w:pPr>
-            <w:hyperlink w:history="1" r:id="rIdu-9dpwh6ejsx1vhnt7mam">
+            <w:hyperlink w:history="1" r:id="rIdgpgbcn5feqt-3o6t1-gbt">
               <w:r>
                 <w:rPr>
                   <w:rFonts w:ascii="Arial" w:cs="Arial" w:eastAsia="Arial" w:hAnsi="Arial"/>
@@ -18088,7 +18088,7 @@
               <w:spacing w:after="10" w:before="0"/>
               <w:ind w:left="120"/>
             </w:pPr>
-            <w:hyperlink w:history="1" r:id="rIdqsbrrg5gsoprercx6gnug">
+            <w:hyperlink w:history="1" r:id="rIdlqykqnfnh46tbj3cy-wwd">
               <w:r>
                 <w:rPr>
                   <w:rFonts w:ascii="Arial" w:cs="Arial" w:eastAsia="Arial" w:hAnsi="Arial"/>
@@ -18133,7 +18133,7 @@
             <w:pPr>
               <w:spacing w:after="20" w:before="0"/>
             </w:pPr>
-            <w:hyperlink w:history="1" r:id="rIdyzutbocaq5jg0bvkmfum9">
+            <w:hyperlink w:history="1" r:id="rIdryeaujs_zpt2kny7pgg6f">
               <w:r>
                 <w:rPr>
                   <w:rFonts w:ascii="Arial" w:cs="Arial" w:eastAsia="Arial" w:hAnsi="Arial"/>
@@ -18166,7 +18166,7 @@
               <w:spacing w:after="10" w:before="0"/>
               <w:ind w:left="120"/>
             </w:pPr>
-            <w:hyperlink w:history="1" r:id="rIdbmgj6hkxt-i2qdhffox1e">
+            <w:hyperlink w:history="1" r:id="rIdwkp76tth1gpxvizix49fb">
               <w:r>
                 <w:rPr>
                   <w:rFonts w:ascii="Arial" w:cs="Arial" w:eastAsia="Arial" w:hAnsi="Arial"/>
@@ -18361,7 +18361,7 @@
             <w:pPr>
               <w:spacing w:after="20" w:before="0"/>
             </w:pPr>
-            <w:hyperlink w:history="1" r:id="rIdq69wtvdcuzxh-mb1b8wb7">
+            <w:hyperlink w:history="1" r:id="rIdqanj-ddw-orhqecuxretd">
               <w:r>
                 <w:rPr>
                   <w:rFonts w:ascii="Arial" w:cs="Arial" w:eastAsia="Arial" w:hAnsi="Arial"/>
@@ -18394,7 +18394,7 @@
               <w:spacing w:after="10" w:before="0"/>
               <w:ind w:left="120"/>
             </w:pPr>
-            <w:hyperlink w:history="1" r:id="rIdhqb2dcl_qh-o6omvgnuyq">
+            <w:hyperlink w:history="1" r:id="rIdeyg-ohudzvyayhmrcxbzw">
               <w:r>
                 <w:rPr>
                   <w:rFonts w:ascii="Arial" w:cs="Arial" w:eastAsia="Arial" w:hAnsi="Arial"/>
@@ -18439,7 +18439,7 @@
             <w:pPr>
               <w:spacing w:after="20" w:before="0"/>
             </w:pPr>
-            <w:hyperlink w:history="1" r:id="rIdx43td-mi3zlk23d7yu6k5">
+            <w:hyperlink w:history="1" r:id="rIdjxkoskxcphumwsfa4g7ar">
               <w:r>
                 <w:rPr>
                   <w:rFonts w:ascii="Arial" w:cs="Arial" w:eastAsia="Arial" w:hAnsi="Arial"/>
@@ -18472,7 +18472,7 @@
               <w:spacing w:after="10" w:before="0"/>
               <w:ind w:left="120"/>
             </w:pPr>
-            <w:hyperlink w:history="1" r:id="rIdbmkee-w-yjprky0e_i8rl">
+            <w:hyperlink w:history="1" r:id="rIdnn-wwhryrjax5ho2pu597">
               <w:r>
                 <w:rPr>
                   <w:rFonts w:ascii="Arial" w:cs="Arial" w:eastAsia="Arial" w:hAnsi="Arial"/>
@@ -18667,7 +18667,7 @@
             <w:pPr>
               <w:spacing w:after="20" w:before="0"/>
             </w:pPr>
-            <w:hyperlink w:history="1" r:id="rId8ic4xieibnhqvkr3fbeji">
+            <w:hyperlink w:history="1" r:id="rIdr18bdyb0qej6q2b-0imev">
               <w:r>
                 <w:rPr>
                   <w:rFonts w:ascii="Arial" w:cs="Arial" w:eastAsia="Arial" w:hAnsi="Arial"/>
@@ -18700,7 +18700,7 @@
               <w:spacing w:after="10" w:before="0"/>
               <w:ind w:left="120"/>
             </w:pPr>
-            <w:hyperlink w:history="1" r:id="rIdivmbicr9bze43w2zxyf_4">
+            <w:hyperlink w:history="1" r:id="rId_d9wvs3jaw7imgshdy6fb">
               <w:r>
                 <w:rPr>
                   <w:rFonts w:ascii="Arial" w:cs="Arial" w:eastAsia="Arial" w:hAnsi="Arial"/>
@@ -18745,7 +18745,7 @@
             <w:pPr>
               <w:spacing w:after="20" w:before="0"/>
             </w:pPr>
-            <w:hyperlink w:history="1" r:id="rIdmbp3jy6jdh6fwiopoeabz">
+            <w:hyperlink w:history="1" r:id="rIdtq6mwvchizi3zbnsezovm">
               <w:r>
                 <w:rPr>
                   <w:rFonts w:ascii="Arial" w:cs="Arial" w:eastAsia="Arial" w:hAnsi="Arial"/>
@@ -18778,7 +18778,7 @@
               <w:spacing w:after="10" w:before="0"/>
               <w:ind w:left="120"/>
             </w:pPr>
-            <w:hyperlink w:history="1" r:id="rIddv2ibblilbap_fwniywue">
+            <w:hyperlink w:history="1" r:id="rIdecvgmqk-apbtztv8cdjzi">
               <w:r>
                 <w:rPr>
                   <w:rFonts w:ascii="Arial" w:cs="Arial" w:eastAsia="Arial" w:hAnsi="Arial"/>
@@ -20265,7 +20265,7 @@
             <w:pPr>
               <w:spacing w:after="20" w:before="0"/>
             </w:pPr>
-            <w:hyperlink w:history="1" r:id="rIdmqwyzhahxclrmenxo0npz">
+            <w:hyperlink w:history="1" r:id="rIdxmg483aphgbvem5iijeih">
               <w:r>
                 <w:rPr>
                   <w:rFonts w:ascii="Arial" w:cs="Arial" w:eastAsia="Arial" w:hAnsi="Arial"/>
@@ -20298,7 +20298,7 @@
               <w:spacing w:after="10" w:before="0"/>
               <w:ind w:left="120"/>
             </w:pPr>
-            <w:hyperlink w:history="1" r:id="rId8saexbpwf2ngvkhvscgbz">
+            <w:hyperlink w:history="1" r:id="rIdsgwefwismgqhu7yqjmvrj">
               <w:r>
                 <w:rPr>
                   <w:rFonts w:ascii="Arial" w:cs="Arial" w:eastAsia="Arial" w:hAnsi="Arial"/>
@@ -20343,7 +20343,7 @@
             <w:pPr>
               <w:spacing w:after="20" w:before="0"/>
             </w:pPr>
-            <w:hyperlink w:history="1" r:id="rIdqvmt7z0tkdwr0u_5wupwj">
+            <w:hyperlink w:history="1" r:id="rId0k8a4gnz8t_xcgj_hueny">
               <w:r>
                 <w:rPr>
                   <w:rFonts w:ascii="Arial" w:cs="Arial" w:eastAsia="Arial" w:hAnsi="Arial"/>
@@ -20376,7 +20376,7 @@
               <w:spacing w:after="10" w:before="0"/>
               <w:ind w:left="120"/>
             </w:pPr>
-            <w:hyperlink w:history="1" r:id="rId5d6awmyo96odacfbdqkc-">
+            <w:hyperlink w:history="1" r:id="rIdjrih584mgjuzt4r9hpgua">
               <w:r>
                 <w:rPr>
                   <w:rFonts w:ascii="Arial" w:cs="Arial" w:eastAsia="Arial" w:hAnsi="Arial"/>
@@ -20571,7 +20571,7 @@
             <w:pPr>
               <w:spacing w:after="20" w:before="0"/>
             </w:pPr>
-            <w:hyperlink w:history="1" r:id="rIdmv9yrbfe-bk9vzjunzvcn">
+            <w:hyperlink w:history="1" r:id="rIdh2ywehtgwnlz-1bacot_0">
               <w:r>
                 <w:rPr>
                   <w:rFonts w:ascii="Arial" w:cs="Arial" w:eastAsia="Arial" w:hAnsi="Arial"/>
@@ -20604,7 +20604,7 @@
               <w:spacing w:after="10" w:before="0"/>
               <w:ind w:left="120"/>
             </w:pPr>
-            <w:hyperlink w:history="1" r:id="rIdmktpvu3rt8qydqfr-4rlo">
+            <w:hyperlink w:history="1" r:id="rIddfnkuxyxmshgny5yipcar">
               <w:r>
                 <w:rPr>
                   <w:rFonts w:ascii="Arial" w:cs="Arial" w:eastAsia="Arial" w:hAnsi="Arial"/>
@@ -20649,7 +20649,7 @@
             <w:pPr>
               <w:spacing w:after="20" w:before="0"/>
             </w:pPr>
-            <w:hyperlink w:history="1" r:id="rIdefskelzhipbwwes3rgzfy">
+            <w:hyperlink w:history="1" r:id="rIdfcbozvf8tuqybrv7dzxue">
               <w:r>
                 <w:rPr>
                   <w:rFonts w:ascii="Arial" w:cs="Arial" w:eastAsia="Arial" w:hAnsi="Arial"/>
@@ -20682,7 +20682,7 @@
               <w:spacing w:after="10" w:before="0"/>
               <w:ind w:left="120"/>
             </w:pPr>
-            <w:hyperlink w:history="1" r:id="rIdyivjd1lzed-5bkmuaq3lx">
+            <w:hyperlink w:history="1" r:id="rIdfqimbhhbl51s6yc52ocvu">
               <w:r>
                 <w:rPr>
                   <w:rFonts w:ascii="Arial" w:cs="Arial" w:eastAsia="Arial" w:hAnsi="Arial"/>
@@ -20877,7 +20877,7 @@
             <w:pPr>
               <w:spacing w:after="20" w:before="0"/>
             </w:pPr>
-            <w:hyperlink w:history="1" r:id="rIdsojca-ff1y8d2ha8xdakd">
+            <w:hyperlink w:history="1" r:id="rIdxmliuwq5yfmbcc1_lxjd6">
               <w:r>
                 <w:rPr>
                   <w:rFonts w:ascii="Arial" w:cs="Arial" w:eastAsia="Arial" w:hAnsi="Arial"/>
@@ -20910,7 +20910,7 @@
               <w:spacing w:after="10" w:before="0"/>
               <w:ind w:left="120"/>
             </w:pPr>
-            <w:hyperlink w:history="1" r:id="rIdgsffawjrap8mpemxp6f01">
+            <w:hyperlink w:history="1" r:id="rIdh5i0cnvqfm2fxpo1e5mfk">
               <w:r>
                 <w:rPr>
                   <w:rFonts w:ascii="Arial" w:cs="Arial" w:eastAsia="Arial" w:hAnsi="Arial"/>
@@ -20955,7 +20955,7 @@
             <w:pPr>
               <w:spacing w:after="20" w:before="0"/>
             </w:pPr>
-            <w:hyperlink w:history="1" r:id="rIdcddruvmvqt6dxnmmb3fnm">
+            <w:hyperlink w:history="1" r:id="rIdcjijxwgejclka95-gpqx8">
               <w:r>
                 <w:rPr>
                   <w:rFonts w:ascii="Arial" w:cs="Arial" w:eastAsia="Arial" w:hAnsi="Arial"/>
@@ -20988,7 +20988,7 @@
               <w:spacing w:after="10" w:before="0"/>
               <w:ind w:left="120"/>
             </w:pPr>
-            <w:hyperlink w:history="1" r:id="rIdxwpfzlhnqjado9ohv8m72">
+            <w:hyperlink w:history="1" r:id="rId0jp4hr_-7ygim9i4oszis">
               <w:r>
                 <w:rPr>
                   <w:rFonts w:ascii="Arial" w:cs="Arial" w:eastAsia="Arial" w:hAnsi="Arial"/>
@@ -21183,7 +21183,7 @@
             <w:pPr>
               <w:spacing w:after="20" w:before="0"/>
             </w:pPr>
-            <w:hyperlink w:history="1" r:id="rId7td9-shjrrb_cha54ychn">
+            <w:hyperlink w:history="1" r:id="rIdtavly87wy9d2j_fuemzyt">
               <w:r>
                 <w:rPr>
                   <w:rFonts w:ascii="Arial" w:cs="Arial" w:eastAsia="Arial" w:hAnsi="Arial"/>
@@ -21216,7 +21216,7 @@
               <w:spacing w:after="10" w:before="0"/>
               <w:ind w:left="120"/>
             </w:pPr>
-            <w:hyperlink w:history="1" r:id="rIdmuarjjajslyzvrhlzplvt">
+            <w:hyperlink w:history="1" r:id="rIdk6qfu2hiyzxjfscnkhnx2">
               <w:r>
                 <w:rPr>
                   <w:rFonts w:ascii="Arial" w:cs="Arial" w:eastAsia="Arial" w:hAnsi="Arial"/>
@@ -21261,7 +21261,7 @@
             <w:pPr>
               <w:spacing w:after="20" w:before="0"/>
             </w:pPr>
-            <w:hyperlink w:history="1" r:id="rId-v0ghhegraawjynurvnlk">
+            <w:hyperlink w:history="1" r:id="rIdy0khpsrttaezw9lzfz_sf">
               <w:r>
                 <w:rPr>
                   <w:rFonts w:ascii="Arial" w:cs="Arial" w:eastAsia="Arial" w:hAnsi="Arial"/>
@@ -21294,7 +21294,7 @@
               <w:spacing w:after="10" w:before="0"/>
               <w:ind w:left="120"/>
             </w:pPr>
-            <w:hyperlink w:history="1" r:id="rIdtmskjjafas0lmfcub51d7">
+            <w:hyperlink w:history="1" r:id="rId4r0looualtzg4zsqh5l3f">
               <w:r>
                 <w:rPr>
                   <w:rFonts w:ascii="Arial" w:cs="Arial" w:eastAsia="Arial" w:hAnsi="Arial"/>
@@ -21489,7 +21489,7 @@
             <w:pPr>
               <w:spacing w:after="20" w:before="0"/>
             </w:pPr>
-            <w:hyperlink w:history="1" r:id="rIdzuqsq3kac-yz8kkk_rt1f">
+            <w:hyperlink w:history="1" r:id="rIdcpixp2kgw__-hv-24fgy_">
               <w:r>
                 <w:rPr>
                   <w:rFonts w:ascii="Arial" w:cs="Arial" w:eastAsia="Arial" w:hAnsi="Arial"/>
@@ -21522,7 +21522,7 @@
               <w:spacing w:after="10" w:before="0"/>
               <w:ind w:left="120"/>
             </w:pPr>
-            <w:hyperlink w:history="1" r:id="rId4h2lllby841yucgotbuct">
+            <w:hyperlink w:history="1" r:id="rIdgni91vzcb3lhg11gp99jq">
               <w:r>
                 <w:rPr>
                   <w:rFonts w:ascii="Arial" w:cs="Arial" w:eastAsia="Arial" w:hAnsi="Arial"/>
@@ -21567,7 +21567,7 @@
             <w:pPr>
               <w:spacing w:after="20" w:before="0"/>
             </w:pPr>
-            <w:hyperlink w:history="1" r:id="rIdzmt8-e8o5y1e7xzzsjxre">
+            <w:hyperlink w:history="1" r:id="rIdsxrlvkxj3pqhst1aaslrw">
               <w:r>
                 <w:rPr>
                   <w:rFonts w:ascii="Arial" w:cs="Arial" w:eastAsia="Arial" w:hAnsi="Arial"/>
@@ -21600,7 +21600,7 @@
               <w:spacing w:after="10" w:before="0"/>
               <w:ind w:left="120"/>
             </w:pPr>
-            <w:hyperlink w:history="1" r:id="rIdubhh3jbkquec0x4l4x0kg">
+            <w:hyperlink w:history="1" r:id="rIden6obenjtv3nn7nw5wk4g">
               <w:r>
                 <w:rPr>
                   <w:rFonts w:ascii="Arial" w:cs="Arial" w:eastAsia="Arial" w:hAnsi="Arial"/>

--- a/data/outputs/v2/Maths/SS1.1_Real_Numbers/Mathematics_Real_Numbers_CBE_LessonSequence.docx
+++ b/data/outputs/v2/Maths/SS1.1_Real_Numbers/Mathematics_Real_Numbers_CBE_LessonSequence.docx
@@ -42,6 +42,177 @@
     </w:p>
     <w:p>
       <w:pPr>
+        <w:spacing w:after="80" w:before="120"/>
+      </w:pPr>
+      <w:r>
+        <w:rPr>
+          <w:rFonts w:ascii="Arial" w:cs="Arial" w:eastAsia="Arial" w:hAnsi="Arial"/>
+          <w:b/>
+          <w:bCs/>
+          <w:color w:val="1F3864"/>
+          <w:sz w:val="20"/>
+          <w:szCs w:val="20"/>
+        </w:rPr>
+        <w:t xml:space="preserve">ATTRIBUTION AND LICENSING</w:t>
+      </w:r>
+    </w:p>
+    <w:p>
+      <w:pPr>
+        <w:spacing w:after="60" w:before="0"/>
+      </w:pPr>
+      <w:r>
+        <w:rPr>
+          <w:rFonts w:ascii="Arial" w:cs="Arial" w:eastAsia="Arial" w:hAnsi="Arial"/>
+          <w:b/>
+          <w:bCs/>
+          <w:sz w:val="17"/>
+          <w:szCs w:val="17"/>
+        </w:rPr>
+        <w:t xml:space="preserve">Curriculum Alignment: </w:t>
+      </w:r>
+      <w:r>
+        <w:rPr>
+          <w:rFonts w:ascii="Arial" w:cs="Arial" w:eastAsia="Arial" w:hAnsi="Arial"/>
+          <w:sz w:val="17"/>
+          <w:szCs w:val="17"/>
+        </w:rPr>
+        <w:t xml:space="preserve">Structured in pedagogical alignment with the competence-based curriculum format and learning outcomes established by the Kenya Institute of Curriculum Development (KICD). This material is independently developed and is not officially endorsed or published by KICD.</w:t>
+      </w:r>
+    </w:p>
+    <w:p>
+      <w:pPr>
+        <w:spacing w:after="60" w:before="0"/>
+      </w:pPr>
+      <w:r>
+        <w:rPr>
+          <w:rFonts w:ascii="Arial" w:cs="Arial" w:eastAsia="Arial" w:hAnsi="Arial"/>
+          <w:b/>
+          <w:bCs/>
+          <w:sz w:val="17"/>
+          <w:szCs w:val="17"/>
+        </w:rPr>
+        <w:t xml:space="preserve">Content &amp; Pedagogy: </w:t>
+      </w:r>
+      <w:r>
+        <w:rPr>
+          <w:rFonts w:ascii="Arial" w:cs="Arial" w:eastAsia="Arial" w:hAnsi="Arial"/>
+          <w:sz w:val="17"/>
+          <w:szCs w:val="17"/>
+        </w:rPr>
+        <w:t xml:space="preserve">Developed and adapted by the educator team at SeaVuria (registered 501(c)(3) in the United States and registered NGO in Kenya, No. 872-850A-BF11), who designed the pedagogical framework, lesson templates and exemplar lessons on which this material is based.</w:t>
+      </w:r>
+    </w:p>
+    <w:p>
+      <w:pPr>
+        <w:spacing w:after="60" w:before="0"/>
+      </w:pPr>
+      <w:r>
+        <w:rPr>
+          <w:rFonts w:ascii="Arial" w:cs="Arial" w:eastAsia="Arial" w:hAnsi="Arial"/>
+          <w:b/>
+          <w:bCs/>
+          <w:sz w:val="17"/>
+          <w:szCs w:val="17"/>
+        </w:rPr>
+        <w:t xml:space="preserve">Production &amp; Layout: </w:t>
+      </w:r>
+      <w:r>
+        <w:rPr>
+          <w:rFonts w:ascii="Arial" w:cs="Arial" w:eastAsia="Arial" w:hAnsi="Arial"/>
+          <w:sz w:val="17"/>
+          <w:szCs w:val="17"/>
+        </w:rPr>
+        <w:t xml:space="preserve">Educational design and curriculum sequencing by SeaVuria. Technical layout, structural formatting, and digital optimization/implementation executed in partnership with ARES Education (registered 501(c)(3) in the United States and Canada (as Afretech Aid) and registered NGO in Kenya), with lesson drafting and compilation assisted by AI (Claude, Anthropic).</w:t>
+      </w:r>
+    </w:p>
+    <w:p>
+      <w:pPr>
+        <w:pBdr>
+          <w:bottom w:val="single" w:color="1F3864" w:sz="6" w:space="6"/>
+        </w:pBdr>
+        <w:spacing w:after="60" w:before="0"/>
+      </w:pPr>
+      <w:r>
+        <w:rPr>
+          <w:rFonts w:ascii="Arial" w:cs="Arial" w:eastAsia="Arial" w:hAnsi="Arial"/>
+          <w:b/>
+          <w:bCs/>
+          <w:sz w:val="17"/>
+          <w:szCs w:val="17"/>
+        </w:rPr>
+        <w:t xml:space="preserve">Licensing &amp; Copyright: </w:t>
+      </w:r>
+      <w:r>
+        <w:rPr>
+          <w:rFonts w:ascii="Arial" w:cs="Arial" w:eastAsia="Arial" w:hAnsi="Arial"/>
+          <w:sz w:val="17"/>
+          <w:szCs w:val="17"/>
+        </w:rPr>
+        <w:t xml:space="preserve">© 2026 SeaVuria and ARES. This work is licensed under a </w:t>
+      </w:r>
+      <w:hyperlink w:history="1" r:id="rIdc512gcsqamv_md5uqo29q">
+        <w:r>
+          <w:rPr>
+            <w:rFonts w:ascii="Arial" w:cs="Arial" w:eastAsia="Arial" w:hAnsi="Arial"/>
+            <w:color w:val="1F6B75"/>
+            <w:sz w:val="17"/>
+            <w:szCs w:val="17"/>
+            <w:u w:val="single" w:color="1F6B75"/>
+          </w:rPr>
+          <w:t xml:space="preserve">Creative Commons Attribution-NonCommercial 4.0 International License</w:t>
+        </w:r>
+      </w:hyperlink>
+      <w:r>
+        <w:rPr>
+          <w:rFonts w:ascii="Arial" w:cs="Arial" w:eastAsia="Arial" w:hAnsi="Arial"/>
+          <w:sz w:val="17"/>
+          <w:szCs w:val="17"/>
+        </w:rPr>
+        <w:t xml:space="preserve"> (</w:t>
+      </w:r>
+      <w:hyperlink w:history="1" r:id="rIdaodcmkko_95-b8tun5uuv">
+        <w:r>
+          <w:rPr>
+            <w:rFonts w:ascii="Arial" w:cs="Arial" w:eastAsia="Arial" w:hAnsi="Arial"/>
+            <w:color w:val="1F6B75"/>
+            <w:sz w:val="17"/>
+            <w:szCs w:val="17"/>
+            <w:u w:val="single" w:color="1F6B75"/>
+          </w:rPr>
+          <w:t xml:space="preserve">CC BY-NC 4.0</w:t>
+        </w:r>
+      </w:hyperlink>
+      <w:r>
+        <w:rPr>
+          <w:rFonts w:ascii="Arial" w:cs="Arial" w:eastAsia="Arial" w:hAnsi="Arial"/>
+          <w:sz w:val="17"/>
+          <w:szCs w:val="17"/>
+        </w:rPr>
+        <w:t xml:space="preserve">). To view a copy of this license, visit </w:t>
+      </w:r>
+      <w:hyperlink w:history="1" r:id="rIdfkplzh21kdsmmwh4twdi8">
+        <w:r>
+          <w:rPr>
+            <w:rFonts w:ascii="Arial" w:cs="Arial" w:eastAsia="Arial" w:hAnsi="Arial"/>
+            <w:color w:val="1F6B75"/>
+            <w:sz w:val="17"/>
+            <w:szCs w:val="17"/>
+            <w:u w:val="single" w:color="1F6B75"/>
+          </w:rPr>
+          <w:t xml:space="preserve">https://creativecommons.org/licenses/by-nc/4.0/</w:t>
+        </w:r>
+      </w:hyperlink>
+      <w:r>
+        <w:rPr>
+          <w:rFonts w:ascii="Arial" w:cs="Arial" w:eastAsia="Arial" w:hAnsi="Arial"/>
+          <w:sz w:val="17"/>
+          <w:szCs w:val="17"/>
+        </w:rPr>
+        <w:t xml:space="preserve">. You are free to copy, redistribute, and adapt this material in any medium or format, provided appropriate credit is given and the material is not used for commercial purposes. KICD learning outcomes and curriculum designations reproduced here for alignment purposes remain the property of KICD and are not covered by this license. Linked external resources (e.g. CK-12, Khan Academy, PhET) are subject to their own licenses.</w:t>
+      </w:r>
+    </w:p>
+    <w:p>
+      <w:pPr>
         <w:spacing w:after="120"/>
       </w:pPr>
       <w:r>
@@ -3160,7 +3331,7 @@
             <w:pPr>
               <w:spacing w:after="20" w:before="0"/>
             </w:pPr>
-            <w:hyperlink w:history="1" r:id="rIde9jrjhgy21t66cyaud5hn">
+            <w:hyperlink w:history="1" r:id="rIdhdwqec4bxvk7tzbx_c18n">
               <w:r>
                 <w:rPr>
                   <w:rFonts w:ascii="Arial" w:cs="Arial" w:eastAsia="Arial" w:hAnsi="Arial"/>
@@ -3193,7 +3364,7 @@
               <w:spacing w:after="10" w:before="0"/>
               <w:ind w:left="120"/>
             </w:pPr>
-            <w:hyperlink w:history="1" r:id="rIdg9un4exafayprin6vxgzi">
+            <w:hyperlink w:history="1" r:id="rIdoeifbo2wofltcsmw_3uni">
               <w:r>
                 <w:rPr>
                   <w:rFonts w:ascii="Arial" w:cs="Arial" w:eastAsia="Arial" w:hAnsi="Arial"/>
@@ -3238,7 +3409,7 @@
             <w:pPr>
               <w:spacing w:after="20" w:before="0"/>
             </w:pPr>
-            <w:hyperlink w:history="1" r:id="rId-xju-indawjzzktsssqzi">
+            <w:hyperlink w:history="1" r:id="rIdxzdc9ex7pdj3ave3jqkaw">
               <w:r>
                 <w:rPr>
                   <w:rFonts w:ascii="Arial" w:cs="Arial" w:eastAsia="Arial" w:hAnsi="Arial"/>
@@ -3271,7 +3442,7 @@
               <w:spacing w:after="10" w:before="0"/>
               <w:ind w:left="120"/>
             </w:pPr>
-            <w:hyperlink w:history="1" r:id="rIdhum2dno7kfvatxvfztvlz">
+            <w:hyperlink w:history="1" r:id="rIdcjobp5ofilcvbztzd-nri">
               <w:r>
                 <w:rPr>
                   <w:rFonts w:ascii="Arial" w:cs="Arial" w:eastAsia="Arial" w:hAnsi="Arial"/>
@@ -3466,7 +3637,7 @@
             <w:pPr>
               <w:spacing w:after="20" w:before="0"/>
             </w:pPr>
-            <w:hyperlink w:history="1" r:id="rIdovfyovo5jyaiymaw4ka9j">
+            <w:hyperlink w:history="1" r:id="rIdwccvyz9sirzpjkdwafexk">
               <w:r>
                 <w:rPr>
                   <w:rFonts w:ascii="Arial" w:cs="Arial" w:eastAsia="Arial" w:hAnsi="Arial"/>
@@ -3499,7 +3670,7 @@
               <w:spacing w:after="10" w:before="0"/>
               <w:ind w:left="120"/>
             </w:pPr>
-            <w:hyperlink w:history="1" r:id="rIdlaj8evgwx0ncgbzmrrhwf">
+            <w:hyperlink w:history="1" r:id="rIdoejplfqcm4awokudpyjar">
               <w:r>
                 <w:rPr>
                   <w:rFonts w:ascii="Arial" w:cs="Arial" w:eastAsia="Arial" w:hAnsi="Arial"/>
@@ -3544,7 +3715,7 @@
             <w:pPr>
               <w:spacing w:after="20" w:before="0"/>
             </w:pPr>
-            <w:hyperlink w:history="1" r:id="rIdrlbaocqb64sjpbjuemrln">
+            <w:hyperlink w:history="1" r:id="rIdbvqgzpwkux_ji5wrgi-sy">
               <w:r>
                 <w:rPr>
                   <w:rFonts w:ascii="Arial" w:cs="Arial" w:eastAsia="Arial" w:hAnsi="Arial"/>
@@ -3577,7 +3748,7 @@
               <w:spacing w:after="10" w:before="0"/>
               <w:ind w:left="120"/>
             </w:pPr>
-            <w:hyperlink w:history="1" r:id="rIdvrymz-glxpagnzyghp4pt">
+            <w:hyperlink w:history="1" r:id="rIdrgekrl2sz37v4vstnz5qy">
               <w:r>
                 <w:rPr>
                   <w:rFonts w:ascii="Arial" w:cs="Arial" w:eastAsia="Arial" w:hAnsi="Arial"/>
@@ -3831,7 +4002,7 @@
             <w:pPr>
               <w:spacing w:after="20" w:before="0"/>
             </w:pPr>
-            <w:hyperlink w:history="1" r:id="rIdnmo76j2ghj0gcquftxto0">
+            <w:hyperlink w:history="1" r:id="rIdsz6nunkzt1zrsed_htlgx">
               <w:r>
                 <w:rPr>
                   <w:rFonts w:ascii="Arial" w:cs="Arial" w:eastAsia="Arial" w:hAnsi="Arial"/>
@@ -3864,7 +4035,7 @@
               <w:spacing w:after="10" w:before="0"/>
               <w:ind w:left="120"/>
             </w:pPr>
-            <w:hyperlink w:history="1" r:id="rIdt87rv7grafr1ebq_gc8ac">
+            <w:hyperlink w:history="1" r:id="rIddnipkmnbofblsihalmqfi">
               <w:r>
                 <w:rPr>
                   <w:rFonts w:ascii="Arial" w:cs="Arial" w:eastAsia="Arial" w:hAnsi="Arial"/>
@@ -3909,7 +4080,7 @@
             <w:pPr>
               <w:spacing w:after="20" w:before="0"/>
             </w:pPr>
-            <w:hyperlink w:history="1" r:id="rId56c552gnwox3gerdhwv3h">
+            <w:hyperlink w:history="1" r:id="rIdodkkxqhycvycjev7pujfm">
               <w:r>
                 <w:rPr>
                   <w:rFonts w:ascii="Arial" w:cs="Arial" w:eastAsia="Arial" w:hAnsi="Arial"/>
@@ -3942,7 +4113,7 @@
               <w:spacing w:after="10" w:before="0"/>
               <w:ind w:left="120"/>
             </w:pPr>
-            <w:hyperlink w:history="1" r:id="rIds5rpxib3ahuuqjp_s0t7h">
+            <w:hyperlink w:history="1" r:id="rId3nfdatb3ce3zubgpakqzq">
               <w:r>
                 <w:rPr>
                   <w:rFonts w:ascii="Arial" w:cs="Arial" w:eastAsia="Arial" w:hAnsi="Arial"/>
@@ -4137,7 +4308,7 @@
             <w:pPr>
               <w:spacing w:after="20" w:before="0"/>
             </w:pPr>
-            <w:hyperlink w:history="1" r:id="rIdvpleafkqbmramlpv1xoqz">
+            <w:hyperlink w:history="1" r:id="rIdprvehh-1kzazm4-gi86wk">
               <w:r>
                 <w:rPr>
                   <w:rFonts w:ascii="Arial" w:cs="Arial" w:eastAsia="Arial" w:hAnsi="Arial"/>
@@ -4170,7 +4341,7 @@
               <w:spacing w:after="10" w:before="0"/>
               <w:ind w:left="120"/>
             </w:pPr>
-            <w:hyperlink w:history="1" r:id="rIdlyzxzk1ypx4hawpcnb9eu">
+            <w:hyperlink w:history="1" r:id="rIdjx8tkfkv-mniidbu1cizs">
               <w:r>
                 <w:rPr>
                   <w:rFonts w:ascii="Arial" w:cs="Arial" w:eastAsia="Arial" w:hAnsi="Arial"/>
@@ -4215,7 +4386,7 @@
             <w:pPr>
               <w:spacing w:after="20" w:before="0"/>
             </w:pPr>
-            <w:hyperlink w:history="1" r:id="rId3zvywaygwtbw0dcqdqdg2">
+            <w:hyperlink w:history="1" r:id="rIdowevoh1tesio2kenuavuj">
               <w:r>
                 <w:rPr>
                   <w:rFonts w:ascii="Arial" w:cs="Arial" w:eastAsia="Arial" w:hAnsi="Arial"/>
@@ -4248,7 +4419,7 @@
               <w:spacing w:after="10" w:before="0"/>
               <w:ind w:left="120"/>
             </w:pPr>
-            <w:hyperlink w:history="1" r:id="rIdsrpexdj6itpz3i_25rotw">
+            <w:hyperlink w:history="1" r:id="rIde-adchi2px3rqjl14e41b">
               <w:r>
                 <w:rPr>
                   <w:rFonts w:ascii="Arial" w:cs="Arial" w:eastAsia="Arial" w:hAnsi="Arial"/>
@@ -4443,7 +4614,7 @@
             <w:pPr>
               <w:spacing w:after="20" w:before="0"/>
             </w:pPr>
-            <w:hyperlink w:history="1" r:id="rIdttx6t9dtxlrpgahgbfbd_">
+            <w:hyperlink w:history="1" r:id="rIdzohw259filquehclwput0">
               <w:r>
                 <w:rPr>
                   <w:rFonts w:ascii="Arial" w:cs="Arial" w:eastAsia="Arial" w:hAnsi="Arial"/>
@@ -4476,7 +4647,7 @@
               <w:spacing w:after="10" w:before="0"/>
               <w:ind w:left="120"/>
             </w:pPr>
-            <w:hyperlink w:history="1" r:id="rIdn4awm0hrunsbnv07vv7ta">
+            <w:hyperlink w:history="1" r:id="rIdztuxh-t6hlkvm0jtlaroo">
               <w:r>
                 <w:rPr>
                   <w:rFonts w:ascii="Arial" w:cs="Arial" w:eastAsia="Arial" w:hAnsi="Arial"/>
@@ -4521,7 +4692,7 @@
             <w:pPr>
               <w:spacing w:after="20" w:before="0"/>
             </w:pPr>
-            <w:hyperlink w:history="1" r:id="rIdyeay-urofphlvs0dualw2">
+            <w:hyperlink w:history="1" r:id="rId5t_r9yomezuoldkp0bgyf">
               <w:r>
                 <w:rPr>
                   <w:rFonts w:ascii="Arial" w:cs="Arial" w:eastAsia="Arial" w:hAnsi="Arial"/>
@@ -4554,7 +4725,7 @@
               <w:spacing w:after="10" w:before="0"/>
               <w:ind w:left="120"/>
             </w:pPr>
-            <w:hyperlink w:history="1" r:id="rIdr39i1zlx3kzdy-w84lydd">
+            <w:hyperlink w:history="1" r:id="rIdrext-8ry9tzpovjcv2g3b">
               <w:r>
                 <w:rPr>
                   <w:rFonts w:ascii="Arial" w:cs="Arial" w:eastAsia="Arial" w:hAnsi="Arial"/>
@@ -5164,6 +5335,65 @@
         </w:tc>
       </w:tr>
     </w:tbl>
+    <w:p>
+      <w:pPr>
+        <w:pBdr>
+          <w:top w:val="single" w:color="BBBBBB" w:sz="4" w:space="4"/>
+        </w:pBdr>
+        <w:spacing w:after="0" w:before="160"/>
+      </w:pPr>
+      <w:r>
+        <w:rPr>
+          <w:rFonts w:ascii="Arial" w:cs="Arial" w:eastAsia="Arial" w:hAnsi="Arial"/>
+          <w:color w:val="666666"/>
+          <w:sz w:val="14"/>
+          <w:szCs w:val="14"/>
+        </w:rPr>
+        <w:t xml:space="preserve">© 2026 SeaVuria and ARES. Aligned with KICD objectives. Developed by SeaVuria; technical implementation by ARES (with AI assistance from Claude). Licensed under </w:t>
+      </w:r>
+      <w:hyperlink w:history="1" r:id="rIdddcuv7x2tbf9dox-4blq0">
+        <w:r>
+          <w:rPr>
+            <w:rFonts w:ascii="Arial" w:cs="Arial" w:eastAsia="Arial" w:hAnsi="Arial"/>
+            <w:color w:val="1F6B75"/>
+            <w:sz w:val="14"/>
+            <w:szCs w:val="14"/>
+            <w:u w:val="single" w:color="1F6B75"/>
+          </w:rPr>
+          <w:t xml:space="preserve">CC BY-NC 4.0</w:t>
+        </w:r>
+      </w:hyperlink>
+      <w:r>
+        <w:rPr>
+          <w:rFonts w:ascii="Arial" w:cs="Arial" w:eastAsia="Arial" w:hAnsi="Arial"/>
+          <w:color w:val="666666"/>
+          <w:sz w:val="14"/>
+          <w:szCs w:val="14"/>
+        </w:rPr>
+        <w:t xml:space="preserve"> (</w:t>
+      </w:r>
+      <w:hyperlink w:history="1" r:id="rIdqynbb2oc4x-tx1qwigsef">
+        <w:r>
+          <w:rPr>
+            <w:rFonts w:ascii="Arial" w:cs="Arial" w:eastAsia="Arial" w:hAnsi="Arial"/>
+            <w:color w:val="1F6B75"/>
+            <w:sz w:val="14"/>
+            <w:szCs w:val="14"/>
+            <w:u w:val="single" w:color="1F6B75"/>
+          </w:rPr>
+          <w:t xml:space="preserve">https://creativecommons.org/licenses/by-nc/4.0/</w:t>
+        </w:r>
+      </w:hyperlink>
+      <w:r>
+        <w:rPr>
+          <w:rFonts w:ascii="Arial" w:cs="Arial" w:eastAsia="Arial" w:hAnsi="Arial"/>
+          <w:color w:val="666666"/>
+          <w:sz w:val="14"/>
+          <w:szCs w:val="14"/>
+        </w:rPr>
+        <w:t xml:space="preserve">).</w:t>
+      </w:r>
+    </w:p>
     <w:p>
       <w:r>
         <w:br w:type="page"/>
@@ -6155,7 +6385,7 @@
             <w:pPr>
               <w:spacing w:after="20" w:before="0"/>
             </w:pPr>
-            <w:hyperlink w:history="1" r:id="rIdczyyql0-3a2nyykhlqy5x">
+            <w:hyperlink w:history="1" r:id="rId2egsxmpwyg8nap88weowy">
               <w:r>
                 <w:rPr>
                   <w:rFonts w:ascii="Arial" w:cs="Arial" w:eastAsia="Arial" w:hAnsi="Arial"/>
@@ -6188,7 +6418,7 @@
               <w:spacing w:after="10" w:before="0"/>
               <w:ind w:left="120"/>
             </w:pPr>
-            <w:hyperlink w:history="1" r:id="rIdmonwelminagryefjvuieb">
+            <w:hyperlink w:history="1" r:id="rId2wynidadwcxzyyi_cemuo">
               <w:r>
                 <w:rPr>
                   <w:rFonts w:ascii="Arial" w:cs="Arial" w:eastAsia="Arial" w:hAnsi="Arial"/>
@@ -6233,7 +6463,7 @@
             <w:pPr>
               <w:spacing w:after="20" w:before="0"/>
             </w:pPr>
-            <w:hyperlink w:history="1" r:id="rIdzy9jzrmhlicr2g_kiazqk">
+            <w:hyperlink w:history="1" r:id="rIddgy7pafohu-sclec4g_4d">
               <w:r>
                 <w:rPr>
                   <w:rFonts w:ascii="Arial" w:cs="Arial" w:eastAsia="Arial" w:hAnsi="Arial"/>
@@ -6266,7 +6496,7 @@
               <w:spacing w:after="10" w:before="0"/>
               <w:ind w:left="120"/>
             </w:pPr>
-            <w:hyperlink w:history="1" r:id="rIdrwsj30af2t7hsipto9eld">
+            <w:hyperlink w:history="1" r:id="rIdvajn2cvj9eicasv86gzyv">
               <w:r>
                 <w:rPr>
                   <w:rFonts w:ascii="Arial" w:cs="Arial" w:eastAsia="Arial" w:hAnsi="Arial"/>
@@ -6461,7 +6691,7 @@
             <w:pPr>
               <w:spacing w:after="20" w:before="0"/>
             </w:pPr>
-            <w:hyperlink w:history="1" r:id="rIdwxv_6ioaj-pd1ihzrnkde">
+            <w:hyperlink w:history="1" r:id="rIdilhomi2z6sigqffuyijlg">
               <w:r>
                 <w:rPr>
                   <w:rFonts w:ascii="Arial" w:cs="Arial" w:eastAsia="Arial" w:hAnsi="Arial"/>
@@ -6494,7 +6724,7 @@
               <w:spacing w:after="10" w:before="0"/>
               <w:ind w:left="120"/>
             </w:pPr>
-            <w:hyperlink w:history="1" r:id="rId-s9p_9bej8xehdugydurp">
+            <w:hyperlink w:history="1" r:id="rIdmrspysxxpmm5_i-timf5i">
               <w:r>
                 <w:rPr>
                   <w:rFonts w:ascii="Arial" w:cs="Arial" w:eastAsia="Arial" w:hAnsi="Arial"/>
@@ -6539,7 +6769,7 @@
             <w:pPr>
               <w:spacing w:after="20" w:before="0"/>
             </w:pPr>
-            <w:hyperlink w:history="1" r:id="rIdww4-ty1oxysatiejyjakx">
+            <w:hyperlink w:history="1" r:id="rIdshnmbrazkzznumjcnmq4k">
               <w:r>
                 <w:rPr>
                   <w:rFonts w:ascii="Arial" w:cs="Arial" w:eastAsia="Arial" w:hAnsi="Arial"/>
@@ -6572,7 +6802,7 @@
               <w:spacing w:after="10" w:before="0"/>
               <w:ind w:left="120"/>
             </w:pPr>
-            <w:hyperlink w:history="1" r:id="rIdkfh2bhtv0vqgatfskdv2l">
+            <w:hyperlink w:history="1" r:id="rIdc46gro9k6vtodjdrs_i1j">
               <w:r>
                 <w:rPr>
                   <w:rFonts w:ascii="Arial" w:cs="Arial" w:eastAsia="Arial" w:hAnsi="Arial"/>
@@ -6767,7 +6997,7 @@
             <w:pPr>
               <w:spacing w:after="20" w:before="0"/>
             </w:pPr>
-            <w:hyperlink w:history="1" r:id="rIdfsqewy2g6hyaq4uc6xho8">
+            <w:hyperlink w:history="1" r:id="rIds_orc-ppe-bu0bnkmvayb">
               <w:r>
                 <w:rPr>
                   <w:rFonts w:ascii="Arial" w:cs="Arial" w:eastAsia="Arial" w:hAnsi="Arial"/>
@@ -6800,7 +7030,7 @@
               <w:spacing w:after="10" w:before="0"/>
               <w:ind w:left="120"/>
             </w:pPr>
-            <w:hyperlink w:history="1" r:id="rId96oaqtdmysos3pzpalk4n">
+            <w:hyperlink w:history="1" r:id="rIdqmdlovbi0nt_crj2jqyfm">
               <w:r>
                 <w:rPr>
                   <w:rFonts w:ascii="Arial" w:cs="Arial" w:eastAsia="Arial" w:hAnsi="Arial"/>
@@ -6845,7 +7075,7 @@
             <w:pPr>
               <w:spacing w:after="20" w:before="0"/>
             </w:pPr>
-            <w:hyperlink w:history="1" r:id="rId5vemcohyezqyljasqcsmn">
+            <w:hyperlink w:history="1" r:id="rIdzdcsgazqqekuo5vvshttt">
               <w:r>
                 <w:rPr>
                   <w:rFonts w:ascii="Arial" w:cs="Arial" w:eastAsia="Arial" w:hAnsi="Arial"/>
@@ -6878,7 +7108,7 @@
               <w:spacing w:after="10" w:before="0"/>
               <w:ind w:left="120"/>
             </w:pPr>
-            <w:hyperlink w:history="1" r:id="rIdv56zjuqtbhvtt4csx0ixc">
+            <w:hyperlink w:history="1" r:id="rId3otbugf5ijn5jp-q4yguy">
               <w:r>
                 <w:rPr>
                   <w:rFonts w:ascii="Arial" w:cs="Arial" w:eastAsia="Arial" w:hAnsi="Arial"/>
@@ -7073,7 +7303,7 @@
             <w:pPr>
               <w:spacing w:after="20" w:before="0"/>
             </w:pPr>
-            <w:hyperlink w:history="1" r:id="rIdgo9_mm--dpdfueuotmnkm">
+            <w:hyperlink w:history="1" r:id="rIdl8iolvenctya6tvmbmldd">
               <w:r>
                 <w:rPr>
                   <w:rFonts w:ascii="Arial" w:cs="Arial" w:eastAsia="Arial" w:hAnsi="Arial"/>
@@ -7106,7 +7336,7 @@
               <w:spacing w:after="10" w:before="0"/>
               <w:ind w:left="120"/>
             </w:pPr>
-            <w:hyperlink w:history="1" r:id="rIdf99uwriliha1tsxdgrwk0">
+            <w:hyperlink w:history="1" r:id="rIdj-wnaartrrdzrsbk5i2gb">
               <w:r>
                 <w:rPr>
                   <w:rFonts w:ascii="Arial" w:cs="Arial" w:eastAsia="Arial" w:hAnsi="Arial"/>
@@ -7151,7 +7381,7 @@
             <w:pPr>
               <w:spacing w:after="20" w:before="0"/>
             </w:pPr>
-            <w:hyperlink w:history="1" r:id="rIdksh_w1wkofuok0scnwi6a">
+            <w:hyperlink w:history="1" r:id="rIdirhkf5uogtnoy6ybrn7_-">
               <w:r>
                 <w:rPr>
                   <w:rFonts w:ascii="Arial" w:cs="Arial" w:eastAsia="Arial" w:hAnsi="Arial"/>
@@ -7184,7 +7414,7 @@
               <w:spacing w:after="10" w:before="0"/>
               <w:ind w:left="120"/>
             </w:pPr>
-            <w:hyperlink w:history="1" r:id="rIducegeciluw9hdagcyahng">
+            <w:hyperlink w:history="1" r:id="rId6vvshe1hdmklfrhej_zmc">
               <w:r>
                 <w:rPr>
                   <w:rFonts w:ascii="Arial" w:cs="Arial" w:eastAsia="Arial" w:hAnsi="Arial"/>
@@ -7379,7 +7609,7 @@
             <w:pPr>
               <w:spacing w:after="20" w:before="0"/>
             </w:pPr>
-            <w:hyperlink w:history="1" r:id="rIdhtmtbo0kakcd4xn75rv8i">
+            <w:hyperlink w:history="1" r:id="rId4skt1j642aqotsm9goosm">
               <w:r>
                 <w:rPr>
                   <w:rFonts w:ascii="Arial" w:cs="Arial" w:eastAsia="Arial" w:hAnsi="Arial"/>
@@ -7412,7 +7642,7 @@
               <w:spacing w:after="10" w:before="0"/>
               <w:ind w:left="120"/>
             </w:pPr>
-            <w:hyperlink w:history="1" r:id="rIdcc5cbitiwspjjdxfc-78q">
+            <w:hyperlink w:history="1" r:id="rId0o4-5zplgkwbwbsohmtuo">
               <w:r>
                 <w:rPr>
                   <w:rFonts w:ascii="Arial" w:cs="Arial" w:eastAsia="Arial" w:hAnsi="Arial"/>
@@ -7457,7 +7687,7 @@
             <w:pPr>
               <w:spacing w:after="20" w:before="0"/>
             </w:pPr>
-            <w:hyperlink w:history="1" r:id="rId6f-xjadua7pa-z9sqkw9u">
+            <w:hyperlink w:history="1" r:id="rIdcc5adttfy0vs7cacwptfx">
               <w:r>
                 <w:rPr>
                   <w:rFonts w:ascii="Arial" w:cs="Arial" w:eastAsia="Arial" w:hAnsi="Arial"/>
@@ -7490,7 +7720,7 @@
               <w:spacing w:after="10" w:before="0"/>
               <w:ind w:left="120"/>
             </w:pPr>
-            <w:hyperlink w:history="1" r:id="rIdnmnhuxdvndy02xgczbyi3">
+            <w:hyperlink w:history="1" r:id="rIdkmscq40sftlkpbjoayvep">
               <w:r>
                 <w:rPr>
                   <w:rFonts w:ascii="Arial" w:cs="Arial" w:eastAsia="Arial" w:hAnsi="Arial"/>
@@ -7986,6 +8216,65 @@
         </w:tc>
       </w:tr>
     </w:tbl>
+    <w:p>
+      <w:pPr>
+        <w:pBdr>
+          <w:top w:val="single" w:color="BBBBBB" w:sz="4" w:space="4"/>
+        </w:pBdr>
+        <w:spacing w:after="0" w:before="160"/>
+      </w:pPr>
+      <w:r>
+        <w:rPr>
+          <w:rFonts w:ascii="Arial" w:cs="Arial" w:eastAsia="Arial" w:hAnsi="Arial"/>
+          <w:color w:val="666666"/>
+          <w:sz w:val="14"/>
+          <w:szCs w:val="14"/>
+        </w:rPr>
+        <w:t xml:space="preserve">© 2026 SeaVuria and ARES. Aligned with KICD objectives. Developed by SeaVuria; technical implementation by ARES (with AI assistance from Claude). Licensed under </w:t>
+      </w:r>
+      <w:hyperlink w:history="1" r:id="rIdq7lkxmmo-gmbbjmshee3k">
+        <w:r>
+          <w:rPr>
+            <w:rFonts w:ascii="Arial" w:cs="Arial" w:eastAsia="Arial" w:hAnsi="Arial"/>
+            <w:color w:val="1F6B75"/>
+            <w:sz w:val="14"/>
+            <w:szCs w:val="14"/>
+            <w:u w:val="single" w:color="1F6B75"/>
+          </w:rPr>
+          <w:t xml:space="preserve">CC BY-NC 4.0</w:t>
+        </w:r>
+      </w:hyperlink>
+      <w:r>
+        <w:rPr>
+          <w:rFonts w:ascii="Arial" w:cs="Arial" w:eastAsia="Arial" w:hAnsi="Arial"/>
+          <w:color w:val="666666"/>
+          <w:sz w:val="14"/>
+          <w:szCs w:val="14"/>
+        </w:rPr>
+        <w:t xml:space="preserve"> (</w:t>
+      </w:r>
+      <w:hyperlink w:history="1" r:id="rIdzclswkxo4vwws9tq5mjnd">
+        <w:r>
+          <w:rPr>
+            <w:rFonts w:ascii="Arial" w:cs="Arial" w:eastAsia="Arial" w:hAnsi="Arial"/>
+            <w:color w:val="1F6B75"/>
+            <w:sz w:val="14"/>
+            <w:szCs w:val="14"/>
+            <w:u w:val="single" w:color="1F6B75"/>
+          </w:rPr>
+          <w:t xml:space="preserve">https://creativecommons.org/licenses/by-nc/4.0/</w:t>
+        </w:r>
+      </w:hyperlink>
+      <w:r>
+        <w:rPr>
+          <w:rFonts w:ascii="Arial" w:cs="Arial" w:eastAsia="Arial" w:hAnsi="Arial"/>
+          <w:color w:val="666666"/>
+          <w:sz w:val="14"/>
+          <w:szCs w:val="14"/>
+        </w:rPr>
+        <w:t xml:space="preserve">).</w:t>
+      </w:r>
+    </w:p>
     <w:p>
       <w:r>
         <w:br w:type="page"/>
@@ -8977,7 +9266,7 @@
             <w:pPr>
               <w:spacing w:after="20" w:before="0"/>
             </w:pPr>
-            <w:hyperlink w:history="1" r:id="rIdijf2mdbzpuy6rmkctqyw7">
+            <w:hyperlink w:history="1" r:id="rIdxkskggubwj38jpdgword8">
               <w:r>
                 <w:rPr>
                   <w:rFonts w:ascii="Arial" w:cs="Arial" w:eastAsia="Arial" w:hAnsi="Arial"/>
@@ -9010,7 +9299,7 @@
               <w:spacing w:after="10" w:before="0"/>
               <w:ind w:left="120"/>
             </w:pPr>
-            <w:hyperlink w:history="1" r:id="rIdymwvffwojynd6qokfyjeu">
+            <w:hyperlink w:history="1" r:id="rId81c7jikvnpvp8yw7nzyxq">
               <w:r>
                 <w:rPr>
                   <w:rFonts w:ascii="Arial" w:cs="Arial" w:eastAsia="Arial" w:hAnsi="Arial"/>
@@ -9055,7 +9344,7 @@
             <w:pPr>
               <w:spacing w:after="20" w:before="0"/>
             </w:pPr>
-            <w:hyperlink w:history="1" r:id="rIdplheicjbugfil3b84iv9v">
+            <w:hyperlink w:history="1" r:id="rId5fujthqxu1hvkyrna7dct">
               <w:r>
                 <w:rPr>
                   <w:rFonts w:ascii="Arial" w:cs="Arial" w:eastAsia="Arial" w:hAnsi="Arial"/>
@@ -9088,7 +9377,7 @@
               <w:spacing w:after="10" w:before="0"/>
               <w:ind w:left="120"/>
             </w:pPr>
-            <w:hyperlink w:history="1" r:id="rIdvs1g5o2bald8oschdqmbi">
+            <w:hyperlink w:history="1" r:id="rIdrzjgzgr-uivszjns5nrej">
               <w:r>
                 <w:rPr>
                   <w:rFonts w:ascii="Arial" w:cs="Arial" w:eastAsia="Arial" w:hAnsi="Arial"/>
@@ -9283,7 +9572,7 @@
             <w:pPr>
               <w:spacing w:after="20" w:before="0"/>
             </w:pPr>
-            <w:hyperlink w:history="1" r:id="rId1ygr0lucadkpvttsqspuo">
+            <w:hyperlink w:history="1" r:id="rIdoom-iiarkm12p11mwpf9j">
               <w:r>
                 <w:rPr>
                   <w:rFonts w:ascii="Arial" w:cs="Arial" w:eastAsia="Arial" w:hAnsi="Arial"/>
@@ -9316,7 +9605,7 @@
               <w:spacing w:after="10" w:before="0"/>
               <w:ind w:left="120"/>
             </w:pPr>
-            <w:hyperlink w:history="1" r:id="rIdihdcj8mdbb752rurnp4r7">
+            <w:hyperlink w:history="1" r:id="rIdcb631royrvnzpe8cnflbq">
               <w:r>
                 <w:rPr>
                   <w:rFonts w:ascii="Arial" w:cs="Arial" w:eastAsia="Arial" w:hAnsi="Arial"/>
@@ -9361,7 +9650,7 @@
             <w:pPr>
               <w:spacing w:after="20" w:before="0"/>
             </w:pPr>
-            <w:hyperlink w:history="1" r:id="rId3t3wrn5veh4jszb8w8np1">
+            <w:hyperlink w:history="1" r:id="rIdakzbe5gmf4kckkvjhujwf">
               <w:r>
                 <w:rPr>
                   <w:rFonts w:ascii="Arial" w:cs="Arial" w:eastAsia="Arial" w:hAnsi="Arial"/>
@@ -9394,7 +9683,7 @@
               <w:spacing w:after="10" w:before="0"/>
               <w:ind w:left="120"/>
             </w:pPr>
-            <w:hyperlink w:history="1" r:id="rIdch72empdmj0cvtirxwwsq">
+            <w:hyperlink w:history="1" r:id="rIdvro6jgddayybgmbqj5uxm">
               <w:r>
                 <w:rPr>
                   <w:rFonts w:ascii="Arial" w:cs="Arial" w:eastAsia="Arial" w:hAnsi="Arial"/>
@@ -9589,7 +9878,7 @@
             <w:pPr>
               <w:spacing w:after="20" w:before="0"/>
             </w:pPr>
-            <w:hyperlink w:history="1" r:id="rIduvdrzvfdqpdy-afkib4kb">
+            <w:hyperlink w:history="1" r:id="rIdiisvlzo-5mq11ra0uxdzk">
               <w:r>
                 <w:rPr>
                   <w:rFonts w:ascii="Arial" w:cs="Arial" w:eastAsia="Arial" w:hAnsi="Arial"/>
@@ -9622,7 +9911,7 @@
               <w:spacing w:after="10" w:before="0"/>
               <w:ind w:left="120"/>
             </w:pPr>
-            <w:hyperlink w:history="1" r:id="rIdtt5n2-qti_qtkmwcahgwh">
+            <w:hyperlink w:history="1" r:id="rIddippguibs1arn_bg_hhdw">
               <w:r>
                 <w:rPr>
                   <w:rFonts w:ascii="Arial" w:cs="Arial" w:eastAsia="Arial" w:hAnsi="Arial"/>
@@ -9667,7 +9956,7 @@
             <w:pPr>
               <w:spacing w:after="20" w:before="0"/>
             </w:pPr>
-            <w:hyperlink w:history="1" r:id="rIdkjafh0dr4lzuc1df6amik">
+            <w:hyperlink w:history="1" r:id="rIdcdtbqiajq_m0vegfbsumz">
               <w:r>
                 <w:rPr>
                   <w:rFonts w:ascii="Arial" w:cs="Arial" w:eastAsia="Arial" w:hAnsi="Arial"/>
@@ -9700,7 +9989,7 @@
               <w:spacing w:after="10" w:before="0"/>
               <w:ind w:left="120"/>
             </w:pPr>
-            <w:hyperlink w:history="1" r:id="rIdqv75bin0wsnlkllmezpky">
+            <w:hyperlink w:history="1" r:id="rId3uinjhyxz9tz92-njneci">
               <w:r>
                 <w:rPr>
                   <w:rFonts w:ascii="Arial" w:cs="Arial" w:eastAsia="Arial" w:hAnsi="Arial"/>
@@ -9895,7 +10184,7 @@
             <w:pPr>
               <w:spacing w:after="20" w:before="0"/>
             </w:pPr>
-            <w:hyperlink w:history="1" r:id="rIdwf3-a_v3ztlpktiogbztv">
+            <w:hyperlink w:history="1" r:id="rIdwyp3aqgruc9huvkzi2ubw">
               <w:r>
                 <w:rPr>
                   <w:rFonts w:ascii="Arial" w:cs="Arial" w:eastAsia="Arial" w:hAnsi="Arial"/>
@@ -9928,7 +10217,7 @@
               <w:spacing w:after="10" w:before="0"/>
               <w:ind w:left="120"/>
             </w:pPr>
-            <w:hyperlink w:history="1" r:id="rIdgxrynooit-3ghlz_d5eca">
+            <w:hyperlink w:history="1" r:id="rIds6mwyooi_ctm6363wqe-e">
               <w:r>
                 <w:rPr>
                   <w:rFonts w:ascii="Arial" w:cs="Arial" w:eastAsia="Arial" w:hAnsi="Arial"/>
@@ -9973,7 +10262,7 @@
             <w:pPr>
               <w:spacing w:after="20" w:before="0"/>
             </w:pPr>
-            <w:hyperlink w:history="1" r:id="rIdjj0mu82xmclx3yyqo0uqc">
+            <w:hyperlink w:history="1" r:id="rIdw1ldbs5y73mjte2gfe5y8">
               <w:r>
                 <w:rPr>
                   <w:rFonts w:ascii="Arial" w:cs="Arial" w:eastAsia="Arial" w:hAnsi="Arial"/>
@@ -10006,7 +10295,7 @@
               <w:spacing w:after="10" w:before="0"/>
               <w:ind w:left="120"/>
             </w:pPr>
-            <w:hyperlink w:history="1" r:id="rIdcfw4d82tp4vwvfo8skbdl">
+            <w:hyperlink w:history="1" r:id="rId4wmu0txzh7ouk97pegm4a">
               <w:r>
                 <w:rPr>
                   <w:rFonts w:ascii="Arial" w:cs="Arial" w:eastAsia="Arial" w:hAnsi="Arial"/>
@@ -10201,7 +10490,7 @@
             <w:pPr>
               <w:spacing w:after="20" w:before="0"/>
             </w:pPr>
-            <w:hyperlink w:history="1" r:id="rIdqvjiwiiso8nwep_kibcnn">
+            <w:hyperlink w:history="1" r:id="rIdlyy68itqaqcjdqgngu87y">
               <w:r>
                 <w:rPr>
                   <w:rFonts w:ascii="Arial" w:cs="Arial" w:eastAsia="Arial" w:hAnsi="Arial"/>
@@ -10234,7 +10523,7 @@
               <w:spacing w:after="10" w:before="0"/>
               <w:ind w:left="120"/>
             </w:pPr>
-            <w:hyperlink w:history="1" r:id="rIdo2dctalyxis3xmxewd71q">
+            <w:hyperlink w:history="1" r:id="rId-h9a98q1sbw9hta5hqqhu">
               <w:r>
                 <w:rPr>
                   <w:rFonts w:ascii="Arial" w:cs="Arial" w:eastAsia="Arial" w:hAnsi="Arial"/>
@@ -10279,7 +10568,7 @@
             <w:pPr>
               <w:spacing w:after="20" w:before="0"/>
             </w:pPr>
-            <w:hyperlink w:history="1" r:id="rId14gkes-tnpps9p3ro97mw">
+            <w:hyperlink w:history="1" r:id="rIdfxdcrfhvlk0nucyddtmeh">
               <w:r>
                 <w:rPr>
                   <w:rFonts w:ascii="Arial" w:cs="Arial" w:eastAsia="Arial" w:hAnsi="Arial"/>
@@ -10312,7 +10601,7 @@
               <w:spacing w:after="10" w:before="0"/>
               <w:ind w:left="120"/>
             </w:pPr>
-            <w:hyperlink w:history="1" r:id="rIdbqddpnxdu6tadtibqj7kx">
+            <w:hyperlink w:history="1" r:id="rIdeabznhjdax3byoenixwn9">
               <w:r>
                 <w:rPr>
                   <w:rFonts w:ascii="Arial" w:cs="Arial" w:eastAsia="Arial" w:hAnsi="Arial"/>
@@ -10808,6 +11097,65 @@
         </w:tc>
       </w:tr>
     </w:tbl>
+    <w:p>
+      <w:pPr>
+        <w:pBdr>
+          <w:top w:val="single" w:color="BBBBBB" w:sz="4" w:space="4"/>
+        </w:pBdr>
+        <w:spacing w:after="0" w:before="160"/>
+      </w:pPr>
+      <w:r>
+        <w:rPr>
+          <w:rFonts w:ascii="Arial" w:cs="Arial" w:eastAsia="Arial" w:hAnsi="Arial"/>
+          <w:color w:val="666666"/>
+          <w:sz w:val="14"/>
+          <w:szCs w:val="14"/>
+        </w:rPr>
+        <w:t xml:space="preserve">© 2026 SeaVuria and ARES. Aligned with KICD objectives. Developed by SeaVuria; technical implementation by ARES (with AI assistance from Claude). Licensed under </w:t>
+      </w:r>
+      <w:hyperlink w:history="1" r:id="rIdzzwenheud2-s_mkt_xiyq">
+        <w:r>
+          <w:rPr>
+            <w:rFonts w:ascii="Arial" w:cs="Arial" w:eastAsia="Arial" w:hAnsi="Arial"/>
+            <w:color w:val="1F6B75"/>
+            <w:sz w:val="14"/>
+            <w:szCs w:val="14"/>
+            <w:u w:val="single" w:color="1F6B75"/>
+          </w:rPr>
+          <w:t xml:space="preserve">CC BY-NC 4.0</w:t>
+        </w:r>
+      </w:hyperlink>
+      <w:r>
+        <w:rPr>
+          <w:rFonts w:ascii="Arial" w:cs="Arial" w:eastAsia="Arial" w:hAnsi="Arial"/>
+          <w:color w:val="666666"/>
+          <w:sz w:val="14"/>
+          <w:szCs w:val="14"/>
+        </w:rPr>
+        <w:t xml:space="preserve"> (</w:t>
+      </w:r>
+      <w:hyperlink w:history="1" r:id="rId8btej75xullar3os6sm01">
+        <w:r>
+          <w:rPr>
+            <w:rFonts w:ascii="Arial" w:cs="Arial" w:eastAsia="Arial" w:hAnsi="Arial"/>
+            <w:color w:val="1F6B75"/>
+            <w:sz w:val="14"/>
+            <w:szCs w:val="14"/>
+            <w:u w:val="single" w:color="1F6B75"/>
+          </w:rPr>
+          <w:t xml:space="preserve">https://creativecommons.org/licenses/by-nc/4.0/</w:t>
+        </w:r>
+      </w:hyperlink>
+      <w:r>
+        <w:rPr>
+          <w:rFonts w:ascii="Arial" w:cs="Arial" w:eastAsia="Arial" w:hAnsi="Arial"/>
+          <w:color w:val="666666"/>
+          <w:sz w:val="14"/>
+          <w:szCs w:val="14"/>
+        </w:rPr>
+        <w:t xml:space="preserve">).</w:t>
+      </w:r>
+    </w:p>
     <w:p>
       <w:r>
         <w:br w:type="page"/>
@@ -11799,7 +12147,7 @@
             <w:pPr>
               <w:spacing w:after="20" w:before="0"/>
             </w:pPr>
-            <w:hyperlink w:history="1" r:id="rIdbq526etwwkbwf1m-luf61">
+            <w:hyperlink w:history="1" r:id="rIdj1rbihgn1oepv7cja-1nm">
               <w:r>
                 <w:rPr>
                   <w:rFonts w:ascii="Arial" w:cs="Arial" w:eastAsia="Arial" w:hAnsi="Arial"/>
@@ -11832,7 +12180,7 @@
               <w:spacing w:after="10" w:before="0"/>
               <w:ind w:left="120"/>
             </w:pPr>
-            <w:hyperlink w:history="1" r:id="rIdmwqhsdsjhcf_cvt8zygsu">
+            <w:hyperlink w:history="1" r:id="rIdn28p4xk8lq-pwhsnqjgi4">
               <w:r>
                 <w:rPr>
                   <w:rFonts w:ascii="Arial" w:cs="Arial" w:eastAsia="Arial" w:hAnsi="Arial"/>
@@ -11877,7 +12225,7 @@
             <w:pPr>
               <w:spacing w:after="20" w:before="0"/>
             </w:pPr>
-            <w:hyperlink w:history="1" r:id="rIdn6ack6qf-3atas0euuf-m">
+            <w:hyperlink w:history="1" r:id="rIduwgqtpvxdixqcpwysl6el">
               <w:r>
                 <w:rPr>
                   <w:rFonts w:ascii="Arial" w:cs="Arial" w:eastAsia="Arial" w:hAnsi="Arial"/>
@@ -11910,7 +12258,7 @@
               <w:spacing w:after="10" w:before="0"/>
               <w:ind w:left="120"/>
             </w:pPr>
-            <w:hyperlink w:history="1" r:id="rIdkbo_uiooxvesssjm7s1af">
+            <w:hyperlink w:history="1" r:id="rIdnrv2uhusksme8yeecilzv">
               <w:r>
                 <w:rPr>
                   <w:rFonts w:ascii="Arial" w:cs="Arial" w:eastAsia="Arial" w:hAnsi="Arial"/>
@@ -12105,7 +12453,7 @@
             <w:pPr>
               <w:spacing w:after="20" w:before="0"/>
             </w:pPr>
-            <w:hyperlink w:history="1" r:id="rIdo7-8bysvmw-eeloin3ouy">
+            <w:hyperlink w:history="1" r:id="rIdnrxz4q6dm2gsjouhne9ob">
               <w:r>
                 <w:rPr>
                   <w:rFonts w:ascii="Arial" w:cs="Arial" w:eastAsia="Arial" w:hAnsi="Arial"/>
@@ -12138,7 +12486,7 @@
               <w:spacing w:after="10" w:before="0"/>
               <w:ind w:left="120"/>
             </w:pPr>
-            <w:hyperlink w:history="1" r:id="rIddtmecvti1pazh5xbfjv54">
+            <w:hyperlink w:history="1" r:id="rIdsoynxaclqru5566scy-a8">
               <w:r>
                 <w:rPr>
                   <w:rFonts w:ascii="Arial" w:cs="Arial" w:eastAsia="Arial" w:hAnsi="Arial"/>
@@ -12183,7 +12531,7 @@
             <w:pPr>
               <w:spacing w:after="20" w:before="0"/>
             </w:pPr>
-            <w:hyperlink w:history="1" r:id="rIdduv9cm-got56gixcip6eu">
+            <w:hyperlink w:history="1" r:id="rIdjw9dclj-_v2cv8_k8ofz8">
               <w:r>
                 <w:rPr>
                   <w:rFonts w:ascii="Arial" w:cs="Arial" w:eastAsia="Arial" w:hAnsi="Arial"/>
@@ -12216,7 +12564,7 @@
               <w:spacing w:after="10" w:before="0"/>
               <w:ind w:left="120"/>
             </w:pPr>
-            <w:hyperlink w:history="1" r:id="rIdw9hgy5i9pmbdaz8clcoks">
+            <w:hyperlink w:history="1" r:id="rIdurk2gif6dpqtdw_ipv5si">
               <w:r>
                 <w:rPr>
                   <w:rFonts w:ascii="Arial" w:cs="Arial" w:eastAsia="Arial" w:hAnsi="Arial"/>
@@ -12411,7 +12759,7 @@
             <w:pPr>
               <w:spacing w:after="20" w:before="0"/>
             </w:pPr>
-            <w:hyperlink w:history="1" r:id="rId07vz5dmbp7olupeidpa5b">
+            <w:hyperlink w:history="1" r:id="rIdzf9clgd-lcujvhster6m1">
               <w:r>
                 <w:rPr>
                   <w:rFonts w:ascii="Arial" w:cs="Arial" w:eastAsia="Arial" w:hAnsi="Arial"/>
@@ -12444,7 +12792,7 @@
               <w:spacing w:after="10" w:before="0"/>
               <w:ind w:left="120"/>
             </w:pPr>
-            <w:hyperlink w:history="1" r:id="rIdyovqweifmq1xfmgsr3k7i">
+            <w:hyperlink w:history="1" r:id="rIdmsxdqovqh3valtl0l2fho">
               <w:r>
                 <w:rPr>
                   <w:rFonts w:ascii="Arial" w:cs="Arial" w:eastAsia="Arial" w:hAnsi="Arial"/>
@@ -12489,7 +12837,7 @@
             <w:pPr>
               <w:spacing w:after="20" w:before="0"/>
             </w:pPr>
-            <w:hyperlink w:history="1" r:id="rIdwzhvqagerqfbhngwmi4vb">
+            <w:hyperlink w:history="1" r:id="rIdu_cgvus4srh-ktlpzrjil">
               <w:r>
                 <w:rPr>
                   <w:rFonts w:ascii="Arial" w:cs="Arial" w:eastAsia="Arial" w:hAnsi="Arial"/>
@@ -12522,7 +12870,7 @@
               <w:spacing w:after="10" w:before="0"/>
               <w:ind w:left="120"/>
             </w:pPr>
-            <w:hyperlink w:history="1" r:id="rIdzcnc4aug68gcuyn8iptpd">
+            <w:hyperlink w:history="1" r:id="rIdwalwgdkkrtkzeux66wdt6">
               <w:r>
                 <w:rPr>
                   <w:rFonts w:ascii="Arial" w:cs="Arial" w:eastAsia="Arial" w:hAnsi="Arial"/>
@@ -12717,7 +13065,7 @@
             <w:pPr>
               <w:spacing w:after="20" w:before="0"/>
             </w:pPr>
-            <w:hyperlink w:history="1" r:id="rIdomg1rg70fvrqdjgu0qmfl">
+            <w:hyperlink w:history="1" r:id="rIds6hzlksso9y6hfahbarm_">
               <w:r>
                 <w:rPr>
                   <w:rFonts w:ascii="Arial" w:cs="Arial" w:eastAsia="Arial" w:hAnsi="Arial"/>
@@ -12750,7 +13098,7 @@
               <w:spacing w:after="10" w:before="0"/>
               <w:ind w:left="120"/>
             </w:pPr>
-            <w:hyperlink w:history="1" r:id="rIdy3y8zbofynesopr0dqtd_">
+            <w:hyperlink w:history="1" r:id="rIdahvslrt0srobwryfjnbj3">
               <w:r>
                 <w:rPr>
                   <w:rFonts w:ascii="Arial" w:cs="Arial" w:eastAsia="Arial" w:hAnsi="Arial"/>
@@ -12795,7 +13143,7 @@
             <w:pPr>
               <w:spacing w:after="20" w:before="0"/>
             </w:pPr>
-            <w:hyperlink w:history="1" r:id="rIdkoc9e7fpiky91xhybvmny">
+            <w:hyperlink w:history="1" r:id="rIdb55a-iodm_rj2xydte9kt">
               <w:r>
                 <w:rPr>
                   <w:rFonts w:ascii="Arial" w:cs="Arial" w:eastAsia="Arial" w:hAnsi="Arial"/>
@@ -12828,7 +13176,7 @@
               <w:spacing w:after="10" w:before="0"/>
               <w:ind w:left="120"/>
             </w:pPr>
-            <w:hyperlink w:history="1" r:id="rIdd1rdlgzdtbiodc9otjxuz">
+            <w:hyperlink w:history="1" r:id="rId5-0efez5sfl2yexdhmlig">
               <w:r>
                 <w:rPr>
                   <w:rFonts w:ascii="Arial" w:cs="Arial" w:eastAsia="Arial" w:hAnsi="Arial"/>
@@ -13023,7 +13371,7 @@
             <w:pPr>
               <w:spacing w:after="20" w:before="0"/>
             </w:pPr>
-            <w:hyperlink w:history="1" r:id="rId_oeo2snpbjps7ked7mprb">
+            <w:hyperlink w:history="1" r:id="rId6_uywfrlg-xjvtgffk8dk">
               <w:r>
                 <w:rPr>
                   <w:rFonts w:ascii="Arial" w:cs="Arial" w:eastAsia="Arial" w:hAnsi="Arial"/>
@@ -13056,7 +13404,7 @@
               <w:spacing w:after="10" w:before="0"/>
               <w:ind w:left="120"/>
             </w:pPr>
-            <w:hyperlink w:history="1" r:id="rIdfmwac1hg8thvrc2otrb7f">
+            <w:hyperlink w:history="1" r:id="rIdw_n7asyihva3ie0glpxrg">
               <w:r>
                 <w:rPr>
                   <w:rFonts w:ascii="Arial" w:cs="Arial" w:eastAsia="Arial" w:hAnsi="Arial"/>
@@ -13101,7 +13449,7 @@
             <w:pPr>
               <w:spacing w:after="20" w:before="0"/>
             </w:pPr>
-            <w:hyperlink w:history="1" r:id="rId_3xbwumlynmqh_k6epbcc">
+            <w:hyperlink w:history="1" r:id="rId5p3azxs7wfhtdn9nci3t0">
               <w:r>
                 <w:rPr>
                   <w:rFonts w:ascii="Arial" w:cs="Arial" w:eastAsia="Arial" w:hAnsi="Arial"/>
@@ -13134,7 +13482,7 @@
               <w:spacing w:after="10" w:before="0"/>
               <w:ind w:left="120"/>
             </w:pPr>
-            <w:hyperlink w:history="1" r:id="rId--s-cgxhm8pv04culce4v">
+            <w:hyperlink w:history="1" r:id="rIdxawunlbkxaoiq6nzip4ux">
               <w:r>
                 <w:rPr>
                   <w:rFonts w:ascii="Arial" w:cs="Arial" w:eastAsia="Arial" w:hAnsi="Arial"/>
@@ -13630,6 +13978,65 @@
         </w:tc>
       </w:tr>
     </w:tbl>
+    <w:p>
+      <w:pPr>
+        <w:pBdr>
+          <w:top w:val="single" w:color="BBBBBB" w:sz="4" w:space="4"/>
+        </w:pBdr>
+        <w:spacing w:after="0" w:before="160"/>
+      </w:pPr>
+      <w:r>
+        <w:rPr>
+          <w:rFonts w:ascii="Arial" w:cs="Arial" w:eastAsia="Arial" w:hAnsi="Arial"/>
+          <w:color w:val="666666"/>
+          <w:sz w:val="14"/>
+          <w:szCs w:val="14"/>
+        </w:rPr>
+        <w:t xml:space="preserve">© 2026 SeaVuria and ARES. Aligned with KICD objectives. Developed by SeaVuria; technical implementation by ARES (with AI assistance from Claude). Licensed under </w:t>
+      </w:r>
+      <w:hyperlink w:history="1" r:id="rIda1gm97ksb6b6ae2gr_n0w">
+        <w:r>
+          <w:rPr>
+            <w:rFonts w:ascii="Arial" w:cs="Arial" w:eastAsia="Arial" w:hAnsi="Arial"/>
+            <w:color w:val="1F6B75"/>
+            <w:sz w:val="14"/>
+            <w:szCs w:val="14"/>
+            <w:u w:val="single" w:color="1F6B75"/>
+          </w:rPr>
+          <w:t xml:space="preserve">CC BY-NC 4.0</w:t>
+        </w:r>
+      </w:hyperlink>
+      <w:r>
+        <w:rPr>
+          <w:rFonts w:ascii="Arial" w:cs="Arial" w:eastAsia="Arial" w:hAnsi="Arial"/>
+          <w:color w:val="666666"/>
+          <w:sz w:val="14"/>
+          <w:szCs w:val="14"/>
+        </w:rPr>
+        <w:t xml:space="preserve"> (</w:t>
+      </w:r>
+      <w:hyperlink w:history="1" r:id="rId4rcbwig_siq00anw-sxlo">
+        <w:r>
+          <w:rPr>
+            <w:rFonts w:ascii="Arial" w:cs="Arial" w:eastAsia="Arial" w:hAnsi="Arial"/>
+            <w:color w:val="1F6B75"/>
+            <w:sz w:val="14"/>
+            <w:szCs w:val="14"/>
+            <w:u w:val="single" w:color="1F6B75"/>
+          </w:rPr>
+          <w:t xml:space="preserve">https://creativecommons.org/licenses/by-nc/4.0/</w:t>
+        </w:r>
+      </w:hyperlink>
+      <w:r>
+        <w:rPr>
+          <w:rFonts w:ascii="Arial" w:cs="Arial" w:eastAsia="Arial" w:hAnsi="Arial"/>
+          <w:color w:val="666666"/>
+          <w:sz w:val="14"/>
+          <w:szCs w:val="14"/>
+        </w:rPr>
+        <w:t xml:space="preserve">).</w:t>
+      </w:r>
+    </w:p>
     <w:p>
       <w:r>
         <w:br w:type="page"/>
@@ -14621,7 +15028,7 @@
             <w:pPr>
               <w:spacing w:after="20" w:before="0"/>
             </w:pPr>
-            <w:hyperlink w:history="1" r:id="rIdi0kzvjfdgoxg4wixhm6z6">
+            <w:hyperlink w:history="1" r:id="rId4-xzgec1hmpjtvgnuwk98">
               <w:r>
                 <w:rPr>
                   <w:rFonts w:ascii="Arial" w:cs="Arial" w:eastAsia="Arial" w:hAnsi="Arial"/>
@@ -14654,7 +15061,7 @@
               <w:spacing w:after="10" w:before="0"/>
               <w:ind w:left="120"/>
             </w:pPr>
-            <w:hyperlink w:history="1" r:id="rIdkbsuftoqp5hsrjs0jxz1a">
+            <w:hyperlink w:history="1" r:id="rIdrcbz-p2llf5pqdxdphj7o">
               <w:r>
                 <w:rPr>
                   <w:rFonts w:ascii="Arial" w:cs="Arial" w:eastAsia="Arial" w:hAnsi="Arial"/>
@@ -14699,7 +15106,7 @@
             <w:pPr>
               <w:spacing w:after="20" w:before="0"/>
             </w:pPr>
-            <w:hyperlink w:history="1" r:id="rId6ekvmzolqo_pilcugucru">
+            <w:hyperlink w:history="1" r:id="rIdgodjwv89fer2hibyptl_a">
               <w:r>
                 <w:rPr>
                   <w:rFonts w:ascii="Arial" w:cs="Arial" w:eastAsia="Arial" w:hAnsi="Arial"/>
@@ -14732,7 +15139,7 @@
               <w:spacing w:after="10" w:before="0"/>
               <w:ind w:left="120"/>
             </w:pPr>
-            <w:hyperlink w:history="1" r:id="rIdykagg4hxdcg5rzvqr1x7q">
+            <w:hyperlink w:history="1" r:id="rIdsf2swxbczt12bkk6z1d8m">
               <w:r>
                 <w:rPr>
                   <w:rFonts w:ascii="Arial" w:cs="Arial" w:eastAsia="Arial" w:hAnsi="Arial"/>
@@ -14927,7 +15334,7 @@
             <w:pPr>
               <w:spacing w:after="20" w:before="0"/>
             </w:pPr>
-            <w:hyperlink w:history="1" r:id="rIdk-lmeiramtt8vuweimcvb">
+            <w:hyperlink w:history="1" r:id="rIdkjd3phqsqfmo4aool9fdt">
               <w:r>
                 <w:rPr>
                   <w:rFonts w:ascii="Arial" w:cs="Arial" w:eastAsia="Arial" w:hAnsi="Arial"/>
@@ -14960,7 +15367,7 @@
               <w:spacing w:after="10" w:before="0"/>
               <w:ind w:left="120"/>
             </w:pPr>
-            <w:hyperlink w:history="1" r:id="rIdfi21cc1qtvpd1ahvnngum">
+            <w:hyperlink w:history="1" r:id="rId8evsbn18njmpprz-px_ze">
               <w:r>
                 <w:rPr>
                   <w:rFonts w:ascii="Arial" w:cs="Arial" w:eastAsia="Arial" w:hAnsi="Arial"/>
@@ -15005,7 +15412,7 @@
             <w:pPr>
               <w:spacing w:after="20" w:before="0"/>
             </w:pPr>
-            <w:hyperlink w:history="1" r:id="rIdyrchn1fz5gmaqu9xq7mwf">
+            <w:hyperlink w:history="1" r:id="rIdmycf2e3yims1gvu0s3iou">
               <w:r>
                 <w:rPr>
                   <w:rFonts w:ascii="Arial" w:cs="Arial" w:eastAsia="Arial" w:hAnsi="Arial"/>
@@ -15038,7 +15445,7 @@
               <w:spacing w:after="10" w:before="0"/>
               <w:ind w:left="120"/>
             </w:pPr>
-            <w:hyperlink w:history="1" r:id="rIdcjxcv7x8ubgmhke3oqpuz">
+            <w:hyperlink w:history="1" r:id="rIduk4omg2nydjjbxvk45net">
               <w:r>
                 <w:rPr>
                   <w:rFonts w:ascii="Arial" w:cs="Arial" w:eastAsia="Arial" w:hAnsi="Arial"/>
@@ -15233,7 +15640,7 @@
             <w:pPr>
               <w:spacing w:after="20" w:before="0"/>
             </w:pPr>
-            <w:hyperlink w:history="1" r:id="rIdkw1v9prxsvmz7skyd_nrm">
+            <w:hyperlink w:history="1" r:id="rIdr7jlfnku1fkbf_-lu1lya">
               <w:r>
                 <w:rPr>
                   <w:rFonts w:ascii="Arial" w:cs="Arial" w:eastAsia="Arial" w:hAnsi="Arial"/>
@@ -15266,7 +15673,7 @@
               <w:spacing w:after="10" w:before="0"/>
               <w:ind w:left="120"/>
             </w:pPr>
-            <w:hyperlink w:history="1" r:id="rIdjg4otpnewoyw4hmkebo80">
+            <w:hyperlink w:history="1" r:id="rIdpfhm9zrpvwwdafygw7531">
               <w:r>
                 <w:rPr>
                   <w:rFonts w:ascii="Arial" w:cs="Arial" w:eastAsia="Arial" w:hAnsi="Arial"/>
@@ -15311,7 +15718,7 @@
             <w:pPr>
               <w:spacing w:after="20" w:before="0"/>
             </w:pPr>
-            <w:hyperlink w:history="1" r:id="rIdhhf9zmkfg5lwk6kei6gcx">
+            <w:hyperlink w:history="1" r:id="rId0tjkp0imbz669nsfa-tlw">
               <w:r>
                 <w:rPr>
                   <w:rFonts w:ascii="Arial" w:cs="Arial" w:eastAsia="Arial" w:hAnsi="Arial"/>
@@ -15344,7 +15751,7 @@
               <w:spacing w:after="10" w:before="0"/>
               <w:ind w:left="120"/>
             </w:pPr>
-            <w:hyperlink w:history="1" r:id="rId9lv5qdk9ggxveteosuz77">
+            <w:hyperlink w:history="1" r:id="rId28elmqmlo4mjp8lglwwur">
               <w:r>
                 <w:rPr>
                   <w:rFonts w:ascii="Arial" w:cs="Arial" w:eastAsia="Arial" w:hAnsi="Arial"/>
@@ -15539,7 +15946,7 @@
             <w:pPr>
               <w:spacing w:after="20" w:before="0"/>
             </w:pPr>
-            <w:hyperlink w:history="1" r:id="rIdvj7zamoad8mky6rdo9r1b">
+            <w:hyperlink w:history="1" r:id="rIdshowpwh9o6p3h2c3zajcs">
               <w:r>
                 <w:rPr>
                   <w:rFonts w:ascii="Arial" w:cs="Arial" w:eastAsia="Arial" w:hAnsi="Arial"/>
@@ -15572,7 +15979,7 @@
               <w:spacing w:after="10" w:before="0"/>
               <w:ind w:left="120"/>
             </w:pPr>
-            <w:hyperlink w:history="1" r:id="rId2k4xvu4zckgm8zecuhqde">
+            <w:hyperlink w:history="1" r:id="rIduwa0pqrsyykevrr5x33xk">
               <w:r>
                 <w:rPr>
                   <w:rFonts w:ascii="Arial" w:cs="Arial" w:eastAsia="Arial" w:hAnsi="Arial"/>
@@ -15617,7 +16024,7 @@
             <w:pPr>
               <w:spacing w:after="20" w:before="0"/>
             </w:pPr>
-            <w:hyperlink w:history="1" r:id="rIdryx0nk2faj2qyfd_kr2m0">
+            <w:hyperlink w:history="1" r:id="rId14_rirs8aupezpcgr0u39">
               <w:r>
                 <w:rPr>
                   <w:rFonts w:ascii="Arial" w:cs="Arial" w:eastAsia="Arial" w:hAnsi="Arial"/>
@@ -15650,7 +16057,7 @@
               <w:spacing w:after="10" w:before="0"/>
               <w:ind w:left="120"/>
             </w:pPr>
-            <w:hyperlink w:history="1" r:id="rIdschjgcfsw7ikhst_hcozf">
+            <w:hyperlink w:history="1" r:id="rIdsq4_5nkmlj7jrxq-ilvik">
               <w:r>
                 <w:rPr>
                   <w:rFonts w:ascii="Arial" w:cs="Arial" w:eastAsia="Arial" w:hAnsi="Arial"/>
@@ -15845,7 +16252,7 @@
             <w:pPr>
               <w:spacing w:after="20" w:before="0"/>
             </w:pPr>
-            <w:hyperlink w:history="1" r:id="rId9kynk_qiqrp6f4mpbjuse">
+            <w:hyperlink w:history="1" r:id="rIdbzji8rtar0of7hrk7zchk">
               <w:r>
                 <w:rPr>
                   <w:rFonts w:ascii="Arial" w:cs="Arial" w:eastAsia="Arial" w:hAnsi="Arial"/>
@@ -15878,7 +16285,7 @@
               <w:spacing w:after="10" w:before="0"/>
               <w:ind w:left="120"/>
             </w:pPr>
-            <w:hyperlink w:history="1" r:id="rId4ntur8ey3qls1zdssrbfl">
+            <w:hyperlink w:history="1" r:id="rIdptujhydh6nzfbqzzst54d">
               <w:r>
                 <w:rPr>
                   <w:rFonts w:ascii="Arial" w:cs="Arial" w:eastAsia="Arial" w:hAnsi="Arial"/>
@@ -15923,7 +16330,7 @@
             <w:pPr>
               <w:spacing w:after="20" w:before="0"/>
             </w:pPr>
-            <w:hyperlink w:history="1" r:id="rIdfegzscgv0kczfs7cf3wak">
+            <w:hyperlink w:history="1" r:id="rIdgi_wzodfygr2hdorffao7">
               <w:r>
                 <w:rPr>
                   <w:rFonts w:ascii="Arial" w:cs="Arial" w:eastAsia="Arial" w:hAnsi="Arial"/>
@@ -15956,7 +16363,7 @@
               <w:spacing w:after="10" w:before="0"/>
               <w:ind w:left="120"/>
             </w:pPr>
-            <w:hyperlink w:history="1" r:id="rIdajh_i84h1l9ocgzfecgbh">
+            <w:hyperlink w:history="1" r:id="rIdat_webhmh3c7lkrrsffth">
               <w:r>
                 <w:rPr>
                   <w:rFonts w:ascii="Arial" w:cs="Arial" w:eastAsia="Arial" w:hAnsi="Arial"/>
@@ -16452,6 +16859,65 @@
         </w:tc>
       </w:tr>
     </w:tbl>
+    <w:p>
+      <w:pPr>
+        <w:pBdr>
+          <w:top w:val="single" w:color="BBBBBB" w:sz="4" w:space="4"/>
+        </w:pBdr>
+        <w:spacing w:after="0" w:before="160"/>
+      </w:pPr>
+      <w:r>
+        <w:rPr>
+          <w:rFonts w:ascii="Arial" w:cs="Arial" w:eastAsia="Arial" w:hAnsi="Arial"/>
+          <w:color w:val="666666"/>
+          <w:sz w:val="14"/>
+          <w:szCs w:val="14"/>
+        </w:rPr>
+        <w:t xml:space="preserve">© 2026 SeaVuria and ARES. Aligned with KICD objectives. Developed by SeaVuria; technical implementation by ARES (with AI assistance from Claude). Licensed under </w:t>
+      </w:r>
+      <w:hyperlink w:history="1" r:id="rIdpu_jj5tq4hnemjqhaqfxf">
+        <w:r>
+          <w:rPr>
+            <w:rFonts w:ascii="Arial" w:cs="Arial" w:eastAsia="Arial" w:hAnsi="Arial"/>
+            <w:color w:val="1F6B75"/>
+            <w:sz w:val="14"/>
+            <w:szCs w:val="14"/>
+            <w:u w:val="single" w:color="1F6B75"/>
+          </w:rPr>
+          <w:t xml:space="preserve">CC BY-NC 4.0</w:t>
+        </w:r>
+      </w:hyperlink>
+      <w:r>
+        <w:rPr>
+          <w:rFonts w:ascii="Arial" w:cs="Arial" w:eastAsia="Arial" w:hAnsi="Arial"/>
+          <w:color w:val="666666"/>
+          <w:sz w:val="14"/>
+          <w:szCs w:val="14"/>
+        </w:rPr>
+        <w:t xml:space="preserve"> (</w:t>
+      </w:r>
+      <w:hyperlink w:history="1" r:id="rId5dmmtyrdsis7wl5e_c4hs">
+        <w:r>
+          <w:rPr>
+            <w:rFonts w:ascii="Arial" w:cs="Arial" w:eastAsia="Arial" w:hAnsi="Arial"/>
+            <w:color w:val="1F6B75"/>
+            <w:sz w:val="14"/>
+            <w:szCs w:val="14"/>
+            <w:u w:val="single" w:color="1F6B75"/>
+          </w:rPr>
+          <w:t xml:space="preserve">https://creativecommons.org/licenses/by-nc/4.0/</w:t>
+        </w:r>
+      </w:hyperlink>
+      <w:r>
+        <w:rPr>
+          <w:rFonts w:ascii="Arial" w:cs="Arial" w:eastAsia="Arial" w:hAnsi="Arial"/>
+          <w:color w:val="666666"/>
+          <w:sz w:val="14"/>
+          <w:szCs w:val="14"/>
+        </w:rPr>
+        <w:t xml:space="preserve">).</w:t>
+      </w:r>
+    </w:p>
     <w:p>
       <w:r>
         <w:br w:type="page"/>
@@ -17443,7 +17909,7 @@
             <w:pPr>
               <w:spacing w:after="20" w:before="0"/>
             </w:pPr>
-            <w:hyperlink w:history="1" r:id="rId1e0gqtfm5ic6gwns9sgo9">
+            <w:hyperlink w:history="1" r:id="rIdknisknskp0sziuc3p0hy-">
               <w:r>
                 <w:rPr>
                   <w:rFonts w:ascii="Arial" w:cs="Arial" w:eastAsia="Arial" w:hAnsi="Arial"/>
@@ -17476,7 +17942,7 @@
               <w:spacing w:after="10" w:before="0"/>
               <w:ind w:left="120"/>
             </w:pPr>
-            <w:hyperlink w:history="1" r:id="rIdrvu7_27zua89dnhrz2npu">
+            <w:hyperlink w:history="1" r:id="rIdqqksx0fwfguueuq9gw2ix">
               <w:r>
                 <w:rPr>
                   <w:rFonts w:ascii="Arial" w:cs="Arial" w:eastAsia="Arial" w:hAnsi="Arial"/>
@@ -17521,7 +17987,7 @@
             <w:pPr>
               <w:spacing w:after="20" w:before="0"/>
             </w:pPr>
-            <w:hyperlink w:history="1" r:id="rId4brhwv9wp9akzpofpnmcz">
+            <w:hyperlink w:history="1" r:id="rIdgst5wbhv8pqffntdkjafb">
               <w:r>
                 <w:rPr>
                   <w:rFonts w:ascii="Arial" w:cs="Arial" w:eastAsia="Arial" w:hAnsi="Arial"/>
@@ -17554,7 +18020,7 @@
               <w:spacing w:after="10" w:before="0"/>
               <w:ind w:left="120"/>
             </w:pPr>
-            <w:hyperlink w:history="1" r:id="rIdryagchcgtzahnknfcje-1">
+            <w:hyperlink w:history="1" r:id="rIdomeuoxecppnpeb9qbkud4">
               <w:r>
                 <w:rPr>
                   <w:rFonts w:ascii="Arial" w:cs="Arial" w:eastAsia="Arial" w:hAnsi="Arial"/>
@@ -17749,7 +18215,7 @@
             <w:pPr>
               <w:spacing w:after="20" w:before="0"/>
             </w:pPr>
-            <w:hyperlink w:history="1" r:id="rIdzrhdcyicwvnbsmu2b_lae">
+            <w:hyperlink w:history="1" r:id="rIdjupwzhkdclifrxn6eos45">
               <w:r>
                 <w:rPr>
                   <w:rFonts w:ascii="Arial" w:cs="Arial" w:eastAsia="Arial" w:hAnsi="Arial"/>
@@ -17782,7 +18248,7 @@
               <w:spacing w:after="10" w:before="0"/>
               <w:ind w:left="120"/>
             </w:pPr>
-            <w:hyperlink w:history="1" r:id="rIdmcrcfkehz9st7fgqlxozs">
+            <w:hyperlink w:history="1" r:id="rIdovfdjdkughccqulwsavbh">
               <w:r>
                 <w:rPr>
                   <w:rFonts w:ascii="Arial" w:cs="Arial" w:eastAsia="Arial" w:hAnsi="Arial"/>
@@ -17827,7 +18293,7 @@
             <w:pPr>
               <w:spacing w:after="20" w:before="0"/>
             </w:pPr>
-            <w:hyperlink w:history="1" r:id="rIdttv-x0rcpzktyusntrjzq">
+            <w:hyperlink w:history="1" r:id="rIdtyn1yxsfxj9nac-hzmymh">
               <w:r>
                 <w:rPr>
                   <w:rFonts w:ascii="Arial" w:cs="Arial" w:eastAsia="Arial" w:hAnsi="Arial"/>
@@ -17860,7 +18326,7 @@
               <w:spacing w:after="10" w:before="0"/>
               <w:ind w:left="120"/>
             </w:pPr>
-            <w:hyperlink w:history="1" r:id="rId7cavs8nbbxwvejp4fjtnq">
+            <w:hyperlink w:history="1" r:id="rIdcjldaybsnztjgv-ewe1yt">
               <w:r>
                 <w:rPr>
                   <w:rFonts w:ascii="Arial" w:cs="Arial" w:eastAsia="Arial" w:hAnsi="Arial"/>
@@ -18055,7 +18521,7 @@
             <w:pPr>
               <w:spacing w:after="20" w:before="0"/>
             </w:pPr>
-            <w:hyperlink w:history="1" r:id="rIdgpgbcn5feqt-3o6t1-gbt">
+            <w:hyperlink w:history="1" r:id="rId_w-hztriddwfssjobs4ba">
               <w:r>
                 <w:rPr>
                   <w:rFonts w:ascii="Arial" w:cs="Arial" w:eastAsia="Arial" w:hAnsi="Arial"/>
@@ -18088,7 +18554,7 @@
               <w:spacing w:after="10" w:before="0"/>
               <w:ind w:left="120"/>
             </w:pPr>
-            <w:hyperlink w:history="1" r:id="rIdlqykqnfnh46tbj3cy-wwd">
+            <w:hyperlink w:history="1" r:id="rIdgc54zhm95ljl6lf2yujql">
               <w:r>
                 <w:rPr>
                   <w:rFonts w:ascii="Arial" w:cs="Arial" w:eastAsia="Arial" w:hAnsi="Arial"/>
@@ -18133,7 +18599,7 @@
             <w:pPr>
               <w:spacing w:after="20" w:before="0"/>
             </w:pPr>
-            <w:hyperlink w:history="1" r:id="rIdryeaujs_zpt2kny7pgg6f">
+            <w:hyperlink w:history="1" r:id="rIddplf92c_891hnwz7gbsgn">
               <w:r>
                 <w:rPr>
                   <w:rFonts w:ascii="Arial" w:cs="Arial" w:eastAsia="Arial" w:hAnsi="Arial"/>
@@ -18166,7 +18632,7 @@
               <w:spacing w:after="10" w:before="0"/>
               <w:ind w:left="120"/>
             </w:pPr>
-            <w:hyperlink w:history="1" r:id="rIdwkp76tth1gpxvizix49fb">
+            <w:hyperlink w:history="1" r:id="rIdmhvxliy7vu2rumikmrat5">
               <w:r>
                 <w:rPr>
                   <w:rFonts w:ascii="Arial" w:cs="Arial" w:eastAsia="Arial" w:hAnsi="Arial"/>
@@ -18361,7 +18827,7 @@
             <w:pPr>
               <w:spacing w:after="20" w:before="0"/>
             </w:pPr>
-            <w:hyperlink w:history="1" r:id="rIdqanj-ddw-orhqecuxretd">
+            <w:hyperlink w:history="1" r:id="rIdfd2fuspbrestyyqsbjcut">
               <w:r>
                 <w:rPr>
                   <w:rFonts w:ascii="Arial" w:cs="Arial" w:eastAsia="Arial" w:hAnsi="Arial"/>
@@ -18394,7 +18860,7 @@
               <w:spacing w:after="10" w:before="0"/>
               <w:ind w:left="120"/>
             </w:pPr>
-            <w:hyperlink w:history="1" r:id="rIdeyg-ohudzvyayhmrcxbzw">
+            <w:hyperlink w:history="1" r:id="rId9awx1gpg9wolmibqforg9">
               <w:r>
                 <w:rPr>
                   <w:rFonts w:ascii="Arial" w:cs="Arial" w:eastAsia="Arial" w:hAnsi="Arial"/>
@@ -18439,7 +18905,7 @@
             <w:pPr>
               <w:spacing w:after="20" w:before="0"/>
             </w:pPr>
-            <w:hyperlink w:history="1" r:id="rIdjxkoskxcphumwsfa4g7ar">
+            <w:hyperlink w:history="1" r:id="rIdlrgebbctsneizslcrks5x">
               <w:r>
                 <w:rPr>
                   <w:rFonts w:ascii="Arial" w:cs="Arial" w:eastAsia="Arial" w:hAnsi="Arial"/>
@@ -18472,7 +18938,7 @@
               <w:spacing w:after="10" w:before="0"/>
               <w:ind w:left="120"/>
             </w:pPr>
-            <w:hyperlink w:history="1" r:id="rIdnn-wwhryrjax5ho2pu597">
+            <w:hyperlink w:history="1" r:id="rIdcesgtqddtvombk054q5h6">
               <w:r>
                 <w:rPr>
                   <w:rFonts w:ascii="Arial" w:cs="Arial" w:eastAsia="Arial" w:hAnsi="Arial"/>
@@ -18667,7 +19133,7 @@
             <w:pPr>
               <w:spacing w:after="20" w:before="0"/>
             </w:pPr>
-            <w:hyperlink w:history="1" r:id="rIdr18bdyb0qej6q2b-0imev">
+            <w:hyperlink w:history="1" r:id="rIdy_re9qxrd0ver21uwfsca">
               <w:r>
                 <w:rPr>
                   <w:rFonts w:ascii="Arial" w:cs="Arial" w:eastAsia="Arial" w:hAnsi="Arial"/>
@@ -18700,7 +19166,7 @@
               <w:spacing w:after="10" w:before="0"/>
               <w:ind w:left="120"/>
             </w:pPr>
-            <w:hyperlink w:history="1" r:id="rId_d9wvs3jaw7imgshdy6fb">
+            <w:hyperlink w:history="1" r:id="rIdcjgfyr3bno4_hrlvauhqi">
               <w:r>
                 <w:rPr>
                   <w:rFonts w:ascii="Arial" w:cs="Arial" w:eastAsia="Arial" w:hAnsi="Arial"/>
@@ -18745,7 +19211,7 @@
             <w:pPr>
               <w:spacing w:after="20" w:before="0"/>
             </w:pPr>
-            <w:hyperlink w:history="1" r:id="rIdtq6mwvchizi3zbnsezovm">
+            <w:hyperlink w:history="1" r:id="rIdepwgvypl3nxgiqzaiz0gm">
               <w:r>
                 <w:rPr>
                   <w:rFonts w:ascii="Arial" w:cs="Arial" w:eastAsia="Arial" w:hAnsi="Arial"/>
@@ -18778,7 +19244,7 @@
               <w:spacing w:after="10" w:before="0"/>
               <w:ind w:left="120"/>
             </w:pPr>
-            <w:hyperlink w:history="1" r:id="rIdecvgmqk-apbtztv8cdjzi">
+            <w:hyperlink w:history="1" r:id="rIdmal3h0yxitlvx2h1zeobt">
               <w:r>
                 <w:rPr>
                   <w:rFonts w:ascii="Arial" w:cs="Arial" w:eastAsia="Arial" w:hAnsi="Arial"/>
@@ -19274,6 +19740,65 @@
         </w:tc>
       </w:tr>
     </w:tbl>
+    <w:p>
+      <w:pPr>
+        <w:pBdr>
+          <w:top w:val="single" w:color="BBBBBB" w:sz="4" w:space="4"/>
+        </w:pBdr>
+        <w:spacing w:after="0" w:before="160"/>
+      </w:pPr>
+      <w:r>
+        <w:rPr>
+          <w:rFonts w:ascii="Arial" w:cs="Arial" w:eastAsia="Arial" w:hAnsi="Arial"/>
+          <w:color w:val="666666"/>
+          <w:sz w:val="14"/>
+          <w:szCs w:val="14"/>
+        </w:rPr>
+        <w:t xml:space="preserve">© 2026 SeaVuria and ARES. Aligned with KICD objectives. Developed by SeaVuria; technical implementation by ARES (with AI assistance from Claude). Licensed under </w:t>
+      </w:r>
+      <w:hyperlink w:history="1" r:id="rIdudd6mvyrdckv_-e269uzg">
+        <w:r>
+          <w:rPr>
+            <w:rFonts w:ascii="Arial" w:cs="Arial" w:eastAsia="Arial" w:hAnsi="Arial"/>
+            <w:color w:val="1F6B75"/>
+            <w:sz w:val="14"/>
+            <w:szCs w:val="14"/>
+            <w:u w:val="single" w:color="1F6B75"/>
+          </w:rPr>
+          <w:t xml:space="preserve">CC BY-NC 4.0</w:t>
+        </w:r>
+      </w:hyperlink>
+      <w:r>
+        <w:rPr>
+          <w:rFonts w:ascii="Arial" w:cs="Arial" w:eastAsia="Arial" w:hAnsi="Arial"/>
+          <w:color w:val="666666"/>
+          <w:sz w:val="14"/>
+          <w:szCs w:val="14"/>
+        </w:rPr>
+        <w:t xml:space="preserve"> (</w:t>
+      </w:r>
+      <w:hyperlink w:history="1" r:id="rIdf88bz6phkzl1ncaobrulp">
+        <w:r>
+          <w:rPr>
+            <w:rFonts w:ascii="Arial" w:cs="Arial" w:eastAsia="Arial" w:hAnsi="Arial"/>
+            <w:color w:val="1F6B75"/>
+            <w:sz w:val="14"/>
+            <w:szCs w:val="14"/>
+            <w:u w:val="single" w:color="1F6B75"/>
+          </w:rPr>
+          <w:t xml:space="preserve">https://creativecommons.org/licenses/by-nc/4.0/</w:t>
+        </w:r>
+      </w:hyperlink>
+      <w:r>
+        <w:rPr>
+          <w:rFonts w:ascii="Arial" w:cs="Arial" w:eastAsia="Arial" w:hAnsi="Arial"/>
+          <w:color w:val="666666"/>
+          <w:sz w:val="14"/>
+          <w:szCs w:val="14"/>
+        </w:rPr>
+        <w:t xml:space="preserve">).</w:t>
+      </w:r>
+    </w:p>
     <w:p>
       <w:r>
         <w:br w:type="page"/>
@@ -20265,7 +20790,7 @@
             <w:pPr>
               <w:spacing w:after="20" w:before="0"/>
             </w:pPr>
-            <w:hyperlink w:history="1" r:id="rIdxmg483aphgbvem5iijeih">
+            <w:hyperlink w:history="1" r:id="rIdkwwfo4uqeyfhjnnb2nnuj">
               <w:r>
                 <w:rPr>
                   <w:rFonts w:ascii="Arial" w:cs="Arial" w:eastAsia="Arial" w:hAnsi="Arial"/>
@@ -20298,7 +20823,7 @@
               <w:spacing w:after="10" w:before="0"/>
               <w:ind w:left="120"/>
             </w:pPr>
-            <w:hyperlink w:history="1" r:id="rIdsgwefwismgqhu7yqjmvrj">
+            <w:hyperlink w:history="1" r:id="rIdx2f-fbhuwz5y-qq3fpout">
               <w:r>
                 <w:rPr>
                   <w:rFonts w:ascii="Arial" w:cs="Arial" w:eastAsia="Arial" w:hAnsi="Arial"/>
@@ -20343,7 +20868,7 @@
             <w:pPr>
               <w:spacing w:after="20" w:before="0"/>
             </w:pPr>
-            <w:hyperlink w:history="1" r:id="rId0k8a4gnz8t_xcgj_hueny">
+            <w:hyperlink w:history="1" r:id="rIdk8xusirwvi1_zte-qht2q">
               <w:r>
                 <w:rPr>
                   <w:rFonts w:ascii="Arial" w:cs="Arial" w:eastAsia="Arial" w:hAnsi="Arial"/>
@@ -20376,7 +20901,7 @@
               <w:spacing w:after="10" w:before="0"/>
               <w:ind w:left="120"/>
             </w:pPr>
-            <w:hyperlink w:history="1" r:id="rIdjrih584mgjuzt4r9hpgua">
+            <w:hyperlink w:history="1" r:id="rIdblxo_t7g4zkjxuwayjzq2">
               <w:r>
                 <w:rPr>
                   <w:rFonts w:ascii="Arial" w:cs="Arial" w:eastAsia="Arial" w:hAnsi="Arial"/>
@@ -20571,7 +21096,7 @@
             <w:pPr>
               <w:spacing w:after="20" w:before="0"/>
             </w:pPr>
-            <w:hyperlink w:history="1" r:id="rIdh2ywehtgwnlz-1bacot_0">
+            <w:hyperlink w:history="1" r:id="rIdmkmvekesntj9fnm9lscar">
               <w:r>
                 <w:rPr>
                   <w:rFonts w:ascii="Arial" w:cs="Arial" w:eastAsia="Arial" w:hAnsi="Arial"/>
@@ -20604,7 +21129,7 @@
               <w:spacing w:after="10" w:before="0"/>
               <w:ind w:left="120"/>
             </w:pPr>
-            <w:hyperlink w:history="1" r:id="rIddfnkuxyxmshgny5yipcar">
+            <w:hyperlink w:history="1" r:id="rId214x4gcb7ubaw3ytvngd0">
               <w:r>
                 <w:rPr>
                   <w:rFonts w:ascii="Arial" w:cs="Arial" w:eastAsia="Arial" w:hAnsi="Arial"/>
@@ -20649,7 +21174,7 @@
             <w:pPr>
               <w:spacing w:after="20" w:before="0"/>
             </w:pPr>
-            <w:hyperlink w:history="1" r:id="rIdfcbozvf8tuqybrv7dzxue">
+            <w:hyperlink w:history="1" r:id="rIdyq-pbeul9-hnn1tgylfmo">
               <w:r>
                 <w:rPr>
                   <w:rFonts w:ascii="Arial" w:cs="Arial" w:eastAsia="Arial" w:hAnsi="Arial"/>
@@ -20682,7 +21207,7 @@
               <w:spacing w:after="10" w:before="0"/>
               <w:ind w:left="120"/>
             </w:pPr>
-            <w:hyperlink w:history="1" r:id="rIdfqimbhhbl51s6yc52ocvu">
+            <w:hyperlink w:history="1" r:id="rIdg5ajfvznwv0d6uyc8hrr5">
               <w:r>
                 <w:rPr>
                   <w:rFonts w:ascii="Arial" w:cs="Arial" w:eastAsia="Arial" w:hAnsi="Arial"/>
@@ -20877,7 +21402,7 @@
             <w:pPr>
               <w:spacing w:after="20" w:before="0"/>
             </w:pPr>
-            <w:hyperlink w:history="1" r:id="rIdxmliuwq5yfmbcc1_lxjd6">
+            <w:hyperlink w:history="1" r:id="rIdmbl3ad9xhuq3gihxxiu10">
               <w:r>
                 <w:rPr>
                   <w:rFonts w:ascii="Arial" w:cs="Arial" w:eastAsia="Arial" w:hAnsi="Arial"/>
@@ -20910,7 +21435,7 @@
               <w:spacing w:after="10" w:before="0"/>
               <w:ind w:left="120"/>
             </w:pPr>
-            <w:hyperlink w:history="1" r:id="rIdh5i0cnvqfm2fxpo1e5mfk">
+            <w:hyperlink w:history="1" r:id="rIdzmoisp2gzfw1oz_yy9mum">
               <w:r>
                 <w:rPr>
                   <w:rFonts w:ascii="Arial" w:cs="Arial" w:eastAsia="Arial" w:hAnsi="Arial"/>
@@ -20955,7 +21480,7 @@
             <w:pPr>
               <w:spacing w:after="20" w:before="0"/>
             </w:pPr>
-            <w:hyperlink w:history="1" r:id="rIdcjijxwgejclka95-gpqx8">
+            <w:hyperlink w:history="1" r:id="rIdc1go9vrlg4yplah3brf0t">
               <w:r>
                 <w:rPr>
                   <w:rFonts w:ascii="Arial" w:cs="Arial" w:eastAsia="Arial" w:hAnsi="Arial"/>
@@ -20988,7 +21513,7 @@
               <w:spacing w:after="10" w:before="0"/>
               <w:ind w:left="120"/>
             </w:pPr>
-            <w:hyperlink w:history="1" r:id="rId0jp4hr_-7ygim9i4oszis">
+            <w:hyperlink w:history="1" r:id="rIdynjeeugyf3xkrkatrdjfq">
               <w:r>
                 <w:rPr>
                   <w:rFonts w:ascii="Arial" w:cs="Arial" w:eastAsia="Arial" w:hAnsi="Arial"/>
@@ -21183,7 +21708,7 @@
             <w:pPr>
               <w:spacing w:after="20" w:before="0"/>
             </w:pPr>
-            <w:hyperlink w:history="1" r:id="rIdtavly87wy9d2j_fuemzyt">
+            <w:hyperlink w:history="1" r:id="rIdkcfpljlt8ywkeuhjzm-jq">
               <w:r>
                 <w:rPr>
                   <w:rFonts w:ascii="Arial" w:cs="Arial" w:eastAsia="Arial" w:hAnsi="Arial"/>
@@ -21216,7 +21741,7 @@
               <w:spacing w:after="10" w:before="0"/>
               <w:ind w:left="120"/>
             </w:pPr>
-            <w:hyperlink w:history="1" r:id="rIdk6qfu2hiyzxjfscnkhnx2">
+            <w:hyperlink w:history="1" r:id="rIdeay6mga3wwjauqnabohdb">
               <w:r>
                 <w:rPr>
                   <w:rFonts w:ascii="Arial" w:cs="Arial" w:eastAsia="Arial" w:hAnsi="Arial"/>
@@ -21261,7 +21786,7 @@
             <w:pPr>
               <w:spacing w:after="20" w:before="0"/>
             </w:pPr>
-            <w:hyperlink w:history="1" r:id="rIdy0khpsrttaezw9lzfz_sf">
+            <w:hyperlink w:history="1" r:id="rId0b7iq47iuard8yuos8z7_">
               <w:r>
                 <w:rPr>
                   <w:rFonts w:ascii="Arial" w:cs="Arial" w:eastAsia="Arial" w:hAnsi="Arial"/>
@@ -21294,7 +21819,7 @@
               <w:spacing w:after="10" w:before="0"/>
               <w:ind w:left="120"/>
             </w:pPr>
-            <w:hyperlink w:history="1" r:id="rId4r0looualtzg4zsqh5l3f">
+            <w:hyperlink w:history="1" r:id="rIddmhp1coolwyab7ebbj3vj">
               <w:r>
                 <w:rPr>
                   <w:rFonts w:ascii="Arial" w:cs="Arial" w:eastAsia="Arial" w:hAnsi="Arial"/>
@@ -21489,7 +22014,7 @@
             <w:pPr>
               <w:spacing w:after="20" w:before="0"/>
             </w:pPr>
-            <w:hyperlink w:history="1" r:id="rIdcpixp2kgw__-hv-24fgy_">
+            <w:hyperlink w:history="1" r:id="rIdy5e06ljpwtxry7ijr5-i6">
               <w:r>
                 <w:rPr>
                   <w:rFonts w:ascii="Arial" w:cs="Arial" w:eastAsia="Arial" w:hAnsi="Arial"/>
@@ -21522,7 +22047,7 @@
               <w:spacing w:after="10" w:before="0"/>
               <w:ind w:left="120"/>
             </w:pPr>
-            <w:hyperlink w:history="1" r:id="rIdgni91vzcb3lhg11gp99jq">
+            <w:hyperlink w:history="1" r:id="rIdnox7a5qm7d4-lqgoj7kgv">
               <w:r>
                 <w:rPr>
                   <w:rFonts w:ascii="Arial" w:cs="Arial" w:eastAsia="Arial" w:hAnsi="Arial"/>
@@ -21567,7 +22092,7 @@
             <w:pPr>
               <w:spacing w:after="20" w:before="0"/>
             </w:pPr>
-            <w:hyperlink w:history="1" r:id="rIdsxrlvkxj3pqhst1aaslrw">
+            <w:hyperlink w:history="1" r:id="rId0pefzxdt2yex6qxq4odbf">
               <w:r>
                 <w:rPr>
                   <w:rFonts w:ascii="Arial" w:cs="Arial" w:eastAsia="Arial" w:hAnsi="Arial"/>
@@ -21600,7 +22125,7 @@
               <w:spacing w:after="10" w:before="0"/>
               <w:ind w:left="120"/>
             </w:pPr>
-            <w:hyperlink w:history="1" r:id="rIden6obenjtv3nn7nw5wk4g">
+            <w:hyperlink w:history="1" r:id="rIdy0ddu4rymlucov0wbtwpn">
               <w:r>
                 <w:rPr>
                   <w:rFonts w:ascii="Arial" w:cs="Arial" w:eastAsia="Arial" w:hAnsi="Arial"/>
@@ -22096,6 +22621,65 @@
         </w:tc>
       </w:tr>
     </w:tbl>
+    <w:p>
+      <w:pPr>
+        <w:pBdr>
+          <w:top w:val="single" w:color="BBBBBB" w:sz="4" w:space="4"/>
+        </w:pBdr>
+        <w:spacing w:after="0" w:before="160"/>
+      </w:pPr>
+      <w:r>
+        <w:rPr>
+          <w:rFonts w:ascii="Arial" w:cs="Arial" w:eastAsia="Arial" w:hAnsi="Arial"/>
+          <w:color w:val="666666"/>
+          <w:sz w:val="14"/>
+          <w:szCs w:val="14"/>
+        </w:rPr>
+        <w:t xml:space="preserve">© 2026 SeaVuria and ARES. Aligned with KICD objectives. Developed by SeaVuria; technical implementation by ARES (with AI assistance from Claude). Licensed under </w:t>
+      </w:r>
+      <w:hyperlink w:history="1" r:id="rIddsohlv_wvkpuqb6ghr8nm">
+        <w:r>
+          <w:rPr>
+            <w:rFonts w:ascii="Arial" w:cs="Arial" w:eastAsia="Arial" w:hAnsi="Arial"/>
+            <w:color w:val="1F6B75"/>
+            <w:sz w:val="14"/>
+            <w:szCs w:val="14"/>
+            <w:u w:val="single" w:color="1F6B75"/>
+          </w:rPr>
+          <w:t xml:space="preserve">CC BY-NC 4.0</w:t>
+        </w:r>
+      </w:hyperlink>
+      <w:r>
+        <w:rPr>
+          <w:rFonts w:ascii="Arial" w:cs="Arial" w:eastAsia="Arial" w:hAnsi="Arial"/>
+          <w:color w:val="666666"/>
+          <w:sz w:val="14"/>
+          <w:szCs w:val="14"/>
+        </w:rPr>
+        <w:t xml:space="preserve"> (</w:t>
+      </w:r>
+      <w:hyperlink w:history="1" r:id="rIdovclqvwylhasb5eep3xcn">
+        <w:r>
+          <w:rPr>
+            <w:rFonts w:ascii="Arial" w:cs="Arial" w:eastAsia="Arial" w:hAnsi="Arial"/>
+            <w:color w:val="1F6B75"/>
+            <w:sz w:val="14"/>
+            <w:szCs w:val="14"/>
+            <w:u w:val="single" w:color="1F6B75"/>
+          </w:rPr>
+          <w:t xml:space="preserve">https://creativecommons.org/licenses/by-nc/4.0/</w:t>
+        </w:r>
+      </w:hyperlink>
+      <w:r>
+        <w:rPr>
+          <w:rFonts w:ascii="Arial" w:cs="Arial" w:eastAsia="Arial" w:hAnsi="Arial"/>
+          <w:color w:val="666666"/>
+          <w:sz w:val="14"/>
+          <w:szCs w:val="14"/>
+        </w:rPr>
+        <w:t xml:space="preserve">).</w:t>
+      </w:r>
+    </w:p>
     <w:p>
       <w:r>
         <w:br w:type="page"/>

--- a/data/outputs/v2/Maths/SS1.1_Real_Numbers/Mathematics_Real_Numbers_CBE_LessonSequence.docx
+++ b/data/outputs/v2/Maths/SS1.1_Real_Numbers/Mathematics_Real_Numbers_CBE_LessonSequence.docx
@@ -38,6 +38,2135 @@
           <w:szCs w:val="22"/>
         </w:rPr>
         <w:t xml:space="preserve">CBE Phenomenon-Driven Lesson Sequence — Sub-Strand 1.1 (7 Lessons)</w:t>
+      </w:r>
+    </w:p>
+    <w:p>
+      <w:pPr>
+        <w:spacing w:after="120"/>
+      </w:pPr>
+      <w:r>
+        <w:t xml:space="preserve"/>
+      </w:r>
+    </w:p>
+    <w:tbl>
+      <w:tblPr>
+        <w:tblW w:type="dxa" w:w="13680"/>
+        <w:tblBorders>
+          <w:top w:val="single" w:color="AAAAAA" w:sz="4"/>
+          <w:left w:val="single" w:color="AAAAAA" w:sz="4"/>
+          <w:bottom w:val="single" w:color="AAAAAA" w:sz="4"/>
+          <w:right w:val="single" w:color="AAAAAA" w:sz="4"/>
+          <w:insideH w:val="single" w:color="auto" w:sz="4"/>
+          <w:insideV w:val="single" w:color="auto" w:sz="4"/>
+        </w:tblBorders>
+        <w:tblLayout w:type="fixed"/>
+      </w:tblPr>
+      <w:tblGrid>
+        <w:gridCol w:w="3000"/>
+        <w:gridCol w:w="10680"/>
+      </w:tblGrid>
+      <w:tr>
+        <w:tc>
+          <w:tcPr>
+            <w:tcW w:type="dxa" w:w="13680"/>
+            <w:gridSpan w:val="2"/>
+            <w:shd w:fill="1F3864" w:color="auto" w:val="clear"/>
+            <w:tcMar>
+              <w:top w:type="dxa" w:w="60"/>
+              <w:left w:type="dxa" w:w="120"/>
+              <w:bottom w:type="dxa" w:w="60"/>
+              <w:right w:type="dxa" w:w="120"/>
+            </w:tcMar>
+            <w:vAlign w:val="top"/>
+          </w:tcPr>
+          <w:p>
+            <w:pPr>
+              <w:spacing w:after="40" w:before="0"/>
+              <w:jc w:val="center"/>
+            </w:pPr>
+            <w:r>
+              <w:rPr>
+                <w:rFonts w:ascii="Arial" w:cs="Arial" w:eastAsia="Arial" w:hAnsi="Arial"/>
+                <w:b/>
+                <w:bCs/>
+                <w:i w:val="false"/>
+                <w:iCs w:val="false"/>
+                <w:color w:val="FFFFFF"/>
+                <w:sz w:val="22"/>
+                <w:szCs w:val="22"/>
+              </w:rPr>
+              <w:t xml:space="preserve">SUB-STRAND OVERVIEW</w:t>
+            </w:r>
+          </w:p>
+        </w:tc>
+      </w:tr>
+      <w:tr>
+        <w:tc>
+          <w:tcPr>
+            <w:tcW w:type="dxa" w:w="3000"/>
+            <w:shd w:fill="D5E8F0" w:color="auto" w:val="clear"/>
+            <w:tcMar>
+              <w:top w:type="dxa" w:w="60"/>
+              <w:left w:type="dxa" w:w="120"/>
+              <w:bottom w:type="dxa" w:w="60"/>
+              <w:right w:type="dxa" w:w="120"/>
+            </w:tcMar>
+            <w:vAlign w:val="top"/>
+          </w:tcPr>
+          <w:p>
+            <w:pPr>
+              <w:spacing w:after="40" w:before="0"/>
+              <w:jc w:val="left"/>
+            </w:pPr>
+            <w:r>
+              <w:rPr>
+                <w:rFonts w:ascii="Arial" w:cs="Arial" w:eastAsia="Arial" w:hAnsi="Arial"/>
+                <w:b/>
+                <w:bCs/>
+                <w:i w:val="false"/>
+                <w:iCs w:val="false"/>
+                <w:color w:val="000000"/>
+                <w:sz w:val="18"/>
+                <w:szCs w:val="18"/>
+              </w:rPr>
+              <w:t xml:space="preserve">Grade Level</w:t>
+            </w:r>
+          </w:p>
+        </w:tc>
+        <w:tc>
+          <w:tcPr>
+            <w:tcW w:type="dxa" w:w="10680"/>
+            <w:shd w:fill="FFFFFF" w:color="auto" w:val="clear"/>
+            <w:tcMar>
+              <w:top w:type="dxa" w:w="60"/>
+              <w:left w:type="dxa" w:w="120"/>
+              <w:bottom w:type="dxa" w:w="60"/>
+              <w:right w:type="dxa" w:w="120"/>
+            </w:tcMar>
+            <w:vAlign w:val="top"/>
+          </w:tcPr>
+          <w:p>
+            <w:pPr>
+              <w:spacing w:after="40" w:before="0"/>
+              <w:jc w:val="left"/>
+            </w:pPr>
+            <w:r>
+              <w:rPr>
+                <w:rFonts w:ascii="Arial" w:cs="Arial" w:eastAsia="Arial" w:hAnsi="Arial"/>
+                <w:b w:val="false"/>
+                <w:bCs w:val="false"/>
+                <w:i w:val="false"/>
+                <w:iCs w:val="false"/>
+                <w:color w:val="000000"/>
+                <w:sz w:val="18"/>
+                <w:szCs w:val="18"/>
+              </w:rPr>
+              <w:t xml:space="preserve">10</w:t>
+            </w:r>
+          </w:p>
+        </w:tc>
+      </w:tr>
+      <w:tr>
+        <w:tc>
+          <w:tcPr>
+            <w:tcW w:type="dxa" w:w="3000"/>
+            <w:shd w:fill="D5E8F0" w:color="auto" w:val="clear"/>
+            <w:tcMar>
+              <w:top w:type="dxa" w:w="60"/>
+              <w:left w:type="dxa" w:w="120"/>
+              <w:bottom w:type="dxa" w:w="60"/>
+              <w:right w:type="dxa" w:w="120"/>
+            </w:tcMar>
+            <w:vAlign w:val="top"/>
+          </w:tcPr>
+          <w:p>
+            <w:pPr>
+              <w:spacing w:after="40" w:before="0"/>
+              <w:jc w:val="left"/>
+            </w:pPr>
+            <w:r>
+              <w:rPr>
+                <w:rFonts w:ascii="Arial" w:cs="Arial" w:eastAsia="Arial" w:hAnsi="Arial"/>
+                <w:b/>
+                <w:bCs/>
+                <w:i w:val="false"/>
+                <w:iCs w:val="false"/>
+                <w:color w:val="000000"/>
+                <w:sz w:val="18"/>
+                <w:szCs w:val="18"/>
+              </w:rPr>
+              <w:t xml:space="preserve">Subject</w:t>
+            </w:r>
+          </w:p>
+        </w:tc>
+        <w:tc>
+          <w:tcPr>
+            <w:tcW w:type="dxa" w:w="10680"/>
+            <w:shd w:fill="FFFFFF" w:color="auto" w:val="clear"/>
+            <w:tcMar>
+              <w:top w:type="dxa" w:w="60"/>
+              <w:left w:type="dxa" w:w="120"/>
+              <w:bottom w:type="dxa" w:w="60"/>
+              <w:right w:type="dxa" w:w="120"/>
+            </w:tcMar>
+            <w:vAlign w:val="top"/>
+          </w:tcPr>
+          <w:p>
+            <w:pPr>
+              <w:spacing w:after="40" w:before="0"/>
+              <w:jc w:val="left"/>
+            </w:pPr>
+            <w:r>
+              <w:rPr>
+                <w:rFonts w:ascii="Arial" w:cs="Arial" w:eastAsia="Arial" w:hAnsi="Arial"/>
+                <w:b w:val="false"/>
+                <w:bCs w:val="false"/>
+                <w:i w:val="false"/>
+                <w:iCs w:val="false"/>
+                <w:color w:val="000000"/>
+                <w:sz w:val="18"/>
+                <w:szCs w:val="18"/>
+              </w:rPr>
+              <w:t xml:space="preserve">Mathematics</w:t>
+            </w:r>
+          </w:p>
+        </w:tc>
+      </w:tr>
+      <w:tr>
+        <w:tc>
+          <w:tcPr>
+            <w:tcW w:type="dxa" w:w="3000"/>
+            <w:shd w:fill="D5E8F0" w:color="auto" w:val="clear"/>
+            <w:tcMar>
+              <w:top w:type="dxa" w:w="60"/>
+              <w:left w:type="dxa" w:w="120"/>
+              <w:bottom w:type="dxa" w:w="60"/>
+              <w:right w:type="dxa" w:w="120"/>
+            </w:tcMar>
+            <w:vAlign w:val="top"/>
+          </w:tcPr>
+          <w:p>
+            <w:pPr>
+              <w:spacing w:after="40" w:before="0"/>
+              <w:jc w:val="left"/>
+            </w:pPr>
+            <w:r>
+              <w:rPr>
+                <w:rFonts w:ascii="Arial" w:cs="Arial" w:eastAsia="Arial" w:hAnsi="Arial"/>
+                <w:b/>
+                <w:bCs/>
+                <w:i w:val="false"/>
+                <w:iCs w:val="false"/>
+                <w:color w:val="000000"/>
+                <w:sz w:val="18"/>
+                <w:szCs w:val="18"/>
+              </w:rPr>
+              <w:t xml:space="preserve">Strand</w:t>
+            </w:r>
+          </w:p>
+        </w:tc>
+        <w:tc>
+          <w:tcPr>
+            <w:tcW w:type="dxa" w:w="10680"/>
+            <w:shd w:fill="FFFFFF" w:color="auto" w:val="clear"/>
+            <w:tcMar>
+              <w:top w:type="dxa" w:w="60"/>
+              <w:left w:type="dxa" w:w="120"/>
+              <w:bottom w:type="dxa" w:w="60"/>
+              <w:right w:type="dxa" w:w="120"/>
+            </w:tcMar>
+            <w:vAlign w:val="top"/>
+          </w:tcPr>
+          <w:p>
+            <w:pPr>
+              <w:spacing w:after="40" w:before="0"/>
+              <w:jc w:val="left"/>
+            </w:pPr>
+            <w:r>
+              <w:rPr>
+                <w:rFonts w:ascii="Arial" w:cs="Arial" w:eastAsia="Arial" w:hAnsi="Arial"/>
+                <w:b w:val="false"/>
+                <w:bCs w:val="false"/>
+                <w:i w:val="false"/>
+                <w:iCs w:val="false"/>
+                <w:color w:val="000000"/>
+                <w:sz w:val="18"/>
+                <w:szCs w:val="18"/>
+              </w:rPr>
+              <w:t xml:space="preserve">Strand 1.0: Numbers and Algebra</w:t>
+            </w:r>
+          </w:p>
+        </w:tc>
+      </w:tr>
+      <w:tr>
+        <w:tc>
+          <w:tcPr>
+            <w:tcW w:type="dxa" w:w="3000"/>
+            <w:shd w:fill="D5E8F0" w:color="auto" w:val="clear"/>
+            <w:tcMar>
+              <w:top w:type="dxa" w:w="60"/>
+              <w:left w:type="dxa" w:w="120"/>
+              <w:bottom w:type="dxa" w:w="60"/>
+              <w:right w:type="dxa" w:w="120"/>
+            </w:tcMar>
+            <w:vAlign w:val="top"/>
+          </w:tcPr>
+          <w:p>
+            <w:pPr>
+              <w:spacing w:after="40" w:before="0"/>
+              <w:jc w:val="left"/>
+            </w:pPr>
+            <w:r>
+              <w:rPr>
+                <w:rFonts w:ascii="Arial" w:cs="Arial" w:eastAsia="Arial" w:hAnsi="Arial"/>
+                <w:b/>
+                <w:bCs/>
+                <w:i w:val="false"/>
+                <w:iCs w:val="false"/>
+                <w:color w:val="000000"/>
+                <w:sz w:val="18"/>
+                <w:szCs w:val="18"/>
+              </w:rPr>
+              <w:t xml:space="preserve">Sub-Strand</w:t>
+            </w:r>
+          </w:p>
+        </w:tc>
+        <w:tc>
+          <w:tcPr>
+            <w:tcW w:type="dxa" w:w="10680"/>
+            <w:shd w:fill="FFFFFF" w:color="auto" w:val="clear"/>
+            <w:tcMar>
+              <w:top w:type="dxa" w:w="60"/>
+              <w:left w:type="dxa" w:w="120"/>
+              <w:bottom w:type="dxa" w:w="60"/>
+              <w:right w:type="dxa" w:w="120"/>
+            </w:tcMar>
+            <w:vAlign w:val="top"/>
+          </w:tcPr>
+          <w:p>
+            <w:pPr>
+              <w:spacing w:after="40" w:before="0"/>
+              <w:jc w:val="left"/>
+            </w:pPr>
+            <w:r>
+              <w:rPr>
+                <w:rFonts w:ascii="Arial" w:cs="Arial" w:eastAsia="Arial" w:hAnsi="Arial"/>
+                <w:b w:val="false"/>
+                <w:bCs w:val="false"/>
+                <w:i w:val="false"/>
+                <w:iCs w:val="false"/>
+                <w:color w:val="000000"/>
+                <w:sz w:val="18"/>
+                <w:szCs w:val="18"/>
+              </w:rPr>
+              <w:t xml:space="preserve">Sub-Strand 1.1: Real Numbers</w:t>
+            </w:r>
+          </w:p>
+        </w:tc>
+      </w:tr>
+      <w:tr>
+        <w:tc>
+          <w:tcPr>
+            <w:tcW w:type="dxa" w:w="3000"/>
+            <w:shd w:fill="D5E8F0" w:color="auto" w:val="clear"/>
+            <w:tcMar>
+              <w:top w:type="dxa" w:w="60"/>
+              <w:left w:type="dxa" w:w="120"/>
+              <w:bottom w:type="dxa" w:w="60"/>
+              <w:right w:type="dxa" w:w="120"/>
+            </w:tcMar>
+            <w:vAlign w:val="top"/>
+          </w:tcPr>
+          <w:p>
+            <w:pPr>
+              <w:spacing w:after="40" w:before="0"/>
+              <w:jc w:val="left"/>
+            </w:pPr>
+            <w:r>
+              <w:rPr>
+                <w:rFonts w:ascii="Arial" w:cs="Arial" w:eastAsia="Arial" w:hAnsi="Arial"/>
+                <w:b/>
+                <w:bCs/>
+                <w:i w:val="false"/>
+                <w:iCs w:val="false"/>
+                <w:color w:val="000000"/>
+                <w:sz w:val="18"/>
+                <w:szCs w:val="18"/>
+              </w:rPr>
+              <w:t xml:space="preserve">Total Duration</w:t>
+            </w:r>
+          </w:p>
+        </w:tc>
+        <w:tc>
+          <w:tcPr>
+            <w:tcW w:type="dxa" w:w="10680"/>
+            <w:shd w:fill="FFFFFF" w:color="auto" w:val="clear"/>
+            <w:tcMar>
+              <w:top w:type="dxa" w:w="60"/>
+              <w:left w:type="dxa" w:w="120"/>
+              <w:bottom w:type="dxa" w:w="60"/>
+              <w:right w:type="dxa" w:w="120"/>
+            </w:tcMar>
+            <w:vAlign w:val="top"/>
+          </w:tcPr>
+          <w:p>
+            <w:pPr>
+              <w:spacing w:after="40" w:before="0"/>
+              <w:jc w:val="left"/>
+            </w:pPr>
+            <w:r>
+              <w:rPr>
+                <w:rFonts w:ascii="Arial" w:cs="Arial" w:eastAsia="Arial" w:hAnsi="Arial"/>
+                <w:b w:val="false"/>
+                <w:bCs w:val="false"/>
+                <w:i w:val="false"/>
+                <w:iCs w:val="false"/>
+                <w:color w:val="000000"/>
+                <w:sz w:val="18"/>
+                <w:szCs w:val="18"/>
+              </w:rPr>
+              <w:t xml:space="preserve">7 lessons × 40 minutes = 280 minutes total</w:t>
+            </w:r>
+          </w:p>
+        </w:tc>
+      </w:tr>
+      <w:tr>
+        <w:tc>
+          <w:tcPr>
+            <w:tcW w:type="dxa" w:w="3000"/>
+            <w:shd w:fill="D5E8F0" w:color="auto" w:val="clear"/>
+            <w:tcMar>
+              <w:top w:type="dxa" w:w="60"/>
+              <w:left w:type="dxa" w:w="120"/>
+              <w:bottom w:type="dxa" w:w="60"/>
+              <w:right w:type="dxa" w:w="120"/>
+            </w:tcMar>
+            <w:vAlign w:val="top"/>
+          </w:tcPr>
+          <w:p>
+            <w:pPr>
+              <w:spacing w:after="40" w:before="0"/>
+              <w:jc w:val="left"/>
+            </w:pPr>
+            <w:r>
+              <w:rPr>
+                <w:rFonts w:ascii="Arial" w:cs="Arial" w:eastAsia="Arial" w:hAnsi="Arial"/>
+                <w:b/>
+                <w:bCs/>
+                <w:i w:val="false"/>
+                <w:iCs w:val="false"/>
+                <w:color w:val="000000"/>
+                <w:sz w:val="18"/>
+                <w:szCs w:val="18"/>
+              </w:rPr>
+              <w:t xml:space="preserve">Sub-Strand Content</w:t>
+            </w:r>
+          </w:p>
+        </w:tc>
+        <w:tc>
+          <w:tcPr>
+            <w:tcW w:type="dxa" w:w="10680"/>
+            <w:shd w:fill="FFFFFF" w:color="auto" w:val="clear"/>
+            <w:tcMar>
+              <w:top w:type="dxa" w:w="60"/>
+              <w:left w:type="dxa" w:w="120"/>
+              <w:bottom w:type="dxa" w:w="60"/>
+              <w:right w:type="dxa" w:w="120"/>
+            </w:tcMar>
+            <w:vAlign w:val="top"/>
+          </w:tcPr>
+          <w:p>
+            <w:pPr>
+              <w:spacing w:after="30" w:before="0"/>
+              <w:ind w:left="360" w:hanging="180"/>
+              <w:jc w:val="left"/>
+            </w:pPr>
+            <w:r>
+              <w:rPr>
+                <w:rFonts w:ascii="Arial" w:cs="Arial" w:eastAsia="Arial" w:hAnsi="Arial"/>
+                <w:b w:val="false"/>
+                <w:bCs w:val="false"/>
+                <w:i w:val="false"/>
+                <w:iCs w:val="false"/>
+                <w:color w:val="000000"/>
+                <w:sz w:val="18"/>
+                <w:szCs w:val="18"/>
+              </w:rPr>
+              <w:t xml:space="preserve">–  Classification of whole numbers as odd, even, prime, and composite</w:t>
+            </w:r>
+          </w:p>
+          <w:p>
+            <w:pPr>
+              <w:spacing w:after="30" w:before="0"/>
+              <w:ind w:left="360" w:hanging="180"/>
+              <w:jc w:val="left"/>
+            </w:pPr>
+            <w:r>
+              <w:rPr>
+                <w:rFonts w:ascii="Arial" w:cs="Arial" w:eastAsia="Arial" w:hAnsi="Arial"/>
+                <w:b w:val="false"/>
+                <w:bCs w:val="false"/>
+                <w:i w:val="false"/>
+                <w:iCs w:val="false"/>
+                <w:color w:val="000000"/>
+                <w:sz w:val="18"/>
+                <w:szCs w:val="18"/>
+              </w:rPr>
+              <w:t xml:space="preserve">–  Classification of real numbers as rational and irrational numbers</w:t>
+            </w:r>
+          </w:p>
+          <w:p>
+            <w:pPr>
+              <w:spacing w:after="30" w:before="0"/>
+              <w:ind w:left="360" w:hanging="180"/>
+              <w:jc w:val="left"/>
+            </w:pPr>
+            <w:r>
+              <w:rPr>
+                <w:rFonts w:ascii="Arial" w:cs="Arial" w:eastAsia="Arial" w:hAnsi="Arial"/>
+                <w:b w:val="false"/>
+                <w:bCs w:val="false"/>
+                <w:i w:val="false"/>
+                <w:iCs w:val="false"/>
+                <w:color w:val="000000"/>
+                <w:sz w:val="18"/>
+                <w:szCs w:val="18"/>
+              </w:rPr>
+              <w:t xml:space="preserve">–  Reciprocal of real numbers by division</w:t>
+            </w:r>
+          </w:p>
+          <w:p>
+            <w:pPr>
+              <w:spacing w:after="30" w:before="0"/>
+              <w:ind w:left="360" w:hanging="180"/>
+              <w:jc w:val="left"/>
+            </w:pPr>
+            <w:r>
+              <w:rPr>
+                <w:rFonts w:ascii="Arial" w:cs="Arial" w:eastAsia="Arial" w:hAnsi="Arial"/>
+                <w:b w:val="false"/>
+                <w:bCs w:val="false"/>
+                <w:i w:val="false"/>
+                <w:iCs w:val="false"/>
+                <w:color w:val="000000"/>
+                <w:sz w:val="18"/>
+                <w:szCs w:val="18"/>
+              </w:rPr>
+              <w:t xml:space="preserve">–  Reciprocal of real numbers using mathematical tables</w:t>
+            </w:r>
+          </w:p>
+          <w:p>
+            <w:pPr>
+              <w:spacing w:after="30" w:before="0"/>
+              <w:ind w:left="360" w:hanging="180"/>
+              <w:jc w:val="left"/>
+            </w:pPr>
+            <w:r>
+              <w:rPr>
+                <w:rFonts w:ascii="Arial" w:cs="Arial" w:eastAsia="Arial" w:hAnsi="Arial"/>
+                <w:b w:val="false"/>
+                <w:bCs w:val="false"/>
+                <w:i w:val="false"/>
+                <w:iCs w:val="false"/>
+                <w:color w:val="000000"/>
+                <w:sz w:val="18"/>
+                <w:szCs w:val="18"/>
+              </w:rPr>
+              <w:t xml:space="preserve">–  Reciprocal of real numbers using calculators and digital devices</w:t>
+            </w:r>
+          </w:p>
+          <w:p>
+            <w:pPr>
+              <w:spacing w:after="30" w:before="0"/>
+              <w:ind w:left="360" w:hanging="180"/>
+              <w:jc w:val="left"/>
+            </w:pPr>
+            <w:r>
+              <w:rPr>
+                <w:rFonts w:ascii="Arial" w:cs="Arial" w:eastAsia="Arial" w:hAnsi="Arial"/>
+                <w:b w:val="false"/>
+                <w:bCs w:val="false"/>
+                <w:i w:val="false"/>
+                <w:iCs w:val="false"/>
+                <w:color w:val="000000"/>
+                <w:sz w:val="18"/>
+                <w:szCs w:val="18"/>
+              </w:rPr>
+              <w:t xml:space="preserve">–  Application of reciprocals in mathematical computations</w:t>
+            </w:r>
+          </w:p>
+          <w:p>
+            <w:pPr>
+              <w:spacing w:after="30" w:before="0"/>
+              <w:ind w:left="360" w:hanging="180"/>
+              <w:jc w:val="left"/>
+            </w:pPr>
+            <w:r>
+              <w:rPr>
+                <w:rFonts w:ascii="Arial" w:cs="Arial" w:eastAsia="Arial" w:hAnsi="Arial"/>
+                <w:b w:val="false"/>
+                <w:bCs w:val="false"/>
+                <w:i w:val="false"/>
+                <w:iCs w:val="false"/>
+                <w:color w:val="000000"/>
+                <w:sz w:val="18"/>
+                <w:szCs w:val="18"/>
+              </w:rPr>
+              <w:t xml:space="preserve">–  Real numbers in day-to-day activities</w:t>
+            </w:r>
+          </w:p>
+        </w:tc>
+      </w:tr>
+      <w:tr>
+        <w:tc>
+          <w:tcPr>
+            <w:tcW w:type="dxa" w:w="3000"/>
+            <w:shd w:fill="D5E8F0" w:color="auto" w:val="clear"/>
+            <w:tcMar>
+              <w:top w:type="dxa" w:w="60"/>
+              <w:left w:type="dxa" w:w="120"/>
+              <w:bottom w:type="dxa" w:w="60"/>
+              <w:right w:type="dxa" w:w="120"/>
+            </w:tcMar>
+            <w:vAlign w:val="top"/>
+          </w:tcPr>
+          <w:p>
+            <w:pPr>
+              <w:spacing w:after="40" w:before="0"/>
+              <w:jc w:val="left"/>
+            </w:pPr>
+            <w:r>
+              <w:rPr>
+                <w:rFonts w:ascii="Arial" w:cs="Arial" w:eastAsia="Arial" w:hAnsi="Arial"/>
+                <w:b/>
+                <w:bCs/>
+                <w:i w:val="false"/>
+                <w:iCs w:val="false"/>
+                <w:color w:val="000000"/>
+                <w:sz w:val="18"/>
+                <w:szCs w:val="18"/>
+              </w:rPr>
+              <w:t xml:space="preserve">Learning Outcomes</w:t>
+            </w:r>
+          </w:p>
+        </w:tc>
+        <w:tc>
+          <w:tcPr>
+            <w:tcW w:type="dxa" w:w="10680"/>
+            <w:shd w:fill="FFFFFF" w:color="auto" w:val="clear"/>
+            <w:tcMar>
+              <w:top w:type="dxa" w:w="60"/>
+              <w:left w:type="dxa" w:w="120"/>
+              <w:bottom w:type="dxa" w:w="60"/>
+              <w:right w:type="dxa" w:w="120"/>
+            </w:tcMar>
+            <w:vAlign w:val="top"/>
+          </w:tcPr>
+          <w:p>
+            <w:pPr>
+              <w:spacing w:after="40" w:before="0"/>
+              <w:jc w:val="left"/>
+            </w:pPr>
+            <w:r>
+              <w:rPr>
+                <w:rFonts w:ascii="Arial" w:cs="Arial" w:eastAsia="Arial" w:hAnsi="Arial"/>
+                <w:b w:val="false"/>
+                <w:bCs w:val="false"/>
+                <w:i w:val="false"/>
+                <w:iCs w:val="false"/>
+                <w:color w:val="000000"/>
+                <w:sz w:val="18"/>
+                <w:szCs w:val="18"/>
+              </w:rPr>
+              <w:t xml:space="preserve">By the end of the sub-strand, the learner should be able to:</w:t>
+            </w:r>
+          </w:p>
+          <w:p>
+            <w:pPr>
+              <w:spacing w:after="40" w:before="0"/>
+              <w:jc w:val="left"/>
+            </w:pPr>
+            <w:r>
+              <w:rPr>
+                <w:rFonts w:ascii="Arial" w:cs="Arial" w:eastAsia="Arial" w:hAnsi="Arial"/>
+                <w:b w:val="false"/>
+                <w:bCs w:val="false"/>
+                <w:i w:val="false"/>
+                <w:iCs w:val="false"/>
+                <w:color w:val="000000"/>
+                <w:sz w:val="18"/>
+                <w:szCs w:val="18"/>
+              </w:rPr>
+              <w:t xml:space="preserve">a) classify whole numbers as odd, even, prime and composite in different situations,</w:t>
+            </w:r>
+          </w:p>
+          <w:p>
+            <w:pPr>
+              <w:spacing w:after="40" w:before="0"/>
+              <w:jc w:val="left"/>
+            </w:pPr>
+            <w:r>
+              <w:rPr>
+                <w:rFonts w:ascii="Arial" w:cs="Arial" w:eastAsia="Arial" w:hAnsi="Arial"/>
+                <w:b w:val="false"/>
+                <w:bCs w:val="false"/>
+                <w:i w:val="false"/>
+                <w:iCs w:val="false"/>
+                <w:color w:val="000000"/>
+                <w:sz w:val="18"/>
+                <w:szCs w:val="18"/>
+              </w:rPr>
+              <w:t xml:space="preserve">b) classify real numbers as rational and irrational in different situations,</w:t>
+            </w:r>
+          </w:p>
+          <w:p>
+            <w:pPr>
+              <w:spacing w:after="40" w:before="0"/>
+              <w:jc w:val="left"/>
+            </w:pPr>
+            <w:r>
+              <w:rPr>
+                <w:rFonts w:ascii="Arial" w:cs="Arial" w:eastAsia="Arial" w:hAnsi="Arial"/>
+                <w:b w:val="false"/>
+                <w:bCs w:val="false"/>
+                <w:i w:val="false"/>
+                <w:iCs w:val="false"/>
+                <w:color w:val="000000"/>
+                <w:sz w:val="18"/>
+                <w:szCs w:val="18"/>
+              </w:rPr>
+              <w:t xml:space="preserve">c) determine the reciprocal of real numbers by division,</w:t>
+            </w:r>
+          </w:p>
+          <w:p>
+            <w:pPr>
+              <w:spacing w:after="40" w:before="0"/>
+              <w:jc w:val="left"/>
+            </w:pPr>
+            <w:r>
+              <w:rPr>
+                <w:rFonts w:ascii="Arial" w:cs="Arial" w:eastAsia="Arial" w:hAnsi="Arial"/>
+                <w:b w:val="false"/>
+                <w:bCs w:val="false"/>
+                <w:i w:val="false"/>
+                <w:iCs w:val="false"/>
+                <w:color w:val="000000"/>
+                <w:sz w:val="18"/>
+                <w:szCs w:val="18"/>
+              </w:rPr>
+              <w:t xml:space="preserve">d) determine the reciprocal of real numbers by use of mathematical tables and calculators,</w:t>
+            </w:r>
+          </w:p>
+          <w:p>
+            <w:pPr>
+              <w:spacing w:after="40" w:before="0"/>
+              <w:jc w:val="left"/>
+            </w:pPr>
+            <w:r>
+              <w:rPr>
+                <w:rFonts w:ascii="Arial" w:cs="Arial" w:eastAsia="Arial" w:hAnsi="Arial"/>
+                <w:b w:val="false"/>
+                <w:bCs w:val="false"/>
+                <w:i w:val="false"/>
+                <w:iCs w:val="false"/>
+                <w:color w:val="000000"/>
+                <w:sz w:val="18"/>
+                <w:szCs w:val="18"/>
+              </w:rPr>
+              <w:t xml:space="preserve">e) apply reciprocal of real numbers in mathematical computations,</w:t>
+            </w:r>
+          </w:p>
+          <w:p>
+            <w:pPr>
+              <w:spacing w:after="40" w:before="0"/>
+              <w:jc w:val="left"/>
+            </w:pPr>
+            <w:r>
+              <w:rPr>
+                <w:rFonts w:ascii="Arial" w:cs="Arial" w:eastAsia="Arial" w:hAnsi="Arial"/>
+                <w:b w:val="false"/>
+                <w:bCs w:val="false"/>
+                <w:i w:val="false"/>
+                <w:iCs w:val="false"/>
+                <w:color w:val="000000"/>
+                <w:sz w:val="18"/>
+                <w:szCs w:val="18"/>
+              </w:rPr>
+              <w:t xml:space="preserve">f) promote the use of real numbers in day-to-day activities.</w:t>
+            </w:r>
+          </w:p>
+        </w:tc>
+      </w:tr>
+      <w:tr>
+        <w:tc>
+          <w:tcPr>
+            <w:tcW w:type="dxa" w:w="3000"/>
+            <w:shd w:fill="D5E8F0" w:color="auto" w:val="clear"/>
+            <w:tcMar>
+              <w:top w:type="dxa" w:w="60"/>
+              <w:left w:type="dxa" w:w="120"/>
+              <w:bottom w:type="dxa" w:w="60"/>
+              <w:right w:type="dxa" w:w="120"/>
+            </w:tcMar>
+            <w:vAlign w:val="top"/>
+          </w:tcPr>
+          <w:p>
+            <w:pPr>
+              <w:spacing w:after="40" w:before="0"/>
+              <w:jc w:val="left"/>
+            </w:pPr>
+            <w:r>
+              <w:rPr>
+                <w:rFonts w:ascii="Arial" w:cs="Arial" w:eastAsia="Arial" w:hAnsi="Arial"/>
+                <w:b/>
+                <w:bCs/>
+                <w:i w:val="false"/>
+                <w:iCs w:val="false"/>
+                <w:color w:val="000000"/>
+                <w:sz w:val="18"/>
+                <w:szCs w:val="18"/>
+              </w:rPr>
+              <w:t xml:space="preserve">Core Competencies</w:t>
+            </w:r>
+          </w:p>
+        </w:tc>
+        <w:tc>
+          <w:tcPr>
+            <w:tcW w:type="dxa" w:w="10680"/>
+            <w:shd w:fill="FFFFFF" w:color="auto" w:val="clear"/>
+            <w:tcMar>
+              <w:top w:type="dxa" w:w="60"/>
+              <w:left w:type="dxa" w:w="120"/>
+              <w:bottom w:type="dxa" w:w="60"/>
+              <w:right w:type="dxa" w:w="120"/>
+            </w:tcMar>
+            <w:vAlign w:val="top"/>
+          </w:tcPr>
+          <w:p>
+            <w:pPr>
+              <w:spacing w:after="30" w:before="0"/>
+              <w:ind w:left="360" w:hanging="180"/>
+              <w:jc w:val="left"/>
+            </w:pPr>
+            <w:r>
+              <w:rPr>
+                <w:rFonts w:ascii="Arial" w:cs="Arial" w:eastAsia="Arial" w:hAnsi="Arial"/>
+                <w:b w:val="false"/>
+                <w:bCs w:val="false"/>
+                <w:i w:val="false"/>
+                <w:iCs w:val="false"/>
+                <w:color w:val="000000"/>
+                <w:sz w:val="18"/>
+                <w:szCs w:val="18"/>
+              </w:rPr>
+              <w:t xml:space="preserve">–  Communication and Collaboration: the learner discusses with peers to identify and categorise whole numbers as odd, even, prime, composite, rational, and irrational.</w:t>
+            </w:r>
+          </w:p>
+          <w:p>
+            <w:pPr>
+              <w:spacing w:after="30" w:before="0"/>
+              <w:ind w:left="360" w:hanging="180"/>
+              <w:jc w:val="left"/>
+            </w:pPr>
+            <w:r>
+              <w:rPr>
+                <w:rFonts w:ascii="Arial" w:cs="Arial" w:eastAsia="Arial" w:hAnsi="Arial"/>
+                <w:b w:val="false"/>
+                <w:bCs w:val="false"/>
+                <w:i w:val="false"/>
+                <w:iCs w:val="false"/>
+                <w:color w:val="000000"/>
+                <w:sz w:val="18"/>
+                <w:szCs w:val="18"/>
+              </w:rPr>
+              <w:t xml:space="preserve">–  Critical Thinking and Problem Solving: the learner uses the reciprocal of real numbers to work out mathematical tasks.</w:t>
+            </w:r>
+          </w:p>
+          <w:p>
+            <w:pPr>
+              <w:spacing w:after="30" w:before="0"/>
+              <w:ind w:left="360" w:hanging="180"/>
+              <w:jc w:val="left"/>
+            </w:pPr>
+            <w:r>
+              <w:rPr>
+                <w:rFonts w:ascii="Arial" w:cs="Arial" w:eastAsia="Arial" w:hAnsi="Arial"/>
+                <w:b w:val="false"/>
+                <w:bCs w:val="false"/>
+                <w:i w:val="false"/>
+                <w:iCs w:val="false"/>
+                <w:color w:val="000000"/>
+                <w:sz w:val="18"/>
+                <w:szCs w:val="18"/>
+              </w:rPr>
+              <w:t xml:space="preserve">–  Digital Literacy: the learner works out the reciprocal of real numbers from calculators and other digital devices.</w:t>
+            </w:r>
+          </w:p>
+        </w:tc>
+      </w:tr>
+      <w:tr>
+        <w:tc>
+          <w:tcPr>
+            <w:tcW w:type="dxa" w:w="3000"/>
+            <w:shd w:fill="E2EFDA" w:color="auto" w:val="clear"/>
+            <w:tcMar>
+              <w:top w:type="dxa" w:w="60"/>
+              <w:left w:type="dxa" w:w="120"/>
+              <w:bottom w:type="dxa" w:w="60"/>
+              <w:right w:type="dxa" w:w="120"/>
+            </w:tcMar>
+            <w:vAlign w:val="top"/>
+          </w:tcPr>
+          <w:p>
+            <w:pPr>
+              <w:spacing w:after="40" w:before="0"/>
+              <w:jc w:val="left"/>
+            </w:pPr>
+            <w:r>
+              <w:rPr>
+                <w:rFonts w:ascii="Arial" w:cs="Arial" w:eastAsia="Arial" w:hAnsi="Arial"/>
+                <w:b/>
+                <w:bCs/>
+                <w:i w:val="false"/>
+                <w:iCs w:val="false"/>
+                <w:color w:val="000000"/>
+                <w:sz w:val="18"/>
+                <w:szCs w:val="18"/>
+              </w:rPr>
+              <w:t xml:space="preserve">Core Values</w:t>
+            </w:r>
+          </w:p>
+        </w:tc>
+        <w:tc>
+          <w:tcPr>
+            <w:tcW w:type="dxa" w:w="10680"/>
+            <w:shd w:fill="FFFFFF" w:color="auto" w:val="clear"/>
+            <w:tcMar>
+              <w:top w:type="dxa" w:w="60"/>
+              <w:left w:type="dxa" w:w="120"/>
+              <w:bottom w:type="dxa" w:w="60"/>
+              <w:right w:type="dxa" w:w="120"/>
+            </w:tcMar>
+            <w:vAlign w:val="top"/>
+          </w:tcPr>
+          <w:p>
+            <w:pPr>
+              <w:spacing w:after="30" w:before="0"/>
+              <w:ind w:left="360" w:hanging="180"/>
+              <w:jc w:val="left"/>
+            </w:pPr>
+            <w:r>
+              <w:rPr>
+                <w:rFonts w:ascii="Arial" w:cs="Arial" w:eastAsia="Arial" w:hAnsi="Arial"/>
+                <w:b w:val="false"/>
+                <w:bCs w:val="false"/>
+                <w:i w:val="false"/>
+                <w:iCs w:val="false"/>
+                <w:color w:val="000000"/>
+                <w:sz w:val="18"/>
+                <w:szCs w:val="18"/>
+              </w:rPr>
+              <w:t xml:space="preserve">–  Unity: the learner discusses in a group and categorises real numbers as rational and irrational numbers.</w:t>
+            </w:r>
+          </w:p>
+          <w:p>
+            <w:pPr>
+              <w:spacing w:after="30" w:before="0"/>
+              <w:ind w:left="360" w:hanging="180"/>
+              <w:jc w:val="left"/>
+            </w:pPr>
+            <w:r>
+              <w:rPr>
+                <w:rFonts w:ascii="Arial" w:cs="Arial" w:eastAsia="Arial" w:hAnsi="Arial"/>
+                <w:b w:val="false"/>
+                <w:bCs w:val="false"/>
+                <w:i w:val="false"/>
+                <w:iCs w:val="false"/>
+                <w:color w:val="000000"/>
+                <w:sz w:val="18"/>
+                <w:szCs w:val="18"/>
+              </w:rPr>
+              <w:t xml:space="preserve">–  Responsibility: the learner takes care of calculators and mathematical tables when working out the reciprocal of real numbers.</w:t>
+            </w:r>
+          </w:p>
+        </w:tc>
+      </w:tr>
+      <w:tr>
+        <w:tc>
+          <w:tcPr>
+            <w:tcW w:type="dxa" w:w="3000"/>
+            <w:shd w:fill="D5E8F0" w:color="auto" w:val="clear"/>
+            <w:tcMar>
+              <w:top w:type="dxa" w:w="60"/>
+              <w:left w:type="dxa" w:w="120"/>
+              <w:bottom w:type="dxa" w:w="60"/>
+              <w:right w:type="dxa" w:w="120"/>
+            </w:tcMar>
+            <w:vAlign w:val="top"/>
+          </w:tcPr>
+          <w:p>
+            <w:pPr>
+              <w:spacing w:after="40" w:before="0"/>
+              <w:jc w:val="left"/>
+            </w:pPr>
+            <w:r>
+              <w:rPr>
+                <w:rFonts w:ascii="Arial" w:cs="Arial" w:eastAsia="Arial" w:hAnsi="Arial"/>
+                <w:b/>
+                <w:bCs/>
+                <w:i w:val="false"/>
+                <w:iCs w:val="false"/>
+                <w:color w:val="000000"/>
+                <w:sz w:val="18"/>
+                <w:szCs w:val="18"/>
+              </w:rPr>
+              <w:t xml:space="preserve">Science &amp; Engineering Practices</w:t>
+            </w:r>
+          </w:p>
+        </w:tc>
+        <w:tc>
+          <w:tcPr>
+            <w:tcW w:type="dxa" w:w="10680"/>
+            <w:shd w:fill="FFFFFF" w:color="auto" w:val="clear"/>
+            <w:tcMar>
+              <w:top w:type="dxa" w:w="60"/>
+              <w:left w:type="dxa" w:w="120"/>
+              <w:bottom w:type="dxa" w:w="60"/>
+              <w:right w:type="dxa" w:w="120"/>
+            </w:tcMar>
+            <w:vAlign w:val="top"/>
+          </w:tcPr>
+          <w:p>
+            <w:pPr>
+              <w:spacing w:after="30" w:before="0"/>
+              <w:ind w:left="360" w:hanging="180"/>
+              <w:jc w:val="left"/>
+            </w:pPr>
+            <w:r>
+              <w:rPr>
+                <w:rFonts w:ascii="Arial" w:cs="Arial" w:eastAsia="Arial" w:hAnsi="Arial"/>
+                <w:b w:val="false"/>
+                <w:bCs w:val="false"/>
+                <w:i w:val="false"/>
+                <w:iCs w:val="false"/>
+                <w:color w:val="000000"/>
+                <w:sz w:val="18"/>
+                <w:szCs w:val="18"/>
+              </w:rPr>
+              <w:t xml:space="preserve">–  Asking Questions and Defining Problems: learners pose questions about why some numbers (e.g. √2, π) cannot be expressed as exact fractions, driving inquiry into irrational numbers.</w:t>
+            </w:r>
+          </w:p>
+          <w:p>
+            <w:pPr>
+              <w:spacing w:after="30" w:before="0"/>
+              <w:ind w:left="360" w:hanging="180"/>
+              <w:jc w:val="left"/>
+            </w:pPr>
+            <w:r>
+              <w:rPr>
+                <w:rFonts w:ascii="Arial" w:cs="Arial" w:eastAsia="Arial" w:hAnsi="Arial"/>
+                <w:b w:val="false"/>
+                <w:bCs w:val="false"/>
+                <w:i w:val="false"/>
+                <w:iCs w:val="false"/>
+                <w:color w:val="000000"/>
+                <w:sz w:val="18"/>
+                <w:szCs w:val="18"/>
+              </w:rPr>
+              <w:t xml:space="preserve">–  Developing and Using Models: learners use pizza-slice diagrams and fraction circles as visual models to represent rational numbers and their reciprocals.</w:t>
+            </w:r>
+          </w:p>
+          <w:p>
+            <w:pPr>
+              <w:spacing w:after="30" w:before="0"/>
+              <w:ind w:left="360" w:hanging="180"/>
+              <w:jc w:val="left"/>
+            </w:pPr>
+            <w:r>
+              <w:rPr>
+                <w:rFonts w:ascii="Arial" w:cs="Arial" w:eastAsia="Arial" w:hAnsi="Arial"/>
+                <w:b w:val="false"/>
+                <w:bCs w:val="false"/>
+                <w:i w:val="false"/>
+                <w:iCs w:val="false"/>
+                <w:color w:val="000000"/>
+                <w:sz w:val="18"/>
+                <w:szCs w:val="18"/>
+              </w:rPr>
+              <w:t xml:space="preserve">–  Using Mathematics and Computational Thinking: learners compute reciprocals by division, via mathematical tables, and with calculators, comparing methods for accuracy and efficiency.</w:t>
+            </w:r>
+          </w:p>
+          <w:p>
+            <w:pPr>
+              <w:spacing w:after="30" w:before="0"/>
+              <w:ind w:left="360" w:hanging="180"/>
+              <w:jc w:val="left"/>
+            </w:pPr>
+            <w:r>
+              <w:rPr>
+                <w:rFonts w:ascii="Arial" w:cs="Arial" w:eastAsia="Arial" w:hAnsi="Arial"/>
+                <w:b w:val="false"/>
+                <w:bCs w:val="false"/>
+                <w:i w:val="false"/>
+                <w:iCs w:val="false"/>
+                <w:color w:val="000000"/>
+                <w:sz w:val="18"/>
+                <w:szCs w:val="18"/>
+              </w:rPr>
+              <w:t xml:space="preserve">–  Obtaining, Evaluating, and Communicating Information: learners read reciprocal values from mathematical tables, evaluate results against calculator outputs, and communicate findings to peers.</w:t>
+            </w:r>
+          </w:p>
+        </w:tc>
+      </w:tr>
+      <w:tr>
+        <w:tc>
+          <w:tcPr>
+            <w:tcW w:type="dxa" w:w="3000"/>
+            <w:shd w:fill="FCE4D6" w:color="auto" w:val="clear"/>
+            <w:tcMar>
+              <w:top w:type="dxa" w:w="60"/>
+              <w:left w:type="dxa" w:w="120"/>
+              <w:bottom w:type="dxa" w:w="60"/>
+              <w:right w:type="dxa" w:w="120"/>
+            </w:tcMar>
+            <w:vAlign w:val="top"/>
+          </w:tcPr>
+          <w:p>
+            <w:pPr>
+              <w:spacing w:after="40" w:before="0"/>
+              <w:jc w:val="left"/>
+            </w:pPr>
+            <w:r>
+              <w:rPr>
+                <w:rFonts w:ascii="Arial" w:cs="Arial" w:eastAsia="Arial" w:hAnsi="Arial"/>
+                <w:b/>
+                <w:bCs/>
+                <w:i w:val="false"/>
+                <w:iCs w:val="false"/>
+                <w:color w:val="000000"/>
+                <w:sz w:val="18"/>
+                <w:szCs w:val="18"/>
+              </w:rPr>
+              <w:t xml:space="preserve">Pertinent &amp; Contemporary Issues (PCIs)</w:t>
+            </w:r>
+          </w:p>
+        </w:tc>
+        <w:tc>
+          <w:tcPr>
+            <w:tcW w:type="dxa" w:w="10680"/>
+            <w:shd w:fill="FFFFFF" w:color="auto" w:val="clear"/>
+            <w:tcMar>
+              <w:top w:type="dxa" w:w="60"/>
+              <w:left w:type="dxa" w:w="120"/>
+              <w:bottom w:type="dxa" w:w="60"/>
+              <w:right w:type="dxa" w:w="120"/>
+            </w:tcMar>
+            <w:vAlign w:val="top"/>
+          </w:tcPr>
+          <w:p>
+            <w:pPr>
+              <w:spacing w:after="30" w:before="0"/>
+              <w:ind w:left="360" w:hanging="180"/>
+              <w:jc w:val="left"/>
+            </w:pPr>
+            <w:r>
+              <w:rPr>
+                <w:rFonts w:ascii="Arial" w:cs="Arial" w:eastAsia="Arial" w:hAnsi="Arial"/>
+                <w:b w:val="false"/>
+                <w:bCs w:val="false"/>
+                <w:i w:val="false"/>
+                <w:iCs w:val="false"/>
+                <w:color w:val="000000"/>
+                <w:sz w:val="18"/>
+                <w:szCs w:val="18"/>
+              </w:rPr>
+              <w:t xml:space="preserve">–  Life Skills (Self-Esteem): the learner participates in the discussion on the concepts of rational and irrational numbers, building confidence in mathematical reasoning.</w:t>
+            </w:r>
+          </w:p>
+        </w:tc>
+      </w:tr>
+      <w:tr>
+        <w:tc>
+          <w:tcPr>
+            <w:tcW w:type="dxa" w:w="3000"/>
+            <w:shd w:fill="D9EEF1" w:color="auto" w:val="clear"/>
+            <w:tcMar>
+              <w:top w:type="dxa" w:w="60"/>
+              <w:left w:type="dxa" w:w="120"/>
+              <w:bottom w:type="dxa" w:w="60"/>
+              <w:right w:type="dxa" w:w="120"/>
+            </w:tcMar>
+            <w:vAlign w:val="top"/>
+          </w:tcPr>
+          <w:p>
+            <w:pPr>
+              <w:spacing w:after="40" w:before="0"/>
+              <w:jc w:val="left"/>
+            </w:pPr>
+            <w:r>
+              <w:rPr>
+                <w:rFonts w:ascii="Arial" w:cs="Arial" w:eastAsia="Arial" w:hAnsi="Arial"/>
+                <w:b/>
+                <w:bCs/>
+                <w:i w:val="false"/>
+                <w:iCs w:val="false"/>
+                <w:color w:val="000000"/>
+                <w:sz w:val="18"/>
+                <w:szCs w:val="18"/>
+              </w:rPr>
+              <w:t xml:space="preserve">Career Connections</w:t>
+            </w:r>
+          </w:p>
+        </w:tc>
+        <w:tc>
+          <w:tcPr>
+            <w:tcW w:type="dxa" w:w="10680"/>
+            <w:shd w:fill="FFFFFF" w:color="auto" w:val="clear"/>
+            <w:tcMar>
+              <w:top w:type="dxa" w:w="60"/>
+              <w:left w:type="dxa" w:w="120"/>
+              <w:bottom w:type="dxa" w:w="60"/>
+              <w:right w:type="dxa" w:w="120"/>
+            </w:tcMar>
+            <w:vAlign w:val="top"/>
+          </w:tcPr>
+          <w:p>
+            <w:pPr>
+              <w:spacing w:after="30" w:before="0"/>
+              <w:ind w:left="360" w:hanging="180"/>
+              <w:jc w:val="left"/>
+            </w:pPr>
+            <w:r>
+              <w:rPr>
+                <w:rFonts w:ascii="Arial" w:cs="Arial" w:eastAsia="Arial" w:hAnsi="Arial"/>
+                <w:b w:val="false"/>
+                <w:bCs w:val="false"/>
+                <w:i w:val="false"/>
+                <w:iCs w:val="false"/>
+                <w:color w:val="000000"/>
+                <w:sz w:val="18"/>
+                <w:szCs w:val="18"/>
+              </w:rPr>
+              <w:t xml:space="preserve">–  Engineering and Construction: understanding real numbers and reciprocals is essential for calculations in structural design and quantity surveying, e.g. scaling materials for buildings along Nairobi's Thika Superhighway.</w:t>
+            </w:r>
+          </w:p>
+          <w:p>
+            <w:pPr>
+              <w:spacing w:after="30" w:before="0"/>
+              <w:ind w:left="360" w:hanging="180"/>
+              <w:jc w:val="left"/>
+            </w:pPr>
+            <w:r>
+              <w:rPr>
+                <w:rFonts w:ascii="Arial" w:cs="Arial" w:eastAsia="Arial" w:hAnsi="Arial"/>
+                <w:b w:val="false"/>
+                <w:bCs w:val="false"/>
+                <w:i w:val="false"/>
+                <w:iCs w:val="false"/>
+                <w:color w:val="000000"/>
+                <w:sz w:val="18"/>
+                <w:szCs w:val="18"/>
+              </w:rPr>
+              <w:t xml:space="preserve">–  Agriculture and Food Science: farmers in the Rift Valley use rational number calculations for mixing fertiliser ratios and dividing land parcels; reciprocals help in rate and proportion problems.</w:t>
+            </w:r>
+          </w:p>
+          <w:p>
+            <w:pPr>
+              <w:spacing w:after="30" w:before="0"/>
+              <w:ind w:left="360" w:hanging="180"/>
+              <w:jc w:val="left"/>
+            </w:pPr>
+            <w:r>
+              <w:rPr>
+                <w:rFonts w:ascii="Arial" w:cs="Arial" w:eastAsia="Arial" w:hAnsi="Arial"/>
+                <w:b w:val="false"/>
+                <w:bCs w:val="false"/>
+                <w:i w:val="false"/>
+                <w:iCs w:val="false"/>
+                <w:color w:val="000000"/>
+                <w:sz w:val="18"/>
+                <w:szCs w:val="18"/>
+              </w:rPr>
+              <w:t xml:space="preserve">–  Finance and Banking: bank clerks and M-Pesa agents apply number classification and reciprocal computations when converting interest rates and splitting shared costs.</w:t>
+            </w:r>
+          </w:p>
+          <w:p>
+            <w:pPr>
+              <w:spacing w:after="30" w:before="0"/>
+              <w:ind w:left="360" w:hanging="180"/>
+              <w:jc w:val="left"/>
+            </w:pPr>
+            <w:r>
+              <w:rPr>
+                <w:rFonts w:ascii="Arial" w:cs="Arial" w:eastAsia="Arial" w:hAnsi="Arial"/>
+                <w:b w:val="false"/>
+                <w:bCs w:val="false"/>
+                <w:i w:val="false"/>
+                <w:iCs w:val="false"/>
+                <w:color w:val="000000"/>
+                <w:sz w:val="18"/>
+                <w:szCs w:val="18"/>
+              </w:rPr>
+              <w:t xml:space="preserve">–  Healthcare and Pharmacy: nurses at Kenyatta National Hospital use reciprocals when calculating drug dosage rates and dilution ratios.</w:t>
+            </w:r>
+          </w:p>
+          <w:p>
+            <w:pPr>
+              <w:spacing w:after="30" w:before="0"/>
+              <w:ind w:left="360" w:hanging="180"/>
+              <w:jc w:val="left"/>
+            </w:pPr>
+            <w:r>
+              <w:rPr>
+                <w:rFonts w:ascii="Arial" w:cs="Arial" w:eastAsia="Arial" w:hAnsi="Arial"/>
+                <w:b w:val="false"/>
+                <w:bCs w:val="false"/>
+                <w:i w:val="false"/>
+                <w:iCs w:val="false"/>
+                <w:color w:val="000000"/>
+                <w:sz w:val="18"/>
+                <w:szCs w:val="18"/>
+              </w:rPr>
+              <w:t xml:space="preserve">–  Data Science and Technology: software developers and data analysts classify and process numerical data types — a foundation rooted in understanding real number categories.</w:t>
+            </w:r>
+          </w:p>
+        </w:tc>
+      </w:tr>
+      <w:tr>
+        <w:tc>
+          <w:tcPr>
+            <w:tcW w:type="dxa" w:w="3000"/>
+            <w:shd w:fill="D5E8F0" w:color="auto" w:val="clear"/>
+            <w:tcMar>
+              <w:top w:type="dxa" w:w="60"/>
+              <w:left w:type="dxa" w:w="120"/>
+              <w:bottom w:type="dxa" w:w="60"/>
+              <w:right w:type="dxa" w:w="120"/>
+            </w:tcMar>
+            <w:vAlign w:val="top"/>
+          </w:tcPr>
+          <w:p>
+            <w:pPr>
+              <w:spacing w:after="40" w:before="0"/>
+              <w:jc w:val="left"/>
+            </w:pPr>
+            <w:r>
+              <w:rPr>
+                <w:rFonts w:ascii="Arial" w:cs="Arial" w:eastAsia="Arial" w:hAnsi="Arial"/>
+                <w:b/>
+                <w:bCs/>
+                <w:i w:val="false"/>
+                <w:iCs w:val="false"/>
+                <w:color w:val="000000"/>
+                <w:sz w:val="18"/>
+                <w:szCs w:val="18"/>
+              </w:rPr>
+              <w:t xml:space="preserve">Focus for Lessons</w:t>
+            </w:r>
+          </w:p>
+        </w:tc>
+        <w:tc>
+          <w:tcPr>
+            <w:tcW w:type="dxa" w:w="10680"/>
+            <w:shd w:fill="FFFFFF" w:color="auto" w:val="clear"/>
+            <w:tcMar>
+              <w:top w:type="dxa" w:w="60"/>
+              <w:left w:type="dxa" w:w="120"/>
+              <w:bottom w:type="dxa" w:w="60"/>
+              <w:right w:type="dxa" w:w="120"/>
+            </w:tcMar>
+            <w:vAlign w:val="top"/>
+          </w:tcPr>
+          <w:p>
+            <w:pPr>
+              <w:spacing w:after="40" w:before="0"/>
+              <w:jc w:val="left"/>
+            </w:pPr>
+            <w:r>
+              <w:rPr>
+                <w:rFonts w:ascii="Arial" w:cs="Arial" w:eastAsia="Arial" w:hAnsi="Arial"/>
+                <w:b w:val="false"/>
+                <w:bCs w:val="false"/>
+                <w:i w:val="false"/>
+                <w:iCs w:val="false"/>
+                <w:color w:val="000000"/>
+                <w:sz w:val="18"/>
+                <w:szCs w:val="18"/>
+              </w:rPr>
+              <w:t xml:space="preserve">This unit introduces Grade 10 learners to the full landscape of real numbers — from the familiar categories of odd, even, prime, and composite whole numbers to the broader distinction between rational and irrational numbers. Using Kenya-relevant contexts such as sharing ugali portions, dividing maize harvest yields in Eldoret, and reading mathematical tables common in Kenyan secondary schools, learners build conceptual clarity about how numbers are structured. A central thread throughout the unit is the concept of the reciprocal, explored through manual division, mathematical tables, and digital calculators, equipping learners with multiple computational tools for real-world problem solving.</w:t>
+            </w:r>
+          </w:p>
+        </w:tc>
+      </w:tr>
+      <w:tr>
+        <w:tc>
+          <w:tcPr>
+            <w:tcW w:type="dxa" w:w="3000"/>
+            <w:shd w:fill="EAD1F5" w:color="auto" w:val="clear"/>
+            <w:tcMar>
+              <w:top w:type="dxa" w:w="60"/>
+              <w:left w:type="dxa" w:w="120"/>
+              <w:bottom w:type="dxa" w:w="60"/>
+              <w:right w:type="dxa" w:w="120"/>
+            </w:tcMar>
+            <w:vAlign w:val="top"/>
+          </w:tcPr>
+          <w:p>
+            <w:pPr>
+              <w:spacing w:after="40" w:before="0"/>
+              <w:jc w:val="left"/>
+            </w:pPr>
+            <w:r>
+              <w:rPr>
+                <w:rFonts w:ascii="Arial" w:cs="Arial" w:eastAsia="Arial" w:hAnsi="Arial"/>
+                <w:b/>
+                <w:bCs/>
+                <w:i w:val="false"/>
+                <w:iCs w:val="false"/>
+                <w:color w:val="000000"/>
+                <w:sz w:val="18"/>
+                <w:szCs w:val="18"/>
+              </w:rPr>
+              <w:t xml:space="preserve">Driving Question / Key Inquiry Questions</w:t>
+            </w:r>
+          </w:p>
+        </w:tc>
+        <w:tc>
+          <w:tcPr>
+            <w:tcW w:type="dxa" w:w="10680"/>
+            <w:shd w:fill="FFFFFF" w:color="auto" w:val="clear"/>
+            <w:tcMar>
+              <w:top w:type="dxa" w:w="60"/>
+              <w:left w:type="dxa" w:w="120"/>
+              <w:bottom w:type="dxa" w:w="60"/>
+              <w:right w:type="dxa" w:w="120"/>
+            </w:tcMar>
+            <w:vAlign w:val="top"/>
+          </w:tcPr>
+          <w:p>
+            <w:pPr>
+              <w:spacing w:after="40" w:before="0"/>
+              <w:jc w:val="left"/>
+            </w:pPr>
+            <w:r>
+              <w:rPr>
+                <w:rFonts w:ascii="Arial" w:cs="Arial" w:eastAsia="Arial" w:hAnsi="Arial"/>
+                <w:b w:val="false"/>
+                <w:bCs w:val="false"/>
+                <w:i w:val="false"/>
+                <w:iCs w:val="false"/>
+                <w:color w:val="000000"/>
+                <w:sz w:val="18"/>
+                <w:szCs w:val="18"/>
+              </w:rPr>
+              <w:t xml:space="preserve">DRIVING QUESTION: Why can some numbers be written as exact fractions and others cannot — and how does knowing a number's "type" help us solve everyday problems in Kenya?</w:t>
+            </w:r>
+          </w:p>
+          <w:p>
+            <w:pPr>
+              <w:spacing w:after="40" w:before="0"/>
+              <w:jc w:val="left"/>
+            </w:pPr>
+            <w:r>
+              <w:rPr>
+                <w:rFonts w:ascii="Arial" w:cs="Arial" w:eastAsia="Arial" w:hAnsi="Arial"/>
+                <w:b w:val="false"/>
+                <w:bCs w:val="false"/>
+                <w:i w:val="false"/>
+                <w:iCs w:val="false"/>
+                <w:color w:val="000000"/>
+                <w:sz w:val="18"/>
+                <w:szCs w:val="18"/>
+              </w:rPr>
+              <w:t xml:space="preserve"/>
+            </w:r>
+          </w:p>
+          <w:p>
+            <w:pPr>
+              <w:spacing w:after="40" w:before="0"/>
+              <w:jc w:val="left"/>
+            </w:pPr>
+            <w:r>
+              <w:rPr>
+                <w:rFonts w:ascii="Arial" w:cs="Arial" w:eastAsia="Arial" w:hAnsi="Arial"/>
+                <w:b w:val="false"/>
+                <w:bCs w:val="false"/>
+                <w:i w:val="false"/>
+                <w:iCs w:val="false"/>
+                <w:color w:val="000000"/>
+                <w:sz w:val="18"/>
+                <w:szCs w:val="18"/>
+              </w:rPr>
+              <w:t xml:space="preserve">KICD KEY INQUIRY QUESTION:</w:t>
+            </w:r>
+          </w:p>
+          <w:p>
+            <w:pPr>
+              <w:spacing w:after="40" w:before="0"/>
+              <w:jc w:val="left"/>
+            </w:pPr>
+            <w:r>
+              <w:rPr>
+                <w:rFonts w:ascii="Arial" w:cs="Arial" w:eastAsia="Arial" w:hAnsi="Arial"/>
+                <w:b w:val="false"/>
+                <w:bCs w:val="false"/>
+                <w:i w:val="false"/>
+                <w:iCs w:val="false"/>
+                <w:color w:val="000000"/>
+                <w:sz w:val="18"/>
+                <w:szCs w:val="18"/>
+              </w:rPr>
+              <w:t xml:space="preserve">1. How do we use real numbers in day-to-day activities?</w:t>
+            </w:r>
+          </w:p>
+        </w:tc>
+      </w:tr>
+      <w:tr>
+        <w:tc>
+          <w:tcPr>
+            <w:tcW w:type="dxa" w:w="3000"/>
+            <w:shd w:fill="EAD1F5" w:color="auto" w:val="clear"/>
+            <w:tcMar>
+              <w:top w:type="dxa" w:w="60"/>
+              <w:left w:type="dxa" w:w="120"/>
+              <w:bottom w:type="dxa" w:w="60"/>
+              <w:right w:type="dxa" w:w="120"/>
+            </w:tcMar>
+            <w:vAlign w:val="top"/>
+          </w:tcPr>
+          <w:p>
+            <w:pPr>
+              <w:spacing w:after="40" w:before="0"/>
+              <w:jc w:val="left"/>
+            </w:pPr>
+            <w:r>
+              <w:rPr>
+                <w:rFonts w:ascii="Arial" w:cs="Arial" w:eastAsia="Arial" w:hAnsi="Arial"/>
+                <w:b/>
+                <w:bCs/>
+                <w:i w:val="false"/>
+                <w:iCs w:val="false"/>
+                <w:color w:val="000000"/>
+                <w:sz w:val="18"/>
+                <w:szCs w:val="18"/>
+              </w:rPr>
+              <w:t xml:space="preserve">Anchoring Phenomenon</w:t>
+            </w:r>
+          </w:p>
+        </w:tc>
+        <w:tc>
+          <w:tcPr>
+            <w:tcW w:type="dxa" w:w="10680"/>
+            <w:shd w:fill="FFFFFF" w:color="auto" w:val="clear"/>
+            <w:tcMar>
+              <w:top w:type="dxa" w:w="60"/>
+              <w:left w:type="dxa" w:w="120"/>
+              <w:bottom w:type="dxa" w:w="60"/>
+              <w:right w:type="dxa" w:w="120"/>
+            </w:tcMar>
+            <w:vAlign w:val="top"/>
+          </w:tcPr>
+          <w:p>
+            <w:pPr>
+              <w:spacing w:after="40" w:before="0"/>
+              <w:jc w:val="left"/>
+            </w:pPr>
+            <w:r>
+              <w:rPr>
+                <w:rFonts w:ascii="Arial" w:cs="Arial" w:eastAsia="Arial" w:hAnsi="Arial"/>
+                <w:b w:val="false"/>
+                <w:bCs w:val="false"/>
+                <w:i w:val="false"/>
+                <w:iCs w:val="false"/>
+                <w:color w:val="000000"/>
+                <w:sz w:val="18"/>
+                <w:szCs w:val="18"/>
+              </w:rPr>
+              <w:t xml:space="preserve">ANCHORING PHENOMENON — The Unequal Pizza Slices Problem:</w:t>
+            </w:r>
+          </w:p>
+          <w:p>
+            <w:pPr>
+              <w:spacing w:after="40" w:before="0"/>
+              <w:jc w:val="left"/>
+            </w:pPr>
+            <w:r>
+              <w:rPr>
+                <w:rFonts w:ascii="Arial" w:cs="Arial" w:eastAsia="Arial" w:hAnsi="Arial"/>
+                <w:b w:val="false"/>
+                <w:bCs w:val="false"/>
+                <w:i w:val="false"/>
+                <w:iCs w:val="false"/>
+                <w:color w:val="000000"/>
+                <w:sz w:val="18"/>
+                <w:szCs w:val="18"/>
+              </w:rPr>
+              <w:t xml:space="preserve">A group of friends in Nairobi order a pizza and attempt to share it equally. When they try to describe each person's share as a fraction, they notice that some cuts produce neat, expressible fractions (e.g. 1/4, 1/8), while other cuts — like trying to divide the pizza into 3 equal parts and measuring the arc length — produce decimals that never end and never repeat (approximately 0.3333… vs. √2 ÷ 2 ≈ 0.7071…). Students observe two pizza diagrams: one divided into equal rational-fraction slices, and one where a slice size is expressed as an irrational number. This is puzzling because both slices look like ordinary pieces of pizza — they exist physically — yet one can be written as a neat fraction and the other cannot. The puzzle deepens when students ask: if we know the whole pizza and the number of slices, can we always find how many slices fit into the whole? This is the concept of the reciprocal — and students discover it works differently for rational and irrational numbers. Fraction circles are used as a hands-on manipulative to anchor this exploration throughout the unit.</w:t>
+            </w:r>
+          </w:p>
+        </w:tc>
+      </w:tr>
+      <w:tr>
+        <w:tc>
+          <w:tcPr>
+            <w:tcW w:type="dxa" w:w="3000"/>
+            <w:shd w:fill="D9EEF1" w:color="auto" w:val="clear"/>
+            <w:tcMar>
+              <w:top w:type="dxa" w:w="60"/>
+              <w:left w:type="dxa" w:w="120"/>
+              <w:bottom w:type="dxa" w:w="60"/>
+              <w:right w:type="dxa" w:w="120"/>
+            </w:tcMar>
+            <w:vAlign w:val="top"/>
+          </w:tcPr>
+          <w:p>
+            <w:pPr>
+              <w:spacing w:after="40" w:before="0"/>
+              <w:jc w:val="left"/>
+            </w:pPr>
+            <w:r>
+              <w:rPr>
+                <w:rFonts w:ascii="Arial" w:cs="Arial" w:eastAsia="Arial" w:hAnsi="Arial"/>
+                <w:b/>
+                <w:bCs/>
+                <w:i w:val="false"/>
+                <w:iCs w:val="false"/>
+                <w:color w:val="000000"/>
+                <w:sz w:val="18"/>
+                <w:szCs w:val="18"/>
+              </w:rPr>
+              <w:t xml:space="preserve">Storyline Thread</w:t>
+            </w:r>
+          </w:p>
+        </w:tc>
+        <w:tc>
+          <w:tcPr>
+            <w:tcW w:type="dxa" w:w="10680"/>
+            <w:shd w:fill="FFFFFF" w:color="auto" w:val="clear"/>
+            <w:tcMar>
+              <w:top w:type="dxa" w:w="60"/>
+              <w:left w:type="dxa" w:w="120"/>
+              <w:bottom w:type="dxa" w:w="60"/>
+              <w:right w:type="dxa" w:w="120"/>
+            </w:tcMar>
+            <w:vAlign w:val="top"/>
+          </w:tcPr>
+          <w:p>
+            <w:pPr>
+              <w:spacing w:after="40" w:before="0"/>
+              <w:jc w:val="left"/>
+            </w:pPr>
+            <w:r>
+              <w:rPr>
+                <w:rFonts w:ascii="Arial" w:cs="Arial" w:eastAsia="Arial" w:hAnsi="Arial"/>
+                <w:b w:val="false"/>
+                <w:bCs w:val="false"/>
+                <w:i w:val="false"/>
+                <w:iCs w:val="false"/>
+                <w:color w:val="000000"/>
+                <w:sz w:val="18"/>
+                <w:szCs w:val="18"/>
+              </w:rPr>
+              <w:t xml:space="preserve">Lesson 1 — What Kind of Number Is It? (Whole Number Classification):</w:t>
+            </w:r>
+          </w:p>
+          <w:p>
+            <w:pPr>
+              <w:spacing w:after="40" w:before="0"/>
+              <w:jc w:val="left"/>
+            </w:pPr>
+            <w:r>
+              <w:rPr>
+                <w:rFonts w:ascii="Arial" w:cs="Arial" w:eastAsia="Arial" w:hAnsi="Arial"/>
+                <w:b w:val="false"/>
+                <w:bCs w:val="false"/>
+                <w:i w:val="false"/>
+                <w:iCs w:val="false"/>
+                <w:color w:val="000000"/>
+                <w:sz w:val="18"/>
+                <w:szCs w:val="18"/>
+              </w:rPr>
+              <w:t xml:space="preserve">Students examine the pizza diagram and fraction circles. They sort a set of numbers (2, 3, 4, 15, 17, 36…) into odd, even, prime, and composite categories using peer discussion. The anchoring phenomenon is introduced: why do some pizza slices produce neat numbers and others do not? Students record initial predictions on the Driving Question Board (DQB).</w:t>
+            </w:r>
+          </w:p>
+          <w:p>
+            <w:pPr>
+              <w:spacing w:after="40" w:before="0"/>
+              <w:jc w:val="left"/>
+            </w:pPr>
+            <w:r>
+              <w:rPr>
+                <w:rFonts w:ascii="Arial" w:cs="Arial" w:eastAsia="Arial" w:hAnsi="Arial"/>
+                <w:b w:val="false"/>
+                <w:bCs w:val="false"/>
+                <w:i w:val="false"/>
+                <w:iCs w:val="false"/>
+                <w:color w:val="000000"/>
+                <w:sz w:val="18"/>
+                <w:szCs w:val="18"/>
+              </w:rPr>
+              <w:t xml:space="preserve"/>
+            </w:r>
+          </w:p>
+          <w:p>
+            <w:pPr>
+              <w:spacing w:after="40" w:before="0"/>
+              <w:jc w:val="left"/>
+            </w:pPr>
+            <w:r>
+              <w:rPr>
+                <w:rFonts w:ascii="Arial" w:cs="Arial" w:eastAsia="Arial" w:hAnsi="Arial"/>
+                <w:b w:val="false"/>
+                <w:bCs w:val="false"/>
+                <w:i w:val="false"/>
+                <w:iCs w:val="false"/>
+                <w:color w:val="000000"/>
+                <w:sz w:val="18"/>
+                <w:szCs w:val="18"/>
+              </w:rPr>
+              <w:t xml:space="preserve">Lesson 2 — Rational vs. Irrational: The Number Line Story:</w:t>
+            </w:r>
+          </w:p>
+          <w:p>
+            <w:pPr>
+              <w:spacing w:after="40" w:before="0"/>
+              <w:jc w:val="left"/>
+            </w:pPr>
+            <w:r>
+              <w:rPr>
+                <w:rFonts w:ascii="Arial" w:cs="Arial" w:eastAsia="Arial" w:hAnsi="Arial"/>
+                <w:b w:val="false"/>
+                <w:bCs w:val="false"/>
+                <w:i w:val="false"/>
+                <w:iCs w:val="false"/>
+                <w:color w:val="000000"/>
+                <w:sz w:val="18"/>
+                <w:szCs w:val="18"/>
+              </w:rPr>
+              <w:t xml:space="preserve">Students place numbers on a number line and attempt to express √2, π, and 0.333… as fractions. Through guided group discussion, they categorise real numbers as rational or irrational and connect back to the pizza diagram — which slices are "rational" and which are "irrational"? The DQB is updated with new vocabulary.</w:t>
+            </w:r>
+          </w:p>
+          <w:p>
+            <w:pPr>
+              <w:spacing w:after="40" w:before="0"/>
+              <w:jc w:val="left"/>
+            </w:pPr>
+            <w:r>
+              <w:rPr>
+                <w:rFonts w:ascii="Arial" w:cs="Arial" w:eastAsia="Arial" w:hAnsi="Arial"/>
+                <w:b w:val="false"/>
+                <w:bCs w:val="false"/>
+                <w:i w:val="false"/>
+                <w:iCs w:val="false"/>
+                <w:color w:val="000000"/>
+                <w:sz w:val="18"/>
+                <w:szCs w:val="18"/>
+              </w:rPr>
+              <w:t xml:space="preserve"/>
+            </w:r>
+          </w:p>
+          <w:p>
+            <w:pPr>
+              <w:spacing w:after="40" w:before="0"/>
+              <w:jc w:val="left"/>
+            </w:pPr>
+            <w:r>
+              <w:rPr>
+                <w:rFonts w:ascii="Arial" w:cs="Arial" w:eastAsia="Arial" w:hAnsi="Arial"/>
+                <w:b w:val="false"/>
+                <w:bCs w:val="false"/>
+                <w:i w:val="false"/>
+                <w:iCs w:val="false"/>
+                <w:color w:val="000000"/>
+                <w:sz w:val="18"/>
+                <w:szCs w:val="18"/>
+              </w:rPr>
+              <w:t xml:space="preserve">Lesson 3 — Flipping Numbers: Introducing Reciprocals by Division:</w:t>
+            </w:r>
+          </w:p>
+          <w:p>
+            <w:pPr>
+              <w:spacing w:after="40" w:before="0"/>
+              <w:jc w:val="left"/>
+            </w:pPr>
+            <w:r>
+              <w:rPr>
+                <w:rFonts w:ascii="Arial" w:cs="Arial" w:eastAsia="Arial" w:hAnsi="Arial"/>
+                <w:b w:val="false"/>
+                <w:bCs w:val="false"/>
+                <w:i w:val="false"/>
+                <w:iCs w:val="false"/>
+                <w:color w:val="000000"/>
+                <w:sz w:val="18"/>
+                <w:szCs w:val="18"/>
+              </w:rPr>
+              <w:t xml:space="preserve">Using the maize-bag distribution scenario from Eldoret, students discover that dividing 1 by a number gives its reciprocal. They work out reciprocals of whole numbers and simple fractions by hand, connecting the process to the pizza model — "how many slices fit into one whole?" Fraction circles are used as manipulatives.</w:t>
+            </w:r>
+          </w:p>
+          <w:p>
+            <w:pPr>
+              <w:spacing w:after="40" w:before="0"/>
+              <w:jc w:val="left"/>
+            </w:pPr>
+            <w:r>
+              <w:rPr>
+                <w:rFonts w:ascii="Arial" w:cs="Arial" w:eastAsia="Arial" w:hAnsi="Arial"/>
+                <w:b w:val="false"/>
+                <w:bCs w:val="false"/>
+                <w:i w:val="false"/>
+                <w:iCs w:val="false"/>
+                <w:color w:val="000000"/>
+                <w:sz w:val="18"/>
+                <w:szCs w:val="18"/>
+              </w:rPr>
+              <w:t xml:space="preserve"/>
+            </w:r>
+          </w:p>
+          <w:p>
+            <w:pPr>
+              <w:spacing w:after="40" w:before="0"/>
+              <w:jc w:val="left"/>
+            </w:pPr>
+            <w:r>
+              <w:rPr>
+                <w:rFonts w:ascii="Arial" w:cs="Arial" w:eastAsia="Arial" w:hAnsi="Arial"/>
+                <w:b w:val="false"/>
+                <w:bCs w:val="false"/>
+                <w:i w:val="false"/>
+                <w:iCs w:val="false"/>
+                <w:color w:val="000000"/>
+                <w:sz w:val="18"/>
+                <w:szCs w:val="18"/>
+              </w:rPr>
+              <w:t xml:space="preserve">Lesson 4 — Reading the Tables: Reciprocals from Mathematical Tables:</w:t>
+            </w:r>
+          </w:p>
+          <w:p>
+            <w:pPr>
+              <w:spacing w:after="40" w:before="0"/>
+              <w:jc w:val="left"/>
+            </w:pPr>
+            <w:r>
+              <w:rPr>
+                <w:rFonts w:ascii="Arial" w:cs="Arial" w:eastAsia="Arial" w:hAnsi="Arial"/>
+                <w:b w:val="false"/>
+                <w:bCs w:val="false"/>
+                <w:i w:val="false"/>
+                <w:iCs w:val="false"/>
+                <w:color w:val="000000"/>
+                <w:sz w:val="18"/>
+                <w:szCs w:val="18"/>
+              </w:rPr>
+              <w:t xml:space="preserve">Students are issued mathematical tables (as used in Kenyan national exams). They practise locating reciprocal values for 2-, 3-, and 4-digit numbers, cross-checking with manual division results from Lesson 3. Teacher models precise table-reading technique; students work in pairs and record discrepancies, building responsibility for careful tool use.</w:t>
+            </w:r>
+          </w:p>
+          <w:p>
+            <w:pPr>
+              <w:spacing w:after="40" w:before="0"/>
+              <w:jc w:val="left"/>
+            </w:pPr>
+            <w:r>
+              <w:rPr>
+                <w:rFonts w:ascii="Arial" w:cs="Arial" w:eastAsia="Arial" w:hAnsi="Arial"/>
+                <w:b w:val="false"/>
+                <w:bCs w:val="false"/>
+                <w:i w:val="false"/>
+                <w:iCs w:val="false"/>
+                <w:color w:val="000000"/>
+                <w:sz w:val="18"/>
+                <w:szCs w:val="18"/>
+              </w:rPr>
+              <w:t xml:space="preserve"/>
+            </w:r>
+          </w:p>
+          <w:p>
+            <w:pPr>
+              <w:spacing w:after="40" w:before="0"/>
+              <w:jc w:val="left"/>
+            </w:pPr>
+            <w:r>
+              <w:rPr>
+                <w:rFonts w:ascii="Arial" w:cs="Arial" w:eastAsia="Arial" w:hAnsi="Arial"/>
+                <w:b w:val="false"/>
+                <w:bCs w:val="false"/>
+                <w:i w:val="false"/>
+                <w:iCs w:val="false"/>
+                <w:color w:val="000000"/>
+                <w:sz w:val="18"/>
+                <w:szCs w:val="18"/>
+              </w:rPr>
+              <w:t xml:space="preserve">Lesson 5 — Digital Tools: Reciprocals on Calculators and Devices:</w:t>
+            </w:r>
+          </w:p>
+          <w:p>
+            <w:pPr>
+              <w:spacing w:after="40" w:before="0"/>
+              <w:jc w:val="left"/>
+            </w:pPr>
+            <w:r>
+              <w:rPr>
+                <w:rFonts w:ascii="Arial" w:cs="Arial" w:eastAsia="Arial" w:hAnsi="Arial"/>
+                <w:b w:val="false"/>
+                <w:bCs w:val="false"/>
+                <w:i w:val="false"/>
+                <w:iCs w:val="false"/>
+                <w:color w:val="000000"/>
+                <w:sz w:val="18"/>
+                <w:szCs w:val="18"/>
+              </w:rPr>
+              <w:t xml:space="preserve">Students use scientific calculators and, where available, digital devices to compute reciprocals of decimals, fractions, and irrational approximations (e.g. 1/√2). They compare calculator results with table values, discussing sources of rounding differences. The M-Pesa bill-splitting supporting phenomenon is revisited to apply reciprocals in a financial context.</w:t>
+            </w:r>
+          </w:p>
+          <w:p>
+            <w:pPr>
+              <w:spacing w:after="40" w:before="0"/>
+              <w:jc w:val="left"/>
+            </w:pPr>
+            <w:r>
+              <w:rPr>
+                <w:rFonts w:ascii="Arial" w:cs="Arial" w:eastAsia="Arial" w:hAnsi="Arial"/>
+                <w:b w:val="false"/>
+                <w:bCs w:val="false"/>
+                <w:i w:val="false"/>
+                <w:iCs w:val="false"/>
+                <w:color w:val="000000"/>
+                <w:sz w:val="18"/>
+                <w:szCs w:val="18"/>
+              </w:rPr>
+              <w:t xml:space="preserve"/>
+            </w:r>
+          </w:p>
+          <w:p>
+            <w:pPr>
+              <w:spacing w:after="40" w:before="0"/>
+              <w:jc w:val="left"/>
+            </w:pPr>
+            <w:r>
+              <w:rPr>
+                <w:rFonts w:ascii="Arial" w:cs="Arial" w:eastAsia="Arial" w:hAnsi="Arial"/>
+                <w:b w:val="false"/>
+                <w:bCs w:val="false"/>
+                <w:i w:val="false"/>
+                <w:iCs w:val="false"/>
+                <w:color w:val="000000"/>
+                <w:sz w:val="18"/>
+                <w:szCs w:val="18"/>
+              </w:rPr>
+              <w:t xml:space="preserve">Lesson 6 — Applying Reciprocals: Solving Real-World Computation Tasks:</w:t>
+            </w:r>
+          </w:p>
+          <w:p>
+            <w:pPr>
+              <w:spacing w:after="40" w:before="0"/>
+              <w:jc w:val="left"/>
+            </w:pPr>
+            <w:r>
+              <w:rPr>
+                <w:rFonts w:ascii="Arial" w:cs="Arial" w:eastAsia="Arial" w:hAnsi="Arial"/>
+                <w:b w:val="false"/>
+                <w:bCs w:val="false"/>
+                <w:i w:val="false"/>
+                <w:iCs w:val="false"/>
+                <w:color w:val="000000"/>
+                <w:sz w:val="18"/>
+                <w:szCs w:val="18"/>
+              </w:rPr>
+              <w:t xml:space="preserve">Students tackle a structured set of problems drawn from Kenyan contexts — dividing fertiliser quantities, splitting market costs, and interpreting tile-cutting dimensions. They apply reciprocals from all three methods (division, tables, calculators) and justify which method is most appropriate for a given situation. The DQB is updated as more questions are answered.</w:t>
+            </w:r>
+          </w:p>
+          <w:p>
+            <w:pPr>
+              <w:spacing w:after="40" w:before="0"/>
+              <w:jc w:val="left"/>
+            </w:pPr>
+            <w:r>
+              <w:rPr>
+                <w:rFonts w:ascii="Arial" w:cs="Arial" w:eastAsia="Arial" w:hAnsi="Arial"/>
+                <w:b w:val="false"/>
+                <w:bCs w:val="false"/>
+                <w:i w:val="false"/>
+                <w:iCs w:val="false"/>
+                <w:color w:val="000000"/>
+                <w:sz w:val="18"/>
+                <w:szCs w:val="18"/>
+              </w:rPr>
+              <w:t xml:space="preserve"/>
+            </w:r>
+          </w:p>
+          <w:p>
+            <w:pPr>
+              <w:spacing w:after="40" w:before="0"/>
+              <w:jc w:val="left"/>
+            </w:pPr>
+            <w:r>
+              <w:rPr>
+                <w:rFonts w:ascii="Arial" w:cs="Arial" w:eastAsia="Arial" w:hAnsi="Arial"/>
+                <w:b w:val="false"/>
+                <w:bCs w:val="false"/>
+                <w:i w:val="false"/>
+                <w:iCs w:val="false"/>
+                <w:color w:val="000000"/>
+                <w:sz w:val="18"/>
+                <w:szCs w:val="18"/>
+              </w:rPr>
+              <w:t xml:space="preserve">Lesson 7 — Model Building and Unit Synthesis: The Real Number Map:</w:t>
+            </w:r>
+          </w:p>
+          <w:p>
+            <w:pPr>
+              <w:spacing w:after="40" w:before="0"/>
+              <w:jc w:val="left"/>
+            </w:pPr>
+            <w:r>
+              <w:rPr>
+                <w:rFonts w:ascii="Arial" w:cs="Arial" w:eastAsia="Arial" w:hAnsi="Arial"/>
+                <w:b w:val="false"/>
+                <w:bCs w:val="false"/>
+                <w:i w:val="false"/>
+                <w:iCs w:val="false"/>
+                <w:color w:val="000000"/>
+                <w:sz w:val="18"/>
+                <w:szCs w:val="18"/>
+              </w:rPr>
+              <w:t xml:space="preserve">Students construct a cumulative "Real Number Map" — a visual classification diagram showing the hierarchy from natural numbers through integers, rationals, irrationals, to the full set of real numbers. Each category is annotated with a Kenyan real-world example. Students revisit the original pizza phenomenon and write a full explanation of why some slices are rational and others irrational, and how reciprocals apply to both. Final DQB review and peer presentation of models.</w:t>
+            </w:r>
+          </w:p>
+        </w:tc>
+      </w:tr>
+      <w:tr>
+        <w:tc>
+          <w:tcPr>
+            <w:tcW w:type="dxa" w:w="3000"/>
+            <w:shd w:fill="EAD1F5" w:color="auto" w:val="clear"/>
+            <w:tcMar>
+              <w:top w:type="dxa" w:w="60"/>
+              <w:left w:type="dxa" w:w="120"/>
+              <w:bottom w:type="dxa" w:w="60"/>
+              <w:right w:type="dxa" w:w="120"/>
+            </w:tcMar>
+            <w:vAlign w:val="top"/>
+          </w:tcPr>
+          <w:p>
+            <w:pPr>
+              <w:spacing w:after="40" w:before="0"/>
+              <w:jc w:val="left"/>
+            </w:pPr>
+            <w:r>
+              <w:rPr>
+                <w:rFonts w:ascii="Arial" w:cs="Arial" w:eastAsia="Arial" w:hAnsi="Arial"/>
+                <w:b/>
+                <w:bCs/>
+                <w:i w:val="false"/>
+                <w:iCs w:val="false"/>
+                <w:color w:val="000000"/>
+                <w:sz w:val="18"/>
+                <w:szCs w:val="18"/>
+              </w:rPr>
+              <w:t xml:space="preserve">Supporting Phenomena</w:t>
+            </w:r>
+          </w:p>
+        </w:tc>
+        <w:tc>
+          <w:tcPr>
+            <w:tcW w:type="dxa" w:w="10680"/>
+            <w:shd w:fill="FFFFFF" w:color="auto" w:val="clear"/>
+            <w:tcMar>
+              <w:top w:type="dxa" w:w="60"/>
+              <w:left w:type="dxa" w:w="120"/>
+              <w:bottom w:type="dxa" w:w="60"/>
+              <w:right w:type="dxa" w:w="120"/>
+            </w:tcMar>
+            <w:vAlign w:val="top"/>
+          </w:tcPr>
+          <w:p>
+            <w:pPr>
+              <w:spacing w:after="30" w:before="0"/>
+              <w:ind w:left="360" w:hanging="180"/>
+              <w:jc w:val="left"/>
+            </w:pPr>
+            <w:r>
+              <w:rPr>
+                <w:rFonts w:ascii="Arial" w:cs="Arial" w:eastAsia="Arial" w:hAnsi="Arial"/>
+                <w:b w:val="false"/>
+                <w:bCs w:val="false"/>
+                <w:i w:val="false"/>
+                <w:iCs w:val="false"/>
+                <w:color w:val="000000"/>
+                <w:sz w:val="18"/>
+                <w:szCs w:val="18"/>
+              </w:rPr>
+              <w:t xml:space="preserve">–  Maize Bag Division in Eldoret: A farmer has 50 kg of maize to distribute equally among a number of families. When the number of families changes (3, 4, 5, 7…), some distributions yield neat decimal answers and others do not — connecting to rational vs. irrational classification and the use of reciprocals in rate calculations.</w:t>
+            </w:r>
+          </w:p>
+          <w:p>
+            <w:pPr>
+              <w:spacing w:after="30" w:before="0"/>
+              <w:ind w:left="360" w:hanging="180"/>
+              <w:jc w:val="left"/>
+            </w:pPr>
+            <w:r>
+              <w:rPr>
+                <w:rFonts w:ascii="Arial" w:cs="Arial" w:eastAsia="Arial" w:hAnsi="Arial"/>
+                <w:b w:val="false"/>
+                <w:bCs w:val="false"/>
+                <w:i w:val="false"/>
+                <w:iCs w:val="false"/>
+                <w:color w:val="000000"/>
+                <w:sz w:val="18"/>
+                <w:szCs w:val="18"/>
+              </w:rPr>
+              <w:t xml:space="preserve">–  M-Pesa Transaction Splits: A group of Nairobi university students split a KSh 1,500 dinner bill. Students observe that splitting by 2, 4, or 5 yields whole-number shares, while splitting by 3 yields a repeating decimal (KSh 500.000… vs. KSh 499.999…), illustrating the concept of rational numbers in financial contexts.</w:t>
+            </w:r>
+          </w:p>
+          <w:p>
+            <w:pPr>
+              <w:spacing w:after="30" w:before="0"/>
+              <w:ind w:left="360" w:hanging="180"/>
+              <w:jc w:val="left"/>
+            </w:pPr>
+            <w:r>
+              <w:rPr>
+                <w:rFonts w:ascii="Arial" w:cs="Arial" w:eastAsia="Arial" w:hAnsi="Arial"/>
+                <w:b w:val="false"/>
+                <w:bCs w:val="false"/>
+                <w:i w:val="false"/>
+                <w:iCs w:val="false"/>
+                <w:color w:val="000000"/>
+                <w:sz w:val="18"/>
+                <w:szCs w:val="18"/>
+              </w:rPr>
+              <w:t xml:space="preserve">–  Prime Number Security (Mpango wa Akili): A cybersecurity class in Mombasa learns that online banking PINs and encryption rely on the properties of prime numbers — making the classification of primes and composites directly relevant to digital safety in Kenya.</w:t>
+            </w:r>
+          </w:p>
+          <w:p>
+            <w:pPr>
+              <w:spacing w:after="30" w:before="0"/>
+              <w:ind w:left="360" w:hanging="180"/>
+              <w:jc w:val="left"/>
+            </w:pPr>
+            <w:r>
+              <w:rPr>
+                <w:rFonts w:ascii="Arial" w:cs="Arial" w:eastAsia="Arial" w:hAnsi="Arial"/>
+                <w:b w:val="false"/>
+                <w:bCs w:val="false"/>
+                <w:i w:val="false"/>
+                <w:iCs w:val="false"/>
+                <w:color w:val="000000"/>
+                <w:sz w:val="18"/>
+                <w:szCs w:val="18"/>
+              </w:rPr>
+              <w:t xml:space="preserve">–  Tile Cutting on a Construction Site: A fundi (artisan) in Kisumu cuts square tiles whose side length is √2 metres. When asked to express the exact length as a fraction, they cannot — providing a concrete, local construction context for irrational numbers.</w:t>
+            </w:r>
+          </w:p>
+        </w:tc>
+      </w:tr>
+    </w:tbl>
+    <w:p>
+      <w:pPr>
+        <w:spacing w:after="120"/>
+      </w:pPr>
+      <w:r>
+        <w:t xml:space="preserve"/>
       </w:r>
     </w:p>
     <w:p>
@@ -150,7 +2279,7 @@
         </w:rPr>
         <w:t xml:space="preserve">© 2026 SeaVuria and ARES. This work is licensed under a </w:t>
       </w:r>
-      <w:hyperlink w:history="1" r:id="rIdc512gcsqamv_md5uqo29q">
+      <w:hyperlink w:history="1" r:id="rIdo7u2pmzb7yzefnpnvwemb">
         <w:r>
           <w:rPr>
             <w:rFonts w:ascii="Arial" w:cs="Arial" w:eastAsia="Arial" w:hAnsi="Arial"/>
@@ -170,7 +2299,7 @@
         </w:rPr>
         <w:t xml:space="preserve"> (</w:t>
       </w:r>
-      <w:hyperlink w:history="1" r:id="rIdaodcmkko_95-b8tun5uuv">
+      <w:hyperlink w:history="1" r:id="rIdpdwwiwtk8qff7wiubqjyb">
         <w:r>
           <w:rPr>
             <w:rFonts w:ascii="Arial" w:cs="Arial" w:eastAsia="Arial" w:hAnsi="Arial"/>
@@ -190,7 +2319,7 @@
         </w:rPr>
         <w:t xml:space="preserve">). To view a copy of this license, visit </w:t>
       </w:r>
-      <w:hyperlink w:history="1" r:id="rIdfkplzh21kdsmmwh4twdi8">
+      <w:hyperlink w:history="1" r:id="rIdbrj18s5cxxkp8fkk1mxqy">
         <w:r>
           <w:rPr>
             <w:rFonts w:ascii="Arial" w:cs="Arial" w:eastAsia="Arial" w:hAnsi="Arial"/>
@@ -209,2135 +2338,6 @@
           <w:szCs w:val="17"/>
         </w:rPr>
         <w:t xml:space="preserve">. You are free to copy, redistribute, and adapt this material in any medium or format, provided appropriate credit is given and the material is not used for commercial purposes. KICD learning outcomes and curriculum designations reproduced here for alignment purposes remain the property of KICD and are not covered by this license. Linked external resources (e.g. CK-12, Khan Academy, PhET) are subject to their own licenses.</w:t>
-      </w:r>
-    </w:p>
-    <w:p>
-      <w:pPr>
-        <w:spacing w:after="120"/>
-      </w:pPr>
-      <w:r>
-        <w:t xml:space="preserve"/>
-      </w:r>
-    </w:p>
-    <w:tbl>
-      <w:tblPr>
-        <w:tblW w:type="dxa" w:w="13680"/>
-        <w:tblBorders>
-          <w:top w:val="single" w:color="AAAAAA" w:sz="4"/>
-          <w:left w:val="single" w:color="AAAAAA" w:sz="4"/>
-          <w:bottom w:val="single" w:color="AAAAAA" w:sz="4"/>
-          <w:right w:val="single" w:color="AAAAAA" w:sz="4"/>
-          <w:insideH w:val="single" w:color="auto" w:sz="4"/>
-          <w:insideV w:val="single" w:color="auto" w:sz="4"/>
-        </w:tblBorders>
-        <w:tblLayout w:type="fixed"/>
-      </w:tblPr>
-      <w:tblGrid>
-        <w:gridCol w:w="3000"/>
-        <w:gridCol w:w="10680"/>
-      </w:tblGrid>
-      <w:tr>
-        <w:tc>
-          <w:tcPr>
-            <w:tcW w:type="dxa" w:w="13680"/>
-            <w:gridSpan w:val="2"/>
-            <w:shd w:fill="1F3864" w:color="auto" w:val="clear"/>
-            <w:tcMar>
-              <w:top w:type="dxa" w:w="60"/>
-              <w:left w:type="dxa" w:w="120"/>
-              <w:bottom w:type="dxa" w:w="60"/>
-              <w:right w:type="dxa" w:w="120"/>
-            </w:tcMar>
-            <w:vAlign w:val="top"/>
-          </w:tcPr>
-          <w:p>
-            <w:pPr>
-              <w:spacing w:after="40" w:before="0"/>
-              <w:jc w:val="center"/>
-            </w:pPr>
-            <w:r>
-              <w:rPr>
-                <w:rFonts w:ascii="Arial" w:cs="Arial" w:eastAsia="Arial" w:hAnsi="Arial"/>
-                <w:b/>
-                <w:bCs/>
-                <w:i w:val="false"/>
-                <w:iCs w:val="false"/>
-                <w:color w:val="FFFFFF"/>
-                <w:sz w:val="22"/>
-                <w:szCs w:val="22"/>
-              </w:rPr>
-              <w:t xml:space="preserve">SUB-STRAND OVERVIEW</w:t>
-            </w:r>
-          </w:p>
-        </w:tc>
-      </w:tr>
-      <w:tr>
-        <w:tc>
-          <w:tcPr>
-            <w:tcW w:type="dxa" w:w="3000"/>
-            <w:shd w:fill="D5E8F0" w:color="auto" w:val="clear"/>
-            <w:tcMar>
-              <w:top w:type="dxa" w:w="60"/>
-              <w:left w:type="dxa" w:w="120"/>
-              <w:bottom w:type="dxa" w:w="60"/>
-              <w:right w:type="dxa" w:w="120"/>
-            </w:tcMar>
-            <w:vAlign w:val="top"/>
-          </w:tcPr>
-          <w:p>
-            <w:pPr>
-              <w:spacing w:after="40" w:before="0"/>
-              <w:jc w:val="left"/>
-            </w:pPr>
-            <w:r>
-              <w:rPr>
-                <w:rFonts w:ascii="Arial" w:cs="Arial" w:eastAsia="Arial" w:hAnsi="Arial"/>
-                <w:b/>
-                <w:bCs/>
-                <w:i w:val="false"/>
-                <w:iCs w:val="false"/>
-                <w:color w:val="000000"/>
-                <w:sz w:val="18"/>
-                <w:szCs w:val="18"/>
-              </w:rPr>
-              <w:t xml:space="preserve">Grade Level</w:t>
-            </w:r>
-          </w:p>
-        </w:tc>
-        <w:tc>
-          <w:tcPr>
-            <w:tcW w:type="dxa" w:w="10680"/>
-            <w:shd w:fill="FFFFFF" w:color="auto" w:val="clear"/>
-            <w:tcMar>
-              <w:top w:type="dxa" w:w="60"/>
-              <w:left w:type="dxa" w:w="120"/>
-              <w:bottom w:type="dxa" w:w="60"/>
-              <w:right w:type="dxa" w:w="120"/>
-            </w:tcMar>
-            <w:vAlign w:val="top"/>
-          </w:tcPr>
-          <w:p>
-            <w:pPr>
-              <w:spacing w:after="40" w:before="0"/>
-              <w:jc w:val="left"/>
-            </w:pPr>
-            <w:r>
-              <w:rPr>
-                <w:rFonts w:ascii="Arial" w:cs="Arial" w:eastAsia="Arial" w:hAnsi="Arial"/>
-                <w:b w:val="false"/>
-                <w:bCs w:val="false"/>
-                <w:i w:val="false"/>
-                <w:iCs w:val="false"/>
-                <w:color w:val="000000"/>
-                <w:sz w:val="18"/>
-                <w:szCs w:val="18"/>
-              </w:rPr>
-              <w:t xml:space="preserve">10</w:t>
-            </w:r>
-          </w:p>
-        </w:tc>
-      </w:tr>
-      <w:tr>
-        <w:tc>
-          <w:tcPr>
-            <w:tcW w:type="dxa" w:w="3000"/>
-            <w:shd w:fill="D5E8F0" w:color="auto" w:val="clear"/>
-            <w:tcMar>
-              <w:top w:type="dxa" w:w="60"/>
-              <w:left w:type="dxa" w:w="120"/>
-              <w:bottom w:type="dxa" w:w="60"/>
-              <w:right w:type="dxa" w:w="120"/>
-            </w:tcMar>
-            <w:vAlign w:val="top"/>
-          </w:tcPr>
-          <w:p>
-            <w:pPr>
-              <w:spacing w:after="40" w:before="0"/>
-              <w:jc w:val="left"/>
-            </w:pPr>
-            <w:r>
-              <w:rPr>
-                <w:rFonts w:ascii="Arial" w:cs="Arial" w:eastAsia="Arial" w:hAnsi="Arial"/>
-                <w:b/>
-                <w:bCs/>
-                <w:i w:val="false"/>
-                <w:iCs w:val="false"/>
-                <w:color w:val="000000"/>
-                <w:sz w:val="18"/>
-                <w:szCs w:val="18"/>
-              </w:rPr>
-              <w:t xml:space="preserve">Subject</w:t>
-            </w:r>
-          </w:p>
-        </w:tc>
-        <w:tc>
-          <w:tcPr>
-            <w:tcW w:type="dxa" w:w="10680"/>
-            <w:shd w:fill="FFFFFF" w:color="auto" w:val="clear"/>
-            <w:tcMar>
-              <w:top w:type="dxa" w:w="60"/>
-              <w:left w:type="dxa" w:w="120"/>
-              <w:bottom w:type="dxa" w:w="60"/>
-              <w:right w:type="dxa" w:w="120"/>
-            </w:tcMar>
-            <w:vAlign w:val="top"/>
-          </w:tcPr>
-          <w:p>
-            <w:pPr>
-              <w:spacing w:after="40" w:before="0"/>
-              <w:jc w:val="left"/>
-            </w:pPr>
-            <w:r>
-              <w:rPr>
-                <w:rFonts w:ascii="Arial" w:cs="Arial" w:eastAsia="Arial" w:hAnsi="Arial"/>
-                <w:b w:val="false"/>
-                <w:bCs w:val="false"/>
-                <w:i w:val="false"/>
-                <w:iCs w:val="false"/>
-                <w:color w:val="000000"/>
-                <w:sz w:val="18"/>
-                <w:szCs w:val="18"/>
-              </w:rPr>
-              <w:t xml:space="preserve">Mathematics</w:t>
-            </w:r>
-          </w:p>
-        </w:tc>
-      </w:tr>
-      <w:tr>
-        <w:tc>
-          <w:tcPr>
-            <w:tcW w:type="dxa" w:w="3000"/>
-            <w:shd w:fill="D5E8F0" w:color="auto" w:val="clear"/>
-            <w:tcMar>
-              <w:top w:type="dxa" w:w="60"/>
-              <w:left w:type="dxa" w:w="120"/>
-              <w:bottom w:type="dxa" w:w="60"/>
-              <w:right w:type="dxa" w:w="120"/>
-            </w:tcMar>
-            <w:vAlign w:val="top"/>
-          </w:tcPr>
-          <w:p>
-            <w:pPr>
-              <w:spacing w:after="40" w:before="0"/>
-              <w:jc w:val="left"/>
-            </w:pPr>
-            <w:r>
-              <w:rPr>
-                <w:rFonts w:ascii="Arial" w:cs="Arial" w:eastAsia="Arial" w:hAnsi="Arial"/>
-                <w:b/>
-                <w:bCs/>
-                <w:i w:val="false"/>
-                <w:iCs w:val="false"/>
-                <w:color w:val="000000"/>
-                <w:sz w:val="18"/>
-                <w:szCs w:val="18"/>
-              </w:rPr>
-              <w:t xml:space="preserve">Strand</w:t>
-            </w:r>
-          </w:p>
-        </w:tc>
-        <w:tc>
-          <w:tcPr>
-            <w:tcW w:type="dxa" w:w="10680"/>
-            <w:shd w:fill="FFFFFF" w:color="auto" w:val="clear"/>
-            <w:tcMar>
-              <w:top w:type="dxa" w:w="60"/>
-              <w:left w:type="dxa" w:w="120"/>
-              <w:bottom w:type="dxa" w:w="60"/>
-              <w:right w:type="dxa" w:w="120"/>
-            </w:tcMar>
-            <w:vAlign w:val="top"/>
-          </w:tcPr>
-          <w:p>
-            <w:pPr>
-              <w:spacing w:after="40" w:before="0"/>
-              <w:jc w:val="left"/>
-            </w:pPr>
-            <w:r>
-              <w:rPr>
-                <w:rFonts w:ascii="Arial" w:cs="Arial" w:eastAsia="Arial" w:hAnsi="Arial"/>
-                <w:b w:val="false"/>
-                <w:bCs w:val="false"/>
-                <w:i w:val="false"/>
-                <w:iCs w:val="false"/>
-                <w:color w:val="000000"/>
-                <w:sz w:val="18"/>
-                <w:szCs w:val="18"/>
-              </w:rPr>
-              <w:t xml:space="preserve">Strand 1.0: Numbers and Algebra</w:t>
-            </w:r>
-          </w:p>
-        </w:tc>
-      </w:tr>
-      <w:tr>
-        <w:tc>
-          <w:tcPr>
-            <w:tcW w:type="dxa" w:w="3000"/>
-            <w:shd w:fill="D5E8F0" w:color="auto" w:val="clear"/>
-            <w:tcMar>
-              <w:top w:type="dxa" w:w="60"/>
-              <w:left w:type="dxa" w:w="120"/>
-              <w:bottom w:type="dxa" w:w="60"/>
-              <w:right w:type="dxa" w:w="120"/>
-            </w:tcMar>
-            <w:vAlign w:val="top"/>
-          </w:tcPr>
-          <w:p>
-            <w:pPr>
-              <w:spacing w:after="40" w:before="0"/>
-              <w:jc w:val="left"/>
-            </w:pPr>
-            <w:r>
-              <w:rPr>
-                <w:rFonts w:ascii="Arial" w:cs="Arial" w:eastAsia="Arial" w:hAnsi="Arial"/>
-                <w:b/>
-                <w:bCs/>
-                <w:i w:val="false"/>
-                <w:iCs w:val="false"/>
-                <w:color w:val="000000"/>
-                <w:sz w:val="18"/>
-                <w:szCs w:val="18"/>
-              </w:rPr>
-              <w:t xml:space="preserve">Sub-Strand</w:t>
-            </w:r>
-          </w:p>
-        </w:tc>
-        <w:tc>
-          <w:tcPr>
-            <w:tcW w:type="dxa" w:w="10680"/>
-            <w:shd w:fill="FFFFFF" w:color="auto" w:val="clear"/>
-            <w:tcMar>
-              <w:top w:type="dxa" w:w="60"/>
-              <w:left w:type="dxa" w:w="120"/>
-              <w:bottom w:type="dxa" w:w="60"/>
-              <w:right w:type="dxa" w:w="120"/>
-            </w:tcMar>
-            <w:vAlign w:val="top"/>
-          </w:tcPr>
-          <w:p>
-            <w:pPr>
-              <w:spacing w:after="40" w:before="0"/>
-              <w:jc w:val="left"/>
-            </w:pPr>
-            <w:r>
-              <w:rPr>
-                <w:rFonts w:ascii="Arial" w:cs="Arial" w:eastAsia="Arial" w:hAnsi="Arial"/>
-                <w:b w:val="false"/>
-                <w:bCs w:val="false"/>
-                <w:i w:val="false"/>
-                <w:iCs w:val="false"/>
-                <w:color w:val="000000"/>
-                <w:sz w:val="18"/>
-                <w:szCs w:val="18"/>
-              </w:rPr>
-              <w:t xml:space="preserve">Sub-Strand 1.1: Real Numbers</w:t>
-            </w:r>
-          </w:p>
-        </w:tc>
-      </w:tr>
-      <w:tr>
-        <w:tc>
-          <w:tcPr>
-            <w:tcW w:type="dxa" w:w="3000"/>
-            <w:shd w:fill="D5E8F0" w:color="auto" w:val="clear"/>
-            <w:tcMar>
-              <w:top w:type="dxa" w:w="60"/>
-              <w:left w:type="dxa" w:w="120"/>
-              <w:bottom w:type="dxa" w:w="60"/>
-              <w:right w:type="dxa" w:w="120"/>
-            </w:tcMar>
-            <w:vAlign w:val="top"/>
-          </w:tcPr>
-          <w:p>
-            <w:pPr>
-              <w:spacing w:after="40" w:before="0"/>
-              <w:jc w:val="left"/>
-            </w:pPr>
-            <w:r>
-              <w:rPr>
-                <w:rFonts w:ascii="Arial" w:cs="Arial" w:eastAsia="Arial" w:hAnsi="Arial"/>
-                <w:b/>
-                <w:bCs/>
-                <w:i w:val="false"/>
-                <w:iCs w:val="false"/>
-                <w:color w:val="000000"/>
-                <w:sz w:val="18"/>
-                <w:szCs w:val="18"/>
-              </w:rPr>
-              <w:t xml:space="preserve">Total Duration</w:t>
-            </w:r>
-          </w:p>
-        </w:tc>
-        <w:tc>
-          <w:tcPr>
-            <w:tcW w:type="dxa" w:w="10680"/>
-            <w:shd w:fill="FFFFFF" w:color="auto" w:val="clear"/>
-            <w:tcMar>
-              <w:top w:type="dxa" w:w="60"/>
-              <w:left w:type="dxa" w:w="120"/>
-              <w:bottom w:type="dxa" w:w="60"/>
-              <w:right w:type="dxa" w:w="120"/>
-            </w:tcMar>
-            <w:vAlign w:val="top"/>
-          </w:tcPr>
-          <w:p>
-            <w:pPr>
-              <w:spacing w:after="40" w:before="0"/>
-              <w:jc w:val="left"/>
-            </w:pPr>
-            <w:r>
-              <w:rPr>
-                <w:rFonts w:ascii="Arial" w:cs="Arial" w:eastAsia="Arial" w:hAnsi="Arial"/>
-                <w:b w:val="false"/>
-                <w:bCs w:val="false"/>
-                <w:i w:val="false"/>
-                <w:iCs w:val="false"/>
-                <w:color w:val="000000"/>
-                <w:sz w:val="18"/>
-                <w:szCs w:val="18"/>
-              </w:rPr>
-              <w:t xml:space="preserve">7 lessons × 40 minutes = 280 minutes total</w:t>
-            </w:r>
-          </w:p>
-        </w:tc>
-      </w:tr>
-      <w:tr>
-        <w:tc>
-          <w:tcPr>
-            <w:tcW w:type="dxa" w:w="3000"/>
-            <w:shd w:fill="D5E8F0" w:color="auto" w:val="clear"/>
-            <w:tcMar>
-              <w:top w:type="dxa" w:w="60"/>
-              <w:left w:type="dxa" w:w="120"/>
-              <w:bottom w:type="dxa" w:w="60"/>
-              <w:right w:type="dxa" w:w="120"/>
-            </w:tcMar>
-            <w:vAlign w:val="top"/>
-          </w:tcPr>
-          <w:p>
-            <w:pPr>
-              <w:spacing w:after="40" w:before="0"/>
-              <w:jc w:val="left"/>
-            </w:pPr>
-            <w:r>
-              <w:rPr>
-                <w:rFonts w:ascii="Arial" w:cs="Arial" w:eastAsia="Arial" w:hAnsi="Arial"/>
-                <w:b/>
-                <w:bCs/>
-                <w:i w:val="false"/>
-                <w:iCs w:val="false"/>
-                <w:color w:val="000000"/>
-                <w:sz w:val="18"/>
-                <w:szCs w:val="18"/>
-              </w:rPr>
-              <w:t xml:space="preserve">Sub-Strand Content</w:t>
-            </w:r>
-          </w:p>
-        </w:tc>
-        <w:tc>
-          <w:tcPr>
-            <w:tcW w:type="dxa" w:w="10680"/>
-            <w:shd w:fill="FFFFFF" w:color="auto" w:val="clear"/>
-            <w:tcMar>
-              <w:top w:type="dxa" w:w="60"/>
-              <w:left w:type="dxa" w:w="120"/>
-              <w:bottom w:type="dxa" w:w="60"/>
-              <w:right w:type="dxa" w:w="120"/>
-            </w:tcMar>
-            <w:vAlign w:val="top"/>
-          </w:tcPr>
-          <w:p>
-            <w:pPr>
-              <w:spacing w:after="30" w:before="0"/>
-              <w:ind w:left="360" w:hanging="180"/>
-              <w:jc w:val="left"/>
-            </w:pPr>
-            <w:r>
-              <w:rPr>
-                <w:rFonts w:ascii="Arial" w:cs="Arial" w:eastAsia="Arial" w:hAnsi="Arial"/>
-                <w:b w:val="false"/>
-                <w:bCs w:val="false"/>
-                <w:i w:val="false"/>
-                <w:iCs w:val="false"/>
-                <w:color w:val="000000"/>
-                <w:sz w:val="18"/>
-                <w:szCs w:val="18"/>
-              </w:rPr>
-              <w:t xml:space="preserve">–  Classification of whole numbers as odd, even, prime, and composite</w:t>
-            </w:r>
-          </w:p>
-          <w:p>
-            <w:pPr>
-              <w:spacing w:after="30" w:before="0"/>
-              <w:ind w:left="360" w:hanging="180"/>
-              <w:jc w:val="left"/>
-            </w:pPr>
-            <w:r>
-              <w:rPr>
-                <w:rFonts w:ascii="Arial" w:cs="Arial" w:eastAsia="Arial" w:hAnsi="Arial"/>
-                <w:b w:val="false"/>
-                <w:bCs w:val="false"/>
-                <w:i w:val="false"/>
-                <w:iCs w:val="false"/>
-                <w:color w:val="000000"/>
-                <w:sz w:val="18"/>
-                <w:szCs w:val="18"/>
-              </w:rPr>
-              <w:t xml:space="preserve">–  Classification of real numbers as rational and irrational numbers</w:t>
-            </w:r>
-          </w:p>
-          <w:p>
-            <w:pPr>
-              <w:spacing w:after="30" w:before="0"/>
-              <w:ind w:left="360" w:hanging="180"/>
-              <w:jc w:val="left"/>
-            </w:pPr>
-            <w:r>
-              <w:rPr>
-                <w:rFonts w:ascii="Arial" w:cs="Arial" w:eastAsia="Arial" w:hAnsi="Arial"/>
-                <w:b w:val="false"/>
-                <w:bCs w:val="false"/>
-                <w:i w:val="false"/>
-                <w:iCs w:val="false"/>
-                <w:color w:val="000000"/>
-                <w:sz w:val="18"/>
-                <w:szCs w:val="18"/>
-              </w:rPr>
-              <w:t xml:space="preserve">–  Reciprocal of real numbers by division</w:t>
-            </w:r>
-          </w:p>
-          <w:p>
-            <w:pPr>
-              <w:spacing w:after="30" w:before="0"/>
-              <w:ind w:left="360" w:hanging="180"/>
-              <w:jc w:val="left"/>
-            </w:pPr>
-            <w:r>
-              <w:rPr>
-                <w:rFonts w:ascii="Arial" w:cs="Arial" w:eastAsia="Arial" w:hAnsi="Arial"/>
-                <w:b w:val="false"/>
-                <w:bCs w:val="false"/>
-                <w:i w:val="false"/>
-                <w:iCs w:val="false"/>
-                <w:color w:val="000000"/>
-                <w:sz w:val="18"/>
-                <w:szCs w:val="18"/>
-              </w:rPr>
-              <w:t xml:space="preserve">–  Reciprocal of real numbers using mathematical tables</w:t>
-            </w:r>
-          </w:p>
-          <w:p>
-            <w:pPr>
-              <w:spacing w:after="30" w:before="0"/>
-              <w:ind w:left="360" w:hanging="180"/>
-              <w:jc w:val="left"/>
-            </w:pPr>
-            <w:r>
-              <w:rPr>
-                <w:rFonts w:ascii="Arial" w:cs="Arial" w:eastAsia="Arial" w:hAnsi="Arial"/>
-                <w:b w:val="false"/>
-                <w:bCs w:val="false"/>
-                <w:i w:val="false"/>
-                <w:iCs w:val="false"/>
-                <w:color w:val="000000"/>
-                <w:sz w:val="18"/>
-                <w:szCs w:val="18"/>
-              </w:rPr>
-              <w:t xml:space="preserve">–  Reciprocal of real numbers using calculators and digital devices</w:t>
-            </w:r>
-          </w:p>
-          <w:p>
-            <w:pPr>
-              <w:spacing w:after="30" w:before="0"/>
-              <w:ind w:left="360" w:hanging="180"/>
-              <w:jc w:val="left"/>
-            </w:pPr>
-            <w:r>
-              <w:rPr>
-                <w:rFonts w:ascii="Arial" w:cs="Arial" w:eastAsia="Arial" w:hAnsi="Arial"/>
-                <w:b w:val="false"/>
-                <w:bCs w:val="false"/>
-                <w:i w:val="false"/>
-                <w:iCs w:val="false"/>
-                <w:color w:val="000000"/>
-                <w:sz w:val="18"/>
-                <w:szCs w:val="18"/>
-              </w:rPr>
-              <w:t xml:space="preserve">–  Application of reciprocals in mathematical computations</w:t>
-            </w:r>
-          </w:p>
-          <w:p>
-            <w:pPr>
-              <w:spacing w:after="30" w:before="0"/>
-              <w:ind w:left="360" w:hanging="180"/>
-              <w:jc w:val="left"/>
-            </w:pPr>
-            <w:r>
-              <w:rPr>
-                <w:rFonts w:ascii="Arial" w:cs="Arial" w:eastAsia="Arial" w:hAnsi="Arial"/>
-                <w:b w:val="false"/>
-                <w:bCs w:val="false"/>
-                <w:i w:val="false"/>
-                <w:iCs w:val="false"/>
-                <w:color w:val="000000"/>
-                <w:sz w:val="18"/>
-                <w:szCs w:val="18"/>
-              </w:rPr>
-              <w:t xml:space="preserve">–  Real numbers in day-to-day activities</w:t>
-            </w:r>
-          </w:p>
-        </w:tc>
-      </w:tr>
-      <w:tr>
-        <w:tc>
-          <w:tcPr>
-            <w:tcW w:type="dxa" w:w="3000"/>
-            <w:shd w:fill="D5E8F0" w:color="auto" w:val="clear"/>
-            <w:tcMar>
-              <w:top w:type="dxa" w:w="60"/>
-              <w:left w:type="dxa" w:w="120"/>
-              <w:bottom w:type="dxa" w:w="60"/>
-              <w:right w:type="dxa" w:w="120"/>
-            </w:tcMar>
-            <w:vAlign w:val="top"/>
-          </w:tcPr>
-          <w:p>
-            <w:pPr>
-              <w:spacing w:after="40" w:before="0"/>
-              <w:jc w:val="left"/>
-            </w:pPr>
-            <w:r>
-              <w:rPr>
-                <w:rFonts w:ascii="Arial" w:cs="Arial" w:eastAsia="Arial" w:hAnsi="Arial"/>
-                <w:b/>
-                <w:bCs/>
-                <w:i w:val="false"/>
-                <w:iCs w:val="false"/>
-                <w:color w:val="000000"/>
-                <w:sz w:val="18"/>
-                <w:szCs w:val="18"/>
-              </w:rPr>
-              <w:t xml:space="preserve">Learning Outcomes</w:t>
-            </w:r>
-          </w:p>
-        </w:tc>
-        <w:tc>
-          <w:tcPr>
-            <w:tcW w:type="dxa" w:w="10680"/>
-            <w:shd w:fill="FFFFFF" w:color="auto" w:val="clear"/>
-            <w:tcMar>
-              <w:top w:type="dxa" w:w="60"/>
-              <w:left w:type="dxa" w:w="120"/>
-              <w:bottom w:type="dxa" w:w="60"/>
-              <w:right w:type="dxa" w:w="120"/>
-            </w:tcMar>
-            <w:vAlign w:val="top"/>
-          </w:tcPr>
-          <w:p>
-            <w:pPr>
-              <w:spacing w:after="40" w:before="0"/>
-              <w:jc w:val="left"/>
-            </w:pPr>
-            <w:r>
-              <w:rPr>
-                <w:rFonts w:ascii="Arial" w:cs="Arial" w:eastAsia="Arial" w:hAnsi="Arial"/>
-                <w:b w:val="false"/>
-                <w:bCs w:val="false"/>
-                <w:i w:val="false"/>
-                <w:iCs w:val="false"/>
-                <w:color w:val="000000"/>
-                <w:sz w:val="18"/>
-                <w:szCs w:val="18"/>
-              </w:rPr>
-              <w:t xml:space="preserve">By the end of the sub-strand, the learner should be able to:</w:t>
-            </w:r>
-          </w:p>
-          <w:p>
-            <w:pPr>
-              <w:spacing w:after="40" w:before="0"/>
-              <w:jc w:val="left"/>
-            </w:pPr>
-            <w:r>
-              <w:rPr>
-                <w:rFonts w:ascii="Arial" w:cs="Arial" w:eastAsia="Arial" w:hAnsi="Arial"/>
-                <w:b w:val="false"/>
-                <w:bCs w:val="false"/>
-                <w:i w:val="false"/>
-                <w:iCs w:val="false"/>
-                <w:color w:val="000000"/>
-                <w:sz w:val="18"/>
-                <w:szCs w:val="18"/>
-              </w:rPr>
-              <w:t xml:space="preserve">a) classify whole numbers as odd, even, prime and composite in different situations,</w:t>
-            </w:r>
-          </w:p>
-          <w:p>
-            <w:pPr>
-              <w:spacing w:after="40" w:before="0"/>
-              <w:jc w:val="left"/>
-            </w:pPr>
-            <w:r>
-              <w:rPr>
-                <w:rFonts w:ascii="Arial" w:cs="Arial" w:eastAsia="Arial" w:hAnsi="Arial"/>
-                <w:b w:val="false"/>
-                <w:bCs w:val="false"/>
-                <w:i w:val="false"/>
-                <w:iCs w:val="false"/>
-                <w:color w:val="000000"/>
-                <w:sz w:val="18"/>
-                <w:szCs w:val="18"/>
-              </w:rPr>
-              <w:t xml:space="preserve">b) classify real numbers as rational and irrational in different situations,</w:t>
-            </w:r>
-          </w:p>
-          <w:p>
-            <w:pPr>
-              <w:spacing w:after="40" w:before="0"/>
-              <w:jc w:val="left"/>
-            </w:pPr>
-            <w:r>
-              <w:rPr>
-                <w:rFonts w:ascii="Arial" w:cs="Arial" w:eastAsia="Arial" w:hAnsi="Arial"/>
-                <w:b w:val="false"/>
-                <w:bCs w:val="false"/>
-                <w:i w:val="false"/>
-                <w:iCs w:val="false"/>
-                <w:color w:val="000000"/>
-                <w:sz w:val="18"/>
-                <w:szCs w:val="18"/>
-              </w:rPr>
-              <w:t xml:space="preserve">c) determine the reciprocal of real numbers by division,</w:t>
-            </w:r>
-          </w:p>
-          <w:p>
-            <w:pPr>
-              <w:spacing w:after="40" w:before="0"/>
-              <w:jc w:val="left"/>
-            </w:pPr>
-            <w:r>
-              <w:rPr>
-                <w:rFonts w:ascii="Arial" w:cs="Arial" w:eastAsia="Arial" w:hAnsi="Arial"/>
-                <w:b w:val="false"/>
-                <w:bCs w:val="false"/>
-                <w:i w:val="false"/>
-                <w:iCs w:val="false"/>
-                <w:color w:val="000000"/>
-                <w:sz w:val="18"/>
-                <w:szCs w:val="18"/>
-              </w:rPr>
-              <w:t xml:space="preserve">d) determine the reciprocal of real numbers by use of mathematical tables and calculators,</w:t>
-            </w:r>
-          </w:p>
-          <w:p>
-            <w:pPr>
-              <w:spacing w:after="40" w:before="0"/>
-              <w:jc w:val="left"/>
-            </w:pPr>
-            <w:r>
-              <w:rPr>
-                <w:rFonts w:ascii="Arial" w:cs="Arial" w:eastAsia="Arial" w:hAnsi="Arial"/>
-                <w:b w:val="false"/>
-                <w:bCs w:val="false"/>
-                <w:i w:val="false"/>
-                <w:iCs w:val="false"/>
-                <w:color w:val="000000"/>
-                <w:sz w:val="18"/>
-                <w:szCs w:val="18"/>
-              </w:rPr>
-              <w:t xml:space="preserve">e) apply reciprocal of real numbers in mathematical computations,</w:t>
-            </w:r>
-          </w:p>
-          <w:p>
-            <w:pPr>
-              <w:spacing w:after="40" w:before="0"/>
-              <w:jc w:val="left"/>
-            </w:pPr>
-            <w:r>
-              <w:rPr>
-                <w:rFonts w:ascii="Arial" w:cs="Arial" w:eastAsia="Arial" w:hAnsi="Arial"/>
-                <w:b w:val="false"/>
-                <w:bCs w:val="false"/>
-                <w:i w:val="false"/>
-                <w:iCs w:val="false"/>
-                <w:color w:val="000000"/>
-                <w:sz w:val="18"/>
-                <w:szCs w:val="18"/>
-              </w:rPr>
-              <w:t xml:space="preserve">f) promote the use of real numbers in day-to-day activities.</w:t>
-            </w:r>
-          </w:p>
-        </w:tc>
-      </w:tr>
-      <w:tr>
-        <w:tc>
-          <w:tcPr>
-            <w:tcW w:type="dxa" w:w="3000"/>
-            <w:shd w:fill="D5E8F0" w:color="auto" w:val="clear"/>
-            <w:tcMar>
-              <w:top w:type="dxa" w:w="60"/>
-              <w:left w:type="dxa" w:w="120"/>
-              <w:bottom w:type="dxa" w:w="60"/>
-              <w:right w:type="dxa" w:w="120"/>
-            </w:tcMar>
-            <w:vAlign w:val="top"/>
-          </w:tcPr>
-          <w:p>
-            <w:pPr>
-              <w:spacing w:after="40" w:before="0"/>
-              <w:jc w:val="left"/>
-            </w:pPr>
-            <w:r>
-              <w:rPr>
-                <w:rFonts w:ascii="Arial" w:cs="Arial" w:eastAsia="Arial" w:hAnsi="Arial"/>
-                <w:b/>
-                <w:bCs/>
-                <w:i w:val="false"/>
-                <w:iCs w:val="false"/>
-                <w:color w:val="000000"/>
-                <w:sz w:val="18"/>
-                <w:szCs w:val="18"/>
-              </w:rPr>
-              <w:t xml:space="preserve">Core Competencies</w:t>
-            </w:r>
-          </w:p>
-        </w:tc>
-        <w:tc>
-          <w:tcPr>
-            <w:tcW w:type="dxa" w:w="10680"/>
-            <w:shd w:fill="FFFFFF" w:color="auto" w:val="clear"/>
-            <w:tcMar>
-              <w:top w:type="dxa" w:w="60"/>
-              <w:left w:type="dxa" w:w="120"/>
-              <w:bottom w:type="dxa" w:w="60"/>
-              <w:right w:type="dxa" w:w="120"/>
-            </w:tcMar>
-            <w:vAlign w:val="top"/>
-          </w:tcPr>
-          <w:p>
-            <w:pPr>
-              <w:spacing w:after="30" w:before="0"/>
-              <w:ind w:left="360" w:hanging="180"/>
-              <w:jc w:val="left"/>
-            </w:pPr>
-            <w:r>
-              <w:rPr>
-                <w:rFonts w:ascii="Arial" w:cs="Arial" w:eastAsia="Arial" w:hAnsi="Arial"/>
-                <w:b w:val="false"/>
-                <w:bCs w:val="false"/>
-                <w:i w:val="false"/>
-                <w:iCs w:val="false"/>
-                <w:color w:val="000000"/>
-                <w:sz w:val="18"/>
-                <w:szCs w:val="18"/>
-              </w:rPr>
-              <w:t xml:space="preserve">–  Communication and Collaboration: the learner discusses with peers to identify and categorise whole numbers as odd, even, prime, composite, rational, and irrational.</w:t>
-            </w:r>
-          </w:p>
-          <w:p>
-            <w:pPr>
-              <w:spacing w:after="30" w:before="0"/>
-              <w:ind w:left="360" w:hanging="180"/>
-              <w:jc w:val="left"/>
-            </w:pPr>
-            <w:r>
-              <w:rPr>
-                <w:rFonts w:ascii="Arial" w:cs="Arial" w:eastAsia="Arial" w:hAnsi="Arial"/>
-                <w:b w:val="false"/>
-                <w:bCs w:val="false"/>
-                <w:i w:val="false"/>
-                <w:iCs w:val="false"/>
-                <w:color w:val="000000"/>
-                <w:sz w:val="18"/>
-                <w:szCs w:val="18"/>
-              </w:rPr>
-              <w:t xml:space="preserve">–  Critical Thinking and Problem Solving: the learner uses the reciprocal of real numbers to work out mathematical tasks.</w:t>
-            </w:r>
-          </w:p>
-          <w:p>
-            <w:pPr>
-              <w:spacing w:after="30" w:before="0"/>
-              <w:ind w:left="360" w:hanging="180"/>
-              <w:jc w:val="left"/>
-            </w:pPr>
-            <w:r>
-              <w:rPr>
-                <w:rFonts w:ascii="Arial" w:cs="Arial" w:eastAsia="Arial" w:hAnsi="Arial"/>
-                <w:b w:val="false"/>
-                <w:bCs w:val="false"/>
-                <w:i w:val="false"/>
-                <w:iCs w:val="false"/>
-                <w:color w:val="000000"/>
-                <w:sz w:val="18"/>
-                <w:szCs w:val="18"/>
-              </w:rPr>
-              <w:t xml:space="preserve">–  Digital Literacy: the learner works out the reciprocal of real numbers from calculators and other digital devices.</w:t>
-            </w:r>
-          </w:p>
-        </w:tc>
-      </w:tr>
-      <w:tr>
-        <w:tc>
-          <w:tcPr>
-            <w:tcW w:type="dxa" w:w="3000"/>
-            <w:shd w:fill="E2EFDA" w:color="auto" w:val="clear"/>
-            <w:tcMar>
-              <w:top w:type="dxa" w:w="60"/>
-              <w:left w:type="dxa" w:w="120"/>
-              <w:bottom w:type="dxa" w:w="60"/>
-              <w:right w:type="dxa" w:w="120"/>
-            </w:tcMar>
-            <w:vAlign w:val="top"/>
-          </w:tcPr>
-          <w:p>
-            <w:pPr>
-              <w:spacing w:after="40" w:before="0"/>
-              <w:jc w:val="left"/>
-            </w:pPr>
-            <w:r>
-              <w:rPr>
-                <w:rFonts w:ascii="Arial" w:cs="Arial" w:eastAsia="Arial" w:hAnsi="Arial"/>
-                <w:b/>
-                <w:bCs/>
-                <w:i w:val="false"/>
-                <w:iCs w:val="false"/>
-                <w:color w:val="000000"/>
-                <w:sz w:val="18"/>
-                <w:szCs w:val="18"/>
-              </w:rPr>
-              <w:t xml:space="preserve">Core Values</w:t>
-            </w:r>
-          </w:p>
-        </w:tc>
-        <w:tc>
-          <w:tcPr>
-            <w:tcW w:type="dxa" w:w="10680"/>
-            <w:shd w:fill="FFFFFF" w:color="auto" w:val="clear"/>
-            <w:tcMar>
-              <w:top w:type="dxa" w:w="60"/>
-              <w:left w:type="dxa" w:w="120"/>
-              <w:bottom w:type="dxa" w:w="60"/>
-              <w:right w:type="dxa" w:w="120"/>
-            </w:tcMar>
-            <w:vAlign w:val="top"/>
-          </w:tcPr>
-          <w:p>
-            <w:pPr>
-              <w:spacing w:after="30" w:before="0"/>
-              <w:ind w:left="360" w:hanging="180"/>
-              <w:jc w:val="left"/>
-            </w:pPr>
-            <w:r>
-              <w:rPr>
-                <w:rFonts w:ascii="Arial" w:cs="Arial" w:eastAsia="Arial" w:hAnsi="Arial"/>
-                <w:b w:val="false"/>
-                <w:bCs w:val="false"/>
-                <w:i w:val="false"/>
-                <w:iCs w:val="false"/>
-                <w:color w:val="000000"/>
-                <w:sz w:val="18"/>
-                <w:szCs w:val="18"/>
-              </w:rPr>
-              <w:t xml:space="preserve">–  Unity: the learner discusses in a group and categorises real numbers as rational and irrational numbers.</w:t>
-            </w:r>
-          </w:p>
-          <w:p>
-            <w:pPr>
-              <w:spacing w:after="30" w:before="0"/>
-              <w:ind w:left="360" w:hanging="180"/>
-              <w:jc w:val="left"/>
-            </w:pPr>
-            <w:r>
-              <w:rPr>
-                <w:rFonts w:ascii="Arial" w:cs="Arial" w:eastAsia="Arial" w:hAnsi="Arial"/>
-                <w:b w:val="false"/>
-                <w:bCs w:val="false"/>
-                <w:i w:val="false"/>
-                <w:iCs w:val="false"/>
-                <w:color w:val="000000"/>
-                <w:sz w:val="18"/>
-                <w:szCs w:val="18"/>
-              </w:rPr>
-              <w:t xml:space="preserve">–  Responsibility: the learner takes care of calculators and mathematical tables when working out the reciprocal of real numbers.</w:t>
-            </w:r>
-          </w:p>
-        </w:tc>
-      </w:tr>
-      <w:tr>
-        <w:tc>
-          <w:tcPr>
-            <w:tcW w:type="dxa" w:w="3000"/>
-            <w:shd w:fill="D5E8F0" w:color="auto" w:val="clear"/>
-            <w:tcMar>
-              <w:top w:type="dxa" w:w="60"/>
-              <w:left w:type="dxa" w:w="120"/>
-              <w:bottom w:type="dxa" w:w="60"/>
-              <w:right w:type="dxa" w:w="120"/>
-            </w:tcMar>
-            <w:vAlign w:val="top"/>
-          </w:tcPr>
-          <w:p>
-            <w:pPr>
-              <w:spacing w:after="40" w:before="0"/>
-              <w:jc w:val="left"/>
-            </w:pPr>
-            <w:r>
-              <w:rPr>
-                <w:rFonts w:ascii="Arial" w:cs="Arial" w:eastAsia="Arial" w:hAnsi="Arial"/>
-                <w:b/>
-                <w:bCs/>
-                <w:i w:val="false"/>
-                <w:iCs w:val="false"/>
-                <w:color w:val="000000"/>
-                <w:sz w:val="18"/>
-                <w:szCs w:val="18"/>
-              </w:rPr>
-              <w:t xml:space="preserve">Science &amp; Engineering Practices</w:t>
-            </w:r>
-          </w:p>
-        </w:tc>
-        <w:tc>
-          <w:tcPr>
-            <w:tcW w:type="dxa" w:w="10680"/>
-            <w:shd w:fill="FFFFFF" w:color="auto" w:val="clear"/>
-            <w:tcMar>
-              <w:top w:type="dxa" w:w="60"/>
-              <w:left w:type="dxa" w:w="120"/>
-              <w:bottom w:type="dxa" w:w="60"/>
-              <w:right w:type="dxa" w:w="120"/>
-            </w:tcMar>
-            <w:vAlign w:val="top"/>
-          </w:tcPr>
-          <w:p>
-            <w:pPr>
-              <w:spacing w:after="30" w:before="0"/>
-              <w:ind w:left="360" w:hanging="180"/>
-              <w:jc w:val="left"/>
-            </w:pPr>
-            <w:r>
-              <w:rPr>
-                <w:rFonts w:ascii="Arial" w:cs="Arial" w:eastAsia="Arial" w:hAnsi="Arial"/>
-                <w:b w:val="false"/>
-                <w:bCs w:val="false"/>
-                <w:i w:val="false"/>
-                <w:iCs w:val="false"/>
-                <w:color w:val="000000"/>
-                <w:sz w:val="18"/>
-                <w:szCs w:val="18"/>
-              </w:rPr>
-              <w:t xml:space="preserve">–  Asking Questions and Defining Problems: learners pose questions about why some numbers (e.g. √2, π) cannot be expressed as exact fractions, driving inquiry into irrational numbers.</w:t>
-            </w:r>
-          </w:p>
-          <w:p>
-            <w:pPr>
-              <w:spacing w:after="30" w:before="0"/>
-              <w:ind w:left="360" w:hanging="180"/>
-              <w:jc w:val="left"/>
-            </w:pPr>
-            <w:r>
-              <w:rPr>
-                <w:rFonts w:ascii="Arial" w:cs="Arial" w:eastAsia="Arial" w:hAnsi="Arial"/>
-                <w:b w:val="false"/>
-                <w:bCs w:val="false"/>
-                <w:i w:val="false"/>
-                <w:iCs w:val="false"/>
-                <w:color w:val="000000"/>
-                <w:sz w:val="18"/>
-                <w:szCs w:val="18"/>
-              </w:rPr>
-              <w:t xml:space="preserve">–  Developing and Using Models: learners use pizza-slice diagrams and fraction circles as visual models to represent rational numbers and their reciprocals.</w:t>
-            </w:r>
-          </w:p>
-          <w:p>
-            <w:pPr>
-              <w:spacing w:after="30" w:before="0"/>
-              <w:ind w:left="360" w:hanging="180"/>
-              <w:jc w:val="left"/>
-            </w:pPr>
-            <w:r>
-              <w:rPr>
-                <w:rFonts w:ascii="Arial" w:cs="Arial" w:eastAsia="Arial" w:hAnsi="Arial"/>
-                <w:b w:val="false"/>
-                <w:bCs w:val="false"/>
-                <w:i w:val="false"/>
-                <w:iCs w:val="false"/>
-                <w:color w:val="000000"/>
-                <w:sz w:val="18"/>
-                <w:szCs w:val="18"/>
-              </w:rPr>
-              <w:t xml:space="preserve">–  Using Mathematics and Computational Thinking: learners compute reciprocals by division, via mathematical tables, and with calculators, comparing methods for accuracy and efficiency.</w:t>
-            </w:r>
-          </w:p>
-          <w:p>
-            <w:pPr>
-              <w:spacing w:after="30" w:before="0"/>
-              <w:ind w:left="360" w:hanging="180"/>
-              <w:jc w:val="left"/>
-            </w:pPr>
-            <w:r>
-              <w:rPr>
-                <w:rFonts w:ascii="Arial" w:cs="Arial" w:eastAsia="Arial" w:hAnsi="Arial"/>
-                <w:b w:val="false"/>
-                <w:bCs w:val="false"/>
-                <w:i w:val="false"/>
-                <w:iCs w:val="false"/>
-                <w:color w:val="000000"/>
-                <w:sz w:val="18"/>
-                <w:szCs w:val="18"/>
-              </w:rPr>
-              <w:t xml:space="preserve">–  Obtaining, Evaluating, and Communicating Information: learners read reciprocal values from mathematical tables, evaluate results against calculator outputs, and communicate findings to peers.</w:t>
-            </w:r>
-          </w:p>
-        </w:tc>
-      </w:tr>
-      <w:tr>
-        <w:tc>
-          <w:tcPr>
-            <w:tcW w:type="dxa" w:w="3000"/>
-            <w:shd w:fill="FCE4D6" w:color="auto" w:val="clear"/>
-            <w:tcMar>
-              <w:top w:type="dxa" w:w="60"/>
-              <w:left w:type="dxa" w:w="120"/>
-              <w:bottom w:type="dxa" w:w="60"/>
-              <w:right w:type="dxa" w:w="120"/>
-            </w:tcMar>
-            <w:vAlign w:val="top"/>
-          </w:tcPr>
-          <w:p>
-            <w:pPr>
-              <w:spacing w:after="40" w:before="0"/>
-              <w:jc w:val="left"/>
-            </w:pPr>
-            <w:r>
-              <w:rPr>
-                <w:rFonts w:ascii="Arial" w:cs="Arial" w:eastAsia="Arial" w:hAnsi="Arial"/>
-                <w:b/>
-                <w:bCs/>
-                <w:i w:val="false"/>
-                <w:iCs w:val="false"/>
-                <w:color w:val="000000"/>
-                <w:sz w:val="18"/>
-                <w:szCs w:val="18"/>
-              </w:rPr>
-              <w:t xml:space="preserve">Pertinent &amp; Contemporary Issues (PCIs)</w:t>
-            </w:r>
-          </w:p>
-        </w:tc>
-        <w:tc>
-          <w:tcPr>
-            <w:tcW w:type="dxa" w:w="10680"/>
-            <w:shd w:fill="FFFFFF" w:color="auto" w:val="clear"/>
-            <w:tcMar>
-              <w:top w:type="dxa" w:w="60"/>
-              <w:left w:type="dxa" w:w="120"/>
-              <w:bottom w:type="dxa" w:w="60"/>
-              <w:right w:type="dxa" w:w="120"/>
-            </w:tcMar>
-            <w:vAlign w:val="top"/>
-          </w:tcPr>
-          <w:p>
-            <w:pPr>
-              <w:spacing w:after="30" w:before="0"/>
-              <w:ind w:left="360" w:hanging="180"/>
-              <w:jc w:val="left"/>
-            </w:pPr>
-            <w:r>
-              <w:rPr>
-                <w:rFonts w:ascii="Arial" w:cs="Arial" w:eastAsia="Arial" w:hAnsi="Arial"/>
-                <w:b w:val="false"/>
-                <w:bCs w:val="false"/>
-                <w:i w:val="false"/>
-                <w:iCs w:val="false"/>
-                <w:color w:val="000000"/>
-                <w:sz w:val="18"/>
-                <w:szCs w:val="18"/>
-              </w:rPr>
-              <w:t xml:space="preserve">–  Life Skills (Self-Esteem): the learner participates in the discussion on the concepts of rational and irrational numbers, building confidence in mathematical reasoning.</w:t>
-            </w:r>
-          </w:p>
-        </w:tc>
-      </w:tr>
-      <w:tr>
-        <w:tc>
-          <w:tcPr>
-            <w:tcW w:type="dxa" w:w="3000"/>
-            <w:shd w:fill="D9EEF1" w:color="auto" w:val="clear"/>
-            <w:tcMar>
-              <w:top w:type="dxa" w:w="60"/>
-              <w:left w:type="dxa" w:w="120"/>
-              <w:bottom w:type="dxa" w:w="60"/>
-              <w:right w:type="dxa" w:w="120"/>
-            </w:tcMar>
-            <w:vAlign w:val="top"/>
-          </w:tcPr>
-          <w:p>
-            <w:pPr>
-              <w:spacing w:after="40" w:before="0"/>
-              <w:jc w:val="left"/>
-            </w:pPr>
-            <w:r>
-              <w:rPr>
-                <w:rFonts w:ascii="Arial" w:cs="Arial" w:eastAsia="Arial" w:hAnsi="Arial"/>
-                <w:b/>
-                <w:bCs/>
-                <w:i w:val="false"/>
-                <w:iCs w:val="false"/>
-                <w:color w:val="000000"/>
-                <w:sz w:val="18"/>
-                <w:szCs w:val="18"/>
-              </w:rPr>
-              <w:t xml:space="preserve">Career Connections</w:t>
-            </w:r>
-          </w:p>
-        </w:tc>
-        <w:tc>
-          <w:tcPr>
-            <w:tcW w:type="dxa" w:w="10680"/>
-            <w:shd w:fill="FFFFFF" w:color="auto" w:val="clear"/>
-            <w:tcMar>
-              <w:top w:type="dxa" w:w="60"/>
-              <w:left w:type="dxa" w:w="120"/>
-              <w:bottom w:type="dxa" w:w="60"/>
-              <w:right w:type="dxa" w:w="120"/>
-            </w:tcMar>
-            <w:vAlign w:val="top"/>
-          </w:tcPr>
-          <w:p>
-            <w:pPr>
-              <w:spacing w:after="30" w:before="0"/>
-              <w:ind w:left="360" w:hanging="180"/>
-              <w:jc w:val="left"/>
-            </w:pPr>
-            <w:r>
-              <w:rPr>
-                <w:rFonts w:ascii="Arial" w:cs="Arial" w:eastAsia="Arial" w:hAnsi="Arial"/>
-                <w:b w:val="false"/>
-                <w:bCs w:val="false"/>
-                <w:i w:val="false"/>
-                <w:iCs w:val="false"/>
-                <w:color w:val="000000"/>
-                <w:sz w:val="18"/>
-                <w:szCs w:val="18"/>
-              </w:rPr>
-              <w:t xml:space="preserve">–  Engineering and Construction: understanding real numbers and reciprocals is essential for calculations in structural design and quantity surveying, e.g. scaling materials for buildings along Nairobi's Thika Superhighway.</w:t>
-            </w:r>
-          </w:p>
-          <w:p>
-            <w:pPr>
-              <w:spacing w:after="30" w:before="0"/>
-              <w:ind w:left="360" w:hanging="180"/>
-              <w:jc w:val="left"/>
-            </w:pPr>
-            <w:r>
-              <w:rPr>
-                <w:rFonts w:ascii="Arial" w:cs="Arial" w:eastAsia="Arial" w:hAnsi="Arial"/>
-                <w:b w:val="false"/>
-                <w:bCs w:val="false"/>
-                <w:i w:val="false"/>
-                <w:iCs w:val="false"/>
-                <w:color w:val="000000"/>
-                <w:sz w:val="18"/>
-                <w:szCs w:val="18"/>
-              </w:rPr>
-              <w:t xml:space="preserve">–  Agriculture and Food Science: farmers in the Rift Valley use rational number calculations for mixing fertiliser ratios and dividing land parcels; reciprocals help in rate and proportion problems.</w:t>
-            </w:r>
-          </w:p>
-          <w:p>
-            <w:pPr>
-              <w:spacing w:after="30" w:before="0"/>
-              <w:ind w:left="360" w:hanging="180"/>
-              <w:jc w:val="left"/>
-            </w:pPr>
-            <w:r>
-              <w:rPr>
-                <w:rFonts w:ascii="Arial" w:cs="Arial" w:eastAsia="Arial" w:hAnsi="Arial"/>
-                <w:b w:val="false"/>
-                <w:bCs w:val="false"/>
-                <w:i w:val="false"/>
-                <w:iCs w:val="false"/>
-                <w:color w:val="000000"/>
-                <w:sz w:val="18"/>
-                <w:szCs w:val="18"/>
-              </w:rPr>
-              <w:t xml:space="preserve">–  Finance and Banking: bank clerks and M-Pesa agents apply number classification and reciprocal computations when converting interest rates and splitting shared costs.</w:t>
-            </w:r>
-          </w:p>
-          <w:p>
-            <w:pPr>
-              <w:spacing w:after="30" w:before="0"/>
-              <w:ind w:left="360" w:hanging="180"/>
-              <w:jc w:val="left"/>
-            </w:pPr>
-            <w:r>
-              <w:rPr>
-                <w:rFonts w:ascii="Arial" w:cs="Arial" w:eastAsia="Arial" w:hAnsi="Arial"/>
-                <w:b w:val="false"/>
-                <w:bCs w:val="false"/>
-                <w:i w:val="false"/>
-                <w:iCs w:val="false"/>
-                <w:color w:val="000000"/>
-                <w:sz w:val="18"/>
-                <w:szCs w:val="18"/>
-              </w:rPr>
-              <w:t xml:space="preserve">–  Healthcare and Pharmacy: nurses at Kenyatta National Hospital use reciprocals when calculating drug dosage rates and dilution ratios.</w:t>
-            </w:r>
-          </w:p>
-          <w:p>
-            <w:pPr>
-              <w:spacing w:after="30" w:before="0"/>
-              <w:ind w:left="360" w:hanging="180"/>
-              <w:jc w:val="left"/>
-            </w:pPr>
-            <w:r>
-              <w:rPr>
-                <w:rFonts w:ascii="Arial" w:cs="Arial" w:eastAsia="Arial" w:hAnsi="Arial"/>
-                <w:b w:val="false"/>
-                <w:bCs w:val="false"/>
-                <w:i w:val="false"/>
-                <w:iCs w:val="false"/>
-                <w:color w:val="000000"/>
-                <w:sz w:val="18"/>
-                <w:szCs w:val="18"/>
-              </w:rPr>
-              <w:t xml:space="preserve">–  Data Science and Technology: software developers and data analysts classify and process numerical data types — a foundation rooted in understanding real number categories.</w:t>
-            </w:r>
-          </w:p>
-        </w:tc>
-      </w:tr>
-      <w:tr>
-        <w:tc>
-          <w:tcPr>
-            <w:tcW w:type="dxa" w:w="3000"/>
-            <w:shd w:fill="D5E8F0" w:color="auto" w:val="clear"/>
-            <w:tcMar>
-              <w:top w:type="dxa" w:w="60"/>
-              <w:left w:type="dxa" w:w="120"/>
-              <w:bottom w:type="dxa" w:w="60"/>
-              <w:right w:type="dxa" w:w="120"/>
-            </w:tcMar>
-            <w:vAlign w:val="top"/>
-          </w:tcPr>
-          <w:p>
-            <w:pPr>
-              <w:spacing w:after="40" w:before="0"/>
-              <w:jc w:val="left"/>
-            </w:pPr>
-            <w:r>
-              <w:rPr>
-                <w:rFonts w:ascii="Arial" w:cs="Arial" w:eastAsia="Arial" w:hAnsi="Arial"/>
-                <w:b/>
-                <w:bCs/>
-                <w:i w:val="false"/>
-                <w:iCs w:val="false"/>
-                <w:color w:val="000000"/>
-                <w:sz w:val="18"/>
-                <w:szCs w:val="18"/>
-              </w:rPr>
-              <w:t xml:space="preserve">Focus for Lessons</w:t>
-            </w:r>
-          </w:p>
-        </w:tc>
-        <w:tc>
-          <w:tcPr>
-            <w:tcW w:type="dxa" w:w="10680"/>
-            <w:shd w:fill="FFFFFF" w:color="auto" w:val="clear"/>
-            <w:tcMar>
-              <w:top w:type="dxa" w:w="60"/>
-              <w:left w:type="dxa" w:w="120"/>
-              <w:bottom w:type="dxa" w:w="60"/>
-              <w:right w:type="dxa" w:w="120"/>
-            </w:tcMar>
-            <w:vAlign w:val="top"/>
-          </w:tcPr>
-          <w:p>
-            <w:pPr>
-              <w:spacing w:after="40" w:before="0"/>
-              <w:jc w:val="left"/>
-            </w:pPr>
-            <w:r>
-              <w:rPr>
-                <w:rFonts w:ascii="Arial" w:cs="Arial" w:eastAsia="Arial" w:hAnsi="Arial"/>
-                <w:b w:val="false"/>
-                <w:bCs w:val="false"/>
-                <w:i w:val="false"/>
-                <w:iCs w:val="false"/>
-                <w:color w:val="000000"/>
-                <w:sz w:val="18"/>
-                <w:szCs w:val="18"/>
-              </w:rPr>
-              <w:t xml:space="preserve">This unit introduces Grade 10 learners to the full landscape of real numbers — from the familiar categories of odd, even, prime, and composite whole numbers to the broader distinction between rational and irrational numbers. Using Kenya-relevant contexts such as sharing ugali portions, dividing maize harvest yields in Eldoret, and reading mathematical tables common in Kenyan secondary schools, learners build conceptual clarity about how numbers are structured. A central thread throughout the unit is the concept of the reciprocal, explored through manual division, mathematical tables, and digital calculators, equipping learners with multiple computational tools for real-world problem solving.</w:t>
-            </w:r>
-          </w:p>
-        </w:tc>
-      </w:tr>
-      <w:tr>
-        <w:tc>
-          <w:tcPr>
-            <w:tcW w:type="dxa" w:w="3000"/>
-            <w:shd w:fill="EAD1F5" w:color="auto" w:val="clear"/>
-            <w:tcMar>
-              <w:top w:type="dxa" w:w="60"/>
-              <w:left w:type="dxa" w:w="120"/>
-              <w:bottom w:type="dxa" w:w="60"/>
-              <w:right w:type="dxa" w:w="120"/>
-            </w:tcMar>
-            <w:vAlign w:val="top"/>
-          </w:tcPr>
-          <w:p>
-            <w:pPr>
-              <w:spacing w:after="40" w:before="0"/>
-              <w:jc w:val="left"/>
-            </w:pPr>
-            <w:r>
-              <w:rPr>
-                <w:rFonts w:ascii="Arial" w:cs="Arial" w:eastAsia="Arial" w:hAnsi="Arial"/>
-                <w:b/>
-                <w:bCs/>
-                <w:i w:val="false"/>
-                <w:iCs w:val="false"/>
-                <w:color w:val="000000"/>
-                <w:sz w:val="18"/>
-                <w:szCs w:val="18"/>
-              </w:rPr>
-              <w:t xml:space="preserve">Driving Question / Key Inquiry Questions</w:t>
-            </w:r>
-          </w:p>
-        </w:tc>
-        <w:tc>
-          <w:tcPr>
-            <w:tcW w:type="dxa" w:w="10680"/>
-            <w:shd w:fill="FFFFFF" w:color="auto" w:val="clear"/>
-            <w:tcMar>
-              <w:top w:type="dxa" w:w="60"/>
-              <w:left w:type="dxa" w:w="120"/>
-              <w:bottom w:type="dxa" w:w="60"/>
-              <w:right w:type="dxa" w:w="120"/>
-            </w:tcMar>
-            <w:vAlign w:val="top"/>
-          </w:tcPr>
-          <w:p>
-            <w:pPr>
-              <w:spacing w:after="40" w:before="0"/>
-              <w:jc w:val="left"/>
-            </w:pPr>
-            <w:r>
-              <w:rPr>
-                <w:rFonts w:ascii="Arial" w:cs="Arial" w:eastAsia="Arial" w:hAnsi="Arial"/>
-                <w:b w:val="false"/>
-                <w:bCs w:val="false"/>
-                <w:i w:val="false"/>
-                <w:iCs w:val="false"/>
-                <w:color w:val="000000"/>
-                <w:sz w:val="18"/>
-                <w:szCs w:val="18"/>
-              </w:rPr>
-              <w:t xml:space="preserve">DRIVING QUESTION: Why can some numbers be written as exact fractions and others cannot — and how does knowing a number's "type" help us solve everyday problems in Kenya?</w:t>
-            </w:r>
-          </w:p>
-          <w:p>
-            <w:pPr>
-              <w:spacing w:after="40" w:before="0"/>
-              <w:jc w:val="left"/>
-            </w:pPr>
-            <w:r>
-              <w:rPr>
-                <w:rFonts w:ascii="Arial" w:cs="Arial" w:eastAsia="Arial" w:hAnsi="Arial"/>
-                <w:b w:val="false"/>
-                <w:bCs w:val="false"/>
-                <w:i w:val="false"/>
-                <w:iCs w:val="false"/>
-                <w:color w:val="000000"/>
-                <w:sz w:val="18"/>
-                <w:szCs w:val="18"/>
-              </w:rPr>
-              <w:t xml:space="preserve"/>
-            </w:r>
-          </w:p>
-          <w:p>
-            <w:pPr>
-              <w:spacing w:after="40" w:before="0"/>
-              <w:jc w:val="left"/>
-            </w:pPr>
-            <w:r>
-              <w:rPr>
-                <w:rFonts w:ascii="Arial" w:cs="Arial" w:eastAsia="Arial" w:hAnsi="Arial"/>
-                <w:b w:val="false"/>
-                <w:bCs w:val="false"/>
-                <w:i w:val="false"/>
-                <w:iCs w:val="false"/>
-                <w:color w:val="000000"/>
-                <w:sz w:val="18"/>
-                <w:szCs w:val="18"/>
-              </w:rPr>
-              <w:t xml:space="preserve">KICD KEY INQUIRY QUESTION:</w:t>
-            </w:r>
-          </w:p>
-          <w:p>
-            <w:pPr>
-              <w:spacing w:after="40" w:before="0"/>
-              <w:jc w:val="left"/>
-            </w:pPr>
-            <w:r>
-              <w:rPr>
-                <w:rFonts w:ascii="Arial" w:cs="Arial" w:eastAsia="Arial" w:hAnsi="Arial"/>
-                <w:b w:val="false"/>
-                <w:bCs w:val="false"/>
-                <w:i w:val="false"/>
-                <w:iCs w:val="false"/>
-                <w:color w:val="000000"/>
-                <w:sz w:val="18"/>
-                <w:szCs w:val="18"/>
-              </w:rPr>
-              <w:t xml:space="preserve">1. How do we use real numbers in day-to-day activities?</w:t>
-            </w:r>
-          </w:p>
-        </w:tc>
-      </w:tr>
-      <w:tr>
-        <w:tc>
-          <w:tcPr>
-            <w:tcW w:type="dxa" w:w="3000"/>
-            <w:shd w:fill="EAD1F5" w:color="auto" w:val="clear"/>
-            <w:tcMar>
-              <w:top w:type="dxa" w:w="60"/>
-              <w:left w:type="dxa" w:w="120"/>
-              <w:bottom w:type="dxa" w:w="60"/>
-              <w:right w:type="dxa" w:w="120"/>
-            </w:tcMar>
-            <w:vAlign w:val="top"/>
-          </w:tcPr>
-          <w:p>
-            <w:pPr>
-              <w:spacing w:after="40" w:before="0"/>
-              <w:jc w:val="left"/>
-            </w:pPr>
-            <w:r>
-              <w:rPr>
-                <w:rFonts w:ascii="Arial" w:cs="Arial" w:eastAsia="Arial" w:hAnsi="Arial"/>
-                <w:b/>
-                <w:bCs/>
-                <w:i w:val="false"/>
-                <w:iCs w:val="false"/>
-                <w:color w:val="000000"/>
-                <w:sz w:val="18"/>
-                <w:szCs w:val="18"/>
-              </w:rPr>
-              <w:t xml:space="preserve">Anchoring Phenomenon</w:t>
-            </w:r>
-          </w:p>
-        </w:tc>
-        <w:tc>
-          <w:tcPr>
-            <w:tcW w:type="dxa" w:w="10680"/>
-            <w:shd w:fill="FFFFFF" w:color="auto" w:val="clear"/>
-            <w:tcMar>
-              <w:top w:type="dxa" w:w="60"/>
-              <w:left w:type="dxa" w:w="120"/>
-              <w:bottom w:type="dxa" w:w="60"/>
-              <w:right w:type="dxa" w:w="120"/>
-            </w:tcMar>
-            <w:vAlign w:val="top"/>
-          </w:tcPr>
-          <w:p>
-            <w:pPr>
-              <w:spacing w:after="40" w:before="0"/>
-              <w:jc w:val="left"/>
-            </w:pPr>
-            <w:r>
-              <w:rPr>
-                <w:rFonts w:ascii="Arial" w:cs="Arial" w:eastAsia="Arial" w:hAnsi="Arial"/>
-                <w:b w:val="false"/>
-                <w:bCs w:val="false"/>
-                <w:i w:val="false"/>
-                <w:iCs w:val="false"/>
-                <w:color w:val="000000"/>
-                <w:sz w:val="18"/>
-                <w:szCs w:val="18"/>
-              </w:rPr>
-              <w:t xml:space="preserve">ANCHORING PHENOMENON — The Unequal Pizza Slices Problem:</w:t>
-            </w:r>
-          </w:p>
-          <w:p>
-            <w:pPr>
-              <w:spacing w:after="40" w:before="0"/>
-              <w:jc w:val="left"/>
-            </w:pPr>
-            <w:r>
-              <w:rPr>
-                <w:rFonts w:ascii="Arial" w:cs="Arial" w:eastAsia="Arial" w:hAnsi="Arial"/>
-                <w:b w:val="false"/>
-                <w:bCs w:val="false"/>
-                <w:i w:val="false"/>
-                <w:iCs w:val="false"/>
-                <w:color w:val="000000"/>
-                <w:sz w:val="18"/>
-                <w:szCs w:val="18"/>
-              </w:rPr>
-              <w:t xml:space="preserve">A group of friends in Nairobi order a pizza and attempt to share it equally. When they try to describe each person's share as a fraction, they notice that some cuts produce neat, expressible fractions (e.g. 1/4, 1/8), while other cuts — like trying to divide the pizza into 3 equal parts and measuring the arc length — produce decimals that never end and never repeat (approximately 0.3333… vs. √2 ÷ 2 ≈ 0.7071…). Students observe two pizza diagrams: one divided into equal rational-fraction slices, and one where a slice size is expressed as an irrational number. This is puzzling because both slices look like ordinary pieces of pizza — they exist physically — yet one can be written as a neat fraction and the other cannot. The puzzle deepens when students ask: if we know the whole pizza and the number of slices, can we always find how many slices fit into the whole? This is the concept of the reciprocal — and students discover it works differently for rational and irrational numbers. Fraction circles are used as a hands-on manipulative to anchor this exploration throughout the unit.</w:t>
-            </w:r>
-          </w:p>
-        </w:tc>
-      </w:tr>
-      <w:tr>
-        <w:tc>
-          <w:tcPr>
-            <w:tcW w:type="dxa" w:w="3000"/>
-            <w:shd w:fill="D9EEF1" w:color="auto" w:val="clear"/>
-            <w:tcMar>
-              <w:top w:type="dxa" w:w="60"/>
-              <w:left w:type="dxa" w:w="120"/>
-              <w:bottom w:type="dxa" w:w="60"/>
-              <w:right w:type="dxa" w:w="120"/>
-            </w:tcMar>
-            <w:vAlign w:val="top"/>
-          </w:tcPr>
-          <w:p>
-            <w:pPr>
-              <w:spacing w:after="40" w:before="0"/>
-              <w:jc w:val="left"/>
-            </w:pPr>
-            <w:r>
-              <w:rPr>
-                <w:rFonts w:ascii="Arial" w:cs="Arial" w:eastAsia="Arial" w:hAnsi="Arial"/>
-                <w:b/>
-                <w:bCs/>
-                <w:i w:val="false"/>
-                <w:iCs w:val="false"/>
-                <w:color w:val="000000"/>
-                <w:sz w:val="18"/>
-                <w:szCs w:val="18"/>
-              </w:rPr>
-              <w:t xml:space="preserve">Storyline Thread</w:t>
-            </w:r>
-          </w:p>
-        </w:tc>
-        <w:tc>
-          <w:tcPr>
-            <w:tcW w:type="dxa" w:w="10680"/>
-            <w:shd w:fill="FFFFFF" w:color="auto" w:val="clear"/>
-            <w:tcMar>
-              <w:top w:type="dxa" w:w="60"/>
-              <w:left w:type="dxa" w:w="120"/>
-              <w:bottom w:type="dxa" w:w="60"/>
-              <w:right w:type="dxa" w:w="120"/>
-            </w:tcMar>
-            <w:vAlign w:val="top"/>
-          </w:tcPr>
-          <w:p>
-            <w:pPr>
-              <w:spacing w:after="40" w:before="0"/>
-              <w:jc w:val="left"/>
-            </w:pPr>
-            <w:r>
-              <w:rPr>
-                <w:rFonts w:ascii="Arial" w:cs="Arial" w:eastAsia="Arial" w:hAnsi="Arial"/>
-                <w:b w:val="false"/>
-                <w:bCs w:val="false"/>
-                <w:i w:val="false"/>
-                <w:iCs w:val="false"/>
-                <w:color w:val="000000"/>
-                <w:sz w:val="18"/>
-                <w:szCs w:val="18"/>
-              </w:rPr>
-              <w:t xml:space="preserve">Lesson 1 — What Kind of Number Is It? (Whole Number Classification):</w:t>
-            </w:r>
-          </w:p>
-          <w:p>
-            <w:pPr>
-              <w:spacing w:after="40" w:before="0"/>
-              <w:jc w:val="left"/>
-            </w:pPr>
-            <w:r>
-              <w:rPr>
-                <w:rFonts w:ascii="Arial" w:cs="Arial" w:eastAsia="Arial" w:hAnsi="Arial"/>
-                <w:b w:val="false"/>
-                <w:bCs w:val="false"/>
-                <w:i w:val="false"/>
-                <w:iCs w:val="false"/>
-                <w:color w:val="000000"/>
-                <w:sz w:val="18"/>
-                <w:szCs w:val="18"/>
-              </w:rPr>
-              <w:t xml:space="preserve">Students examine the pizza diagram and fraction circles. They sort a set of numbers (2, 3, 4, 15, 17, 36…) into odd, even, prime, and composite categories using peer discussion. The anchoring phenomenon is introduced: why do some pizza slices produce neat numbers and others do not? Students record initial predictions on the Driving Question Board (DQB).</w:t>
-            </w:r>
-          </w:p>
-          <w:p>
-            <w:pPr>
-              <w:spacing w:after="40" w:before="0"/>
-              <w:jc w:val="left"/>
-            </w:pPr>
-            <w:r>
-              <w:rPr>
-                <w:rFonts w:ascii="Arial" w:cs="Arial" w:eastAsia="Arial" w:hAnsi="Arial"/>
-                <w:b w:val="false"/>
-                <w:bCs w:val="false"/>
-                <w:i w:val="false"/>
-                <w:iCs w:val="false"/>
-                <w:color w:val="000000"/>
-                <w:sz w:val="18"/>
-                <w:szCs w:val="18"/>
-              </w:rPr>
-              <w:t xml:space="preserve"/>
-            </w:r>
-          </w:p>
-          <w:p>
-            <w:pPr>
-              <w:spacing w:after="40" w:before="0"/>
-              <w:jc w:val="left"/>
-            </w:pPr>
-            <w:r>
-              <w:rPr>
-                <w:rFonts w:ascii="Arial" w:cs="Arial" w:eastAsia="Arial" w:hAnsi="Arial"/>
-                <w:b w:val="false"/>
-                <w:bCs w:val="false"/>
-                <w:i w:val="false"/>
-                <w:iCs w:val="false"/>
-                <w:color w:val="000000"/>
-                <w:sz w:val="18"/>
-                <w:szCs w:val="18"/>
-              </w:rPr>
-              <w:t xml:space="preserve">Lesson 2 — Rational vs. Irrational: The Number Line Story:</w:t>
-            </w:r>
-          </w:p>
-          <w:p>
-            <w:pPr>
-              <w:spacing w:after="40" w:before="0"/>
-              <w:jc w:val="left"/>
-            </w:pPr>
-            <w:r>
-              <w:rPr>
-                <w:rFonts w:ascii="Arial" w:cs="Arial" w:eastAsia="Arial" w:hAnsi="Arial"/>
-                <w:b w:val="false"/>
-                <w:bCs w:val="false"/>
-                <w:i w:val="false"/>
-                <w:iCs w:val="false"/>
-                <w:color w:val="000000"/>
-                <w:sz w:val="18"/>
-                <w:szCs w:val="18"/>
-              </w:rPr>
-              <w:t xml:space="preserve">Students place numbers on a number line and attempt to express √2, π, and 0.333… as fractions. Through guided group discussion, they categorise real numbers as rational or irrational and connect back to the pizza diagram — which slices are "rational" and which are "irrational"? The DQB is updated with new vocabulary.</w:t>
-            </w:r>
-          </w:p>
-          <w:p>
-            <w:pPr>
-              <w:spacing w:after="40" w:before="0"/>
-              <w:jc w:val="left"/>
-            </w:pPr>
-            <w:r>
-              <w:rPr>
-                <w:rFonts w:ascii="Arial" w:cs="Arial" w:eastAsia="Arial" w:hAnsi="Arial"/>
-                <w:b w:val="false"/>
-                <w:bCs w:val="false"/>
-                <w:i w:val="false"/>
-                <w:iCs w:val="false"/>
-                <w:color w:val="000000"/>
-                <w:sz w:val="18"/>
-                <w:szCs w:val="18"/>
-              </w:rPr>
-              <w:t xml:space="preserve"/>
-            </w:r>
-          </w:p>
-          <w:p>
-            <w:pPr>
-              <w:spacing w:after="40" w:before="0"/>
-              <w:jc w:val="left"/>
-            </w:pPr>
-            <w:r>
-              <w:rPr>
-                <w:rFonts w:ascii="Arial" w:cs="Arial" w:eastAsia="Arial" w:hAnsi="Arial"/>
-                <w:b w:val="false"/>
-                <w:bCs w:val="false"/>
-                <w:i w:val="false"/>
-                <w:iCs w:val="false"/>
-                <w:color w:val="000000"/>
-                <w:sz w:val="18"/>
-                <w:szCs w:val="18"/>
-              </w:rPr>
-              <w:t xml:space="preserve">Lesson 3 — Flipping Numbers: Introducing Reciprocals by Division:</w:t>
-            </w:r>
-          </w:p>
-          <w:p>
-            <w:pPr>
-              <w:spacing w:after="40" w:before="0"/>
-              <w:jc w:val="left"/>
-            </w:pPr>
-            <w:r>
-              <w:rPr>
-                <w:rFonts w:ascii="Arial" w:cs="Arial" w:eastAsia="Arial" w:hAnsi="Arial"/>
-                <w:b w:val="false"/>
-                <w:bCs w:val="false"/>
-                <w:i w:val="false"/>
-                <w:iCs w:val="false"/>
-                <w:color w:val="000000"/>
-                <w:sz w:val="18"/>
-                <w:szCs w:val="18"/>
-              </w:rPr>
-              <w:t xml:space="preserve">Using the maize-bag distribution scenario from Eldoret, students discover that dividing 1 by a number gives its reciprocal. They work out reciprocals of whole numbers and simple fractions by hand, connecting the process to the pizza model — "how many slices fit into one whole?" Fraction circles are used as manipulatives.</w:t>
-            </w:r>
-          </w:p>
-          <w:p>
-            <w:pPr>
-              <w:spacing w:after="40" w:before="0"/>
-              <w:jc w:val="left"/>
-            </w:pPr>
-            <w:r>
-              <w:rPr>
-                <w:rFonts w:ascii="Arial" w:cs="Arial" w:eastAsia="Arial" w:hAnsi="Arial"/>
-                <w:b w:val="false"/>
-                <w:bCs w:val="false"/>
-                <w:i w:val="false"/>
-                <w:iCs w:val="false"/>
-                <w:color w:val="000000"/>
-                <w:sz w:val="18"/>
-                <w:szCs w:val="18"/>
-              </w:rPr>
-              <w:t xml:space="preserve"/>
-            </w:r>
-          </w:p>
-          <w:p>
-            <w:pPr>
-              <w:spacing w:after="40" w:before="0"/>
-              <w:jc w:val="left"/>
-            </w:pPr>
-            <w:r>
-              <w:rPr>
-                <w:rFonts w:ascii="Arial" w:cs="Arial" w:eastAsia="Arial" w:hAnsi="Arial"/>
-                <w:b w:val="false"/>
-                <w:bCs w:val="false"/>
-                <w:i w:val="false"/>
-                <w:iCs w:val="false"/>
-                <w:color w:val="000000"/>
-                <w:sz w:val="18"/>
-                <w:szCs w:val="18"/>
-              </w:rPr>
-              <w:t xml:space="preserve">Lesson 4 — Reading the Tables: Reciprocals from Mathematical Tables:</w:t>
-            </w:r>
-          </w:p>
-          <w:p>
-            <w:pPr>
-              <w:spacing w:after="40" w:before="0"/>
-              <w:jc w:val="left"/>
-            </w:pPr>
-            <w:r>
-              <w:rPr>
-                <w:rFonts w:ascii="Arial" w:cs="Arial" w:eastAsia="Arial" w:hAnsi="Arial"/>
-                <w:b w:val="false"/>
-                <w:bCs w:val="false"/>
-                <w:i w:val="false"/>
-                <w:iCs w:val="false"/>
-                <w:color w:val="000000"/>
-                <w:sz w:val="18"/>
-                <w:szCs w:val="18"/>
-              </w:rPr>
-              <w:t xml:space="preserve">Students are issued mathematical tables (as used in Kenyan national exams). They practise locating reciprocal values for 2-, 3-, and 4-digit numbers, cross-checking with manual division results from Lesson 3. Teacher models precise table-reading technique; students work in pairs and record discrepancies, building responsibility for careful tool use.</w:t>
-            </w:r>
-          </w:p>
-          <w:p>
-            <w:pPr>
-              <w:spacing w:after="40" w:before="0"/>
-              <w:jc w:val="left"/>
-            </w:pPr>
-            <w:r>
-              <w:rPr>
-                <w:rFonts w:ascii="Arial" w:cs="Arial" w:eastAsia="Arial" w:hAnsi="Arial"/>
-                <w:b w:val="false"/>
-                <w:bCs w:val="false"/>
-                <w:i w:val="false"/>
-                <w:iCs w:val="false"/>
-                <w:color w:val="000000"/>
-                <w:sz w:val="18"/>
-                <w:szCs w:val="18"/>
-              </w:rPr>
-              <w:t xml:space="preserve"/>
-            </w:r>
-          </w:p>
-          <w:p>
-            <w:pPr>
-              <w:spacing w:after="40" w:before="0"/>
-              <w:jc w:val="left"/>
-            </w:pPr>
-            <w:r>
-              <w:rPr>
-                <w:rFonts w:ascii="Arial" w:cs="Arial" w:eastAsia="Arial" w:hAnsi="Arial"/>
-                <w:b w:val="false"/>
-                <w:bCs w:val="false"/>
-                <w:i w:val="false"/>
-                <w:iCs w:val="false"/>
-                <w:color w:val="000000"/>
-                <w:sz w:val="18"/>
-                <w:szCs w:val="18"/>
-              </w:rPr>
-              <w:t xml:space="preserve">Lesson 5 — Digital Tools: Reciprocals on Calculators and Devices:</w:t>
-            </w:r>
-          </w:p>
-          <w:p>
-            <w:pPr>
-              <w:spacing w:after="40" w:before="0"/>
-              <w:jc w:val="left"/>
-            </w:pPr>
-            <w:r>
-              <w:rPr>
-                <w:rFonts w:ascii="Arial" w:cs="Arial" w:eastAsia="Arial" w:hAnsi="Arial"/>
-                <w:b w:val="false"/>
-                <w:bCs w:val="false"/>
-                <w:i w:val="false"/>
-                <w:iCs w:val="false"/>
-                <w:color w:val="000000"/>
-                <w:sz w:val="18"/>
-                <w:szCs w:val="18"/>
-              </w:rPr>
-              <w:t xml:space="preserve">Students use scientific calculators and, where available, digital devices to compute reciprocals of decimals, fractions, and irrational approximations (e.g. 1/√2). They compare calculator results with table values, discussing sources of rounding differences. The M-Pesa bill-splitting supporting phenomenon is revisited to apply reciprocals in a financial context.</w:t>
-            </w:r>
-          </w:p>
-          <w:p>
-            <w:pPr>
-              <w:spacing w:after="40" w:before="0"/>
-              <w:jc w:val="left"/>
-            </w:pPr>
-            <w:r>
-              <w:rPr>
-                <w:rFonts w:ascii="Arial" w:cs="Arial" w:eastAsia="Arial" w:hAnsi="Arial"/>
-                <w:b w:val="false"/>
-                <w:bCs w:val="false"/>
-                <w:i w:val="false"/>
-                <w:iCs w:val="false"/>
-                <w:color w:val="000000"/>
-                <w:sz w:val="18"/>
-                <w:szCs w:val="18"/>
-              </w:rPr>
-              <w:t xml:space="preserve"/>
-            </w:r>
-          </w:p>
-          <w:p>
-            <w:pPr>
-              <w:spacing w:after="40" w:before="0"/>
-              <w:jc w:val="left"/>
-            </w:pPr>
-            <w:r>
-              <w:rPr>
-                <w:rFonts w:ascii="Arial" w:cs="Arial" w:eastAsia="Arial" w:hAnsi="Arial"/>
-                <w:b w:val="false"/>
-                <w:bCs w:val="false"/>
-                <w:i w:val="false"/>
-                <w:iCs w:val="false"/>
-                <w:color w:val="000000"/>
-                <w:sz w:val="18"/>
-                <w:szCs w:val="18"/>
-              </w:rPr>
-              <w:t xml:space="preserve">Lesson 6 — Applying Reciprocals: Solving Real-World Computation Tasks:</w:t>
-            </w:r>
-          </w:p>
-          <w:p>
-            <w:pPr>
-              <w:spacing w:after="40" w:before="0"/>
-              <w:jc w:val="left"/>
-            </w:pPr>
-            <w:r>
-              <w:rPr>
-                <w:rFonts w:ascii="Arial" w:cs="Arial" w:eastAsia="Arial" w:hAnsi="Arial"/>
-                <w:b w:val="false"/>
-                <w:bCs w:val="false"/>
-                <w:i w:val="false"/>
-                <w:iCs w:val="false"/>
-                <w:color w:val="000000"/>
-                <w:sz w:val="18"/>
-                <w:szCs w:val="18"/>
-              </w:rPr>
-              <w:t xml:space="preserve">Students tackle a structured set of problems drawn from Kenyan contexts — dividing fertiliser quantities, splitting market costs, and interpreting tile-cutting dimensions. They apply reciprocals from all three methods (division, tables, calculators) and justify which method is most appropriate for a given situation. The DQB is updated as more questions are answered.</w:t>
-            </w:r>
-          </w:p>
-          <w:p>
-            <w:pPr>
-              <w:spacing w:after="40" w:before="0"/>
-              <w:jc w:val="left"/>
-            </w:pPr>
-            <w:r>
-              <w:rPr>
-                <w:rFonts w:ascii="Arial" w:cs="Arial" w:eastAsia="Arial" w:hAnsi="Arial"/>
-                <w:b w:val="false"/>
-                <w:bCs w:val="false"/>
-                <w:i w:val="false"/>
-                <w:iCs w:val="false"/>
-                <w:color w:val="000000"/>
-                <w:sz w:val="18"/>
-                <w:szCs w:val="18"/>
-              </w:rPr>
-              <w:t xml:space="preserve"/>
-            </w:r>
-          </w:p>
-          <w:p>
-            <w:pPr>
-              <w:spacing w:after="40" w:before="0"/>
-              <w:jc w:val="left"/>
-            </w:pPr>
-            <w:r>
-              <w:rPr>
-                <w:rFonts w:ascii="Arial" w:cs="Arial" w:eastAsia="Arial" w:hAnsi="Arial"/>
-                <w:b w:val="false"/>
-                <w:bCs w:val="false"/>
-                <w:i w:val="false"/>
-                <w:iCs w:val="false"/>
-                <w:color w:val="000000"/>
-                <w:sz w:val="18"/>
-                <w:szCs w:val="18"/>
-              </w:rPr>
-              <w:t xml:space="preserve">Lesson 7 — Model Building and Unit Synthesis: The Real Number Map:</w:t>
-            </w:r>
-          </w:p>
-          <w:p>
-            <w:pPr>
-              <w:spacing w:after="40" w:before="0"/>
-              <w:jc w:val="left"/>
-            </w:pPr>
-            <w:r>
-              <w:rPr>
-                <w:rFonts w:ascii="Arial" w:cs="Arial" w:eastAsia="Arial" w:hAnsi="Arial"/>
-                <w:b w:val="false"/>
-                <w:bCs w:val="false"/>
-                <w:i w:val="false"/>
-                <w:iCs w:val="false"/>
-                <w:color w:val="000000"/>
-                <w:sz w:val="18"/>
-                <w:szCs w:val="18"/>
-              </w:rPr>
-              <w:t xml:space="preserve">Students construct a cumulative "Real Number Map" — a visual classification diagram showing the hierarchy from natural numbers through integers, rationals, irrationals, to the full set of real numbers. Each category is annotated with a Kenyan real-world example. Students revisit the original pizza phenomenon and write a full explanation of why some slices are rational and others irrational, and how reciprocals apply to both. Final DQB review and peer presentation of models.</w:t>
-            </w:r>
-          </w:p>
-        </w:tc>
-      </w:tr>
-      <w:tr>
-        <w:tc>
-          <w:tcPr>
-            <w:tcW w:type="dxa" w:w="3000"/>
-            <w:shd w:fill="EAD1F5" w:color="auto" w:val="clear"/>
-            <w:tcMar>
-              <w:top w:type="dxa" w:w="60"/>
-              <w:left w:type="dxa" w:w="120"/>
-              <w:bottom w:type="dxa" w:w="60"/>
-              <w:right w:type="dxa" w:w="120"/>
-            </w:tcMar>
-            <w:vAlign w:val="top"/>
-          </w:tcPr>
-          <w:p>
-            <w:pPr>
-              <w:spacing w:after="40" w:before="0"/>
-              <w:jc w:val="left"/>
-            </w:pPr>
-            <w:r>
-              <w:rPr>
-                <w:rFonts w:ascii="Arial" w:cs="Arial" w:eastAsia="Arial" w:hAnsi="Arial"/>
-                <w:b/>
-                <w:bCs/>
-                <w:i w:val="false"/>
-                <w:iCs w:val="false"/>
-                <w:color w:val="000000"/>
-                <w:sz w:val="18"/>
-                <w:szCs w:val="18"/>
-              </w:rPr>
-              <w:t xml:space="preserve">Supporting Phenomena</w:t>
-            </w:r>
-          </w:p>
-        </w:tc>
-        <w:tc>
-          <w:tcPr>
-            <w:tcW w:type="dxa" w:w="10680"/>
-            <w:shd w:fill="FFFFFF" w:color="auto" w:val="clear"/>
-            <w:tcMar>
-              <w:top w:type="dxa" w:w="60"/>
-              <w:left w:type="dxa" w:w="120"/>
-              <w:bottom w:type="dxa" w:w="60"/>
-              <w:right w:type="dxa" w:w="120"/>
-            </w:tcMar>
-            <w:vAlign w:val="top"/>
-          </w:tcPr>
-          <w:p>
-            <w:pPr>
-              <w:spacing w:after="30" w:before="0"/>
-              <w:ind w:left="360" w:hanging="180"/>
-              <w:jc w:val="left"/>
-            </w:pPr>
-            <w:r>
-              <w:rPr>
-                <w:rFonts w:ascii="Arial" w:cs="Arial" w:eastAsia="Arial" w:hAnsi="Arial"/>
-                <w:b w:val="false"/>
-                <w:bCs w:val="false"/>
-                <w:i w:val="false"/>
-                <w:iCs w:val="false"/>
-                <w:color w:val="000000"/>
-                <w:sz w:val="18"/>
-                <w:szCs w:val="18"/>
-              </w:rPr>
-              <w:t xml:space="preserve">–  Maize Bag Division in Eldoret: A farmer has 50 kg of maize to distribute equally among a number of families. When the number of families changes (3, 4, 5, 7…), some distributions yield neat decimal answers and others do not — connecting to rational vs. irrational classification and the use of reciprocals in rate calculations.</w:t>
-            </w:r>
-          </w:p>
-          <w:p>
-            <w:pPr>
-              <w:spacing w:after="30" w:before="0"/>
-              <w:ind w:left="360" w:hanging="180"/>
-              <w:jc w:val="left"/>
-            </w:pPr>
-            <w:r>
-              <w:rPr>
-                <w:rFonts w:ascii="Arial" w:cs="Arial" w:eastAsia="Arial" w:hAnsi="Arial"/>
-                <w:b w:val="false"/>
-                <w:bCs w:val="false"/>
-                <w:i w:val="false"/>
-                <w:iCs w:val="false"/>
-                <w:color w:val="000000"/>
-                <w:sz w:val="18"/>
-                <w:szCs w:val="18"/>
-              </w:rPr>
-              <w:t xml:space="preserve">–  M-Pesa Transaction Splits: A group of Nairobi university students split a KSh 1,500 dinner bill. Students observe that splitting by 2, 4, or 5 yields whole-number shares, while splitting by 3 yields a repeating decimal (KSh 500.000… vs. KSh 499.999…), illustrating the concept of rational numbers in financial contexts.</w:t>
-            </w:r>
-          </w:p>
-          <w:p>
-            <w:pPr>
-              <w:spacing w:after="30" w:before="0"/>
-              <w:ind w:left="360" w:hanging="180"/>
-              <w:jc w:val="left"/>
-            </w:pPr>
-            <w:r>
-              <w:rPr>
-                <w:rFonts w:ascii="Arial" w:cs="Arial" w:eastAsia="Arial" w:hAnsi="Arial"/>
-                <w:b w:val="false"/>
-                <w:bCs w:val="false"/>
-                <w:i w:val="false"/>
-                <w:iCs w:val="false"/>
-                <w:color w:val="000000"/>
-                <w:sz w:val="18"/>
-                <w:szCs w:val="18"/>
-              </w:rPr>
-              <w:t xml:space="preserve">–  Prime Number Security (Mpango wa Akili): A cybersecurity class in Mombasa learns that online banking PINs and encryption rely on the properties of prime numbers — making the classification of primes and composites directly relevant to digital safety in Kenya.</w:t>
-            </w:r>
-          </w:p>
-          <w:p>
-            <w:pPr>
-              <w:spacing w:after="30" w:before="0"/>
-              <w:ind w:left="360" w:hanging="180"/>
-              <w:jc w:val="left"/>
-            </w:pPr>
-            <w:r>
-              <w:rPr>
-                <w:rFonts w:ascii="Arial" w:cs="Arial" w:eastAsia="Arial" w:hAnsi="Arial"/>
-                <w:b w:val="false"/>
-                <w:bCs w:val="false"/>
-                <w:i w:val="false"/>
-                <w:iCs w:val="false"/>
-                <w:color w:val="000000"/>
-                <w:sz w:val="18"/>
-                <w:szCs w:val="18"/>
-              </w:rPr>
-              <w:t xml:space="preserve">–  Tile Cutting on a Construction Site: A fundi (artisan) in Kisumu cuts square tiles whose side length is √2 metres. When asked to express the exact length as a fraction, they cannot — providing a concrete, local construction context for irrational numbers.</w:t>
-            </w:r>
-          </w:p>
-        </w:tc>
-      </w:tr>
-    </w:tbl>
-    <w:p>
-      <w:pPr>
-        <w:spacing w:after="120"/>
-      </w:pPr>
-      <w:r>
-        <w:t xml:space="preserve"/>
       </w:r>
     </w:p>
     <w:p>
@@ -3331,7 +3331,7 @@
             <w:pPr>
               <w:spacing w:after="20" w:before="0"/>
             </w:pPr>
-            <w:hyperlink w:history="1" r:id="rIdhdwqec4bxvk7tzbx_c18n">
+            <w:hyperlink w:history="1" r:id="rIdcaf9whdytsp7gaonxnwg0">
               <w:r>
                 <w:rPr>
                   <w:rFonts w:ascii="Arial" w:cs="Arial" w:eastAsia="Arial" w:hAnsi="Arial"/>
@@ -3364,7 +3364,7 @@
               <w:spacing w:after="10" w:before="0"/>
               <w:ind w:left="120"/>
             </w:pPr>
-            <w:hyperlink w:history="1" r:id="rIdoeifbo2wofltcsmw_3uni">
+            <w:hyperlink w:history="1" r:id="rIdt5f5b357ds8zbthp6ufra">
               <w:r>
                 <w:rPr>
                   <w:rFonts w:ascii="Arial" w:cs="Arial" w:eastAsia="Arial" w:hAnsi="Arial"/>
@@ -3409,7 +3409,7 @@
             <w:pPr>
               <w:spacing w:after="20" w:before="0"/>
             </w:pPr>
-            <w:hyperlink w:history="1" r:id="rIdxzdc9ex7pdj3ave3jqkaw">
+            <w:hyperlink w:history="1" r:id="rId9s0puo56mrxvkkmelaxch">
               <w:r>
                 <w:rPr>
                   <w:rFonts w:ascii="Arial" w:cs="Arial" w:eastAsia="Arial" w:hAnsi="Arial"/>
@@ -3442,7 +3442,7 @@
               <w:spacing w:after="10" w:before="0"/>
               <w:ind w:left="120"/>
             </w:pPr>
-            <w:hyperlink w:history="1" r:id="rIdcjobp5ofilcvbztzd-nri">
+            <w:hyperlink w:history="1" r:id="rId3b2r1uuvej3q0h8qhhra1">
               <w:r>
                 <w:rPr>
                   <w:rFonts w:ascii="Arial" w:cs="Arial" w:eastAsia="Arial" w:hAnsi="Arial"/>
@@ -3637,7 +3637,7 @@
             <w:pPr>
               <w:spacing w:after="20" w:before="0"/>
             </w:pPr>
-            <w:hyperlink w:history="1" r:id="rIdwccvyz9sirzpjkdwafexk">
+            <w:hyperlink w:history="1" r:id="rIdmadcsw-em_wr61mdicdch">
               <w:r>
                 <w:rPr>
                   <w:rFonts w:ascii="Arial" w:cs="Arial" w:eastAsia="Arial" w:hAnsi="Arial"/>
@@ -3670,7 +3670,7 @@
               <w:spacing w:after="10" w:before="0"/>
               <w:ind w:left="120"/>
             </w:pPr>
-            <w:hyperlink w:history="1" r:id="rIdoejplfqcm4awokudpyjar">
+            <w:hyperlink w:history="1" r:id="rIdfd9hrtd33nt0xttkgb3ru">
               <w:r>
                 <w:rPr>
                   <w:rFonts w:ascii="Arial" w:cs="Arial" w:eastAsia="Arial" w:hAnsi="Arial"/>
@@ -3715,7 +3715,7 @@
             <w:pPr>
               <w:spacing w:after="20" w:before="0"/>
             </w:pPr>
-            <w:hyperlink w:history="1" r:id="rIdbvqgzpwkux_ji5wrgi-sy">
+            <w:hyperlink w:history="1" r:id="rIdaae3tmms07qzyudgd4w8_">
               <w:r>
                 <w:rPr>
                   <w:rFonts w:ascii="Arial" w:cs="Arial" w:eastAsia="Arial" w:hAnsi="Arial"/>
@@ -3748,7 +3748,7 @@
               <w:spacing w:after="10" w:before="0"/>
               <w:ind w:left="120"/>
             </w:pPr>
-            <w:hyperlink w:history="1" r:id="rIdrgekrl2sz37v4vstnz5qy">
+            <w:hyperlink w:history="1" r:id="rIdre7zjlfx_jfnkici9o-pt">
               <w:r>
                 <w:rPr>
                   <w:rFonts w:ascii="Arial" w:cs="Arial" w:eastAsia="Arial" w:hAnsi="Arial"/>
@@ -4002,7 +4002,7 @@
             <w:pPr>
               <w:spacing w:after="20" w:before="0"/>
             </w:pPr>
-            <w:hyperlink w:history="1" r:id="rIdsz6nunkzt1zrsed_htlgx">
+            <w:hyperlink w:history="1" r:id="rIdag5nkp5sgj1nruwokhxs0">
               <w:r>
                 <w:rPr>
                   <w:rFonts w:ascii="Arial" w:cs="Arial" w:eastAsia="Arial" w:hAnsi="Arial"/>
@@ -4035,7 +4035,7 @@
               <w:spacing w:after="10" w:before="0"/>
               <w:ind w:left="120"/>
             </w:pPr>
-            <w:hyperlink w:history="1" r:id="rIddnipkmnbofblsihalmqfi">
+            <w:hyperlink w:history="1" r:id="rIdvjrxux8ckpmn0-zza1opg">
               <w:r>
                 <w:rPr>
                   <w:rFonts w:ascii="Arial" w:cs="Arial" w:eastAsia="Arial" w:hAnsi="Arial"/>
@@ -4080,7 +4080,7 @@
             <w:pPr>
               <w:spacing w:after="20" w:before="0"/>
             </w:pPr>
-            <w:hyperlink w:history="1" r:id="rIdodkkxqhycvycjev7pujfm">
+            <w:hyperlink w:history="1" r:id="rIdk_ltic6iufpidtod1hs7a">
               <w:r>
                 <w:rPr>
                   <w:rFonts w:ascii="Arial" w:cs="Arial" w:eastAsia="Arial" w:hAnsi="Arial"/>
@@ -4113,7 +4113,7 @@
               <w:spacing w:after="10" w:before="0"/>
               <w:ind w:left="120"/>
             </w:pPr>
-            <w:hyperlink w:history="1" r:id="rId3nfdatb3ce3zubgpakqzq">
+            <w:hyperlink w:history="1" r:id="rIdbjmwbh_g14mk1macjkuzp">
               <w:r>
                 <w:rPr>
                   <w:rFonts w:ascii="Arial" w:cs="Arial" w:eastAsia="Arial" w:hAnsi="Arial"/>
@@ -4308,7 +4308,7 @@
             <w:pPr>
               <w:spacing w:after="20" w:before="0"/>
             </w:pPr>
-            <w:hyperlink w:history="1" r:id="rIdprvehh-1kzazm4-gi86wk">
+            <w:hyperlink w:history="1" r:id="rIdbh8gcrclzbfkkgj08pqlb">
               <w:r>
                 <w:rPr>
                   <w:rFonts w:ascii="Arial" w:cs="Arial" w:eastAsia="Arial" w:hAnsi="Arial"/>
@@ -4341,7 +4341,7 @@
               <w:spacing w:after="10" w:before="0"/>
               <w:ind w:left="120"/>
             </w:pPr>
-            <w:hyperlink w:history="1" r:id="rIdjx8tkfkv-mniidbu1cizs">
+            <w:hyperlink w:history="1" r:id="rId87j55ve3grjueg1vo1dat">
               <w:r>
                 <w:rPr>
                   <w:rFonts w:ascii="Arial" w:cs="Arial" w:eastAsia="Arial" w:hAnsi="Arial"/>
@@ -4386,7 +4386,7 @@
             <w:pPr>
               <w:spacing w:after="20" w:before="0"/>
             </w:pPr>
-            <w:hyperlink w:history="1" r:id="rIdowevoh1tesio2kenuavuj">
+            <w:hyperlink w:history="1" r:id="rIdswpz3e0tthrt8vbsu_ehp">
               <w:r>
                 <w:rPr>
                   <w:rFonts w:ascii="Arial" w:cs="Arial" w:eastAsia="Arial" w:hAnsi="Arial"/>
@@ -4419,7 +4419,7 @@
               <w:spacing w:after="10" w:before="0"/>
               <w:ind w:left="120"/>
             </w:pPr>
-            <w:hyperlink w:history="1" r:id="rIde-adchi2px3rqjl14e41b">
+            <w:hyperlink w:history="1" r:id="rIdnqkqiy-djdzvftfwyhoin">
               <w:r>
                 <w:rPr>
                   <w:rFonts w:ascii="Arial" w:cs="Arial" w:eastAsia="Arial" w:hAnsi="Arial"/>
@@ -4614,7 +4614,7 @@
             <w:pPr>
               <w:spacing w:after="20" w:before="0"/>
             </w:pPr>
-            <w:hyperlink w:history="1" r:id="rIdzohw259filquehclwput0">
+            <w:hyperlink w:history="1" r:id="rId45wyd38jbe_aonyhud1pf">
               <w:r>
                 <w:rPr>
                   <w:rFonts w:ascii="Arial" w:cs="Arial" w:eastAsia="Arial" w:hAnsi="Arial"/>
@@ -4647,7 +4647,7 @@
               <w:spacing w:after="10" w:before="0"/>
               <w:ind w:left="120"/>
             </w:pPr>
-            <w:hyperlink w:history="1" r:id="rIdztuxh-t6hlkvm0jtlaroo">
+            <w:hyperlink w:history="1" r:id="rId2kutkarlosusjfhec6kl_">
               <w:r>
                 <w:rPr>
                   <w:rFonts w:ascii="Arial" w:cs="Arial" w:eastAsia="Arial" w:hAnsi="Arial"/>
@@ -4692,7 +4692,7 @@
             <w:pPr>
               <w:spacing w:after="20" w:before="0"/>
             </w:pPr>
-            <w:hyperlink w:history="1" r:id="rId5t_r9yomezuoldkp0bgyf">
+            <w:hyperlink w:history="1" r:id="rIdcuha8zz0_3ui7fcujmfhz">
               <w:r>
                 <w:rPr>
                   <w:rFonts w:ascii="Arial" w:cs="Arial" w:eastAsia="Arial" w:hAnsi="Arial"/>
@@ -4725,7 +4725,7 @@
               <w:spacing w:after="10" w:before="0"/>
               <w:ind w:left="120"/>
             </w:pPr>
-            <w:hyperlink w:history="1" r:id="rIdrext-8ry9tzpovjcv2g3b">
+            <w:hyperlink w:history="1" r:id="rId1ufrqeou97apnb6wmd-qj">
               <w:r>
                 <w:rPr>
                   <w:rFonts w:ascii="Arial" w:cs="Arial" w:eastAsia="Arial" w:hAnsi="Arial"/>
@@ -5351,7 +5351,7 @@
         </w:rPr>
         <w:t xml:space="preserve">© 2026 SeaVuria and ARES. Aligned with KICD objectives. Developed by SeaVuria; technical implementation by ARES (with AI assistance from Claude). Licensed under </w:t>
       </w:r>
-      <w:hyperlink w:history="1" r:id="rIdddcuv7x2tbf9dox-4blq0">
+      <w:hyperlink w:history="1" r:id="rIdhglyca39okfxqopgj3kgn">
         <w:r>
           <w:rPr>
             <w:rFonts w:ascii="Arial" w:cs="Arial" w:eastAsia="Arial" w:hAnsi="Arial"/>
@@ -5372,7 +5372,7 @@
         </w:rPr>
         <w:t xml:space="preserve"> (</w:t>
       </w:r>
-      <w:hyperlink w:history="1" r:id="rIdqynbb2oc4x-tx1qwigsef">
+      <w:hyperlink w:history="1" r:id="rIdhjwtd6wy6amadxnkvjqpl">
         <w:r>
           <w:rPr>
             <w:rFonts w:ascii="Arial" w:cs="Arial" w:eastAsia="Arial" w:hAnsi="Arial"/>
@@ -6385,7 +6385,7 @@
             <w:pPr>
               <w:spacing w:after="20" w:before="0"/>
             </w:pPr>
-            <w:hyperlink w:history="1" r:id="rId2egsxmpwyg8nap88weowy">
+            <w:hyperlink w:history="1" r:id="rIdy7dkf2asf8c2zhgspb5wp">
               <w:r>
                 <w:rPr>
                   <w:rFonts w:ascii="Arial" w:cs="Arial" w:eastAsia="Arial" w:hAnsi="Arial"/>
@@ -6418,7 +6418,7 @@
               <w:spacing w:after="10" w:before="0"/>
               <w:ind w:left="120"/>
             </w:pPr>
-            <w:hyperlink w:history="1" r:id="rId2wynidadwcxzyyi_cemuo">
+            <w:hyperlink w:history="1" r:id="rIdokseit0iciar7zqkhkjwm">
               <w:r>
                 <w:rPr>
                   <w:rFonts w:ascii="Arial" w:cs="Arial" w:eastAsia="Arial" w:hAnsi="Arial"/>
@@ -6463,7 +6463,7 @@
             <w:pPr>
               <w:spacing w:after="20" w:before="0"/>
             </w:pPr>
-            <w:hyperlink w:history="1" r:id="rIddgy7pafohu-sclec4g_4d">
+            <w:hyperlink w:history="1" r:id="rIdv-wglrbbjr7qpuocc4zbr">
               <w:r>
                 <w:rPr>
                   <w:rFonts w:ascii="Arial" w:cs="Arial" w:eastAsia="Arial" w:hAnsi="Arial"/>
@@ -6496,7 +6496,7 @@
               <w:spacing w:after="10" w:before="0"/>
               <w:ind w:left="120"/>
             </w:pPr>
-            <w:hyperlink w:history="1" r:id="rIdvajn2cvj9eicasv86gzyv">
+            <w:hyperlink w:history="1" r:id="rIdp16wtvv8toez7i2wucby0">
               <w:r>
                 <w:rPr>
                   <w:rFonts w:ascii="Arial" w:cs="Arial" w:eastAsia="Arial" w:hAnsi="Arial"/>
@@ -6691,7 +6691,7 @@
             <w:pPr>
               <w:spacing w:after="20" w:before="0"/>
             </w:pPr>
-            <w:hyperlink w:history="1" r:id="rIdilhomi2z6sigqffuyijlg">
+            <w:hyperlink w:history="1" r:id="rIdlvh9aofjnnfzjcjgquuyf">
               <w:r>
                 <w:rPr>
                   <w:rFonts w:ascii="Arial" w:cs="Arial" w:eastAsia="Arial" w:hAnsi="Arial"/>
@@ -6724,7 +6724,7 @@
               <w:spacing w:after="10" w:before="0"/>
               <w:ind w:left="120"/>
             </w:pPr>
-            <w:hyperlink w:history="1" r:id="rIdmrspysxxpmm5_i-timf5i">
+            <w:hyperlink w:history="1" r:id="rIdhfmnbfquwljfp8fajwudf">
               <w:r>
                 <w:rPr>
                   <w:rFonts w:ascii="Arial" w:cs="Arial" w:eastAsia="Arial" w:hAnsi="Arial"/>
@@ -6769,7 +6769,7 @@
             <w:pPr>
               <w:spacing w:after="20" w:before="0"/>
             </w:pPr>
-            <w:hyperlink w:history="1" r:id="rIdshnmbrazkzznumjcnmq4k">
+            <w:hyperlink w:history="1" r:id="rIdbcb0qz6dyaz6tqnr1ekjp">
               <w:r>
                 <w:rPr>
                   <w:rFonts w:ascii="Arial" w:cs="Arial" w:eastAsia="Arial" w:hAnsi="Arial"/>
@@ -6802,7 +6802,7 @@
               <w:spacing w:after="10" w:before="0"/>
               <w:ind w:left="120"/>
             </w:pPr>
-            <w:hyperlink w:history="1" r:id="rIdc46gro9k6vtodjdrs_i1j">
+            <w:hyperlink w:history="1" r:id="rIdj3qeck_cpvugonggzwb01">
               <w:r>
                 <w:rPr>
                   <w:rFonts w:ascii="Arial" w:cs="Arial" w:eastAsia="Arial" w:hAnsi="Arial"/>
@@ -6997,7 +6997,7 @@
             <w:pPr>
               <w:spacing w:after="20" w:before="0"/>
             </w:pPr>
-            <w:hyperlink w:history="1" r:id="rIds_orc-ppe-bu0bnkmvayb">
+            <w:hyperlink w:history="1" r:id="rIdzcqagqgl8i6lcygxfxqan">
               <w:r>
                 <w:rPr>
                   <w:rFonts w:ascii="Arial" w:cs="Arial" w:eastAsia="Arial" w:hAnsi="Arial"/>
@@ -7030,7 +7030,7 @@
               <w:spacing w:after="10" w:before="0"/>
               <w:ind w:left="120"/>
             </w:pPr>
-            <w:hyperlink w:history="1" r:id="rIdqmdlovbi0nt_crj2jqyfm">
+            <w:hyperlink w:history="1" r:id="rId7shu6ajglo7bribcy9hpx">
               <w:r>
                 <w:rPr>
                   <w:rFonts w:ascii="Arial" w:cs="Arial" w:eastAsia="Arial" w:hAnsi="Arial"/>
@@ -7075,7 +7075,7 @@
             <w:pPr>
               <w:spacing w:after="20" w:before="0"/>
             </w:pPr>
-            <w:hyperlink w:history="1" r:id="rIdzdcsgazqqekuo5vvshttt">
+            <w:hyperlink w:history="1" r:id="rIdo3uar9utpknwgvttmu9cl">
               <w:r>
                 <w:rPr>
                   <w:rFonts w:ascii="Arial" w:cs="Arial" w:eastAsia="Arial" w:hAnsi="Arial"/>
@@ -7108,7 +7108,7 @@
               <w:spacing w:after="10" w:before="0"/>
               <w:ind w:left="120"/>
             </w:pPr>
-            <w:hyperlink w:history="1" r:id="rId3otbugf5ijn5jp-q4yguy">
+            <w:hyperlink w:history="1" r:id="rIdsths2ppk3t6lfjksl74gx">
               <w:r>
                 <w:rPr>
                   <w:rFonts w:ascii="Arial" w:cs="Arial" w:eastAsia="Arial" w:hAnsi="Arial"/>
@@ -7303,7 +7303,7 @@
             <w:pPr>
               <w:spacing w:after="20" w:before="0"/>
             </w:pPr>
-            <w:hyperlink w:history="1" r:id="rIdl8iolvenctya6tvmbmldd">
+            <w:hyperlink w:history="1" r:id="rIdzoy0ce4gqroecijcnclk3">
               <w:r>
                 <w:rPr>
                   <w:rFonts w:ascii="Arial" w:cs="Arial" w:eastAsia="Arial" w:hAnsi="Arial"/>
@@ -7336,7 +7336,7 @@
               <w:spacing w:after="10" w:before="0"/>
               <w:ind w:left="120"/>
             </w:pPr>
-            <w:hyperlink w:history="1" r:id="rIdj-wnaartrrdzrsbk5i2gb">
+            <w:hyperlink w:history="1" r:id="rIdnimlcifopcwvjkap-8ayr">
               <w:r>
                 <w:rPr>
                   <w:rFonts w:ascii="Arial" w:cs="Arial" w:eastAsia="Arial" w:hAnsi="Arial"/>
@@ -7381,7 +7381,7 @@
             <w:pPr>
               <w:spacing w:after="20" w:before="0"/>
             </w:pPr>
-            <w:hyperlink w:history="1" r:id="rIdirhkf5uogtnoy6ybrn7_-">
+            <w:hyperlink w:history="1" r:id="rIdnsdpcmjkcqtnzrdzr9mnv">
               <w:r>
                 <w:rPr>
                   <w:rFonts w:ascii="Arial" w:cs="Arial" w:eastAsia="Arial" w:hAnsi="Arial"/>
@@ -7414,7 +7414,7 @@
               <w:spacing w:after="10" w:before="0"/>
               <w:ind w:left="120"/>
             </w:pPr>
-            <w:hyperlink w:history="1" r:id="rId6vvshe1hdmklfrhej_zmc">
+            <w:hyperlink w:history="1" r:id="rIdrgbuof2jn7advf9f50wq_">
               <w:r>
                 <w:rPr>
                   <w:rFonts w:ascii="Arial" w:cs="Arial" w:eastAsia="Arial" w:hAnsi="Arial"/>
@@ -7609,7 +7609,7 @@
             <w:pPr>
               <w:spacing w:after="20" w:before="0"/>
             </w:pPr>
-            <w:hyperlink w:history="1" r:id="rId4skt1j642aqotsm9goosm">
+            <w:hyperlink w:history="1" r:id="rIdoanl6fqbgy58lflow4bqk">
               <w:r>
                 <w:rPr>
                   <w:rFonts w:ascii="Arial" w:cs="Arial" w:eastAsia="Arial" w:hAnsi="Arial"/>
@@ -7642,7 +7642,7 @@
               <w:spacing w:after="10" w:before="0"/>
               <w:ind w:left="120"/>
             </w:pPr>
-            <w:hyperlink w:history="1" r:id="rId0o4-5zplgkwbwbsohmtuo">
+            <w:hyperlink w:history="1" r:id="rIdngm2nhgk9lmvyrpddm204">
               <w:r>
                 <w:rPr>
                   <w:rFonts w:ascii="Arial" w:cs="Arial" w:eastAsia="Arial" w:hAnsi="Arial"/>
@@ -7687,7 +7687,7 @@
             <w:pPr>
               <w:spacing w:after="20" w:before="0"/>
             </w:pPr>
-            <w:hyperlink w:history="1" r:id="rIdcc5adttfy0vs7cacwptfx">
+            <w:hyperlink w:history="1" r:id="rIdyenwfmgfxh_glrkdsxbee">
               <w:r>
                 <w:rPr>
                   <w:rFonts w:ascii="Arial" w:cs="Arial" w:eastAsia="Arial" w:hAnsi="Arial"/>
@@ -7720,7 +7720,7 @@
               <w:spacing w:after="10" w:before="0"/>
               <w:ind w:left="120"/>
             </w:pPr>
-            <w:hyperlink w:history="1" r:id="rIdkmscq40sftlkpbjoayvep">
+            <w:hyperlink w:history="1" r:id="rIdvszsfslmtdsf9oaidfob_">
               <w:r>
                 <w:rPr>
                   <w:rFonts w:ascii="Arial" w:cs="Arial" w:eastAsia="Arial" w:hAnsi="Arial"/>
@@ -8232,7 +8232,7 @@
         </w:rPr>
         <w:t xml:space="preserve">© 2026 SeaVuria and ARES. Aligned with KICD objectives. Developed by SeaVuria; technical implementation by ARES (with AI assistance from Claude). Licensed under </w:t>
       </w:r>
-      <w:hyperlink w:history="1" r:id="rIdq7lkxmmo-gmbbjmshee3k">
+      <w:hyperlink w:history="1" r:id="rIdqrmt8u1n9szplibme271h">
         <w:r>
           <w:rPr>
             <w:rFonts w:ascii="Arial" w:cs="Arial" w:eastAsia="Arial" w:hAnsi="Arial"/>
@@ -8253,7 +8253,7 @@
         </w:rPr>
         <w:t xml:space="preserve"> (</w:t>
       </w:r>
-      <w:hyperlink w:history="1" r:id="rIdzclswkxo4vwws9tq5mjnd">
+      <w:hyperlink w:history="1" r:id="rIdwwkbyf2k2ydg3jgiswj-1">
         <w:r>
           <w:rPr>
             <w:rFonts w:ascii="Arial" w:cs="Arial" w:eastAsia="Arial" w:hAnsi="Arial"/>
@@ -9266,7 +9266,7 @@
             <w:pPr>
               <w:spacing w:after="20" w:before="0"/>
             </w:pPr>
-            <w:hyperlink w:history="1" r:id="rIdxkskggubwj38jpdgword8">
+            <w:hyperlink w:history="1" r:id="rIdvzqp2ujsdccipvqgw6sxy">
               <w:r>
                 <w:rPr>
                   <w:rFonts w:ascii="Arial" w:cs="Arial" w:eastAsia="Arial" w:hAnsi="Arial"/>
@@ -9299,7 +9299,7 @@
               <w:spacing w:after="10" w:before="0"/>
               <w:ind w:left="120"/>
             </w:pPr>
-            <w:hyperlink w:history="1" r:id="rId81c7jikvnpvp8yw7nzyxq">
+            <w:hyperlink w:history="1" r:id="rIdhehtvrlqweg9xzkwaro4b">
               <w:r>
                 <w:rPr>
                   <w:rFonts w:ascii="Arial" w:cs="Arial" w:eastAsia="Arial" w:hAnsi="Arial"/>
@@ -9344,7 +9344,7 @@
             <w:pPr>
               <w:spacing w:after="20" w:before="0"/>
             </w:pPr>
-            <w:hyperlink w:history="1" r:id="rId5fujthqxu1hvkyrna7dct">
+            <w:hyperlink w:history="1" r:id="rIde_sku3yi5vcraqdfjpnma">
               <w:r>
                 <w:rPr>
                   <w:rFonts w:ascii="Arial" w:cs="Arial" w:eastAsia="Arial" w:hAnsi="Arial"/>
@@ -9377,7 +9377,7 @@
               <w:spacing w:after="10" w:before="0"/>
               <w:ind w:left="120"/>
             </w:pPr>
-            <w:hyperlink w:history="1" r:id="rIdrzjgzgr-uivszjns5nrej">
+            <w:hyperlink w:history="1" r:id="rIdcjbnaz6j08ov7zm8l_vtc">
               <w:r>
                 <w:rPr>
                   <w:rFonts w:ascii="Arial" w:cs="Arial" w:eastAsia="Arial" w:hAnsi="Arial"/>
@@ -9572,7 +9572,7 @@
             <w:pPr>
               <w:spacing w:after="20" w:before="0"/>
             </w:pPr>
-            <w:hyperlink w:history="1" r:id="rIdoom-iiarkm12p11mwpf9j">
+            <w:hyperlink w:history="1" r:id="rIdbp7rnldrzavrk2nap2jrw">
               <w:r>
                 <w:rPr>
                   <w:rFonts w:ascii="Arial" w:cs="Arial" w:eastAsia="Arial" w:hAnsi="Arial"/>
@@ -9605,7 +9605,7 @@
               <w:spacing w:after="10" w:before="0"/>
               <w:ind w:left="120"/>
             </w:pPr>
-            <w:hyperlink w:history="1" r:id="rIdcb631royrvnzpe8cnflbq">
+            <w:hyperlink w:history="1" r:id="rIdulqtciaz69h8wb22rae2g">
               <w:r>
                 <w:rPr>
                   <w:rFonts w:ascii="Arial" w:cs="Arial" w:eastAsia="Arial" w:hAnsi="Arial"/>
@@ -9650,7 +9650,7 @@
             <w:pPr>
               <w:spacing w:after="20" w:before="0"/>
             </w:pPr>
-            <w:hyperlink w:history="1" r:id="rIdakzbe5gmf4kckkvjhujwf">
+            <w:hyperlink w:history="1" r:id="rIdgcyrbuylxi95upyadvjjg">
               <w:r>
                 <w:rPr>
                   <w:rFonts w:ascii="Arial" w:cs="Arial" w:eastAsia="Arial" w:hAnsi="Arial"/>
@@ -9683,7 +9683,7 @@
               <w:spacing w:after="10" w:before="0"/>
               <w:ind w:left="120"/>
             </w:pPr>
-            <w:hyperlink w:history="1" r:id="rIdvro6jgddayybgmbqj5uxm">
+            <w:hyperlink w:history="1" r:id="rIdnzqn0yndzkzy8_cpfqeqk">
               <w:r>
                 <w:rPr>
                   <w:rFonts w:ascii="Arial" w:cs="Arial" w:eastAsia="Arial" w:hAnsi="Arial"/>
@@ -9878,7 +9878,7 @@
             <w:pPr>
               <w:spacing w:after="20" w:before="0"/>
             </w:pPr>
-            <w:hyperlink w:history="1" r:id="rIdiisvlzo-5mq11ra0uxdzk">
+            <w:hyperlink w:history="1" r:id="rIdjmdhxpkeah8myjcacls7r">
               <w:r>
                 <w:rPr>
                   <w:rFonts w:ascii="Arial" w:cs="Arial" w:eastAsia="Arial" w:hAnsi="Arial"/>
@@ -9911,7 +9911,7 @@
               <w:spacing w:after="10" w:before="0"/>
               <w:ind w:left="120"/>
             </w:pPr>
-            <w:hyperlink w:history="1" r:id="rIddippguibs1arn_bg_hhdw">
+            <w:hyperlink w:history="1" r:id="rIdafutjilqvbnbd0hjof0jc">
               <w:r>
                 <w:rPr>
                   <w:rFonts w:ascii="Arial" w:cs="Arial" w:eastAsia="Arial" w:hAnsi="Arial"/>
@@ -9956,7 +9956,7 @@
             <w:pPr>
               <w:spacing w:after="20" w:before="0"/>
             </w:pPr>
-            <w:hyperlink w:history="1" r:id="rIdcdtbqiajq_m0vegfbsumz">
+            <w:hyperlink w:history="1" r:id="rId8k1ldech1ewghkrnmfewb">
               <w:r>
                 <w:rPr>
                   <w:rFonts w:ascii="Arial" w:cs="Arial" w:eastAsia="Arial" w:hAnsi="Arial"/>
@@ -9989,7 +9989,7 @@
               <w:spacing w:after="10" w:before="0"/>
               <w:ind w:left="120"/>
             </w:pPr>
-            <w:hyperlink w:history="1" r:id="rId3uinjhyxz9tz92-njneci">
+            <w:hyperlink w:history="1" r:id="rIdwcgkf2rbzx3c2dq6qx349">
               <w:r>
                 <w:rPr>
                   <w:rFonts w:ascii="Arial" w:cs="Arial" w:eastAsia="Arial" w:hAnsi="Arial"/>
@@ -10184,7 +10184,7 @@
             <w:pPr>
               <w:spacing w:after="20" w:before="0"/>
             </w:pPr>
-            <w:hyperlink w:history="1" r:id="rIdwyp3aqgruc9huvkzi2ubw">
+            <w:hyperlink w:history="1" r:id="rIdpagy798mpnlhnaxv_rzib">
               <w:r>
                 <w:rPr>
                   <w:rFonts w:ascii="Arial" w:cs="Arial" w:eastAsia="Arial" w:hAnsi="Arial"/>
@@ -10217,7 +10217,7 @@
               <w:spacing w:after="10" w:before="0"/>
               <w:ind w:left="120"/>
             </w:pPr>
-            <w:hyperlink w:history="1" r:id="rIds6mwyooi_ctm6363wqe-e">
+            <w:hyperlink w:history="1" r:id="rIdtf0-ekexgcnimwoe7_q_l">
               <w:r>
                 <w:rPr>
                   <w:rFonts w:ascii="Arial" w:cs="Arial" w:eastAsia="Arial" w:hAnsi="Arial"/>
@@ -10262,7 +10262,7 @@
             <w:pPr>
               <w:spacing w:after="20" w:before="0"/>
             </w:pPr>
-            <w:hyperlink w:history="1" r:id="rIdw1ldbs5y73mjte2gfe5y8">
+            <w:hyperlink w:history="1" r:id="rIdg2upi6my954m-5gfpge6t">
               <w:r>
                 <w:rPr>
                   <w:rFonts w:ascii="Arial" w:cs="Arial" w:eastAsia="Arial" w:hAnsi="Arial"/>
@@ -10295,7 +10295,7 @@
               <w:spacing w:after="10" w:before="0"/>
               <w:ind w:left="120"/>
             </w:pPr>
-            <w:hyperlink w:history="1" r:id="rId4wmu0txzh7ouk97pegm4a">
+            <w:hyperlink w:history="1" r:id="rId3ij_v_brwqz2puc2i_9mr">
               <w:r>
                 <w:rPr>
                   <w:rFonts w:ascii="Arial" w:cs="Arial" w:eastAsia="Arial" w:hAnsi="Arial"/>
@@ -10490,7 +10490,7 @@
             <w:pPr>
               <w:spacing w:after="20" w:before="0"/>
             </w:pPr>
-            <w:hyperlink w:history="1" r:id="rIdlyy68itqaqcjdqgngu87y">
+            <w:hyperlink w:history="1" r:id="rIdx5g48pnznxmh15yun0w-e">
               <w:r>
                 <w:rPr>
                   <w:rFonts w:ascii="Arial" w:cs="Arial" w:eastAsia="Arial" w:hAnsi="Arial"/>
@@ -10523,7 +10523,7 @@
               <w:spacing w:after="10" w:before="0"/>
               <w:ind w:left="120"/>
             </w:pPr>
-            <w:hyperlink w:history="1" r:id="rId-h9a98q1sbw9hta5hqqhu">
+            <w:hyperlink w:history="1" r:id="rIdho514rd3szppskjzcfrtq">
               <w:r>
                 <w:rPr>
                   <w:rFonts w:ascii="Arial" w:cs="Arial" w:eastAsia="Arial" w:hAnsi="Arial"/>
@@ -10568,7 +10568,7 @@
             <w:pPr>
               <w:spacing w:after="20" w:before="0"/>
             </w:pPr>
-            <w:hyperlink w:history="1" r:id="rIdfxdcrfhvlk0nucyddtmeh">
+            <w:hyperlink w:history="1" r:id="rIdg75imfembeos4macixtul">
               <w:r>
                 <w:rPr>
                   <w:rFonts w:ascii="Arial" w:cs="Arial" w:eastAsia="Arial" w:hAnsi="Arial"/>
@@ -10601,7 +10601,7 @@
               <w:spacing w:after="10" w:before="0"/>
               <w:ind w:left="120"/>
             </w:pPr>
-            <w:hyperlink w:history="1" r:id="rIdeabznhjdax3byoenixwn9">
+            <w:hyperlink w:history="1" r:id="rIdyp09vd9ygwib7drcq3qqx">
               <w:r>
                 <w:rPr>
                   <w:rFonts w:ascii="Arial" w:cs="Arial" w:eastAsia="Arial" w:hAnsi="Arial"/>
@@ -11113,7 +11113,7 @@
         </w:rPr>
         <w:t xml:space="preserve">© 2026 SeaVuria and ARES. Aligned with KICD objectives. Developed by SeaVuria; technical implementation by ARES (with AI assistance from Claude). Licensed under </w:t>
       </w:r>
-      <w:hyperlink w:history="1" r:id="rIdzzwenheud2-s_mkt_xiyq">
+      <w:hyperlink w:history="1" r:id="rIdrqfjix1uh2xh0sjnhmwbh">
         <w:r>
           <w:rPr>
             <w:rFonts w:ascii="Arial" w:cs="Arial" w:eastAsia="Arial" w:hAnsi="Arial"/>
@@ -11134,7 +11134,7 @@
         </w:rPr>
         <w:t xml:space="preserve"> (</w:t>
       </w:r>
-      <w:hyperlink w:history="1" r:id="rId8btej75xullar3os6sm01">
+      <w:hyperlink w:history="1" r:id="rIdkja-1nm255vaq8lviuwnn">
         <w:r>
           <w:rPr>
             <w:rFonts w:ascii="Arial" w:cs="Arial" w:eastAsia="Arial" w:hAnsi="Arial"/>
@@ -12147,7 +12147,7 @@
             <w:pPr>
               <w:spacing w:after="20" w:before="0"/>
             </w:pPr>
-            <w:hyperlink w:history="1" r:id="rIdj1rbihgn1oepv7cja-1nm">
+            <w:hyperlink w:history="1" r:id="rIdcviw9_18iyjbvmckbagr9">
               <w:r>
                 <w:rPr>
                   <w:rFonts w:ascii="Arial" w:cs="Arial" w:eastAsia="Arial" w:hAnsi="Arial"/>
@@ -12180,7 +12180,7 @@
               <w:spacing w:after="10" w:before="0"/>
               <w:ind w:left="120"/>
             </w:pPr>
-            <w:hyperlink w:history="1" r:id="rIdn28p4xk8lq-pwhsnqjgi4">
+            <w:hyperlink w:history="1" r:id="rId7le2wezo4g_olopysnp7h">
               <w:r>
                 <w:rPr>
                   <w:rFonts w:ascii="Arial" w:cs="Arial" w:eastAsia="Arial" w:hAnsi="Arial"/>
@@ -12225,7 +12225,7 @@
             <w:pPr>
               <w:spacing w:after="20" w:before="0"/>
             </w:pPr>
-            <w:hyperlink w:history="1" r:id="rIduwgqtpvxdixqcpwysl6el">
+            <w:hyperlink w:history="1" r:id="rId6g3xbmysajjc4z-jrdzuw">
               <w:r>
                 <w:rPr>
                   <w:rFonts w:ascii="Arial" w:cs="Arial" w:eastAsia="Arial" w:hAnsi="Arial"/>
@@ -12258,7 +12258,7 @@
               <w:spacing w:after="10" w:before="0"/>
               <w:ind w:left="120"/>
             </w:pPr>
-            <w:hyperlink w:history="1" r:id="rIdnrv2uhusksme8yeecilzv">
+            <w:hyperlink w:history="1" r:id="rId-aiyqr_tszp8xy-ps0c5h">
               <w:r>
                 <w:rPr>
                   <w:rFonts w:ascii="Arial" w:cs="Arial" w:eastAsia="Arial" w:hAnsi="Arial"/>
@@ -12453,7 +12453,7 @@
             <w:pPr>
               <w:spacing w:after="20" w:before="0"/>
             </w:pPr>
-            <w:hyperlink w:history="1" r:id="rIdnrxz4q6dm2gsjouhne9ob">
+            <w:hyperlink w:history="1" r:id="rIdvlawgwfyx9mequa40d4ex">
               <w:r>
                 <w:rPr>
                   <w:rFonts w:ascii="Arial" w:cs="Arial" w:eastAsia="Arial" w:hAnsi="Arial"/>
@@ -12486,7 +12486,7 @@
               <w:spacing w:after="10" w:before="0"/>
               <w:ind w:left="120"/>
             </w:pPr>
-            <w:hyperlink w:history="1" r:id="rIdsoynxaclqru5566scy-a8">
+            <w:hyperlink w:history="1" r:id="rIdtiiemjgetyoa5vz1yuvk-">
               <w:r>
                 <w:rPr>
                   <w:rFonts w:ascii="Arial" w:cs="Arial" w:eastAsia="Arial" w:hAnsi="Arial"/>
@@ -12531,7 +12531,7 @@
             <w:pPr>
               <w:spacing w:after="20" w:before="0"/>
             </w:pPr>
-            <w:hyperlink w:history="1" r:id="rIdjw9dclj-_v2cv8_k8ofz8">
+            <w:hyperlink w:history="1" r:id="rIdsrqgp2qxfum28uxpifryk">
               <w:r>
                 <w:rPr>
                   <w:rFonts w:ascii="Arial" w:cs="Arial" w:eastAsia="Arial" w:hAnsi="Arial"/>
@@ -12564,7 +12564,7 @@
               <w:spacing w:after="10" w:before="0"/>
               <w:ind w:left="120"/>
             </w:pPr>
-            <w:hyperlink w:history="1" r:id="rIdurk2gif6dpqtdw_ipv5si">
+            <w:hyperlink w:history="1" r:id="rIdvq2cbqli3gxsmtx2jleuh">
               <w:r>
                 <w:rPr>
                   <w:rFonts w:ascii="Arial" w:cs="Arial" w:eastAsia="Arial" w:hAnsi="Arial"/>
@@ -12759,7 +12759,7 @@
             <w:pPr>
               <w:spacing w:after="20" w:before="0"/>
             </w:pPr>
-            <w:hyperlink w:history="1" r:id="rIdzf9clgd-lcujvhster6m1">
+            <w:hyperlink w:history="1" r:id="rId7ihm62ya1qwccozd-zqn9">
               <w:r>
                 <w:rPr>
                   <w:rFonts w:ascii="Arial" w:cs="Arial" w:eastAsia="Arial" w:hAnsi="Arial"/>
@@ -12792,7 +12792,7 @@
               <w:spacing w:after="10" w:before="0"/>
               <w:ind w:left="120"/>
             </w:pPr>
-            <w:hyperlink w:history="1" r:id="rIdmsxdqovqh3valtl0l2fho">
+            <w:hyperlink w:history="1" r:id="rIdmvoob_wqlwflviier3uz3">
               <w:r>
                 <w:rPr>
                   <w:rFonts w:ascii="Arial" w:cs="Arial" w:eastAsia="Arial" w:hAnsi="Arial"/>
@@ -12837,7 +12837,7 @@
             <w:pPr>
               <w:spacing w:after="20" w:before="0"/>
             </w:pPr>
-            <w:hyperlink w:history="1" r:id="rIdu_cgvus4srh-ktlpzrjil">
+            <w:hyperlink w:history="1" r:id="rIdq2v7oaccycipk52zo0rqu">
               <w:r>
                 <w:rPr>
                   <w:rFonts w:ascii="Arial" w:cs="Arial" w:eastAsia="Arial" w:hAnsi="Arial"/>
@@ -12870,7 +12870,7 @@
               <w:spacing w:after="10" w:before="0"/>
               <w:ind w:left="120"/>
             </w:pPr>
-            <w:hyperlink w:history="1" r:id="rIdwalwgdkkrtkzeux66wdt6">
+            <w:hyperlink w:history="1" r:id="rIdkuetn42ekblw4vdtceyci">
               <w:r>
                 <w:rPr>
                   <w:rFonts w:ascii="Arial" w:cs="Arial" w:eastAsia="Arial" w:hAnsi="Arial"/>
@@ -13065,7 +13065,7 @@
             <w:pPr>
               <w:spacing w:after="20" w:before="0"/>
             </w:pPr>
-            <w:hyperlink w:history="1" r:id="rIds6hzlksso9y6hfahbarm_">
+            <w:hyperlink w:history="1" r:id="rId6p0gd9s5mkzgir8kkp630">
               <w:r>
                 <w:rPr>
                   <w:rFonts w:ascii="Arial" w:cs="Arial" w:eastAsia="Arial" w:hAnsi="Arial"/>
@@ -13098,7 +13098,7 @@
               <w:spacing w:after="10" w:before="0"/>
               <w:ind w:left="120"/>
             </w:pPr>
-            <w:hyperlink w:history="1" r:id="rIdahvslrt0srobwryfjnbj3">
+            <w:hyperlink w:history="1" r:id="rIdll8n5pdscsbi__nrgwpef">
               <w:r>
                 <w:rPr>
                   <w:rFonts w:ascii="Arial" w:cs="Arial" w:eastAsia="Arial" w:hAnsi="Arial"/>
@@ -13143,7 +13143,7 @@
             <w:pPr>
               <w:spacing w:after="20" w:before="0"/>
             </w:pPr>
-            <w:hyperlink w:history="1" r:id="rIdb55a-iodm_rj2xydte9kt">
+            <w:hyperlink w:history="1" r:id="rIdanjtatliqzp5-prlchdfo">
               <w:r>
                 <w:rPr>
                   <w:rFonts w:ascii="Arial" w:cs="Arial" w:eastAsia="Arial" w:hAnsi="Arial"/>
@@ -13176,7 +13176,7 @@
               <w:spacing w:after="10" w:before="0"/>
               <w:ind w:left="120"/>
             </w:pPr>
-            <w:hyperlink w:history="1" r:id="rId5-0efez5sfl2yexdhmlig">
+            <w:hyperlink w:history="1" r:id="rId2wyrmj2zrnk3xhp1wkuz_">
               <w:r>
                 <w:rPr>
                   <w:rFonts w:ascii="Arial" w:cs="Arial" w:eastAsia="Arial" w:hAnsi="Arial"/>
@@ -13371,7 +13371,7 @@
             <w:pPr>
               <w:spacing w:after="20" w:before="0"/>
             </w:pPr>
-            <w:hyperlink w:history="1" r:id="rId6_uywfrlg-xjvtgffk8dk">
+            <w:hyperlink w:history="1" r:id="rIdgvzk88t1bngiyqp0vfw6f">
               <w:r>
                 <w:rPr>
                   <w:rFonts w:ascii="Arial" w:cs="Arial" w:eastAsia="Arial" w:hAnsi="Arial"/>
@@ -13404,7 +13404,7 @@
               <w:spacing w:after="10" w:before="0"/>
               <w:ind w:left="120"/>
             </w:pPr>
-            <w:hyperlink w:history="1" r:id="rIdw_n7asyihva3ie0glpxrg">
+            <w:hyperlink w:history="1" r:id="rIdd_igyx0gx3rm2sf1yipvn">
               <w:r>
                 <w:rPr>
                   <w:rFonts w:ascii="Arial" w:cs="Arial" w:eastAsia="Arial" w:hAnsi="Arial"/>
@@ -13449,7 +13449,7 @@
             <w:pPr>
               <w:spacing w:after="20" w:before="0"/>
             </w:pPr>
-            <w:hyperlink w:history="1" r:id="rId5p3azxs7wfhtdn9nci3t0">
+            <w:hyperlink w:history="1" r:id="rId7hcqp-tt1kbzcd_c3cird">
               <w:r>
                 <w:rPr>
                   <w:rFonts w:ascii="Arial" w:cs="Arial" w:eastAsia="Arial" w:hAnsi="Arial"/>
@@ -13482,7 +13482,7 @@
               <w:spacing w:after="10" w:before="0"/>
               <w:ind w:left="120"/>
             </w:pPr>
-            <w:hyperlink w:history="1" r:id="rIdxawunlbkxaoiq6nzip4ux">
+            <w:hyperlink w:history="1" r:id="rId7tqwwkqk1txsf4mghftib">
               <w:r>
                 <w:rPr>
                   <w:rFonts w:ascii="Arial" w:cs="Arial" w:eastAsia="Arial" w:hAnsi="Arial"/>
@@ -13994,7 +13994,7 @@
         </w:rPr>
         <w:t xml:space="preserve">© 2026 SeaVuria and ARES. Aligned with KICD objectives. Developed by SeaVuria; technical implementation by ARES (with AI assistance from Claude). Licensed under </w:t>
       </w:r>
-      <w:hyperlink w:history="1" r:id="rIda1gm97ksb6b6ae2gr_n0w">
+      <w:hyperlink w:history="1" r:id="rIdtcxbbqcu7oavna0uhaqty">
         <w:r>
           <w:rPr>
             <w:rFonts w:ascii="Arial" w:cs="Arial" w:eastAsia="Arial" w:hAnsi="Arial"/>
@@ -14015,7 +14015,7 @@
         </w:rPr>
         <w:t xml:space="preserve"> (</w:t>
       </w:r>
-      <w:hyperlink w:history="1" r:id="rId4rcbwig_siq00anw-sxlo">
+      <w:hyperlink w:history="1" r:id="rIdfy6nwzl3rrrkamunkjakt">
         <w:r>
           <w:rPr>
             <w:rFonts w:ascii="Arial" w:cs="Arial" w:eastAsia="Arial" w:hAnsi="Arial"/>
@@ -15028,7 +15028,7 @@
             <w:pPr>
               <w:spacing w:after="20" w:before="0"/>
             </w:pPr>
-            <w:hyperlink w:history="1" r:id="rId4-xzgec1hmpjtvgnuwk98">
+            <w:hyperlink w:history="1" r:id="rId-bgogvupl4fkf92jq_xpm">
               <w:r>
                 <w:rPr>
                   <w:rFonts w:ascii="Arial" w:cs="Arial" w:eastAsia="Arial" w:hAnsi="Arial"/>
@@ -15061,7 +15061,7 @@
               <w:spacing w:after="10" w:before="0"/>
               <w:ind w:left="120"/>
             </w:pPr>
-            <w:hyperlink w:history="1" r:id="rIdrcbz-p2llf5pqdxdphj7o">
+            <w:hyperlink w:history="1" r:id="rId_izph5o4px5uhagjej5jc">
               <w:r>
                 <w:rPr>
                   <w:rFonts w:ascii="Arial" w:cs="Arial" w:eastAsia="Arial" w:hAnsi="Arial"/>
@@ -15106,7 +15106,7 @@
             <w:pPr>
               <w:spacing w:after="20" w:before="0"/>
             </w:pPr>
-            <w:hyperlink w:history="1" r:id="rIdgodjwv89fer2hibyptl_a">
+            <w:hyperlink w:history="1" r:id="rIdtgk0mcybarz3jmtkskbkq">
               <w:r>
                 <w:rPr>
                   <w:rFonts w:ascii="Arial" w:cs="Arial" w:eastAsia="Arial" w:hAnsi="Arial"/>
@@ -15139,7 +15139,7 @@
               <w:spacing w:after="10" w:before="0"/>
               <w:ind w:left="120"/>
             </w:pPr>
-            <w:hyperlink w:history="1" r:id="rIdsf2swxbczt12bkk6z1d8m">
+            <w:hyperlink w:history="1" r:id="rIdandvob_-kg8-qq9tswnsf">
               <w:r>
                 <w:rPr>
                   <w:rFonts w:ascii="Arial" w:cs="Arial" w:eastAsia="Arial" w:hAnsi="Arial"/>
@@ -15334,7 +15334,7 @@
             <w:pPr>
               <w:spacing w:after="20" w:before="0"/>
             </w:pPr>
-            <w:hyperlink w:history="1" r:id="rIdkjd3phqsqfmo4aool9fdt">
+            <w:hyperlink w:history="1" r:id="rIdtjj0rl43cddzpnafxwcmg">
               <w:r>
                 <w:rPr>
                   <w:rFonts w:ascii="Arial" w:cs="Arial" w:eastAsia="Arial" w:hAnsi="Arial"/>
@@ -15367,7 +15367,7 @@
               <w:spacing w:after="10" w:before="0"/>
               <w:ind w:left="120"/>
             </w:pPr>
-            <w:hyperlink w:history="1" r:id="rId8evsbn18njmpprz-px_ze">
+            <w:hyperlink w:history="1" r:id="rIdli7yswskat_-p8_hniumz">
               <w:r>
                 <w:rPr>
                   <w:rFonts w:ascii="Arial" w:cs="Arial" w:eastAsia="Arial" w:hAnsi="Arial"/>
@@ -15412,7 +15412,7 @@
             <w:pPr>
               <w:spacing w:after="20" w:before="0"/>
             </w:pPr>
-            <w:hyperlink w:history="1" r:id="rIdmycf2e3yims1gvu0s3iou">
+            <w:hyperlink w:history="1" r:id="rIdytjw7cyp4hbwbx9vq0zn-">
               <w:r>
                 <w:rPr>
                   <w:rFonts w:ascii="Arial" w:cs="Arial" w:eastAsia="Arial" w:hAnsi="Arial"/>
@@ -15445,7 +15445,7 @@
               <w:spacing w:after="10" w:before="0"/>
               <w:ind w:left="120"/>
             </w:pPr>
-            <w:hyperlink w:history="1" r:id="rIduk4omg2nydjjbxvk45net">
+            <w:hyperlink w:history="1" r:id="rIdiy3d3kbiap1ar18x_4be1">
               <w:r>
                 <w:rPr>
                   <w:rFonts w:ascii="Arial" w:cs="Arial" w:eastAsia="Arial" w:hAnsi="Arial"/>
@@ -15640,7 +15640,7 @@
             <w:pPr>
               <w:spacing w:after="20" w:before="0"/>
             </w:pPr>
-            <w:hyperlink w:history="1" r:id="rIdr7jlfnku1fkbf_-lu1lya">
+            <w:hyperlink w:history="1" r:id="rIdgxmzgkbnxvugx6yshbntw">
               <w:r>
                 <w:rPr>
                   <w:rFonts w:ascii="Arial" w:cs="Arial" w:eastAsia="Arial" w:hAnsi="Arial"/>
@@ -15673,7 +15673,7 @@
               <w:spacing w:after="10" w:before="0"/>
               <w:ind w:left="120"/>
             </w:pPr>
-            <w:hyperlink w:history="1" r:id="rIdpfhm9zrpvwwdafygw7531">
+            <w:hyperlink w:history="1" r:id="rIdhujlq-d86pp093entvnxa">
               <w:r>
                 <w:rPr>
                   <w:rFonts w:ascii="Arial" w:cs="Arial" w:eastAsia="Arial" w:hAnsi="Arial"/>
@@ -15718,7 +15718,7 @@
             <w:pPr>
               <w:spacing w:after="20" w:before="0"/>
             </w:pPr>
-            <w:hyperlink w:history="1" r:id="rId0tjkp0imbz669nsfa-tlw">
+            <w:hyperlink w:history="1" r:id="rIdqpuk7yrvc7npmjo1revti">
               <w:r>
                 <w:rPr>
                   <w:rFonts w:ascii="Arial" w:cs="Arial" w:eastAsia="Arial" w:hAnsi="Arial"/>
@@ -15751,7 +15751,7 @@
               <w:spacing w:after="10" w:before="0"/>
               <w:ind w:left="120"/>
             </w:pPr>
-            <w:hyperlink w:history="1" r:id="rId28elmqmlo4mjp8lglwwur">
+            <w:hyperlink w:history="1" r:id="rIdhw92gald4ahkbdsisfiw6">
               <w:r>
                 <w:rPr>
                   <w:rFonts w:ascii="Arial" w:cs="Arial" w:eastAsia="Arial" w:hAnsi="Arial"/>
@@ -15946,7 +15946,7 @@
             <w:pPr>
               <w:spacing w:after="20" w:before="0"/>
             </w:pPr>
-            <w:hyperlink w:history="1" r:id="rIdshowpwh9o6p3h2c3zajcs">
+            <w:hyperlink w:history="1" r:id="rIdz522tewsso2pniamz4sg5">
               <w:r>
                 <w:rPr>
                   <w:rFonts w:ascii="Arial" w:cs="Arial" w:eastAsia="Arial" w:hAnsi="Arial"/>
@@ -15979,7 +15979,7 @@
               <w:spacing w:after="10" w:before="0"/>
               <w:ind w:left="120"/>
             </w:pPr>
-            <w:hyperlink w:history="1" r:id="rIduwa0pqrsyykevrr5x33xk">
+            <w:hyperlink w:history="1" r:id="rId5weou9ffwivagkcyq1njr">
               <w:r>
                 <w:rPr>
                   <w:rFonts w:ascii="Arial" w:cs="Arial" w:eastAsia="Arial" w:hAnsi="Arial"/>
@@ -16024,7 +16024,7 @@
             <w:pPr>
               <w:spacing w:after="20" w:before="0"/>
             </w:pPr>
-            <w:hyperlink w:history="1" r:id="rId14_rirs8aupezpcgr0u39">
+            <w:hyperlink w:history="1" r:id="rId7jue3gtokhk7h0xeozc0q">
               <w:r>
                 <w:rPr>
                   <w:rFonts w:ascii="Arial" w:cs="Arial" w:eastAsia="Arial" w:hAnsi="Arial"/>
@@ -16057,7 +16057,7 @@
               <w:spacing w:after="10" w:before="0"/>
               <w:ind w:left="120"/>
             </w:pPr>
-            <w:hyperlink w:history="1" r:id="rIdsq4_5nkmlj7jrxq-ilvik">
+            <w:hyperlink w:history="1" r:id="rIdkuxvswtxst0qvzyzop5e7">
               <w:r>
                 <w:rPr>
                   <w:rFonts w:ascii="Arial" w:cs="Arial" w:eastAsia="Arial" w:hAnsi="Arial"/>
@@ -16252,7 +16252,7 @@
             <w:pPr>
               <w:spacing w:after="20" w:before="0"/>
             </w:pPr>
-            <w:hyperlink w:history="1" r:id="rIdbzji8rtar0of7hrk7zchk">
+            <w:hyperlink w:history="1" r:id="rIdqh1v1s6f-ac38mz_xvmrx">
               <w:r>
                 <w:rPr>
                   <w:rFonts w:ascii="Arial" w:cs="Arial" w:eastAsia="Arial" w:hAnsi="Arial"/>
@@ -16285,7 +16285,7 @@
               <w:spacing w:after="10" w:before="0"/>
               <w:ind w:left="120"/>
             </w:pPr>
-            <w:hyperlink w:history="1" r:id="rIdptujhydh6nzfbqzzst54d">
+            <w:hyperlink w:history="1" r:id="rIdo-ua1rqz1evcdsbxq84gh">
               <w:r>
                 <w:rPr>
                   <w:rFonts w:ascii="Arial" w:cs="Arial" w:eastAsia="Arial" w:hAnsi="Arial"/>
@@ -16330,7 +16330,7 @@
             <w:pPr>
               <w:spacing w:after="20" w:before="0"/>
             </w:pPr>
-            <w:hyperlink w:history="1" r:id="rIdgi_wzodfygr2hdorffao7">
+            <w:hyperlink w:history="1" r:id="rIdqjhfgh01lzu16ro2fuqoy">
               <w:r>
                 <w:rPr>
                   <w:rFonts w:ascii="Arial" w:cs="Arial" w:eastAsia="Arial" w:hAnsi="Arial"/>
@@ -16363,7 +16363,7 @@
               <w:spacing w:after="10" w:before="0"/>
               <w:ind w:left="120"/>
             </w:pPr>
-            <w:hyperlink w:history="1" r:id="rIdat_webhmh3c7lkrrsffth">
+            <w:hyperlink w:history="1" r:id="rId_e_610b1ktddgduu-kjno">
               <w:r>
                 <w:rPr>
                   <w:rFonts w:ascii="Arial" w:cs="Arial" w:eastAsia="Arial" w:hAnsi="Arial"/>
@@ -16875,7 +16875,7 @@
         </w:rPr>
         <w:t xml:space="preserve">© 2026 SeaVuria and ARES. Aligned with KICD objectives. Developed by SeaVuria; technical implementation by ARES (with AI assistance from Claude). Licensed under </w:t>
       </w:r>
-      <w:hyperlink w:history="1" r:id="rIdpu_jj5tq4hnemjqhaqfxf">
+      <w:hyperlink w:history="1" r:id="rIdt7ybx-1qguvvvt8qag9pg">
         <w:r>
           <w:rPr>
             <w:rFonts w:ascii="Arial" w:cs="Arial" w:eastAsia="Arial" w:hAnsi="Arial"/>
@@ -16896,7 +16896,7 @@
         </w:rPr>
         <w:t xml:space="preserve"> (</w:t>
       </w:r>
-      <w:hyperlink w:history="1" r:id="rId5dmmtyrdsis7wl5e_c4hs">
+      <w:hyperlink w:history="1" r:id="rIdflwimd-hjorjsvxkc6sqz">
         <w:r>
           <w:rPr>
             <w:rFonts w:ascii="Arial" w:cs="Arial" w:eastAsia="Arial" w:hAnsi="Arial"/>
@@ -17909,7 +17909,7 @@
             <w:pPr>
               <w:spacing w:after="20" w:before="0"/>
             </w:pPr>
-            <w:hyperlink w:history="1" r:id="rIdknisknskp0sziuc3p0hy-">
+            <w:hyperlink w:history="1" r:id="rIddutx0gerq4rm0hwt8o8e2">
               <w:r>
                 <w:rPr>
                   <w:rFonts w:ascii="Arial" w:cs="Arial" w:eastAsia="Arial" w:hAnsi="Arial"/>
@@ -17942,7 +17942,7 @@
               <w:spacing w:after="10" w:before="0"/>
               <w:ind w:left="120"/>
             </w:pPr>
-            <w:hyperlink w:history="1" r:id="rIdqqksx0fwfguueuq9gw2ix">
+            <w:hyperlink w:history="1" r:id="rIdaqbnich0lqlalgfrw4m18">
               <w:r>
                 <w:rPr>
                   <w:rFonts w:ascii="Arial" w:cs="Arial" w:eastAsia="Arial" w:hAnsi="Arial"/>
@@ -17987,7 +17987,7 @@
             <w:pPr>
               <w:spacing w:after="20" w:before="0"/>
             </w:pPr>
-            <w:hyperlink w:history="1" r:id="rIdgst5wbhv8pqffntdkjafb">
+            <w:hyperlink w:history="1" r:id="rIdjdpjjrj_qayyleao0f7ff">
               <w:r>
                 <w:rPr>
                   <w:rFonts w:ascii="Arial" w:cs="Arial" w:eastAsia="Arial" w:hAnsi="Arial"/>
@@ -18020,7 +18020,7 @@
               <w:spacing w:after="10" w:before="0"/>
               <w:ind w:left="120"/>
             </w:pPr>
-            <w:hyperlink w:history="1" r:id="rIdomeuoxecppnpeb9qbkud4">
+            <w:hyperlink w:history="1" r:id="rIdxsdttpll7mia0vcifmirb">
               <w:r>
                 <w:rPr>
                   <w:rFonts w:ascii="Arial" w:cs="Arial" w:eastAsia="Arial" w:hAnsi="Arial"/>
@@ -18215,7 +18215,7 @@
             <w:pPr>
               <w:spacing w:after="20" w:before="0"/>
             </w:pPr>
-            <w:hyperlink w:history="1" r:id="rIdjupwzhkdclifrxn6eos45">
+            <w:hyperlink w:history="1" r:id="rIdglzxyvf6bceo874k5z7ug">
               <w:r>
                 <w:rPr>
                   <w:rFonts w:ascii="Arial" w:cs="Arial" w:eastAsia="Arial" w:hAnsi="Arial"/>
@@ -18248,7 +18248,7 @@
               <w:spacing w:after="10" w:before="0"/>
               <w:ind w:left="120"/>
             </w:pPr>
-            <w:hyperlink w:history="1" r:id="rIdovfdjdkughccqulwsavbh">
+            <w:hyperlink w:history="1" r:id="rIdufevu2sneddchgz5s43i-">
               <w:r>
                 <w:rPr>
                   <w:rFonts w:ascii="Arial" w:cs="Arial" w:eastAsia="Arial" w:hAnsi="Arial"/>
@@ -18293,7 +18293,7 @@
             <w:pPr>
               <w:spacing w:after="20" w:before="0"/>
             </w:pPr>
-            <w:hyperlink w:history="1" r:id="rIdtyn1yxsfxj9nac-hzmymh">
+            <w:hyperlink w:history="1" r:id="rIdwrgxp2hwvkqdvzt-stgl8">
               <w:r>
                 <w:rPr>
                   <w:rFonts w:ascii="Arial" w:cs="Arial" w:eastAsia="Arial" w:hAnsi="Arial"/>
@@ -18326,7 +18326,7 @@
               <w:spacing w:after="10" w:before="0"/>
               <w:ind w:left="120"/>
             </w:pPr>
-            <w:hyperlink w:history="1" r:id="rIdcjldaybsnztjgv-ewe1yt">
+            <w:hyperlink w:history="1" r:id="rIdqmjphjrulhv9ugj_wnspq">
               <w:r>
                 <w:rPr>
                   <w:rFonts w:ascii="Arial" w:cs="Arial" w:eastAsia="Arial" w:hAnsi="Arial"/>
@@ -18521,7 +18521,7 @@
             <w:pPr>
               <w:spacing w:after="20" w:before="0"/>
             </w:pPr>
-            <w:hyperlink w:history="1" r:id="rId_w-hztriddwfssjobs4ba">
+            <w:hyperlink w:history="1" r:id="rIdcxuse9oiuyaquewny9-23">
               <w:r>
                 <w:rPr>
                   <w:rFonts w:ascii="Arial" w:cs="Arial" w:eastAsia="Arial" w:hAnsi="Arial"/>
@@ -18554,7 +18554,7 @@
               <w:spacing w:after="10" w:before="0"/>
               <w:ind w:left="120"/>
             </w:pPr>
-            <w:hyperlink w:history="1" r:id="rIdgc54zhm95ljl6lf2yujql">
+            <w:hyperlink w:history="1" r:id="rIdta5-buikh_gp1dh6h7g3f">
               <w:r>
                 <w:rPr>
                   <w:rFonts w:ascii="Arial" w:cs="Arial" w:eastAsia="Arial" w:hAnsi="Arial"/>
@@ -18599,7 +18599,7 @@
             <w:pPr>
               <w:spacing w:after="20" w:before="0"/>
             </w:pPr>
-            <w:hyperlink w:history="1" r:id="rIddplf92c_891hnwz7gbsgn">
+            <w:hyperlink w:history="1" r:id="rIdmwrcgdxrlw3mr39ownrub">
               <w:r>
                 <w:rPr>
                   <w:rFonts w:ascii="Arial" w:cs="Arial" w:eastAsia="Arial" w:hAnsi="Arial"/>
@@ -18632,7 +18632,7 @@
               <w:spacing w:after="10" w:before="0"/>
               <w:ind w:left="120"/>
             </w:pPr>
-            <w:hyperlink w:history="1" r:id="rIdmhvxliy7vu2rumikmrat5">
+            <w:hyperlink w:history="1" r:id="rIdydsvy6ksjyim4hnotfe4c">
               <w:r>
                 <w:rPr>
                   <w:rFonts w:ascii="Arial" w:cs="Arial" w:eastAsia="Arial" w:hAnsi="Arial"/>
@@ -18827,7 +18827,7 @@
             <w:pPr>
               <w:spacing w:after="20" w:before="0"/>
             </w:pPr>
-            <w:hyperlink w:history="1" r:id="rIdfd2fuspbrestyyqsbjcut">
+            <w:hyperlink w:history="1" r:id="rId1_hdj0wealr75s1g_wsx-">
               <w:r>
                 <w:rPr>
                   <w:rFonts w:ascii="Arial" w:cs="Arial" w:eastAsia="Arial" w:hAnsi="Arial"/>
@@ -18860,7 +18860,7 @@
               <w:spacing w:after="10" w:before="0"/>
               <w:ind w:left="120"/>
             </w:pPr>
-            <w:hyperlink w:history="1" r:id="rId9awx1gpg9wolmibqforg9">
+            <w:hyperlink w:history="1" r:id="rId5fv72qc7jvlxmpbexj2rq">
               <w:r>
                 <w:rPr>
                   <w:rFonts w:ascii="Arial" w:cs="Arial" w:eastAsia="Arial" w:hAnsi="Arial"/>
@@ -18905,7 +18905,7 @@
             <w:pPr>
               <w:spacing w:after="20" w:before="0"/>
             </w:pPr>
-            <w:hyperlink w:history="1" r:id="rIdlrgebbctsneizslcrks5x">
+            <w:hyperlink w:history="1" r:id="rIdducjh7m2ojmhjnmz5ixms">
               <w:r>
                 <w:rPr>
                   <w:rFonts w:ascii="Arial" w:cs="Arial" w:eastAsia="Arial" w:hAnsi="Arial"/>
@@ -18938,7 +18938,7 @@
               <w:spacing w:after="10" w:before="0"/>
               <w:ind w:left="120"/>
             </w:pPr>
-            <w:hyperlink w:history="1" r:id="rIdcesgtqddtvombk054q5h6">
+            <w:hyperlink w:history="1" r:id="rIdadzlsb0wo6lnngi3japiy">
               <w:r>
                 <w:rPr>
                   <w:rFonts w:ascii="Arial" w:cs="Arial" w:eastAsia="Arial" w:hAnsi="Arial"/>
@@ -19133,7 +19133,7 @@
             <w:pPr>
               <w:spacing w:after="20" w:before="0"/>
             </w:pPr>
-            <w:hyperlink w:history="1" r:id="rIdy_re9qxrd0ver21uwfsca">
+            <w:hyperlink w:history="1" r:id="rIdti6ynavije-9qfeaed6qk">
               <w:r>
                 <w:rPr>
                   <w:rFonts w:ascii="Arial" w:cs="Arial" w:eastAsia="Arial" w:hAnsi="Arial"/>
@@ -19166,7 +19166,7 @@
               <w:spacing w:after="10" w:before="0"/>
               <w:ind w:left="120"/>
             </w:pPr>
-            <w:hyperlink w:history="1" r:id="rIdcjgfyr3bno4_hrlvauhqi">
+            <w:hyperlink w:history="1" r:id="rIdzfjvmhk3pztq9tana_d8e">
               <w:r>
                 <w:rPr>
                   <w:rFonts w:ascii="Arial" w:cs="Arial" w:eastAsia="Arial" w:hAnsi="Arial"/>
@@ -19211,7 +19211,7 @@
             <w:pPr>
               <w:spacing w:after="20" w:before="0"/>
             </w:pPr>
-            <w:hyperlink w:history="1" r:id="rIdepwgvypl3nxgiqzaiz0gm">
+            <w:hyperlink w:history="1" r:id="rIdc6wfftgu-n0zipr-jth6p">
               <w:r>
                 <w:rPr>
                   <w:rFonts w:ascii="Arial" w:cs="Arial" w:eastAsia="Arial" w:hAnsi="Arial"/>
@@ -19244,7 +19244,7 @@
               <w:spacing w:after="10" w:before="0"/>
               <w:ind w:left="120"/>
             </w:pPr>
-            <w:hyperlink w:history="1" r:id="rIdmal3h0yxitlvx2h1zeobt">
+            <w:hyperlink w:history="1" r:id="rIdgxn0l3qmtvqyaacfg-qgg">
               <w:r>
                 <w:rPr>
                   <w:rFonts w:ascii="Arial" w:cs="Arial" w:eastAsia="Arial" w:hAnsi="Arial"/>
@@ -19756,7 +19756,7 @@
         </w:rPr>
         <w:t xml:space="preserve">© 2026 SeaVuria and ARES. Aligned with KICD objectives. Developed by SeaVuria; technical implementation by ARES (with AI assistance from Claude). Licensed under </w:t>
       </w:r>
-      <w:hyperlink w:history="1" r:id="rIdudd6mvyrdckv_-e269uzg">
+      <w:hyperlink w:history="1" r:id="rIdgm1vzh1h97dot35ofajug">
         <w:r>
           <w:rPr>
             <w:rFonts w:ascii="Arial" w:cs="Arial" w:eastAsia="Arial" w:hAnsi="Arial"/>
@@ -19777,7 +19777,7 @@
         </w:rPr>
         <w:t xml:space="preserve"> (</w:t>
       </w:r>
-      <w:hyperlink w:history="1" r:id="rIdf88bz6phkzl1ncaobrulp">
+      <w:hyperlink w:history="1" r:id="rIdn0cg2qvemd-ajhdku_h3w">
         <w:r>
           <w:rPr>
             <w:rFonts w:ascii="Arial" w:cs="Arial" w:eastAsia="Arial" w:hAnsi="Arial"/>
@@ -20790,7 +20790,7 @@
             <w:pPr>
               <w:spacing w:after="20" w:before="0"/>
             </w:pPr>
-            <w:hyperlink w:history="1" r:id="rIdkwwfo4uqeyfhjnnb2nnuj">
+            <w:hyperlink w:history="1" r:id="rIdgebh8-h7_wyvdts6gw4mu">
               <w:r>
                 <w:rPr>
                   <w:rFonts w:ascii="Arial" w:cs="Arial" w:eastAsia="Arial" w:hAnsi="Arial"/>
@@ -20823,7 +20823,7 @@
               <w:spacing w:after="10" w:before="0"/>
               <w:ind w:left="120"/>
             </w:pPr>
-            <w:hyperlink w:history="1" r:id="rIdx2f-fbhuwz5y-qq3fpout">
+            <w:hyperlink w:history="1" r:id="rIdigykv9az3pt_wepujdpga">
               <w:r>
                 <w:rPr>
                   <w:rFonts w:ascii="Arial" w:cs="Arial" w:eastAsia="Arial" w:hAnsi="Arial"/>
@@ -20868,7 +20868,7 @@
             <w:pPr>
               <w:spacing w:after="20" w:before="0"/>
             </w:pPr>
-            <w:hyperlink w:history="1" r:id="rIdk8xusirwvi1_zte-qht2q">
+            <w:hyperlink w:history="1" r:id="rId9drfnweekdu55a9k3h3e-">
               <w:r>
                 <w:rPr>
                   <w:rFonts w:ascii="Arial" w:cs="Arial" w:eastAsia="Arial" w:hAnsi="Arial"/>
@@ -20901,7 +20901,7 @@
               <w:spacing w:after="10" w:before="0"/>
               <w:ind w:left="120"/>
             </w:pPr>
-            <w:hyperlink w:history="1" r:id="rIdblxo_t7g4zkjxuwayjzq2">
+            <w:hyperlink w:history="1" r:id="rIdjvghzpt00mk2ptpnvc8yk">
               <w:r>
                 <w:rPr>
                   <w:rFonts w:ascii="Arial" w:cs="Arial" w:eastAsia="Arial" w:hAnsi="Arial"/>
@@ -21096,7 +21096,7 @@
             <w:pPr>
               <w:spacing w:after="20" w:before="0"/>
             </w:pPr>
-            <w:hyperlink w:history="1" r:id="rIdmkmvekesntj9fnm9lscar">
+            <w:hyperlink w:history="1" r:id="rIdpjmjcw5661vjk5m1dngrk">
               <w:r>
                 <w:rPr>
                   <w:rFonts w:ascii="Arial" w:cs="Arial" w:eastAsia="Arial" w:hAnsi="Arial"/>
@@ -21129,7 +21129,7 @@
               <w:spacing w:after="10" w:before="0"/>
               <w:ind w:left="120"/>
             </w:pPr>
-            <w:hyperlink w:history="1" r:id="rId214x4gcb7ubaw3ytvngd0">
+            <w:hyperlink w:history="1" r:id="rIdnkq0n7gmux51ohfl9ulw1">
               <w:r>
                 <w:rPr>
                   <w:rFonts w:ascii="Arial" w:cs="Arial" w:eastAsia="Arial" w:hAnsi="Arial"/>
@@ -21174,7 +21174,7 @@
             <w:pPr>
               <w:spacing w:after="20" w:before="0"/>
             </w:pPr>
-            <w:hyperlink w:history="1" r:id="rIdyq-pbeul9-hnn1tgylfmo">
+            <w:hyperlink w:history="1" r:id="rIdeakvmd3zugnt21bdlyw5m">
               <w:r>
                 <w:rPr>
                   <w:rFonts w:ascii="Arial" w:cs="Arial" w:eastAsia="Arial" w:hAnsi="Arial"/>
@@ -21207,7 +21207,7 @@
               <w:spacing w:after="10" w:before="0"/>
               <w:ind w:left="120"/>
             </w:pPr>
-            <w:hyperlink w:history="1" r:id="rIdg5ajfvznwv0d6uyc8hrr5">
+            <w:hyperlink w:history="1" r:id="rIdk-4txreigsnvtqoyhlnvf">
               <w:r>
                 <w:rPr>
                   <w:rFonts w:ascii="Arial" w:cs="Arial" w:eastAsia="Arial" w:hAnsi="Arial"/>
@@ -21402,7 +21402,7 @@
             <w:pPr>
               <w:spacing w:after="20" w:before="0"/>
             </w:pPr>
-            <w:hyperlink w:history="1" r:id="rIdmbl3ad9xhuq3gihxxiu10">
+            <w:hyperlink w:history="1" r:id="rId-uneg_k7xnlw-vmnvp-1c">
               <w:r>
                 <w:rPr>
                   <w:rFonts w:ascii="Arial" w:cs="Arial" w:eastAsia="Arial" w:hAnsi="Arial"/>
@@ -21435,7 +21435,7 @@
               <w:spacing w:after="10" w:before="0"/>
               <w:ind w:left="120"/>
             </w:pPr>
-            <w:hyperlink w:history="1" r:id="rIdzmoisp2gzfw1oz_yy9mum">
+            <w:hyperlink w:history="1" r:id="rId4szldz21cwmcztll3bzmy">
               <w:r>
                 <w:rPr>
                   <w:rFonts w:ascii="Arial" w:cs="Arial" w:eastAsia="Arial" w:hAnsi="Arial"/>
@@ -21480,7 +21480,7 @@
             <w:pPr>
               <w:spacing w:after="20" w:before="0"/>
             </w:pPr>
-            <w:hyperlink w:history="1" r:id="rIdc1go9vrlg4yplah3brf0t">
+            <w:hyperlink w:history="1" r:id="rIdnfsdxrhg6kpmuth4onz4j">
               <w:r>
                 <w:rPr>
                   <w:rFonts w:ascii="Arial" w:cs="Arial" w:eastAsia="Arial" w:hAnsi="Arial"/>
@@ -21513,7 +21513,7 @@
               <w:spacing w:after="10" w:before="0"/>
               <w:ind w:left="120"/>
             </w:pPr>
-            <w:hyperlink w:history="1" r:id="rIdynjeeugyf3xkrkatrdjfq">
+            <w:hyperlink w:history="1" r:id="rId4dquaqd48x85ufz4u8-zk">
               <w:r>
                 <w:rPr>
                   <w:rFonts w:ascii="Arial" w:cs="Arial" w:eastAsia="Arial" w:hAnsi="Arial"/>
@@ -21708,7 +21708,7 @@
             <w:pPr>
               <w:spacing w:after="20" w:before="0"/>
             </w:pPr>
-            <w:hyperlink w:history="1" r:id="rIdkcfpljlt8ywkeuhjzm-jq">
+            <w:hyperlink w:history="1" r:id="rIdo9mokh6gd7idu_akig-p6">
               <w:r>
                 <w:rPr>
                   <w:rFonts w:ascii="Arial" w:cs="Arial" w:eastAsia="Arial" w:hAnsi="Arial"/>
@@ -21741,7 +21741,7 @@
               <w:spacing w:after="10" w:before="0"/>
               <w:ind w:left="120"/>
             </w:pPr>
-            <w:hyperlink w:history="1" r:id="rIdeay6mga3wwjauqnabohdb">
+            <w:hyperlink w:history="1" r:id="rIddpz1hoo0itjwsxk23q3ka">
               <w:r>
                 <w:rPr>
                   <w:rFonts w:ascii="Arial" w:cs="Arial" w:eastAsia="Arial" w:hAnsi="Arial"/>
@@ -21786,7 +21786,7 @@
             <w:pPr>
               <w:spacing w:after="20" w:before="0"/>
             </w:pPr>
-            <w:hyperlink w:history="1" r:id="rId0b7iq47iuard8yuos8z7_">
+            <w:hyperlink w:history="1" r:id="rIdhp32_wh2bowaqyalow92f">
               <w:r>
                 <w:rPr>
                   <w:rFonts w:ascii="Arial" w:cs="Arial" w:eastAsia="Arial" w:hAnsi="Arial"/>
@@ -21819,7 +21819,7 @@
               <w:spacing w:after="10" w:before="0"/>
               <w:ind w:left="120"/>
             </w:pPr>
-            <w:hyperlink w:history="1" r:id="rIddmhp1coolwyab7ebbj3vj">
+            <w:hyperlink w:history="1" r:id="rIdem2g7ydy8d7bhyq4puedt">
               <w:r>
                 <w:rPr>
                   <w:rFonts w:ascii="Arial" w:cs="Arial" w:eastAsia="Arial" w:hAnsi="Arial"/>
@@ -22014,7 +22014,7 @@
             <w:pPr>
               <w:spacing w:after="20" w:before="0"/>
             </w:pPr>
-            <w:hyperlink w:history="1" r:id="rIdy5e06ljpwtxry7ijr5-i6">
+            <w:hyperlink w:history="1" r:id="rIdzoc3hj8z65jgdgfmeg6-g">
               <w:r>
                 <w:rPr>
                   <w:rFonts w:ascii="Arial" w:cs="Arial" w:eastAsia="Arial" w:hAnsi="Arial"/>
@@ -22047,7 +22047,7 @@
               <w:spacing w:after="10" w:before="0"/>
               <w:ind w:left="120"/>
             </w:pPr>
-            <w:hyperlink w:history="1" r:id="rIdnox7a5qm7d4-lqgoj7kgv">
+            <w:hyperlink w:history="1" r:id="rIdfrhvcqup_b-x2vkwzo4s-">
               <w:r>
                 <w:rPr>
                   <w:rFonts w:ascii="Arial" w:cs="Arial" w:eastAsia="Arial" w:hAnsi="Arial"/>
@@ -22092,7 +22092,7 @@
             <w:pPr>
               <w:spacing w:after="20" w:before="0"/>
             </w:pPr>
-            <w:hyperlink w:history="1" r:id="rId0pefzxdt2yex6qxq4odbf">
+            <w:hyperlink w:history="1" r:id="rId3vhav1pawn5cidwmkypf7">
               <w:r>
                 <w:rPr>
                   <w:rFonts w:ascii="Arial" w:cs="Arial" w:eastAsia="Arial" w:hAnsi="Arial"/>
@@ -22125,7 +22125,7 @@
               <w:spacing w:after="10" w:before="0"/>
               <w:ind w:left="120"/>
             </w:pPr>
-            <w:hyperlink w:history="1" r:id="rIdy0ddu4rymlucov0wbtwpn">
+            <w:hyperlink w:history="1" r:id="rIds8ril1nvpc9q3w8xp1j9o">
               <w:r>
                 <w:rPr>
                   <w:rFonts w:ascii="Arial" w:cs="Arial" w:eastAsia="Arial" w:hAnsi="Arial"/>
@@ -22637,7 +22637,7 @@
         </w:rPr>
         <w:t xml:space="preserve">© 2026 SeaVuria and ARES. Aligned with KICD objectives. Developed by SeaVuria; technical implementation by ARES (with AI assistance from Claude). Licensed under </w:t>
       </w:r>
-      <w:hyperlink w:history="1" r:id="rIddsohlv_wvkpuqb6ghr8nm">
+      <w:hyperlink w:history="1" r:id="rIdvhte1ithlj6veytj2nlll">
         <w:r>
           <w:rPr>
             <w:rFonts w:ascii="Arial" w:cs="Arial" w:eastAsia="Arial" w:hAnsi="Arial"/>
@@ -22658,7 +22658,7 @@
         </w:rPr>
         <w:t xml:space="preserve"> (</w:t>
       </w:r>
-      <w:hyperlink w:history="1" r:id="rIdovclqvwylhasb5eep3xcn">
+      <w:hyperlink w:history="1" r:id="rIdjg1sg0htexvkiizryn6bx">
         <w:r>
           <w:rPr>
             <w:rFonts w:ascii="Arial" w:cs="Arial" w:eastAsia="Arial" w:hAnsi="Arial"/>

--- a/data/outputs/v2/Maths/SS1.1_Real_Numbers/Mathematics_Real_Numbers_CBE_LessonSequence.docx
+++ b/data/outputs/v2/Maths/SS1.1_Real_Numbers/Mathematics_Real_Numbers_CBE_LessonSequence.docx
@@ -2279,7 +2279,7 @@
         </w:rPr>
         <w:t xml:space="preserve">© 2026 SeaVuria and ARES. This work is licensed under a </w:t>
       </w:r>
-      <w:hyperlink w:history="1" r:id="rIdo7u2pmzb7yzefnpnvwemb">
+      <w:hyperlink w:history="1" r:id="rIdninaa1dqnaczcxyoalqfx">
         <w:r>
           <w:rPr>
             <w:rFonts w:ascii="Arial" w:cs="Arial" w:eastAsia="Arial" w:hAnsi="Arial"/>
@@ -2299,7 +2299,7 @@
         </w:rPr>
         <w:t xml:space="preserve"> (</w:t>
       </w:r>
-      <w:hyperlink w:history="1" r:id="rIdpdwwiwtk8qff7wiubqjyb">
+      <w:hyperlink w:history="1" r:id="rIdhiney6wct3rutnnmin5v3">
         <w:r>
           <w:rPr>
             <w:rFonts w:ascii="Arial" w:cs="Arial" w:eastAsia="Arial" w:hAnsi="Arial"/>
@@ -2319,7 +2319,7 @@
         </w:rPr>
         <w:t xml:space="preserve">). To view a copy of this license, visit </w:t>
       </w:r>
-      <w:hyperlink w:history="1" r:id="rIdbrj18s5cxxkp8fkk1mxqy">
+      <w:hyperlink w:history="1" r:id="rId52whneevcejvfgz8w28ku">
         <w:r>
           <w:rPr>
             <w:rFonts w:ascii="Arial" w:cs="Arial" w:eastAsia="Arial" w:hAnsi="Arial"/>
@@ -3331,7 +3331,7 @@
             <w:pPr>
               <w:spacing w:after="20" w:before="0"/>
             </w:pPr>
-            <w:hyperlink w:history="1" r:id="rIdcaf9whdytsp7gaonxnwg0">
+            <w:hyperlink w:history="1" r:id="rIdis3fmnniy0l-ycnbrp_nh">
               <w:r>
                 <w:rPr>
                   <w:rFonts w:ascii="Arial" w:cs="Arial" w:eastAsia="Arial" w:hAnsi="Arial"/>
@@ -3340,7 +3340,7 @@
                   <w:szCs w:val="16"/>
                   <w:u w:val="single" w:color="2E75B6"/>
                 </w:rPr>
-                <w:t xml:space="preserve">Converting a fraction to a repeating decimal</w:t>
+                <w:t xml:space="preserve">Classifying numbers</w:t>
               </w:r>
             </w:hyperlink>
           </w:p>
@@ -3364,7 +3364,7 @@
               <w:spacing w:after="10" w:before="0"/>
               <w:ind w:left="120"/>
             </w:pPr>
-            <w:hyperlink w:history="1" r:id="rIdt5f5b357ds8zbthp6ufra">
+            <w:hyperlink w:history="1" r:id="rIds4epiezlatglrtoxqku-h">
               <w:r>
                 <w:rPr>
                   <w:rFonts w:ascii="Arial" w:cs="Arial" w:eastAsia="Arial" w:hAnsi="Arial"/>
@@ -3409,7 +3409,678 @@
             <w:pPr>
               <w:spacing w:after="20" w:before="0"/>
             </w:pPr>
-            <w:hyperlink w:history="1" r:id="rId9s0puo56mrxvkkmelaxch">
+            <w:hyperlink w:history="1" r:id="rId651y8phfyi2hsusfdztsy">
+              <w:r>
+                <w:rPr>
+                  <w:rFonts w:ascii="Arial" w:cs="Arial" w:eastAsia="Arial" w:hAnsi="Arial"/>
+                  <w:color w:val="2E75B6"/>
+                  <w:sz w:val="16"/>
+                  <w:szCs w:val="16"/>
+                  <w:u w:val="single" w:color="2E75B6"/>
+                </w:rPr>
+                <w:t xml:space="preserve">Classify numbers</w:t>
+              </w:r>
+            </w:hyperlink>
+          </w:p>
+          <w:p>
+            <w:pPr>
+              <w:spacing w:after="10" w:before="0"/>
+              <w:ind w:left="120"/>
+            </w:pPr>
+            <w:r>
+              <w:rPr>
+                <w:rFonts w:ascii="Arial" w:cs="Arial" w:eastAsia="Arial" w:hAnsi="Arial"/>
+                <w:color w:val="595959"/>
+                <w:sz w:val="14"/>
+                <w:szCs w:val="14"/>
+              </w:rPr>
+              <w:t xml:space="preserve">Source: Khan Academy (English - US curriculum)</w:t>
+            </w:r>
+          </w:p>
+          <w:p>
+            <w:pPr>
+              <w:spacing w:after="10" w:before="0"/>
+              <w:ind w:left="120"/>
+            </w:pPr>
+            <w:hyperlink w:history="1" r:id="rIdvsrhclutyf4a7dekxt3lj">
+              <w:r>
+                <w:rPr>
+                  <w:rFonts w:ascii="Arial" w:cs="Arial" w:eastAsia="Arial" w:hAnsi="Arial"/>
+                  <w:color w:val="595959"/>
+                  <w:sz w:val="14"/>
+                  <w:szCs w:val="14"/>
+                  <w:u w:val="single" w:color="595959"/>
+                </w:rPr>
+                <w:t xml:space="preserve">🔍 Search ARES for similar readings</w:t>
+              </w:r>
+            </w:hyperlink>
+          </w:p>
+        </w:tc>
+        <w:tc>
+          <w:tcPr>
+            <w:tcW w:type="dxa" w:w="3040"/>
+            <w:shd w:fill="FFFFFF" w:color="auto" w:val="clear"/>
+            <w:tcMar>
+              <w:top w:type="dxa" w:w="60"/>
+              <w:left w:type="dxa" w:w="120"/>
+              <w:bottom w:type="dxa" w:w="60"/>
+              <w:right w:type="dxa" w:w="120"/>
+            </w:tcMar>
+            <w:vAlign w:val="top"/>
+          </w:tcPr>
+          <w:p>
+            <w:pPr>
+              <w:spacing w:after="40" w:before="0"/>
+              <w:jc w:val="left"/>
+            </w:pPr>
+            <w:r>
+              <w:rPr>
+                <w:rFonts w:ascii="Arial" w:cs="Arial" w:eastAsia="Arial" w:hAnsi="Arial"/>
+                <w:b w:val="false"/>
+                <w:bCs w:val="false"/>
+                <w:i w:val="false"/>
+                <w:iCs w:val="false"/>
+                <w:color w:val="000000"/>
+                <w:sz w:val="18"/>
+                <w:szCs w:val="18"/>
+              </w:rPr>
+              <w:t xml:space="preserve">Each learner receives a printed fraction-circle worksheet showing a blank circle labelled 'Pizza — 1 Whole'. The teacher poses the scenario: 'A group of friends in Nairobi order one pizza from a restaurant along Kimathi Street. They want to share it EXACTLY equally — no one gets more, no one gets less.' Students are asked to silently write their prediction in their exercise books: (1) List THREE different numbers of friends that would make sharing feel 'clean and easy'. (2) List TWO numbers of friends that you think would make sharing feel 'messy or impossible to describe exactly'. (3) For each number you chose, write what fraction of the pizza ONE person would get. Students work individually and silently for 4 minutes before any discussion.</w:t>
+            </w:r>
+          </w:p>
+        </w:tc>
+        <w:tc>
+          <w:tcPr>
+            <w:tcW w:type="dxa" w:w="3040"/>
+            <w:shd w:fill="F2F2F2" w:color="auto" w:val="clear"/>
+            <w:tcMar>
+              <w:top w:type="dxa" w:w="60"/>
+              <w:left w:type="dxa" w:w="120"/>
+              <w:bottom w:type="dxa" w:w="60"/>
+              <w:right w:type="dxa" w:w="120"/>
+            </w:tcMar>
+            <w:vAlign w:val="top"/>
+          </w:tcPr>
+          <w:p>
+            <w:pPr>
+              <w:spacing w:after="40" w:before="0"/>
+              <w:jc w:val="left"/>
+            </w:pPr>
+            <w:r>
+              <w:rPr>
+                <w:rFonts w:ascii="Arial" w:cs="Arial" w:eastAsia="Arial" w:hAnsi="Arial"/>
+                <w:b w:val="false"/>
+                <w:bCs w:val="false"/>
+                <w:i w:val="false"/>
+                <w:iCs w:val="false"/>
+                <w:color w:val="000000"/>
+                <w:sz w:val="18"/>
+                <w:szCs w:val="18"/>
+              </w:rPr>
+              <w:t xml:space="preserve">Distribute fraction-circle worksheets before speaking. Read the scenario aloud twice, slowly. Say exactly: 'I want SILENT thinking for 4 minutes — no talking, no asking me questions. Write your predictions in your exercise book. There is no wrong answer right now. Go.' Set a visible 4-minute timer. During wait time, circulate and make brief tally marks on a notepad noting which numbers students write most frequently — use this data to sequence the class discussion. After 4 minutes, say: 'Turn to your neighbour — you have 90 seconds. Share your two lists. Do you agree or disagree on which numbers feel clean? Why?' After 90 seconds, cold-call FOUR students (pick two who wrote 'clean' numbers and two who wrote 'messy' numbers from your tally). Ask each: 'Tell us one number you predicted feels clean — and explain WHY you think so in one sentence.' Apply 10-second wait time before accepting any answer.</w:t>
+            </w:r>
+          </w:p>
+        </w:tc>
+        <w:tc>
+          <w:tcPr>
+            <w:tcW w:type="dxa" w:w="3040"/>
+            <w:shd w:fill="FFFFFF" w:color="auto" w:val="clear"/>
+            <w:tcMar>
+              <w:top w:type="dxa" w:w="60"/>
+              <w:left w:type="dxa" w:w="120"/>
+              <w:bottom w:type="dxa" w:w="60"/>
+              <w:right w:type="dxa" w:w="120"/>
+            </w:tcMar>
+            <w:vAlign w:val="top"/>
+          </w:tcPr>
+          <w:p>
+            <w:pPr>
+              <w:spacing w:after="40" w:before="0"/>
+              <w:jc w:val="left"/>
+            </w:pPr>
+            <w:r>
+              <w:rPr>
+                <w:rFonts w:ascii="Arial" w:cs="Arial" w:eastAsia="Arial" w:hAnsi="Arial"/>
+                <w:b w:val="false"/>
+                <w:bCs w:val="false"/>
+                <w:i w:val="false"/>
+                <w:iCs w:val="false"/>
+                <w:color w:val="000000"/>
+                <w:sz w:val="18"/>
+                <w:szCs w:val="18"/>
+              </w:rPr>
+              <w:t xml:space="preserve">PREDICT-BEFORE-INSTRUCTION (Elicitation of Prior Knowledge): By asking students to predict before any classification vocabulary is introduced, the teacher surfaces intuitive ideas about divisibility and fractions. This reveals prior knowledge gaps and misconceptions (e.g. students who think 6 is 'messy' or that 7 is 'easy') that will be explicitly addressed in Phase 3. Writing predictions first also gives every learner — including quieter ones — a committed position to defend or revise.</w:t>
+            </w:r>
+          </w:p>
+        </w:tc>
+        <w:tc>
+          <w:tcPr>
+            <w:tcW w:type="dxa" w:w="3040"/>
+            <w:shd w:fill="F2F2F2" w:color="auto" w:val="clear"/>
+            <w:tcMar>
+              <w:top w:type="dxa" w:w="60"/>
+              <w:left w:type="dxa" w:w="120"/>
+              <w:bottom w:type="dxa" w:w="60"/>
+              <w:right w:type="dxa" w:w="120"/>
+            </w:tcMar>
+            <w:vAlign w:val="top"/>
+          </w:tcPr>
+          <w:p>
+            <w:pPr>
+              <w:spacing w:after="40" w:before="0"/>
+              <w:jc w:val="left"/>
+            </w:pPr>
+            <w:r>
+              <w:rPr>
+                <w:rFonts w:ascii="Arial" w:cs="Arial" w:eastAsia="Arial" w:hAnsi="Arial"/>
+                <w:b w:val="false"/>
+                <w:bCs w:val="false"/>
+                <w:i w:val="false"/>
+                <w:iCs w:val="false"/>
+                <w:color w:val="000000"/>
+                <w:sz w:val="18"/>
+                <w:szCs w:val="18"/>
+              </w:rPr>
+              <w:t xml:space="preserve">OBSERVABLE INDICATOR: Can the learner write a valid fraction (e.g. 1/4, 1/6) to represent one person's share for at least two of their chosen numbers? Circulate and look for: (a) students who write decimals instead of fractions — note them for targeted questioning in Phase 3; (b) students who cannot write any fraction — pair them with a peer during the turn-and-talk. Collect no books — this is a low-stakes thinking record.</w:t>
+            </w:r>
+          </w:p>
+        </w:tc>
+      </w:tr>
+      <w:tr>
+        <w:tc>
+          <w:tcPr>
+            <w:tcW w:type="dxa" w:w="1520"/>
+            <w:shd w:fill="D9EEF1" w:color="auto" w:val="clear"/>
+            <w:tcMar>
+              <w:top w:type="dxa" w:w="60"/>
+              <w:left w:type="dxa" w:w="120"/>
+              <w:bottom w:type="dxa" w:w="60"/>
+              <w:right w:type="dxa" w:w="120"/>
+            </w:tcMar>
+            <w:vAlign w:val="top"/>
+          </w:tcPr>
+          <w:p>
+            <w:pPr>
+              <w:spacing w:after="40" w:before="0"/>
+              <w:jc w:val="left"/>
+            </w:pPr>
+            <w:r>
+              <w:rPr>
+                <w:rFonts w:ascii="Arial" w:cs="Arial" w:eastAsia="Arial" w:hAnsi="Arial"/>
+                <w:b/>
+                <w:bCs/>
+                <w:i w:val="false"/>
+                <w:iCs w:val="false"/>
+                <w:color w:val="000000"/>
+                <w:sz w:val="18"/>
+                <w:szCs w:val="18"/>
+              </w:rPr>
+              <w:t xml:space="preserve">Observe Phase</w:t>
+            </w:r>
+          </w:p>
+          <w:p>
+            <w:pPr>
+              <w:spacing w:after="20" w:before="0"/>
+            </w:pPr>
+            <w:r>
+              <w:rPr>
+                <w:rFonts w:ascii="Arial" w:cs="Arial" w:eastAsia="Arial" w:hAnsi="Arial"/>
+                <w:b/>
+                <w:bCs/>
+                <w:color w:val="1F3864"/>
+                <w:sz w:val="16"/>
+                <w:szCs w:val="16"/>
+              </w:rPr>
+              <w:t xml:space="preserve">📹 VIDEO:</w:t>
+            </w:r>
+          </w:p>
+          <w:p>
+            <w:pPr>
+              <w:spacing w:after="20" w:before="0"/>
+            </w:pPr>
+            <w:hyperlink w:history="1" r:id="rId6ycocqxqqpvz8md3zazfp">
+              <w:r>
+                <w:rPr>
+                  <w:rFonts w:ascii="Arial" w:cs="Arial" w:eastAsia="Arial" w:hAnsi="Arial"/>
+                  <w:color w:val="2E75B6"/>
+                  <w:sz w:val="16"/>
+                  <w:szCs w:val="16"/>
+                  <w:u w:val="single" w:color="2E75B6"/>
+                </w:rPr>
+                <w:t xml:space="preserve">Classifying numbers: rational &amp; irrational</w:t>
+              </w:r>
+            </w:hyperlink>
+          </w:p>
+          <w:p>
+            <w:pPr>
+              <w:spacing w:after="10" w:before="0"/>
+              <w:ind w:left="120"/>
+            </w:pPr>
+            <w:r>
+              <w:rPr>
+                <w:rFonts w:ascii="Arial" w:cs="Arial" w:eastAsia="Arial" w:hAnsi="Arial"/>
+                <w:color w:val="595959"/>
+                <w:sz w:val="14"/>
+                <w:szCs w:val="14"/>
+              </w:rPr>
+              <w:t xml:space="preserve">Source: Khan Academy (English - US curriculum)</w:t>
+            </w:r>
+          </w:p>
+          <w:p>
+            <w:pPr>
+              <w:spacing w:after="10" w:before="0"/>
+              <w:ind w:left="120"/>
+            </w:pPr>
+            <w:hyperlink w:history="1" r:id="rId7otmz8dvt-7aekc0gus6p">
+              <w:r>
+                <w:rPr>
+                  <w:rFonts w:ascii="Arial" w:cs="Arial" w:eastAsia="Arial" w:hAnsi="Arial"/>
+                  <w:color w:val="595959"/>
+                  <w:sz w:val="14"/>
+                  <w:szCs w:val="14"/>
+                  <w:u w:val="single" w:color="595959"/>
+                </w:rPr>
+                <w:t xml:space="preserve">🔍 Search ARES for similar videos</w:t>
+              </w:r>
+            </w:hyperlink>
+          </w:p>
+          <w:p>
+            <w:pPr>
+              <w:spacing w:after="40" w:before="0"/>
+            </w:pPr>
+            <w:r>
+              <w:rPr>
+                <w:sz w:val="14"/>
+                <w:szCs w:val="14"/>
+              </w:rPr>
+              <w:t xml:space="preserve"/>
+            </w:r>
+          </w:p>
+          <w:p>
+            <w:pPr>
+              <w:spacing w:after="20" w:before="0"/>
+            </w:pPr>
+            <w:r>
+              <w:rPr>
+                <w:rFonts w:ascii="Arial" w:cs="Arial" w:eastAsia="Arial" w:hAnsi="Arial"/>
+                <w:b/>
+                <w:bCs/>
+                <w:color w:val="1F3864"/>
+                <w:sz w:val="16"/>
+                <w:szCs w:val="16"/>
+              </w:rPr>
+              <w:t xml:space="preserve">📖 EXERCISE:</w:t>
+            </w:r>
+          </w:p>
+          <w:p>
+            <w:pPr>
+              <w:spacing w:after="20" w:before="0"/>
+            </w:pPr>
+            <w:hyperlink w:history="1" r:id="rId3pugaa-0jzzuhwls8wwem">
+              <w:r>
+                <w:rPr>
+                  <w:rFonts w:ascii="Arial" w:cs="Arial" w:eastAsia="Arial" w:hAnsi="Arial"/>
+                  <w:color w:val="2E75B6"/>
+                  <w:sz w:val="16"/>
+                  <w:szCs w:val="16"/>
+                  <w:u w:val="single" w:color="2E75B6"/>
+                </w:rPr>
+                <w:t xml:space="preserve">Classify numbers: rational &amp; irrational</w:t>
+              </w:r>
+            </w:hyperlink>
+          </w:p>
+          <w:p>
+            <w:pPr>
+              <w:spacing w:after="10" w:before="0"/>
+              <w:ind w:left="120"/>
+            </w:pPr>
+            <w:r>
+              <w:rPr>
+                <w:rFonts w:ascii="Arial" w:cs="Arial" w:eastAsia="Arial" w:hAnsi="Arial"/>
+                <w:color w:val="595959"/>
+                <w:sz w:val="14"/>
+                <w:szCs w:val="14"/>
+              </w:rPr>
+              <w:t xml:space="preserve">Source: Khan Academy (English - US curriculum)</w:t>
+            </w:r>
+          </w:p>
+          <w:p>
+            <w:pPr>
+              <w:spacing w:after="10" w:before="0"/>
+              <w:ind w:left="120"/>
+            </w:pPr>
+            <w:hyperlink w:history="1" r:id="rIdpvaviek0xkhyt1bdmvrws">
+              <w:r>
+                <w:rPr>
+                  <w:rFonts w:ascii="Arial" w:cs="Arial" w:eastAsia="Arial" w:hAnsi="Arial"/>
+                  <w:color w:val="595959"/>
+                  <w:sz w:val="14"/>
+                  <w:szCs w:val="14"/>
+                  <w:u w:val="single" w:color="595959"/>
+                </w:rPr>
+                <w:t xml:space="preserve">🔍 Search ARES for similar readings</w:t>
+              </w:r>
+            </w:hyperlink>
+          </w:p>
+        </w:tc>
+        <w:tc>
+          <w:tcPr>
+            <w:tcW w:type="dxa" w:w="3040"/>
+            <w:shd w:fill="FFFFFF" w:color="auto" w:val="clear"/>
+            <w:tcMar>
+              <w:top w:type="dxa" w:w="60"/>
+              <w:left w:type="dxa" w:w="120"/>
+              <w:bottom w:type="dxa" w:w="60"/>
+              <w:right w:type="dxa" w:w="120"/>
+            </w:tcMar>
+            <w:vAlign w:val="top"/>
+          </w:tcPr>
+          <w:p>
+            <w:pPr>
+              <w:spacing w:after="40" w:before="0"/>
+              <w:jc w:val="left"/>
+            </w:pPr>
+            <w:r>
+              <w:rPr>
+                <w:rFonts w:ascii="Arial" w:cs="Arial" w:eastAsia="Arial" w:hAnsi="Arial"/>
+                <w:b w:val="false"/>
+                <w:bCs w:val="false"/>
+                <w:i w:val="false"/>
+                <w:iCs w:val="false"/>
+                <w:color w:val="000000"/>
+                <w:sz w:val="18"/>
+                <w:szCs w:val="18"/>
+              </w:rPr>
+              <w:t xml:space="preserve">The teacher displays (or distributes printed copies of) two pizza diagrams side by side on the board:</w:t>
+            </w:r>
+          </w:p>
+          <w:p>
+            <w:pPr>
+              <w:spacing w:after="30" w:before="0"/>
+              <w:ind w:left="360" w:hanging="180"/>
+              <w:jc w:val="left"/>
+            </w:pPr>
+            <w:r>
+              <w:rPr>
+                <w:rFonts w:ascii="Arial" w:cs="Arial" w:eastAsia="Arial" w:hAnsi="Arial"/>
+                <w:b w:val="false"/>
+                <w:bCs w:val="false"/>
+                <w:i w:val="false"/>
+                <w:iCs w:val="false"/>
+                <w:color w:val="000000"/>
+                <w:sz w:val="18"/>
+                <w:szCs w:val="18"/>
+              </w:rPr>
+              <w:t xml:space="preserve">–  PIZZA A: Divided into 4 equal slices. Each slice is labelled '1/4'. The decimal equivalent '0.25' is shown — it terminates.</w:t>
+            </w:r>
+          </w:p>
+          <w:p>
+            <w:pPr>
+              <w:spacing w:after="30" w:before="0"/>
+              <w:ind w:left="360" w:hanging="180"/>
+              <w:jc w:val="left"/>
+            </w:pPr>
+            <w:r>
+              <w:rPr>
+                <w:rFonts w:ascii="Arial" w:cs="Arial" w:eastAsia="Arial" w:hAnsi="Arial"/>
+                <w:b w:val="false"/>
+                <w:bCs w:val="false"/>
+                <w:i w:val="false"/>
+                <w:iCs w:val="false"/>
+                <w:color w:val="000000"/>
+                <w:sz w:val="18"/>
+                <w:szCs w:val="18"/>
+              </w:rPr>
+              <w:t xml:space="preserve">–  PIZZA B: Divided into 3 equal slices. Each slice is labelled '1/3'. The decimal equivalent '0.3333…' is shown with a bar over the 3, and the note: 'This decimal NEVER ends and NEVER stops repeating.'</w:t>
+            </w:r>
+          </w:p>
+          <w:p>
+            <w:pPr>
+              <w:spacing w:after="40" w:before="0"/>
+              <w:jc w:val="left"/>
+            </w:pPr>
+            <w:r>
+              <w:rPr>
+                <w:rFonts w:ascii="Arial" w:cs="Arial" w:eastAsia="Arial" w:hAnsi="Arial"/>
+                <w:b w:val="false"/>
+                <w:bCs w:val="false"/>
+                <w:i w:val="false"/>
+                <w:iCs w:val="false"/>
+                <w:color w:val="000000"/>
+                <w:sz w:val="18"/>
+                <w:szCs w:val="18"/>
+              </w:rPr>
+              <w:t xml:space="preserve">A third image is then revealed — PIZZA C — where the teacher says: 'Now imagine we are not counting slices, but measuring the straight-line distance (chord) across one slice of a pizza with a 28 cm diameter cut into 4 equal parts. That distance involves √2. When we divide √2 by 2 we get approximately 0.7071067811…' This decimal is written on the board and students are asked to stare at it for 30 seconds. Students then use their fraction-circle manipulatives: they physically fold a paper fraction circle into halves, quarters, thirds, sixths, and fifths — recording in a table: Number of Slices | Fraction per slice | Decimal equivalent | Does the decimal terminate, repeat, or go on forever? Students complete the table for slices: 2, 3, 4, 5, 6, 8, 10.</w:t>
+            </w:r>
+          </w:p>
+        </w:tc>
+        <w:tc>
+          <w:tcPr>
+            <w:tcW w:type="dxa" w:w="3040"/>
+            <w:shd w:fill="F2F2F2" w:color="auto" w:val="clear"/>
+            <w:tcMar>
+              <w:top w:type="dxa" w:w="60"/>
+              <w:left w:type="dxa" w:w="120"/>
+              <w:bottom w:type="dxa" w:w="60"/>
+              <w:right w:type="dxa" w:w="120"/>
+            </w:tcMar>
+            <w:vAlign w:val="top"/>
+          </w:tcPr>
+          <w:p>
+            <w:pPr>
+              <w:spacing w:after="40" w:before="0"/>
+              <w:jc w:val="left"/>
+            </w:pPr>
+            <w:r>
+              <w:rPr>
+                <w:rFonts w:ascii="Arial" w:cs="Arial" w:eastAsia="Arial" w:hAnsi="Arial"/>
+                <w:b w:val="false"/>
+                <w:bCs w:val="false"/>
+                <w:i w:val="false"/>
+                <w:iCs w:val="false"/>
+                <w:color w:val="000000"/>
+                <w:sz w:val="18"/>
+                <w:szCs w:val="18"/>
+              </w:rPr>
+              <w:t xml:space="preserve">Before revealing Pizza B, pause after Pizza A and ask the whole class: 'Thumbs up if 0.25 feels like a number you could work with easily when buying tomatoes at Wakulima Market.' (Expect nearly all thumbs up.) Then reveal Pizza B and the 0.3333… notation. Ask: 'Thumbs up if 0.3333… feels equally easy to work with.' (Expect hesitation.) Do NOT explain yet. Say: 'Write ONE question this image makes you want to ask — any question at all — in your book. You have 60 seconds.' After revealing Pizza C and √2 ÷ 2, cold-call THREE students to read their questions aloud without comment — say: 'I am not answering these yet. I am COLLECTING them.' Write each student question verbatim on a sticky note for the DQB in Phase 4. During the fraction-circle table activity (15 minutes), circulate and ask probing questions to specific groups: 'You wrote that 1/5 = 0.2 — does that decimal end?' and 'You wrote 1/3 = 0.33 — is that the same as 0.3333… going on forever?' Apply 10-second wait time after each probe before moving on.</w:t>
+            </w:r>
+          </w:p>
+        </w:tc>
+        <w:tc>
+          <w:tcPr>
+            <w:tcW w:type="dxa" w:w="3040"/>
+            <w:shd w:fill="FFFFFF" w:color="auto" w:val="clear"/>
+            <w:tcMar>
+              <w:top w:type="dxa" w:w="60"/>
+              <w:left w:type="dxa" w:w="120"/>
+              <w:bottom w:type="dxa" w:w="60"/>
+              <w:right w:type="dxa" w:w="120"/>
+            </w:tcMar>
+            <w:vAlign w:val="top"/>
+          </w:tcPr>
+          <w:p>
+            <w:pPr>
+              <w:spacing w:after="40" w:before="0"/>
+              <w:jc w:val="left"/>
+            </w:pPr>
+            <w:r>
+              <w:rPr>
+                <w:rFonts w:ascii="Arial" w:cs="Arial" w:eastAsia="Arial" w:hAnsi="Arial"/>
+                <w:b w:val="false"/>
+                <w:bCs w:val="false"/>
+                <w:i w:val="false"/>
+                <w:iCs w:val="false"/>
+                <w:color w:val="000000"/>
+                <w:sz w:val="18"/>
+                <w:szCs w:val="18"/>
+              </w:rPr>
+              <w:t xml:space="preserve">STRUCTURED OBSERVATION TABLE (Data Collection Before Explanation): Students gather their own evidence about decimal behaviour BEFORE the teacher names or explains rational/irrational numbers. This mirrors the NGSS Practice of Analysing and Interpreting Data. The physical act of folding fraction circles creates a tactile memory anchor — students can return to 'thirds feel different from quarters' throughout the unit. The three-pizza visual (A, B, C) is a concrete anchor for the three levels of complexity the unit will address.</w:t>
+            </w:r>
+          </w:p>
+        </w:tc>
+        <w:tc>
+          <w:tcPr>
+            <w:tcW w:type="dxa" w:w="3040"/>
+            <w:shd w:fill="F2F2F2" w:color="auto" w:val="clear"/>
+            <w:tcMar>
+              <w:top w:type="dxa" w:w="60"/>
+              <w:left w:type="dxa" w:w="120"/>
+              <w:bottom w:type="dxa" w:w="60"/>
+              <w:right w:type="dxa" w:w="120"/>
+            </w:tcMar>
+            <w:vAlign w:val="top"/>
+          </w:tcPr>
+          <w:p>
+            <w:pPr>
+              <w:spacing w:after="40" w:before="0"/>
+              <w:jc w:val="left"/>
+            </w:pPr>
+            <w:r>
+              <w:rPr>
+                <w:rFonts w:ascii="Arial" w:cs="Arial" w:eastAsia="Arial" w:hAnsi="Arial"/>
+                <w:b w:val="false"/>
+                <w:bCs w:val="false"/>
+                <w:i w:val="false"/>
+                <w:iCs w:val="false"/>
+                <w:color w:val="000000"/>
+                <w:sz w:val="18"/>
+                <w:szCs w:val="18"/>
+              </w:rPr>
+              <w:t xml:space="preserve">OBSERVABLE INDICATOR: Can the learner correctly complete at least 5 of the 7 rows in the observation table, including correctly identifying 1/3 as a repeating decimal and 1/2 as a terminating decimal? Listen for: students who say 0.3333 'ends at some point' — this is a key misconception to address in Phase 3. Students who correctly write the bar notation (0.3̄) demonstrate readiness for the rational number lesson in Lesson 3.</w:t>
+            </w:r>
+          </w:p>
+        </w:tc>
+      </w:tr>
+      <w:tr>
+        <w:tc>
+          <w:tcPr>
+            <w:tcW w:type="dxa" w:w="1520"/>
+            <w:shd w:fill="E2EFDA" w:color="auto" w:val="clear"/>
+            <w:tcMar>
+              <w:top w:type="dxa" w:w="60"/>
+              <w:left w:type="dxa" w:w="120"/>
+              <w:bottom w:type="dxa" w:w="60"/>
+              <w:right w:type="dxa" w:w="120"/>
+            </w:tcMar>
+            <w:vAlign w:val="top"/>
+          </w:tcPr>
+          <w:p>
+            <w:pPr>
+              <w:spacing w:after="40" w:before="0"/>
+              <w:jc w:val="left"/>
+            </w:pPr>
+            <w:r>
+              <w:rPr>
+                <w:rFonts w:ascii="Arial" w:cs="Arial" w:eastAsia="Arial" w:hAnsi="Arial"/>
+                <w:b/>
+                <w:bCs/>
+                <w:i w:val="false"/>
+                <w:iCs w:val="false"/>
+                <w:color w:val="000000"/>
+                <w:sz w:val="18"/>
+                <w:szCs w:val="18"/>
+              </w:rPr>
+              <w:t xml:space="preserve">Explain Phase</w:t>
+            </w:r>
+          </w:p>
+          <w:p>
+            <w:pPr>
+              <w:spacing w:after="20" w:before="0"/>
+            </w:pPr>
+            <w:r>
+              <w:rPr>
+                <w:rFonts w:ascii="Arial" w:cs="Arial" w:eastAsia="Arial" w:hAnsi="Arial"/>
+                <w:b/>
+                <w:bCs/>
+                <w:color w:val="1F3864"/>
+                <w:sz w:val="16"/>
+                <w:szCs w:val="16"/>
+              </w:rPr>
+              <w:t xml:space="preserve">📹 VIDEO:</w:t>
+            </w:r>
+          </w:p>
+          <w:p>
+            <w:pPr>
+              <w:spacing w:after="20" w:before="0"/>
+            </w:pPr>
+            <w:hyperlink w:history="1" r:id="rIdci4c97us818vzmu0feemq">
+              <w:r>
+                <w:rPr>
+                  <w:rFonts w:ascii="Arial" w:cs="Arial" w:eastAsia="Arial" w:hAnsi="Arial"/>
+                  <w:color w:val="2E75B6"/>
+                  <w:sz w:val="16"/>
+                  <w:szCs w:val="16"/>
+                  <w:u w:val="single" w:color="2E75B6"/>
+                </w:rPr>
+                <w:t xml:space="preserve">Worked example: classifying numbers</w:t>
+              </w:r>
+            </w:hyperlink>
+          </w:p>
+          <w:p>
+            <w:pPr>
+              <w:spacing w:after="10" w:before="0"/>
+              <w:ind w:left="120"/>
+            </w:pPr>
+            <w:r>
+              <w:rPr>
+                <w:rFonts w:ascii="Arial" w:cs="Arial" w:eastAsia="Arial" w:hAnsi="Arial"/>
+                <w:color w:val="595959"/>
+                <w:sz w:val="14"/>
+                <w:szCs w:val="14"/>
+              </w:rPr>
+              <w:t xml:space="preserve">Source: Khan Academy (English - US curriculum)</w:t>
+            </w:r>
+          </w:p>
+          <w:p>
+            <w:pPr>
+              <w:spacing w:after="10" w:before="0"/>
+              <w:ind w:left="120"/>
+            </w:pPr>
+            <w:hyperlink w:history="1" r:id="rIddyf_bazzlcgxkzgdeqjtw">
+              <w:r>
+                <w:rPr>
+                  <w:rFonts w:ascii="Arial" w:cs="Arial" w:eastAsia="Arial" w:hAnsi="Arial"/>
+                  <w:color w:val="595959"/>
+                  <w:sz w:val="14"/>
+                  <w:szCs w:val="14"/>
+                  <w:u w:val="single" w:color="595959"/>
+                </w:rPr>
+                <w:t xml:space="preserve">🔍 Search ARES for similar videos</w:t>
+              </w:r>
+            </w:hyperlink>
+          </w:p>
+          <w:p>
+            <w:pPr>
+              <w:spacing w:after="40" w:before="0"/>
+            </w:pPr>
+            <w:r>
+              <w:rPr>
+                <w:sz w:val="14"/>
+                <w:szCs w:val="14"/>
+              </w:rPr>
+              <w:t xml:space="preserve"/>
+            </w:r>
+          </w:p>
+          <w:p>
+            <w:pPr>
+              <w:spacing w:after="20" w:before="0"/>
+            </w:pPr>
+            <w:r>
+              <w:rPr>
+                <w:rFonts w:ascii="Arial" w:cs="Arial" w:eastAsia="Arial" w:hAnsi="Arial"/>
+                <w:b/>
+                <w:bCs/>
+                <w:color w:val="1F3864"/>
+                <w:sz w:val="16"/>
+                <w:szCs w:val="16"/>
+              </w:rPr>
+              <w:t xml:space="preserve">📖 EXERCISE:</w:t>
+            </w:r>
+          </w:p>
+          <w:p>
+            <w:pPr>
+              <w:spacing w:after="20" w:before="0"/>
+            </w:pPr>
+            <w:hyperlink w:history="1" r:id="rIdmmdibifuo0g4r8wggti8y">
               <w:r>
                 <w:rPr>
                   <w:rFonts w:ascii="Arial" w:cs="Arial" w:eastAsia="Arial" w:hAnsi="Arial"/>
@@ -3442,7 +4113,7 @@
               <w:spacing w:after="10" w:before="0"/>
               <w:ind w:left="120"/>
             </w:pPr>
-            <w:hyperlink w:history="1" r:id="rId3b2r1uuvej3q0h8qhhra1">
+            <w:hyperlink w:history="1" r:id="rIdh_vl63lku4jycjguqsqrp">
               <w:r>
                 <w:rPr>
                   <w:rFonts w:ascii="Arial" w:cs="Arial" w:eastAsia="Arial" w:hAnsi="Arial"/>
@@ -3484,7 +4155,7 @@
                 <w:sz w:val="18"/>
                 <w:szCs w:val="18"/>
               </w:rPr>
-              <w:t xml:space="preserve">Each learner receives a printed fraction-circle worksheet showing a blank circle labelled 'Pizza — 1 Whole'. The teacher poses the scenario: 'A group of friends in Nairobi order one pizza from a restaurant along Kimathi Street. They want to share it EXACTLY equally — no one gets more, no one gets less.' Students are asked to silently write their prediction in their exercise books: (1) List THREE different numbers of friends that would make sharing feel 'clean and easy'. (2) List TWO numbers of friends that you think would make sharing feel 'messy or impossible to describe exactly'. (3) For each number you chose, write what fraction of the pizza ONE person would get. Students work individually and silently for 4 minutes before any discussion.</w:t>
+              <w:t xml:space="preserve">The teacher now shifts focus from the fractions to the WHOLE NUMBERS used to count slices: 1, 2, 3, 4, 5, 6, 7, 8, 9, 10, 11, 12. Students work in groups of 4. Each group receives a set of 12 number cards (printed, one number per card) and a sorting mat with four labelled regions: ODD | EVEN | PRIME | COMPOSITE. Task 1 (8 minutes): Sort all 12 cards into ODD and EVEN. Groups must write one rule that explains how they decided. Task 2 (8 minutes): Now re-sort the same cards into PRIME and COMPOSITE. Groups must write: (a) the definition of a prime number they agreed on, and (b) identify any number that does NOT fit neatly into prime or composite (the number 1 — this surfaces the special case). Task 3 — Connection to Phenomenon (5 minutes): Groups answer: 'Look at your PRIME numbers. If you cut a pizza into a prime number of slices, can you re-cut it evenly into a smaller whole number of pieces without leaving leftover fractions? Explain using the pizza.' Groups record answers on a mini-whiteboard or large paper to share.</w:t>
             </w:r>
           </w:p>
         </w:tc>
@@ -3516,7 +4187,7 @@
                 <w:sz w:val="18"/>
                 <w:szCs w:val="18"/>
               </w:rPr>
-              <w:t xml:space="preserve">Distribute fraction-circle worksheets before speaking. Read the scenario aloud twice, slowly. Say exactly: 'I want SILENT thinking for 4 minutes — no talking, no asking me questions. Write your predictions in your exercise book. There is no wrong answer right now. Go.' Set a visible 4-minute timer. During wait time, circulate and make brief tally marks on a notepad noting which numbers students write most frequently — use this data to sequence the class discussion. After 4 minutes, say: 'Turn to your neighbour — you have 90 seconds. Share your two lists. Do you agree or disagree on which numbers feel clean? Why?' After 90 seconds, cold-call FOUR students (pick two who wrote 'clean' numbers and two who wrote 'messy' numbers from your tally). Ask each: 'Tell us one number you predicted feels clean — and explain WHY you think so in one sentence.' Apply 10-second wait time before accepting any answer.</w:t>
+              <w:t xml:space="preserve">Introduce the sorting task with these exact words: 'You are NOT using the internet or your notes yet. Use only what you already know and what your group knows together. This is a COMMUNICATION AND COLLABORATION task.' While groups work on Task 1, circulate and listen. After Task 1, cold-call TWO groups to share their rule — ask the class: 'Does every group agree with that rule? Show thumbs up, thumbs sideways, or thumbs down.' For ANY thumbs sideways or down, ask that student: 'What would you change about the rule?' (10-second wait time.) For Task 2, anticipate the number 1 problem — when a group raises it, do NOT resolve it immediately. Say: 'Write that as a question for our board — that is an EXCELLENT puzzle. We will return to it.' For Task 3, ask each group to nominate a spokesperson DIFFERENT from the person who spoke last time. After all groups share Task 3, make this explicit transition statement: 'You have just discovered something important — the TYPE of number we use to count slices affects whether the pizza shares feel clean or messy. THAT is the mystery we are going to spend the next 8 lessons solving.'</w:t>
             </w:r>
           </w:p>
         </w:tc>
@@ -3548,7 +4219,7 @@
                 <w:sz w:val="18"/>
                 <w:szCs w:val="18"/>
               </w:rPr>
-              <w:t xml:space="preserve">PREDICT-BEFORE-INSTRUCTION (Elicitation of Prior Knowledge): By asking students to predict before any classification vocabulary is introduced, the teacher surfaces intuitive ideas about divisibility and fractions. This reveals prior knowledge gaps and misconceptions (e.g. students who think 6 is 'messy' or that 7 is 'easy') that will be explicitly addressed in Phase 3. Writing predictions first also gives every learner — including quieter ones — a committed position to defend or revise.</w:t>
+              <w:t xml:space="preserve">CARD SORT WITH JUSTIFICATION (Concept Categorisation): The physical sorting of number cards activates classification reasoning before formal definitions are given. Requiring groups to write their OWN rule for odd/even and their OWN definition of prime forces learners to construct understanding rather than receive it. Connecting prime numbers back to the pizza (Task 3) ensures the classification work is not abstract — it immediately serves the phenomenon. The deliberate surfacing of '1 as a special case' plants a productive puzzle that motivates deeper inquiry.</w:t>
             </w:r>
           </w:p>
         </w:tc>
@@ -3580,7 +4251,7 @@
                 <w:sz w:val="18"/>
                 <w:szCs w:val="18"/>
               </w:rPr>
-              <w:t xml:space="preserve">OBSERVABLE INDICATOR: Can the learner write a valid fraction (e.g. 1/4, 1/6) to represent one person's share for at least two of their chosen numbers? Circulate and look for: (a) students who write decimals instead of fractions — note them for targeted questioning in Phase 3; (b) students who cannot write any fraction — pair them with a peer during the turn-and-talk. Collect no books — this is a low-stakes thinking record.</w:t>
+              <w:t xml:space="preserve">OBSERVABLE INDICATOR: Can the learner correctly classify all numbers 1–12 as odd/even AND identify at least 4 prime numbers from the set with a written justification? Listen for groups defining 'prime' as 'only divided by 1 and itself' — correct. Flag groups who include 1 as prime — address this explicitly in the next lesson. Check Task 3 responses: groups should recognise that a prime number of slices cannot be evenly re-divided — this is the intuitive seed of the concept that prime denominators produce non-terminating decimals (to be formalised in Lesson 3).</w:t>
             </w:r>
           </w:p>
         </w:tc>
@@ -3589,32 +4260,32 @@
         <w:tc>
           <w:tcPr>
             <w:tcW w:type="dxa" w:w="1520"/>
-            <w:shd w:fill="D9EEF1" w:color="auto" w:val="clear"/>
-            <w:tcMar>
-              <w:top w:type="dxa" w:w="60"/>
-              <w:left w:type="dxa" w:w="120"/>
-              <w:bottom w:type="dxa" w:w="60"/>
-              <w:right w:type="dxa" w:w="120"/>
-            </w:tcMar>
-            <w:vAlign w:val="top"/>
-          </w:tcPr>
-          <w:p>
-            <w:pPr>
-              <w:spacing w:after="40" w:before="0"/>
-              <w:jc w:val="left"/>
-            </w:pPr>
-            <w:r>
-              <w:rPr>
-                <w:rFonts w:ascii="Arial" w:cs="Arial" w:eastAsia="Arial" w:hAnsi="Arial"/>
-                <w:b/>
-                <w:bCs/>
-                <w:i w:val="false"/>
-                <w:iCs w:val="false"/>
-                <w:color w:val="000000"/>
-                <w:sz w:val="18"/>
-                <w:szCs w:val="18"/>
-              </w:rPr>
-              <w:t xml:space="preserve">Observe Phase</w:t>
+            <w:shd w:fill="FCE4D6" w:color="auto" w:val="clear"/>
+            <w:tcMar>
+              <w:top w:type="dxa" w:w="60"/>
+              <w:left w:type="dxa" w:w="120"/>
+              <w:bottom w:type="dxa" w:w="60"/>
+              <w:right w:type="dxa" w:w="120"/>
+            </w:tcMar>
+            <w:vAlign w:val="top"/>
+          </w:tcPr>
+          <w:p>
+            <w:pPr>
+              <w:spacing w:after="40" w:before="0"/>
+              <w:jc w:val="left"/>
+            </w:pPr>
+            <w:r>
+              <w:rPr>
+                <w:rFonts w:ascii="Arial" w:cs="Arial" w:eastAsia="Arial" w:hAnsi="Arial"/>
+                <w:b/>
+                <w:bCs/>
+                <w:i w:val="false"/>
+                <w:iCs w:val="false"/>
+                <w:color w:val="000000"/>
+                <w:sz w:val="18"/>
+                <w:szCs w:val="18"/>
+              </w:rPr>
+              <w:t xml:space="preserve">Driving Question Board (DQB) Creation</w:t>
             </w:r>
           </w:p>
           <w:p>
@@ -3637,7 +4308,7 @@
             <w:pPr>
               <w:spacing w:after="20" w:before="0"/>
             </w:pPr>
-            <w:hyperlink w:history="1" r:id="rIdmadcsw-em_wr61mdicdch">
+            <w:hyperlink w:history="1" r:id="rIdqva6shtawe9kl5dmlxxpj">
               <w:r>
                 <w:rPr>
                   <w:rFonts w:ascii="Arial" w:cs="Arial" w:eastAsia="Arial" w:hAnsi="Arial"/>
@@ -3646,7 +4317,7 @@
                   <w:szCs w:val="16"/>
                   <w:u w:val="single" w:color="2E75B6"/>
                 </w:rPr>
-                <w:t xml:space="preserve">Classifying numbers</w:t>
+                <w:t xml:space="preserve">Identifying Prime or Composite Numbers</w:t>
               </w:r>
             </w:hyperlink>
           </w:p>
@@ -3662,7 +4333,7 @@
                 <w:sz w:val="14"/>
                 <w:szCs w:val="14"/>
               </w:rPr>
-              <w:t xml:space="preserve">Source: Khan Academy (English - US curriculum)</w:t>
+              <w:t xml:space="preserve">Source: CK-12</w:t>
             </w:r>
           </w:p>
           <w:p>
@@ -3670,7 +4341,7 @@
               <w:spacing w:after="10" w:before="0"/>
               <w:ind w:left="120"/>
             </w:pPr>
-            <w:hyperlink w:history="1" r:id="rIdfd9hrtd33nt0xttkgb3ru">
+            <w:hyperlink w:history="1" r:id="rIdnr1bjnsja3lk8a1elutcz">
               <w:r>
                 <w:rPr>
                   <w:rFonts w:ascii="Arial" w:cs="Arial" w:eastAsia="Arial" w:hAnsi="Arial"/>
@@ -3708,14 +4379,14 @@
                 <w:sz w:val="16"/>
                 <w:szCs w:val="16"/>
               </w:rPr>
-              <w:t xml:space="preserve">📖 EXERCISE:</w:t>
+              <w:t xml:space="preserve">📖 HTML:</w:t>
             </w:r>
           </w:p>
           <w:p>
             <w:pPr>
               <w:spacing w:after="20" w:before="0"/>
             </w:pPr>
-            <w:hyperlink w:history="1" r:id="rIdaae3tmms07qzyudgd4w8_">
+            <w:hyperlink w:history="1" r:id="rIdo1a6domrljmb4bp4smak-">
               <w:r>
                 <w:rPr>
                   <w:rFonts w:ascii="Arial" w:cs="Arial" w:eastAsia="Arial" w:hAnsi="Arial"/>
@@ -3724,7 +4395,7 @@
                   <w:szCs w:val="16"/>
                   <w:u w:val="single" w:color="2E75B6"/>
                 </w:rPr>
-                <w:t xml:space="preserve">Classify numbers</w:t>
+                <w:t xml:space="preserve">Prime and Composite Numbers (Flexbook)</w:t>
               </w:r>
             </w:hyperlink>
           </w:p>
@@ -3740,7 +4411,7 @@
                 <w:sz w:val="14"/>
                 <w:szCs w:val="14"/>
               </w:rPr>
-              <w:t xml:space="preserve">Source: Khan Academy (English - US curriculum)</w:t>
+              <w:t xml:space="preserve">Source: CK-12</w:t>
             </w:r>
           </w:p>
           <w:p>
@@ -3748,7 +4419,7 @@
               <w:spacing w:after="10" w:before="0"/>
               <w:ind w:left="120"/>
             </w:pPr>
-            <w:hyperlink w:history="1" r:id="rIdre7zjlfx_jfnkici9o-pt">
+            <w:hyperlink w:history="1" r:id="rIde2lod10ywgdlzdxmpe4vq">
               <w:r>
                 <w:rPr>
                   <w:rFonts w:ascii="Arial" w:cs="Arial" w:eastAsia="Arial" w:hAnsi="Arial"/>
@@ -3790,66 +4461,7 @@
                 <w:sz w:val="18"/>
                 <w:szCs w:val="18"/>
               </w:rPr>
-              <w:t xml:space="preserve">The teacher displays (or distributes printed copies of) two pizza diagrams side by side on the board:</w:t>
-            </w:r>
-          </w:p>
-          <w:p>
-            <w:pPr>
-              <w:spacing w:after="30" w:before="0"/>
-              <w:ind w:left="360" w:hanging="180"/>
-              <w:jc w:val="left"/>
-            </w:pPr>
-            <w:r>
-              <w:rPr>
-                <w:rFonts w:ascii="Arial" w:cs="Arial" w:eastAsia="Arial" w:hAnsi="Arial"/>
-                <w:b w:val="false"/>
-                <w:bCs w:val="false"/>
-                <w:i w:val="false"/>
-                <w:iCs w:val="false"/>
-                <w:color w:val="000000"/>
-                <w:sz w:val="18"/>
-                <w:szCs w:val="18"/>
-              </w:rPr>
-              <w:t xml:space="preserve">–  PIZZA A: Divided into 4 equal slices. Each slice is labelled '1/4'. The decimal equivalent '0.25' is shown — it terminates.</w:t>
-            </w:r>
-          </w:p>
-          <w:p>
-            <w:pPr>
-              <w:spacing w:after="30" w:before="0"/>
-              <w:ind w:left="360" w:hanging="180"/>
-              <w:jc w:val="left"/>
-            </w:pPr>
-            <w:r>
-              <w:rPr>
-                <w:rFonts w:ascii="Arial" w:cs="Arial" w:eastAsia="Arial" w:hAnsi="Arial"/>
-                <w:b w:val="false"/>
-                <w:bCs w:val="false"/>
-                <w:i w:val="false"/>
-                <w:iCs w:val="false"/>
-                <w:color w:val="000000"/>
-                <w:sz w:val="18"/>
-                <w:szCs w:val="18"/>
-              </w:rPr>
-              <w:t xml:space="preserve">–  PIZZA B: Divided into 3 equal slices. Each slice is labelled '1/3'. The decimal equivalent '0.3333…' is shown with a bar over the 3, and the note: 'This decimal NEVER ends and NEVER stops repeating.'</w:t>
-            </w:r>
-          </w:p>
-          <w:p>
-            <w:pPr>
-              <w:spacing w:after="40" w:before="0"/>
-              <w:jc w:val="left"/>
-            </w:pPr>
-            <w:r>
-              <w:rPr>
-                <w:rFonts w:ascii="Arial" w:cs="Arial" w:eastAsia="Arial" w:hAnsi="Arial"/>
-                <w:b w:val="false"/>
-                <w:bCs w:val="false"/>
-                <w:i w:val="false"/>
-                <w:iCs w:val="false"/>
-                <w:color w:val="000000"/>
-                <w:sz w:val="18"/>
-                <w:szCs w:val="18"/>
-              </w:rPr>
-              <w:t xml:space="preserve">A third image is then revealed — PIZZA C — where the teacher says: 'Now imagine we are not counting slices, but measuring the straight-line distance (chord) across one slice of a pizza with a 28 cm diameter cut into 4 equal parts. That distance involves √2. When we divide √2 by 2 we get approximately 0.7071067811…' This decimal is written on the board and students are asked to stare at it for 30 seconds. Students then use their fraction-circle manipulatives: they physically fold a paper fraction circle into halves, quarters, thirds, sixths, and fifths — recording in a table: Number of Slices | Fraction per slice | Decimal equivalent | Does the decimal terminate, repeat, or go on forever? Students complete the table for slices: 2, 3, 4, 5, 6, 8, 10.</w:t>
+              <w:t xml:space="preserve">The teacher introduces the Driving Question Board — a large section of wall or board at the front of the classroom that will remain up for all 8 lessons of the sub-strand. The board has three columns labelled: WHAT WE NOTICE | WHAT WE WONDER | WHAT WE THINK WE KNOW. Students are given three sticky notes each (or write on paper that is taped up). They write: (1) ONE thing they noticed during today's lesson about the pizza or the numbers (NOTICE column). (2) ONE question they genuinely still have — something the lesson has not answered (WONDER column). (3) ONE thing they think they already know about real numbers or fractions (THINK WE KNOW column). Students walk up and post their notes. The teacher reads 5–6 notes aloud, grouping similar questions together with a bracket and a label (e.g. 'Three people are asking about why 1/3 never ends — let's call this the REPEATING DECIMAL CLUSTER').</w:t>
             </w:r>
           </w:p>
         </w:tc>
@@ -3881,7 +4493,7 @@
                 <w:sz w:val="18"/>
                 <w:szCs w:val="18"/>
               </w:rPr>
-              <w:t xml:space="preserve">Before revealing Pizza B, pause after Pizza A and ask the whole class: 'Thumbs up if 0.25 feels like a number you could work with easily when buying tomatoes at Wakulima Market.' (Expect nearly all thumbs up.) Then reveal Pizza B and the 0.3333… notation. Ask: 'Thumbs up if 0.3333… feels equally easy to work with.' (Expect hesitation.) Do NOT explain yet. Say: 'Write ONE question this image makes you want to ask — any question at all — in your book. You have 60 seconds.' After revealing Pizza C and √2 ÷ 2, cold-call THREE students to read their questions aloud without comment — say: 'I am not answering these yet. I am COLLECTING them.' Write each student question verbatim on a sticky note for the DQB in Phase 4. During the fraction-circle table activity (15 minutes), circulate and ask probing questions to specific groups: 'You wrote that 1/5 = 0.2 — does that decimal end?' and 'You wrote 1/3 = 0.33 — is that the same as 0.3333… going on forever?' Apply 10-second wait time after each probe before moving on.</w:t>
+              <w:t xml:space="preserve">Set up the DQB before learners post, with column labels clearly visible. As students write their notes (3 minutes, silent), circulate and identify 2–3 WONDER notes that directly connect to the unit's driving question ('Why can some numbers be written as exact fractions and others cannot?') — these will be read aloud first to anchor the board. After posting, read selected notes and say: 'This board belongs to YOU. Every lesson, we will come back here. Some of your questions will get answered. New ones will appear. By Lesson 8, we want this board to tell the story of what we learned.' Point to the driving question written at the top of the board: 'Why can some numbers be written as exact fractions and others cannot — and how does knowing a number's type help us solve everyday problems in Kenya?' Say: 'This is our compass question. Every lesson connects back to it.' Do NOT answer any questions posted on the board today — this is an opening, not a closing.</w:t>
             </w:r>
           </w:p>
         </w:tc>
@@ -3913,7 +4525,7 @@
                 <w:sz w:val="18"/>
                 <w:szCs w:val="18"/>
               </w:rPr>
-              <w:t xml:space="preserve">STRUCTURED OBSERVATION TABLE (Data Collection Before Explanation): Students gather their own evidence about decimal behaviour BEFORE the teacher names or explains rational/irrational numbers. This mirrors the NGSS Practice of Analysing and Interpreting Data. The physical act of folding fraction circles creates a tactile memory anchor — students can return to 'thirds feel different from quarters' throughout the unit. The three-pizza visual (A, B, C) is a concrete anchor for the three levels of complexity the unit will address.</w:t>
+              <w:t xml:space="preserve">DRIVING QUESTION BOARD — NOTICE/WONDER/KNOW PROTOCOL: The DQB is a public, cumulative sensemaking artefact. Opening it in Lesson 1 with student-generated questions ensures learner ownership of the inquiry. The three-column structure (Notice / Wonder / Know) differentiates between empirical observation, genuine curiosity, and prior knowledge — helping students and teacher track conceptual change across the unit. Grouping similar questions into clusters models scientific discourse practices and shows students that their individual thinking contributes to collective understanding.</w:t>
             </w:r>
           </w:p>
         </w:tc>
@@ -3945,7 +4557,7 @@
                 <w:sz w:val="18"/>
                 <w:szCs w:val="18"/>
               </w:rPr>
-              <w:t xml:space="preserve">OBSERVABLE INDICATOR: Can the learner correctly complete at least 5 of the 7 rows in the observation table, including correctly identifying 1/3 as a repeating decimal and 1/2 as a terminating decimal? Listen for: students who say 0.3333 'ends at some point' — this is a key misconception to address in Phase 3. Students who correctly write the bar notation (0.3̄) demonstrate readiness for the rational number lesson in Lesson 3.</w:t>
+              <w:t xml:space="preserve">OBSERVABLE INDICATOR: Can each learner produce at least one substantive WONDER note that goes beyond surface observations (e.g. not just 'why is pizza round' but 'why does dividing by 3 give a decimal that never stops')? The teacher reads all WONDER notes after class and uses them to inform the sequencing emphasis of Lessons 2–4. Count the proportion of students whose WONDER notes reference the decimal behaviour or the number classification — this indicates readiness for Lesson 2.</w:t>
             </w:r>
           </w:p>
         </w:tc>
@@ -3954,32 +4566,32 @@
         <w:tc>
           <w:tcPr>
             <w:tcW w:type="dxa" w:w="1520"/>
-            <w:shd w:fill="E2EFDA" w:color="auto" w:val="clear"/>
-            <w:tcMar>
-              <w:top w:type="dxa" w:w="60"/>
-              <w:left w:type="dxa" w:w="120"/>
-              <w:bottom w:type="dxa" w:w="60"/>
-              <w:right w:type="dxa" w:w="120"/>
-            </w:tcMar>
-            <w:vAlign w:val="top"/>
-          </w:tcPr>
-          <w:p>
-            <w:pPr>
-              <w:spacing w:after="40" w:before="0"/>
-              <w:jc w:val="left"/>
-            </w:pPr>
-            <w:r>
-              <w:rPr>
-                <w:rFonts w:ascii="Arial" w:cs="Arial" w:eastAsia="Arial" w:hAnsi="Arial"/>
-                <w:b/>
-                <w:bCs/>
-                <w:i w:val="false"/>
-                <w:iCs w:val="false"/>
-                <w:color w:val="000000"/>
-                <w:sz w:val="18"/>
-                <w:szCs w:val="18"/>
-              </w:rPr>
-              <w:t xml:space="preserve">Explain Phase</w:t>
+            <w:shd w:fill="D5E8F0" w:color="auto" w:val="clear"/>
+            <w:tcMar>
+              <w:top w:type="dxa" w:w="60"/>
+              <w:left w:type="dxa" w:w="120"/>
+              <w:bottom w:type="dxa" w:w="60"/>
+              <w:right w:type="dxa" w:w="120"/>
+            </w:tcMar>
+            <w:vAlign w:val="top"/>
+          </w:tcPr>
+          <w:p>
+            <w:pPr>
+              <w:spacing w:after="40" w:before="0"/>
+              <w:jc w:val="left"/>
+            </w:pPr>
+            <w:r>
+              <w:rPr>
+                <w:rFonts w:ascii="Arial" w:cs="Arial" w:eastAsia="Arial" w:hAnsi="Arial"/>
+                <w:b/>
+                <w:bCs/>
+                <w:i w:val="false"/>
+                <w:iCs w:val="false"/>
+                <w:color w:val="000000"/>
+                <w:sz w:val="18"/>
+                <w:szCs w:val="18"/>
+              </w:rPr>
+              <w:t xml:space="preserve">Model Building Phase</w:t>
             </w:r>
           </w:p>
           <w:p>
@@ -4002,7 +4614,7 @@
             <w:pPr>
               <w:spacing w:after="20" w:before="0"/>
             </w:pPr>
-            <w:hyperlink w:history="1" r:id="rIdag5nkp5sgj1nruwokhxs0">
+            <w:hyperlink w:history="1" r:id="rIdvxfpcdqueqy19lbzqmkox">
               <w:r>
                 <w:rPr>
                   <w:rFonts w:ascii="Arial" w:cs="Arial" w:eastAsia="Arial" w:hAnsi="Arial"/>
@@ -4011,7 +4623,7 @@
                   <w:szCs w:val="16"/>
                   <w:u w:val="single" w:color="2E75B6"/>
                 </w:rPr>
-                <w:t xml:space="preserve">Infinite geometric series word problem: repeating decimal</w:t>
+                <w:t xml:space="preserve">Intro to even and odd numbers</w:t>
               </w:r>
             </w:hyperlink>
           </w:p>
@@ -4035,7 +4647,7 @@
               <w:spacing w:after="10" w:before="0"/>
               <w:ind w:left="120"/>
             </w:pPr>
-            <w:hyperlink w:history="1" r:id="rIdvjrxux8ckpmn0-zza1opg">
+            <w:hyperlink w:history="1" r:id="rIdyw2heppxrha1fjnk1bcas">
               <w:r>
                 <w:rPr>
                   <w:rFonts w:ascii="Arial" w:cs="Arial" w:eastAsia="Arial" w:hAnsi="Arial"/>
@@ -4080,7 +4692,7 @@
             <w:pPr>
               <w:spacing w:after="20" w:before="0"/>
             </w:pPr>
-            <w:hyperlink w:history="1" r:id="rIdk_ltic6iufpidtod1hs7a">
+            <w:hyperlink w:history="1" r:id="rId4qp6ord2cshsi-nq4u1ll">
               <w:r>
                 <w:rPr>
                   <w:rFonts w:ascii="Arial" w:cs="Arial" w:eastAsia="Arial" w:hAnsi="Arial"/>
@@ -4089,7 +4701,7 @@
                   <w:szCs w:val="16"/>
                   <w:u w:val="single" w:color="2E75B6"/>
                 </w:rPr>
-                <w:t xml:space="preserve">Classify numbers: rational &amp; irrational</w:t>
+                <w:t xml:space="preserve">Prime and Composite Numbers Practice</w:t>
               </w:r>
             </w:hyperlink>
           </w:p>
@@ -4105,7 +4717,7 @@
                 <w:sz w:val="14"/>
                 <w:szCs w:val="14"/>
               </w:rPr>
-              <w:t xml:space="preserve">Source: Khan Academy (English - US curriculum)</w:t>
+              <w:t xml:space="preserve">Source: CK-12</w:t>
             </w:r>
           </w:p>
           <w:p>
@@ -4113,619 +4725,7 @@
               <w:spacing w:after="10" w:before="0"/>
               <w:ind w:left="120"/>
             </w:pPr>
-            <w:hyperlink w:history="1" r:id="rIdbjmwbh_g14mk1macjkuzp">
-              <w:r>
-                <w:rPr>
-                  <w:rFonts w:ascii="Arial" w:cs="Arial" w:eastAsia="Arial" w:hAnsi="Arial"/>
-                  <w:color w:val="595959"/>
-                  <w:sz w:val="14"/>
-                  <w:szCs w:val="14"/>
-                  <w:u w:val="single" w:color="595959"/>
-                </w:rPr>
-                <w:t xml:space="preserve">🔍 Search ARES for similar readings</w:t>
-              </w:r>
-            </w:hyperlink>
-          </w:p>
-        </w:tc>
-        <w:tc>
-          <w:tcPr>
-            <w:tcW w:type="dxa" w:w="3040"/>
-            <w:shd w:fill="FFFFFF" w:color="auto" w:val="clear"/>
-            <w:tcMar>
-              <w:top w:type="dxa" w:w="60"/>
-              <w:left w:type="dxa" w:w="120"/>
-              <w:bottom w:type="dxa" w:w="60"/>
-              <w:right w:type="dxa" w:w="120"/>
-            </w:tcMar>
-            <w:vAlign w:val="top"/>
-          </w:tcPr>
-          <w:p>
-            <w:pPr>
-              <w:spacing w:after="40" w:before="0"/>
-              <w:jc w:val="left"/>
-            </w:pPr>
-            <w:r>
-              <w:rPr>
-                <w:rFonts w:ascii="Arial" w:cs="Arial" w:eastAsia="Arial" w:hAnsi="Arial"/>
-                <w:b w:val="false"/>
-                <w:bCs w:val="false"/>
-                <w:i w:val="false"/>
-                <w:iCs w:val="false"/>
-                <w:color w:val="000000"/>
-                <w:sz w:val="18"/>
-                <w:szCs w:val="18"/>
-              </w:rPr>
-              <w:t xml:space="preserve">The teacher now shifts focus from the fractions to the WHOLE NUMBERS used to count slices: 1, 2, 3, 4, 5, 6, 7, 8, 9, 10, 11, 12. Students work in groups of 4. Each group receives a set of 12 number cards (printed, one number per card) and a sorting mat with four labelled regions: ODD | EVEN | PRIME | COMPOSITE. Task 1 (8 minutes): Sort all 12 cards into ODD and EVEN. Groups must write one rule that explains how they decided. Task 2 (8 minutes): Now re-sort the same cards into PRIME and COMPOSITE. Groups must write: (a) the definition of a prime number they agreed on, and (b) identify any number that does NOT fit neatly into prime or composite (the number 1 — this surfaces the special case). Task 3 — Connection to Phenomenon (5 minutes): Groups answer: 'Look at your PRIME numbers. If you cut a pizza into a prime number of slices, can you re-cut it evenly into a smaller whole number of pieces without leaving leftover fractions? Explain using the pizza.' Groups record answers on a mini-whiteboard or large paper to share.</w:t>
-            </w:r>
-          </w:p>
-        </w:tc>
-        <w:tc>
-          <w:tcPr>
-            <w:tcW w:type="dxa" w:w="3040"/>
-            <w:shd w:fill="F2F2F2" w:color="auto" w:val="clear"/>
-            <w:tcMar>
-              <w:top w:type="dxa" w:w="60"/>
-              <w:left w:type="dxa" w:w="120"/>
-              <w:bottom w:type="dxa" w:w="60"/>
-              <w:right w:type="dxa" w:w="120"/>
-            </w:tcMar>
-            <w:vAlign w:val="top"/>
-          </w:tcPr>
-          <w:p>
-            <w:pPr>
-              <w:spacing w:after="40" w:before="0"/>
-              <w:jc w:val="left"/>
-            </w:pPr>
-            <w:r>
-              <w:rPr>
-                <w:rFonts w:ascii="Arial" w:cs="Arial" w:eastAsia="Arial" w:hAnsi="Arial"/>
-                <w:b w:val="false"/>
-                <w:bCs w:val="false"/>
-                <w:i w:val="false"/>
-                <w:iCs w:val="false"/>
-                <w:color w:val="000000"/>
-                <w:sz w:val="18"/>
-                <w:szCs w:val="18"/>
-              </w:rPr>
-              <w:t xml:space="preserve">Introduce the sorting task with these exact words: 'You are NOT using the internet or your notes yet. Use only what you already know and what your group knows together. This is a COMMUNICATION AND COLLABORATION task.' While groups work on Task 1, circulate and listen. After Task 1, cold-call TWO groups to share their rule — ask the class: 'Does every group agree with that rule? Show thumbs up, thumbs sideways, or thumbs down.' For ANY thumbs sideways or down, ask that student: 'What would you change about the rule?' (10-second wait time.) For Task 2, anticipate the number 1 problem — when a group raises it, do NOT resolve it immediately. Say: 'Write that as a question for our board — that is an EXCELLENT puzzle. We will return to it.' For Task 3, ask each group to nominate a spokesperson DIFFERENT from the person who spoke last time. After all groups share Task 3, make this explicit transition statement: 'You have just discovered something important — the TYPE of number we use to count slices affects whether the pizza shares feel clean or messy. THAT is the mystery we are going to spend the next 8 lessons solving.'</w:t>
-            </w:r>
-          </w:p>
-        </w:tc>
-        <w:tc>
-          <w:tcPr>
-            <w:tcW w:type="dxa" w:w="3040"/>
-            <w:shd w:fill="FFFFFF" w:color="auto" w:val="clear"/>
-            <w:tcMar>
-              <w:top w:type="dxa" w:w="60"/>
-              <w:left w:type="dxa" w:w="120"/>
-              <w:bottom w:type="dxa" w:w="60"/>
-              <w:right w:type="dxa" w:w="120"/>
-            </w:tcMar>
-            <w:vAlign w:val="top"/>
-          </w:tcPr>
-          <w:p>
-            <w:pPr>
-              <w:spacing w:after="40" w:before="0"/>
-              <w:jc w:val="left"/>
-            </w:pPr>
-            <w:r>
-              <w:rPr>
-                <w:rFonts w:ascii="Arial" w:cs="Arial" w:eastAsia="Arial" w:hAnsi="Arial"/>
-                <w:b w:val="false"/>
-                <w:bCs w:val="false"/>
-                <w:i w:val="false"/>
-                <w:iCs w:val="false"/>
-                <w:color w:val="000000"/>
-                <w:sz w:val="18"/>
-                <w:szCs w:val="18"/>
-              </w:rPr>
-              <w:t xml:space="preserve">CARD SORT WITH JUSTIFICATION (Concept Categorisation): The physical sorting of number cards activates classification reasoning before formal definitions are given. Requiring groups to write their OWN rule for odd/even and their OWN definition of prime forces learners to construct understanding rather than receive it. Connecting prime numbers back to the pizza (Task 3) ensures the classification work is not abstract — it immediately serves the phenomenon. The deliberate surfacing of '1 as a special case' plants a productive puzzle that motivates deeper inquiry.</w:t>
-            </w:r>
-          </w:p>
-        </w:tc>
-        <w:tc>
-          <w:tcPr>
-            <w:tcW w:type="dxa" w:w="3040"/>
-            <w:shd w:fill="F2F2F2" w:color="auto" w:val="clear"/>
-            <w:tcMar>
-              <w:top w:type="dxa" w:w="60"/>
-              <w:left w:type="dxa" w:w="120"/>
-              <w:bottom w:type="dxa" w:w="60"/>
-              <w:right w:type="dxa" w:w="120"/>
-            </w:tcMar>
-            <w:vAlign w:val="top"/>
-          </w:tcPr>
-          <w:p>
-            <w:pPr>
-              <w:spacing w:after="40" w:before="0"/>
-              <w:jc w:val="left"/>
-            </w:pPr>
-            <w:r>
-              <w:rPr>
-                <w:rFonts w:ascii="Arial" w:cs="Arial" w:eastAsia="Arial" w:hAnsi="Arial"/>
-                <w:b w:val="false"/>
-                <w:bCs w:val="false"/>
-                <w:i w:val="false"/>
-                <w:iCs w:val="false"/>
-                <w:color w:val="000000"/>
-                <w:sz w:val="18"/>
-                <w:szCs w:val="18"/>
-              </w:rPr>
-              <w:t xml:space="preserve">OBSERVABLE INDICATOR: Can the learner correctly classify all numbers 1–12 as odd/even AND identify at least 4 prime numbers from the set with a written justification? Listen for groups defining 'prime' as 'only divided by 1 and itself' — correct. Flag groups who include 1 as prime — address this explicitly in the next lesson. Check Task 3 responses: groups should recognise that a prime number of slices cannot be evenly re-divided — this is the intuitive seed of the concept that prime denominators produce non-terminating decimals (to be formalised in Lesson 3).</w:t>
-            </w:r>
-          </w:p>
-        </w:tc>
-      </w:tr>
-      <w:tr>
-        <w:tc>
-          <w:tcPr>
-            <w:tcW w:type="dxa" w:w="1520"/>
-            <w:shd w:fill="FCE4D6" w:color="auto" w:val="clear"/>
-            <w:tcMar>
-              <w:top w:type="dxa" w:w="60"/>
-              <w:left w:type="dxa" w:w="120"/>
-              <w:bottom w:type="dxa" w:w="60"/>
-              <w:right w:type="dxa" w:w="120"/>
-            </w:tcMar>
-            <w:vAlign w:val="top"/>
-          </w:tcPr>
-          <w:p>
-            <w:pPr>
-              <w:spacing w:after="40" w:before="0"/>
-              <w:jc w:val="left"/>
-            </w:pPr>
-            <w:r>
-              <w:rPr>
-                <w:rFonts w:ascii="Arial" w:cs="Arial" w:eastAsia="Arial" w:hAnsi="Arial"/>
-                <w:b/>
-                <w:bCs/>
-                <w:i w:val="false"/>
-                <w:iCs w:val="false"/>
-                <w:color w:val="000000"/>
-                <w:sz w:val="18"/>
-                <w:szCs w:val="18"/>
-              </w:rPr>
-              <w:t xml:space="preserve">Driving Question Board (DQB) Creation</w:t>
-            </w:r>
-          </w:p>
-          <w:p>
-            <w:pPr>
-              <w:spacing w:after="20" w:before="0"/>
-            </w:pPr>
-            <w:r>
-              <w:rPr>
-                <w:rFonts w:ascii="Arial" w:cs="Arial" w:eastAsia="Arial" w:hAnsi="Arial"/>
-                <w:b/>
-                <w:bCs/>
-                <w:color w:val="1F3864"/>
-                <w:sz w:val="16"/>
-                <w:szCs w:val="16"/>
-              </w:rPr>
-              <w:t xml:space="preserve">📹 VIDEO:</w:t>
-            </w:r>
-          </w:p>
-          <w:p>
-            <w:pPr>
-              <w:spacing w:after="20" w:before="0"/>
-            </w:pPr>
-            <w:hyperlink w:history="1" r:id="rIdbh8gcrclzbfkkgj08pqlb">
-              <w:r>
-                <w:rPr>
-                  <w:rFonts w:ascii="Arial" w:cs="Arial" w:eastAsia="Arial" w:hAnsi="Arial"/>
-                  <w:color w:val="2E75B6"/>
-                  <w:sz w:val="16"/>
-                  <w:szCs w:val="16"/>
-                  <w:u w:val="single" w:color="2E75B6"/>
-                </w:rPr>
-                <w:t xml:space="preserve">Writing a number as a fraction and decimal</w:t>
-              </w:r>
-            </w:hyperlink>
-          </w:p>
-          <w:p>
-            <w:pPr>
-              <w:spacing w:after="10" w:before="0"/>
-              <w:ind w:left="120"/>
-            </w:pPr>
-            <w:r>
-              <w:rPr>
-                <w:rFonts w:ascii="Arial" w:cs="Arial" w:eastAsia="Arial" w:hAnsi="Arial"/>
-                <w:color w:val="595959"/>
-                <w:sz w:val="14"/>
-                <w:szCs w:val="14"/>
-              </w:rPr>
-              <w:t xml:space="preserve">Source: Khan Academy (English - US curriculum)</w:t>
-            </w:r>
-          </w:p>
-          <w:p>
-            <w:pPr>
-              <w:spacing w:after="10" w:before="0"/>
-              <w:ind w:left="120"/>
-            </w:pPr>
-            <w:hyperlink w:history="1" r:id="rId87j55ve3grjueg1vo1dat">
-              <w:r>
-                <w:rPr>
-                  <w:rFonts w:ascii="Arial" w:cs="Arial" w:eastAsia="Arial" w:hAnsi="Arial"/>
-                  <w:color w:val="595959"/>
-                  <w:sz w:val="14"/>
-                  <w:szCs w:val="14"/>
-                  <w:u w:val="single" w:color="595959"/>
-                </w:rPr>
-                <w:t xml:space="preserve">🔍 Search ARES for similar videos</w:t>
-              </w:r>
-            </w:hyperlink>
-          </w:p>
-          <w:p>
-            <w:pPr>
-              <w:spacing w:after="40" w:before="0"/>
-            </w:pPr>
-            <w:r>
-              <w:rPr>
-                <w:sz w:val="14"/>
-                <w:szCs w:val="14"/>
-              </w:rPr>
-              <w:t xml:space="preserve"/>
-            </w:r>
-          </w:p>
-          <w:p>
-            <w:pPr>
-              <w:spacing w:after="20" w:before="0"/>
-            </w:pPr>
-            <w:r>
-              <w:rPr>
-                <w:rFonts w:ascii="Arial" w:cs="Arial" w:eastAsia="Arial" w:hAnsi="Arial"/>
-                <w:b/>
-                <w:bCs/>
-                <w:color w:val="1F3864"/>
-                <w:sz w:val="16"/>
-                <w:szCs w:val="16"/>
-              </w:rPr>
-              <w:t xml:space="preserve">📖 EXERCISE:</w:t>
-            </w:r>
-          </w:p>
-          <w:p>
-            <w:pPr>
-              <w:spacing w:after="20" w:before="0"/>
-            </w:pPr>
-            <w:hyperlink w:history="1" r:id="rIdswpz3e0tthrt8vbsu_ehp">
-              <w:r>
-                <w:rPr>
-                  <w:rFonts w:ascii="Arial" w:cs="Arial" w:eastAsia="Arial" w:hAnsi="Arial"/>
-                  <w:color w:val="2E75B6"/>
-                  <w:sz w:val="16"/>
-                  <w:szCs w:val="16"/>
-                  <w:u w:val="single" w:color="2E75B6"/>
-                </w:rPr>
-                <w:t xml:space="preserve">Write common decimals as fractions</w:t>
-              </w:r>
-            </w:hyperlink>
-          </w:p>
-          <w:p>
-            <w:pPr>
-              <w:spacing w:after="10" w:before="0"/>
-              <w:ind w:left="120"/>
-            </w:pPr>
-            <w:r>
-              <w:rPr>
-                <w:rFonts w:ascii="Arial" w:cs="Arial" w:eastAsia="Arial" w:hAnsi="Arial"/>
-                <w:color w:val="595959"/>
-                <w:sz w:val="14"/>
-                <w:szCs w:val="14"/>
-              </w:rPr>
-              <w:t xml:space="preserve">Source: Khan Academy (English - US curriculum)</w:t>
-            </w:r>
-          </w:p>
-          <w:p>
-            <w:pPr>
-              <w:spacing w:after="10" w:before="0"/>
-              <w:ind w:left="120"/>
-            </w:pPr>
-            <w:hyperlink w:history="1" r:id="rIdnqkqiy-djdzvftfwyhoin">
-              <w:r>
-                <w:rPr>
-                  <w:rFonts w:ascii="Arial" w:cs="Arial" w:eastAsia="Arial" w:hAnsi="Arial"/>
-                  <w:color w:val="595959"/>
-                  <w:sz w:val="14"/>
-                  <w:szCs w:val="14"/>
-                  <w:u w:val="single" w:color="595959"/>
-                </w:rPr>
-                <w:t xml:space="preserve">🔍 Search ARES for similar readings</w:t>
-              </w:r>
-            </w:hyperlink>
-          </w:p>
-        </w:tc>
-        <w:tc>
-          <w:tcPr>
-            <w:tcW w:type="dxa" w:w="3040"/>
-            <w:shd w:fill="FFFFFF" w:color="auto" w:val="clear"/>
-            <w:tcMar>
-              <w:top w:type="dxa" w:w="60"/>
-              <w:left w:type="dxa" w:w="120"/>
-              <w:bottom w:type="dxa" w:w="60"/>
-              <w:right w:type="dxa" w:w="120"/>
-            </w:tcMar>
-            <w:vAlign w:val="top"/>
-          </w:tcPr>
-          <w:p>
-            <w:pPr>
-              <w:spacing w:after="40" w:before="0"/>
-              <w:jc w:val="left"/>
-            </w:pPr>
-            <w:r>
-              <w:rPr>
-                <w:rFonts w:ascii="Arial" w:cs="Arial" w:eastAsia="Arial" w:hAnsi="Arial"/>
-                <w:b w:val="false"/>
-                <w:bCs w:val="false"/>
-                <w:i w:val="false"/>
-                <w:iCs w:val="false"/>
-                <w:color w:val="000000"/>
-                <w:sz w:val="18"/>
-                <w:szCs w:val="18"/>
-              </w:rPr>
-              <w:t xml:space="preserve">The teacher introduces the Driving Question Board — a large section of wall or board at the front of the classroom that will remain up for all 8 lessons of the sub-strand. The board has three columns labelled: WHAT WE NOTICE | WHAT WE WONDER | WHAT WE THINK WE KNOW. Students are given three sticky notes each (or write on paper that is taped up). They write: (1) ONE thing they noticed during today's lesson about the pizza or the numbers (NOTICE column). (2) ONE question they genuinely still have — something the lesson has not answered (WONDER column). (3) ONE thing they think they already know about real numbers or fractions (THINK WE KNOW column). Students walk up and post their notes. The teacher reads 5–6 notes aloud, grouping similar questions together with a bracket and a label (e.g. 'Three people are asking about why 1/3 never ends — let's call this the REPEATING DECIMAL CLUSTER').</w:t>
-            </w:r>
-          </w:p>
-        </w:tc>
-        <w:tc>
-          <w:tcPr>
-            <w:tcW w:type="dxa" w:w="3040"/>
-            <w:shd w:fill="F2F2F2" w:color="auto" w:val="clear"/>
-            <w:tcMar>
-              <w:top w:type="dxa" w:w="60"/>
-              <w:left w:type="dxa" w:w="120"/>
-              <w:bottom w:type="dxa" w:w="60"/>
-              <w:right w:type="dxa" w:w="120"/>
-            </w:tcMar>
-            <w:vAlign w:val="top"/>
-          </w:tcPr>
-          <w:p>
-            <w:pPr>
-              <w:spacing w:after="40" w:before="0"/>
-              <w:jc w:val="left"/>
-            </w:pPr>
-            <w:r>
-              <w:rPr>
-                <w:rFonts w:ascii="Arial" w:cs="Arial" w:eastAsia="Arial" w:hAnsi="Arial"/>
-                <w:b w:val="false"/>
-                <w:bCs w:val="false"/>
-                <w:i w:val="false"/>
-                <w:iCs w:val="false"/>
-                <w:color w:val="000000"/>
-                <w:sz w:val="18"/>
-                <w:szCs w:val="18"/>
-              </w:rPr>
-              <w:t xml:space="preserve">Set up the DQB before learners post, with column labels clearly visible. As students write their notes (3 minutes, silent), circulate and identify 2–3 WONDER notes that directly connect to the unit's driving question ('Why can some numbers be written as exact fractions and others cannot?') — these will be read aloud first to anchor the board. After posting, read selected notes and say: 'This board belongs to YOU. Every lesson, we will come back here. Some of your questions will get answered. New ones will appear. By Lesson 8, we want this board to tell the story of what we learned.' Point to the driving question written at the top of the board: 'Why can some numbers be written as exact fractions and others cannot — and how does knowing a number's type help us solve everyday problems in Kenya?' Say: 'This is our compass question. Every lesson connects back to it.' Do NOT answer any questions posted on the board today — this is an opening, not a closing.</w:t>
-            </w:r>
-          </w:p>
-        </w:tc>
-        <w:tc>
-          <w:tcPr>
-            <w:tcW w:type="dxa" w:w="3040"/>
-            <w:shd w:fill="FFFFFF" w:color="auto" w:val="clear"/>
-            <w:tcMar>
-              <w:top w:type="dxa" w:w="60"/>
-              <w:left w:type="dxa" w:w="120"/>
-              <w:bottom w:type="dxa" w:w="60"/>
-              <w:right w:type="dxa" w:w="120"/>
-            </w:tcMar>
-            <w:vAlign w:val="top"/>
-          </w:tcPr>
-          <w:p>
-            <w:pPr>
-              <w:spacing w:after="40" w:before="0"/>
-              <w:jc w:val="left"/>
-            </w:pPr>
-            <w:r>
-              <w:rPr>
-                <w:rFonts w:ascii="Arial" w:cs="Arial" w:eastAsia="Arial" w:hAnsi="Arial"/>
-                <w:b w:val="false"/>
-                <w:bCs w:val="false"/>
-                <w:i w:val="false"/>
-                <w:iCs w:val="false"/>
-                <w:color w:val="000000"/>
-                <w:sz w:val="18"/>
-                <w:szCs w:val="18"/>
-              </w:rPr>
-              <w:t xml:space="preserve">DRIVING QUESTION BOARD — NOTICE/WONDER/KNOW PROTOCOL: The DQB is a public, cumulative sensemaking artefact. Opening it in Lesson 1 with student-generated questions ensures learner ownership of the inquiry. The three-column structure (Notice / Wonder / Know) differentiates between empirical observation, genuine curiosity, and prior knowledge — helping students and teacher track conceptual change across the unit. Grouping similar questions into clusters models scientific discourse practices and shows students that their individual thinking contributes to collective understanding.</w:t>
-            </w:r>
-          </w:p>
-        </w:tc>
-        <w:tc>
-          <w:tcPr>
-            <w:tcW w:type="dxa" w:w="3040"/>
-            <w:shd w:fill="F2F2F2" w:color="auto" w:val="clear"/>
-            <w:tcMar>
-              <w:top w:type="dxa" w:w="60"/>
-              <w:left w:type="dxa" w:w="120"/>
-              <w:bottom w:type="dxa" w:w="60"/>
-              <w:right w:type="dxa" w:w="120"/>
-            </w:tcMar>
-            <w:vAlign w:val="top"/>
-          </w:tcPr>
-          <w:p>
-            <w:pPr>
-              <w:spacing w:after="40" w:before="0"/>
-              <w:jc w:val="left"/>
-            </w:pPr>
-            <w:r>
-              <w:rPr>
-                <w:rFonts w:ascii="Arial" w:cs="Arial" w:eastAsia="Arial" w:hAnsi="Arial"/>
-                <w:b w:val="false"/>
-                <w:bCs w:val="false"/>
-                <w:i w:val="false"/>
-                <w:iCs w:val="false"/>
-                <w:color w:val="000000"/>
-                <w:sz w:val="18"/>
-                <w:szCs w:val="18"/>
-              </w:rPr>
-              <w:t xml:space="preserve">OBSERVABLE INDICATOR: Can each learner produce at least one substantive WONDER note that goes beyond surface observations (e.g. not just 'why is pizza round' but 'why does dividing by 3 give a decimal that never stops')? The teacher reads all WONDER notes after class and uses them to inform the sequencing emphasis of Lessons 2–4. Count the proportion of students whose WONDER notes reference the decimal behaviour or the number classification — this indicates readiness for Lesson 2.</w:t>
-            </w:r>
-          </w:p>
-        </w:tc>
-      </w:tr>
-      <w:tr>
-        <w:tc>
-          <w:tcPr>
-            <w:tcW w:type="dxa" w:w="1520"/>
-            <w:shd w:fill="D5E8F0" w:color="auto" w:val="clear"/>
-            <w:tcMar>
-              <w:top w:type="dxa" w:w="60"/>
-              <w:left w:type="dxa" w:w="120"/>
-              <w:bottom w:type="dxa" w:w="60"/>
-              <w:right w:type="dxa" w:w="120"/>
-            </w:tcMar>
-            <w:vAlign w:val="top"/>
-          </w:tcPr>
-          <w:p>
-            <w:pPr>
-              <w:spacing w:after="40" w:before="0"/>
-              <w:jc w:val="left"/>
-            </w:pPr>
-            <w:r>
-              <w:rPr>
-                <w:rFonts w:ascii="Arial" w:cs="Arial" w:eastAsia="Arial" w:hAnsi="Arial"/>
-                <w:b/>
-                <w:bCs/>
-                <w:i w:val="false"/>
-                <w:iCs w:val="false"/>
-                <w:color w:val="000000"/>
-                <w:sz w:val="18"/>
-                <w:szCs w:val="18"/>
-              </w:rPr>
-              <w:t xml:space="preserve">Model Building Phase</w:t>
-            </w:r>
-          </w:p>
-          <w:p>
-            <w:pPr>
-              <w:spacing w:after="20" w:before="0"/>
-            </w:pPr>
-            <w:r>
-              <w:rPr>
-                <w:rFonts w:ascii="Arial" w:cs="Arial" w:eastAsia="Arial" w:hAnsi="Arial"/>
-                <w:b/>
-                <w:bCs/>
-                <w:color w:val="1F3864"/>
-                <w:sz w:val="16"/>
-                <w:szCs w:val="16"/>
-              </w:rPr>
-              <w:t xml:space="preserve">📹 VIDEO:</w:t>
-            </w:r>
-          </w:p>
-          <w:p>
-            <w:pPr>
-              <w:spacing w:after="20" w:before="0"/>
-            </w:pPr>
-            <w:hyperlink w:history="1" r:id="rId45wyd38jbe_aonyhud1pf">
-              <w:r>
-                <w:rPr>
-                  <w:rFonts w:ascii="Arial" w:cs="Arial" w:eastAsia="Arial" w:hAnsi="Arial"/>
-                  <w:color w:val="2E75B6"/>
-                  <w:sz w:val="16"/>
-                  <w:szCs w:val="16"/>
-                  <w:u w:val="single" w:color="2E75B6"/>
-                </w:rPr>
-                <w:t xml:space="preserve">Dividing a decimal by a whole number with fraction models</w:t>
-              </w:r>
-            </w:hyperlink>
-          </w:p>
-          <w:p>
-            <w:pPr>
-              <w:spacing w:after="10" w:before="0"/>
-              <w:ind w:left="120"/>
-            </w:pPr>
-            <w:r>
-              <w:rPr>
-                <w:rFonts w:ascii="Arial" w:cs="Arial" w:eastAsia="Arial" w:hAnsi="Arial"/>
-                <w:color w:val="595959"/>
-                <w:sz w:val="14"/>
-                <w:szCs w:val="14"/>
-              </w:rPr>
-              <w:t xml:space="preserve">Source: Khan Academy (English - US curriculum)</w:t>
-            </w:r>
-          </w:p>
-          <w:p>
-            <w:pPr>
-              <w:spacing w:after="10" w:before="0"/>
-              <w:ind w:left="120"/>
-            </w:pPr>
-            <w:hyperlink w:history="1" r:id="rId2kutkarlosusjfhec6kl_">
-              <w:r>
-                <w:rPr>
-                  <w:rFonts w:ascii="Arial" w:cs="Arial" w:eastAsia="Arial" w:hAnsi="Arial"/>
-                  <w:color w:val="595959"/>
-                  <w:sz w:val="14"/>
-                  <w:szCs w:val="14"/>
-                  <w:u w:val="single" w:color="595959"/>
-                </w:rPr>
-                <w:t xml:space="preserve">🔍 Search ARES for similar videos</w:t>
-              </w:r>
-            </w:hyperlink>
-          </w:p>
-          <w:p>
-            <w:pPr>
-              <w:spacing w:after="40" w:before="0"/>
-            </w:pPr>
-            <w:r>
-              <w:rPr>
-                <w:sz w:val="14"/>
-                <w:szCs w:val="14"/>
-              </w:rPr>
-              <w:t xml:space="preserve"/>
-            </w:r>
-          </w:p>
-          <w:p>
-            <w:pPr>
-              <w:spacing w:after="20" w:before="0"/>
-            </w:pPr>
-            <w:r>
-              <w:rPr>
-                <w:rFonts w:ascii="Arial" w:cs="Arial" w:eastAsia="Arial" w:hAnsi="Arial"/>
-                <w:b/>
-                <w:bCs/>
-                <w:color w:val="1F3864"/>
-                <w:sz w:val="16"/>
-                <w:szCs w:val="16"/>
-              </w:rPr>
-              <w:t xml:space="preserve">📖 EXERCISE:</w:t>
-            </w:r>
-          </w:p>
-          <w:p>
-            <w:pPr>
-              <w:spacing w:after="20" w:before="0"/>
-            </w:pPr>
-            <w:hyperlink w:history="1" r:id="rIdcuha8zz0_3ui7fcujmfhz">
-              <w:r>
-                <w:rPr>
-                  <w:rFonts w:ascii="Arial" w:cs="Arial" w:eastAsia="Arial" w:hAnsi="Arial"/>
-                  <w:color w:val="2E75B6"/>
-                  <w:sz w:val="16"/>
-                  <w:szCs w:val="16"/>
-                  <w:u w:val="single" w:color="2E75B6"/>
-                </w:rPr>
-                <w:t xml:space="preserve">Rational number word problems</w:t>
-              </w:r>
-            </w:hyperlink>
-          </w:p>
-          <w:p>
-            <w:pPr>
-              <w:spacing w:after="10" w:before="0"/>
-              <w:ind w:left="120"/>
-            </w:pPr>
-            <w:r>
-              <w:rPr>
-                <w:rFonts w:ascii="Arial" w:cs="Arial" w:eastAsia="Arial" w:hAnsi="Arial"/>
-                <w:color w:val="595959"/>
-                <w:sz w:val="14"/>
-                <w:szCs w:val="14"/>
-              </w:rPr>
-              <w:t xml:space="preserve">Source: Khan Academy (English - US curriculum)</w:t>
-            </w:r>
-          </w:p>
-          <w:p>
-            <w:pPr>
-              <w:spacing w:after="10" w:before="0"/>
-              <w:ind w:left="120"/>
-            </w:pPr>
-            <w:hyperlink w:history="1" r:id="rId1ufrqeou97apnb6wmd-qj">
+            <w:hyperlink w:history="1" r:id="rIdlbrvr-sixl4linadqpjf-">
               <w:r>
                 <w:rPr>
                   <w:rFonts w:ascii="Arial" w:cs="Arial" w:eastAsia="Arial" w:hAnsi="Arial"/>
@@ -5351,7 +5351,7 @@
         </w:rPr>
         <w:t xml:space="preserve">© 2026 SeaVuria and ARES. Aligned with KICD objectives. Developed by SeaVuria; technical implementation by ARES (with AI assistance from Claude). Licensed under </w:t>
       </w:r>
-      <w:hyperlink w:history="1" r:id="rIdhglyca39okfxqopgj3kgn">
+      <w:hyperlink w:history="1" r:id="rIdxx3vw6wu7j1wd52bvfsh9">
         <w:r>
           <w:rPr>
             <w:rFonts w:ascii="Arial" w:cs="Arial" w:eastAsia="Arial" w:hAnsi="Arial"/>
@@ -5372,7 +5372,7 @@
         </w:rPr>
         <w:t xml:space="preserve"> (</w:t>
       </w:r>
-      <w:hyperlink w:history="1" r:id="rIdhjwtd6wy6amadxnkvjqpl">
+      <w:hyperlink w:history="1" r:id="rIdywgwnvtjneornozvootwr">
         <w:r>
           <w:rPr>
             <w:rFonts w:ascii="Arial" w:cs="Arial" w:eastAsia="Arial" w:hAnsi="Arial"/>
@@ -6385,7 +6385,7 @@
             <w:pPr>
               <w:spacing w:after="20" w:before="0"/>
             </w:pPr>
-            <w:hyperlink w:history="1" r:id="rIdy7dkf2asf8c2zhgspb5wp">
+            <w:hyperlink w:history="1" r:id="rIdkhl_kfadckl7_hbsekoel">
               <w:r>
                 <w:rPr>
                   <w:rFonts w:ascii="Arial" w:cs="Arial" w:eastAsia="Arial" w:hAnsi="Arial"/>
@@ -6394,7 +6394,7 @@
                   <w:szCs w:val="16"/>
                   <w:u w:val="single" w:color="2E75B6"/>
                 </w:rPr>
-                <w:t xml:space="preserve">Prime numbers</w:t>
+                <w:t xml:space="preserve">Identifying Prime or Composite Numbers</w:t>
               </w:r>
             </w:hyperlink>
           </w:p>
@@ -6410,7 +6410,7 @@
                 <w:sz w:val="14"/>
                 <w:szCs w:val="14"/>
               </w:rPr>
-              <w:t xml:space="preserve">Source: Khan Academy (English - US curriculum)</w:t>
+              <w:t xml:space="preserve">Source: CK-12</w:t>
             </w:r>
           </w:p>
           <w:p>
@@ -6418,7 +6418,7 @@
               <w:spacing w:after="10" w:before="0"/>
               <w:ind w:left="120"/>
             </w:pPr>
-            <w:hyperlink w:history="1" r:id="rIdokseit0iciar7zqkhkjwm">
+            <w:hyperlink w:history="1" r:id="rIdp2gvbo_knzzap2cjse-ud">
               <w:r>
                 <w:rPr>
                   <w:rFonts w:ascii="Arial" w:cs="Arial" w:eastAsia="Arial" w:hAnsi="Arial"/>
@@ -6463,7 +6463,635 @@
             <w:pPr>
               <w:spacing w:after="20" w:before="0"/>
             </w:pPr>
-            <w:hyperlink w:history="1" r:id="rIdv-wglrbbjr7qpuocc4zbr">
+            <w:hyperlink w:history="1" r:id="rIdcefvsonoccm8be6q6m99t">
+              <w:r>
+                <w:rPr>
+                  <w:rFonts w:ascii="Arial" w:cs="Arial" w:eastAsia="Arial" w:hAnsi="Arial"/>
+                  <w:color w:val="2E75B6"/>
+                  <w:sz w:val="16"/>
+                  <w:szCs w:val="16"/>
+                  <w:u w:val="single" w:color="2E75B6"/>
+                </w:rPr>
+                <w:t xml:space="preserve">Identifying Prime or Composite Numbers Practice</w:t>
+              </w:r>
+            </w:hyperlink>
+          </w:p>
+          <w:p>
+            <w:pPr>
+              <w:spacing w:after="10" w:before="0"/>
+              <w:ind w:left="120"/>
+            </w:pPr>
+            <w:r>
+              <w:rPr>
+                <w:rFonts w:ascii="Arial" w:cs="Arial" w:eastAsia="Arial" w:hAnsi="Arial"/>
+                <w:color w:val="595959"/>
+                <w:sz w:val="14"/>
+                <w:szCs w:val="14"/>
+              </w:rPr>
+              <w:t xml:space="preserve">Source: CK-12</w:t>
+            </w:r>
+          </w:p>
+          <w:p>
+            <w:pPr>
+              <w:spacing w:after="10" w:before="0"/>
+              <w:ind w:left="120"/>
+            </w:pPr>
+            <w:hyperlink w:history="1" r:id="rIdsnxrsdqcdt3nb4aimbutc">
+              <w:r>
+                <w:rPr>
+                  <w:rFonts w:ascii="Arial" w:cs="Arial" w:eastAsia="Arial" w:hAnsi="Arial"/>
+                  <w:color w:val="595959"/>
+                  <w:sz w:val="14"/>
+                  <w:szCs w:val="14"/>
+                  <w:u w:val="single" w:color="595959"/>
+                </w:rPr>
+                <w:t xml:space="preserve">🔍 Search ARES for similar readings</w:t>
+              </w:r>
+            </w:hyperlink>
+          </w:p>
+        </w:tc>
+        <w:tc>
+          <w:tcPr>
+            <w:tcW w:type="dxa" w:w="3040"/>
+            <w:shd w:fill="FFFFFF" w:color="auto" w:val="clear"/>
+            <w:tcMar>
+              <w:top w:type="dxa" w:w="60"/>
+              <w:left w:type="dxa" w:w="120"/>
+              <w:bottom w:type="dxa" w:w="60"/>
+              <w:right w:type="dxa" w:w="120"/>
+            </w:tcMar>
+            <w:vAlign w:val="top"/>
+          </w:tcPr>
+          <w:p>
+            <w:pPr>
+              <w:spacing w:after="40" w:before="0"/>
+              <w:jc w:val="left"/>
+            </w:pPr>
+            <w:r>
+              <w:rPr>
+                <w:rFonts w:ascii="Arial" w:cs="Arial" w:eastAsia="Arial" w:hAnsi="Arial"/>
+                <w:b w:val="false"/>
+                <w:bCs w:val="false"/>
+                <w:i w:val="false"/>
+                <w:iCs w:val="false"/>
+                <w:color w:val="000000"/>
+                <w:sz w:val="18"/>
+                <w:szCs w:val="18"/>
+              </w:rPr>
+              <w:t xml:space="preserve">Students sit in groups of four. Each group has a set of fraction circle manipulatives and the pizza phenomenon diagram (two pizza images: one cut into 4 equal slices labelled 1/4 each, one cut into 3 slices with an arc length described as approximately 0.333… or √2 ÷ 2 ≈ 0.7071…). Students silently examine the diagrams for 2 minutes, then respond in writing to the prompt: 'Look at the two pizza diagrams. Why do you think one slice can be written as a neat fraction and the other cannot? What is special about the NUMBER of slices?' Students share predictions with a partner (Think-Pair-Share), then two or three pairs share with the class. Students record their predictions on a sticky note and place it on the Driving Question Board (DQB) under the column 'What we think we know'.</w:t>
+            </w:r>
+          </w:p>
+        </w:tc>
+        <w:tc>
+          <w:tcPr>
+            <w:tcW w:type="dxa" w:w="3040"/>
+            <w:shd w:fill="F2F2F2" w:color="auto" w:val="clear"/>
+            <w:tcMar>
+              <w:top w:type="dxa" w:w="60"/>
+              <w:left w:type="dxa" w:w="120"/>
+              <w:bottom w:type="dxa" w:w="60"/>
+              <w:right w:type="dxa" w:w="120"/>
+            </w:tcMar>
+            <w:vAlign w:val="top"/>
+          </w:tcPr>
+          <w:p>
+            <w:pPr>
+              <w:spacing w:after="40" w:before="0"/>
+              <w:jc w:val="left"/>
+            </w:pPr>
+            <w:r>
+              <w:rPr>
+                <w:rFonts w:ascii="Arial" w:cs="Arial" w:eastAsia="Arial" w:hAnsi="Arial"/>
+                <w:b w:val="false"/>
+                <w:bCs w:val="false"/>
+                <w:i w:val="false"/>
+                <w:iCs w:val="false"/>
+                <w:color w:val="000000"/>
+                <w:sz w:val="18"/>
+                <w:szCs w:val="18"/>
+              </w:rPr>
+              <w:t xml:space="preserve">Distribute fraction circles and pizza diagrams before students arrive so materials are ready. Say: 'Before we learn anything new today, I want you to think like a mathematician. Look at these two pizzas. One is divided into 4 slices, one into 3 slices. Write down — by yourself, no talking — why you think one produces a neat number and the other does not. You have 2 minutes.' [Allow 2 minutes of silent writing.] Then say: 'Now turn to your partner. Share your prediction. You have 90 seconds.' [Allow 90 seconds.] Cold-call 3 pairs using a name-stick jar — select one strong prediction, one partial prediction, and one misconception. For each, ask: 'Can someone build on that idea?' [WAIT TIME: 12 seconds after each cold call before prompting.] Do NOT correct misconceptions yet — affirm all contributions with 'That's an interesting hypothesis — let's keep it on the board and test it today.' Direct students to write predictions on sticky notes and post them on the DQB.</w:t>
+            </w:r>
+          </w:p>
+        </w:tc>
+        <w:tc>
+          <w:tcPr>
+            <w:tcW w:type="dxa" w:w="3040"/>
+            <w:shd w:fill="FFFFFF" w:color="auto" w:val="clear"/>
+            <w:tcMar>
+              <w:top w:type="dxa" w:w="60"/>
+              <w:left w:type="dxa" w:w="120"/>
+              <w:bottom w:type="dxa" w:w="60"/>
+              <w:right w:type="dxa" w:w="120"/>
+            </w:tcMar>
+            <w:vAlign w:val="top"/>
+          </w:tcPr>
+          <w:p>
+            <w:pPr>
+              <w:spacing w:after="40" w:before="0"/>
+              <w:jc w:val="left"/>
+            </w:pPr>
+            <w:r>
+              <w:rPr>
+                <w:rFonts w:ascii="Arial" w:cs="Arial" w:eastAsia="Arial" w:hAnsi="Arial"/>
+                <w:b w:val="false"/>
+                <w:bCs w:val="false"/>
+                <w:i w:val="false"/>
+                <w:iCs w:val="false"/>
+                <w:color w:val="000000"/>
+                <w:sz w:val="18"/>
+                <w:szCs w:val="18"/>
+              </w:rPr>
+              <w:t xml:space="preserve">Think-Pair-Share with DQB Sticky Notes: This strategy activates prior knowledge and externalises student thinking before instruction begins. By posting predictions publicly on the DQB, students are held accountable to their initial ideas and will visibly revise them as evidence accumulates across the 7-lesson sequence. This mirrors how scientists record hypotheses before experimentation.</w:t>
+            </w:r>
+          </w:p>
+        </w:tc>
+        <w:tc>
+          <w:tcPr>
+            <w:tcW w:type="dxa" w:w="3040"/>
+            <w:shd w:fill="F2F2F2" w:color="auto" w:val="clear"/>
+            <w:tcMar>
+              <w:top w:type="dxa" w:w="60"/>
+              <w:left w:type="dxa" w:w="120"/>
+              <w:bottom w:type="dxa" w:w="60"/>
+              <w:right w:type="dxa" w:w="120"/>
+            </w:tcMar>
+            <w:vAlign w:val="top"/>
+          </w:tcPr>
+          <w:p>
+            <w:pPr>
+              <w:spacing w:after="40" w:before="0"/>
+              <w:jc w:val="left"/>
+            </w:pPr>
+            <w:r>
+              <w:rPr>
+                <w:rFonts w:ascii="Arial" w:cs="Arial" w:eastAsia="Arial" w:hAnsi="Arial"/>
+                <w:b w:val="false"/>
+                <w:bCs w:val="false"/>
+                <w:i w:val="false"/>
+                <w:iCs w:val="false"/>
+                <w:color w:val="000000"/>
+                <w:sz w:val="18"/>
+                <w:szCs w:val="18"/>
+              </w:rPr>
+              <w:t xml:space="preserve">Observable indicator: Every student has written at least one prediction on a sticky note and posted it on the DQB. The teacher scans sticky notes during pair-share and mentally notes 2–3 key misconceptions to address later (e.g., 'irrational numbers are wrong answers', 'all decimals are irrational'). No grading — purely diagnostic.</w:t>
+            </w:r>
+          </w:p>
+        </w:tc>
+      </w:tr>
+      <w:tr>
+        <w:tc>
+          <w:tcPr>
+            <w:tcW w:type="dxa" w:w="1520"/>
+            <w:shd w:fill="D9EEF1" w:color="auto" w:val="clear"/>
+            <w:tcMar>
+              <w:top w:type="dxa" w:w="60"/>
+              <w:left w:type="dxa" w:w="120"/>
+              <w:bottom w:type="dxa" w:w="60"/>
+              <w:right w:type="dxa" w:w="120"/>
+            </w:tcMar>
+            <w:vAlign w:val="top"/>
+          </w:tcPr>
+          <w:p>
+            <w:pPr>
+              <w:spacing w:after="40" w:before="0"/>
+              <w:jc w:val="left"/>
+            </w:pPr>
+            <w:r>
+              <w:rPr>
+                <w:rFonts w:ascii="Arial" w:cs="Arial" w:eastAsia="Arial" w:hAnsi="Arial"/>
+                <w:b/>
+                <w:bCs/>
+                <w:i w:val="false"/>
+                <w:iCs w:val="false"/>
+                <w:color w:val="000000"/>
+                <w:sz w:val="18"/>
+                <w:szCs w:val="18"/>
+              </w:rPr>
+              <w:t xml:space="preserve">Observe Phase</w:t>
+            </w:r>
+          </w:p>
+          <w:p>
+            <w:pPr>
+              <w:spacing w:after="20" w:before="0"/>
+            </w:pPr>
+            <w:r>
+              <w:rPr>
+                <w:rFonts w:ascii="Arial" w:cs="Arial" w:eastAsia="Arial" w:hAnsi="Arial"/>
+                <w:b/>
+                <w:bCs/>
+                <w:color w:val="1F3864"/>
+                <w:sz w:val="16"/>
+                <w:szCs w:val="16"/>
+              </w:rPr>
+              <w:t xml:space="preserve">📹 VIDEO:</w:t>
+            </w:r>
+          </w:p>
+          <w:p>
+            <w:pPr>
+              <w:spacing w:after="20" w:before="0"/>
+            </w:pPr>
+            <w:hyperlink w:history="1" r:id="rIdq159iwu24jptx3tlz7hrz">
+              <w:r>
+                <w:rPr>
+                  <w:rFonts w:ascii="Arial" w:cs="Arial" w:eastAsia="Arial" w:hAnsi="Arial"/>
+                  <w:color w:val="2E75B6"/>
+                  <w:sz w:val="16"/>
+                  <w:szCs w:val="16"/>
+                  <w:u w:val="single" w:color="2E75B6"/>
+                </w:rPr>
+                <w:t xml:space="preserve">Identifying Prime or Composite Numbers</w:t>
+              </w:r>
+            </w:hyperlink>
+          </w:p>
+          <w:p>
+            <w:pPr>
+              <w:spacing w:after="10" w:before="0"/>
+              <w:ind w:left="120"/>
+            </w:pPr>
+            <w:r>
+              <w:rPr>
+                <w:rFonts w:ascii="Arial" w:cs="Arial" w:eastAsia="Arial" w:hAnsi="Arial"/>
+                <w:color w:val="595959"/>
+                <w:sz w:val="14"/>
+                <w:szCs w:val="14"/>
+              </w:rPr>
+              <w:t xml:space="preserve">Source: CK-12</w:t>
+            </w:r>
+          </w:p>
+          <w:p>
+            <w:pPr>
+              <w:spacing w:after="10" w:before="0"/>
+              <w:ind w:left="120"/>
+            </w:pPr>
+            <w:hyperlink w:history="1" r:id="rId90kw4bmlika0lmcpru0zb">
+              <w:r>
+                <w:rPr>
+                  <w:rFonts w:ascii="Arial" w:cs="Arial" w:eastAsia="Arial" w:hAnsi="Arial"/>
+                  <w:color w:val="595959"/>
+                  <w:sz w:val="14"/>
+                  <w:szCs w:val="14"/>
+                  <w:u w:val="single" w:color="595959"/>
+                </w:rPr>
+                <w:t xml:space="preserve">🔍 Search ARES for similar videos</w:t>
+              </w:r>
+            </w:hyperlink>
+          </w:p>
+          <w:p>
+            <w:pPr>
+              <w:spacing w:after="40" w:before="0"/>
+            </w:pPr>
+            <w:r>
+              <w:rPr>
+                <w:sz w:val="14"/>
+                <w:szCs w:val="14"/>
+              </w:rPr>
+              <w:t xml:space="preserve"/>
+            </w:r>
+          </w:p>
+          <w:p>
+            <w:pPr>
+              <w:spacing w:after="20" w:before="0"/>
+            </w:pPr>
+            <w:r>
+              <w:rPr>
+                <w:rFonts w:ascii="Arial" w:cs="Arial" w:eastAsia="Arial" w:hAnsi="Arial"/>
+                <w:b/>
+                <w:bCs/>
+                <w:color w:val="1F3864"/>
+                <w:sz w:val="16"/>
+                <w:szCs w:val="16"/>
+              </w:rPr>
+              <w:t xml:space="preserve">📖 EXERCISE:</w:t>
+            </w:r>
+          </w:p>
+          <w:p>
+            <w:pPr>
+              <w:spacing w:after="20" w:before="0"/>
+            </w:pPr>
+            <w:hyperlink w:history="1" r:id="rIdqdarkjmig4gvinuuoqkkq">
+              <w:r>
+                <w:rPr>
+                  <w:rFonts w:ascii="Arial" w:cs="Arial" w:eastAsia="Arial" w:hAnsi="Arial"/>
+                  <w:color w:val="2E75B6"/>
+                  <w:sz w:val="16"/>
+                  <w:szCs w:val="16"/>
+                  <w:u w:val="single" w:color="2E75B6"/>
+                </w:rPr>
+                <w:t xml:space="preserve">Prime and composite numbers</w:t>
+              </w:r>
+            </w:hyperlink>
+          </w:p>
+          <w:p>
+            <w:pPr>
+              <w:spacing w:after="10" w:before="0"/>
+              <w:ind w:left="120"/>
+            </w:pPr>
+            <w:r>
+              <w:rPr>
+                <w:rFonts w:ascii="Arial" w:cs="Arial" w:eastAsia="Arial" w:hAnsi="Arial"/>
+                <w:color w:val="595959"/>
+                <w:sz w:val="14"/>
+                <w:szCs w:val="14"/>
+              </w:rPr>
+              <w:t xml:space="preserve">Source: Khan Academy (English - US curriculum)</w:t>
+            </w:r>
+          </w:p>
+          <w:p>
+            <w:pPr>
+              <w:spacing w:after="10" w:before="0"/>
+              <w:ind w:left="120"/>
+            </w:pPr>
+            <w:hyperlink w:history="1" r:id="rIdoldjezviwzvppyqekc8z6">
+              <w:r>
+                <w:rPr>
+                  <w:rFonts w:ascii="Arial" w:cs="Arial" w:eastAsia="Arial" w:hAnsi="Arial"/>
+                  <w:color w:val="595959"/>
+                  <w:sz w:val="14"/>
+                  <w:szCs w:val="14"/>
+                  <w:u w:val="single" w:color="595959"/>
+                </w:rPr>
+                <w:t xml:space="preserve">🔍 Search ARES for similar readings</w:t>
+              </w:r>
+            </w:hyperlink>
+          </w:p>
+        </w:tc>
+        <w:tc>
+          <w:tcPr>
+            <w:tcW w:type="dxa" w:w="3040"/>
+            <w:shd w:fill="FFFFFF" w:color="auto" w:val="clear"/>
+            <w:tcMar>
+              <w:top w:type="dxa" w:w="60"/>
+              <w:left w:type="dxa" w:w="120"/>
+              <w:bottom w:type="dxa" w:w="60"/>
+              <w:right w:type="dxa" w:w="120"/>
+            </w:tcMar>
+            <w:vAlign w:val="top"/>
+          </w:tcPr>
+          <w:p>
+            <w:pPr>
+              <w:spacing w:after="40" w:before="0"/>
+              <w:jc w:val="left"/>
+            </w:pPr>
+            <w:r>
+              <w:rPr>
+                <w:rFonts w:ascii="Arial" w:cs="Arial" w:eastAsia="Arial" w:hAnsi="Arial"/>
+                <w:b w:val="false"/>
+                <w:bCs w:val="false"/>
+                <w:i w:val="false"/>
+                <w:iCs w:val="false"/>
+                <w:color w:val="000000"/>
+                <w:sz w:val="18"/>
+                <w:szCs w:val="18"/>
+              </w:rPr>
+              <w:t xml:space="preserve">Students receive a sorting card set: 10 number cards printed with the numbers 2, 3, 4, 9, 15, 17, 36, 41, 49, 64. They also receive a sorting mat with four labelled columns: ODD | EVEN | PRIME | COMPOSITE. The teacher frames the activity with a Kenyan market context: 'Imagine you are at Gikomba Market in Nairobi, and you are arranging mandazi on trays. You have these quantities of mandazi. Which quantities can you arrange in exactly 2 equal rows with none left over? Which can only be arranged in one row?' Groups physically place each number card in what they believe is the correct column, discussing in Swahili or English. After 8 minutes of group sorting, groups do a 'Gallery Walk' — they circulate to see how other groups sorted and use a sticky dot to mark any card placement they disagree with. Students return to their seats and reconcile any disagreements within their group. Each group records final answers on a sorting worksheet.</w:t>
+            </w:r>
+          </w:p>
+        </w:tc>
+        <w:tc>
+          <w:tcPr>
+            <w:tcW w:type="dxa" w:w="3040"/>
+            <w:shd w:fill="F2F2F2" w:color="auto" w:val="clear"/>
+            <w:tcMar>
+              <w:top w:type="dxa" w:w="60"/>
+              <w:left w:type="dxa" w:w="120"/>
+              <w:bottom w:type="dxa" w:w="60"/>
+              <w:right w:type="dxa" w:w="120"/>
+            </w:tcMar>
+            <w:vAlign w:val="top"/>
+          </w:tcPr>
+          <w:p>
+            <w:pPr>
+              <w:spacing w:after="40" w:before="0"/>
+              <w:jc w:val="left"/>
+            </w:pPr>
+            <w:r>
+              <w:rPr>
+                <w:rFonts w:ascii="Arial" w:cs="Arial" w:eastAsia="Arial" w:hAnsi="Arial"/>
+                <w:b w:val="false"/>
+                <w:bCs w:val="false"/>
+                <w:i w:val="false"/>
+                <w:iCs w:val="false"/>
+                <w:color w:val="000000"/>
+                <w:sz w:val="18"/>
+                <w:szCs w:val="18"/>
+              </w:rPr>
+              <w:t xml:space="preserve">Circulate during the 8-minute group sort. Do NOT give answers. Instead, ask probing questions: 'How many factors does 9 have? Can you list them?' or 'You said 15 is prime — can you show me that 15 has no factors other than 1 and 15?' [WAIT TIME: 10 seconds after each probe before offering a hint.] During Gallery Walk, narrate: 'I am seeing some interesting disagreements about 49 and 1. That's exactly the kind of thinking we need.' After groups return, cold-call 4 groups — one per category — to justify one of their placements: 'Group 3, tell me why you placed 36 in the COMPOSITE column. Give me at least two factors.' [WAIT TIME: 12 seconds.] If a group places 1 in the PRIME column, do not correct immediately — say: 'Interesting — keep that thought. We'll come back to the number 1 in our Explain phase.'</w:t>
+            </w:r>
+          </w:p>
+        </w:tc>
+        <w:tc>
+          <w:tcPr>
+            <w:tcW w:type="dxa" w:w="3040"/>
+            <w:shd w:fill="FFFFFF" w:color="auto" w:val="clear"/>
+            <w:tcMar>
+              <w:top w:type="dxa" w:w="60"/>
+              <w:left w:type="dxa" w:w="120"/>
+              <w:bottom w:type="dxa" w:w="60"/>
+              <w:right w:type="dxa" w:w="120"/>
+            </w:tcMar>
+            <w:vAlign w:val="top"/>
+          </w:tcPr>
+          <w:p>
+            <w:pPr>
+              <w:spacing w:after="40" w:before="0"/>
+              <w:jc w:val="left"/>
+            </w:pPr>
+            <w:r>
+              <w:rPr>
+                <w:rFonts w:ascii="Arial" w:cs="Arial" w:eastAsia="Arial" w:hAnsi="Arial"/>
+                <w:b w:val="false"/>
+                <w:bCs w:val="false"/>
+                <w:i w:val="false"/>
+                <w:iCs w:val="false"/>
+                <w:color w:val="000000"/>
+                <w:sz w:val="18"/>
+                <w:szCs w:val="18"/>
+              </w:rPr>
+              <w:t xml:space="preserve">Card Sort with Gallery Walk: Physical manipulation of number cards requires students to operationalise definitions, not just recall them. The Gallery Walk introduces productive disagreement — students must compare their reasoning with peers', which surfaces misconceptions in a low-stakes, collaborative way. This mirrors the NGSS practice of Obtaining, Evaluating, and Communicating Information.</w:t>
+            </w:r>
+          </w:p>
+        </w:tc>
+        <w:tc>
+          <w:tcPr>
+            <w:tcW w:type="dxa" w:w="3040"/>
+            <w:shd w:fill="F2F2F2" w:color="auto" w:val="clear"/>
+            <w:tcMar>
+              <w:top w:type="dxa" w:w="60"/>
+              <w:left w:type="dxa" w:w="120"/>
+              <w:bottom w:type="dxa" w:w="60"/>
+              <w:right w:type="dxa" w:w="120"/>
+            </w:tcMar>
+            <w:vAlign w:val="top"/>
+          </w:tcPr>
+          <w:p>
+            <w:pPr>
+              <w:spacing w:after="40" w:before="0"/>
+              <w:jc w:val="left"/>
+            </w:pPr>
+            <w:r>
+              <w:rPr>
+                <w:rFonts w:ascii="Arial" w:cs="Arial" w:eastAsia="Arial" w:hAnsi="Arial"/>
+                <w:b w:val="false"/>
+                <w:bCs w:val="false"/>
+                <w:i w:val="false"/>
+                <w:iCs w:val="false"/>
+                <w:color w:val="000000"/>
+                <w:sz w:val="18"/>
+                <w:szCs w:val="18"/>
+              </w:rPr>
+              <w:t xml:space="preserve">Observable indicator: Teacher checks each group's sorting worksheet. Success criterion: at least 8 of 10 numbers correctly classified. Specific watch-points: (a) Is 9 classified as composite (correct) or prime (misconception)? (b) Is 1 classified as prime (misconception) or neither (correct)? (c) Is 2 identified as the only even prime? Record group-level errors on a clipboard for targeted follow-up in the Explain phase.</w:t>
+            </w:r>
+          </w:p>
+        </w:tc>
+      </w:tr>
+      <w:tr>
+        <w:tc>
+          <w:tcPr>
+            <w:tcW w:type="dxa" w:w="1520"/>
+            <w:shd w:fill="E2EFDA" w:color="auto" w:val="clear"/>
+            <w:tcMar>
+              <w:top w:type="dxa" w:w="60"/>
+              <w:left w:type="dxa" w:w="120"/>
+              <w:bottom w:type="dxa" w:w="60"/>
+              <w:right w:type="dxa" w:w="120"/>
+            </w:tcMar>
+            <w:vAlign w:val="top"/>
+          </w:tcPr>
+          <w:p>
+            <w:pPr>
+              <w:spacing w:after="40" w:before="0"/>
+              <w:jc w:val="left"/>
+            </w:pPr>
+            <w:r>
+              <w:rPr>
+                <w:rFonts w:ascii="Arial" w:cs="Arial" w:eastAsia="Arial" w:hAnsi="Arial"/>
+                <w:b/>
+                <w:bCs/>
+                <w:i w:val="false"/>
+                <w:iCs w:val="false"/>
+                <w:color w:val="000000"/>
+                <w:sz w:val="18"/>
+                <w:szCs w:val="18"/>
+              </w:rPr>
+              <w:t xml:space="preserve">Explain Phase</w:t>
+            </w:r>
+          </w:p>
+          <w:p>
+            <w:pPr>
+              <w:spacing w:after="20" w:before="0"/>
+            </w:pPr>
+            <w:r>
+              <w:rPr>
+                <w:rFonts w:ascii="Arial" w:cs="Arial" w:eastAsia="Arial" w:hAnsi="Arial"/>
+                <w:b/>
+                <w:bCs/>
+                <w:color w:val="1F3864"/>
+                <w:sz w:val="16"/>
+                <w:szCs w:val="16"/>
+              </w:rPr>
+              <w:t xml:space="preserve">📹 VIDEO:</w:t>
+            </w:r>
+          </w:p>
+          <w:p>
+            <w:pPr>
+              <w:spacing w:after="20" w:before="0"/>
+            </w:pPr>
+            <w:hyperlink w:history="1" r:id="rIdr6bwbngoxkjknsbrnwble">
+              <w:r>
+                <w:rPr>
+                  <w:rFonts w:ascii="Arial" w:cs="Arial" w:eastAsia="Arial" w:hAnsi="Arial"/>
+                  <w:color w:val="2E75B6"/>
+                  <w:sz w:val="16"/>
+                  <w:szCs w:val="16"/>
+                  <w:u w:val="single" w:color="2E75B6"/>
+                </w:rPr>
+                <w:t xml:space="preserve">Finding factors and multiples</w:t>
+              </w:r>
+            </w:hyperlink>
+          </w:p>
+          <w:p>
+            <w:pPr>
+              <w:spacing w:after="20" w:before="0"/>
+            </w:pPr>
+            <w:r>
+              <w:rPr>
+                <w:rFonts w:ascii="Arial" w:cs="Arial" w:eastAsia="Arial" w:hAnsi="Arial"/>
+                <w:i/>
+                <w:iCs/>
+                <w:color w:val="595959"/>
+                <w:sz w:val="16"/>
+                <w:szCs w:val="16"/>
+              </w:rPr>
+              <w:t xml:space="preserve">Related topic: not an exact match for this lesson.</w:t>
+            </w:r>
+          </w:p>
+          <w:p>
+            <w:pPr>
+              <w:spacing w:after="10" w:before="0"/>
+              <w:ind w:left="120"/>
+            </w:pPr>
+            <w:r>
+              <w:rPr>
+                <w:rFonts w:ascii="Arial" w:cs="Arial" w:eastAsia="Arial" w:hAnsi="Arial"/>
+                <w:color w:val="595959"/>
+                <w:sz w:val="14"/>
+                <w:szCs w:val="14"/>
+              </w:rPr>
+              <w:t xml:space="preserve">Source: Khan Academy (English - US curriculum)</w:t>
+            </w:r>
+          </w:p>
+          <w:p>
+            <w:pPr>
+              <w:spacing w:after="10" w:before="0"/>
+              <w:ind w:left="120"/>
+            </w:pPr>
+            <w:hyperlink w:history="1" r:id="rIdy0c6dl5fxxkfztu2scdoz">
+              <w:r>
+                <w:rPr>
+                  <w:rFonts w:ascii="Arial" w:cs="Arial" w:eastAsia="Arial" w:hAnsi="Arial"/>
+                  <w:color w:val="595959"/>
+                  <w:sz w:val="14"/>
+                  <w:szCs w:val="14"/>
+                  <w:u w:val="single" w:color="595959"/>
+                </w:rPr>
+                <w:t xml:space="preserve">🔍 Search ARES for similar videos</w:t>
+              </w:r>
+            </w:hyperlink>
+          </w:p>
+          <w:p>
+            <w:pPr>
+              <w:spacing w:after="40" w:before="0"/>
+            </w:pPr>
+            <w:r>
+              <w:rPr>
+                <w:sz w:val="14"/>
+                <w:szCs w:val="14"/>
+              </w:rPr>
+              <w:t xml:space="preserve"/>
+            </w:r>
+          </w:p>
+          <w:p>
+            <w:pPr>
+              <w:spacing w:after="20" w:before="0"/>
+            </w:pPr>
+            <w:r>
+              <w:rPr>
+                <w:rFonts w:ascii="Arial" w:cs="Arial" w:eastAsia="Arial" w:hAnsi="Arial"/>
+                <w:b/>
+                <w:bCs/>
+                <w:color w:val="1F3864"/>
+                <w:sz w:val="16"/>
+                <w:szCs w:val="16"/>
+              </w:rPr>
+              <w:t xml:space="preserve">📖 EXERCISE:</w:t>
+            </w:r>
+          </w:p>
+          <w:p>
+            <w:pPr>
+              <w:spacing w:after="20" w:before="0"/>
+            </w:pPr>
+            <w:hyperlink w:history="1" r:id="rIddclkcvmmdsudkuzeilr8k">
               <w:r>
                 <w:rPr>
                   <w:rFonts w:ascii="Arial" w:cs="Arial" w:eastAsia="Arial" w:hAnsi="Arial"/>
@@ -6496,7 +7124,7 @@
               <w:spacing w:after="10" w:before="0"/>
               <w:ind w:left="120"/>
             </w:pPr>
-            <w:hyperlink w:history="1" r:id="rIdp16wtvv8toez7i2wucby0">
+            <w:hyperlink w:history="1" r:id="rIdcnygsyqhnwtuzjmg5x0d8">
               <w:r>
                 <w:rPr>
                   <w:rFonts w:ascii="Arial" w:cs="Arial" w:eastAsia="Arial" w:hAnsi="Arial"/>
@@ -6538,7 +7166,7 @@
                 <w:sz w:val="18"/>
                 <w:szCs w:val="18"/>
               </w:rPr>
-              <w:t xml:space="preserve">Students sit in groups of four. Each group has a set of fraction circle manipulatives and the pizza phenomenon diagram (two pizza images: one cut into 4 equal slices labelled 1/4 each, one cut into 3 slices with an arc length described as approximately 0.333… or √2 ÷ 2 ≈ 0.7071…). Students silently examine the diagrams for 2 minutes, then respond in writing to the prompt: 'Look at the two pizza diagrams. Why do you think one slice can be written as a neat fraction and the other cannot? What is special about the NUMBER of slices?' Students share predictions with a partner (Think-Pair-Share), then two or three pairs share with the class. Students record their predictions on a sticky note and place it on the Driving Question Board (DQB) under the column 'What we think we know'.</w:t>
+              <w:t xml:space="preserve">The teacher leads a whole-class debrief using the shared sorting wall chart (a large poster version of the sorting mat). Definitions are formalised: Odd numbers (not divisible by 2), Even numbers (divisible by 2), Prime numbers (exactly two distinct factors: 1 and itself), Composite numbers (more than two factors). The teacher addresses the 'number 1' edge case explicitly. Students then apply their understanding to the pizza phenomenon: 'If a pizza is cut into a PRIME number of slices — like 3, 5, or 7 — can you always share it equally between 2 people without cutting further? What about a COMPOSITE number of slices, like 4, 6, or 8?' Students discuss in pairs for 3 minutes, then the class debriefs. Students independently complete a short written task: classify 6 new numbers and write one sentence connecting their classification to the pizza phenomenon.</w:t>
             </w:r>
           </w:p>
         </w:tc>
@@ -6570,7 +7198,7 @@
                 <w:sz w:val="18"/>
                 <w:szCs w:val="18"/>
               </w:rPr>
-              <w:t xml:space="preserve">Distribute fraction circles and pizza diagrams before students arrive so materials are ready. Say: 'Before we learn anything new today, I want you to think like a mathematician. Look at these two pizzas. One is divided into 4 slices, one into 3 slices. Write down — by yourself, no talking — why you think one produces a neat number and the other does not. You have 2 minutes.' [Allow 2 minutes of silent writing.] Then say: 'Now turn to your partner. Share your prediction. You have 90 seconds.' [Allow 90 seconds.] Cold-call 3 pairs using a name-stick jar — select one strong prediction, one partial prediction, and one misconception. For each, ask: 'Can someone build on that idea?' [WAIT TIME: 12 seconds after each cold call before prompting.] Do NOT correct misconceptions yet — affirm all contributions with 'That's an interesting hypothesis — let's keep it on the board and test it today.' Direct students to write predictions on sticky notes and post them on the DQB.</w:t>
+              <w:t xml:space="preserve">Stand at the sorting wall chart. Say: 'Let's build our class definition together. I'm going to point to each column. Tell me: what do all the numbers in this column have in common?' [WAIT TIME: 12 seconds per column before calling on a student.] Cold-call 4 students — one per column — to propose a definition in their own words. Write student-language definitions on the board, then refine to formal KICD definitions. For number 1, say: 'Some of you placed 1 in the PRIME column. Here's the debate mathematicians had for centuries — and here's the answer we use today: 1 is NEITHER prime NOR composite. It has only one factor — itself. Write that in your notes.' Transition to pizza connection: 'Now look at the pizza diagram again. The pizza with 4 slices — is 4 prime or composite?' [Cold-call 1 student.] 'The pizza with 3 slices — prime or composite?' [Cold-call 1 student.] 'Does being prime or composite change how easily we can share? Discuss with your partner for 3 minutes.' [Circulate, listen, collect 2 interesting responses to share.]</w:t>
             </w:r>
           </w:p>
         </w:tc>
@@ -6602,7 +7230,7 @@
                 <w:sz w:val="18"/>
                 <w:szCs w:val="18"/>
               </w:rPr>
-              <w:t xml:space="preserve">Think-Pair-Share with DQB Sticky Notes: This strategy activates prior knowledge and externalises student thinking before instruction begins. By posting predictions publicly on the DQB, students are held accountable to their initial ideas and will visibly revise them as evidence accumulates across the 7-lesson sequence. This mirrors how scientists record hypotheses before experimentation.</w:t>
+              <w:t xml:space="preserve">Collaborative Definition Building + Phenomenon Reconnection: By having students propose definitions in their own words before the teacher formalises them, the explain phase becomes generative rather than passive. Reconnecting each definition to the pizza phenomenon keeps the sensemaking anchored to a concrete, memorable context — students are not learning isolated vocabulary but building a tool for understanding why the pizza problem works the way it does. This reflects the NGSS practice of Constructing Explanations.</w:t>
             </w:r>
           </w:p>
         </w:tc>
@@ -6634,7 +7262,7 @@
                 <w:sz w:val="18"/>
                 <w:szCs w:val="18"/>
               </w:rPr>
-              <w:t xml:space="preserve">Observable indicator: Every student has written at least one prediction on a sticky note and posted it on the DQB. The teacher scans sticky notes during pair-share and mentally notes 2–3 key misconceptions to address later (e.g., 'irrational numbers are wrong answers', 'all decimals are irrational'). No grading — purely diagnostic.</w:t>
+              <w:t xml:space="preserve">Observable indicator: Students complete the 6-number classification task independently. Success criterion: at least 5 of 6 correctly classified with a valid sentence connecting classification to pizza sharing. The teacher collects these slips at the end of the phase to identify students who need re-teaching before Lesson 3. Additionally, listen for students who spontaneously use the word 'factors' in their pizza explanations — this indicates readiness for the reciprocal concept in Lesson 3.</w:t>
             </w:r>
           </w:p>
         </w:tc>
@@ -6643,32 +7271,32 @@
         <w:tc>
           <w:tcPr>
             <w:tcW w:type="dxa" w:w="1520"/>
-            <w:shd w:fill="D9EEF1" w:color="auto" w:val="clear"/>
-            <w:tcMar>
-              <w:top w:type="dxa" w:w="60"/>
-              <w:left w:type="dxa" w:w="120"/>
-              <w:bottom w:type="dxa" w:w="60"/>
-              <w:right w:type="dxa" w:w="120"/>
-            </w:tcMar>
-            <w:vAlign w:val="top"/>
-          </w:tcPr>
-          <w:p>
-            <w:pPr>
-              <w:spacing w:after="40" w:before="0"/>
-              <w:jc w:val="left"/>
-            </w:pPr>
-            <w:r>
-              <w:rPr>
-                <w:rFonts w:ascii="Arial" w:cs="Arial" w:eastAsia="Arial" w:hAnsi="Arial"/>
-                <w:b/>
-                <w:bCs/>
-                <w:i w:val="false"/>
-                <w:iCs w:val="false"/>
-                <w:color w:val="000000"/>
-                <w:sz w:val="18"/>
-                <w:szCs w:val="18"/>
-              </w:rPr>
-              <w:t xml:space="preserve">Observe Phase</w:t>
+            <w:shd w:fill="FCE4D6" w:color="auto" w:val="clear"/>
+            <w:tcMar>
+              <w:top w:type="dxa" w:w="60"/>
+              <w:left w:type="dxa" w:w="120"/>
+              <w:bottom w:type="dxa" w:w="60"/>
+              <w:right w:type="dxa" w:w="120"/>
+            </w:tcMar>
+            <w:vAlign w:val="top"/>
+          </w:tcPr>
+          <w:p>
+            <w:pPr>
+              <w:spacing w:after="40" w:before="0"/>
+              <w:jc w:val="left"/>
+            </w:pPr>
+            <w:r>
+              <w:rPr>
+                <w:rFonts w:ascii="Arial" w:cs="Arial" w:eastAsia="Arial" w:hAnsi="Arial"/>
+                <w:b/>
+                <w:bCs/>
+                <w:i w:val="false"/>
+                <w:iCs w:val="false"/>
+                <w:color w:val="000000"/>
+                <w:sz w:val="18"/>
+                <w:szCs w:val="18"/>
+              </w:rPr>
+              <w:t xml:space="preserve">Driving Question Board (DQB) Creation</w:t>
             </w:r>
           </w:p>
           <w:p>
@@ -6691,7 +7319,329 @@
             <w:pPr>
               <w:spacing w:after="20" w:before="0"/>
             </w:pPr>
-            <w:hyperlink w:history="1" r:id="rIdlvh9aofjnnfzjcjgquuyf">
+            <w:hyperlink w:history="1" r:id="rIdrd2ca81gilsmmj5uvo2st">
+              <w:r>
+                <w:rPr>
+                  <w:rFonts w:ascii="Arial" w:cs="Arial" w:eastAsia="Arial" w:hAnsi="Arial"/>
+                  <w:color w:val="2E75B6"/>
+                  <w:sz w:val="16"/>
+                  <w:szCs w:val="16"/>
+                  <w:u w:val="single" w:color="2E75B6"/>
+                </w:rPr>
+                <w:t xml:space="preserve">Even/odd functions &amp; numbers</w:t>
+              </w:r>
+            </w:hyperlink>
+          </w:p>
+          <w:p>
+            <w:pPr>
+              <w:spacing w:after="20" w:before="0"/>
+            </w:pPr>
+            <w:r>
+              <w:rPr>
+                <w:rFonts w:ascii="Arial" w:cs="Arial" w:eastAsia="Arial" w:hAnsi="Arial"/>
+                <w:i/>
+                <w:iCs/>
+                <w:color w:val="595959"/>
+                <w:sz w:val="16"/>
+                <w:szCs w:val="16"/>
+              </w:rPr>
+              <w:t xml:space="preserve">Related topic: not an exact match for this lesson.</w:t>
+            </w:r>
+          </w:p>
+          <w:p>
+            <w:pPr>
+              <w:spacing w:after="10" w:before="0"/>
+              <w:ind w:left="120"/>
+            </w:pPr>
+            <w:r>
+              <w:rPr>
+                <w:rFonts w:ascii="Arial" w:cs="Arial" w:eastAsia="Arial" w:hAnsi="Arial"/>
+                <w:color w:val="595959"/>
+                <w:sz w:val="14"/>
+                <w:szCs w:val="14"/>
+              </w:rPr>
+              <w:t xml:space="preserve">Source: Khan Academy (English - US curriculum)</w:t>
+            </w:r>
+          </w:p>
+          <w:p>
+            <w:pPr>
+              <w:spacing w:after="10" w:before="0"/>
+              <w:ind w:left="120"/>
+            </w:pPr>
+            <w:hyperlink w:history="1" r:id="rIdi2yxbjogja_suyw_1jwli">
+              <w:r>
+                <w:rPr>
+                  <w:rFonts w:ascii="Arial" w:cs="Arial" w:eastAsia="Arial" w:hAnsi="Arial"/>
+                  <w:color w:val="595959"/>
+                  <w:sz w:val="14"/>
+                  <w:szCs w:val="14"/>
+                  <w:u w:val="single" w:color="595959"/>
+                </w:rPr>
+                <w:t xml:space="preserve">🔍 Search ARES for similar videos</w:t>
+              </w:r>
+            </w:hyperlink>
+          </w:p>
+          <w:p>
+            <w:pPr>
+              <w:spacing w:after="40" w:before="0"/>
+            </w:pPr>
+            <w:r>
+              <w:rPr>
+                <w:sz w:val="14"/>
+                <w:szCs w:val="14"/>
+              </w:rPr>
+              <w:t xml:space="preserve"/>
+            </w:r>
+          </w:p>
+          <w:p>
+            <w:pPr>
+              <w:spacing w:after="20" w:before="0"/>
+            </w:pPr>
+            <w:r>
+              <w:rPr>
+                <w:rFonts w:ascii="Arial" w:cs="Arial" w:eastAsia="Arial" w:hAnsi="Arial"/>
+                <w:b/>
+                <w:bCs/>
+                <w:color w:val="1F3864"/>
+                <w:sz w:val="16"/>
+                <w:szCs w:val="16"/>
+              </w:rPr>
+              <w:t xml:space="preserve">📖 EXERCISE:</w:t>
+            </w:r>
+          </w:p>
+          <w:p>
+            <w:pPr>
+              <w:spacing w:after="20" w:before="0"/>
+            </w:pPr>
+            <w:hyperlink w:history="1" r:id="rIdwt98wxy3ti3tci37tjqkd">
+              <w:r>
+                <w:rPr>
+                  <w:rFonts w:ascii="Arial" w:cs="Arial" w:eastAsia="Arial" w:hAnsi="Arial"/>
+                  <w:color w:val="2E75B6"/>
+                  <w:sz w:val="16"/>
+                  <w:szCs w:val="16"/>
+                  <w:u w:val="single" w:color="2E75B6"/>
+                </w:rPr>
+                <w:t xml:space="preserve">Identifying Prime or Composite Numbers Practice</w:t>
+              </w:r>
+            </w:hyperlink>
+          </w:p>
+          <w:p>
+            <w:pPr>
+              <w:spacing w:after="10" w:before="0"/>
+              <w:ind w:left="120"/>
+            </w:pPr>
+            <w:r>
+              <w:rPr>
+                <w:rFonts w:ascii="Arial" w:cs="Arial" w:eastAsia="Arial" w:hAnsi="Arial"/>
+                <w:color w:val="595959"/>
+                <w:sz w:val="14"/>
+                <w:szCs w:val="14"/>
+              </w:rPr>
+              <w:t xml:space="preserve">Source: CK-12</w:t>
+            </w:r>
+          </w:p>
+          <w:p>
+            <w:pPr>
+              <w:spacing w:after="10" w:before="0"/>
+              <w:ind w:left="120"/>
+            </w:pPr>
+            <w:hyperlink w:history="1" r:id="rIdnhm69avw7couvunltumq6">
+              <w:r>
+                <w:rPr>
+                  <w:rFonts w:ascii="Arial" w:cs="Arial" w:eastAsia="Arial" w:hAnsi="Arial"/>
+                  <w:color w:val="595959"/>
+                  <w:sz w:val="14"/>
+                  <w:szCs w:val="14"/>
+                  <w:u w:val="single" w:color="595959"/>
+                </w:rPr>
+                <w:t xml:space="preserve">🔍 Search ARES for similar readings</w:t>
+              </w:r>
+            </w:hyperlink>
+          </w:p>
+        </w:tc>
+        <w:tc>
+          <w:tcPr>
+            <w:tcW w:type="dxa" w:w="3040"/>
+            <w:shd w:fill="FFFFFF" w:color="auto" w:val="clear"/>
+            <w:tcMar>
+              <w:top w:type="dxa" w:w="60"/>
+              <w:left w:type="dxa" w:w="120"/>
+              <w:bottom w:type="dxa" w:w="60"/>
+              <w:right w:type="dxa" w:w="120"/>
+            </w:tcMar>
+            <w:vAlign w:val="top"/>
+          </w:tcPr>
+          <w:p>
+            <w:pPr>
+              <w:spacing w:after="40" w:before="0"/>
+              <w:jc w:val="left"/>
+            </w:pPr>
+            <w:r>
+              <w:rPr>
+                <w:rFonts w:ascii="Arial" w:cs="Arial" w:eastAsia="Arial" w:hAnsi="Arial"/>
+                <w:b w:val="false"/>
+                <w:bCs w:val="false"/>
+                <w:i w:val="false"/>
+                <w:iCs w:val="false"/>
+                <w:color w:val="000000"/>
+                <w:sz w:val="18"/>
+                <w:szCs w:val="18"/>
+              </w:rPr>
+              <w:t xml:space="preserve">Students return to the DQB. The teacher reveals the three DQB columns: 'What we PREDICTED' | 'What we have LEARNED' | 'What we still WONDER'. Students individually write one new question on a sticky note — something they still wonder about after today's lesson — and post it in the 'What we still WONDER' column. The class reads 4–5 wonder-questions aloud. Students also move any sticky note from 'What we PREDICTED' to 'What we have LEARNED' if today's lesson confirmed or corrected it. The teacher highlights 2 wonder-questions that will be answered in coming lessons (e.g., 'Are fractions always rational?' or 'What happens when the pizza slices need irrational numbers?') and labels them with a star: 'We'll come back to these — keep them in mind.'</w:t>
+            </w:r>
+          </w:p>
+        </w:tc>
+        <w:tc>
+          <w:tcPr>
+            <w:tcW w:type="dxa" w:w="3040"/>
+            <w:shd w:fill="F2F2F2" w:color="auto" w:val="clear"/>
+            <w:tcMar>
+              <w:top w:type="dxa" w:w="60"/>
+              <w:left w:type="dxa" w:w="120"/>
+              <w:bottom w:type="dxa" w:w="60"/>
+              <w:right w:type="dxa" w:w="120"/>
+            </w:tcMar>
+            <w:vAlign w:val="top"/>
+          </w:tcPr>
+          <w:p>
+            <w:pPr>
+              <w:spacing w:after="40" w:before="0"/>
+              <w:jc w:val="left"/>
+            </w:pPr>
+            <w:r>
+              <w:rPr>
+                <w:rFonts w:ascii="Arial" w:cs="Arial" w:eastAsia="Arial" w:hAnsi="Arial"/>
+                <w:b w:val="false"/>
+                <w:bCs w:val="false"/>
+                <w:i w:val="false"/>
+                <w:iCs w:val="false"/>
+                <w:color w:val="000000"/>
+                <w:sz w:val="18"/>
+                <w:szCs w:val="18"/>
+              </w:rPr>
+              <w:t xml:space="preserve">Say: 'We've now sorted numbers into four types. But look back at our original pizza question: WHY can some slices be written as neat fractions and others cannot? Have we fully answered that yet?' [Pause — allow students to shake their heads or respond.] 'Good — we haven't. That's the beauty of inquiry. Write down one question you still have. It can start with: Why…? What if…? Can…? How does…? You have 2 minutes — silent writing.' [Allow 2 minutes.] Cold-call 5 students to read their wonder-questions aloud. For each, say: 'Great question — let's post it.' Physically circle 2 questions that connect to upcoming lessons and say: 'These two questions are going to drive our next three lessons. Photograph the DQB with your phone or copy it into your notebook.'</w:t>
+            </w:r>
+          </w:p>
+        </w:tc>
+        <w:tc>
+          <w:tcPr>
+            <w:tcW w:type="dxa" w:w="3040"/>
+            <w:shd w:fill="FFFFFF" w:color="auto" w:val="clear"/>
+            <w:tcMar>
+              <w:top w:type="dxa" w:w="60"/>
+              <w:left w:type="dxa" w:w="120"/>
+              <w:bottom w:type="dxa" w:w="60"/>
+              <w:right w:type="dxa" w:w="120"/>
+            </w:tcMar>
+            <w:vAlign w:val="top"/>
+          </w:tcPr>
+          <w:p>
+            <w:pPr>
+              <w:spacing w:after="40" w:before="0"/>
+              <w:jc w:val="left"/>
+            </w:pPr>
+            <w:r>
+              <w:rPr>
+                <w:rFonts w:ascii="Arial" w:cs="Arial" w:eastAsia="Arial" w:hAnsi="Arial"/>
+                <w:b w:val="false"/>
+                <w:bCs w:val="false"/>
+                <w:i w:val="false"/>
+                <w:iCs w:val="false"/>
+                <w:color w:val="000000"/>
+                <w:sz w:val="18"/>
+                <w:szCs w:val="18"/>
+              </w:rPr>
+              <w:t xml:space="preserve">DQB Wonder-Question Protocol: Publicly tracking 'what we still wonder' prevents the false closure that often follows a successful lesson. It models the epistemic practice of science and mathematics — new knowledge generates new questions. Separating 'predicted' from 'learned' also reinforces metacognitive awareness: students see their own thinking change in real time across the unit.</w:t>
+            </w:r>
+          </w:p>
+        </w:tc>
+        <w:tc>
+          <w:tcPr>
+            <w:tcW w:type="dxa" w:w="3040"/>
+            <w:shd w:fill="F2F2F2" w:color="auto" w:val="clear"/>
+            <w:tcMar>
+              <w:top w:type="dxa" w:w="60"/>
+              <w:left w:type="dxa" w:w="120"/>
+              <w:bottom w:type="dxa" w:w="60"/>
+              <w:right w:type="dxa" w:w="120"/>
+            </w:tcMar>
+            <w:vAlign w:val="top"/>
+          </w:tcPr>
+          <w:p>
+            <w:pPr>
+              <w:spacing w:after="40" w:before="0"/>
+              <w:jc w:val="left"/>
+            </w:pPr>
+            <w:r>
+              <w:rPr>
+                <w:rFonts w:ascii="Arial" w:cs="Arial" w:eastAsia="Arial" w:hAnsi="Arial"/>
+                <w:b w:val="false"/>
+                <w:bCs w:val="false"/>
+                <w:i w:val="false"/>
+                <w:iCs w:val="false"/>
+                <w:color w:val="000000"/>
+                <w:sz w:val="18"/>
+                <w:szCs w:val="18"/>
+              </w:rPr>
+              <w:t xml:space="preserve">Observable indicator: Every student posts at least one wonder-question on the DQB. The teacher photographs the DQB at the end of each lesson to track the evolution of class thinking across the 7-lesson sequence. Quality indicator: at least 30% of wonder-questions move beyond classification (e.g., reference fractions, decimals, or sharing — signalling readiness for rational/irrational concepts in Lessons 3–4).</w:t>
+            </w:r>
+          </w:p>
+        </w:tc>
+      </w:tr>
+      <w:tr>
+        <w:tc>
+          <w:tcPr>
+            <w:tcW w:type="dxa" w:w="1520"/>
+            <w:shd w:fill="D5E8F0" w:color="auto" w:val="clear"/>
+            <w:tcMar>
+              <w:top w:type="dxa" w:w="60"/>
+              <w:left w:type="dxa" w:w="120"/>
+              <w:bottom w:type="dxa" w:w="60"/>
+              <w:right w:type="dxa" w:w="120"/>
+            </w:tcMar>
+            <w:vAlign w:val="top"/>
+          </w:tcPr>
+          <w:p>
+            <w:pPr>
+              <w:spacing w:after="40" w:before="0"/>
+              <w:jc w:val="left"/>
+            </w:pPr>
+            <w:r>
+              <w:rPr>
+                <w:rFonts w:ascii="Arial" w:cs="Arial" w:eastAsia="Arial" w:hAnsi="Arial"/>
+                <w:b/>
+                <w:bCs/>
+                <w:i w:val="false"/>
+                <w:iCs w:val="false"/>
+                <w:color w:val="000000"/>
+                <w:sz w:val="18"/>
+                <w:szCs w:val="18"/>
+              </w:rPr>
+              <w:t xml:space="preserve">Model Building Phase</w:t>
+            </w:r>
+          </w:p>
+          <w:p>
+            <w:pPr>
+              <w:spacing w:after="20" w:before="0"/>
+            </w:pPr>
+            <w:r>
+              <w:rPr>
+                <w:rFonts w:ascii="Arial" w:cs="Arial" w:eastAsia="Arial" w:hAnsi="Arial"/>
+                <w:b/>
+                <w:bCs/>
+                <w:color w:val="1F3864"/>
+                <w:sz w:val="16"/>
+                <w:szCs w:val="16"/>
+              </w:rPr>
+              <w:t xml:space="preserve">📹 VIDEO:</w:t>
+            </w:r>
+          </w:p>
+          <w:p>
+            <w:pPr>
+              <w:spacing w:after="20" w:before="0"/>
+            </w:pPr>
+            <w:hyperlink w:history="1" r:id="rIdjhtpis7xquep7_d8luvr-">
               <w:r>
                 <w:rPr>
                   <w:rFonts w:ascii="Arial" w:cs="Arial" w:eastAsia="Arial" w:hAnsi="Arial"/>
@@ -6706,6 +7656,22 @@
           </w:p>
           <w:p>
             <w:pPr>
+              <w:spacing w:after="20" w:before="0"/>
+            </w:pPr>
+            <w:r>
+              <w:rPr>
+                <w:rFonts w:ascii="Arial" w:cs="Arial" w:eastAsia="Arial" w:hAnsi="Arial"/>
+                <w:i/>
+                <w:iCs/>
+                <w:color w:val="595959"/>
+                <w:sz w:val="16"/>
+                <w:szCs w:val="16"/>
+              </w:rPr>
+              <w:t xml:space="preserve">Related topic: not an exact match for this lesson.</w:t>
+            </w:r>
+          </w:p>
+          <w:p>
+            <w:pPr>
               <w:spacing w:after="10" w:before="0"/>
               <w:ind w:left="120"/>
             </w:pPr>
@@ -6724,7 +7690,7 @@
               <w:spacing w:after="10" w:before="0"/>
               <w:ind w:left="120"/>
             </w:pPr>
-            <w:hyperlink w:history="1" r:id="rIdhfmnbfquwljfp8fajwudf">
+            <w:hyperlink w:history="1" r:id="rId-edpmnzxunmuthrrbommi">
               <w:r>
                 <w:rPr>
                   <w:rFonts w:ascii="Arial" w:cs="Arial" w:eastAsia="Arial" w:hAnsi="Arial"/>
@@ -6769,7 +7735,7 @@
             <w:pPr>
               <w:spacing w:after="20" w:before="0"/>
             </w:pPr>
-            <w:hyperlink w:history="1" r:id="rIdbcb0qz6dyaz6tqnr1ekjp">
+            <w:hyperlink w:history="1" r:id="rIdq90t-ruxzioyhtfxfyad8">
               <w:r>
                 <w:rPr>
                   <w:rFonts w:ascii="Arial" w:cs="Arial" w:eastAsia="Arial" w:hAnsi="Arial"/>
@@ -6778,7 +7744,7 @@
                   <w:szCs w:val="16"/>
                   <w:u w:val="single" w:color="2E75B6"/>
                 </w:rPr>
-                <w:t xml:space="preserve">Patterns with even and odd</w:t>
+                <w:t xml:space="preserve">Prime and composite numbers</w:t>
               </w:r>
             </w:hyperlink>
           </w:p>
@@ -6802,925 +7768,7 @@
               <w:spacing w:after="10" w:before="0"/>
               <w:ind w:left="120"/>
             </w:pPr>
-            <w:hyperlink w:history="1" r:id="rIdj3qeck_cpvugonggzwb01">
-              <w:r>
-                <w:rPr>
-                  <w:rFonts w:ascii="Arial" w:cs="Arial" w:eastAsia="Arial" w:hAnsi="Arial"/>
-                  <w:color w:val="595959"/>
-                  <w:sz w:val="14"/>
-                  <w:szCs w:val="14"/>
-                  <w:u w:val="single" w:color="595959"/>
-                </w:rPr>
-                <w:t xml:space="preserve">🔍 Search ARES for similar readings</w:t>
-              </w:r>
-            </w:hyperlink>
-          </w:p>
-        </w:tc>
-        <w:tc>
-          <w:tcPr>
-            <w:tcW w:type="dxa" w:w="3040"/>
-            <w:shd w:fill="FFFFFF" w:color="auto" w:val="clear"/>
-            <w:tcMar>
-              <w:top w:type="dxa" w:w="60"/>
-              <w:left w:type="dxa" w:w="120"/>
-              <w:bottom w:type="dxa" w:w="60"/>
-              <w:right w:type="dxa" w:w="120"/>
-            </w:tcMar>
-            <w:vAlign w:val="top"/>
-          </w:tcPr>
-          <w:p>
-            <w:pPr>
-              <w:spacing w:after="40" w:before="0"/>
-              <w:jc w:val="left"/>
-            </w:pPr>
-            <w:r>
-              <w:rPr>
-                <w:rFonts w:ascii="Arial" w:cs="Arial" w:eastAsia="Arial" w:hAnsi="Arial"/>
-                <w:b w:val="false"/>
-                <w:bCs w:val="false"/>
-                <w:i w:val="false"/>
-                <w:iCs w:val="false"/>
-                <w:color w:val="000000"/>
-                <w:sz w:val="18"/>
-                <w:szCs w:val="18"/>
-              </w:rPr>
-              <w:t xml:space="preserve">Students receive a sorting card set: 10 number cards printed with the numbers 2, 3, 4, 9, 15, 17, 36, 41, 49, 64. They also receive a sorting mat with four labelled columns: ODD | EVEN | PRIME | COMPOSITE. The teacher frames the activity with a Kenyan market context: 'Imagine you are at Gikomba Market in Nairobi, and you are arranging mandazi on trays. You have these quantities of mandazi. Which quantities can you arrange in exactly 2 equal rows with none left over? Which can only be arranged in one row?' Groups physically place each number card in what they believe is the correct column, discussing in Swahili or English. After 8 minutes of group sorting, groups do a 'Gallery Walk' — they circulate to see how other groups sorted and use a sticky dot to mark any card placement they disagree with. Students return to their seats and reconcile any disagreements within their group. Each group records final answers on a sorting worksheet.</w:t>
-            </w:r>
-          </w:p>
-        </w:tc>
-        <w:tc>
-          <w:tcPr>
-            <w:tcW w:type="dxa" w:w="3040"/>
-            <w:shd w:fill="F2F2F2" w:color="auto" w:val="clear"/>
-            <w:tcMar>
-              <w:top w:type="dxa" w:w="60"/>
-              <w:left w:type="dxa" w:w="120"/>
-              <w:bottom w:type="dxa" w:w="60"/>
-              <w:right w:type="dxa" w:w="120"/>
-            </w:tcMar>
-            <w:vAlign w:val="top"/>
-          </w:tcPr>
-          <w:p>
-            <w:pPr>
-              <w:spacing w:after="40" w:before="0"/>
-              <w:jc w:val="left"/>
-            </w:pPr>
-            <w:r>
-              <w:rPr>
-                <w:rFonts w:ascii="Arial" w:cs="Arial" w:eastAsia="Arial" w:hAnsi="Arial"/>
-                <w:b w:val="false"/>
-                <w:bCs w:val="false"/>
-                <w:i w:val="false"/>
-                <w:iCs w:val="false"/>
-                <w:color w:val="000000"/>
-                <w:sz w:val="18"/>
-                <w:szCs w:val="18"/>
-              </w:rPr>
-              <w:t xml:space="preserve">Circulate during the 8-minute group sort. Do NOT give answers. Instead, ask probing questions: 'How many factors does 9 have? Can you list them?' or 'You said 15 is prime — can you show me that 15 has no factors other than 1 and 15?' [WAIT TIME: 10 seconds after each probe before offering a hint.] During Gallery Walk, narrate: 'I am seeing some interesting disagreements about 49 and 1. That's exactly the kind of thinking we need.' After groups return, cold-call 4 groups — one per category — to justify one of their placements: 'Group 3, tell me why you placed 36 in the COMPOSITE column. Give me at least two factors.' [WAIT TIME: 12 seconds.] If a group places 1 in the PRIME column, do not correct immediately — say: 'Interesting — keep that thought. We'll come back to the number 1 in our Explain phase.'</w:t>
-            </w:r>
-          </w:p>
-        </w:tc>
-        <w:tc>
-          <w:tcPr>
-            <w:tcW w:type="dxa" w:w="3040"/>
-            <w:shd w:fill="FFFFFF" w:color="auto" w:val="clear"/>
-            <w:tcMar>
-              <w:top w:type="dxa" w:w="60"/>
-              <w:left w:type="dxa" w:w="120"/>
-              <w:bottom w:type="dxa" w:w="60"/>
-              <w:right w:type="dxa" w:w="120"/>
-            </w:tcMar>
-            <w:vAlign w:val="top"/>
-          </w:tcPr>
-          <w:p>
-            <w:pPr>
-              <w:spacing w:after="40" w:before="0"/>
-              <w:jc w:val="left"/>
-            </w:pPr>
-            <w:r>
-              <w:rPr>
-                <w:rFonts w:ascii="Arial" w:cs="Arial" w:eastAsia="Arial" w:hAnsi="Arial"/>
-                <w:b w:val="false"/>
-                <w:bCs w:val="false"/>
-                <w:i w:val="false"/>
-                <w:iCs w:val="false"/>
-                <w:color w:val="000000"/>
-                <w:sz w:val="18"/>
-                <w:szCs w:val="18"/>
-              </w:rPr>
-              <w:t xml:space="preserve">Card Sort with Gallery Walk: Physical manipulation of number cards requires students to operationalise definitions, not just recall them. The Gallery Walk introduces productive disagreement — students must compare their reasoning with peers', which surfaces misconceptions in a low-stakes, collaborative way. This mirrors the NGSS practice of Obtaining, Evaluating, and Communicating Information.</w:t>
-            </w:r>
-          </w:p>
-        </w:tc>
-        <w:tc>
-          <w:tcPr>
-            <w:tcW w:type="dxa" w:w="3040"/>
-            <w:shd w:fill="F2F2F2" w:color="auto" w:val="clear"/>
-            <w:tcMar>
-              <w:top w:type="dxa" w:w="60"/>
-              <w:left w:type="dxa" w:w="120"/>
-              <w:bottom w:type="dxa" w:w="60"/>
-              <w:right w:type="dxa" w:w="120"/>
-            </w:tcMar>
-            <w:vAlign w:val="top"/>
-          </w:tcPr>
-          <w:p>
-            <w:pPr>
-              <w:spacing w:after="40" w:before="0"/>
-              <w:jc w:val="left"/>
-            </w:pPr>
-            <w:r>
-              <w:rPr>
-                <w:rFonts w:ascii="Arial" w:cs="Arial" w:eastAsia="Arial" w:hAnsi="Arial"/>
-                <w:b w:val="false"/>
-                <w:bCs w:val="false"/>
-                <w:i w:val="false"/>
-                <w:iCs w:val="false"/>
-                <w:color w:val="000000"/>
-                <w:sz w:val="18"/>
-                <w:szCs w:val="18"/>
-              </w:rPr>
-              <w:t xml:space="preserve">Observable indicator: Teacher checks each group's sorting worksheet. Success criterion: at least 8 of 10 numbers correctly classified. Specific watch-points: (a) Is 9 classified as composite (correct) or prime (misconception)? (b) Is 1 classified as prime (misconception) or neither (correct)? (c) Is 2 identified as the only even prime? Record group-level errors on a clipboard for targeted follow-up in the Explain phase.</w:t>
-            </w:r>
-          </w:p>
-        </w:tc>
-      </w:tr>
-      <w:tr>
-        <w:tc>
-          <w:tcPr>
-            <w:tcW w:type="dxa" w:w="1520"/>
-            <w:shd w:fill="E2EFDA" w:color="auto" w:val="clear"/>
-            <w:tcMar>
-              <w:top w:type="dxa" w:w="60"/>
-              <w:left w:type="dxa" w:w="120"/>
-              <w:bottom w:type="dxa" w:w="60"/>
-              <w:right w:type="dxa" w:w="120"/>
-            </w:tcMar>
-            <w:vAlign w:val="top"/>
-          </w:tcPr>
-          <w:p>
-            <w:pPr>
-              <w:spacing w:after="40" w:before="0"/>
-              <w:jc w:val="left"/>
-            </w:pPr>
-            <w:r>
-              <w:rPr>
-                <w:rFonts w:ascii="Arial" w:cs="Arial" w:eastAsia="Arial" w:hAnsi="Arial"/>
-                <w:b/>
-                <w:bCs/>
-                <w:i w:val="false"/>
-                <w:iCs w:val="false"/>
-                <w:color w:val="000000"/>
-                <w:sz w:val="18"/>
-                <w:szCs w:val="18"/>
-              </w:rPr>
-              <w:t xml:space="preserve">Explain Phase</w:t>
-            </w:r>
-          </w:p>
-          <w:p>
-            <w:pPr>
-              <w:spacing w:after="20" w:before="0"/>
-            </w:pPr>
-            <w:r>
-              <w:rPr>
-                <w:rFonts w:ascii="Arial" w:cs="Arial" w:eastAsia="Arial" w:hAnsi="Arial"/>
-                <w:b/>
-                <w:bCs/>
-                <w:color w:val="1F3864"/>
-                <w:sz w:val="16"/>
-                <w:szCs w:val="16"/>
-              </w:rPr>
-              <w:t xml:space="preserve">📹 VIDEO:</w:t>
-            </w:r>
-          </w:p>
-          <w:p>
-            <w:pPr>
-              <w:spacing w:after="20" w:before="0"/>
-            </w:pPr>
-            <w:hyperlink w:history="1" r:id="rIdzcqagqgl8i6lcygxfxqan">
-              <w:r>
-                <w:rPr>
-                  <w:rFonts w:ascii="Arial" w:cs="Arial" w:eastAsia="Arial" w:hAnsi="Arial"/>
-                  <w:color w:val="2E75B6"/>
-                  <w:sz w:val="16"/>
-                  <w:szCs w:val="16"/>
-                  <w:u w:val="single" w:color="2E75B6"/>
-                </w:rPr>
-                <w:t xml:space="preserve">Forming Largest and Smallest Numbers (Includes Even and Odd)</w:t>
-              </w:r>
-            </w:hyperlink>
-          </w:p>
-          <w:p>
-            <w:pPr>
-              <w:spacing w:after="10" w:before="0"/>
-              <w:ind w:left="120"/>
-            </w:pPr>
-            <w:r>
-              <w:rPr>
-                <w:rFonts w:ascii="Arial" w:cs="Arial" w:eastAsia="Arial" w:hAnsi="Arial"/>
-                <w:color w:val="595959"/>
-                <w:sz w:val="14"/>
-                <w:szCs w:val="14"/>
-              </w:rPr>
-              <w:t xml:space="preserve">Source: CK-12</w:t>
-            </w:r>
-          </w:p>
-          <w:p>
-            <w:pPr>
-              <w:spacing w:after="10" w:before="0"/>
-              <w:ind w:left="120"/>
-            </w:pPr>
-            <w:hyperlink w:history="1" r:id="rId7shu6ajglo7bribcy9hpx">
-              <w:r>
-                <w:rPr>
-                  <w:rFonts w:ascii="Arial" w:cs="Arial" w:eastAsia="Arial" w:hAnsi="Arial"/>
-                  <w:color w:val="595959"/>
-                  <w:sz w:val="14"/>
-                  <w:szCs w:val="14"/>
-                  <w:u w:val="single" w:color="595959"/>
-                </w:rPr>
-                <w:t xml:space="preserve">🔍 Search ARES for similar videos</w:t>
-              </w:r>
-            </w:hyperlink>
-          </w:p>
-          <w:p>
-            <w:pPr>
-              <w:spacing w:after="40" w:before="0"/>
-            </w:pPr>
-            <w:r>
-              <w:rPr>
-                <w:sz w:val="14"/>
-                <w:szCs w:val="14"/>
-              </w:rPr>
-              <w:t xml:space="preserve"/>
-            </w:r>
-          </w:p>
-          <w:p>
-            <w:pPr>
-              <w:spacing w:after="20" w:before="0"/>
-            </w:pPr>
-            <w:r>
-              <w:rPr>
-                <w:rFonts w:ascii="Arial" w:cs="Arial" w:eastAsia="Arial" w:hAnsi="Arial"/>
-                <w:b/>
-                <w:bCs/>
-                <w:color w:val="1F3864"/>
-                <w:sz w:val="16"/>
-                <w:szCs w:val="16"/>
-              </w:rPr>
-              <w:t xml:space="preserve">📖 HTML:</w:t>
-            </w:r>
-          </w:p>
-          <w:p>
-            <w:pPr>
-              <w:spacing w:after="20" w:before="0"/>
-            </w:pPr>
-            <w:hyperlink w:history="1" r:id="rIdo3uar9utpknwgvttmu9cl">
-              <w:r>
-                <w:rPr>
-                  <w:rFonts w:ascii="Arial" w:cs="Arial" w:eastAsia="Arial" w:hAnsi="Arial"/>
-                  <w:color w:val="2E75B6"/>
-                  <w:sz w:val="16"/>
-                  <w:szCs w:val="16"/>
-                  <w:u w:val="single" w:color="2E75B6"/>
-                </w:rPr>
-                <w:t xml:space="preserve">Prime and Composite Numbers (Flexbook)</w:t>
-              </w:r>
-            </w:hyperlink>
-          </w:p>
-          <w:p>
-            <w:pPr>
-              <w:spacing w:after="10" w:before="0"/>
-              <w:ind w:left="120"/>
-            </w:pPr>
-            <w:r>
-              <w:rPr>
-                <w:rFonts w:ascii="Arial" w:cs="Arial" w:eastAsia="Arial" w:hAnsi="Arial"/>
-                <w:color w:val="595959"/>
-                <w:sz w:val="14"/>
-                <w:szCs w:val="14"/>
-              </w:rPr>
-              <w:t xml:space="preserve">Source: CK-12</w:t>
-            </w:r>
-          </w:p>
-          <w:p>
-            <w:pPr>
-              <w:spacing w:after="10" w:before="0"/>
-              <w:ind w:left="120"/>
-            </w:pPr>
-            <w:hyperlink w:history="1" r:id="rIdsths2ppk3t6lfjksl74gx">
-              <w:r>
-                <w:rPr>
-                  <w:rFonts w:ascii="Arial" w:cs="Arial" w:eastAsia="Arial" w:hAnsi="Arial"/>
-                  <w:color w:val="595959"/>
-                  <w:sz w:val="14"/>
-                  <w:szCs w:val="14"/>
-                  <w:u w:val="single" w:color="595959"/>
-                </w:rPr>
-                <w:t xml:space="preserve">🔍 Search ARES for similar readings</w:t>
-              </w:r>
-            </w:hyperlink>
-          </w:p>
-        </w:tc>
-        <w:tc>
-          <w:tcPr>
-            <w:tcW w:type="dxa" w:w="3040"/>
-            <w:shd w:fill="FFFFFF" w:color="auto" w:val="clear"/>
-            <w:tcMar>
-              <w:top w:type="dxa" w:w="60"/>
-              <w:left w:type="dxa" w:w="120"/>
-              <w:bottom w:type="dxa" w:w="60"/>
-              <w:right w:type="dxa" w:w="120"/>
-            </w:tcMar>
-            <w:vAlign w:val="top"/>
-          </w:tcPr>
-          <w:p>
-            <w:pPr>
-              <w:spacing w:after="40" w:before="0"/>
-              <w:jc w:val="left"/>
-            </w:pPr>
-            <w:r>
-              <w:rPr>
-                <w:rFonts w:ascii="Arial" w:cs="Arial" w:eastAsia="Arial" w:hAnsi="Arial"/>
-                <w:b w:val="false"/>
-                <w:bCs w:val="false"/>
-                <w:i w:val="false"/>
-                <w:iCs w:val="false"/>
-                <w:color w:val="000000"/>
-                <w:sz w:val="18"/>
-                <w:szCs w:val="18"/>
-              </w:rPr>
-              <w:t xml:space="preserve">The teacher leads a whole-class debrief using the shared sorting wall chart (a large poster version of the sorting mat). Definitions are formalised: Odd numbers (not divisible by 2), Even numbers (divisible by 2), Prime numbers (exactly two distinct factors: 1 and itself), Composite numbers (more than two factors). The teacher addresses the 'number 1' edge case explicitly. Students then apply their understanding to the pizza phenomenon: 'If a pizza is cut into a PRIME number of slices — like 3, 5, or 7 — can you always share it equally between 2 people without cutting further? What about a COMPOSITE number of slices, like 4, 6, or 8?' Students discuss in pairs for 3 minutes, then the class debriefs. Students independently complete a short written task: classify 6 new numbers and write one sentence connecting their classification to the pizza phenomenon.</w:t>
-            </w:r>
-          </w:p>
-        </w:tc>
-        <w:tc>
-          <w:tcPr>
-            <w:tcW w:type="dxa" w:w="3040"/>
-            <w:shd w:fill="F2F2F2" w:color="auto" w:val="clear"/>
-            <w:tcMar>
-              <w:top w:type="dxa" w:w="60"/>
-              <w:left w:type="dxa" w:w="120"/>
-              <w:bottom w:type="dxa" w:w="60"/>
-              <w:right w:type="dxa" w:w="120"/>
-            </w:tcMar>
-            <w:vAlign w:val="top"/>
-          </w:tcPr>
-          <w:p>
-            <w:pPr>
-              <w:spacing w:after="40" w:before="0"/>
-              <w:jc w:val="left"/>
-            </w:pPr>
-            <w:r>
-              <w:rPr>
-                <w:rFonts w:ascii="Arial" w:cs="Arial" w:eastAsia="Arial" w:hAnsi="Arial"/>
-                <w:b w:val="false"/>
-                <w:bCs w:val="false"/>
-                <w:i w:val="false"/>
-                <w:iCs w:val="false"/>
-                <w:color w:val="000000"/>
-                <w:sz w:val="18"/>
-                <w:szCs w:val="18"/>
-              </w:rPr>
-              <w:t xml:space="preserve">Stand at the sorting wall chart. Say: 'Let's build our class definition together. I'm going to point to each column. Tell me: what do all the numbers in this column have in common?' [WAIT TIME: 12 seconds per column before calling on a student.] Cold-call 4 students — one per column — to propose a definition in their own words. Write student-language definitions on the board, then refine to formal KICD definitions. For number 1, say: 'Some of you placed 1 in the PRIME column. Here's the debate mathematicians had for centuries — and here's the answer we use today: 1 is NEITHER prime NOR composite. It has only one factor — itself. Write that in your notes.' Transition to pizza connection: 'Now look at the pizza diagram again. The pizza with 4 slices — is 4 prime or composite?' [Cold-call 1 student.] 'The pizza with 3 slices — prime or composite?' [Cold-call 1 student.] 'Does being prime or composite change how easily we can share? Discuss with your partner for 3 minutes.' [Circulate, listen, collect 2 interesting responses to share.]</w:t>
-            </w:r>
-          </w:p>
-        </w:tc>
-        <w:tc>
-          <w:tcPr>
-            <w:tcW w:type="dxa" w:w="3040"/>
-            <w:shd w:fill="FFFFFF" w:color="auto" w:val="clear"/>
-            <w:tcMar>
-              <w:top w:type="dxa" w:w="60"/>
-              <w:left w:type="dxa" w:w="120"/>
-              <w:bottom w:type="dxa" w:w="60"/>
-              <w:right w:type="dxa" w:w="120"/>
-            </w:tcMar>
-            <w:vAlign w:val="top"/>
-          </w:tcPr>
-          <w:p>
-            <w:pPr>
-              <w:spacing w:after="40" w:before="0"/>
-              <w:jc w:val="left"/>
-            </w:pPr>
-            <w:r>
-              <w:rPr>
-                <w:rFonts w:ascii="Arial" w:cs="Arial" w:eastAsia="Arial" w:hAnsi="Arial"/>
-                <w:b w:val="false"/>
-                <w:bCs w:val="false"/>
-                <w:i w:val="false"/>
-                <w:iCs w:val="false"/>
-                <w:color w:val="000000"/>
-                <w:sz w:val="18"/>
-                <w:szCs w:val="18"/>
-              </w:rPr>
-              <w:t xml:space="preserve">Collaborative Definition Building + Phenomenon Reconnection: By having students propose definitions in their own words before the teacher formalises them, the explain phase becomes generative rather than passive. Reconnecting each definition to the pizza phenomenon keeps the sensemaking anchored to a concrete, memorable context — students are not learning isolated vocabulary but building a tool for understanding why the pizza problem works the way it does. This reflects the NGSS practice of Constructing Explanations.</w:t>
-            </w:r>
-          </w:p>
-        </w:tc>
-        <w:tc>
-          <w:tcPr>
-            <w:tcW w:type="dxa" w:w="3040"/>
-            <w:shd w:fill="F2F2F2" w:color="auto" w:val="clear"/>
-            <w:tcMar>
-              <w:top w:type="dxa" w:w="60"/>
-              <w:left w:type="dxa" w:w="120"/>
-              <w:bottom w:type="dxa" w:w="60"/>
-              <w:right w:type="dxa" w:w="120"/>
-            </w:tcMar>
-            <w:vAlign w:val="top"/>
-          </w:tcPr>
-          <w:p>
-            <w:pPr>
-              <w:spacing w:after="40" w:before="0"/>
-              <w:jc w:val="left"/>
-            </w:pPr>
-            <w:r>
-              <w:rPr>
-                <w:rFonts w:ascii="Arial" w:cs="Arial" w:eastAsia="Arial" w:hAnsi="Arial"/>
-                <w:b w:val="false"/>
-                <w:bCs w:val="false"/>
-                <w:i w:val="false"/>
-                <w:iCs w:val="false"/>
-                <w:color w:val="000000"/>
-                <w:sz w:val="18"/>
-                <w:szCs w:val="18"/>
-              </w:rPr>
-              <w:t xml:space="preserve">Observable indicator: Students complete the 6-number classification task independently. Success criterion: at least 5 of 6 correctly classified with a valid sentence connecting classification to pizza sharing. The teacher collects these slips at the end of the phase to identify students who need re-teaching before Lesson 3. Additionally, listen for students who spontaneously use the word 'factors' in their pizza explanations — this indicates readiness for the reciprocal concept in Lesson 3.</w:t>
-            </w:r>
-          </w:p>
-        </w:tc>
-      </w:tr>
-      <w:tr>
-        <w:tc>
-          <w:tcPr>
-            <w:tcW w:type="dxa" w:w="1520"/>
-            <w:shd w:fill="FCE4D6" w:color="auto" w:val="clear"/>
-            <w:tcMar>
-              <w:top w:type="dxa" w:w="60"/>
-              <w:left w:type="dxa" w:w="120"/>
-              <w:bottom w:type="dxa" w:w="60"/>
-              <w:right w:type="dxa" w:w="120"/>
-            </w:tcMar>
-            <w:vAlign w:val="top"/>
-          </w:tcPr>
-          <w:p>
-            <w:pPr>
-              <w:spacing w:after="40" w:before="0"/>
-              <w:jc w:val="left"/>
-            </w:pPr>
-            <w:r>
-              <w:rPr>
-                <w:rFonts w:ascii="Arial" w:cs="Arial" w:eastAsia="Arial" w:hAnsi="Arial"/>
-                <w:b/>
-                <w:bCs/>
-                <w:i w:val="false"/>
-                <w:iCs w:val="false"/>
-                <w:color w:val="000000"/>
-                <w:sz w:val="18"/>
-                <w:szCs w:val="18"/>
-              </w:rPr>
-              <w:t xml:space="preserve">Driving Question Board (DQB) Creation</w:t>
-            </w:r>
-          </w:p>
-          <w:p>
-            <w:pPr>
-              <w:spacing w:after="20" w:before="0"/>
-            </w:pPr>
-            <w:r>
-              <w:rPr>
-                <w:rFonts w:ascii="Arial" w:cs="Arial" w:eastAsia="Arial" w:hAnsi="Arial"/>
-                <w:b/>
-                <w:bCs/>
-                <w:color w:val="1F3864"/>
-                <w:sz w:val="16"/>
-                <w:szCs w:val="16"/>
-              </w:rPr>
-              <w:t xml:space="preserve">📹 VIDEO:</w:t>
-            </w:r>
-          </w:p>
-          <w:p>
-            <w:pPr>
-              <w:spacing w:after="20" w:before="0"/>
-            </w:pPr>
-            <w:hyperlink w:history="1" r:id="rIdzoy0ce4gqroecijcnclk3">
-              <w:r>
-                <w:rPr>
-                  <w:rFonts w:ascii="Arial" w:cs="Arial" w:eastAsia="Arial" w:hAnsi="Arial"/>
-                  <w:color w:val="2E75B6"/>
-                  <w:sz w:val="16"/>
-                  <w:szCs w:val="16"/>
-                  <w:u w:val="single" w:color="2E75B6"/>
-                </w:rPr>
-                <w:t xml:space="preserve">Forming the Largest or Smallest Possible Number (Includes Even and Odd)</w:t>
-              </w:r>
-            </w:hyperlink>
-          </w:p>
-          <w:p>
-            <w:pPr>
-              <w:spacing w:after="10" w:before="0"/>
-              <w:ind w:left="120"/>
-            </w:pPr>
-            <w:r>
-              <w:rPr>
-                <w:rFonts w:ascii="Arial" w:cs="Arial" w:eastAsia="Arial" w:hAnsi="Arial"/>
-                <w:color w:val="595959"/>
-                <w:sz w:val="14"/>
-                <w:szCs w:val="14"/>
-              </w:rPr>
-              <w:t xml:space="preserve">Source: CK-12</w:t>
-            </w:r>
-          </w:p>
-          <w:p>
-            <w:pPr>
-              <w:spacing w:after="10" w:before="0"/>
-              <w:ind w:left="120"/>
-            </w:pPr>
-            <w:hyperlink w:history="1" r:id="rIdnimlcifopcwvjkap-8ayr">
-              <w:r>
-                <w:rPr>
-                  <w:rFonts w:ascii="Arial" w:cs="Arial" w:eastAsia="Arial" w:hAnsi="Arial"/>
-                  <w:color w:val="595959"/>
-                  <w:sz w:val="14"/>
-                  <w:szCs w:val="14"/>
-                  <w:u w:val="single" w:color="595959"/>
-                </w:rPr>
-                <w:t xml:space="preserve">🔍 Search ARES for similar videos</w:t>
-              </w:r>
-            </w:hyperlink>
-          </w:p>
-          <w:p>
-            <w:pPr>
-              <w:spacing w:after="40" w:before="0"/>
-            </w:pPr>
-            <w:r>
-              <w:rPr>
-                <w:sz w:val="14"/>
-                <w:szCs w:val="14"/>
-              </w:rPr>
-              <w:t xml:space="preserve"/>
-            </w:r>
-          </w:p>
-          <w:p>
-            <w:pPr>
-              <w:spacing w:after="20" w:before="0"/>
-            </w:pPr>
-            <w:r>
-              <w:rPr>
-                <w:rFonts w:ascii="Arial" w:cs="Arial" w:eastAsia="Arial" w:hAnsi="Arial"/>
-                <w:b/>
-                <w:bCs/>
-                <w:color w:val="1F3864"/>
-                <w:sz w:val="16"/>
-                <w:szCs w:val="16"/>
-              </w:rPr>
-              <w:t xml:space="preserve">📖 EXERCISE:</w:t>
-            </w:r>
-          </w:p>
-          <w:p>
-            <w:pPr>
-              <w:spacing w:after="20" w:before="0"/>
-            </w:pPr>
-            <w:hyperlink w:history="1" r:id="rIdnsdpcmjkcqtnzrdzr9mnv">
-              <w:r>
-                <w:rPr>
-                  <w:rFonts w:ascii="Arial" w:cs="Arial" w:eastAsia="Arial" w:hAnsi="Arial"/>
-                  <w:color w:val="2E75B6"/>
-                  <w:sz w:val="16"/>
-                  <w:szCs w:val="16"/>
-                  <w:u w:val="single" w:color="2E75B6"/>
-                </w:rPr>
-                <w:t xml:space="preserve">Prime and Composite Numbers Practice</w:t>
-              </w:r>
-            </w:hyperlink>
-          </w:p>
-          <w:p>
-            <w:pPr>
-              <w:spacing w:after="10" w:before="0"/>
-              <w:ind w:left="120"/>
-            </w:pPr>
-            <w:r>
-              <w:rPr>
-                <w:rFonts w:ascii="Arial" w:cs="Arial" w:eastAsia="Arial" w:hAnsi="Arial"/>
-                <w:color w:val="595959"/>
-                <w:sz w:val="14"/>
-                <w:szCs w:val="14"/>
-              </w:rPr>
-              <w:t xml:space="preserve">Source: CK-12</w:t>
-            </w:r>
-          </w:p>
-          <w:p>
-            <w:pPr>
-              <w:spacing w:after="10" w:before="0"/>
-              <w:ind w:left="120"/>
-            </w:pPr>
-            <w:hyperlink w:history="1" r:id="rIdrgbuof2jn7advf9f50wq_">
-              <w:r>
-                <w:rPr>
-                  <w:rFonts w:ascii="Arial" w:cs="Arial" w:eastAsia="Arial" w:hAnsi="Arial"/>
-                  <w:color w:val="595959"/>
-                  <w:sz w:val="14"/>
-                  <w:szCs w:val="14"/>
-                  <w:u w:val="single" w:color="595959"/>
-                </w:rPr>
-                <w:t xml:space="preserve">🔍 Search ARES for similar readings</w:t>
-              </w:r>
-            </w:hyperlink>
-          </w:p>
-        </w:tc>
-        <w:tc>
-          <w:tcPr>
-            <w:tcW w:type="dxa" w:w="3040"/>
-            <w:shd w:fill="FFFFFF" w:color="auto" w:val="clear"/>
-            <w:tcMar>
-              <w:top w:type="dxa" w:w="60"/>
-              <w:left w:type="dxa" w:w="120"/>
-              <w:bottom w:type="dxa" w:w="60"/>
-              <w:right w:type="dxa" w:w="120"/>
-            </w:tcMar>
-            <w:vAlign w:val="top"/>
-          </w:tcPr>
-          <w:p>
-            <w:pPr>
-              <w:spacing w:after="40" w:before="0"/>
-              <w:jc w:val="left"/>
-            </w:pPr>
-            <w:r>
-              <w:rPr>
-                <w:rFonts w:ascii="Arial" w:cs="Arial" w:eastAsia="Arial" w:hAnsi="Arial"/>
-                <w:b w:val="false"/>
-                <w:bCs w:val="false"/>
-                <w:i w:val="false"/>
-                <w:iCs w:val="false"/>
-                <w:color w:val="000000"/>
-                <w:sz w:val="18"/>
-                <w:szCs w:val="18"/>
-              </w:rPr>
-              <w:t xml:space="preserve">Students return to the DQB. The teacher reveals the three DQB columns: 'What we PREDICTED' | 'What we have LEARNED' | 'What we still WONDER'. Students individually write one new question on a sticky note — something they still wonder about after today's lesson — and post it in the 'What we still WONDER' column. The class reads 4–5 wonder-questions aloud. Students also move any sticky note from 'What we PREDICTED' to 'What we have LEARNED' if today's lesson confirmed or corrected it. The teacher highlights 2 wonder-questions that will be answered in coming lessons (e.g., 'Are fractions always rational?' or 'What happens when the pizza slices need irrational numbers?') and labels them with a star: 'We'll come back to these — keep them in mind.'</w:t>
-            </w:r>
-          </w:p>
-        </w:tc>
-        <w:tc>
-          <w:tcPr>
-            <w:tcW w:type="dxa" w:w="3040"/>
-            <w:shd w:fill="F2F2F2" w:color="auto" w:val="clear"/>
-            <w:tcMar>
-              <w:top w:type="dxa" w:w="60"/>
-              <w:left w:type="dxa" w:w="120"/>
-              <w:bottom w:type="dxa" w:w="60"/>
-              <w:right w:type="dxa" w:w="120"/>
-            </w:tcMar>
-            <w:vAlign w:val="top"/>
-          </w:tcPr>
-          <w:p>
-            <w:pPr>
-              <w:spacing w:after="40" w:before="0"/>
-              <w:jc w:val="left"/>
-            </w:pPr>
-            <w:r>
-              <w:rPr>
-                <w:rFonts w:ascii="Arial" w:cs="Arial" w:eastAsia="Arial" w:hAnsi="Arial"/>
-                <w:b w:val="false"/>
-                <w:bCs w:val="false"/>
-                <w:i w:val="false"/>
-                <w:iCs w:val="false"/>
-                <w:color w:val="000000"/>
-                <w:sz w:val="18"/>
-                <w:szCs w:val="18"/>
-              </w:rPr>
-              <w:t xml:space="preserve">Say: 'We've now sorted numbers into four types. But look back at our original pizza question: WHY can some slices be written as neat fractions and others cannot? Have we fully answered that yet?' [Pause — allow students to shake their heads or respond.] 'Good — we haven't. That's the beauty of inquiry. Write down one question you still have. It can start with: Why…? What if…? Can…? How does…? You have 2 minutes — silent writing.' [Allow 2 minutes.] Cold-call 5 students to read their wonder-questions aloud. For each, say: 'Great question — let's post it.' Physically circle 2 questions that connect to upcoming lessons and say: 'These two questions are going to drive our next three lessons. Photograph the DQB with your phone or copy it into your notebook.'</w:t>
-            </w:r>
-          </w:p>
-        </w:tc>
-        <w:tc>
-          <w:tcPr>
-            <w:tcW w:type="dxa" w:w="3040"/>
-            <w:shd w:fill="FFFFFF" w:color="auto" w:val="clear"/>
-            <w:tcMar>
-              <w:top w:type="dxa" w:w="60"/>
-              <w:left w:type="dxa" w:w="120"/>
-              <w:bottom w:type="dxa" w:w="60"/>
-              <w:right w:type="dxa" w:w="120"/>
-            </w:tcMar>
-            <w:vAlign w:val="top"/>
-          </w:tcPr>
-          <w:p>
-            <w:pPr>
-              <w:spacing w:after="40" w:before="0"/>
-              <w:jc w:val="left"/>
-            </w:pPr>
-            <w:r>
-              <w:rPr>
-                <w:rFonts w:ascii="Arial" w:cs="Arial" w:eastAsia="Arial" w:hAnsi="Arial"/>
-                <w:b w:val="false"/>
-                <w:bCs w:val="false"/>
-                <w:i w:val="false"/>
-                <w:iCs w:val="false"/>
-                <w:color w:val="000000"/>
-                <w:sz w:val="18"/>
-                <w:szCs w:val="18"/>
-              </w:rPr>
-              <w:t xml:space="preserve">DQB Wonder-Question Protocol: Publicly tracking 'what we still wonder' prevents the false closure that often follows a successful lesson. It models the epistemic practice of science and mathematics — new knowledge generates new questions. Separating 'predicted' from 'learned' also reinforces metacognitive awareness: students see their own thinking change in real time across the unit.</w:t>
-            </w:r>
-          </w:p>
-        </w:tc>
-        <w:tc>
-          <w:tcPr>
-            <w:tcW w:type="dxa" w:w="3040"/>
-            <w:shd w:fill="F2F2F2" w:color="auto" w:val="clear"/>
-            <w:tcMar>
-              <w:top w:type="dxa" w:w="60"/>
-              <w:left w:type="dxa" w:w="120"/>
-              <w:bottom w:type="dxa" w:w="60"/>
-              <w:right w:type="dxa" w:w="120"/>
-            </w:tcMar>
-            <w:vAlign w:val="top"/>
-          </w:tcPr>
-          <w:p>
-            <w:pPr>
-              <w:spacing w:after="40" w:before="0"/>
-              <w:jc w:val="left"/>
-            </w:pPr>
-            <w:r>
-              <w:rPr>
-                <w:rFonts w:ascii="Arial" w:cs="Arial" w:eastAsia="Arial" w:hAnsi="Arial"/>
-                <w:b w:val="false"/>
-                <w:bCs w:val="false"/>
-                <w:i w:val="false"/>
-                <w:iCs w:val="false"/>
-                <w:color w:val="000000"/>
-                <w:sz w:val="18"/>
-                <w:szCs w:val="18"/>
-              </w:rPr>
-              <w:t xml:space="preserve">Observable indicator: Every student posts at least one wonder-question on the DQB. The teacher photographs the DQB at the end of each lesson to track the evolution of class thinking across the 7-lesson sequence. Quality indicator: at least 30% of wonder-questions move beyond classification (e.g., reference fractions, decimals, or sharing — signalling readiness for rational/irrational concepts in Lessons 3–4).</w:t>
-            </w:r>
-          </w:p>
-        </w:tc>
-      </w:tr>
-      <w:tr>
-        <w:tc>
-          <w:tcPr>
-            <w:tcW w:type="dxa" w:w="1520"/>
-            <w:shd w:fill="D5E8F0" w:color="auto" w:val="clear"/>
-            <w:tcMar>
-              <w:top w:type="dxa" w:w="60"/>
-              <w:left w:type="dxa" w:w="120"/>
-              <w:bottom w:type="dxa" w:w="60"/>
-              <w:right w:type="dxa" w:w="120"/>
-            </w:tcMar>
-            <w:vAlign w:val="top"/>
-          </w:tcPr>
-          <w:p>
-            <w:pPr>
-              <w:spacing w:after="40" w:before="0"/>
-              <w:jc w:val="left"/>
-            </w:pPr>
-            <w:r>
-              <w:rPr>
-                <w:rFonts w:ascii="Arial" w:cs="Arial" w:eastAsia="Arial" w:hAnsi="Arial"/>
-                <w:b/>
-                <w:bCs/>
-                <w:i w:val="false"/>
-                <w:iCs w:val="false"/>
-                <w:color w:val="000000"/>
-                <w:sz w:val="18"/>
-                <w:szCs w:val="18"/>
-              </w:rPr>
-              <w:t xml:space="preserve">Model Building Phase</w:t>
-            </w:r>
-          </w:p>
-          <w:p>
-            <w:pPr>
-              <w:spacing w:after="20" w:before="0"/>
-            </w:pPr>
-            <w:r>
-              <w:rPr>
-                <w:rFonts w:ascii="Arial" w:cs="Arial" w:eastAsia="Arial" w:hAnsi="Arial"/>
-                <w:b/>
-                <w:bCs/>
-                <w:color w:val="1F3864"/>
-                <w:sz w:val="16"/>
-                <w:szCs w:val="16"/>
-              </w:rPr>
-              <w:t xml:space="preserve">📹 VIDEO:</w:t>
-            </w:r>
-          </w:p>
-          <w:p>
-            <w:pPr>
-              <w:spacing w:after="20" w:before="0"/>
-            </w:pPr>
-            <w:hyperlink w:history="1" r:id="rIdoanl6fqbgy58lflow4bqk">
-              <w:r>
-                <w:rPr>
-                  <w:rFonts w:ascii="Arial" w:cs="Arial" w:eastAsia="Arial" w:hAnsi="Arial"/>
-                  <w:color w:val="2E75B6"/>
-                  <w:sz w:val="16"/>
-                  <w:szCs w:val="16"/>
-                  <w:u w:val="single" w:color="2E75B6"/>
-                </w:rPr>
-                <w:t xml:space="preserve">Identifying Prime or Composite Numbers</w:t>
-              </w:r>
-            </w:hyperlink>
-          </w:p>
-          <w:p>
-            <w:pPr>
-              <w:spacing w:after="10" w:before="0"/>
-              <w:ind w:left="120"/>
-            </w:pPr>
-            <w:r>
-              <w:rPr>
-                <w:rFonts w:ascii="Arial" w:cs="Arial" w:eastAsia="Arial" w:hAnsi="Arial"/>
-                <w:color w:val="595959"/>
-                <w:sz w:val="14"/>
-                <w:szCs w:val="14"/>
-              </w:rPr>
-              <w:t xml:space="preserve">Source: CK-12</w:t>
-            </w:r>
-          </w:p>
-          <w:p>
-            <w:pPr>
-              <w:spacing w:after="10" w:before="0"/>
-              <w:ind w:left="120"/>
-            </w:pPr>
-            <w:hyperlink w:history="1" r:id="rIdngm2nhgk9lmvyrpddm204">
-              <w:r>
-                <w:rPr>
-                  <w:rFonts w:ascii="Arial" w:cs="Arial" w:eastAsia="Arial" w:hAnsi="Arial"/>
-                  <w:color w:val="595959"/>
-                  <w:sz w:val="14"/>
-                  <w:szCs w:val="14"/>
-                  <w:u w:val="single" w:color="595959"/>
-                </w:rPr>
-                <w:t xml:space="preserve">🔍 Search ARES for similar videos</w:t>
-              </w:r>
-            </w:hyperlink>
-          </w:p>
-          <w:p>
-            <w:pPr>
-              <w:spacing w:after="40" w:before="0"/>
-            </w:pPr>
-            <w:r>
-              <w:rPr>
-                <w:sz w:val="14"/>
-                <w:szCs w:val="14"/>
-              </w:rPr>
-              <w:t xml:space="preserve"/>
-            </w:r>
-          </w:p>
-          <w:p>
-            <w:pPr>
-              <w:spacing w:after="20" w:before="0"/>
-            </w:pPr>
-            <w:r>
-              <w:rPr>
-                <w:rFonts w:ascii="Arial" w:cs="Arial" w:eastAsia="Arial" w:hAnsi="Arial"/>
-                <w:b/>
-                <w:bCs/>
-                <w:color w:val="1F3864"/>
-                <w:sz w:val="16"/>
-                <w:szCs w:val="16"/>
-              </w:rPr>
-              <w:t xml:space="preserve">📖 HTML:</w:t>
-            </w:r>
-          </w:p>
-          <w:p>
-            <w:pPr>
-              <w:spacing w:after="20" w:before="0"/>
-            </w:pPr>
-            <w:hyperlink w:history="1" r:id="rIdyenwfmgfxh_glrkdsxbee">
-              <w:r>
-                <w:rPr>
-                  <w:rFonts w:ascii="Arial" w:cs="Arial" w:eastAsia="Arial" w:hAnsi="Arial"/>
-                  <w:color w:val="2E75B6"/>
-                  <w:sz w:val="16"/>
-                  <w:szCs w:val="16"/>
-                  <w:u w:val="single" w:color="2E75B6"/>
-                </w:rPr>
-                <w:t xml:space="preserve">Prime and Composite Numbers (PLIX)</w:t>
-              </w:r>
-            </w:hyperlink>
-          </w:p>
-          <w:p>
-            <w:pPr>
-              <w:spacing w:after="10" w:before="0"/>
-              <w:ind w:left="120"/>
-            </w:pPr>
-            <w:r>
-              <w:rPr>
-                <w:rFonts w:ascii="Arial" w:cs="Arial" w:eastAsia="Arial" w:hAnsi="Arial"/>
-                <w:color w:val="595959"/>
-                <w:sz w:val="14"/>
-                <w:szCs w:val="14"/>
-              </w:rPr>
-              <w:t xml:space="preserve">Source: CK-12</w:t>
-            </w:r>
-          </w:p>
-          <w:p>
-            <w:pPr>
-              <w:spacing w:after="10" w:before="0"/>
-              <w:ind w:left="120"/>
-            </w:pPr>
-            <w:hyperlink w:history="1" r:id="rIdvszsfslmtdsf9oaidfob_">
+            <w:hyperlink w:history="1" r:id="rId5ttt3x6ky87o9on2jn7vb">
               <w:r>
                 <w:rPr>
                   <w:rFonts w:ascii="Arial" w:cs="Arial" w:eastAsia="Arial" w:hAnsi="Arial"/>
@@ -8232,7 +8280,7 @@
         </w:rPr>
         <w:t xml:space="preserve">© 2026 SeaVuria and ARES. Aligned with KICD objectives. Developed by SeaVuria; technical implementation by ARES (with AI assistance from Claude). Licensed under </w:t>
       </w:r>
-      <w:hyperlink w:history="1" r:id="rIdqrmt8u1n9szplibme271h">
+      <w:hyperlink w:history="1" r:id="rIdbetskz3xhgmzxc1j4-qvx">
         <w:r>
           <w:rPr>
             <w:rFonts w:ascii="Arial" w:cs="Arial" w:eastAsia="Arial" w:hAnsi="Arial"/>
@@ -8253,7 +8301,7 @@
         </w:rPr>
         <w:t xml:space="preserve"> (</w:t>
       </w:r>
-      <w:hyperlink w:history="1" r:id="rIdwwkbyf2k2ydg3jgiswj-1">
+      <w:hyperlink w:history="1" r:id="rId1mrc7-lcscapcrbw2abep">
         <w:r>
           <w:rPr>
             <w:rFonts w:ascii="Arial" w:cs="Arial" w:eastAsia="Arial" w:hAnsi="Arial"/>
@@ -9266,7 +9314,7 @@
             <w:pPr>
               <w:spacing w:after="20" w:before="0"/>
             </w:pPr>
-            <w:hyperlink w:history="1" r:id="rIdvzqp2ujsdccipvqgw6sxy">
+            <w:hyperlink w:history="1" r:id="rIdekfzcz3rppybujuxc0mg1">
               <w:r>
                 <w:rPr>
                   <w:rFonts w:ascii="Arial" w:cs="Arial" w:eastAsia="Arial" w:hAnsi="Arial"/>
@@ -9275,7 +9323,7 @@
                   <w:szCs w:val="16"/>
                   <w:u w:val="single" w:color="2E75B6"/>
                 </w:rPr>
-                <w:t xml:space="preserve">Worked example: classifying numbers</w:t>
+                <w:t xml:space="preserve">Classifying numbers</w:t>
               </w:r>
             </w:hyperlink>
           </w:p>
@@ -9299,7 +9347,7 @@
               <w:spacing w:after="10" w:before="0"/>
               <w:ind w:left="120"/>
             </w:pPr>
-            <w:hyperlink w:history="1" r:id="rIdhehtvrlqweg9xzkwaro4b">
+            <w:hyperlink w:history="1" r:id="rIdckxe3zmocdqkd_o_2esaw">
               <w:r>
                 <w:rPr>
                   <w:rFonts w:ascii="Arial" w:cs="Arial" w:eastAsia="Arial" w:hAnsi="Arial"/>
@@ -9344,7 +9392,7 @@
             <w:pPr>
               <w:spacing w:after="20" w:before="0"/>
             </w:pPr>
-            <w:hyperlink w:history="1" r:id="rIde_sku3yi5vcraqdfjpnma">
+            <w:hyperlink w:history="1" r:id="rId35a37clkbjjzr7mavt8lk">
               <w:r>
                 <w:rPr>
                   <w:rFonts w:ascii="Arial" w:cs="Arial" w:eastAsia="Arial" w:hAnsi="Arial"/>
@@ -9353,7 +9401,7 @@
                   <w:szCs w:val="16"/>
                   <w:u w:val="single" w:color="2E75B6"/>
                 </w:rPr>
-                <w:t xml:space="preserve">Properties of Rational Numbers versus Irrational Numbers (Flexbook)</w:t>
+                <w:t xml:space="preserve">Division of Rational Numbers (Flexbook)</w:t>
               </w:r>
             </w:hyperlink>
           </w:p>
@@ -9377,7 +9425,7 @@
               <w:spacing w:after="10" w:before="0"/>
               <w:ind w:left="120"/>
             </w:pPr>
-            <w:hyperlink w:history="1" r:id="rIdcjbnaz6j08ov7zm8l_vtc">
+            <w:hyperlink w:history="1" r:id="rIdfd2vf1yok36m9zcyuyguv">
               <w:r>
                 <w:rPr>
                   <w:rFonts w:ascii="Arial" w:cs="Arial" w:eastAsia="Arial" w:hAnsi="Arial"/>
@@ -9572,7 +9620,7 @@
             <w:pPr>
               <w:spacing w:after="20" w:before="0"/>
             </w:pPr>
-            <w:hyperlink w:history="1" r:id="rIdbp7rnldrzavrk2nap2jrw">
+            <w:hyperlink w:history="1" r:id="rId933tk2plouuhwljv0bk4s">
               <w:r>
                 <w:rPr>
                   <w:rFonts w:ascii="Arial" w:cs="Arial" w:eastAsia="Arial" w:hAnsi="Arial"/>
@@ -9581,7 +9629,7 @@
                   <w:szCs w:val="16"/>
                   <w:u w:val="single" w:color="2E75B6"/>
                 </w:rPr>
-                <w:t xml:space="preserve">Proof: there's an irrational number between any two rational numbers</w:t>
+                <w:t xml:space="preserve">Dividing fractions: 3/5 ÷ 1/2</w:t>
               </w:r>
             </w:hyperlink>
           </w:p>
@@ -9605,7 +9653,7 @@
               <w:spacing w:after="10" w:before="0"/>
               <w:ind w:left="120"/>
             </w:pPr>
-            <w:hyperlink w:history="1" r:id="rIdulqtciaz69h8wb22rae2g">
+            <w:hyperlink w:history="1" r:id="rIdxi83msh11nno0p44bzyc1">
               <w:r>
                 <w:rPr>
                   <w:rFonts w:ascii="Arial" w:cs="Arial" w:eastAsia="Arial" w:hAnsi="Arial"/>
@@ -9650,7 +9698,7 @@
             <w:pPr>
               <w:spacing w:after="20" w:before="0"/>
             </w:pPr>
-            <w:hyperlink w:history="1" r:id="rIdgcyrbuylxi95upyadvjjg">
+            <w:hyperlink w:history="1" r:id="rIdwpf9veuhmow5sqgynhz2a">
               <w:r>
                 <w:rPr>
                   <w:rFonts w:ascii="Arial" w:cs="Arial" w:eastAsia="Arial" w:hAnsi="Arial"/>
@@ -9659,7 +9707,7 @@
                   <w:szCs w:val="16"/>
                   <w:u w:val="single" w:color="2E75B6"/>
                 </w:rPr>
-                <w:t xml:space="preserve">Properties of Rational Numbers versus Irrational Numbers Practice</w:t>
+                <w:t xml:space="preserve">Division of Rational Numbers Practice</w:t>
               </w:r>
             </w:hyperlink>
           </w:p>
@@ -9683,7 +9731,7 @@
               <w:spacing w:after="10" w:before="0"/>
               <w:ind w:left="120"/>
             </w:pPr>
-            <w:hyperlink w:history="1" r:id="rIdnzqn0yndzkzy8_cpfqeqk">
+            <w:hyperlink w:history="1" r:id="rIdchsazb9pkgjdrh6xtkqlw">
               <w:r>
                 <w:rPr>
                   <w:rFonts w:ascii="Arial" w:cs="Arial" w:eastAsia="Arial" w:hAnsi="Arial"/>
@@ -9878,7 +9926,7 @@
             <w:pPr>
               <w:spacing w:after="20" w:before="0"/>
             </w:pPr>
-            <w:hyperlink w:history="1" r:id="rIdjmdhxpkeah8myjcacls7r">
+            <w:hyperlink w:history="1" r:id="rIdfzmqb3pxgil13vjin3e-q">
               <w:r>
                 <w:rPr>
                   <w:rFonts w:ascii="Arial" w:cs="Arial" w:eastAsia="Arial" w:hAnsi="Arial"/>
@@ -9887,7 +9935,7 @@
                   <w:szCs w:val="16"/>
                   <w:u w:val="single" w:color="2E75B6"/>
                 </w:rPr>
-                <w:t xml:space="preserve">Intro to rational &amp; irrational numbers</w:t>
+                <w:t xml:space="preserve">Classifying numbers</w:t>
               </w:r>
             </w:hyperlink>
           </w:p>
@@ -9911,7 +9959,7 @@
               <w:spacing w:after="10" w:before="0"/>
               <w:ind w:left="120"/>
             </w:pPr>
-            <w:hyperlink w:history="1" r:id="rIdafutjilqvbnbd0hjof0jc">
+            <w:hyperlink w:history="1" r:id="rId2mgmx_b8fbbm5k3oztip3">
               <w:r>
                 <w:rPr>
                   <w:rFonts w:ascii="Arial" w:cs="Arial" w:eastAsia="Arial" w:hAnsi="Arial"/>
@@ -9949,6 +9997,312 @@
                 <w:sz w:val="16"/>
                 <w:szCs w:val="16"/>
               </w:rPr>
+              <w:t xml:space="preserve">📖 HTML:</w:t>
+            </w:r>
+          </w:p>
+          <w:p>
+            <w:pPr>
+              <w:spacing w:after="20" w:before="0"/>
+            </w:pPr>
+            <w:hyperlink w:history="1" r:id="rIddorpnvmcup8khnjjwcnfg">
+              <w:r>
+                <w:rPr>
+                  <w:rFonts w:ascii="Arial" w:cs="Arial" w:eastAsia="Arial" w:hAnsi="Arial"/>
+                  <w:color w:val="2E75B6"/>
+                  <w:sz w:val="16"/>
+                  <w:szCs w:val="16"/>
+                  <w:u w:val="single" w:color="2E75B6"/>
+                </w:rPr>
+                <w:t xml:space="preserve">Division of Rational Numbers (Flexbook)</w:t>
+              </w:r>
+            </w:hyperlink>
+          </w:p>
+          <w:p>
+            <w:pPr>
+              <w:spacing w:after="10" w:before="0"/>
+              <w:ind w:left="120"/>
+            </w:pPr>
+            <w:r>
+              <w:rPr>
+                <w:rFonts w:ascii="Arial" w:cs="Arial" w:eastAsia="Arial" w:hAnsi="Arial"/>
+                <w:color w:val="595959"/>
+                <w:sz w:val="14"/>
+                <w:szCs w:val="14"/>
+              </w:rPr>
+              <w:t xml:space="preserve">Source: CK-12</w:t>
+            </w:r>
+          </w:p>
+          <w:p>
+            <w:pPr>
+              <w:spacing w:after="10" w:before="0"/>
+              <w:ind w:left="120"/>
+            </w:pPr>
+            <w:hyperlink w:history="1" r:id="rIdqdmnk3kdckcklzoqh2-tw">
+              <w:r>
+                <w:rPr>
+                  <w:rFonts w:ascii="Arial" w:cs="Arial" w:eastAsia="Arial" w:hAnsi="Arial"/>
+                  <w:color w:val="595959"/>
+                  <w:sz w:val="14"/>
+                  <w:szCs w:val="14"/>
+                  <w:u w:val="single" w:color="595959"/>
+                </w:rPr>
+                <w:t xml:space="preserve">🔍 Search ARES for similar readings</w:t>
+              </w:r>
+            </w:hyperlink>
+          </w:p>
+        </w:tc>
+        <w:tc>
+          <w:tcPr>
+            <w:tcW w:type="dxa" w:w="3040"/>
+            <w:shd w:fill="FFFFFF" w:color="auto" w:val="clear"/>
+            <w:tcMar>
+              <w:top w:type="dxa" w:w="60"/>
+              <w:left w:type="dxa" w:w="120"/>
+              <w:bottom w:type="dxa" w:w="60"/>
+              <w:right w:type="dxa" w:w="120"/>
+            </w:tcMar>
+            <w:vAlign w:val="top"/>
+          </w:tcPr>
+          <w:p>
+            <w:pPr>
+              <w:spacing w:after="40" w:before="0"/>
+              <w:jc w:val="left"/>
+            </w:pPr>
+            <w:r>
+              <w:rPr>
+                <w:rFonts w:ascii="Arial" w:cs="Arial" w:eastAsia="Arial" w:hAnsi="Arial"/>
+                <w:b w:val="false"/>
+                <w:bCs w:val="false"/>
+                <w:i w:val="false"/>
+                <w:iCs w:val="false"/>
+                <w:color w:val="000000"/>
+                <w:sz w:val="18"/>
+                <w:szCs w:val="18"/>
+              </w:rPr>
+              <w:t xml:space="preserve">Groups of four convene. Each group receives a 'Reciprocal Sorting Card Set' — 12 cards showing numbers (including fractions, integers, surds, and decimals) and their reciprocals, some matched, some not. Task 1 (6 min): Sort cards into correct number–reciprocal pairs. Task 2 (4 min): Classify each reciprocal as rational or irrational. Task 3 (5 min): Answer the written question on the card set — 'A mandazi seller in Kisumu sells each mandazi for KSh 1/3 of her daily target. How many mandazi must she sell to reach her daily target? Write this as a reciprocal calculation.' (Answer: reciprocal of 1/3 = 3 mandazi.) Task 4 (4 min): Groups write a one-sentence rule on a sticky note: 'The reciprocal of a rational number is always _____, and the reciprocal of an irrational number is always _____.' Groups post sticky notes on the class 'Sensemaking Wall'. Teacher facilitates a 5-minute gallery walk where learners read each other's rules and place a tick if they agree or a question mark if they disagree.</w:t>
+            </w:r>
+          </w:p>
+        </w:tc>
+        <w:tc>
+          <w:tcPr>
+            <w:tcW w:type="dxa" w:w="3040"/>
+            <w:shd w:fill="F2F2F2" w:color="auto" w:val="clear"/>
+            <w:tcMar>
+              <w:top w:type="dxa" w:w="60"/>
+              <w:left w:type="dxa" w:w="120"/>
+              <w:bottom w:type="dxa" w:w="60"/>
+              <w:right w:type="dxa" w:w="120"/>
+            </w:tcMar>
+            <w:vAlign w:val="top"/>
+          </w:tcPr>
+          <w:p>
+            <w:pPr>
+              <w:spacing w:after="40" w:before="0"/>
+              <w:jc w:val="left"/>
+            </w:pPr>
+            <w:r>
+              <w:rPr>
+                <w:rFonts w:ascii="Arial" w:cs="Arial" w:eastAsia="Arial" w:hAnsi="Arial"/>
+                <w:b w:val="false"/>
+                <w:bCs w:val="false"/>
+                <w:i w:val="false"/>
+                <w:iCs w:val="false"/>
+                <w:color w:val="000000"/>
+                <w:sz w:val="18"/>
+                <w:szCs w:val="18"/>
+              </w:rPr>
+              <w:t xml:space="preserve">Distribute Sorting Card Sets face-down. Say: 'Flip them over — you have 6 minutes to match every number to its reciprocal. Use your table from the Observe phase.' Circulate; do not give answers. When a group finishes early, prompt: 'Now classify each reciprocal — rational or irrational. What pattern do you see?' After Task 2, cold-call one group to share their classification. Ask the class: 'Does every group agree? Thumbs up, sideways, or down.' Address thumbs-sideways before continuing. For the mandazi problem, say: 'Think about a mandazi seller in Kisumu. If each mandazi is 1/3 of her target, how many does she sell to hit her goal? Don't just say 3 — write the reciprocal calculation that proves it.' WAIT TIME: 12 seconds. After the gallery walk, bring the class back and read two contrasting sticky notes aloud. Ask: 'Which rule is more precise — and why?' Establish the class consensus rule verbatim before moving on.</w:t>
+            </w:r>
+          </w:p>
+        </w:tc>
+        <w:tc>
+          <w:tcPr>
+            <w:tcW w:type="dxa" w:w="3040"/>
+            <w:shd w:fill="FFFFFF" w:color="auto" w:val="clear"/>
+            <w:tcMar>
+              <w:top w:type="dxa" w:w="60"/>
+              <w:left w:type="dxa" w:w="120"/>
+              <w:bottom w:type="dxa" w:w="60"/>
+              <w:right w:type="dxa" w:w="120"/>
+            </w:tcMar>
+            <w:vAlign w:val="top"/>
+          </w:tcPr>
+          <w:p>
+            <w:pPr>
+              <w:spacing w:after="40" w:before="0"/>
+              <w:jc w:val="left"/>
+            </w:pPr>
+            <w:r>
+              <w:rPr>
+                <w:rFonts w:ascii="Arial" w:cs="Arial" w:eastAsia="Arial" w:hAnsi="Arial"/>
+                <w:b w:val="false"/>
+                <w:bCs w:val="false"/>
+                <w:i w:val="false"/>
+                <w:iCs w:val="false"/>
+                <w:color w:val="000000"/>
+                <w:sz w:val="18"/>
+                <w:szCs w:val="18"/>
+              </w:rPr>
+              <w:t xml:space="preserve">Card Sort with Collaborative Rule Construction — The physical sorting task externalises learners' reasoning and makes misconceptions visible (e.g. pairing √2 with √2 instead of 1/√2). Writing the one-sentence rule requires learners to synthesise the pattern across all examples into transferable language. The gallery walk creates peer accountability — learners must justify their rule to others, deepening retention and surfacing remaining uncertainties.</w:t>
+            </w:r>
+          </w:p>
+        </w:tc>
+        <w:tc>
+          <w:tcPr>
+            <w:tcW w:type="dxa" w:w="3040"/>
+            <w:shd w:fill="F2F2F2" w:color="auto" w:val="clear"/>
+            <w:tcMar>
+              <w:top w:type="dxa" w:w="60"/>
+              <w:left w:type="dxa" w:w="120"/>
+              <w:bottom w:type="dxa" w:w="60"/>
+              <w:right w:type="dxa" w:w="120"/>
+            </w:tcMar>
+            <w:vAlign w:val="top"/>
+          </w:tcPr>
+          <w:p>
+            <w:pPr>
+              <w:spacing w:after="40" w:before="0"/>
+              <w:jc w:val="left"/>
+            </w:pPr>
+            <w:r>
+              <w:rPr>
+                <w:rFonts w:ascii="Arial" w:cs="Arial" w:eastAsia="Arial" w:hAnsi="Arial"/>
+                <w:b w:val="false"/>
+                <w:bCs w:val="false"/>
+                <w:i w:val="false"/>
+                <w:iCs w:val="false"/>
+                <w:color w:val="000000"/>
+                <w:sz w:val="18"/>
+                <w:szCs w:val="18"/>
+              </w:rPr>
+              <w:t xml:space="preserve">Observable indicator: (1) All 12 card pairs correctly matched — any mismatch identifies a procedural gap. (2) Correct classification of reciprocals as rational/irrational — listen for the rule that 'the reciprocal of a rational non-zero number is rational; the reciprocal of an irrational number is irrational.' (3) Mandazi problem solved as a reciprocal calculation (not just intuition). (4) Sticky note rule is mathematically accurate and uses the words 'rational' and 'irrational'. Flag groups whose rule omits the condition 'non-zero' — address in Phase 4.</w:t>
+            </w:r>
+          </w:p>
+        </w:tc>
+      </w:tr>
+      <w:tr>
+        <w:tc>
+          <w:tcPr>
+            <w:tcW w:type="dxa" w:w="1520"/>
+            <w:shd w:fill="FCE4D6" w:color="auto" w:val="clear"/>
+            <w:tcMar>
+              <w:top w:type="dxa" w:w="60"/>
+              <w:left w:type="dxa" w:w="120"/>
+              <w:bottom w:type="dxa" w:w="60"/>
+              <w:right w:type="dxa" w:w="120"/>
+            </w:tcMar>
+            <w:vAlign w:val="top"/>
+          </w:tcPr>
+          <w:p>
+            <w:pPr>
+              <w:spacing w:after="40" w:before="0"/>
+              <w:jc w:val="left"/>
+            </w:pPr>
+            <w:r>
+              <w:rPr>
+                <w:rFonts w:ascii="Arial" w:cs="Arial" w:eastAsia="Arial" w:hAnsi="Arial"/>
+                <w:b/>
+                <w:bCs/>
+                <w:i w:val="false"/>
+                <w:iCs w:val="false"/>
+                <w:color w:val="000000"/>
+                <w:sz w:val="18"/>
+                <w:szCs w:val="18"/>
+              </w:rPr>
+              <w:t xml:space="preserve">Driving Question Board (DQB) Creation</w:t>
+            </w:r>
+          </w:p>
+          <w:p>
+            <w:pPr>
+              <w:spacing w:after="20" w:before="0"/>
+            </w:pPr>
+            <w:r>
+              <w:rPr>
+                <w:rFonts w:ascii="Arial" w:cs="Arial" w:eastAsia="Arial" w:hAnsi="Arial"/>
+                <w:b/>
+                <w:bCs/>
+                <w:color w:val="1F3864"/>
+                <w:sz w:val="16"/>
+                <w:szCs w:val="16"/>
+              </w:rPr>
+              <w:t xml:space="preserve">📹 VIDEO:</w:t>
+            </w:r>
+          </w:p>
+          <w:p>
+            <w:pPr>
+              <w:spacing w:after="20" w:before="0"/>
+            </w:pPr>
+            <w:hyperlink w:history="1" r:id="rIdcodmk8fjypnk3y2zfpwox">
+              <w:r>
+                <w:rPr>
+                  <w:rFonts w:ascii="Arial" w:cs="Arial" w:eastAsia="Arial" w:hAnsi="Arial"/>
+                  <w:color w:val="2E75B6"/>
+                  <w:sz w:val="16"/>
+                  <w:szCs w:val="16"/>
+                  <w:u w:val="single" w:color="2E75B6"/>
+                </w:rPr>
+                <w:t xml:space="preserve">Dividing fractions: 3/5 ÷ 1/2</w:t>
+              </w:r>
+            </w:hyperlink>
+          </w:p>
+          <w:p>
+            <w:pPr>
+              <w:spacing w:after="10" w:before="0"/>
+              <w:ind w:left="120"/>
+            </w:pPr>
+            <w:r>
+              <w:rPr>
+                <w:rFonts w:ascii="Arial" w:cs="Arial" w:eastAsia="Arial" w:hAnsi="Arial"/>
+                <w:color w:val="595959"/>
+                <w:sz w:val="14"/>
+                <w:szCs w:val="14"/>
+              </w:rPr>
+              <w:t xml:space="preserve">Source: Khan Academy (English - US curriculum)</w:t>
+            </w:r>
+          </w:p>
+          <w:p>
+            <w:pPr>
+              <w:spacing w:after="10" w:before="0"/>
+              <w:ind w:left="120"/>
+            </w:pPr>
+            <w:hyperlink w:history="1" r:id="rIdytizhlj10mipqho9eudkb">
+              <w:r>
+                <w:rPr>
+                  <w:rFonts w:ascii="Arial" w:cs="Arial" w:eastAsia="Arial" w:hAnsi="Arial"/>
+                  <w:color w:val="595959"/>
+                  <w:sz w:val="14"/>
+                  <w:szCs w:val="14"/>
+                  <w:u w:val="single" w:color="595959"/>
+                </w:rPr>
+                <w:t xml:space="preserve">🔍 Search ARES for similar videos</w:t>
+              </w:r>
+            </w:hyperlink>
+          </w:p>
+          <w:p>
+            <w:pPr>
+              <w:spacing w:after="40" w:before="0"/>
+            </w:pPr>
+            <w:r>
+              <w:rPr>
+                <w:sz w:val="14"/>
+                <w:szCs w:val="14"/>
+              </w:rPr>
+              <w:t xml:space="preserve"/>
+            </w:r>
+          </w:p>
+          <w:p>
+            <w:pPr>
+              <w:spacing w:after="20" w:before="0"/>
+            </w:pPr>
+            <w:r>
+              <w:rPr>
+                <w:rFonts w:ascii="Arial" w:cs="Arial" w:eastAsia="Arial" w:hAnsi="Arial"/>
+                <w:b/>
+                <w:bCs/>
+                <w:color w:val="1F3864"/>
+                <w:sz w:val="16"/>
+                <w:szCs w:val="16"/>
+              </w:rPr>
               <w:t xml:space="preserve">📖 EXERCISE:</w:t>
             </w:r>
           </w:p>
@@ -9956,7 +10310,329 @@
             <w:pPr>
               <w:spacing w:after="20" w:before="0"/>
             </w:pPr>
-            <w:hyperlink w:history="1" r:id="rId8k1ldech1ewghkrnmfewb">
+            <w:hyperlink w:history="1" r:id="rIdeszala1vpomfzimaljema">
+              <w:r>
+                <w:rPr>
+                  <w:rFonts w:ascii="Arial" w:cs="Arial" w:eastAsia="Arial" w:hAnsi="Arial"/>
+                  <w:color w:val="2E75B6"/>
+                  <w:sz w:val="16"/>
+                  <w:szCs w:val="16"/>
+                  <w:u w:val="single" w:color="2E75B6"/>
+                </w:rPr>
+                <w:t xml:space="preserve">Division of Rational Numbers Practice</w:t>
+              </w:r>
+            </w:hyperlink>
+          </w:p>
+          <w:p>
+            <w:pPr>
+              <w:spacing w:after="10" w:before="0"/>
+              <w:ind w:left="120"/>
+            </w:pPr>
+            <w:r>
+              <w:rPr>
+                <w:rFonts w:ascii="Arial" w:cs="Arial" w:eastAsia="Arial" w:hAnsi="Arial"/>
+                <w:color w:val="595959"/>
+                <w:sz w:val="14"/>
+                <w:szCs w:val="14"/>
+              </w:rPr>
+              <w:t xml:space="preserve">Source: CK-12</w:t>
+            </w:r>
+          </w:p>
+          <w:p>
+            <w:pPr>
+              <w:spacing w:after="10" w:before="0"/>
+              <w:ind w:left="120"/>
+            </w:pPr>
+            <w:hyperlink w:history="1" r:id="rIdp9tu2ne3am2vo6t9ggqv2">
+              <w:r>
+                <w:rPr>
+                  <w:rFonts w:ascii="Arial" w:cs="Arial" w:eastAsia="Arial" w:hAnsi="Arial"/>
+                  <w:color w:val="595959"/>
+                  <w:sz w:val="14"/>
+                  <w:szCs w:val="14"/>
+                  <w:u w:val="single" w:color="595959"/>
+                </w:rPr>
+                <w:t xml:space="preserve">🔍 Search ARES for similar readings</w:t>
+              </w:r>
+            </w:hyperlink>
+          </w:p>
+        </w:tc>
+        <w:tc>
+          <w:tcPr>
+            <w:tcW w:type="dxa" w:w="3040"/>
+            <w:shd w:fill="FFFFFF" w:color="auto" w:val="clear"/>
+            <w:tcMar>
+              <w:top w:type="dxa" w:w="60"/>
+              <w:left w:type="dxa" w:w="120"/>
+              <w:bottom w:type="dxa" w:w="60"/>
+              <w:right w:type="dxa" w:w="120"/>
+            </w:tcMar>
+            <w:vAlign w:val="top"/>
+          </w:tcPr>
+          <w:p>
+            <w:pPr>
+              <w:spacing w:after="40" w:before="0"/>
+              <w:jc w:val="left"/>
+            </w:pPr>
+            <w:r>
+              <w:rPr>
+                <w:rFonts w:ascii="Arial" w:cs="Arial" w:eastAsia="Arial" w:hAnsi="Arial"/>
+                <w:b w:val="false"/>
+                <w:bCs w:val="false"/>
+                <w:i w:val="false"/>
+                <w:iCs w:val="false"/>
+                <w:color w:val="000000"/>
+                <w:sz w:val="18"/>
+                <w:szCs w:val="18"/>
+              </w:rPr>
+              <w:t xml:space="preserve">The class Driving Question Board (a large poster or section of the board preserved across all 7 lessons) is displayed. Learners individually write on sticky notes: one GREEN note — 'Something I now understand about the pizza problem that I didn't before', and one YELLOW note — 'A new question this lesson raised for me.' They post notes on the DQB under the columns 'We Now Know' and 'We Still Wonder'. Teacher reads 3–4 notes aloud and connects them explicitly to the driving question: 'Why can some numbers be written as exact fractions and others cannot — and how does knowing a number's type help us solve everyday problems in Kenya?' The teacher then highlights one yellow note that will be answered in Lesson 4 (e.g. 'What happens when you take the reciprocal of 0?' or 'Can you use reciprocals to solve equations?'), creating an anticipation bridge.</w:t>
+            </w:r>
+          </w:p>
+        </w:tc>
+        <w:tc>
+          <w:tcPr>
+            <w:tcW w:type="dxa" w:w="3040"/>
+            <w:shd w:fill="F2F2F2" w:color="auto" w:val="clear"/>
+            <w:tcMar>
+              <w:top w:type="dxa" w:w="60"/>
+              <w:left w:type="dxa" w:w="120"/>
+              <w:bottom w:type="dxa" w:w="60"/>
+              <w:right w:type="dxa" w:w="120"/>
+            </w:tcMar>
+            <w:vAlign w:val="top"/>
+          </w:tcPr>
+          <w:p>
+            <w:pPr>
+              <w:spacing w:after="40" w:before="0"/>
+              <w:jc w:val="left"/>
+            </w:pPr>
+            <w:r>
+              <w:rPr>
+                <w:rFonts w:ascii="Arial" w:cs="Arial" w:eastAsia="Arial" w:hAnsi="Arial"/>
+                <w:b w:val="false"/>
+                <w:bCs w:val="false"/>
+                <w:i w:val="false"/>
+                <w:iCs w:val="false"/>
+                <w:color w:val="000000"/>
+                <w:sz w:val="18"/>
+                <w:szCs w:val="18"/>
+              </w:rPr>
+              <w:t xml:space="preserve">Distribute two sticky notes per learner. Say: 'Green note — one thing you NOW understand about our pizza problem that you didn't understand at the start of today's lesson. Yellow note — one NEW question today's lesson raised for you. You have 90 seconds. Go.' After posting, read 2 green notes and 2 yellow notes aloud. For each green note ask the class: 'Does this match what YOU wrote? Thumbs up if yes.' For yellow notes, say: 'This question — [read it] — is a great one. Here is a hint about where we are heading in Lesson 4…' Deliberately leave the hint incomplete to build anticipation. Finally, point to the original prediction column on the board from Phase 1 and ask: 'Look at our Pizza B prediction. Who was right? Who wants to revise?' Cold-call 2 learners to compare prediction to evidence. WAIT TIME: 10 seconds each.</w:t>
+            </w:r>
+          </w:p>
+        </w:tc>
+        <w:tc>
+          <w:tcPr>
+            <w:tcW w:type="dxa" w:w="3040"/>
+            <w:shd w:fill="FFFFFF" w:color="auto" w:val="clear"/>
+            <w:tcMar>
+              <w:top w:type="dxa" w:w="60"/>
+              <w:left w:type="dxa" w:w="120"/>
+              <w:bottom w:type="dxa" w:w="60"/>
+              <w:right w:type="dxa" w:w="120"/>
+            </w:tcMar>
+            <w:vAlign w:val="top"/>
+          </w:tcPr>
+          <w:p>
+            <w:pPr>
+              <w:spacing w:after="40" w:before="0"/>
+              <w:jc w:val="left"/>
+            </w:pPr>
+            <w:r>
+              <w:rPr>
+                <w:rFonts w:ascii="Arial" w:cs="Arial" w:eastAsia="Arial" w:hAnsi="Arial"/>
+                <w:b w:val="false"/>
+                <w:bCs w:val="false"/>
+                <w:i w:val="false"/>
+                <w:iCs w:val="false"/>
+                <w:color w:val="000000"/>
+                <w:sz w:val="18"/>
+                <w:szCs w:val="18"/>
+              </w:rPr>
+              <w:t xml:space="preserve">Driving Question Board Anchoring — The DQB makes the growth of understanding visible across lessons. By physically posting 'We Now Know' evidence against the driving question, learners experience the incremental nature of scientific and mathematical inquiry. Yellow notes preserve productive uncertainty, which is crucial for maintaining curiosity across the remaining 4 lessons in the sequence.</w:t>
+            </w:r>
+          </w:p>
+        </w:tc>
+        <w:tc>
+          <w:tcPr>
+            <w:tcW w:type="dxa" w:w="3040"/>
+            <w:shd w:fill="F2F2F2" w:color="auto" w:val="clear"/>
+            <w:tcMar>
+              <w:top w:type="dxa" w:w="60"/>
+              <w:left w:type="dxa" w:w="120"/>
+              <w:bottom w:type="dxa" w:w="60"/>
+              <w:right w:type="dxa" w:w="120"/>
+            </w:tcMar>
+            <w:vAlign w:val="top"/>
+          </w:tcPr>
+          <w:p>
+            <w:pPr>
+              <w:spacing w:after="40" w:before="0"/>
+              <w:jc w:val="left"/>
+            </w:pPr>
+            <w:r>
+              <w:rPr>
+                <w:rFonts w:ascii="Arial" w:cs="Arial" w:eastAsia="Arial" w:hAnsi="Arial"/>
+                <w:b w:val="false"/>
+                <w:bCs w:val="false"/>
+                <w:i w:val="false"/>
+                <w:iCs w:val="false"/>
+                <w:color w:val="000000"/>
+                <w:sz w:val="18"/>
+                <w:szCs w:val="18"/>
+              </w:rPr>
+              <w:t xml:space="preserve">Observable indicator: GREEN notes reference the reciprocal concept specifically (not vague statements like 'I learned maths'). YELLOW notes raise genuine mathematical questions (not social comments). Teacher checks that at least one green note per table group explicitly connects reciprocals to the pizza phenomenon. If green notes are too vague, prompt: 'Can you say HOW reciprocals connect to our pizza problem before you post?'</w:t>
+            </w:r>
+          </w:p>
+        </w:tc>
+      </w:tr>
+      <w:tr>
+        <w:tc>
+          <w:tcPr>
+            <w:tcW w:type="dxa" w:w="1520"/>
+            <w:shd w:fill="D5E8F0" w:color="auto" w:val="clear"/>
+            <w:tcMar>
+              <w:top w:type="dxa" w:w="60"/>
+              <w:left w:type="dxa" w:w="120"/>
+              <w:bottom w:type="dxa" w:w="60"/>
+              <w:right w:type="dxa" w:w="120"/>
+            </w:tcMar>
+            <w:vAlign w:val="top"/>
+          </w:tcPr>
+          <w:p>
+            <w:pPr>
+              <w:spacing w:after="40" w:before="0"/>
+              <w:jc w:val="left"/>
+            </w:pPr>
+            <w:r>
+              <w:rPr>
+                <w:rFonts w:ascii="Arial" w:cs="Arial" w:eastAsia="Arial" w:hAnsi="Arial"/>
+                <w:b/>
+                <w:bCs/>
+                <w:i w:val="false"/>
+                <w:iCs w:val="false"/>
+                <w:color w:val="000000"/>
+                <w:sz w:val="18"/>
+                <w:szCs w:val="18"/>
+              </w:rPr>
+              <w:t xml:space="preserve">Model Building Phase</w:t>
+            </w:r>
+          </w:p>
+          <w:p>
+            <w:pPr>
+              <w:spacing w:after="20" w:before="0"/>
+            </w:pPr>
+            <w:r>
+              <w:rPr>
+                <w:rFonts w:ascii="Arial" w:cs="Arial" w:eastAsia="Arial" w:hAnsi="Arial"/>
+                <w:b/>
+                <w:bCs/>
+                <w:color w:val="1F3864"/>
+                <w:sz w:val="16"/>
+                <w:szCs w:val="16"/>
+              </w:rPr>
+              <w:t xml:space="preserve">📹 VIDEO:</w:t>
+            </w:r>
+          </w:p>
+          <w:p>
+            <w:pPr>
+              <w:spacing w:after="20" w:before="0"/>
+            </w:pPr>
+            <w:hyperlink w:history="1" r:id="rIdhuf_kfzibjylzhxx3bki3">
+              <w:r>
+                <w:rPr>
+                  <w:rFonts w:ascii="Arial" w:cs="Arial" w:eastAsia="Arial" w:hAnsi="Arial"/>
+                  <w:color w:val="2E75B6"/>
+                  <w:sz w:val="16"/>
+                  <w:szCs w:val="16"/>
+                  <w:u w:val="single" w:color="2E75B6"/>
+                </w:rPr>
+                <w:t xml:space="preserve">Dividing whole numbers &amp; fractions: t-shirts</w:t>
+              </w:r>
+            </w:hyperlink>
+          </w:p>
+          <w:p>
+            <w:pPr>
+              <w:spacing w:after="20" w:before="0"/>
+            </w:pPr>
+            <w:r>
+              <w:rPr>
+                <w:rFonts w:ascii="Arial" w:cs="Arial" w:eastAsia="Arial" w:hAnsi="Arial"/>
+                <w:i/>
+                <w:iCs/>
+                <w:color w:val="595959"/>
+                <w:sz w:val="16"/>
+                <w:szCs w:val="16"/>
+              </w:rPr>
+              <w:t xml:space="preserve">Related topic: not an exact match for this lesson.</w:t>
+            </w:r>
+          </w:p>
+          <w:p>
+            <w:pPr>
+              <w:spacing w:after="10" w:before="0"/>
+              <w:ind w:left="120"/>
+            </w:pPr>
+            <w:r>
+              <w:rPr>
+                <w:rFonts w:ascii="Arial" w:cs="Arial" w:eastAsia="Arial" w:hAnsi="Arial"/>
+                <w:color w:val="595959"/>
+                <w:sz w:val="14"/>
+                <w:szCs w:val="14"/>
+              </w:rPr>
+              <w:t xml:space="preserve">Source: Khan Academy (English - US curriculum)</w:t>
+            </w:r>
+          </w:p>
+          <w:p>
+            <w:pPr>
+              <w:spacing w:after="10" w:before="0"/>
+              <w:ind w:left="120"/>
+            </w:pPr>
+            <w:hyperlink w:history="1" r:id="rIdrseywq05vzlsrh7wev-dh">
+              <w:r>
+                <w:rPr>
+                  <w:rFonts w:ascii="Arial" w:cs="Arial" w:eastAsia="Arial" w:hAnsi="Arial"/>
+                  <w:color w:val="595959"/>
+                  <w:sz w:val="14"/>
+                  <w:szCs w:val="14"/>
+                  <w:u w:val="single" w:color="595959"/>
+                </w:rPr>
+                <w:t xml:space="preserve">🔍 Search ARES for similar videos</w:t>
+              </w:r>
+            </w:hyperlink>
+          </w:p>
+          <w:p>
+            <w:pPr>
+              <w:spacing w:after="40" w:before="0"/>
+            </w:pPr>
+            <w:r>
+              <w:rPr>
+                <w:sz w:val="14"/>
+                <w:szCs w:val="14"/>
+              </w:rPr>
+              <w:t xml:space="preserve"/>
+            </w:r>
+          </w:p>
+          <w:p>
+            <w:pPr>
+              <w:spacing w:after="20" w:before="0"/>
+            </w:pPr>
+            <w:r>
+              <w:rPr>
+                <w:rFonts w:ascii="Arial" w:cs="Arial" w:eastAsia="Arial" w:hAnsi="Arial"/>
+                <w:b/>
+                <w:bCs/>
+                <w:color w:val="1F3864"/>
+                <w:sz w:val="16"/>
+                <w:szCs w:val="16"/>
+              </w:rPr>
+              <w:t xml:space="preserve">📖 EXERCISE:</w:t>
+            </w:r>
+          </w:p>
+          <w:p>
+            <w:pPr>
+              <w:spacing w:after="20" w:before="0"/>
+            </w:pPr>
+            <w:hyperlink w:history="1" r:id="rIdw5hynaqmxungsxiy7tiqg">
               <w:r>
                 <w:rPr>
                   <w:rFonts w:ascii="Arial" w:cs="Arial" w:eastAsia="Arial" w:hAnsi="Arial"/>
@@ -9971,6 +10647,22 @@
           </w:p>
           <w:p>
             <w:pPr>
+              <w:spacing w:after="20" w:before="0"/>
+            </w:pPr>
+            <w:r>
+              <w:rPr>
+                <w:rFonts w:ascii="Arial" w:cs="Arial" w:eastAsia="Arial" w:hAnsi="Arial"/>
+                <w:i/>
+                <w:iCs/>
+                <w:color w:val="595959"/>
+                <w:sz w:val="16"/>
+                <w:szCs w:val="16"/>
+              </w:rPr>
+              <w:t xml:space="preserve">Related topic: not an exact match for this lesson.</w:t>
+            </w:r>
+          </w:p>
+          <w:p>
+            <w:pPr>
               <w:spacing w:after="10" w:before="0"/>
               <w:ind w:left="120"/>
             </w:pPr>
@@ -9989,619 +10681,7 @@
               <w:spacing w:after="10" w:before="0"/>
               <w:ind w:left="120"/>
             </w:pPr>
-            <w:hyperlink w:history="1" r:id="rIdwcgkf2rbzx3c2dq6qx349">
-              <w:r>
-                <w:rPr>
-                  <w:rFonts w:ascii="Arial" w:cs="Arial" w:eastAsia="Arial" w:hAnsi="Arial"/>
-                  <w:color w:val="595959"/>
-                  <w:sz w:val="14"/>
-                  <w:szCs w:val="14"/>
-                  <w:u w:val="single" w:color="595959"/>
-                </w:rPr>
-                <w:t xml:space="preserve">🔍 Search ARES for similar readings</w:t>
-              </w:r>
-            </w:hyperlink>
-          </w:p>
-        </w:tc>
-        <w:tc>
-          <w:tcPr>
-            <w:tcW w:type="dxa" w:w="3040"/>
-            <w:shd w:fill="FFFFFF" w:color="auto" w:val="clear"/>
-            <w:tcMar>
-              <w:top w:type="dxa" w:w="60"/>
-              <w:left w:type="dxa" w:w="120"/>
-              <w:bottom w:type="dxa" w:w="60"/>
-              <w:right w:type="dxa" w:w="120"/>
-            </w:tcMar>
-            <w:vAlign w:val="top"/>
-          </w:tcPr>
-          <w:p>
-            <w:pPr>
-              <w:spacing w:after="40" w:before="0"/>
-              <w:jc w:val="left"/>
-            </w:pPr>
-            <w:r>
-              <w:rPr>
-                <w:rFonts w:ascii="Arial" w:cs="Arial" w:eastAsia="Arial" w:hAnsi="Arial"/>
-                <w:b w:val="false"/>
-                <w:bCs w:val="false"/>
-                <w:i w:val="false"/>
-                <w:iCs w:val="false"/>
-                <w:color w:val="000000"/>
-                <w:sz w:val="18"/>
-                <w:szCs w:val="18"/>
-              </w:rPr>
-              <w:t xml:space="preserve">Groups of four convene. Each group receives a 'Reciprocal Sorting Card Set' — 12 cards showing numbers (including fractions, integers, surds, and decimals) and their reciprocals, some matched, some not. Task 1 (6 min): Sort cards into correct number–reciprocal pairs. Task 2 (4 min): Classify each reciprocal as rational or irrational. Task 3 (5 min): Answer the written question on the card set — 'A mandazi seller in Kisumu sells each mandazi for KSh 1/3 of her daily target. How many mandazi must she sell to reach her daily target? Write this as a reciprocal calculation.' (Answer: reciprocal of 1/3 = 3 mandazi.) Task 4 (4 min): Groups write a one-sentence rule on a sticky note: 'The reciprocal of a rational number is always _____, and the reciprocal of an irrational number is always _____.' Groups post sticky notes on the class 'Sensemaking Wall'. Teacher facilitates a 5-minute gallery walk where learners read each other's rules and place a tick if they agree or a question mark if they disagree.</w:t>
-            </w:r>
-          </w:p>
-        </w:tc>
-        <w:tc>
-          <w:tcPr>
-            <w:tcW w:type="dxa" w:w="3040"/>
-            <w:shd w:fill="F2F2F2" w:color="auto" w:val="clear"/>
-            <w:tcMar>
-              <w:top w:type="dxa" w:w="60"/>
-              <w:left w:type="dxa" w:w="120"/>
-              <w:bottom w:type="dxa" w:w="60"/>
-              <w:right w:type="dxa" w:w="120"/>
-            </w:tcMar>
-            <w:vAlign w:val="top"/>
-          </w:tcPr>
-          <w:p>
-            <w:pPr>
-              <w:spacing w:after="40" w:before="0"/>
-              <w:jc w:val="left"/>
-            </w:pPr>
-            <w:r>
-              <w:rPr>
-                <w:rFonts w:ascii="Arial" w:cs="Arial" w:eastAsia="Arial" w:hAnsi="Arial"/>
-                <w:b w:val="false"/>
-                <w:bCs w:val="false"/>
-                <w:i w:val="false"/>
-                <w:iCs w:val="false"/>
-                <w:color w:val="000000"/>
-                <w:sz w:val="18"/>
-                <w:szCs w:val="18"/>
-              </w:rPr>
-              <w:t xml:space="preserve">Distribute Sorting Card Sets face-down. Say: 'Flip them over — you have 6 minutes to match every number to its reciprocal. Use your table from the Observe phase.' Circulate; do not give answers. When a group finishes early, prompt: 'Now classify each reciprocal — rational or irrational. What pattern do you see?' After Task 2, cold-call one group to share their classification. Ask the class: 'Does every group agree? Thumbs up, sideways, or down.' Address thumbs-sideways before continuing. For the mandazi problem, say: 'Think about a mandazi seller in Kisumu. If each mandazi is 1/3 of her target, how many does she sell to hit her goal? Don't just say 3 — write the reciprocal calculation that proves it.' WAIT TIME: 12 seconds. After the gallery walk, bring the class back and read two contrasting sticky notes aloud. Ask: 'Which rule is more precise — and why?' Establish the class consensus rule verbatim before moving on.</w:t>
-            </w:r>
-          </w:p>
-        </w:tc>
-        <w:tc>
-          <w:tcPr>
-            <w:tcW w:type="dxa" w:w="3040"/>
-            <w:shd w:fill="FFFFFF" w:color="auto" w:val="clear"/>
-            <w:tcMar>
-              <w:top w:type="dxa" w:w="60"/>
-              <w:left w:type="dxa" w:w="120"/>
-              <w:bottom w:type="dxa" w:w="60"/>
-              <w:right w:type="dxa" w:w="120"/>
-            </w:tcMar>
-            <w:vAlign w:val="top"/>
-          </w:tcPr>
-          <w:p>
-            <w:pPr>
-              <w:spacing w:after="40" w:before="0"/>
-              <w:jc w:val="left"/>
-            </w:pPr>
-            <w:r>
-              <w:rPr>
-                <w:rFonts w:ascii="Arial" w:cs="Arial" w:eastAsia="Arial" w:hAnsi="Arial"/>
-                <w:b w:val="false"/>
-                <w:bCs w:val="false"/>
-                <w:i w:val="false"/>
-                <w:iCs w:val="false"/>
-                <w:color w:val="000000"/>
-                <w:sz w:val="18"/>
-                <w:szCs w:val="18"/>
-              </w:rPr>
-              <w:t xml:space="preserve">Card Sort with Collaborative Rule Construction — The physical sorting task externalises learners' reasoning and makes misconceptions visible (e.g. pairing √2 with √2 instead of 1/√2). Writing the one-sentence rule requires learners to synthesise the pattern across all examples into transferable language. The gallery walk creates peer accountability — learners must justify their rule to others, deepening retention and surfacing remaining uncertainties.</w:t>
-            </w:r>
-          </w:p>
-        </w:tc>
-        <w:tc>
-          <w:tcPr>
-            <w:tcW w:type="dxa" w:w="3040"/>
-            <w:shd w:fill="F2F2F2" w:color="auto" w:val="clear"/>
-            <w:tcMar>
-              <w:top w:type="dxa" w:w="60"/>
-              <w:left w:type="dxa" w:w="120"/>
-              <w:bottom w:type="dxa" w:w="60"/>
-              <w:right w:type="dxa" w:w="120"/>
-            </w:tcMar>
-            <w:vAlign w:val="top"/>
-          </w:tcPr>
-          <w:p>
-            <w:pPr>
-              <w:spacing w:after="40" w:before="0"/>
-              <w:jc w:val="left"/>
-            </w:pPr>
-            <w:r>
-              <w:rPr>
-                <w:rFonts w:ascii="Arial" w:cs="Arial" w:eastAsia="Arial" w:hAnsi="Arial"/>
-                <w:b w:val="false"/>
-                <w:bCs w:val="false"/>
-                <w:i w:val="false"/>
-                <w:iCs w:val="false"/>
-                <w:color w:val="000000"/>
-                <w:sz w:val="18"/>
-                <w:szCs w:val="18"/>
-              </w:rPr>
-              <w:t xml:space="preserve">Observable indicator: (1) All 12 card pairs correctly matched — any mismatch identifies a procedural gap. (2) Correct classification of reciprocals as rational/irrational — listen for the rule that 'the reciprocal of a rational non-zero number is rational; the reciprocal of an irrational number is irrational.' (3) Mandazi problem solved as a reciprocal calculation (not just intuition). (4) Sticky note rule is mathematically accurate and uses the words 'rational' and 'irrational'. Flag groups whose rule omits the condition 'non-zero' — address in Phase 4.</w:t>
-            </w:r>
-          </w:p>
-        </w:tc>
-      </w:tr>
-      <w:tr>
-        <w:tc>
-          <w:tcPr>
-            <w:tcW w:type="dxa" w:w="1520"/>
-            <w:shd w:fill="FCE4D6" w:color="auto" w:val="clear"/>
-            <w:tcMar>
-              <w:top w:type="dxa" w:w="60"/>
-              <w:left w:type="dxa" w:w="120"/>
-              <w:bottom w:type="dxa" w:w="60"/>
-              <w:right w:type="dxa" w:w="120"/>
-            </w:tcMar>
-            <w:vAlign w:val="top"/>
-          </w:tcPr>
-          <w:p>
-            <w:pPr>
-              <w:spacing w:after="40" w:before="0"/>
-              <w:jc w:val="left"/>
-            </w:pPr>
-            <w:r>
-              <w:rPr>
-                <w:rFonts w:ascii="Arial" w:cs="Arial" w:eastAsia="Arial" w:hAnsi="Arial"/>
-                <w:b/>
-                <w:bCs/>
-                <w:i w:val="false"/>
-                <w:iCs w:val="false"/>
-                <w:color w:val="000000"/>
-                <w:sz w:val="18"/>
-                <w:szCs w:val="18"/>
-              </w:rPr>
-              <w:t xml:space="preserve">Driving Question Board (DQB) Creation</w:t>
-            </w:r>
-          </w:p>
-          <w:p>
-            <w:pPr>
-              <w:spacing w:after="20" w:before="0"/>
-            </w:pPr>
-            <w:r>
-              <w:rPr>
-                <w:rFonts w:ascii="Arial" w:cs="Arial" w:eastAsia="Arial" w:hAnsi="Arial"/>
-                <w:b/>
-                <w:bCs/>
-                <w:color w:val="1F3864"/>
-                <w:sz w:val="16"/>
-                <w:szCs w:val="16"/>
-              </w:rPr>
-              <w:t xml:space="preserve">📹 VIDEO:</w:t>
-            </w:r>
-          </w:p>
-          <w:p>
-            <w:pPr>
-              <w:spacing w:after="20" w:before="0"/>
-            </w:pPr>
-            <w:hyperlink w:history="1" r:id="rIdpagy798mpnlhnaxv_rzib">
-              <w:r>
-                <w:rPr>
-                  <w:rFonts w:ascii="Arial" w:cs="Arial" w:eastAsia="Arial" w:hAnsi="Arial"/>
-                  <w:color w:val="2E75B6"/>
-                  <w:sz w:val="16"/>
-                  <w:szCs w:val="16"/>
-                  <w:u w:val="single" w:color="2E75B6"/>
-                </w:rPr>
-                <w:t xml:space="preserve">Classifying numbers: rational &amp; irrational</w:t>
-              </w:r>
-            </w:hyperlink>
-          </w:p>
-          <w:p>
-            <w:pPr>
-              <w:spacing w:after="10" w:before="0"/>
-              <w:ind w:left="120"/>
-            </w:pPr>
-            <w:r>
-              <w:rPr>
-                <w:rFonts w:ascii="Arial" w:cs="Arial" w:eastAsia="Arial" w:hAnsi="Arial"/>
-                <w:color w:val="595959"/>
-                <w:sz w:val="14"/>
-                <w:szCs w:val="14"/>
-              </w:rPr>
-              <w:t xml:space="preserve">Source: Khan Academy (English - US curriculum)</w:t>
-            </w:r>
-          </w:p>
-          <w:p>
-            <w:pPr>
-              <w:spacing w:after="10" w:before="0"/>
-              <w:ind w:left="120"/>
-            </w:pPr>
-            <w:hyperlink w:history="1" r:id="rIdtf0-ekexgcnimwoe7_q_l">
-              <w:r>
-                <w:rPr>
-                  <w:rFonts w:ascii="Arial" w:cs="Arial" w:eastAsia="Arial" w:hAnsi="Arial"/>
-                  <w:color w:val="595959"/>
-                  <w:sz w:val="14"/>
-                  <w:szCs w:val="14"/>
-                  <w:u w:val="single" w:color="595959"/>
-                </w:rPr>
-                <w:t xml:space="preserve">🔍 Search ARES for similar videos</w:t>
-              </w:r>
-            </w:hyperlink>
-          </w:p>
-          <w:p>
-            <w:pPr>
-              <w:spacing w:after="40" w:before="0"/>
-            </w:pPr>
-            <w:r>
-              <w:rPr>
-                <w:sz w:val="14"/>
-                <w:szCs w:val="14"/>
-              </w:rPr>
-              <w:t xml:space="preserve"/>
-            </w:r>
-          </w:p>
-          <w:p>
-            <w:pPr>
-              <w:spacing w:after="20" w:before="0"/>
-            </w:pPr>
-            <w:r>
-              <w:rPr>
-                <w:rFonts w:ascii="Arial" w:cs="Arial" w:eastAsia="Arial" w:hAnsi="Arial"/>
-                <w:b/>
-                <w:bCs/>
-                <w:color w:val="1F3864"/>
-                <w:sz w:val="16"/>
-                <w:szCs w:val="16"/>
-              </w:rPr>
-              <w:t xml:space="preserve">📖 EXERCISE:</w:t>
-            </w:r>
-          </w:p>
-          <w:p>
-            <w:pPr>
-              <w:spacing w:after="20" w:before="0"/>
-            </w:pPr>
-            <w:hyperlink w:history="1" r:id="rIdg2upi6my954m-5gfpge6t">
-              <w:r>
-                <w:rPr>
-                  <w:rFonts w:ascii="Arial" w:cs="Arial" w:eastAsia="Arial" w:hAnsi="Arial"/>
-                  <w:color w:val="2E75B6"/>
-                  <w:sz w:val="16"/>
-                  <w:szCs w:val="16"/>
-                  <w:u w:val="single" w:color="2E75B6"/>
-                </w:rPr>
-                <w:t xml:space="preserve">Comparing irrational numbers</w:t>
-              </w:r>
-            </w:hyperlink>
-          </w:p>
-          <w:p>
-            <w:pPr>
-              <w:spacing w:after="10" w:before="0"/>
-              <w:ind w:left="120"/>
-            </w:pPr>
-            <w:r>
-              <w:rPr>
-                <w:rFonts w:ascii="Arial" w:cs="Arial" w:eastAsia="Arial" w:hAnsi="Arial"/>
-                <w:color w:val="595959"/>
-                <w:sz w:val="14"/>
-                <w:szCs w:val="14"/>
-              </w:rPr>
-              <w:t xml:space="preserve">Source: Khan Academy (English - US curriculum)</w:t>
-            </w:r>
-          </w:p>
-          <w:p>
-            <w:pPr>
-              <w:spacing w:after="10" w:before="0"/>
-              <w:ind w:left="120"/>
-            </w:pPr>
-            <w:hyperlink w:history="1" r:id="rId3ij_v_brwqz2puc2i_9mr">
-              <w:r>
-                <w:rPr>
-                  <w:rFonts w:ascii="Arial" w:cs="Arial" w:eastAsia="Arial" w:hAnsi="Arial"/>
-                  <w:color w:val="595959"/>
-                  <w:sz w:val="14"/>
-                  <w:szCs w:val="14"/>
-                  <w:u w:val="single" w:color="595959"/>
-                </w:rPr>
-                <w:t xml:space="preserve">🔍 Search ARES for similar readings</w:t>
-              </w:r>
-            </w:hyperlink>
-          </w:p>
-        </w:tc>
-        <w:tc>
-          <w:tcPr>
-            <w:tcW w:type="dxa" w:w="3040"/>
-            <w:shd w:fill="FFFFFF" w:color="auto" w:val="clear"/>
-            <w:tcMar>
-              <w:top w:type="dxa" w:w="60"/>
-              <w:left w:type="dxa" w:w="120"/>
-              <w:bottom w:type="dxa" w:w="60"/>
-              <w:right w:type="dxa" w:w="120"/>
-            </w:tcMar>
-            <w:vAlign w:val="top"/>
-          </w:tcPr>
-          <w:p>
-            <w:pPr>
-              <w:spacing w:after="40" w:before="0"/>
-              <w:jc w:val="left"/>
-            </w:pPr>
-            <w:r>
-              <w:rPr>
-                <w:rFonts w:ascii="Arial" w:cs="Arial" w:eastAsia="Arial" w:hAnsi="Arial"/>
-                <w:b w:val="false"/>
-                <w:bCs w:val="false"/>
-                <w:i w:val="false"/>
-                <w:iCs w:val="false"/>
-                <w:color w:val="000000"/>
-                <w:sz w:val="18"/>
-                <w:szCs w:val="18"/>
-              </w:rPr>
-              <w:t xml:space="preserve">The class Driving Question Board (a large poster or section of the board preserved across all 7 lessons) is displayed. Learners individually write on sticky notes: one GREEN note — 'Something I now understand about the pizza problem that I didn't before', and one YELLOW note — 'A new question this lesson raised for me.' They post notes on the DQB under the columns 'We Now Know' and 'We Still Wonder'. Teacher reads 3–4 notes aloud and connects them explicitly to the driving question: 'Why can some numbers be written as exact fractions and others cannot — and how does knowing a number's type help us solve everyday problems in Kenya?' The teacher then highlights one yellow note that will be answered in Lesson 4 (e.g. 'What happens when you take the reciprocal of 0?' or 'Can you use reciprocals to solve equations?'), creating an anticipation bridge.</w:t>
-            </w:r>
-          </w:p>
-        </w:tc>
-        <w:tc>
-          <w:tcPr>
-            <w:tcW w:type="dxa" w:w="3040"/>
-            <w:shd w:fill="F2F2F2" w:color="auto" w:val="clear"/>
-            <w:tcMar>
-              <w:top w:type="dxa" w:w="60"/>
-              <w:left w:type="dxa" w:w="120"/>
-              <w:bottom w:type="dxa" w:w="60"/>
-              <w:right w:type="dxa" w:w="120"/>
-            </w:tcMar>
-            <w:vAlign w:val="top"/>
-          </w:tcPr>
-          <w:p>
-            <w:pPr>
-              <w:spacing w:after="40" w:before="0"/>
-              <w:jc w:val="left"/>
-            </w:pPr>
-            <w:r>
-              <w:rPr>
-                <w:rFonts w:ascii="Arial" w:cs="Arial" w:eastAsia="Arial" w:hAnsi="Arial"/>
-                <w:b w:val="false"/>
-                <w:bCs w:val="false"/>
-                <w:i w:val="false"/>
-                <w:iCs w:val="false"/>
-                <w:color w:val="000000"/>
-                <w:sz w:val="18"/>
-                <w:szCs w:val="18"/>
-              </w:rPr>
-              <w:t xml:space="preserve">Distribute two sticky notes per learner. Say: 'Green note — one thing you NOW understand about our pizza problem that you didn't understand at the start of today's lesson. Yellow note — one NEW question today's lesson raised for you. You have 90 seconds. Go.' After posting, read 2 green notes and 2 yellow notes aloud. For each green note ask the class: 'Does this match what YOU wrote? Thumbs up if yes.' For yellow notes, say: 'This question — [read it] — is a great one. Here is a hint about where we are heading in Lesson 4…' Deliberately leave the hint incomplete to build anticipation. Finally, point to the original prediction column on the board from Phase 1 and ask: 'Look at our Pizza B prediction. Who was right? Who wants to revise?' Cold-call 2 learners to compare prediction to evidence. WAIT TIME: 10 seconds each.</w:t>
-            </w:r>
-          </w:p>
-        </w:tc>
-        <w:tc>
-          <w:tcPr>
-            <w:tcW w:type="dxa" w:w="3040"/>
-            <w:shd w:fill="FFFFFF" w:color="auto" w:val="clear"/>
-            <w:tcMar>
-              <w:top w:type="dxa" w:w="60"/>
-              <w:left w:type="dxa" w:w="120"/>
-              <w:bottom w:type="dxa" w:w="60"/>
-              <w:right w:type="dxa" w:w="120"/>
-            </w:tcMar>
-            <w:vAlign w:val="top"/>
-          </w:tcPr>
-          <w:p>
-            <w:pPr>
-              <w:spacing w:after="40" w:before="0"/>
-              <w:jc w:val="left"/>
-            </w:pPr>
-            <w:r>
-              <w:rPr>
-                <w:rFonts w:ascii="Arial" w:cs="Arial" w:eastAsia="Arial" w:hAnsi="Arial"/>
-                <w:b w:val="false"/>
-                <w:bCs w:val="false"/>
-                <w:i w:val="false"/>
-                <w:iCs w:val="false"/>
-                <w:color w:val="000000"/>
-                <w:sz w:val="18"/>
-                <w:szCs w:val="18"/>
-              </w:rPr>
-              <w:t xml:space="preserve">Driving Question Board Anchoring — The DQB makes the growth of understanding visible across lessons. By physically posting 'We Now Know' evidence against the driving question, learners experience the incremental nature of scientific and mathematical inquiry. Yellow notes preserve productive uncertainty, which is crucial for maintaining curiosity across the remaining 4 lessons in the sequence.</w:t>
-            </w:r>
-          </w:p>
-        </w:tc>
-        <w:tc>
-          <w:tcPr>
-            <w:tcW w:type="dxa" w:w="3040"/>
-            <w:shd w:fill="F2F2F2" w:color="auto" w:val="clear"/>
-            <w:tcMar>
-              <w:top w:type="dxa" w:w="60"/>
-              <w:left w:type="dxa" w:w="120"/>
-              <w:bottom w:type="dxa" w:w="60"/>
-              <w:right w:type="dxa" w:w="120"/>
-            </w:tcMar>
-            <w:vAlign w:val="top"/>
-          </w:tcPr>
-          <w:p>
-            <w:pPr>
-              <w:spacing w:after="40" w:before="0"/>
-              <w:jc w:val="left"/>
-            </w:pPr>
-            <w:r>
-              <w:rPr>
-                <w:rFonts w:ascii="Arial" w:cs="Arial" w:eastAsia="Arial" w:hAnsi="Arial"/>
-                <w:b w:val="false"/>
-                <w:bCs w:val="false"/>
-                <w:i w:val="false"/>
-                <w:iCs w:val="false"/>
-                <w:color w:val="000000"/>
-                <w:sz w:val="18"/>
-                <w:szCs w:val="18"/>
-              </w:rPr>
-              <w:t xml:space="preserve">Observable indicator: GREEN notes reference the reciprocal concept specifically (not vague statements like 'I learned maths'). YELLOW notes raise genuine mathematical questions (not social comments). Teacher checks that at least one green note per table group explicitly connects reciprocals to the pizza phenomenon. If green notes are too vague, prompt: 'Can you say HOW reciprocals connect to our pizza problem before you post?'</w:t>
-            </w:r>
-          </w:p>
-        </w:tc>
-      </w:tr>
-      <w:tr>
-        <w:tc>
-          <w:tcPr>
-            <w:tcW w:type="dxa" w:w="1520"/>
-            <w:shd w:fill="D5E8F0" w:color="auto" w:val="clear"/>
-            <w:tcMar>
-              <w:top w:type="dxa" w:w="60"/>
-              <w:left w:type="dxa" w:w="120"/>
-              <w:bottom w:type="dxa" w:w="60"/>
-              <w:right w:type="dxa" w:w="120"/>
-            </w:tcMar>
-            <w:vAlign w:val="top"/>
-          </w:tcPr>
-          <w:p>
-            <w:pPr>
-              <w:spacing w:after="40" w:before="0"/>
-              <w:jc w:val="left"/>
-            </w:pPr>
-            <w:r>
-              <w:rPr>
-                <w:rFonts w:ascii="Arial" w:cs="Arial" w:eastAsia="Arial" w:hAnsi="Arial"/>
-                <w:b/>
-                <w:bCs/>
-                <w:i w:val="false"/>
-                <w:iCs w:val="false"/>
-                <w:color w:val="000000"/>
-                <w:sz w:val="18"/>
-                <w:szCs w:val="18"/>
-              </w:rPr>
-              <w:t xml:space="preserve">Model Building Phase</w:t>
-            </w:r>
-          </w:p>
-          <w:p>
-            <w:pPr>
-              <w:spacing w:after="20" w:before="0"/>
-            </w:pPr>
-            <w:r>
-              <w:rPr>
-                <w:rFonts w:ascii="Arial" w:cs="Arial" w:eastAsia="Arial" w:hAnsi="Arial"/>
-                <w:b/>
-                <w:bCs/>
-                <w:color w:val="1F3864"/>
-                <w:sz w:val="16"/>
-                <w:szCs w:val="16"/>
-              </w:rPr>
-              <w:t xml:space="preserve">📹 VIDEO:</w:t>
-            </w:r>
-          </w:p>
-          <w:p>
-            <w:pPr>
-              <w:spacing w:after="20" w:before="0"/>
-            </w:pPr>
-            <w:hyperlink w:history="1" r:id="rIdx5g48pnznxmh15yun0w-e">
-              <w:r>
-                <w:rPr>
-                  <w:rFonts w:ascii="Arial" w:cs="Arial" w:eastAsia="Arial" w:hAnsi="Arial"/>
-                  <w:color w:val="2E75B6"/>
-                  <w:sz w:val="16"/>
-                  <w:szCs w:val="16"/>
-                  <w:u w:val="single" w:color="2E75B6"/>
-                </w:rPr>
-                <w:t xml:space="preserve">Dividing whole numbers &amp; fractions: t-shirts</w:t>
-              </w:r>
-            </w:hyperlink>
-          </w:p>
-          <w:p>
-            <w:pPr>
-              <w:spacing w:after="10" w:before="0"/>
-              <w:ind w:left="120"/>
-            </w:pPr>
-            <w:r>
-              <w:rPr>
-                <w:rFonts w:ascii="Arial" w:cs="Arial" w:eastAsia="Arial" w:hAnsi="Arial"/>
-                <w:color w:val="595959"/>
-                <w:sz w:val="14"/>
-                <w:szCs w:val="14"/>
-              </w:rPr>
-              <w:t xml:space="preserve">Source: Khan Academy (English - US curriculum)</w:t>
-            </w:r>
-          </w:p>
-          <w:p>
-            <w:pPr>
-              <w:spacing w:after="10" w:before="0"/>
-              <w:ind w:left="120"/>
-            </w:pPr>
-            <w:hyperlink w:history="1" r:id="rIdho514rd3szppskjzcfrtq">
-              <w:r>
-                <w:rPr>
-                  <w:rFonts w:ascii="Arial" w:cs="Arial" w:eastAsia="Arial" w:hAnsi="Arial"/>
-                  <w:color w:val="595959"/>
-                  <w:sz w:val="14"/>
-                  <w:szCs w:val="14"/>
-                  <w:u w:val="single" w:color="595959"/>
-                </w:rPr>
-                <w:t xml:space="preserve">🔍 Search ARES for similar videos</w:t>
-              </w:r>
-            </w:hyperlink>
-          </w:p>
-          <w:p>
-            <w:pPr>
-              <w:spacing w:after="40" w:before="0"/>
-            </w:pPr>
-            <w:r>
-              <w:rPr>
-                <w:sz w:val="14"/>
-                <w:szCs w:val="14"/>
-              </w:rPr>
-              <w:t xml:space="preserve"/>
-            </w:r>
-          </w:p>
-          <w:p>
-            <w:pPr>
-              <w:spacing w:after="20" w:before="0"/>
-            </w:pPr>
-            <w:r>
-              <w:rPr>
-                <w:rFonts w:ascii="Arial" w:cs="Arial" w:eastAsia="Arial" w:hAnsi="Arial"/>
-                <w:b/>
-                <w:bCs/>
-                <w:color w:val="1F3864"/>
-                <w:sz w:val="16"/>
-                <w:szCs w:val="16"/>
-              </w:rPr>
-              <w:t xml:space="preserve">📖 EXERCISE:</w:t>
-            </w:r>
-          </w:p>
-          <w:p>
-            <w:pPr>
-              <w:spacing w:after="20" w:before="0"/>
-            </w:pPr>
-            <w:hyperlink w:history="1" r:id="rIdg75imfembeos4macixtul">
-              <w:r>
-                <w:rPr>
-                  <w:rFonts w:ascii="Arial" w:cs="Arial" w:eastAsia="Arial" w:hAnsi="Arial"/>
-                  <w:color w:val="2E75B6"/>
-                  <w:sz w:val="16"/>
-                  <w:szCs w:val="16"/>
-                  <w:u w:val="single" w:color="2E75B6"/>
-                </w:rPr>
-                <w:t xml:space="preserve">Comparing irrational numbers with a calculator</w:t>
-              </w:r>
-            </w:hyperlink>
-          </w:p>
-          <w:p>
-            <w:pPr>
-              <w:spacing w:after="10" w:before="0"/>
-              <w:ind w:left="120"/>
-            </w:pPr>
-            <w:r>
-              <w:rPr>
-                <w:rFonts w:ascii="Arial" w:cs="Arial" w:eastAsia="Arial" w:hAnsi="Arial"/>
-                <w:color w:val="595959"/>
-                <w:sz w:val="14"/>
-                <w:szCs w:val="14"/>
-              </w:rPr>
-              <w:t xml:space="preserve">Source: Khan Academy (English - US curriculum)</w:t>
-            </w:r>
-          </w:p>
-          <w:p>
-            <w:pPr>
-              <w:spacing w:after="10" w:before="0"/>
-              <w:ind w:left="120"/>
-            </w:pPr>
-            <w:hyperlink w:history="1" r:id="rIdyp09vd9ygwib7drcq3qqx">
+            <w:hyperlink w:history="1" r:id="rIdg9k_-brg0ioyo-dirblk7">
               <w:r>
                 <w:rPr>
                   <w:rFonts w:ascii="Arial" w:cs="Arial" w:eastAsia="Arial" w:hAnsi="Arial"/>
@@ -11113,7 +11193,7 @@
         </w:rPr>
         <w:t xml:space="preserve">© 2026 SeaVuria and ARES. Aligned with KICD objectives. Developed by SeaVuria; technical implementation by ARES (with AI assistance from Claude). Licensed under </w:t>
       </w:r>
-      <w:hyperlink w:history="1" r:id="rIdrqfjix1uh2xh0sjnhmwbh">
+      <w:hyperlink w:history="1" r:id="rIdsygwfxyzmykty8ohlml1l">
         <w:r>
           <w:rPr>
             <w:rFonts w:ascii="Arial" w:cs="Arial" w:eastAsia="Arial" w:hAnsi="Arial"/>
@@ -11134,7 +11214,7 @@
         </w:rPr>
         <w:t xml:space="preserve"> (</w:t>
       </w:r>
-      <w:hyperlink w:history="1" r:id="rIdkja-1nm255vaq8lviuwnn">
+      <w:hyperlink w:history="1" r:id="rIdqkbtukqzjht3rozzfg2v6">
         <w:r>
           <w:rPr>
             <w:rFonts w:ascii="Arial" w:cs="Arial" w:eastAsia="Arial" w:hAnsi="Arial"/>
@@ -12147,7 +12227,7 @@
             <w:pPr>
               <w:spacing w:after="20" w:before="0"/>
             </w:pPr>
-            <w:hyperlink w:history="1" r:id="rIdcviw9_18iyjbvmckbagr9">
+            <w:hyperlink w:history="1" r:id="rIdcztxzm1xcldnvkitjr49j">
               <w:r>
                 <w:rPr>
                   <w:rFonts w:ascii="Arial" w:cs="Arial" w:eastAsia="Arial" w:hAnsi="Arial"/>
@@ -12156,7 +12236,7 @@
                   <w:szCs w:val="16"/>
                   <w:u w:val="single" w:color="2E75B6"/>
                 </w:rPr>
-                <w:t xml:space="preserve">Compare rational numbers using a number line</w:t>
+                <w:t xml:space="preserve">Worked example: classifying numbers</w:t>
               </w:r>
             </w:hyperlink>
           </w:p>
@@ -12180,7 +12260,7 @@
               <w:spacing w:after="10" w:before="0"/>
               <w:ind w:left="120"/>
             </w:pPr>
-            <w:hyperlink w:history="1" r:id="rId7le2wezo4g_olopysnp7h">
+            <w:hyperlink w:history="1" r:id="rIda2_zv0ucmm7fpt6i5iu9k">
               <w:r>
                 <w:rPr>
                   <w:rFonts w:ascii="Arial" w:cs="Arial" w:eastAsia="Arial" w:hAnsi="Arial"/>
@@ -12225,7 +12305,7 @@
             <w:pPr>
               <w:spacing w:after="20" w:before="0"/>
             </w:pPr>
-            <w:hyperlink w:history="1" r:id="rId6g3xbmysajjc4z-jrdzuw">
+            <w:hyperlink w:history="1" r:id="rIdccja_yltvv6hlpm4mrxvf">
               <w:r>
                 <w:rPr>
                   <w:rFonts w:ascii="Arial" w:cs="Arial" w:eastAsia="Arial" w:hAnsi="Arial"/>
@@ -12234,7 +12314,7 @@
                   <w:szCs w:val="16"/>
                   <w:u w:val="single" w:color="2E75B6"/>
                 </w:rPr>
-                <w:t xml:space="preserve">Negative decimals on the number line</w:t>
+                <w:t xml:space="preserve">Classify numbers</w:t>
               </w:r>
             </w:hyperlink>
           </w:p>
@@ -12258,7 +12338,7 @@
               <w:spacing w:after="10" w:before="0"/>
               <w:ind w:left="120"/>
             </w:pPr>
-            <w:hyperlink w:history="1" r:id="rId-aiyqr_tszp8xy-ps0c5h">
+            <w:hyperlink w:history="1" r:id="rIdbomoqlofuqxpja0lrwlut">
               <w:r>
                 <w:rPr>
                   <w:rFonts w:ascii="Arial" w:cs="Arial" w:eastAsia="Arial" w:hAnsi="Arial"/>
@@ -12453,7 +12533,7 @@
             <w:pPr>
               <w:spacing w:after="20" w:before="0"/>
             </w:pPr>
-            <w:hyperlink w:history="1" r:id="rIdvlawgwfyx9mequa40d4ex">
+            <w:hyperlink w:history="1" r:id="rIdsluovnueihh2xh69u_gu-">
               <w:r>
                 <w:rPr>
                   <w:rFonts w:ascii="Arial" w:cs="Arial" w:eastAsia="Arial" w:hAnsi="Arial"/>
@@ -12462,7 +12542,7 @@
                   <w:szCs w:val="16"/>
                   <w:u w:val="single" w:color="2E75B6"/>
                 </w:rPr>
-                <w:t xml:space="preserve">Worked example: classifying numbers</w:t>
+                <w:t xml:space="preserve">Classifying numbers</w:t>
               </w:r>
             </w:hyperlink>
           </w:p>
@@ -12486,7 +12566,7 @@
               <w:spacing w:after="10" w:before="0"/>
               <w:ind w:left="120"/>
             </w:pPr>
-            <w:hyperlink w:history="1" r:id="rIdtiiemjgetyoa5vz1yuvk-">
+            <w:hyperlink w:history="1" r:id="rIdeuq3hl0jue05d6vssb0as">
               <w:r>
                 <w:rPr>
                   <w:rFonts w:ascii="Arial" w:cs="Arial" w:eastAsia="Arial" w:hAnsi="Arial"/>
@@ -12531,7 +12611,7 @@
             <w:pPr>
               <w:spacing w:after="20" w:before="0"/>
             </w:pPr>
-            <w:hyperlink w:history="1" r:id="rIdsrqgp2qxfum28uxpifryk">
+            <w:hyperlink w:history="1" r:id="rIdnfsjuv4guctvb_fwuzzho">
               <w:r>
                 <w:rPr>
                   <w:rFonts w:ascii="Arial" w:cs="Arial" w:eastAsia="Arial" w:hAnsi="Arial"/>
@@ -12540,7 +12620,7 @@
                   <w:szCs w:val="16"/>
                   <w:u w:val="single" w:color="2E75B6"/>
                 </w:rPr>
-                <w:t xml:space="preserve">Write decimals and fractions shown on number lines</w:t>
+                <w:t xml:space="preserve">Converting fractions to decimals</w:t>
               </w:r>
             </w:hyperlink>
           </w:p>
@@ -12564,7 +12644,7 @@
               <w:spacing w:after="10" w:before="0"/>
               <w:ind w:left="120"/>
             </w:pPr>
-            <w:hyperlink w:history="1" r:id="rIdvq2cbqli3gxsmtx2jleuh">
+            <w:hyperlink w:history="1" r:id="rIdixvtgw4yesoroeym3kyli">
               <w:r>
                 <w:rPr>
                   <w:rFonts w:ascii="Arial" w:cs="Arial" w:eastAsia="Arial" w:hAnsi="Arial"/>
@@ -12759,7 +12839,7 @@
             <w:pPr>
               <w:spacing w:after="20" w:before="0"/>
             </w:pPr>
-            <w:hyperlink w:history="1" r:id="rId7ihm62ya1qwccozd-zqn9">
+            <w:hyperlink w:history="1" r:id="rIdk1by9oxfepuq8hcalfqt_">
               <w:r>
                 <w:rPr>
                   <w:rFonts w:ascii="Arial" w:cs="Arial" w:eastAsia="Arial" w:hAnsi="Arial"/>
@@ -12768,7 +12848,7 @@
                   <w:szCs w:val="16"/>
                   <w:u w:val="single" w:color="2E75B6"/>
                 </w:rPr>
-                <w:t xml:space="preserve">Decimals &amp; fractions on the number line</w:t>
+                <w:t xml:space="preserve">Classifying numbers: rational &amp; irrational</w:t>
               </w:r>
             </w:hyperlink>
           </w:p>
@@ -12792,7 +12872,7 @@
               <w:spacing w:after="10" w:before="0"/>
               <w:ind w:left="120"/>
             </w:pPr>
-            <w:hyperlink w:history="1" r:id="rIdmvoob_wqlwflviier3uz3">
+            <w:hyperlink w:history="1" r:id="rIdb_ksprw5pd4ldyqx1afen">
               <w:r>
                 <w:rPr>
                   <w:rFonts w:ascii="Arial" w:cs="Arial" w:eastAsia="Arial" w:hAnsi="Arial"/>
@@ -12830,14 +12910,14 @@
                 <w:sz w:val="16"/>
                 <w:szCs w:val="16"/>
               </w:rPr>
-              <w:t xml:space="preserve">📖 EXERCISE:</w:t>
+              <w:t xml:space="preserve">📖 HTML:</w:t>
             </w:r>
           </w:p>
           <w:p>
             <w:pPr>
               <w:spacing w:after="20" w:before="0"/>
             </w:pPr>
-            <w:hyperlink w:history="1" r:id="rIdq2v7oaccycipk52zo0rqu">
+            <w:hyperlink w:history="1" r:id="rId-4rrjexgs8p_j2izi8dms">
               <w:r>
                 <w:rPr>
                   <w:rFonts w:ascii="Arial" w:cs="Arial" w:eastAsia="Arial" w:hAnsi="Arial"/>
@@ -12846,7 +12926,7 @@
                   <w:szCs w:val="16"/>
                   <w:u w:val="single" w:color="2E75B6"/>
                 </w:rPr>
-                <w:t xml:space="preserve">Negative fractions on the number line</w:t>
+                <w:t xml:space="preserve">Square Roots and Irrational Numbers (Flexbook)</w:t>
               </w:r>
             </w:hyperlink>
           </w:p>
@@ -12862,7 +12942,7 @@
                 <w:sz w:val="14"/>
                 <w:szCs w:val="14"/>
               </w:rPr>
-              <w:t xml:space="preserve">Source: Khan Academy (English - US curriculum)</w:t>
+              <w:t xml:space="preserve">Source: CK-12</w:t>
             </w:r>
           </w:p>
           <w:p>
@@ -12870,7 +12950,7 @@
               <w:spacing w:after="10" w:before="0"/>
               <w:ind w:left="120"/>
             </w:pPr>
-            <w:hyperlink w:history="1" r:id="rIdkuetn42ekblw4vdtceyci">
+            <w:hyperlink w:history="1" r:id="rIdaorwm3qoweo_sxjolpf2q">
               <w:r>
                 <w:rPr>
                   <w:rFonts w:ascii="Arial" w:cs="Arial" w:eastAsia="Arial" w:hAnsi="Arial"/>
@@ -13065,7 +13145,7 @@
             <w:pPr>
               <w:spacing w:after="20" w:before="0"/>
             </w:pPr>
-            <w:hyperlink w:history="1" r:id="rId6p0gd9s5mkzgir8kkp630">
+            <w:hyperlink w:history="1" r:id="rIdxe4ff0el4jdb4fgcoce4t">
               <w:r>
                 <w:rPr>
                   <w:rFonts w:ascii="Arial" w:cs="Arial" w:eastAsia="Arial" w:hAnsi="Arial"/>
@@ -13074,7 +13154,7 @@
                   <w:szCs w:val="16"/>
                   <w:u w:val="single" w:color="2E75B6"/>
                 </w:rPr>
-                <w:t xml:space="preserve">Comparing decimal numbers on a number line</w:t>
+                <w:t xml:space="preserve">Converting a fraction to a repeating decimal</w:t>
               </w:r>
             </w:hyperlink>
           </w:p>
@@ -13098,7 +13178,7 @@
               <w:spacing w:after="10" w:before="0"/>
               <w:ind w:left="120"/>
             </w:pPr>
-            <w:hyperlink w:history="1" r:id="rIdll8n5pdscsbi__nrgwpef">
+            <w:hyperlink w:history="1" r:id="rIdpumli5hgkumsxncaz6_wl">
               <w:r>
                 <w:rPr>
                   <w:rFonts w:ascii="Arial" w:cs="Arial" w:eastAsia="Arial" w:hAnsi="Arial"/>
@@ -13143,7 +13223,7 @@
             <w:pPr>
               <w:spacing w:after="20" w:before="0"/>
             </w:pPr>
-            <w:hyperlink w:history="1" r:id="rIdanjtatliqzp5-prlchdfo">
+            <w:hyperlink w:history="1" r:id="rIdxeqdpcvtmdhxvqezvlqhw">
               <w:r>
                 <w:rPr>
                   <w:rFonts w:ascii="Arial" w:cs="Arial" w:eastAsia="Arial" w:hAnsi="Arial"/>
@@ -13152,7 +13232,7 @@
                   <w:szCs w:val="16"/>
                   <w:u w:val="single" w:color="2E75B6"/>
                 </w:rPr>
-                <w:t xml:space="preserve">Round decimals using a number line</w:t>
+                <w:t xml:space="preserve">Square Roots and Irrational Numbers Practice</w:t>
               </w:r>
             </w:hyperlink>
           </w:p>
@@ -13168,7 +13248,7 @@
                 <w:sz w:val="14"/>
                 <w:szCs w:val="14"/>
               </w:rPr>
-              <w:t xml:space="preserve">Source: Khan Academy (English - US curriculum)</w:t>
+              <w:t xml:space="preserve">Source: CK-12</w:t>
             </w:r>
           </w:p>
           <w:p>
@@ -13176,7 +13256,7 @@
               <w:spacing w:after="10" w:before="0"/>
               <w:ind w:left="120"/>
             </w:pPr>
-            <w:hyperlink w:history="1" r:id="rId2wyrmj2zrnk3xhp1wkuz_">
+            <w:hyperlink w:history="1" r:id="rIdo3icj1routos6zgswcsxf">
               <w:r>
                 <w:rPr>
                   <w:rFonts w:ascii="Arial" w:cs="Arial" w:eastAsia="Arial" w:hAnsi="Arial"/>
@@ -13371,7 +13451,7 @@
             <w:pPr>
               <w:spacing w:after="20" w:before="0"/>
             </w:pPr>
-            <w:hyperlink w:history="1" r:id="rIdgvzk88t1bngiyqp0vfw6f">
+            <w:hyperlink w:history="1" r:id="rIdyqpxselqvh_kkoqafh9ar">
               <w:r>
                 <w:rPr>
                   <w:rFonts w:ascii="Arial" w:cs="Arial" w:eastAsia="Arial" w:hAnsi="Arial"/>
@@ -13380,7 +13460,7 @@
                   <w:szCs w:val="16"/>
                   <w:u w:val="single" w:color="2E75B6"/>
                 </w:rPr>
-                <w:t xml:space="preserve">Proof: √2 is irrational</w:t>
+                <w:t xml:space="preserve">Intro to rational &amp; irrational numbers</w:t>
               </w:r>
             </w:hyperlink>
           </w:p>
@@ -13404,7 +13484,7 @@
               <w:spacing w:after="10" w:before="0"/>
               <w:ind w:left="120"/>
             </w:pPr>
-            <w:hyperlink w:history="1" r:id="rIdd_igyx0gx3rm2sf1yipvn">
+            <w:hyperlink w:history="1" r:id="rId9nhkxjbazvpqlilp6fqef">
               <w:r>
                 <w:rPr>
                   <w:rFonts w:ascii="Arial" w:cs="Arial" w:eastAsia="Arial" w:hAnsi="Arial"/>
@@ -13449,7 +13529,7 @@
             <w:pPr>
               <w:spacing w:after="20" w:before="0"/>
             </w:pPr>
-            <w:hyperlink w:history="1" r:id="rId7hcqp-tt1kbzcd_c3cird">
+            <w:hyperlink w:history="1" r:id="rIdaik1ye-yjdohoutyj1vll">
               <w:r>
                 <w:rPr>
                   <w:rFonts w:ascii="Arial" w:cs="Arial" w:eastAsia="Arial" w:hAnsi="Arial"/>
@@ -13458,7 +13538,7 @@
                   <w:szCs w:val="16"/>
                   <w:u w:val="single" w:color="2E75B6"/>
                 </w:rPr>
-                <w:t xml:space="preserve">Write decimals and fractions greater than 1 shown on number lines</w:t>
+                <w:t xml:space="preserve">Converting repeating decimals to fractions</w:t>
               </w:r>
             </w:hyperlink>
           </w:p>
@@ -13482,7 +13562,7 @@
               <w:spacing w:after="10" w:before="0"/>
               <w:ind w:left="120"/>
             </w:pPr>
-            <w:hyperlink w:history="1" r:id="rId7tqwwkqk1txsf4mghftib">
+            <w:hyperlink w:history="1" r:id="rIdjl2lacmu7hyzegbghf5p1">
               <w:r>
                 <w:rPr>
                   <w:rFonts w:ascii="Arial" w:cs="Arial" w:eastAsia="Arial" w:hAnsi="Arial"/>
@@ -13994,7 +14074,7 @@
         </w:rPr>
         <w:t xml:space="preserve">© 2026 SeaVuria and ARES. Aligned with KICD objectives. Developed by SeaVuria; technical implementation by ARES (with AI assistance from Claude). Licensed under </w:t>
       </w:r>
-      <w:hyperlink w:history="1" r:id="rIdtcxbbqcu7oavna0uhaqty">
+      <w:hyperlink w:history="1" r:id="rIdz-zidjn94g7quy6srnv9c">
         <w:r>
           <w:rPr>
             <w:rFonts w:ascii="Arial" w:cs="Arial" w:eastAsia="Arial" w:hAnsi="Arial"/>
@@ -14015,7 +14095,7 @@
         </w:rPr>
         <w:t xml:space="preserve"> (</w:t>
       </w:r>
-      <w:hyperlink w:history="1" r:id="rIdfy6nwzl3rrrkamunkjakt">
+      <w:hyperlink w:history="1" r:id="rIdspujqinorxzncjid-pbpa">
         <w:r>
           <w:rPr>
             <w:rFonts w:ascii="Arial" w:cs="Arial" w:eastAsia="Arial" w:hAnsi="Arial"/>
@@ -15028,7 +15108,7 @@
             <w:pPr>
               <w:spacing w:after="20" w:before="0"/>
             </w:pPr>
-            <w:hyperlink w:history="1" r:id="rId-bgogvupl4fkf92jq_xpm">
+            <w:hyperlink w:history="1" r:id="rIdtbwvlkq932sgwz0tx1l4t">
               <w:r>
                 <w:rPr>
                   <w:rFonts w:ascii="Arial" w:cs="Arial" w:eastAsia="Arial" w:hAnsi="Arial"/>
@@ -15037,7 +15117,7 @@
                   <w:szCs w:val="16"/>
                   <w:u w:val="single" w:color="2E75B6"/>
                 </w:rPr>
-                <w:t xml:space="preserve">Dividing whole numbers &amp; fractions: t-shirts</w:t>
+                <w:t xml:space="preserve">Dividing fractions: 3/5 ÷ 1/2</w:t>
               </w:r>
             </w:hyperlink>
           </w:p>
@@ -15061,7 +15141,7 @@
               <w:spacing w:after="10" w:before="0"/>
               <w:ind w:left="120"/>
             </w:pPr>
-            <w:hyperlink w:history="1" r:id="rId_izph5o4px5uhagjej5jc">
+            <w:hyperlink w:history="1" r:id="rIdhmq2zimu3rhh4y1s1m-s2">
               <w:r>
                 <w:rPr>
                   <w:rFonts w:ascii="Arial" w:cs="Arial" w:eastAsia="Arial" w:hAnsi="Arial"/>
@@ -15106,7 +15186,7 @@
             <w:pPr>
               <w:spacing w:after="20" w:before="0"/>
             </w:pPr>
-            <w:hyperlink w:history="1" r:id="rIdtgk0mcybarz3jmtkskbkq">
+            <w:hyperlink w:history="1" r:id="rId7g3nvdg_dn0lupcvjctr5">
               <w:r>
                 <w:rPr>
                   <w:rFonts w:ascii="Arial" w:cs="Arial" w:eastAsia="Arial" w:hAnsi="Arial"/>
@@ -15115,7 +15195,7 @@
                   <w:szCs w:val="16"/>
                   <w:u w:val="single" w:color="2E75B6"/>
                 </w:rPr>
-                <w:t xml:space="preserve">Properties of Rational Numbers versus Irrational Numbers (Flexbook)</w:t>
+                <w:t xml:space="preserve">Division of Rational Numbers (Flexbook)</w:t>
               </w:r>
             </w:hyperlink>
           </w:p>
@@ -15139,7 +15219,7 @@
               <w:spacing w:after="10" w:before="0"/>
               <w:ind w:left="120"/>
             </w:pPr>
-            <w:hyperlink w:history="1" r:id="rIdandvob_-kg8-qq9tswnsf">
+            <w:hyperlink w:history="1" r:id="rIdezyo-bsvufbx1tjbpvdbo">
               <w:r>
                 <w:rPr>
                   <w:rFonts w:ascii="Arial" w:cs="Arial" w:eastAsia="Arial" w:hAnsi="Arial"/>
@@ -15334,7 +15414,7 @@
             <w:pPr>
               <w:spacing w:after="20" w:before="0"/>
             </w:pPr>
-            <w:hyperlink w:history="1" r:id="rIdtjj0rl43cddzpnafxwcmg">
+            <w:hyperlink w:history="1" r:id="rId1emgn_uv1abwkyugvlxbz">
               <w:r>
                 <w:rPr>
                   <w:rFonts w:ascii="Arial" w:cs="Arial" w:eastAsia="Arial" w:hAnsi="Arial"/>
@@ -15343,7 +15423,7 @@
                   <w:szCs w:val="16"/>
                   <w:u w:val="single" w:color="2E75B6"/>
                 </w:rPr>
-                <w:t xml:space="preserve">Worked example: classifying numbers</w:t>
+                <w:t xml:space="preserve">Kugawanya sehemu: 3/5 ÷ 1/2</w:t>
               </w:r>
             </w:hyperlink>
           </w:p>
@@ -15359,7 +15439,7 @@
                 <w:sz w:val="14"/>
                 <w:szCs w:val="14"/>
               </w:rPr>
-              <w:t xml:space="preserve">Source: Khan Academy (English - US curriculum)</w:t>
+              <w:t xml:space="preserve">Source: Khan Academy (Kiswahili)</w:t>
             </w:r>
           </w:p>
           <w:p>
@@ -15367,7 +15447,7 @@
               <w:spacing w:after="10" w:before="0"/>
               <w:ind w:left="120"/>
             </w:pPr>
-            <w:hyperlink w:history="1" r:id="rIdli7yswskat_-p8_hniumz">
+            <w:hyperlink w:history="1" r:id="rIdndbvlj7mwvalcc4m7zs5-">
               <w:r>
                 <w:rPr>
                   <w:rFonts w:ascii="Arial" w:cs="Arial" w:eastAsia="Arial" w:hAnsi="Arial"/>
@@ -15412,7 +15492,7 @@
             <w:pPr>
               <w:spacing w:after="20" w:before="0"/>
             </w:pPr>
-            <w:hyperlink w:history="1" r:id="rIdytjw7cyp4hbwbx9vq0zn-">
+            <w:hyperlink w:history="1" r:id="rId9zvzrrvbb_upsky18_qi4">
               <w:r>
                 <w:rPr>
                   <w:rFonts w:ascii="Arial" w:cs="Arial" w:eastAsia="Arial" w:hAnsi="Arial"/>
@@ -15421,7 +15501,7 @@
                   <w:szCs w:val="16"/>
                   <w:u w:val="single" w:color="2E75B6"/>
                 </w:rPr>
-                <w:t xml:space="preserve">Properties of Rational Numbers versus Irrational Numbers Practice</w:t>
+                <w:t xml:space="preserve">Division of Rational Numbers Practice</w:t>
               </w:r>
             </w:hyperlink>
           </w:p>
@@ -15445,7 +15525,7 @@
               <w:spacing w:after="10" w:before="0"/>
               <w:ind w:left="120"/>
             </w:pPr>
-            <w:hyperlink w:history="1" r:id="rIdiy3d3kbiap1ar18x_4be1">
+            <w:hyperlink w:history="1" r:id="rIdvx_ogyrx42d-zpta1u4_5">
               <w:r>
                 <w:rPr>
                   <w:rFonts w:ascii="Arial" w:cs="Arial" w:eastAsia="Arial" w:hAnsi="Arial"/>
@@ -15640,7 +15720,7 @@
             <w:pPr>
               <w:spacing w:after="20" w:before="0"/>
             </w:pPr>
-            <w:hyperlink w:history="1" r:id="rIdgxmzgkbnxvugx6yshbntw">
+            <w:hyperlink w:history="1" r:id="rId47zgr4va1xgfbgz2m3eua">
               <w:r>
                 <w:rPr>
                   <w:rFonts w:ascii="Arial" w:cs="Arial" w:eastAsia="Arial" w:hAnsi="Arial"/>
@@ -15649,7 +15729,7 @@
                   <w:szCs w:val="16"/>
                   <w:u w:val="single" w:color="2E75B6"/>
                 </w:rPr>
-                <w:t xml:space="preserve">Proof: there's an irrational number between any two rational numbers</w:t>
+                <w:t xml:space="preserve">Kugawanya sehemu: 3/5 ÷ 1/2 -dubbed(KY)</w:t>
               </w:r>
             </w:hyperlink>
           </w:p>
@@ -15665,7 +15745,7 @@
                 <w:sz w:val="14"/>
                 <w:szCs w:val="14"/>
               </w:rPr>
-              <w:t xml:space="preserve">Source: Khan Academy (English - US curriculum)</w:t>
+              <w:t xml:space="preserve">Source: Khan Academy (Kiswahili)</w:t>
             </w:r>
           </w:p>
           <w:p>
@@ -15673,7 +15753,7 @@
               <w:spacing w:after="10" w:before="0"/>
               <w:ind w:left="120"/>
             </w:pPr>
-            <w:hyperlink w:history="1" r:id="rIdhujlq-d86pp093entvnxa">
+            <w:hyperlink w:history="1" r:id="rId_fgxotauwknufr3iyue2e">
               <w:r>
                 <w:rPr>
                   <w:rFonts w:ascii="Arial" w:cs="Arial" w:eastAsia="Arial" w:hAnsi="Arial"/>
@@ -15711,14 +15791,14 @@
                 <w:sz w:val="16"/>
                 <w:szCs w:val="16"/>
               </w:rPr>
-              <w:t xml:space="preserve">📖 EXERCISE:</w:t>
+              <w:t xml:space="preserve">📖 HTML:</w:t>
             </w:r>
           </w:p>
           <w:p>
             <w:pPr>
               <w:spacing w:after="20" w:before="0"/>
             </w:pPr>
-            <w:hyperlink w:history="1" r:id="rIdqpuk7yrvc7npmjo1revti">
+            <w:hyperlink w:history="1" r:id="rIdruupp-qzbeopuynnxctsa">
               <w:r>
                 <w:rPr>
                   <w:rFonts w:ascii="Arial" w:cs="Arial" w:eastAsia="Arial" w:hAnsi="Arial"/>
@@ -15727,7 +15807,7 @@
                   <w:szCs w:val="16"/>
                   <w:u w:val="single" w:color="2E75B6"/>
                 </w:rPr>
-                <w:t xml:space="preserve">Classify numbers: rational &amp; irrational</w:t>
+                <w:t xml:space="preserve">Identification and Writing of Reciprocal Fractions (Flexbook)</w:t>
               </w:r>
             </w:hyperlink>
           </w:p>
@@ -15743,7 +15823,7 @@
                 <w:sz w:val="14"/>
                 <w:szCs w:val="14"/>
               </w:rPr>
-              <w:t xml:space="preserve">Source: Khan Academy (English - US curriculum)</w:t>
+              <w:t xml:space="preserve">Source: CK-12</w:t>
             </w:r>
           </w:p>
           <w:p>
@@ -15751,7 +15831,7 @@
               <w:spacing w:after="10" w:before="0"/>
               <w:ind w:left="120"/>
             </w:pPr>
-            <w:hyperlink w:history="1" r:id="rIdhw92gald4ahkbdsisfiw6">
+            <w:hyperlink w:history="1" r:id="rIdq5-ozggkxyoxlwwarhevk">
               <w:r>
                 <w:rPr>
                   <w:rFonts w:ascii="Arial" w:cs="Arial" w:eastAsia="Arial" w:hAnsi="Arial"/>
@@ -15946,7 +16026,7 @@
             <w:pPr>
               <w:spacing w:after="20" w:before="0"/>
             </w:pPr>
-            <w:hyperlink w:history="1" r:id="rIdz522tewsso2pniamz4sg5">
+            <w:hyperlink w:history="1" r:id="rIdc9acudokpo9rxm-8i8nej">
               <w:r>
                 <w:rPr>
                   <w:rFonts w:ascii="Arial" w:cs="Arial" w:eastAsia="Arial" w:hAnsi="Arial"/>
@@ -15955,7 +16035,7 @@
                   <w:szCs w:val="16"/>
                   <w:u w:val="single" w:color="2E75B6"/>
                 </w:rPr>
-                <w:t xml:space="preserve">Intro to rational &amp; irrational numbers</w:t>
+                <w:t xml:space="preserve">Dividing fractions: 3/5 ÷ 1/2</w:t>
               </w:r>
             </w:hyperlink>
           </w:p>
@@ -15979,7 +16059,7 @@
               <w:spacing w:after="10" w:before="0"/>
               <w:ind w:left="120"/>
             </w:pPr>
-            <w:hyperlink w:history="1" r:id="rId5weou9ffwivagkcyq1njr">
+            <w:hyperlink w:history="1" r:id="rIdajw1erfdwgprugn_iapfu">
               <w:r>
                 <w:rPr>
                   <w:rFonts w:ascii="Arial" w:cs="Arial" w:eastAsia="Arial" w:hAnsi="Arial"/>
@@ -16024,7 +16104,7 @@
             <w:pPr>
               <w:spacing w:after="20" w:before="0"/>
             </w:pPr>
-            <w:hyperlink w:history="1" r:id="rId7jue3gtokhk7h0xeozc0q">
+            <w:hyperlink w:history="1" r:id="rIdpl_io0yud_kpjhmwrrbym">
               <w:r>
                 <w:rPr>
                   <w:rFonts w:ascii="Arial" w:cs="Arial" w:eastAsia="Arial" w:hAnsi="Arial"/>
@@ -16033,7 +16113,7 @@
                   <w:szCs w:val="16"/>
                   <w:u w:val="single" w:color="2E75B6"/>
                 </w:rPr>
-                <w:t xml:space="preserve">Rational vs. irrational expressions</w:t>
+                <w:t xml:space="preserve">Identification and Writing of Reciprocal Fractions Practice</w:t>
               </w:r>
             </w:hyperlink>
           </w:p>
@@ -16049,7 +16129,7 @@
                 <w:sz w:val="14"/>
                 <w:szCs w:val="14"/>
               </w:rPr>
-              <w:t xml:space="preserve">Source: Khan Academy (English - US curriculum)</w:t>
+              <w:t xml:space="preserve">Source: CK-12</w:t>
             </w:r>
           </w:p>
           <w:p>
@@ -16057,7 +16137,7 @@
               <w:spacing w:after="10" w:before="0"/>
               <w:ind w:left="120"/>
             </w:pPr>
-            <w:hyperlink w:history="1" r:id="rIdkuxvswtxst0qvzyzop5e7">
+            <w:hyperlink w:history="1" r:id="rId1cmgbjrcnhfadpmxxea-w">
               <w:r>
                 <w:rPr>
                   <w:rFonts w:ascii="Arial" w:cs="Arial" w:eastAsia="Arial" w:hAnsi="Arial"/>
@@ -16252,7 +16332,7 @@
             <w:pPr>
               <w:spacing w:after="20" w:before="0"/>
             </w:pPr>
-            <w:hyperlink w:history="1" r:id="rIdqh1v1s6f-ac38mz_xvmrx">
+            <w:hyperlink w:history="1" r:id="rId1no-w7j9bllzt8bj712hq">
               <w:r>
                 <w:rPr>
                   <w:rFonts w:ascii="Arial" w:cs="Arial" w:eastAsia="Arial" w:hAnsi="Arial"/>
@@ -16261,7 +16341,7 @@
                   <w:szCs w:val="16"/>
                   <w:u w:val="single" w:color="2E75B6"/>
                 </w:rPr>
-                <w:t xml:space="preserve">Division strategies for decimal quotients</w:t>
+                <w:t xml:space="preserve">Kugawanya sehemu: 3/5 ÷ 1/2</w:t>
               </w:r>
             </w:hyperlink>
           </w:p>
@@ -16277,7 +16357,7 @@
                 <w:sz w:val="14"/>
                 <w:szCs w:val="14"/>
               </w:rPr>
-              <w:t xml:space="preserve">Source: Khan Academy (English - US curriculum)</w:t>
+              <w:t xml:space="preserve">Source: Khan Academy (Kiswahili)</w:t>
             </w:r>
           </w:p>
           <w:p>
@@ -16285,7 +16365,7 @@
               <w:spacing w:after="10" w:before="0"/>
               <w:ind w:left="120"/>
             </w:pPr>
-            <w:hyperlink w:history="1" r:id="rIdo-ua1rqz1evcdsbxq84gh">
+            <w:hyperlink w:history="1" r:id="rIdsqna-sc-ecn7p9epzrogd">
               <w:r>
                 <w:rPr>
                   <w:rFonts w:ascii="Arial" w:cs="Arial" w:eastAsia="Arial" w:hAnsi="Arial"/>
@@ -16323,14 +16403,14 @@
                 <w:sz w:val="16"/>
                 <w:szCs w:val="16"/>
               </w:rPr>
-              <w:t xml:space="preserve">📖 EXERCISE:</w:t>
+              <w:t xml:space="preserve">📖 HTML:</w:t>
             </w:r>
           </w:p>
           <w:p>
             <w:pPr>
               <w:spacing w:after="20" w:before="0"/>
             </w:pPr>
-            <w:hyperlink w:history="1" r:id="rIdqjhfgh01lzu16ro2fuqoy">
+            <w:hyperlink w:history="1" r:id="rIdtpjjyezlnkjkfhvgbk0a_">
               <w:r>
                 <w:rPr>
                   <w:rFonts w:ascii="Arial" w:cs="Arial" w:eastAsia="Arial" w:hAnsi="Arial"/>
@@ -16339,7 +16419,7 @@
                   <w:szCs w:val="16"/>
                   <w:u w:val="single" w:color="2E75B6"/>
                 </w:rPr>
-                <w:t xml:space="preserve">Classify numbers</w:t>
+                <w:t xml:space="preserve">Division of Rational Numbers (Flexbook)</w:t>
               </w:r>
             </w:hyperlink>
           </w:p>
@@ -16355,7 +16435,7 @@
                 <w:sz w:val="14"/>
                 <w:szCs w:val="14"/>
               </w:rPr>
-              <w:t xml:space="preserve">Source: Khan Academy (English - US curriculum)</w:t>
+              <w:t xml:space="preserve">Source: CK-12</w:t>
             </w:r>
           </w:p>
           <w:p>
@@ -16363,7 +16443,7 @@
               <w:spacing w:after="10" w:before="0"/>
               <w:ind w:left="120"/>
             </w:pPr>
-            <w:hyperlink w:history="1" r:id="rId_e_610b1ktddgduu-kjno">
+            <w:hyperlink w:history="1" r:id="rId7wpoehf1ocrbqo93tlilp">
               <w:r>
                 <w:rPr>
                   <w:rFonts w:ascii="Arial" w:cs="Arial" w:eastAsia="Arial" w:hAnsi="Arial"/>
@@ -16875,7 +16955,7 @@
         </w:rPr>
         <w:t xml:space="preserve">© 2026 SeaVuria and ARES. Aligned with KICD objectives. Developed by SeaVuria; technical implementation by ARES (with AI assistance from Claude). Licensed under </w:t>
       </w:r>
-      <w:hyperlink w:history="1" r:id="rIdt7ybx-1qguvvvt8qag9pg">
+      <w:hyperlink w:history="1" r:id="rIdw9szv-bbepmtajpbq3h8f">
         <w:r>
           <w:rPr>
             <w:rFonts w:ascii="Arial" w:cs="Arial" w:eastAsia="Arial" w:hAnsi="Arial"/>
@@ -16896,7 +16976,7 @@
         </w:rPr>
         <w:t xml:space="preserve"> (</w:t>
       </w:r>
-      <w:hyperlink w:history="1" r:id="rIdflwimd-hjorjsvxkc6sqz">
+      <w:hyperlink w:history="1" r:id="rIduty1sy29lqz_ikz8tuq9d">
         <w:r>
           <w:rPr>
             <w:rFonts w:ascii="Arial" w:cs="Arial" w:eastAsia="Arial" w:hAnsi="Arial"/>
@@ -17909,7 +17989,7 @@
             <w:pPr>
               <w:spacing w:after="20" w:before="0"/>
             </w:pPr>
-            <w:hyperlink w:history="1" r:id="rIddutx0gerq4rm0hwt8o8e2">
+            <w:hyperlink w:history="1" r:id="rIdutrpivcql7gkmnqdmimzj">
               <w:r>
                 <w:rPr>
                   <w:rFonts w:ascii="Arial" w:cs="Arial" w:eastAsia="Arial" w:hAnsi="Arial"/>
@@ -17918,7 +17998,7 @@
                   <w:szCs w:val="16"/>
                   <w:u w:val="single" w:color="2E75B6"/>
                 </w:rPr>
-                <w:t xml:space="preserve">Proof: product of rational &amp; irrational is irrational</w:t>
+                <w:t xml:space="preserve">Dividing fractions: 3/5 ÷ 1/2</w:t>
               </w:r>
             </w:hyperlink>
           </w:p>
@@ -17942,7 +18022,7 @@
               <w:spacing w:after="10" w:before="0"/>
               <w:ind w:left="120"/>
             </w:pPr>
-            <w:hyperlink w:history="1" r:id="rIdaqbnich0lqlalgfrw4m18">
+            <w:hyperlink w:history="1" r:id="rIdc-3f8egrtjisgdd-gl78c">
               <w:r>
                 <w:rPr>
                   <w:rFonts w:ascii="Arial" w:cs="Arial" w:eastAsia="Arial" w:hAnsi="Arial"/>
@@ -17987,7 +18067,1247 @@
             <w:pPr>
               <w:spacing w:after="20" w:before="0"/>
             </w:pPr>
-            <w:hyperlink w:history="1" r:id="rIdjdpjjrj_qayyleao0f7ff">
+            <w:hyperlink w:history="1" r:id="rIdbi4v6g6yhqfsg8o-knsdn">
+              <w:r>
+                <w:rPr>
+                  <w:rFonts w:ascii="Arial" w:cs="Arial" w:eastAsia="Arial" w:hAnsi="Arial"/>
+                  <w:color w:val="2E75B6"/>
+                  <w:sz w:val="16"/>
+                  <w:szCs w:val="16"/>
+                  <w:u w:val="single" w:color="2E75B6"/>
+                </w:rPr>
+                <w:t xml:space="preserve">Comparing irrational numbers with a calculator</w:t>
+              </w:r>
+            </w:hyperlink>
+          </w:p>
+          <w:p>
+            <w:pPr>
+              <w:spacing w:after="10" w:before="0"/>
+              <w:ind w:left="120"/>
+            </w:pPr>
+            <w:r>
+              <w:rPr>
+                <w:rFonts w:ascii="Arial" w:cs="Arial" w:eastAsia="Arial" w:hAnsi="Arial"/>
+                <w:color w:val="595959"/>
+                <w:sz w:val="14"/>
+                <w:szCs w:val="14"/>
+              </w:rPr>
+              <w:t xml:space="preserve">Source: Khan Academy (English - US curriculum)</w:t>
+            </w:r>
+          </w:p>
+          <w:p>
+            <w:pPr>
+              <w:spacing w:after="10" w:before="0"/>
+              <w:ind w:left="120"/>
+            </w:pPr>
+            <w:hyperlink w:history="1" r:id="rIdrksy0ed4i48g-adgaem-p">
+              <w:r>
+                <w:rPr>
+                  <w:rFonts w:ascii="Arial" w:cs="Arial" w:eastAsia="Arial" w:hAnsi="Arial"/>
+                  <w:color w:val="595959"/>
+                  <w:sz w:val="14"/>
+                  <w:szCs w:val="14"/>
+                  <w:u w:val="single" w:color="595959"/>
+                </w:rPr>
+                <w:t xml:space="preserve">🔍 Search ARES for similar readings</w:t>
+              </w:r>
+            </w:hyperlink>
+          </w:p>
+        </w:tc>
+        <w:tc>
+          <w:tcPr>
+            <w:tcW w:type="dxa" w:w="3040"/>
+            <w:shd w:fill="FFFFFF" w:color="auto" w:val="clear"/>
+            <w:tcMar>
+              <w:top w:type="dxa" w:w="60"/>
+              <w:left w:type="dxa" w:w="120"/>
+              <w:bottom w:type="dxa" w:w="60"/>
+              <w:right w:type="dxa" w:w="120"/>
+            </w:tcMar>
+            <w:vAlign w:val="top"/>
+          </w:tcPr>
+          <w:p>
+            <w:pPr>
+              <w:spacing w:after="40" w:before="0"/>
+              <w:jc w:val="left"/>
+            </w:pPr>
+            <w:r>
+              <w:rPr>
+                <w:rFonts w:ascii="Arial" w:cs="Arial" w:eastAsia="Arial" w:hAnsi="Arial"/>
+                <w:b w:val="false"/>
+                <w:bCs w:val="false"/>
+                <w:i w:val="false"/>
+                <w:iCs w:val="false"/>
+                <w:color w:val="000000"/>
+                <w:sz w:val="18"/>
+                <w:szCs w:val="18"/>
+              </w:rPr>
+              <w:t xml:space="preserve">Students receive a one-page Problem Card with three scenario headers — (A) Fertiliser Distribution in Eldoret, (B) Market Cost-Splitting at Gikomba, and (C) Tile-Cutting in Mombasa — and three method options labelled: Method 1: Manual Division, Method 2: Mathematical Tables, Method 3: Calculator. Without solving anything yet, each student individually writes in their notebook which method they predict is best for each scenario and gives one reason. They then share their prediction with a shoulder partner for 90 seconds before the teacher cold-calls three pairs to share aloud. Teacher writes the three most common predictions on the board under the heading 'Our Predictions' for later comparison.</w:t>
+            </w:r>
+          </w:p>
+        </w:tc>
+        <w:tc>
+          <w:tcPr>
+            <w:tcW w:type="dxa" w:w="3040"/>
+            <w:shd w:fill="F2F2F2" w:color="auto" w:val="clear"/>
+            <w:tcMar>
+              <w:top w:type="dxa" w:w="60"/>
+              <w:left w:type="dxa" w:w="120"/>
+              <w:bottom w:type="dxa" w:w="60"/>
+              <w:right w:type="dxa" w:w="120"/>
+            </w:tcMar>
+            <w:vAlign w:val="top"/>
+          </w:tcPr>
+          <w:p>
+            <w:pPr>
+              <w:spacing w:after="40" w:before="0"/>
+              <w:jc w:val="left"/>
+            </w:pPr>
+            <w:r>
+              <w:rPr>
+                <w:rFonts w:ascii="Arial" w:cs="Arial" w:eastAsia="Arial" w:hAnsi="Arial"/>
+                <w:b w:val="false"/>
+                <w:bCs w:val="false"/>
+                <w:i w:val="false"/>
+                <w:iCs w:val="false"/>
+                <w:color w:val="000000"/>
+                <w:sz w:val="18"/>
+                <w:szCs w:val="18"/>
+              </w:rPr>
+              <w:t xml:space="preserve">Distribute the Problem Card face-down. Say: 'Do not flip yet. Listen carefully.' Read each scenario title aloud with one sentence of context. Then say: 'Flip the card. Look only at the method choices. Predict — do not calculate — which method you would trust most for each scenario. You have two minutes. Work alone first.' Set a visible 2-minute timer. After individual thinking, say: 'Now share your prediction and your reason with your partner. One minute.' After pair-sharing, cold-call three pairs using name sticks. For each response, ask: 'What evidence from our earlier lessons made you choose that method?' Apply a WAIT TIME of 8 seconds after each cold-call before accepting or redirecting. Record predictions on the board without evaluating them. Say: 'We will return to these predictions after we actually solve the problems.'</w:t>
+            </w:r>
+          </w:p>
+        </w:tc>
+        <w:tc>
+          <w:tcPr>
+            <w:tcW w:type="dxa" w:w="3040"/>
+            <w:shd w:fill="FFFFFF" w:color="auto" w:val="clear"/>
+            <w:tcMar>
+              <w:top w:type="dxa" w:w="60"/>
+              <w:left w:type="dxa" w:w="120"/>
+              <w:bottom w:type="dxa" w:w="60"/>
+              <w:right w:type="dxa" w:w="120"/>
+            </w:tcMar>
+            <w:vAlign w:val="top"/>
+          </w:tcPr>
+          <w:p>
+            <w:pPr>
+              <w:spacing w:after="40" w:before="0"/>
+              <w:jc w:val="left"/>
+            </w:pPr>
+            <w:r>
+              <w:rPr>
+                <w:rFonts w:ascii="Arial" w:cs="Arial" w:eastAsia="Arial" w:hAnsi="Arial"/>
+                <w:b w:val="false"/>
+                <w:bCs w:val="false"/>
+                <w:i w:val="false"/>
+                <w:iCs w:val="false"/>
+                <w:color w:val="000000"/>
+                <w:sz w:val="18"/>
+                <w:szCs w:val="18"/>
+              </w:rPr>
+              <w:t xml:space="preserve">Prediction with justification activates prior knowledge from Lessons 3, 4, and 5. The three-method framework provides cognitive scaffolding, and the peer-share step surfaces diverse reasoning before group work begins.</w:t>
+            </w:r>
+          </w:p>
+        </w:tc>
+        <w:tc>
+          <w:tcPr>
+            <w:tcW w:type="dxa" w:w="3040"/>
+            <w:shd w:fill="F2F2F2" w:color="auto" w:val="clear"/>
+            <w:tcMar>
+              <w:top w:type="dxa" w:w="60"/>
+              <w:left w:type="dxa" w:w="120"/>
+              <w:bottom w:type="dxa" w:w="60"/>
+              <w:right w:type="dxa" w:w="120"/>
+            </w:tcMar>
+            <w:vAlign w:val="top"/>
+          </w:tcPr>
+          <w:p>
+            <w:pPr>
+              <w:spacing w:after="40" w:before="0"/>
+              <w:jc w:val="left"/>
+            </w:pPr>
+            <w:r>
+              <w:rPr>
+                <w:rFonts w:ascii="Arial" w:cs="Arial" w:eastAsia="Arial" w:hAnsi="Arial"/>
+                <w:b w:val="false"/>
+                <w:bCs w:val="false"/>
+                <w:i w:val="false"/>
+                <w:iCs w:val="false"/>
+                <w:color w:val="000000"/>
+                <w:sz w:val="18"/>
+                <w:szCs w:val="18"/>
+              </w:rPr>
+              <w:t xml:space="preserve">Listen for whether students connect method choice to number type — for example, whether they say tables are less useful for irrational numbers because the table only gives decimal approximations. Note students who conflate accuracy with speed; this will guide teacher questioning during the Observe phase.</w:t>
+            </w:r>
+          </w:p>
+        </w:tc>
+      </w:tr>
+      <w:tr>
+        <w:tc>
+          <w:tcPr>
+            <w:tcW w:type="dxa" w:w="1520"/>
+            <w:shd w:fill="D9EEF1" w:color="auto" w:val="clear"/>
+            <w:tcMar>
+              <w:top w:type="dxa" w:w="60"/>
+              <w:left w:type="dxa" w:w="120"/>
+              <w:bottom w:type="dxa" w:w="60"/>
+              <w:right w:type="dxa" w:w="120"/>
+            </w:tcMar>
+            <w:vAlign w:val="top"/>
+          </w:tcPr>
+          <w:p>
+            <w:pPr>
+              <w:spacing w:after="40" w:before="0"/>
+              <w:jc w:val="left"/>
+            </w:pPr>
+            <w:r>
+              <w:rPr>
+                <w:rFonts w:ascii="Arial" w:cs="Arial" w:eastAsia="Arial" w:hAnsi="Arial"/>
+                <w:b/>
+                <w:bCs/>
+                <w:i w:val="false"/>
+                <w:iCs w:val="false"/>
+                <w:color w:val="000000"/>
+                <w:sz w:val="18"/>
+                <w:szCs w:val="18"/>
+              </w:rPr>
+              <w:t xml:space="preserve">Observe Phase</w:t>
+            </w:r>
+          </w:p>
+          <w:p>
+            <w:pPr>
+              <w:spacing w:after="20" w:before="0"/>
+            </w:pPr>
+            <w:r>
+              <w:rPr>
+                <w:rFonts w:ascii="Arial" w:cs="Arial" w:eastAsia="Arial" w:hAnsi="Arial"/>
+                <w:b/>
+                <w:bCs/>
+                <w:color w:val="1F3864"/>
+                <w:sz w:val="16"/>
+                <w:szCs w:val="16"/>
+              </w:rPr>
+              <w:t xml:space="preserve">📹 VIDEO:</w:t>
+            </w:r>
+          </w:p>
+          <w:p>
+            <w:pPr>
+              <w:spacing w:after="20" w:before="0"/>
+            </w:pPr>
+            <w:hyperlink w:history="1" r:id="rIdu5bjngtpe4cp7usxcq6xb">
+              <w:r>
+                <w:rPr>
+                  <w:rFonts w:ascii="Arial" w:cs="Arial" w:eastAsia="Arial" w:hAnsi="Arial"/>
+                  <w:color w:val="2E75B6"/>
+                  <w:sz w:val="16"/>
+                  <w:szCs w:val="16"/>
+                  <w:u w:val="single" w:color="2E75B6"/>
+                </w:rPr>
+                <w:t xml:space="preserve">Fraction division in context</w:t>
+              </w:r>
+            </w:hyperlink>
+          </w:p>
+          <w:p>
+            <w:pPr>
+              <w:spacing w:after="10" w:before="0"/>
+              <w:ind w:left="120"/>
+            </w:pPr>
+            <w:r>
+              <w:rPr>
+                <w:rFonts w:ascii="Arial" w:cs="Arial" w:eastAsia="Arial" w:hAnsi="Arial"/>
+                <w:color w:val="595959"/>
+                <w:sz w:val="14"/>
+                <w:szCs w:val="14"/>
+              </w:rPr>
+              <w:t xml:space="preserve">Source: Khan Academy (English - US curriculum)</w:t>
+            </w:r>
+          </w:p>
+          <w:p>
+            <w:pPr>
+              <w:spacing w:after="10" w:before="0"/>
+              <w:ind w:left="120"/>
+            </w:pPr>
+            <w:hyperlink w:history="1" r:id="rIdcl_ipayv_ksvmkgguxx5j">
+              <w:r>
+                <w:rPr>
+                  <w:rFonts w:ascii="Arial" w:cs="Arial" w:eastAsia="Arial" w:hAnsi="Arial"/>
+                  <w:color w:val="595959"/>
+                  <w:sz w:val="14"/>
+                  <w:szCs w:val="14"/>
+                  <w:u w:val="single" w:color="595959"/>
+                </w:rPr>
+                <w:t xml:space="preserve">🔍 Search ARES for similar videos</w:t>
+              </w:r>
+            </w:hyperlink>
+          </w:p>
+          <w:p>
+            <w:pPr>
+              <w:spacing w:after="40" w:before="0"/>
+            </w:pPr>
+            <w:r>
+              <w:rPr>
+                <w:sz w:val="14"/>
+                <w:szCs w:val="14"/>
+              </w:rPr>
+              <w:t xml:space="preserve"/>
+            </w:r>
+          </w:p>
+          <w:p>
+            <w:pPr>
+              <w:spacing w:after="20" w:before="0"/>
+            </w:pPr>
+            <w:r>
+              <w:rPr>
+                <w:rFonts w:ascii="Arial" w:cs="Arial" w:eastAsia="Arial" w:hAnsi="Arial"/>
+                <w:b/>
+                <w:bCs/>
+                <w:color w:val="1F3864"/>
+                <w:sz w:val="16"/>
+                <w:szCs w:val="16"/>
+              </w:rPr>
+              <w:t xml:space="preserve">📖 EXERCISE:</w:t>
+            </w:r>
+          </w:p>
+          <w:p>
+            <w:pPr>
+              <w:spacing w:after="20" w:before="0"/>
+            </w:pPr>
+            <w:hyperlink w:history="1" r:id="rIdpkbeps1jwrbmkljtjkyrm">
+              <w:r>
+                <w:rPr>
+                  <w:rFonts w:ascii="Arial" w:cs="Arial" w:eastAsia="Arial" w:hAnsi="Arial"/>
+                  <w:color w:val="2E75B6"/>
+                  <w:sz w:val="16"/>
+                  <w:szCs w:val="16"/>
+                  <w:u w:val="single" w:color="2E75B6"/>
+                </w:rPr>
+                <w:t xml:space="preserve">Interpret fraction division</w:t>
+              </w:r>
+            </w:hyperlink>
+          </w:p>
+          <w:p>
+            <w:pPr>
+              <w:spacing w:after="10" w:before="0"/>
+              <w:ind w:left="120"/>
+            </w:pPr>
+            <w:r>
+              <w:rPr>
+                <w:rFonts w:ascii="Arial" w:cs="Arial" w:eastAsia="Arial" w:hAnsi="Arial"/>
+                <w:color w:val="595959"/>
+                <w:sz w:val="14"/>
+                <w:szCs w:val="14"/>
+              </w:rPr>
+              <w:t xml:space="preserve">Source: Khan Academy (English - US curriculum)</w:t>
+            </w:r>
+          </w:p>
+          <w:p>
+            <w:pPr>
+              <w:spacing w:after="10" w:before="0"/>
+              <w:ind w:left="120"/>
+            </w:pPr>
+            <w:hyperlink w:history="1" r:id="rIdtw9hisn810v0fje6edxkh">
+              <w:r>
+                <w:rPr>
+                  <w:rFonts w:ascii="Arial" w:cs="Arial" w:eastAsia="Arial" w:hAnsi="Arial"/>
+                  <w:color w:val="595959"/>
+                  <w:sz w:val="14"/>
+                  <w:szCs w:val="14"/>
+                  <w:u w:val="single" w:color="595959"/>
+                </w:rPr>
+                <w:t xml:space="preserve">🔍 Search ARES for similar readings</w:t>
+              </w:r>
+            </w:hyperlink>
+          </w:p>
+        </w:tc>
+        <w:tc>
+          <w:tcPr>
+            <w:tcW w:type="dxa" w:w="3040"/>
+            <w:shd w:fill="FFFFFF" w:color="auto" w:val="clear"/>
+            <w:tcMar>
+              <w:top w:type="dxa" w:w="60"/>
+              <w:left w:type="dxa" w:w="120"/>
+              <w:bottom w:type="dxa" w:w="60"/>
+              <w:right w:type="dxa" w:w="120"/>
+            </w:tcMar>
+            <w:vAlign w:val="top"/>
+          </w:tcPr>
+          <w:p>
+            <w:pPr>
+              <w:spacing w:after="40" w:before="0"/>
+              <w:jc w:val="left"/>
+            </w:pPr>
+            <w:r>
+              <w:rPr>
+                <w:rFonts w:ascii="Arial" w:cs="Arial" w:eastAsia="Arial" w:hAnsi="Arial"/>
+                <w:b w:val="false"/>
+                <w:bCs w:val="false"/>
+                <w:i w:val="false"/>
+                <w:iCs w:val="false"/>
+                <w:color w:val="000000"/>
+                <w:sz w:val="18"/>
+                <w:szCs w:val="18"/>
+              </w:rPr>
+              <w:t xml:space="preserve">Groups of three (one per scenario as lead recorder) open the Problem Card fully. The three problems are: (A) A farmer in Eldoret has 1 bag of fertiliser and wants to distribute it equally among 7 plots. What fraction of the bag does each plot receive? Compute this reciprocal by all three methods and record results. (B) Four traders at Gikomba split a market stall cost of Ksh 1 equally. What does each trader pay as a fraction of the total? Now the stall owner changes the number of traders to a number whose reciprocal is irrational — she proposes dividing by the square root of 4. Discuss: is that reciprocal rational or irrational? Compute it all three ways. (C) A tile-cutter in Mombasa needs to cut a 1-metre tile into pieces each of length 1 divided by the square root of 2 metres. Compute the reciprocal of root 2 to four decimal places using each method, then state how many whole pieces fit and what the leftover length is. Students fill in a structured results table with columns: Scenario, Method 1 result, Method 2 result, Method 3 result, Difference between methods, Most precise method chosen. Groups have 15 minutes for this phase.</w:t>
+            </w:r>
+          </w:p>
+        </w:tc>
+        <w:tc>
+          <w:tcPr>
+            <w:tcW w:type="dxa" w:w="3040"/>
+            <w:shd w:fill="F2F2F2" w:color="auto" w:val="clear"/>
+            <w:tcMar>
+              <w:top w:type="dxa" w:w="60"/>
+              <w:left w:type="dxa" w:w="120"/>
+              <w:bottom w:type="dxa" w:w="60"/>
+              <w:right w:type="dxa" w:w="120"/>
+            </w:tcMar>
+            <w:vAlign w:val="top"/>
+          </w:tcPr>
+          <w:p>
+            <w:pPr>
+              <w:spacing w:after="40" w:before="0"/>
+              <w:jc w:val="left"/>
+            </w:pPr>
+            <w:r>
+              <w:rPr>
+                <w:rFonts w:ascii="Arial" w:cs="Arial" w:eastAsia="Arial" w:hAnsi="Arial"/>
+                <w:b w:val="false"/>
+                <w:bCs w:val="false"/>
+                <w:i w:val="false"/>
+                <w:iCs w:val="false"/>
+                <w:color w:val="000000"/>
+                <w:sz w:val="18"/>
+                <w:szCs w:val="18"/>
+              </w:rPr>
+              <w:t xml:space="preserve">Circulate systematically — spend approximately 3 minutes with each of four groups. At each group, ask a targeted question rather than providing answers. Suggested prompts: 'How are you finding the reciprocal of 7 by hand — show me the division setup.' 'When you read the table for 7, which column did you look at and why?' 'What does your calculator show for 1 divided by root 2 — how does that compare with the table value?' 'For scenario B, someone said root 4 is actually rational — do you agree? How would that change things?' Apply a WAIT TIME of 10 seconds after each probe before following up. If a group finishes early, pose an extension: 'What is the reciprocal of the reciprocal of 7? Does that pattern hold for irrational numbers too?' Flag two or three observations to highlight in the Explain phase.</w:t>
+            </w:r>
+          </w:p>
+        </w:tc>
+        <w:tc>
+          <w:tcPr>
+            <w:tcW w:type="dxa" w:w="3040"/>
+            <w:shd w:fill="FFFFFF" w:color="auto" w:val="clear"/>
+            <w:tcMar>
+              <w:top w:type="dxa" w:w="60"/>
+              <w:left w:type="dxa" w:w="120"/>
+              <w:bottom w:type="dxa" w:w="60"/>
+              <w:right w:type="dxa" w:w="120"/>
+            </w:tcMar>
+            <w:vAlign w:val="top"/>
+          </w:tcPr>
+          <w:p>
+            <w:pPr>
+              <w:spacing w:after="40" w:before="0"/>
+              <w:jc w:val="left"/>
+            </w:pPr>
+            <w:r>
+              <w:rPr>
+                <w:rFonts w:ascii="Arial" w:cs="Arial" w:eastAsia="Arial" w:hAnsi="Arial"/>
+                <w:b w:val="false"/>
+                <w:bCs w:val="false"/>
+                <w:i w:val="false"/>
+                <w:iCs w:val="false"/>
+                <w:color w:val="000000"/>
+                <w:sz w:val="18"/>
+                <w:szCs w:val="18"/>
+              </w:rPr>
+              <w:t xml:space="preserve">The structured results table enforces comparison across methods and makes discrepancies visible. Scenario B is deliberately designed to surface the insight that root 4 equals 2, which is rational — connecting back to number classification from Lesson 2. Scenario C forces engagement with irrational reciprocals in a physical context, echoing the pizza arc-length situation from the anchoring phenomenon.</w:t>
+            </w:r>
+          </w:p>
+        </w:tc>
+        <w:tc>
+          <w:tcPr>
+            <w:tcW w:type="dxa" w:w="3040"/>
+            <w:shd w:fill="F2F2F2" w:color="auto" w:val="clear"/>
+            <w:tcMar>
+              <w:top w:type="dxa" w:w="60"/>
+              <w:left w:type="dxa" w:w="120"/>
+              <w:bottom w:type="dxa" w:w="60"/>
+              <w:right w:type="dxa" w:w="120"/>
+            </w:tcMar>
+            <w:vAlign w:val="top"/>
+          </w:tcPr>
+          <w:p>
+            <w:pPr>
+              <w:spacing w:after="40" w:before="0"/>
+              <w:jc w:val="left"/>
+            </w:pPr>
+            <w:r>
+              <w:rPr>
+                <w:rFonts w:ascii="Arial" w:cs="Arial" w:eastAsia="Arial" w:hAnsi="Arial"/>
+                <w:b w:val="false"/>
+                <w:bCs w:val="false"/>
+                <w:i w:val="false"/>
+                <w:iCs w:val="false"/>
+                <w:color w:val="000000"/>
+                <w:sz w:val="18"/>
+                <w:szCs w:val="18"/>
+              </w:rPr>
+              <w:t xml:space="preserve">Check that students are recording method differences accurately, not just copying the calculator answer three times. Ask any group that shows identical entries for all three methods: 'Did you actually use the table, or did you copy the calculator value?' Look for whether students can articulate why the table gives only an approximation for irrational numbers. Collect mental notes on which groups correctly identify root 4 as rational.</w:t>
+            </w:r>
+          </w:p>
+        </w:tc>
+      </w:tr>
+      <w:tr>
+        <w:tc>
+          <w:tcPr>
+            <w:tcW w:type="dxa" w:w="1520"/>
+            <w:shd w:fill="E2EFDA" w:color="auto" w:val="clear"/>
+            <w:tcMar>
+              <w:top w:type="dxa" w:w="60"/>
+              <w:left w:type="dxa" w:w="120"/>
+              <w:bottom w:type="dxa" w:w="60"/>
+              <w:right w:type="dxa" w:w="120"/>
+            </w:tcMar>
+            <w:vAlign w:val="top"/>
+          </w:tcPr>
+          <w:p>
+            <w:pPr>
+              <w:spacing w:after="40" w:before="0"/>
+              <w:jc w:val="left"/>
+            </w:pPr>
+            <w:r>
+              <w:rPr>
+                <w:rFonts w:ascii="Arial" w:cs="Arial" w:eastAsia="Arial" w:hAnsi="Arial"/>
+                <w:b/>
+                <w:bCs/>
+                <w:i w:val="false"/>
+                <w:iCs w:val="false"/>
+                <w:color w:val="000000"/>
+                <w:sz w:val="18"/>
+                <w:szCs w:val="18"/>
+              </w:rPr>
+              <w:t xml:space="preserve">Explain Phase</w:t>
+            </w:r>
+          </w:p>
+          <w:p>
+            <w:pPr>
+              <w:spacing w:after="20" w:before="0"/>
+            </w:pPr>
+            <w:r>
+              <w:rPr>
+                <w:rFonts w:ascii="Arial" w:cs="Arial" w:eastAsia="Arial" w:hAnsi="Arial"/>
+                <w:b/>
+                <w:bCs/>
+                <w:color w:val="1F3864"/>
+                <w:sz w:val="16"/>
+                <w:szCs w:val="16"/>
+              </w:rPr>
+              <w:t xml:space="preserve">📹 VIDEO:</w:t>
+            </w:r>
+          </w:p>
+          <w:p>
+            <w:pPr>
+              <w:spacing w:after="20" w:before="0"/>
+            </w:pPr>
+            <w:hyperlink w:history="1" r:id="rIdxfpoox_nmeggy2pnhksca">
+              <w:r>
+                <w:rPr>
+                  <w:rFonts w:ascii="Arial" w:cs="Arial" w:eastAsia="Arial" w:hAnsi="Arial"/>
+                  <w:color w:val="2E75B6"/>
+                  <w:sz w:val="16"/>
+                  <w:szCs w:val="16"/>
+                  <w:u w:val="single" w:color="2E75B6"/>
+                </w:rPr>
+                <w:t xml:space="preserve">Dividing fractions: 3/5 ÷ 1/2</w:t>
+              </w:r>
+            </w:hyperlink>
+          </w:p>
+          <w:p>
+            <w:pPr>
+              <w:spacing w:after="10" w:before="0"/>
+              <w:ind w:left="120"/>
+            </w:pPr>
+            <w:r>
+              <w:rPr>
+                <w:rFonts w:ascii="Arial" w:cs="Arial" w:eastAsia="Arial" w:hAnsi="Arial"/>
+                <w:color w:val="595959"/>
+                <w:sz w:val="14"/>
+                <w:szCs w:val="14"/>
+              </w:rPr>
+              <w:t xml:space="preserve">Source: Khan Academy (English - US curriculum)</w:t>
+            </w:r>
+          </w:p>
+          <w:p>
+            <w:pPr>
+              <w:spacing w:after="10" w:before="0"/>
+              <w:ind w:left="120"/>
+            </w:pPr>
+            <w:hyperlink w:history="1" r:id="rIdhtcubn8kolczcduwcc3ch">
+              <w:r>
+                <w:rPr>
+                  <w:rFonts w:ascii="Arial" w:cs="Arial" w:eastAsia="Arial" w:hAnsi="Arial"/>
+                  <w:color w:val="595959"/>
+                  <w:sz w:val="14"/>
+                  <w:szCs w:val="14"/>
+                  <w:u w:val="single" w:color="595959"/>
+                </w:rPr>
+                <w:t xml:space="preserve">🔍 Search ARES for similar videos</w:t>
+              </w:r>
+            </w:hyperlink>
+          </w:p>
+          <w:p>
+            <w:pPr>
+              <w:spacing w:after="40" w:before="0"/>
+            </w:pPr>
+            <w:r>
+              <w:rPr>
+                <w:sz w:val="14"/>
+                <w:szCs w:val="14"/>
+              </w:rPr>
+              <w:t xml:space="preserve"/>
+            </w:r>
+          </w:p>
+          <w:p>
+            <w:pPr>
+              <w:spacing w:after="20" w:before="0"/>
+            </w:pPr>
+            <w:r>
+              <w:rPr>
+                <w:rFonts w:ascii="Arial" w:cs="Arial" w:eastAsia="Arial" w:hAnsi="Arial"/>
+                <w:b/>
+                <w:bCs/>
+                <w:color w:val="1F3864"/>
+                <w:sz w:val="16"/>
+                <w:szCs w:val="16"/>
+              </w:rPr>
+              <w:t xml:space="preserve">📖 EXERCISE:</w:t>
+            </w:r>
+          </w:p>
+          <w:p>
+            <w:pPr>
+              <w:spacing w:after="20" w:before="0"/>
+            </w:pPr>
+            <w:hyperlink w:history="1" r:id="rIdmwopx8o2q4ao3ny3unf1f">
+              <w:r>
+                <w:rPr>
+                  <w:rFonts w:ascii="Arial" w:cs="Arial" w:eastAsia="Arial" w:hAnsi="Arial"/>
+                  <w:color w:val="2E75B6"/>
+                  <w:sz w:val="16"/>
+                  <w:szCs w:val="16"/>
+                  <w:u w:val="single" w:color="2E75B6"/>
+                </w:rPr>
+                <w:t xml:space="preserve">Comparing irrational numbers with a calculator</w:t>
+              </w:r>
+            </w:hyperlink>
+          </w:p>
+          <w:p>
+            <w:pPr>
+              <w:spacing w:after="10" w:before="0"/>
+              <w:ind w:left="120"/>
+            </w:pPr>
+            <w:r>
+              <w:rPr>
+                <w:rFonts w:ascii="Arial" w:cs="Arial" w:eastAsia="Arial" w:hAnsi="Arial"/>
+                <w:color w:val="595959"/>
+                <w:sz w:val="14"/>
+                <w:szCs w:val="14"/>
+              </w:rPr>
+              <w:t xml:space="preserve">Source: Khan Academy (English - US curriculum)</w:t>
+            </w:r>
+          </w:p>
+          <w:p>
+            <w:pPr>
+              <w:spacing w:after="10" w:before="0"/>
+              <w:ind w:left="120"/>
+            </w:pPr>
+            <w:hyperlink w:history="1" r:id="rIdtb_e5hjhrkjmrkmwvsjsx">
+              <w:r>
+                <w:rPr>
+                  <w:rFonts w:ascii="Arial" w:cs="Arial" w:eastAsia="Arial" w:hAnsi="Arial"/>
+                  <w:color w:val="595959"/>
+                  <w:sz w:val="14"/>
+                  <w:szCs w:val="14"/>
+                  <w:u w:val="single" w:color="595959"/>
+                </w:rPr>
+                <w:t xml:space="preserve">🔍 Search ARES for similar readings</w:t>
+              </w:r>
+            </w:hyperlink>
+          </w:p>
+        </w:tc>
+        <w:tc>
+          <w:tcPr>
+            <w:tcW w:type="dxa" w:w="3040"/>
+            <w:shd w:fill="FFFFFF" w:color="auto" w:val="clear"/>
+            <w:tcMar>
+              <w:top w:type="dxa" w:w="60"/>
+              <w:left w:type="dxa" w:w="120"/>
+              <w:bottom w:type="dxa" w:w="60"/>
+              <w:right w:type="dxa" w:w="120"/>
+            </w:tcMar>
+            <w:vAlign w:val="top"/>
+          </w:tcPr>
+          <w:p>
+            <w:pPr>
+              <w:spacing w:after="40" w:before="0"/>
+              <w:jc w:val="left"/>
+            </w:pPr>
+            <w:r>
+              <w:rPr>
+                <w:rFonts w:ascii="Arial" w:cs="Arial" w:eastAsia="Arial" w:hAnsi="Arial"/>
+                <w:b w:val="false"/>
+                <w:bCs w:val="false"/>
+                <w:i w:val="false"/>
+                <w:iCs w:val="false"/>
+                <w:color w:val="000000"/>
+                <w:sz w:val="18"/>
+                <w:szCs w:val="18"/>
+              </w:rPr>
+              <w:t xml:space="preserve">Each group sends one spokesperson to present their results table for one scenario — teacher assigns which scenario each group presents to ensure all three are covered. Spokesperson reads the results aloud and states: which method gave the most precise answer, whether the number involved was rational or irrational, and which method they would recommend in a real Kenyan setting and why. After all three presentations (approximately 2 minutes each), the teacher leads a whole-class comparison using a board table that aggregates all results. Class discusses: (1) Why do manual division and tables sometimes give slightly different answers from the calculator? (2) For which scenario was the number rational and for which irrational — and how could you tell from the decimal expansion? (3) In a rural area of Kenya with no electricity, which method is safest to rely on? Students update their individual notebooks with a written summary sentence: 'For rational numbers, all three methods give the same exact value because... For irrational numbers, methods differ because...'</w:t>
+            </w:r>
+          </w:p>
+        </w:tc>
+        <w:tc>
+          <w:tcPr>
+            <w:tcW w:type="dxa" w:w="3040"/>
+            <w:shd w:fill="F2F2F2" w:color="auto" w:val="clear"/>
+            <w:tcMar>
+              <w:top w:type="dxa" w:w="60"/>
+              <w:left w:type="dxa" w:w="120"/>
+              <w:bottom w:type="dxa" w:w="60"/>
+              <w:right w:type="dxa" w:w="120"/>
+            </w:tcMar>
+            <w:vAlign w:val="top"/>
+          </w:tcPr>
+          <w:p>
+            <w:pPr>
+              <w:spacing w:after="40" w:before="0"/>
+              <w:jc w:val="left"/>
+            </w:pPr>
+            <w:r>
+              <w:rPr>
+                <w:rFonts w:ascii="Arial" w:cs="Arial" w:eastAsia="Arial" w:hAnsi="Arial"/>
+                <w:b w:val="false"/>
+                <w:bCs w:val="false"/>
+                <w:i w:val="false"/>
+                <w:iCs w:val="false"/>
+                <w:color w:val="000000"/>
+                <w:sz w:val="18"/>
+                <w:szCs w:val="18"/>
+              </w:rPr>
+              <w:t xml:space="preserve">After each group presentation, ask the class: 'Does any other group have a different result for that scenario? If so, stand up.' If discrepancies exist, say: 'Let us trace where the difference came from — was it in the table reading, the division, or the rounding on the calculator?' Apply a WAIT TIME of 8 seconds. For the whole-class board comparison, use deliberate questioning: 'Look at scenario C — the tile problem. The calculator shows 0.7071. The table may show 0.7070 or 0.7072. Why does this difference matter for a tile-cutter in Mombasa — and when does it NOT matter?' After responses, connect explicitly to the phenomenon: 'Remember our pizza diagram from Lesson 1. The slice that was irrational — its size could never be written as an exact fraction. That is exactly what we see in scenario C. The tile length is irrational, so no method gives us a perfect exact decimal — they all give approximations. That is a property of irrational numbers, not a mistake.' Pause for reflection. Say: 'Write your summary sentence now. Two minutes of silent writing.'</w:t>
+            </w:r>
+          </w:p>
+        </w:tc>
+        <w:tc>
+          <w:tcPr>
+            <w:tcW w:type="dxa" w:w="3040"/>
+            <w:shd w:fill="FFFFFF" w:color="auto" w:val="clear"/>
+            <w:tcMar>
+              <w:top w:type="dxa" w:w="60"/>
+              <w:left w:type="dxa" w:w="120"/>
+              <w:bottom w:type="dxa" w:w="60"/>
+              <w:right w:type="dxa" w:w="120"/>
+            </w:tcMar>
+            <w:vAlign w:val="top"/>
+          </w:tcPr>
+          <w:p>
+            <w:pPr>
+              <w:spacing w:after="40" w:before="0"/>
+              <w:jc w:val="left"/>
+            </w:pPr>
+            <w:r>
+              <w:rPr>
+                <w:rFonts w:ascii="Arial" w:cs="Arial" w:eastAsia="Arial" w:hAnsi="Arial"/>
+                <w:b w:val="false"/>
+                <w:bCs w:val="false"/>
+                <w:i w:val="false"/>
+                <w:iCs w:val="false"/>
+                <w:color w:val="000000"/>
+                <w:sz w:val="18"/>
+                <w:szCs w:val="18"/>
+              </w:rPr>
+              <w:t xml:space="preserve">Cross-group comparison exposes productive discrepancies that make the limitation of each method concrete. The teacher explicitly bridges back to the anchoring phenomenon to ensure the driving question is advanced — irrational numbers produce non-terminating, non-repeating decimals that no tool can capture exactly, only approximate. The summary sentence writing consolidates the conceptual distinction.</w:t>
+            </w:r>
+          </w:p>
+        </w:tc>
+        <w:tc>
+          <w:tcPr>
+            <w:tcW w:type="dxa" w:w="3040"/>
+            <w:shd w:fill="F2F2F2" w:color="auto" w:val="clear"/>
+            <w:tcMar>
+              <w:top w:type="dxa" w:w="60"/>
+              <w:left w:type="dxa" w:w="120"/>
+              <w:bottom w:type="dxa" w:w="60"/>
+              <w:right w:type="dxa" w:w="120"/>
+            </w:tcMar>
+            <w:vAlign w:val="top"/>
+          </w:tcPr>
+          <w:p>
+            <w:pPr>
+              <w:spacing w:after="40" w:before="0"/>
+              <w:jc w:val="left"/>
+            </w:pPr>
+            <w:r>
+              <w:rPr>
+                <w:rFonts w:ascii="Arial" w:cs="Arial" w:eastAsia="Arial" w:hAnsi="Arial"/>
+                <w:b w:val="false"/>
+                <w:bCs w:val="false"/>
+                <w:i w:val="false"/>
+                <w:iCs w:val="false"/>
+                <w:color w:val="000000"/>
+                <w:sz w:val="18"/>
+                <w:szCs w:val="18"/>
+              </w:rPr>
+              <w:t xml:space="preserve">Listen to summary sentences during a brief share-out. Correct any student who writes 'the calculator is always more accurate' — prompt them to consider that calculators also round irrational values. Check that students can identify scenario B's twist (root 4 = 2 is rational) and that they articulate this distinction clearly.</w:t>
+            </w:r>
+          </w:p>
+        </w:tc>
+      </w:tr>
+      <w:tr>
+        <w:tc>
+          <w:tcPr>
+            <w:tcW w:type="dxa" w:w="1520"/>
+            <w:shd w:fill="FCE4D6" w:color="auto" w:val="clear"/>
+            <w:tcMar>
+              <w:top w:type="dxa" w:w="60"/>
+              <w:left w:type="dxa" w:w="120"/>
+              <w:bottom w:type="dxa" w:w="60"/>
+              <w:right w:type="dxa" w:w="120"/>
+            </w:tcMar>
+            <w:vAlign w:val="top"/>
+          </w:tcPr>
+          <w:p>
+            <w:pPr>
+              <w:spacing w:after="40" w:before="0"/>
+              <w:jc w:val="left"/>
+            </w:pPr>
+            <w:r>
+              <w:rPr>
+                <w:rFonts w:ascii="Arial" w:cs="Arial" w:eastAsia="Arial" w:hAnsi="Arial"/>
+                <w:b/>
+                <w:bCs/>
+                <w:i w:val="false"/>
+                <w:iCs w:val="false"/>
+                <w:color w:val="000000"/>
+                <w:sz w:val="18"/>
+                <w:szCs w:val="18"/>
+              </w:rPr>
+              <w:t xml:space="preserve">Driving Question Board (DQB) Creation</w:t>
+            </w:r>
+          </w:p>
+          <w:p>
+            <w:pPr>
+              <w:spacing w:after="20" w:before="0"/>
+            </w:pPr>
+            <w:r>
+              <w:rPr>
+                <w:rFonts w:ascii="Arial" w:cs="Arial" w:eastAsia="Arial" w:hAnsi="Arial"/>
+                <w:b/>
+                <w:bCs/>
+                <w:color w:val="1F3864"/>
+                <w:sz w:val="16"/>
+                <w:szCs w:val="16"/>
+              </w:rPr>
+              <w:t xml:space="preserve">📹 VIDEO:</w:t>
+            </w:r>
+          </w:p>
+          <w:p>
+            <w:pPr>
+              <w:spacing w:after="20" w:before="0"/>
+            </w:pPr>
+            <w:hyperlink w:history="1" r:id="rIdg2vouodpflmrpyqlt31tz">
+              <w:r>
+                <w:rPr>
+                  <w:rFonts w:ascii="Arial" w:cs="Arial" w:eastAsia="Arial" w:hAnsi="Arial"/>
+                  <w:color w:val="2E75B6"/>
+                  <w:sz w:val="16"/>
+                  <w:szCs w:val="16"/>
+                  <w:u w:val="single" w:color="2E75B6"/>
+                </w:rPr>
+                <w:t xml:space="preserve">Fraction division in context</w:t>
+              </w:r>
+            </w:hyperlink>
+          </w:p>
+          <w:p>
+            <w:pPr>
+              <w:spacing w:after="10" w:before="0"/>
+              <w:ind w:left="120"/>
+            </w:pPr>
+            <w:r>
+              <w:rPr>
+                <w:rFonts w:ascii="Arial" w:cs="Arial" w:eastAsia="Arial" w:hAnsi="Arial"/>
+                <w:color w:val="595959"/>
+                <w:sz w:val="14"/>
+                <w:szCs w:val="14"/>
+              </w:rPr>
+              <w:t xml:space="preserve">Source: Khan Academy (English - US curriculum)</w:t>
+            </w:r>
+          </w:p>
+          <w:p>
+            <w:pPr>
+              <w:spacing w:after="10" w:before="0"/>
+              <w:ind w:left="120"/>
+            </w:pPr>
+            <w:hyperlink w:history="1" r:id="rIdt2ghfh0-8uabwskyq1a7k">
+              <w:r>
+                <w:rPr>
+                  <w:rFonts w:ascii="Arial" w:cs="Arial" w:eastAsia="Arial" w:hAnsi="Arial"/>
+                  <w:color w:val="595959"/>
+                  <w:sz w:val="14"/>
+                  <w:szCs w:val="14"/>
+                  <w:u w:val="single" w:color="595959"/>
+                </w:rPr>
+                <w:t xml:space="preserve">🔍 Search ARES for similar videos</w:t>
+              </w:r>
+            </w:hyperlink>
+          </w:p>
+          <w:p>
+            <w:pPr>
+              <w:spacing w:after="40" w:before="0"/>
+            </w:pPr>
+            <w:r>
+              <w:rPr>
+                <w:sz w:val="14"/>
+                <w:szCs w:val="14"/>
+              </w:rPr>
+              <w:t xml:space="preserve"/>
+            </w:r>
+          </w:p>
+          <w:p>
+            <w:pPr>
+              <w:spacing w:after="20" w:before="0"/>
+            </w:pPr>
+            <w:r>
+              <w:rPr>
+                <w:rFonts w:ascii="Arial" w:cs="Arial" w:eastAsia="Arial" w:hAnsi="Arial"/>
+                <w:b/>
+                <w:bCs/>
+                <w:color w:val="1F3864"/>
+                <w:sz w:val="16"/>
+                <w:szCs w:val="16"/>
+              </w:rPr>
+              <w:t xml:space="preserve">📖 EXERCISE:</w:t>
+            </w:r>
+          </w:p>
+          <w:p>
+            <w:pPr>
+              <w:spacing w:after="20" w:before="0"/>
+            </w:pPr>
+            <w:hyperlink w:history="1" r:id="rIdby8cf5c_l9denbizagwmz">
+              <w:r>
+                <w:rPr>
+                  <w:rFonts w:ascii="Arial" w:cs="Arial" w:eastAsia="Arial" w:hAnsi="Arial"/>
+                  <w:color w:val="2E75B6"/>
+                  <w:sz w:val="16"/>
+                  <w:szCs w:val="16"/>
+                  <w:u w:val="single" w:color="2E75B6"/>
+                </w:rPr>
+                <w:t xml:space="preserve">Interpret fraction division</w:t>
+              </w:r>
+            </w:hyperlink>
+          </w:p>
+          <w:p>
+            <w:pPr>
+              <w:spacing w:after="10" w:before="0"/>
+              <w:ind w:left="120"/>
+            </w:pPr>
+            <w:r>
+              <w:rPr>
+                <w:rFonts w:ascii="Arial" w:cs="Arial" w:eastAsia="Arial" w:hAnsi="Arial"/>
+                <w:color w:val="595959"/>
+                <w:sz w:val="14"/>
+                <w:szCs w:val="14"/>
+              </w:rPr>
+              <w:t xml:space="preserve">Source: Khan Academy (English - US curriculum)</w:t>
+            </w:r>
+          </w:p>
+          <w:p>
+            <w:pPr>
+              <w:spacing w:after="10" w:before="0"/>
+              <w:ind w:left="120"/>
+            </w:pPr>
+            <w:hyperlink w:history="1" r:id="rId2kj2p_zmehc5xz-fbegwb">
+              <w:r>
+                <w:rPr>
+                  <w:rFonts w:ascii="Arial" w:cs="Arial" w:eastAsia="Arial" w:hAnsi="Arial"/>
+                  <w:color w:val="595959"/>
+                  <w:sz w:val="14"/>
+                  <w:szCs w:val="14"/>
+                  <w:u w:val="single" w:color="595959"/>
+                </w:rPr>
+                <w:t xml:space="preserve">🔍 Search ARES for similar readings</w:t>
+              </w:r>
+            </w:hyperlink>
+          </w:p>
+        </w:tc>
+        <w:tc>
+          <w:tcPr>
+            <w:tcW w:type="dxa" w:w="3040"/>
+            <w:shd w:fill="FFFFFF" w:color="auto" w:val="clear"/>
+            <w:tcMar>
+              <w:top w:type="dxa" w:w="60"/>
+              <w:left w:type="dxa" w:w="120"/>
+              <w:bottom w:type="dxa" w:w="60"/>
+              <w:right w:type="dxa" w:w="120"/>
+            </w:tcMar>
+            <w:vAlign w:val="top"/>
+          </w:tcPr>
+          <w:p>
+            <w:pPr>
+              <w:spacing w:after="40" w:before="0"/>
+              <w:jc w:val="left"/>
+            </w:pPr>
+            <w:r>
+              <w:rPr>
+                <w:rFonts w:ascii="Arial" w:cs="Arial" w:eastAsia="Arial" w:hAnsi="Arial"/>
+                <w:b w:val="false"/>
+                <w:bCs w:val="false"/>
+                <w:i w:val="false"/>
+                <w:iCs w:val="false"/>
+                <w:color w:val="000000"/>
+                <w:sz w:val="18"/>
+                <w:szCs w:val="18"/>
+              </w:rPr>
+              <w:t xml:space="preserve">Students return to the class Driving Question Board. The teacher reads aloud the current posted questions from previous lessons that relate to today. Students are given two sticky notes each. On the first (green), they write one question from the board that today's lesson has now answered. On the second (yellow), they write one new question or remaining uncertainty that today's work raised for them. Students post both notes on the DQB. Teacher reads a selection of green notes aloud to affirm progress, then reads two or three yellow notes to acknowledge remaining curiosity. The class briefly votes by show of hands on which yellow question they most want answered in Lesson 7.</w:t>
+            </w:r>
+          </w:p>
+        </w:tc>
+        <w:tc>
+          <w:tcPr>
+            <w:tcW w:type="dxa" w:w="3040"/>
+            <w:shd w:fill="F2F2F2" w:color="auto" w:val="clear"/>
+            <w:tcMar>
+              <w:top w:type="dxa" w:w="60"/>
+              <w:left w:type="dxa" w:w="120"/>
+              <w:bottom w:type="dxa" w:w="60"/>
+              <w:right w:type="dxa" w:w="120"/>
+            </w:tcMar>
+            <w:vAlign w:val="top"/>
+          </w:tcPr>
+          <w:p>
+            <w:pPr>
+              <w:spacing w:after="40" w:before="0"/>
+              <w:jc w:val="left"/>
+            </w:pPr>
+            <w:r>
+              <w:rPr>
+                <w:rFonts w:ascii="Arial" w:cs="Arial" w:eastAsia="Arial" w:hAnsi="Arial"/>
+                <w:b w:val="false"/>
+                <w:bCs w:val="false"/>
+                <w:i w:val="false"/>
+                <w:iCs w:val="false"/>
+                <w:color w:val="000000"/>
+                <w:sz w:val="18"/>
+                <w:szCs w:val="18"/>
+              </w:rPr>
+              <w:t xml:space="preserve">Say: 'Look at our board. We have been building evidence for six lessons now. Today we applied reciprocals in three real Kenyan situations. Which question from this board did today answer for you? Take one minute and write it on your green note — be specific, not just the question number.' After posting, select three green notes and read them aloud: 'This group says today answered the question about whether irrational numbers have reciprocals — what evidence from today supported that?' WAIT TIME of 6 seconds. Then say: 'Your yellow note is equally important. What does today make you wonder that we have NOT yet answered?' After posting yellow notes, point to the two or three most common themes and say: 'In Lesson 7 we will build our Real Number Map. These questions will guide what you put in it. Hold onto them.'</w:t>
+            </w:r>
+          </w:p>
+        </w:tc>
+        <w:tc>
+          <w:tcPr>
+            <w:tcW w:type="dxa" w:w="3040"/>
+            <w:shd w:fill="FFFFFF" w:color="auto" w:val="clear"/>
+            <w:tcMar>
+              <w:top w:type="dxa" w:w="60"/>
+              <w:left w:type="dxa" w:w="120"/>
+              <w:bottom w:type="dxa" w:w="60"/>
+              <w:right w:type="dxa" w:w="120"/>
+            </w:tcMar>
+            <w:vAlign w:val="top"/>
+          </w:tcPr>
+          <w:p>
+            <w:pPr>
+              <w:spacing w:after="40" w:before="0"/>
+              <w:jc w:val="left"/>
+            </w:pPr>
+            <w:r>
+              <w:rPr>
+                <w:rFonts w:ascii="Arial" w:cs="Arial" w:eastAsia="Arial" w:hAnsi="Arial"/>
+                <w:b w:val="false"/>
+                <w:bCs w:val="false"/>
+                <w:i w:val="false"/>
+                <w:iCs w:val="false"/>
+                <w:color w:val="000000"/>
+                <w:sz w:val="18"/>
+                <w:szCs w:val="18"/>
+              </w:rPr>
+              <w:t xml:space="preserve">The two-colour sticky note system separates resolved questions from emerging ones, making the cumulative progress of the inquiry visible. Voting on the priority yellow question gives students agency in shaping the final lesson and reinforces that scientific and mathematical inquiry generates new questions even as it answers old ones.</w:t>
+            </w:r>
+          </w:p>
+        </w:tc>
+        <w:tc>
+          <w:tcPr>
+            <w:tcW w:type="dxa" w:w="3040"/>
+            <w:shd w:fill="F2F2F2" w:color="auto" w:val="clear"/>
+            <w:tcMar>
+              <w:top w:type="dxa" w:w="60"/>
+              <w:left w:type="dxa" w:w="120"/>
+              <w:bottom w:type="dxa" w:w="60"/>
+              <w:right w:type="dxa" w:w="120"/>
+            </w:tcMar>
+            <w:vAlign w:val="top"/>
+          </w:tcPr>
+          <w:p>
+            <w:pPr>
+              <w:spacing w:after="40" w:before="0"/>
+              <w:jc w:val="left"/>
+            </w:pPr>
+            <w:r>
+              <w:rPr>
+                <w:rFonts w:ascii="Arial" w:cs="Arial" w:eastAsia="Arial" w:hAnsi="Arial"/>
+                <w:b w:val="false"/>
+                <w:bCs w:val="false"/>
+                <w:i w:val="false"/>
+                <w:iCs w:val="false"/>
+                <w:color w:val="000000"/>
+                <w:sz w:val="18"/>
+                <w:szCs w:val="18"/>
+              </w:rPr>
+              <w:t xml:space="preserve">Review posted green notes after class. If most students mark the same question as answered, that concept is secure. If many yellow notes show the same confusion — for example, 'can a reciprocal ever be irrational and rational at the same time?' — plan to address this explicitly at the start of Lesson 7.</w:t>
+            </w:r>
+          </w:p>
+        </w:tc>
+      </w:tr>
+      <w:tr>
+        <w:tc>
+          <w:tcPr>
+            <w:tcW w:type="dxa" w:w="1520"/>
+            <w:shd w:fill="D5E8F0" w:color="auto" w:val="clear"/>
+            <w:tcMar>
+              <w:top w:type="dxa" w:w="60"/>
+              <w:left w:type="dxa" w:w="120"/>
+              <w:bottom w:type="dxa" w:w="60"/>
+              <w:right w:type="dxa" w:w="120"/>
+            </w:tcMar>
+            <w:vAlign w:val="top"/>
+          </w:tcPr>
+          <w:p>
+            <w:pPr>
+              <w:spacing w:after="40" w:before="0"/>
+              <w:jc w:val="left"/>
+            </w:pPr>
+            <w:r>
+              <w:rPr>
+                <w:rFonts w:ascii="Arial" w:cs="Arial" w:eastAsia="Arial" w:hAnsi="Arial"/>
+                <w:b/>
+                <w:bCs/>
+                <w:i w:val="false"/>
+                <w:iCs w:val="false"/>
+                <w:color w:val="000000"/>
+                <w:sz w:val="18"/>
+                <w:szCs w:val="18"/>
+              </w:rPr>
+              <w:t xml:space="preserve">Model Building Phase</w:t>
+            </w:r>
+          </w:p>
+          <w:p>
+            <w:pPr>
+              <w:spacing w:after="20" w:before="0"/>
+            </w:pPr>
+            <w:r>
+              <w:rPr>
+                <w:rFonts w:ascii="Arial" w:cs="Arial" w:eastAsia="Arial" w:hAnsi="Arial"/>
+                <w:b/>
+                <w:bCs/>
+                <w:color w:val="1F3864"/>
+                <w:sz w:val="16"/>
+                <w:szCs w:val="16"/>
+              </w:rPr>
+              <w:t xml:space="preserve">📹 VIDEO:</w:t>
+            </w:r>
+          </w:p>
+          <w:p>
+            <w:pPr>
+              <w:spacing w:after="20" w:before="0"/>
+            </w:pPr>
+            <w:hyperlink w:history="1" r:id="rIdec--jqo2yqi4dedc6qop4">
+              <w:r>
+                <w:rPr>
+                  <w:rFonts w:ascii="Arial" w:cs="Arial" w:eastAsia="Arial" w:hAnsi="Arial"/>
+                  <w:color w:val="2E75B6"/>
+                  <w:sz w:val="16"/>
+                  <w:szCs w:val="16"/>
+                  <w:u w:val="single" w:color="2E75B6"/>
+                </w:rPr>
+                <w:t xml:space="preserve">Dividing whole numbers &amp; fractions: t-shirts</w:t>
+              </w:r>
+            </w:hyperlink>
+          </w:p>
+          <w:p>
+            <w:pPr>
+              <w:spacing w:after="20" w:before="0"/>
+            </w:pPr>
+            <w:r>
+              <w:rPr>
+                <w:rFonts w:ascii="Arial" w:cs="Arial" w:eastAsia="Arial" w:hAnsi="Arial"/>
+                <w:i/>
+                <w:iCs/>
+                <w:color w:val="595959"/>
+                <w:sz w:val="16"/>
+                <w:szCs w:val="16"/>
+              </w:rPr>
+              <w:t xml:space="preserve">Related topic: not an exact match for this lesson.</w:t>
+            </w:r>
+          </w:p>
+          <w:p>
+            <w:pPr>
+              <w:spacing w:after="10" w:before="0"/>
+              <w:ind w:left="120"/>
+            </w:pPr>
+            <w:r>
+              <w:rPr>
+                <w:rFonts w:ascii="Arial" w:cs="Arial" w:eastAsia="Arial" w:hAnsi="Arial"/>
+                <w:color w:val="595959"/>
+                <w:sz w:val="14"/>
+                <w:szCs w:val="14"/>
+              </w:rPr>
+              <w:t xml:space="preserve">Source: Khan Academy (English - US curriculum)</w:t>
+            </w:r>
+          </w:p>
+          <w:p>
+            <w:pPr>
+              <w:spacing w:after="10" w:before="0"/>
+              <w:ind w:left="120"/>
+            </w:pPr>
+            <w:hyperlink w:history="1" r:id="rIdalcpvqb_kyoqrgcmmwkbq">
+              <w:r>
+                <w:rPr>
+                  <w:rFonts w:ascii="Arial" w:cs="Arial" w:eastAsia="Arial" w:hAnsi="Arial"/>
+                  <w:color w:val="595959"/>
+                  <w:sz w:val="14"/>
+                  <w:szCs w:val="14"/>
+                  <w:u w:val="single" w:color="595959"/>
+                </w:rPr>
+                <w:t xml:space="preserve">🔍 Search ARES for similar videos</w:t>
+              </w:r>
+            </w:hyperlink>
+          </w:p>
+          <w:p>
+            <w:pPr>
+              <w:spacing w:after="40" w:before="0"/>
+            </w:pPr>
+            <w:r>
+              <w:rPr>
+                <w:sz w:val="14"/>
+                <w:szCs w:val="14"/>
+              </w:rPr>
+              <w:t xml:space="preserve"/>
+            </w:r>
+          </w:p>
+          <w:p>
+            <w:pPr>
+              <w:spacing w:after="20" w:before="0"/>
+            </w:pPr>
+            <w:r>
+              <w:rPr>
+                <w:rFonts w:ascii="Arial" w:cs="Arial" w:eastAsia="Arial" w:hAnsi="Arial"/>
+                <w:b/>
+                <w:bCs/>
+                <w:color w:val="1F3864"/>
+                <w:sz w:val="16"/>
+                <w:szCs w:val="16"/>
+              </w:rPr>
+              <w:t xml:space="preserve">📖 EXERCISE:</w:t>
+            </w:r>
+          </w:p>
+          <w:p>
+            <w:pPr>
+              <w:spacing w:after="20" w:before="0"/>
+            </w:pPr>
+            <w:hyperlink w:history="1" r:id="rIdnhaqb7mbcyk5bmopz2j2i">
               <w:r>
                 <w:rPr>
                   <w:rFonts w:ascii="Arial" w:cs="Arial" w:eastAsia="Arial" w:hAnsi="Arial"/>
@@ -18002,6 +19322,22 @@
           </w:p>
           <w:p>
             <w:pPr>
+              <w:spacing w:after="20" w:before="0"/>
+            </w:pPr>
+            <w:r>
+              <w:rPr>
+                <w:rFonts w:ascii="Arial" w:cs="Arial" w:eastAsia="Arial" w:hAnsi="Arial"/>
+                <w:i/>
+                <w:iCs/>
+                <w:color w:val="595959"/>
+                <w:sz w:val="16"/>
+                <w:szCs w:val="16"/>
+              </w:rPr>
+              <w:t xml:space="preserve">Related topic: not an exact match for this lesson.</w:t>
+            </w:r>
+          </w:p>
+          <w:p>
+            <w:pPr>
               <w:spacing w:after="10" w:before="0"/>
               <w:ind w:left="120"/>
             </w:pPr>
@@ -18020,1231 +19356,7 @@
               <w:spacing w:after="10" w:before="0"/>
               <w:ind w:left="120"/>
             </w:pPr>
-            <w:hyperlink w:history="1" r:id="rIdxsdttpll7mia0vcifmirb">
-              <w:r>
-                <w:rPr>
-                  <w:rFonts w:ascii="Arial" w:cs="Arial" w:eastAsia="Arial" w:hAnsi="Arial"/>
-                  <w:color w:val="595959"/>
-                  <w:sz w:val="14"/>
-                  <w:szCs w:val="14"/>
-                  <w:u w:val="single" w:color="595959"/>
-                </w:rPr>
-                <w:t xml:space="preserve">🔍 Search ARES for similar readings</w:t>
-              </w:r>
-            </w:hyperlink>
-          </w:p>
-        </w:tc>
-        <w:tc>
-          <w:tcPr>
-            <w:tcW w:type="dxa" w:w="3040"/>
-            <w:shd w:fill="FFFFFF" w:color="auto" w:val="clear"/>
-            <w:tcMar>
-              <w:top w:type="dxa" w:w="60"/>
-              <w:left w:type="dxa" w:w="120"/>
-              <w:bottom w:type="dxa" w:w="60"/>
-              <w:right w:type="dxa" w:w="120"/>
-            </w:tcMar>
-            <w:vAlign w:val="top"/>
-          </w:tcPr>
-          <w:p>
-            <w:pPr>
-              <w:spacing w:after="40" w:before="0"/>
-              <w:jc w:val="left"/>
-            </w:pPr>
-            <w:r>
-              <w:rPr>
-                <w:rFonts w:ascii="Arial" w:cs="Arial" w:eastAsia="Arial" w:hAnsi="Arial"/>
-                <w:b w:val="false"/>
-                <w:bCs w:val="false"/>
-                <w:i w:val="false"/>
-                <w:iCs w:val="false"/>
-                <w:color w:val="000000"/>
-                <w:sz w:val="18"/>
-                <w:szCs w:val="18"/>
-              </w:rPr>
-              <w:t xml:space="preserve">Students receive a one-page Problem Card with three scenario headers — (A) Fertiliser Distribution in Eldoret, (B) Market Cost-Splitting at Gikomba, and (C) Tile-Cutting in Mombasa — and three method options labelled: Method 1: Manual Division, Method 2: Mathematical Tables, Method 3: Calculator. Without solving anything yet, each student individually writes in their notebook which method they predict is best for each scenario and gives one reason. They then share their prediction with a shoulder partner for 90 seconds before the teacher cold-calls three pairs to share aloud. Teacher writes the three most common predictions on the board under the heading 'Our Predictions' for later comparison.</w:t>
-            </w:r>
-          </w:p>
-        </w:tc>
-        <w:tc>
-          <w:tcPr>
-            <w:tcW w:type="dxa" w:w="3040"/>
-            <w:shd w:fill="F2F2F2" w:color="auto" w:val="clear"/>
-            <w:tcMar>
-              <w:top w:type="dxa" w:w="60"/>
-              <w:left w:type="dxa" w:w="120"/>
-              <w:bottom w:type="dxa" w:w="60"/>
-              <w:right w:type="dxa" w:w="120"/>
-            </w:tcMar>
-            <w:vAlign w:val="top"/>
-          </w:tcPr>
-          <w:p>
-            <w:pPr>
-              <w:spacing w:after="40" w:before="0"/>
-              <w:jc w:val="left"/>
-            </w:pPr>
-            <w:r>
-              <w:rPr>
-                <w:rFonts w:ascii="Arial" w:cs="Arial" w:eastAsia="Arial" w:hAnsi="Arial"/>
-                <w:b w:val="false"/>
-                <w:bCs w:val="false"/>
-                <w:i w:val="false"/>
-                <w:iCs w:val="false"/>
-                <w:color w:val="000000"/>
-                <w:sz w:val="18"/>
-                <w:szCs w:val="18"/>
-              </w:rPr>
-              <w:t xml:space="preserve">Distribute the Problem Card face-down. Say: 'Do not flip yet. Listen carefully.' Read each scenario title aloud with one sentence of context. Then say: 'Flip the card. Look only at the method choices. Predict — do not calculate — which method you would trust most for each scenario. You have two minutes. Work alone first.' Set a visible 2-minute timer. After individual thinking, say: 'Now share your prediction and your reason with your partner. One minute.' After pair-sharing, cold-call three pairs using name sticks. For each response, ask: 'What evidence from our earlier lessons made you choose that method?' Apply a WAIT TIME of 8 seconds after each cold-call before accepting or redirecting. Record predictions on the board without evaluating them. Say: 'We will return to these predictions after we actually solve the problems.'</w:t>
-            </w:r>
-          </w:p>
-        </w:tc>
-        <w:tc>
-          <w:tcPr>
-            <w:tcW w:type="dxa" w:w="3040"/>
-            <w:shd w:fill="FFFFFF" w:color="auto" w:val="clear"/>
-            <w:tcMar>
-              <w:top w:type="dxa" w:w="60"/>
-              <w:left w:type="dxa" w:w="120"/>
-              <w:bottom w:type="dxa" w:w="60"/>
-              <w:right w:type="dxa" w:w="120"/>
-            </w:tcMar>
-            <w:vAlign w:val="top"/>
-          </w:tcPr>
-          <w:p>
-            <w:pPr>
-              <w:spacing w:after="40" w:before="0"/>
-              <w:jc w:val="left"/>
-            </w:pPr>
-            <w:r>
-              <w:rPr>
-                <w:rFonts w:ascii="Arial" w:cs="Arial" w:eastAsia="Arial" w:hAnsi="Arial"/>
-                <w:b w:val="false"/>
-                <w:bCs w:val="false"/>
-                <w:i w:val="false"/>
-                <w:iCs w:val="false"/>
-                <w:color w:val="000000"/>
-                <w:sz w:val="18"/>
-                <w:szCs w:val="18"/>
-              </w:rPr>
-              <w:t xml:space="preserve">Prediction with justification activates prior knowledge from Lessons 3, 4, and 5. The three-method framework provides cognitive scaffolding, and the peer-share step surfaces diverse reasoning before group work begins.</w:t>
-            </w:r>
-          </w:p>
-        </w:tc>
-        <w:tc>
-          <w:tcPr>
-            <w:tcW w:type="dxa" w:w="3040"/>
-            <w:shd w:fill="F2F2F2" w:color="auto" w:val="clear"/>
-            <w:tcMar>
-              <w:top w:type="dxa" w:w="60"/>
-              <w:left w:type="dxa" w:w="120"/>
-              <w:bottom w:type="dxa" w:w="60"/>
-              <w:right w:type="dxa" w:w="120"/>
-            </w:tcMar>
-            <w:vAlign w:val="top"/>
-          </w:tcPr>
-          <w:p>
-            <w:pPr>
-              <w:spacing w:after="40" w:before="0"/>
-              <w:jc w:val="left"/>
-            </w:pPr>
-            <w:r>
-              <w:rPr>
-                <w:rFonts w:ascii="Arial" w:cs="Arial" w:eastAsia="Arial" w:hAnsi="Arial"/>
-                <w:b w:val="false"/>
-                <w:bCs w:val="false"/>
-                <w:i w:val="false"/>
-                <w:iCs w:val="false"/>
-                <w:color w:val="000000"/>
-                <w:sz w:val="18"/>
-                <w:szCs w:val="18"/>
-              </w:rPr>
-              <w:t xml:space="preserve">Listen for whether students connect method choice to number type — for example, whether they say tables are less useful for irrational numbers because the table only gives decimal approximations. Note students who conflate accuracy with speed; this will guide teacher questioning during the Observe phase.</w:t>
-            </w:r>
-          </w:p>
-        </w:tc>
-      </w:tr>
-      <w:tr>
-        <w:tc>
-          <w:tcPr>
-            <w:tcW w:type="dxa" w:w="1520"/>
-            <w:shd w:fill="D9EEF1" w:color="auto" w:val="clear"/>
-            <w:tcMar>
-              <w:top w:type="dxa" w:w="60"/>
-              <w:left w:type="dxa" w:w="120"/>
-              <w:bottom w:type="dxa" w:w="60"/>
-              <w:right w:type="dxa" w:w="120"/>
-            </w:tcMar>
-            <w:vAlign w:val="top"/>
-          </w:tcPr>
-          <w:p>
-            <w:pPr>
-              <w:spacing w:after="40" w:before="0"/>
-              <w:jc w:val="left"/>
-            </w:pPr>
-            <w:r>
-              <w:rPr>
-                <w:rFonts w:ascii="Arial" w:cs="Arial" w:eastAsia="Arial" w:hAnsi="Arial"/>
-                <w:b/>
-                <w:bCs/>
-                <w:i w:val="false"/>
-                <w:iCs w:val="false"/>
-                <w:color w:val="000000"/>
-                <w:sz w:val="18"/>
-                <w:szCs w:val="18"/>
-              </w:rPr>
-              <w:t xml:space="preserve">Observe Phase</w:t>
-            </w:r>
-          </w:p>
-          <w:p>
-            <w:pPr>
-              <w:spacing w:after="20" w:before="0"/>
-            </w:pPr>
-            <w:r>
-              <w:rPr>
-                <w:rFonts w:ascii="Arial" w:cs="Arial" w:eastAsia="Arial" w:hAnsi="Arial"/>
-                <w:b/>
-                <w:bCs/>
-                <w:color w:val="1F3864"/>
-                <w:sz w:val="16"/>
-                <w:szCs w:val="16"/>
-              </w:rPr>
-              <w:t xml:space="preserve">📹 VIDEO:</w:t>
-            </w:r>
-          </w:p>
-          <w:p>
-            <w:pPr>
-              <w:spacing w:after="20" w:before="0"/>
-            </w:pPr>
-            <w:hyperlink w:history="1" r:id="rIdglzxyvf6bceo874k5z7ug">
-              <w:r>
-                <w:rPr>
-                  <w:rFonts w:ascii="Arial" w:cs="Arial" w:eastAsia="Arial" w:hAnsi="Arial"/>
-                  <w:color w:val="2E75B6"/>
-                  <w:sz w:val="16"/>
-                  <w:szCs w:val="16"/>
-                  <w:u w:val="single" w:color="2E75B6"/>
-                </w:rPr>
-                <w:t xml:space="preserve">Proof: there's an irrational number between any two rational numbers</w:t>
-              </w:r>
-            </w:hyperlink>
-          </w:p>
-          <w:p>
-            <w:pPr>
-              <w:spacing w:after="10" w:before="0"/>
-              <w:ind w:left="120"/>
-            </w:pPr>
-            <w:r>
-              <w:rPr>
-                <w:rFonts w:ascii="Arial" w:cs="Arial" w:eastAsia="Arial" w:hAnsi="Arial"/>
-                <w:color w:val="595959"/>
-                <w:sz w:val="14"/>
-                <w:szCs w:val="14"/>
-              </w:rPr>
-              <w:t xml:space="preserve">Source: Khan Academy (English - US curriculum)</w:t>
-            </w:r>
-          </w:p>
-          <w:p>
-            <w:pPr>
-              <w:spacing w:after="10" w:before="0"/>
-              <w:ind w:left="120"/>
-            </w:pPr>
-            <w:hyperlink w:history="1" r:id="rIdufevu2sneddchgz5s43i-">
-              <w:r>
-                <w:rPr>
-                  <w:rFonts w:ascii="Arial" w:cs="Arial" w:eastAsia="Arial" w:hAnsi="Arial"/>
-                  <w:color w:val="595959"/>
-                  <w:sz w:val="14"/>
-                  <w:szCs w:val="14"/>
-                  <w:u w:val="single" w:color="595959"/>
-                </w:rPr>
-                <w:t xml:space="preserve">🔍 Search ARES for similar videos</w:t>
-              </w:r>
-            </w:hyperlink>
-          </w:p>
-          <w:p>
-            <w:pPr>
-              <w:spacing w:after="40" w:before="0"/>
-            </w:pPr>
-            <w:r>
-              <w:rPr>
-                <w:sz w:val="14"/>
-                <w:szCs w:val="14"/>
-              </w:rPr>
-              <w:t xml:space="preserve"/>
-            </w:r>
-          </w:p>
-          <w:p>
-            <w:pPr>
-              <w:spacing w:after="20" w:before="0"/>
-            </w:pPr>
-            <w:r>
-              <w:rPr>
-                <w:rFonts w:ascii="Arial" w:cs="Arial" w:eastAsia="Arial" w:hAnsi="Arial"/>
-                <w:b/>
-                <w:bCs/>
-                <w:color w:val="1F3864"/>
-                <w:sz w:val="16"/>
-                <w:szCs w:val="16"/>
-              </w:rPr>
-              <w:t xml:space="preserve">📖 EXERCISE:</w:t>
-            </w:r>
-          </w:p>
-          <w:p>
-            <w:pPr>
-              <w:spacing w:after="20" w:before="0"/>
-            </w:pPr>
-            <w:hyperlink w:history="1" r:id="rIdwrgxp2hwvkqdvzt-stgl8">
-              <w:r>
-                <w:rPr>
-                  <w:rFonts w:ascii="Arial" w:cs="Arial" w:eastAsia="Arial" w:hAnsi="Arial"/>
-                  <w:color w:val="2E75B6"/>
-                  <w:sz w:val="16"/>
-                  <w:szCs w:val="16"/>
-                  <w:u w:val="single" w:color="2E75B6"/>
-                </w:rPr>
-                <w:t xml:space="preserve">Fraction and whole number division in contexts</w:t>
-              </w:r>
-            </w:hyperlink>
-          </w:p>
-          <w:p>
-            <w:pPr>
-              <w:spacing w:after="10" w:before="0"/>
-              <w:ind w:left="120"/>
-            </w:pPr>
-            <w:r>
-              <w:rPr>
-                <w:rFonts w:ascii="Arial" w:cs="Arial" w:eastAsia="Arial" w:hAnsi="Arial"/>
-                <w:color w:val="595959"/>
-                <w:sz w:val="14"/>
-                <w:szCs w:val="14"/>
-              </w:rPr>
-              <w:t xml:space="preserve">Source: Khan Academy (English - US curriculum)</w:t>
-            </w:r>
-          </w:p>
-          <w:p>
-            <w:pPr>
-              <w:spacing w:after="10" w:before="0"/>
-              <w:ind w:left="120"/>
-            </w:pPr>
-            <w:hyperlink w:history="1" r:id="rIdqmjphjrulhv9ugj_wnspq">
-              <w:r>
-                <w:rPr>
-                  <w:rFonts w:ascii="Arial" w:cs="Arial" w:eastAsia="Arial" w:hAnsi="Arial"/>
-                  <w:color w:val="595959"/>
-                  <w:sz w:val="14"/>
-                  <w:szCs w:val="14"/>
-                  <w:u w:val="single" w:color="595959"/>
-                </w:rPr>
-                <w:t xml:space="preserve">🔍 Search ARES for similar readings</w:t>
-              </w:r>
-            </w:hyperlink>
-          </w:p>
-        </w:tc>
-        <w:tc>
-          <w:tcPr>
-            <w:tcW w:type="dxa" w:w="3040"/>
-            <w:shd w:fill="FFFFFF" w:color="auto" w:val="clear"/>
-            <w:tcMar>
-              <w:top w:type="dxa" w:w="60"/>
-              <w:left w:type="dxa" w:w="120"/>
-              <w:bottom w:type="dxa" w:w="60"/>
-              <w:right w:type="dxa" w:w="120"/>
-            </w:tcMar>
-            <w:vAlign w:val="top"/>
-          </w:tcPr>
-          <w:p>
-            <w:pPr>
-              <w:spacing w:after="40" w:before="0"/>
-              <w:jc w:val="left"/>
-            </w:pPr>
-            <w:r>
-              <w:rPr>
-                <w:rFonts w:ascii="Arial" w:cs="Arial" w:eastAsia="Arial" w:hAnsi="Arial"/>
-                <w:b w:val="false"/>
-                <w:bCs w:val="false"/>
-                <w:i w:val="false"/>
-                <w:iCs w:val="false"/>
-                <w:color w:val="000000"/>
-                <w:sz w:val="18"/>
-                <w:szCs w:val="18"/>
-              </w:rPr>
-              <w:t xml:space="preserve">Groups of three (one per scenario as lead recorder) open the Problem Card fully. The three problems are: (A) A farmer in Eldoret has 1 bag of fertiliser and wants to distribute it equally among 7 plots. What fraction of the bag does each plot receive? Compute this reciprocal by all three methods and record results. (B) Four traders at Gikomba split a market stall cost of Ksh 1 equally. What does each trader pay as a fraction of the total? Now the stall owner changes the number of traders to a number whose reciprocal is irrational — she proposes dividing by the square root of 4. Discuss: is that reciprocal rational or irrational? Compute it all three ways. (C) A tile-cutter in Mombasa needs to cut a 1-metre tile into pieces each of length 1 divided by the square root of 2 metres. Compute the reciprocal of root 2 to four decimal places using each method, then state how many whole pieces fit and what the leftover length is. Students fill in a structured results table with columns: Scenario, Method 1 result, Method 2 result, Method 3 result, Difference between methods, Most precise method chosen. Groups have 15 minutes for this phase.</w:t>
-            </w:r>
-          </w:p>
-        </w:tc>
-        <w:tc>
-          <w:tcPr>
-            <w:tcW w:type="dxa" w:w="3040"/>
-            <w:shd w:fill="F2F2F2" w:color="auto" w:val="clear"/>
-            <w:tcMar>
-              <w:top w:type="dxa" w:w="60"/>
-              <w:left w:type="dxa" w:w="120"/>
-              <w:bottom w:type="dxa" w:w="60"/>
-              <w:right w:type="dxa" w:w="120"/>
-            </w:tcMar>
-            <w:vAlign w:val="top"/>
-          </w:tcPr>
-          <w:p>
-            <w:pPr>
-              <w:spacing w:after="40" w:before="0"/>
-              <w:jc w:val="left"/>
-            </w:pPr>
-            <w:r>
-              <w:rPr>
-                <w:rFonts w:ascii="Arial" w:cs="Arial" w:eastAsia="Arial" w:hAnsi="Arial"/>
-                <w:b w:val="false"/>
-                <w:bCs w:val="false"/>
-                <w:i w:val="false"/>
-                <w:iCs w:val="false"/>
-                <w:color w:val="000000"/>
-                <w:sz w:val="18"/>
-                <w:szCs w:val="18"/>
-              </w:rPr>
-              <w:t xml:space="preserve">Circulate systematically — spend approximately 3 minutes with each of four groups. At each group, ask a targeted question rather than providing answers. Suggested prompts: 'How are you finding the reciprocal of 7 by hand — show me the division setup.' 'When you read the table for 7, which column did you look at and why?' 'What does your calculator show for 1 divided by root 2 — how does that compare with the table value?' 'For scenario B, someone said root 4 is actually rational — do you agree? How would that change things?' Apply a WAIT TIME of 10 seconds after each probe before following up. If a group finishes early, pose an extension: 'What is the reciprocal of the reciprocal of 7? Does that pattern hold for irrational numbers too?' Flag two or three observations to highlight in the Explain phase.</w:t>
-            </w:r>
-          </w:p>
-        </w:tc>
-        <w:tc>
-          <w:tcPr>
-            <w:tcW w:type="dxa" w:w="3040"/>
-            <w:shd w:fill="FFFFFF" w:color="auto" w:val="clear"/>
-            <w:tcMar>
-              <w:top w:type="dxa" w:w="60"/>
-              <w:left w:type="dxa" w:w="120"/>
-              <w:bottom w:type="dxa" w:w="60"/>
-              <w:right w:type="dxa" w:w="120"/>
-            </w:tcMar>
-            <w:vAlign w:val="top"/>
-          </w:tcPr>
-          <w:p>
-            <w:pPr>
-              <w:spacing w:after="40" w:before="0"/>
-              <w:jc w:val="left"/>
-            </w:pPr>
-            <w:r>
-              <w:rPr>
-                <w:rFonts w:ascii="Arial" w:cs="Arial" w:eastAsia="Arial" w:hAnsi="Arial"/>
-                <w:b w:val="false"/>
-                <w:bCs w:val="false"/>
-                <w:i w:val="false"/>
-                <w:iCs w:val="false"/>
-                <w:color w:val="000000"/>
-                <w:sz w:val="18"/>
-                <w:szCs w:val="18"/>
-              </w:rPr>
-              <w:t xml:space="preserve">The structured results table enforces comparison across methods and makes discrepancies visible. Scenario B is deliberately designed to surface the insight that root 4 equals 2, which is rational — connecting back to number classification from Lesson 2. Scenario C forces engagement with irrational reciprocals in a physical context, echoing the pizza arc-length situation from the anchoring phenomenon.</w:t>
-            </w:r>
-          </w:p>
-        </w:tc>
-        <w:tc>
-          <w:tcPr>
-            <w:tcW w:type="dxa" w:w="3040"/>
-            <w:shd w:fill="F2F2F2" w:color="auto" w:val="clear"/>
-            <w:tcMar>
-              <w:top w:type="dxa" w:w="60"/>
-              <w:left w:type="dxa" w:w="120"/>
-              <w:bottom w:type="dxa" w:w="60"/>
-              <w:right w:type="dxa" w:w="120"/>
-            </w:tcMar>
-            <w:vAlign w:val="top"/>
-          </w:tcPr>
-          <w:p>
-            <w:pPr>
-              <w:spacing w:after="40" w:before="0"/>
-              <w:jc w:val="left"/>
-            </w:pPr>
-            <w:r>
-              <w:rPr>
-                <w:rFonts w:ascii="Arial" w:cs="Arial" w:eastAsia="Arial" w:hAnsi="Arial"/>
-                <w:b w:val="false"/>
-                <w:bCs w:val="false"/>
-                <w:i w:val="false"/>
-                <w:iCs w:val="false"/>
-                <w:color w:val="000000"/>
-                <w:sz w:val="18"/>
-                <w:szCs w:val="18"/>
-              </w:rPr>
-              <w:t xml:space="preserve">Check that students are recording method differences accurately, not just copying the calculator answer three times. Ask any group that shows identical entries for all three methods: 'Did you actually use the table, or did you copy the calculator value?' Look for whether students can articulate why the table gives only an approximation for irrational numbers. Collect mental notes on which groups correctly identify root 4 as rational.</w:t>
-            </w:r>
-          </w:p>
-        </w:tc>
-      </w:tr>
-      <w:tr>
-        <w:tc>
-          <w:tcPr>
-            <w:tcW w:type="dxa" w:w="1520"/>
-            <w:shd w:fill="E2EFDA" w:color="auto" w:val="clear"/>
-            <w:tcMar>
-              <w:top w:type="dxa" w:w="60"/>
-              <w:left w:type="dxa" w:w="120"/>
-              <w:bottom w:type="dxa" w:w="60"/>
-              <w:right w:type="dxa" w:w="120"/>
-            </w:tcMar>
-            <w:vAlign w:val="top"/>
-          </w:tcPr>
-          <w:p>
-            <w:pPr>
-              <w:spacing w:after="40" w:before="0"/>
-              <w:jc w:val="left"/>
-            </w:pPr>
-            <w:r>
-              <w:rPr>
-                <w:rFonts w:ascii="Arial" w:cs="Arial" w:eastAsia="Arial" w:hAnsi="Arial"/>
-                <w:b/>
-                <w:bCs/>
-                <w:i w:val="false"/>
-                <w:iCs w:val="false"/>
-                <w:color w:val="000000"/>
-                <w:sz w:val="18"/>
-                <w:szCs w:val="18"/>
-              </w:rPr>
-              <w:t xml:space="preserve">Explain Phase</w:t>
-            </w:r>
-          </w:p>
-          <w:p>
-            <w:pPr>
-              <w:spacing w:after="20" w:before="0"/>
-            </w:pPr>
-            <w:r>
-              <w:rPr>
-                <w:rFonts w:ascii="Arial" w:cs="Arial" w:eastAsia="Arial" w:hAnsi="Arial"/>
-                <w:b/>
-                <w:bCs/>
-                <w:color w:val="1F3864"/>
-                <w:sz w:val="16"/>
-                <w:szCs w:val="16"/>
-              </w:rPr>
-              <w:t xml:space="preserve">📹 VIDEO:</w:t>
-            </w:r>
-          </w:p>
-          <w:p>
-            <w:pPr>
-              <w:spacing w:after="20" w:before="0"/>
-            </w:pPr>
-            <w:hyperlink w:history="1" r:id="rIdcxuse9oiuyaquewny9-23">
-              <w:r>
-                <w:rPr>
-                  <w:rFonts w:ascii="Arial" w:cs="Arial" w:eastAsia="Arial" w:hAnsi="Arial"/>
-                  <w:color w:val="2E75B6"/>
-                  <w:sz w:val="16"/>
-                  <w:szCs w:val="16"/>
-                  <w:u w:val="single" w:color="2E75B6"/>
-                </w:rPr>
-                <w:t xml:space="preserve">Proof: sum of rational &amp; irrational is irrational</w:t>
-              </w:r>
-            </w:hyperlink>
-          </w:p>
-          <w:p>
-            <w:pPr>
-              <w:spacing w:after="10" w:before="0"/>
-              <w:ind w:left="120"/>
-            </w:pPr>
-            <w:r>
-              <w:rPr>
-                <w:rFonts w:ascii="Arial" w:cs="Arial" w:eastAsia="Arial" w:hAnsi="Arial"/>
-                <w:color w:val="595959"/>
-                <w:sz w:val="14"/>
-                <w:szCs w:val="14"/>
-              </w:rPr>
-              <w:t xml:space="preserve">Source: Khan Academy (English - US curriculum)</w:t>
-            </w:r>
-          </w:p>
-          <w:p>
-            <w:pPr>
-              <w:spacing w:after="10" w:before="0"/>
-              <w:ind w:left="120"/>
-            </w:pPr>
-            <w:hyperlink w:history="1" r:id="rIdta5-buikh_gp1dh6h7g3f">
-              <w:r>
-                <w:rPr>
-                  <w:rFonts w:ascii="Arial" w:cs="Arial" w:eastAsia="Arial" w:hAnsi="Arial"/>
-                  <w:color w:val="595959"/>
-                  <w:sz w:val="14"/>
-                  <w:szCs w:val="14"/>
-                  <w:u w:val="single" w:color="595959"/>
-                </w:rPr>
-                <w:t xml:space="preserve">🔍 Search ARES for similar videos</w:t>
-              </w:r>
-            </w:hyperlink>
-          </w:p>
-          <w:p>
-            <w:pPr>
-              <w:spacing w:after="40" w:before="0"/>
-            </w:pPr>
-            <w:r>
-              <w:rPr>
-                <w:sz w:val="14"/>
-                <w:szCs w:val="14"/>
-              </w:rPr>
-              <w:t xml:space="preserve"/>
-            </w:r>
-          </w:p>
-          <w:p>
-            <w:pPr>
-              <w:spacing w:after="20" w:before="0"/>
-            </w:pPr>
-            <w:r>
-              <w:rPr>
-                <w:rFonts w:ascii="Arial" w:cs="Arial" w:eastAsia="Arial" w:hAnsi="Arial"/>
-                <w:b/>
-                <w:bCs/>
-                <w:color w:val="1F3864"/>
-                <w:sz w:val="16"/>
-                <w:szCs w:val="16"/>
-              </w:rPr>
-              <w:t xml:space="preserve">📖 HTML:</w:t>
-            </w:r>
-          </w:p>
-          <w:p>
-            <w:pPr>
-              <w:spacing w:after="20" w:before="0"/>
-            </w:pPr>
-            <w:hyperlink w:history="1" r:id="rIdmwrcgdxrlw3mr39ownrub">
-              <w:r>
-                <w:rPr>
-                  <w:rFonts w:ascii="Arial" w:cs="Arial" w:eastAsia="Arial" w:hAnsi="Arial"/>
-                  <w:color w:val="2E75B6"/>
-                  <w:sz w:val="16"/>
-                  <w:szCs w:val="16"/>
-                  <w:u w:val="single" w:color="2E75B6"/>
-                </w:rPr>
-                <w:t xml:space="preserve">Properties of Rational Numbers versus Irrational Numbers (Flexbook)</w:t>
-              </w:r>
-            </w:hyperlink>
-          </w:p>
-          <w:p>
-            <w:pPr>
-              <w:spacing w:after="10" w:before="0"/>
-              <w:ind w:left="120"/>
-            </w:pPr>
-            <w:r>
-              <w:rPr>
-                <w:rFonts w:ascii="Arial" w:cs="Arial" w:eastAsia="Arial" w:hAnsi="Arial"/>
-                <w:color w:val="595959"/>
-                <w:sz w:val="14"/>
-                <w:szCs w:val="14"/>
-              </w:rPr>
-              <w:t xml:space="preserve">Source: CK-12</w:t>
-            </w:r>
-          </w:p>
-          <w:p>
-            <w:pPr>
-              <w:spacing w:after="10" w:before="0"/>
-              <w:ind w:left="120"/>
-            </w:pPr>
-            <w:hyperlink w:history="1" r:id="rIdydsvy6ksjyim4hnotfe4c">
-              <w:r>
-                <w:rPr>
-                  <w:rFonts w:ascii="Arial" w:cs="Arial" w:eastAsia="Arial" w:hAnsi="Arial"/>
-                  <w:color w:val="595959"/>
-                  <w:sz w:val="14"/>
-                  <w:szCs w:val="14"/>
-                  <w:u w:val="single" w:color="595959"/>
-                </w:rPr>
-                <w:t xml:space="preserve">🔍 Search ARES for similar readings</w:t>
-              </w:r>
-            </w:hyperlink>
-          </w:p>
-        </w:tc>
-        <w:tc>
-          <w:tcPr>
-            <w:tcW w:type="dxa" w:w="3040"/>
-            <w:shd w:fill="FFFFFF" w:color="auto" w:val="clear"/>
-            <w:tcMar>
-              <w:top w:type="dxa" w:w="60"/>
-              <w:left w:type="dxa" w:w="120"/>
-              <w:bottom w:type="dxa" w:w="60"/>
-              <w:right w:type="dxa" w:w="120"/>
-            </w:tcMar>
-            <w:vAlign w:val="top"/>
-          </w:tcPr>
-          <w:p>
-            <w:pPr>
-              <w:spacing w:after="40" w:before="0"/>
-              <w:jc w:val="left"/>
-            </w:pPr>
-            <w:r>
-              <w:rPr>
-                <w:rFonts w:ascii="Arial" w:cs="Arial" w:eastAsia="Arial" w:hAnsi="Arial"/>
-                <w:b w:val="false"/>
-                <w:bCs w:val="false"/>
-                <w:i w:val="false"/>
-                <w:iCs w:val="false"/>
-                <w:color w:val="000000"/>
-                <w:sz w:val="18"/>
-                <w:szCs w:val="18"/>
-              </w:rPr>
-              <w:t xml:space="preserve">Each group sends one spokesperson to present their results table for one scenario — teacher assigns which scenario each group presents to ensure all three are covered. Spokesperson reads the results aloud and states: which method gave the most precise answer, whether the number involved was rational or irrational, and which method they would recommend in a real Kenyan setting and why. After all three presentations (approximately 2 minutes each), the teacher leads a whole-class comparison using a board table that aggregates all results. Class discusses: (1) Why do manual division and tables sometimes give slightly different answers from the calculator? (2) For which scenario was the number rational and for which irrational — and how could you tell from the decimal expansion? (3) In a rural area of Kenya with no electricity, which method is safest to rely on? Students update their individual notebooks with a written summary sentence: 'For rational numbers, all three methods give the same exact value because... For irrational numbers, methods differ because...'</w:t>
-            </w:r>
-          </w:p>
-        </w:tc>
-        <w:tc>
-          <w:tcPr>
-            <w:tcW w:type="dxa" w:w="3040"/>
-            <w:shd w:fill="F2F2F2" w:color="auto" w:val="clear"/>
-            <w:tcMar>
-              <w:top w:type="dxa" w:w="60"/>
-              <w:left w:type="dxa" w:w="120"/>
-              <w:bottom w:type="dxa" w:w="60"/>
-              <w:right w:type="dxa" w:w="120"/>
-            </w:tcMar>
-            <w:vAlign w:val="top"/>
-          </w:tcPr>
-          <w:p>
-            <w:pPr>
-              <w:spacing w:after="40" w:before="0"/>
-              <w:jc w:val="left"/>
-            </w:pPr>
-            <w:r>
-              <w:rPr>
-                <w:rFonts w:ascii="Arial" w:cs="Arial" w:eastAsia="Arial" w:hAnsi="Arial"/>
-                <w:b w:val="false"/>
-                <w:bCs w:val="false"/>
-                <w:i w:val="false"/>
-                <w:iCs w:val="false"/>
-                <w:color w:val="000000"/>
-                <w:sz w:val="18"/>
-                <w:szCs w:val="18"/>
-              </w:rPr>
-              <w:t xml:space="preserve">After each group presentation, ask the class: 'Does any other group have a different result for that scenario? If so, stand up.' If discrepancies exist, say: 'Let us trace where the difference came from — was it in the table reading, the division, or the rounding on the calculator?' Apply a WAIT TIME of 8 seconds. For the whole-class board comparison, use deliberate questioning: 'Look at scenario C — the tile problem. The calculator shows 0.7071. The table may show 0.7070 or 0.7072. Why does this difference matter for a tile-cutter in Mombasa — and when does it NOT matter?' After responses, connect explicitly to the phenomenon: 'Remember our pizza diagram from Lesson 1. The slice that was irrational — its size could never be written as an exact fraction. That is exactly what we see in scenario C. The tile length is irrational, so no method gives us a perfect exact decimal — they all give approximations. That is a property of irrational numbers, not a mistake.' Pause for reflection. Say: 'Write your summary sentence now. Two minutes of silent writing.'</w:t>
-            </w:r>
-          </w:p>
-        </w:tc>
-        <w:tc>
-          <w:tcPr>
-            <w:tcW w:type="dxa" w:w="3040"/>
-            <w:shd w:fill="FFFFFF" w:color="auto" w:val="clear"/>
-            <w:tcMar>
-              <w:top w:type="dxa" w:w="60"/>
-              <w:left w:type="dxa" w:w="120"/>
-              <w:bottom w:type="dxa" w:w="60"/>
-              <w:right w:type="dxa" w:w="120"/>
-            </w:tcMar>
-            <w:vAlign w:val="top"/>
-          </w:tcPr>
-          <w:p>
-            <w:pPr>
-              <w:spacing w:after="40" w:before="0"/>
-              <w:jc w:val="left"/>
-            </w:pPr>
-            <w:r>
-              <w:rPr>
-                <w:rFonts w:ascii="Arial" w:cs="Arial" w:eastAsia="Arial" w:hAnsi="Arial"/>
-                <w:b w:val="false"/>
-                <w:bCs w:val="false"/>
-                <w:i w:val="false"/>
-                <w:iCs w:val="false"/>
-                <w:color w:val="000000"/>
-                <w:sz w:val="18"/>
-                <w:szCs w:val="18"/>
-              </w:rPr>
-              <w:t xml:space="preserve">Cross-group comparison exposes productive discrepancies that make the limitation of each method concrete. The teacher explicitly bridges back to the anchoring phenomenon to ensure the driving question is advanced — irrational numbers produce non-terminating, non-repeating decimals that no tool can capture exactly, only approximate. The summary sentence writing consolidates the conceptual distinction.</w:t>
-            </w:r>
-          </w:p>
-        </w:tc>
-        <w:tc>
-          <w:tcPr>
-            <w:tcW w:type="dxa" w:w="3040"/>
-            <w:shd w:fill="F2F2F2" w:color="auto" w:val="clear"/>
-            <w:tcMar>
-              <w:top w:type="dxa" w:w="60"/>
-              <w:left w:type="dxa" w:w="120"/>
-              <w:bottom w:type="dxa" w:w="60"/>
-              <w:right w:type="dxa" w:w="120"/>
-            </w:tcMar>
-            <w:vAlign w:val="top"/>
-          </w:tcPr>
-          <w:p>
-            <w:pPr>
-              <w:spacing w:after="40" w:before="0"/>
-              <w:jc w:val="left"/>
-            </w:pPr>
-            <w:r>
-              <w:rPr>
-                <w:rFonts w:ascii="Arial" w:cs="Arial" w:eastAsia="Arial" w:hAnsi="Arial"/>
-                <w:b w:val="false"/>
-                <w:bCs w:val="false"/>
-                <w:i w:val="false"/>
-                <w:iCs w:val="false"/>
-                <w:color w:val="000000"/>
-                <w:sz w:val="18"/>
-                <w:szCs w:val="18"/>
-              </w:rPr>
-              <w:t xml:space="preserve">Listen to summary sentences during a brief share-out. Correct any student who writes 'the calculator is always more accurate' — prompt them to consider that calculators also round irrational values. Check that students can identify scenario B's twist (root 4 = 2 is rational) and that they articulate this distinction clearly.</w:t>
-            </w:r>
-          </w:p>
-        </w:tc>
-      </w:tr>
-      <w:tr>
-        <w:tc>
-          <w:tcPr>
-            <w:tcW w:type="dxa" w:w="1520"/>
-            <w:shd w:fill="FCE4D6" w:color="auto" w:val="clear"/>
-            <w:tcMar>
-              <w:top w:type="dxa" w:w="60"/>
-              <w:left w:type="dxa" w:w="120"/>
-              <w:bottom w:type="dxa" w:w="60"/>
-              <w:right w:type="dxa" w:w="120"/>
-            </w:tcMar>
-            <w:vAlign w:val="top"/>
-          </w:tcPr>
-          <w:p>
-            <w:pPr>
-              <w:spacing w:after="40" w:before="0"/>
-              <w:jc w:val="left"/>
-            </w:pPr>
-            <w:r>
-              <w:rPr>
-                <w:rFonts w:ascii="Arial" w:cs="Arial" w:eastAsia="Arial" w:hAnsi="Arial"/>
-                <w:b/>
-                <w:bCs/>
-                <w:i w:val="false"/>
-                <w:iCs w:val="false"/>
-                <w:color w:val="000000"/>
-                <w:sz w:val="18"/>
-                <w:szCs w:val="18"/>
-              </w:rPr>
-              <w:t xml:space="preserve">Driving Question Board (DQB) Creation</w:t>
-            </w:r>
-          </w:p>
-          <w:p>
-            <w:pPr>
-              <w:spacing w:after="20" w:before="0"/>
-            </w:pPr>
-            <w:r>
-              <w:rPr>
-                <w:rFonts w:ascii="Arial" w:cs="Arial" w:eastAsia="Arial" w:hAnsi="Arial"/>
-                <w:b/>
-                <w:bCs/>
-                <w:color w:val="1F3864"/>
-                <w:sz w:val="16"/>
-                <w:szCs w:val="16"/>
-              </w:rPr>
-              <w:t xml:space="preserve">📹 VIDEO:</w:t>
-            </w:r>
-          </w:p>
-          <w:p>
-            <w:pPr>
-              <w:spacing w:after="20" w:before="0"/>
-            </w:pPr>
-            <w:hyperlink w:history="1" r:id="rId1_hdj0wealr75s1g_wsx-">
-              <w:r>
-                <w:rPr>
-                  <w:rFonts w:ascii="Arial" w:cs="Arial" w:eastAsia="Arial" w:hAnsi="Arial"/>
-                  <w:color w:val="2E75B6"/>
-                  <w:sz w:val="16"/>
-                  <w:szCs w:val="16"/>
-                  <w:u w:val="single" w:color="2E75B6"/>
-                </w:rPr>
-                <w:t xml:space="preserve">Worked example: classifying numbers</w:t>
-              </w:r>
-            </w:hyperlink>
-          </w:p>
-          <w:p>
-            <w:pPr>
-              <w:spacing w:after="10" w:before="0"/>
-              <w:ind w:left="120"/>
-            </w:pPr>
-            <w:r>
-              <w:rPr>
-                <w:rFonts w:ascii="Arial" w:cs="Arial" w:eastAsia="Arial" w:hAnsi="Arial"/>
-                <w:color w:val="595959"/>
-                <w:sz w:val="14"/>
-                <w:szCs w:val="14"/>
-              </w:rPr>
-              <w:t xml:space="preserve">Source: Khan Academy (English - US curriculum)</w:t>
-            </w:r>
-          </w:p>
-          <w:p>
-            <w:pPr>
-              <w:spacing w:after="10" w:before="0"/>
-              <w:ind w:left="120"/>
-            </w:pPr>
-            <w:hyperlink w:history="1" r:id="rId5fv72qc7jvlxmpbexj2rq">
-              <w:r>
-                <w:rPr>
-                  <w:rFonts w:ascii="Arial" w:cs="Arial" w:eastAsia="Arial" w:hAnsi="Arial"/>
-                  <w:color w:val="595959"/>
-                  <w:sz w:val="14"/>
-                  <w:szCs w:val="14"/>
-                  <w:u w:val="single" w:color="595959"/>
-                </w:rPr>
-                <w:t xml:space="preserve">🔍 Search ARES for similar videos</w:t>
-              </w:r>
-            </w:hyperlink>
-          </w:p>
-          <w:p>
-            <w:pPr>
-              <w:spacing w:after="40" w:before="0"/>
-            </w:pPr>
-            <w:r>
-              <w:rPr>
-                <w:sz w:val="14"/>
-                <w:szCs w:val="14"/>
-              </w:rPr>
-              <w:t xml:space="preserve"/>
-            </w:r>
-          </w:p>
-          <w:p>
-            <w:pPr>
-              <w:spacing w:after="20" w:before="0"/>
-            </w:pPr>
-            <w:r>
-              <w:rPr>
-                <w:rFonts w:ascii="Arial" w:cs="Arial" w:eastAsia="Arial" w:hAnsi="Arial"/>
-                <w:b/>
-                <w:bCs/>
-                <w:color w:val="1F3864"/>
-                <w:sz w:val="16"/>
-                <w:szCs w:val="16"/>
-              </w:rPr>
-              <w:t xml:space="preserve">📖 EXERCISE:</w:t>
-            </w:r>
-          </w:p>
-          <w:p>
-            <w:pPr>
-              <w:spacing w:after="20" w:before="0"/>
-            </w:pPr>
-            <w:hyperlink w:history="1" r:id="rIdducjh7m2ojmhjnmz5ixms">
-              <w:r>
-                <w:rPr>
-                  <w:rFonts w:ascii="Arial" w:cs="Arial" w:eastAsia="Arial" w:hAnsi="Arial"/>
-                  <w:color w:val="2E75B6"/>
-                  <w:sz w:val="16"/>
-                  <w:szCs w:val="16"/>
-                  <w:u w:val="single" w:color="2E75B6"/>
-                </w:rPr>
-                <w:t xml:space="preserve">Properties of Rational Numbers versus Irrational Numbers Practice</w:t>
-              </w:r>
-            </w:hyperlink>
-          </w:p>
-          <w:p>
-            <w:pPr>
-              <w:spacing w:after="10" w:before="0"/>
-              <w:ind w:left="120"/>
-            </w:pPr>
-            <w:r>
-              <w:rPr>
-                <w:rFonts w:ascii="Arial" w:cs="Arial" w:eastAsia="Arial" w:hAnsi="Arial"/>
-                <w:color w:val="595959"/>
-                <w:sz w:val="14"/>
-                <w:szCs w:val="14"/>
-              </w:rPr>
-              <w:t xml:space="preserve">Source: CK-12</w:t>
-            </w:r>
-          </w:p>
-          <w:p>
-            <w:pPr>
-              <w:spacing w:after="10" w:before="0"/>
-              <w:ind w:left="120"/>
-            </w:pPr>
-            <w:hyperlink w:history="1" r:id="rIdadzlsb0wo6lnngi3japiy">
-              <w:r>
-                <w:rPr>
-                  <w:rFonts w:ascii="Arial" w:cs="Arial" w:eastAsia="Arial" w:hAnsi="Arial"/>
-                  <w:color w:val="595959"/>
-                  <w:sz w:val="14"/>
-                  <w:szCs w:val="14"/>
-                  <w:u w:val="single" w:color="595959"/>
-                </w:rPr>
-                <w:t xml:space="preserve">🔍 Search ARES for similar readings</w:t>
-              </w:r>
-            </w:hyperlink>
-          </w:p>
-        </w:tc>
-        <w:tc>
-          <w:tcPr>
-            <w:tcW w:type="dxa" w:w="3040"/>
-            <w:shd w:fill="FFFFFF" w:color="auto" w:val="clear"/>
-            <w:tcMar>
-              <w:top w:type="dxa" w:w="60"/>
-              <w:left w:type="dxa" w:w="120"/>
-              <w:bottom w:type="dxa" w:w="60"/>
-              <w:right w:type="dxa" w:w="120"/>
-            </w:tcMar>
-            <w:vAlign w:val="top"/>
-          </w:tcPr>
-          <w:p>
-            <w:pPr>
-              <w:spacing w:after="40" w:before="0"/>
-              <w:jc w:val="left"/>
-            </w:pPr>
-            <w:r>
-              <w:rPr>
-                <w:rFonts w:ascii="Arial" w:cs="Arial" w:eastAsia="Arial" w:hAnsi="Arial"/>
-                <w:b w:val="false"/>
-                <w:bCs w:val="false"/>
-                <w:i w:val="false"/>
-                <w:iCs w:val="false"/>
-                <w:color w:val="000000"/>
-                <w:sz w:val="18"/>
-                <w:szCs w:val="18"/>
-              </w:rPr>
-              <w:t xml:space="preserve">Students return to the class Driving Question Board. The teacher reads aloud the current posted questions from previous lessons that relate to today. Students are given two sticky notes each. On the first (green), they write one question from the board that today's lesson has now answered. On the second (yellow), they write one new question or remaining uncertainty that today's work raised for them. Students post both notes on the DQB. Teacher reads a selection of green notes aloud to affirm progress, then reads two or three yellow notes to acknowledge remaining curiosity. The class briefly votes by show of hands on which yellow question they most want answered in Lesson 7.</w:t>
-            </w:r>
-          </w:p>
-        </w:tc>
-        <w:tc>
-          <w:tcPr>
-            <w:tcW w:type="dxa" w:w="3040"/>
-            <w:shd w:fill="F2F2F2" w:color="auto" w:val="clear"/>
-            <w:tcMar>
-              <w:top w:type="dxa" w:w="60"/>
-              <w:left w:type="dxa" w:w="120"/>
-              <w:bottom w:type="dxa" w:w="60"/>
-              <w:right w:type="dxa" w:w="120"/>
-            </w:tcMar>
-            <w:vAlign w:val="top"/>
-          </w:tcPr>
-          <w:p>
-            <w:pPr>
-              <w:spacing w:after="40" w:before="0"/>
-              <w:jc w:val="left"/>
-            </w:pPr>
-            <w:r>
-              <w:rPr>
-                <w:rFonts w:ascii="Arial" w:cs="Arial" w:eastAsia="Arial" w:hAnsi="Arial"/>
-                <w:b w:val="false"/>
-                <w:bCs w:val="false"/>
-                <w:i w:val="false"/>
-                <w:iCs w:val="false"/>
-                <w:color w:val="000000"/>
-                <w:sz w:val="18"/>
-                <w:szCs w:val="18"/>
-              </w:rPr>
-              <w:t xml:space="preserve">Say: 'Look at our board. We have been building evidence for six lessons now. Today we applied reciprocals in three real Kenyan situations. Which question from this board did today answer for you? Take one minute and write it on your green note — be specific, not just the question number.' After posting, select three green notes and read them aloud: 'This group says today answered the question about whether irrational numbers have reciprocals — what evidence from today supported that?' WAIT TIME of 6 seconds. Then say: 'Your yellow note is equally important. What does today make you wonder that we have NOT yet answered?' After posting yellow notes, point to the two or three most common themes and say: 'In Lesson 7 we will build our Real Number Map. These questions will guide what you put in it. Hold onto them.'</w:t>
-            </w:r>
-          </w:p>
-        </w:tc>
-        <w:tc>
-          <w:tcPr>
-            <w:tcW w:type="dxa" w:w="3040"/>
-            <w:shd w:fill="FFFFFF" w:color="auto" w:val="clear"/>
-            <w:tcMar>
-              <w:top w:type="dxa" w:w="60"/>
-              <w:left w:type="dxa" w:w="120"/>
-              <w:bottom w:type="dxa" w:w="60"/>
-              <w:right w:type="dxa" w:w="120"/>
-            </w:tcMar>
-            <w:vAlign w:val="top"/>
-          </w:tcPr>
-          <w:p>
-            <w:pPr>
-              <w:spacing w:after="40" w:before="0"/>
-              <w:jc w:val="left"/>
-            </w:pPr>
-            <w:r>
-              <w:rPr>
-                <w:rFonts w:ascii="Arial" w:cs="Arial" w:eastAsia="Arial" w:hAnsi="Arial"/>
-                <w:b w:val="false"/>
-                <w:bCs w:val="false"/>
-                <w:i w:val="false"/>
-                <w:iCs w:val="false"/>
-                <w:color w:val="000000"/>
-                <w:sz w:val="18"/>
-                <w:szCs w:val="18"/>
-              </w:rPr>
-              <w:t xml:space="preserve">The two-colour sticky note system separates resolved questions from emerging ones, making the cumulative progress of the inquiry visible. Voting on the priority yellow question gives students agency in shaping the final lesson and reinforces that scientific and mathematical inquiry generates new questions even as it answers old ones.</w:t>
-            </w:r>
-          </w:p>
-        </w:tc>
-        <w:tc>
-          <w:tcPr>
-            <w:tcW w:type="dxa" w:w="3040"/>
-            <w:shd w:fill="F2F2F2" w:color="auto" w:val="clear"/>
-            <w:tcMar>
-              <w:top w:type="dxa" w:w="60"/>
-              <w:left w:type="dxa" w:w="120"/>
-              <w:bottom w:type="dxa" w:w="60"/>
-              <w:right w:type="dxa" w:w="120"/>
-            </w:tcMar>
-            <w:vAlign w:val="top"/>
-          </w:tcPr>
-          <w:p>
-            <w:pPr>
-              <w:spacing w:after="40" w:before="0"/>
-              <w:jc w:val="left"/>
-            </w:pPr>
-            <w:r>
-              <w:rPr>
-                <w:rFonts w:ascii="Arial" w:cs="Arial" w:eastAsia="Arial" w:hAnsi="Arial"/>
-                <w:b w:val="false"/>
-                <w:bCs w:val="false"/>
-                <w:i w:val="false"/>
-                <w:iCs w:val="false"/>
-                <w:color w:val="000000"/>
-                <w:sz w:val="18"/>
-                <w:szCs w:val="18"/>
-              </w:rPr>
-              <w:t xml:space="preserve">Review posted green notes after class. If most students mark the same question as answered, that concept is secure. If many yellow notes show the same confusion — for example, 'can a reciprocal ever be irrational and rational at the same time?' — plan to address this explicitly at the start of Lesson 7.</w:t>
-            </w:r>
-          </w:p>
-        </w:tc>
-      </w:tr>
-      <w:tr>
-        <w:tc>
-          <w:tcPr>
-            <w:tcW w:type="dxa" w:w="1520"/>
-            <w:shd w:fill="D5E8F0" w:color="auto" w:val="clear"/>
-            <w:tcMar>
-              <w:top w:type="dxa" w:w="60"/>
-              <w:left w:type="dxa" w:w="120"/>
-              <w:bottom w:type="dxa" w:w="60"/>
-              <w:right w:type="dxa" w:w="120"/>
-            </w:tcMar>
-            <w:vAlign w:val="top"/>
-          </w:tcPr>
-          <w:p>
-            <w:pPr>
-              <w:spacing w:after="40" w:before="0"/>
-              <w:jc w:val="left"/>
-            </w:pPr>
-            <w:r>
-              <w:rPr>
-                <w:rFonts w:ascii="Arial" w:cs="Arial" w:eastAsia="Arial" w:hAnsi="Arial"/>
-                <w:b/>
-                <w:bCs/>
-                <w:i w:val="false"/>
-                <w:iCs w:val="false"/>
-                <w:color w:val="000000"/>
-                <w:sz w:val="18"/>
-                <w:szCs w:val="18"/>
-              </w:rPr>
-              <w:t xml:space="preserve">Model Building Phase</w:t>
-            </w:r>
-          </w:p>
-          <w:p>
-            <w:pPr>
-              <w:spacing w:after="20" w:before="0"/>
-            </w:pPr>
-            <w:r>
-              <w:rPr>
-                <w:rFonts w:ascii="Arial" w:cs="Arial" w:eastAsia="Arial" w:hAnsi="Arial"/>
-                <w:b/>
-                <w:bCs/>
-                <w:color w:val="1F3864"/>
-                <w:sz w:val="16"/>
-                <w:szCs w:val="16"/>
-              </w:rPr>
-              <w:t xml:space="preserve">📹 VIDEO:</w:t>
-            </w:r>
-          </w:p>
-          <w:p>
-            <w:pPr>
-              <w:spacing w:after="20" w:before="0"/>
-            </w:pPr>
-            <w:hyperlink w:history="1" r:id="rIdti6ynavije-9qfeaed6qk">
-              <w:r>
-                <w:rPr>
-                  <w:rFonts w:ascii="Arial" w:cs="Arial" w:eastAsia="Arial" w:hAnsi="Arial"/>
-                  <w:color w:val="2E75B6"/>
-                  <w:sz w:val="16"/>
-                  <w:szCs w:val="16"/>
-                  <w:u w:val="single" w:color="2E75B6"/>
-                </w:rPr>
-                <w:t xml:space="preserve">Division in context</w:t>
-              </w:r>
-            </w:hyperlink>
-          </w:p>
-          <w:p>
-            <w:pPr>
-              <w:spacing w:after="10" w:before="0"/>
-              <w:ind w:left="120"/>
-            </w:pPr>
-            <w:r>
-              <w:rPr>
-                <w:rFonts w:ascii="Arial" w:cs="Arial" w:eastAsia="Arial" w:hAnsi="Arial"/>
-                <w:color w:val="595959"/>
-                <w:sz w:val="14"/>
-                <w:szCs w:val="14"/>
-              </w:rPr>
-              <w:t xml:space="preserve">Source: Khan Academy (English - US curriculum)</w:t>
-            </w:r>
-          </w:p>
-          <w:p>
-            <w:pPr>
-              <w:spacing w:after="10" w:before="0"/>
-              <w:ind w:left="120"/>
-            </w:pPr>
-            <w:hyperlink w:history="1" r:id="rIdzfjvmhk3pztq9tana_d8e">
-              <w:r>
-                <w:rPr>
-                  <w:rFonts w:ascii="Arial" w:cs="Arial" w:eastAsia="Arial" w:hAnsi="Arial"/>
-                  <w:color w:val="595959"/>
-                  <w:sz w:val="14"/>
-                  <w:szCs w:val="14"/>
-                  <w:u w:val="single" w:color="595959"/>
-                </w:rPr>
-                <w:t xml:space="preserve">🔍 Search ARES for similar videos</w:t>
-              </w:r>
-            </w:hyperlink>
-          </w:p>
-          <w:p>
-            <w:pPr>
-              <w:spacing w:after="40" w:before="0"/>
-            </w:pPr>
-            <w:r>
-              <w:rPr>
-                <w:sz w:val="14"/>
-                <w:szCs w:val="14"/>
-              </w:rPr>
-              <w:t xml:space="preserve"/>
-            </w:r>
-          </w:p>
-          <w:p>
-            <w:pPr>
-              <w:spacing w:after="20" w:before="0"/>
-            </w:pPr>
-            <w:r>
-              <w:rPr>
-                <w:rFonts w:ascii="Arial" w:cs="Arial" w:eastAsia="Arial" w:hAnsi="Arial"/>
-                <w:b/>
-                <w:bCs/>
-                <w:color w:val="1F3864"/>
-                <w:sz w:val="16"/>
-                <w:szCs w:val="16"/>
-              </w:rPr>
-              <w:t xml:space="preserve">📖 EXERCISE:</w:t>
-            </w:r>
-          </w:p>
-          <w:p>
-            <w:pPr>
-              <w:spacing w:after="20" w:before="0"/>
-            </w:pPr>
-            <w:hyperlink w:history="1" r:id="rIdc6wfftgu-n0zipr-jth6p">
-              <w:r>
-                <w:rPr>
-                  <w:rFonts w:ascii="Arial" w:cs="Arial" w:eastAsia="Arial" w:hAnsi="Arial"/>
-                  <w:color w:val="2E75B6"/>
-                  <w:sz w:val="16"/>
-                  <w:szCs w:val="16"/>
-                  <w:u w:val="single" w:color="2E75B6"/>
-                </w:rPr>
-                <w:t xml:space="preserve">Classify numbers: rational &amp; irrational</w:t>
-              </w:r>
-            </w:hyperlink>
-          </w:p>
-          <w:p>
-            <w:pPr>
-              <w:spacing w:after="10" w:before="0"/>
-              <w:ind w:left="120"/>
-            </w:pPr>
-            <w:r>
-              <w:rPr>
-                <w:rFonts w:ascii="Arial" w:cs="Arial" w:eastAsia="Arial" w:hAnsi="Arial"/>
-                <w:color w:val="595959"/>
-                <w:sz w:val="14"/>
-                <w:szCs w:val="14"/>
-              </w:rPr>
-              <w:t xml:space="preserve">Source: Khan Academy (English - US curriculum)</w:t>
-            </w:r>
-          </w:p>
-          <w:p>
-            <w:pPr>
-              <w:spacing w:after="10" w:before="0"/>
-              <w:ind w:left="120"/>
-            </w:pPr>
-            <w:hyperlink w:history="1" r:id="rIdgxn0l3qmtvqyaacfg-qgg">
+            <w:hyperlink w:history="1" r:id="rId_q05ycyclw9_a1vwwdqhi">
               <w:r>
                 <w:rPr>
                   <w:rFonts w:ascii="Arial" w:cs="Arial" w:eastAsia="Arial" w:hAnsi="Arial"/>
@@ -19756,7 +19868,7 @@
         </w:rPr>
         <w:t xml:space="preserve">© 2026 SeaVuria and ARES. Aligned with KICD objectives. Developed by SeaVuria; technical implementation by ARES (with AI assistance from Claude). Licensed under </w:t>
       </w:r>
-      <w:hyperlink w:history="1" r:id="rIdgm1vzh1h97dot35ofajug">
+      <w:hyperlink w:history="1" r:id="rIdx3nwms2qcjbfi9cxidjtq">
         <w:r>
           <w:rPr>
             <w:rFonts w:ascii="Arial" w:cs="Arial" w:eastAsia="Arial" w:hAnsi="Arial"/>
@@ -19777,7 +19889,7 @@
         </w:rPr>
         <w:t xml:space="preserve"> (</w:t>
       </w:r>
-      <w:hyperlink w:history="1" r:id="rIdn0cg2qvemd-ajhdku_h3w">
+      <w:hyperlink w:history="1" r:id="rIdinlfdrcvikior4fvtjluj">
         <w:r>
           <w:rPr>
             <w:rFonts w:ascii="Arial" w:cs="Arial" w:eastAsia="Arial" w:hAnsi="Arial"/>
@@ -20790,7 +20902,313 @@
             <w:pPr>
               <w:spacing w:after="20" w:before="0"/>
             </w:pPr>
-            <w:hyperlink w:history="1" r:id="rIdgebh8-h7_wyvdts6gw4mu">
+            <w:hyperlink w:history="1" r:id="rIdb9bqhvkopjerahhkecd43">
+              <w:r>
+                <w:rPr>
+                  <w:rFonts w:ascii="Arial" w:cs="Arial" w:eastAsia="Arial" w:hAnsi="Arial"/>
+                  <w:color w:val="2E75B6"/>
+                  <w:sz w:val="16"/>
+                  <w:szCs w:val="16"/>
+                  <w:u w:val="single" w:color="2E75B6"/>
+                </w:rPr>
+                <w:t xml:space="preserve">Classifying numbers: rational &amp; irrational</w:t>
+              </w:r>
+            </w:hyperlink>
+          </w:p>
+          <w:p>
+            <w:pPr>
+              <w:spacing w:after="10" w:before="0"/>
+              <w:ind w:left="120"/>
+            </w:pPr>
+            <w:r>
+              <w:rPr>
+                <w:rFonts w:ascii="Arial" w:cs="Arial" w:eastAsia="Arial" w:hAnsi="Arial"/>
+                <w:color w:val="595959"/>
+                <w:sz w:val="14"/>
+                <w:szCs w:val="14"/>
+              </w:rPr>
+              <w:t xml:space="preserve">Source: Khan Academy (English - US curriculum)</w:t>
+            </w:r>
+          </w:p>
+          <w:p>
+            <w:pPr>
+              <w:spacing w:after="10" w:before="0"/>
+              <w:ind w:left="120"/>
+            </w:pPr>
+            <w:hyperlink w:history="1" r:id="rId8mroky53bl54zycwpobps">
+              <w:r>
+                <w:rPr>
+                  <w:rFonts w:ascii="Arial" w:cs="Arial" w:eastAsia="Arial" w:hAnsi="Arial"/>
+                  <w:color w:val="595959"/>
+                  <w:sz w:val="14"/>
+                  <w:szCs w:val="14"/>
+                  <w:u w:val="single" w:color="595959"/>
+                </w:rPr>
+                <w:t xml:space="preserve">🔍 Search ARES for similar videos</w:t>
+              </w:r>
+            </w:hyperlink>
+          </w:p>
+          <w:p>
+            <w:pPr>
+              <w:spacing w:after="40" w:before="0"/>
+            </w:pPr>
+            <w:r>
+              <w:rPr>
+                <w:sz w:val="14"/>
+                <w:szCs w:val="14"/>
+              </w:rPr>
+              <w:t xml:space="preserve"/>
+            </w:r>
+          </w:p>
+          <w:p>
+            <w:pPr>
+              <w:spacing w:after="20" w:before="0"/>
+            </w:pPr>
+            <w:r>
+              <w:rPr>
+                <w:rFonts w:ascii="Arial" w:cs="Arial" w:eastAsia="Arial" w:hAnsi="Arial"/>
+                <w:b/>
+                <w:bCs/>
+                <w:color w:val="1F3864"/>
+                <w:sz w:val="16"/>
+                <w:szCs w:val="16"/>
+              </w:rPr>
+              <w:t xml:space="preserve">📖 EXERCISE:</w:t>
+            </w:r>
+          </w:p>
+          <w:p>
+            <w:pPr>
+              <w:spacing w:after="20" w:before="0"/>
+            </w:pPr>
+            <w:hyperlink w:history="1" r:id="rIdsrbkwdnj7tzwx6ydrpssg">
+              <w:r>
+                <w:rPr>
+                  <w:rFonts w:ascii="Arial" w:cs="Arial" w:eastAsia="Arial" w:hAnsi="Arial"/>
+                  <w:color w:val="2E75B6"/>
+                  <w:sz w:val="16"/>
+                  <w:szCs w:val="16"/>
+                  <w:u w:val="single" w:color="2E75B6"/>
+                </w:rPr>
+                <w:t xml:space="preserve">Classify numbers</w:t>
+              </w:r>
+            </w:hyperlink>
+          </w:p>
+          <w:p>
+            <w:pPr>
+              <w:spacing w:after="10" w:before="0"/>
+              <w:ind w:left="120"/>
+            </w:pPr>
+            <w:r>
+              <w:rPr>
+                <w:rFonts w:ascii="Arial" w:cs="Arial" w:eastAsia="Arial" w:hAnsi="Arial"/>
+                <w:color w:val="595959"/>
+                <w:sz w:val="14"/>
+                <w:szCs w:val="14"/>
+              </w:rPr>
+              <w:t xml:space="preserve">Source: Khan Academy (English - US curriculum)</w:t>
+            </w:r>
+          </w:p>
+          <w:p>
+            <w:pPr>
+              <w:spacing w:after="10" w:before="0"/>
+              <w:ind w:left="120"/>
+            </w:pPr>
+            <w:hyperlink w:history="1" r:id="rIdsyjnozbi26j-s2seukmo4">
+              <w:r>
+                <w:rPr>
+                  <w:rFonts w:ascii="Arial" w:cs="Arial" w:eastAsia="Arial" w:hAnsi="Arial"/>
+                  <w:color w:val="595959"/>
+                  <w:sz w:val="14"/>
+                  <w:szCs w:val="14"/>
+                  <w:u w:val="single" w:color="595959"/>
+                </w:rPr>
+                <w:t xml:space="preserve">🔍 Search ARES for similar readings</w:t>
+              </w:r>
+            </w:hyperlink>
+          </w:p>
+        </w:tc>
+        <w:tc>
+          <w:tcPr>
+            <w:tcW w:type="dxa" w:w="3040"/>
+            <w:shd w:fill="FFFFFF" w:color="auto" w:val="clear"/>
+            <w:tcMar>
+              <w:top w:type="dxa" w:w="60"/>
+              <w:left w:type="dxa" w:w="120"/>
+              <w:bottom w:type="dxa" w:w="60"/>
+              <w:right w:type="dxa" w:w="120"/>
+            </w:tcMar>
+            <w:vAlign w:val="top"/>
+          </w:tcPr>
+          <w:p>
+            <w:pPr>
+              <w:spacing w:after="40" w:before="0"/>
+              <w:jc w:val="left"/>
+            </w:pPr>
+            <w:r>
+              <w:rPr>
+                <w:rFonts w:ascii="Arial" w:cs="Arial" w:eastAsia="Arial" w:hAnsi="Arial"/>
+                <w:b w:val="false"/>
+                <w:bCs w:val="false"/>
+                <w:i w:val="false"/>
+                <w:iCs w:val="false"/>
+                <w:color w:val="000000"/>
+                <w:sz w:val="18"/>
+                <w:szCs w:val="18"/>
+              </w:rPr>
+              <w:t xml:space="preserve">Learners receive their original Lesson 1 'prediction strip' (or recall it from their notebooks) where they first described — in their own words — why some numbers seem 'neat' and others do not. Without referring to any notes, each learner spends 3 minutes writing a 'brain dump': everything they now know about real numbers, reciprocals, rational and irrational numbers. They then self-compare: What did I think in Lesson 1? What do I know now? What changed? Learners mark their own growth using a simple 3-column table: 'I used to think… / I now know… / The evidence that changed my mind was…'</w:t>
+            </w:r>
+          </w:p>
+        </w:tc>
+        <w:tc>
+          <w:tcPr>
+            <w:tcW w:type="dxa" w:w="3040"/>
+            <w:shd w:fill="F2F2F2" w:color="auto" w:val="clear"/>
+            <w:tcMar>
+              <w:top w:type="dxa" w:w="60"/>
+              <w:left w:type="dxa" w:w="120"/>
+              <w:bottom w:type="dxa" w:w="60"/>
+              <w:right w:type="dxa" w:w="120"/>
+            </w:tcMar>
+            <w:vAlign w:val="top"/>
+          </w:tcPr>
+          <w:p>
+            <w:pPr>
+              <w:spacing w:after="40" w:before="0"/>
+              <w:jc w:val="left"/>
+            </w:pPr>
+            <w:r>
+              <w:rPr>
+                <w:rFonts w:ascii="Arial" w:cs="Arial" w:eastAsia="Arial" w:hAnsi="Arial"/>
+                <w:b w:val="false"/>
+                <w:bCs w:val="false"/>
+                <w:i w:val="false"/>
+                <w:iCs w:val="false"/>
+                <w:color w:val="000000"/>
+                <w:sz w:val="18"/>
+                <w:szCs w:val="18"/>
+              </w:rPr>
+              <w:t xml:space="preserve">Display the anchoring phenomenon image (two pizza diagrams: rational slices vs. irrational arc-length slice) on the board — the same image from Lesson 1. Say verbatim: 'We started this unit staring at these two pizza slices. You had questions. You had guesses. Before we do anything else today, I want you to show yourself — not me — how much your thinking has grown. Open to a fresh page. Three minutes. Brain dump. Everything you know. Go.' Set a visible 3-minute timer. Maintain silence — do not prompt. After 3 minutes say: 'Now look at your very first entry in this unit. In your table, write what you used to think, what you now know, and the single piece of evidence that most changed your mind. Two minutes.' Cold-call 3 learners to share one row of their table. After each, ask the class: 'Does anyone want to add to that? Thumbs up if that evidence also changed your thinking.' Wait 10 seconds after each cold-call before accepting additions.</w:t>
+            </w:r>
+          </w:p>
+        </w:tc>
+        <w:tc>
+          <w:tcPr>
+            <w:tcW w:type="dxa" w:w="3040"/>
+            <w:shd w:fill="FFFFFF" w:color="auto" w:val="clear"/>
+            <w:tcMar>
+              <w:top w:type="dxa" w:w="60"/>
+              <w:left w:type="dxa" w:w="120"/>
+              <w:bottom w:type="dxa" w:w="60"/>
+              <w:right w:type="dxa" w:w="120"/>
+            </w:tcMar>
+            <w:vAlign w:val="top"/>
+          </w:tcPr>
+          <w:p>
+            <w:pPr>
+              <w:spacing w:after="40" w:before="0"/>
+              <w:jc w:val="left"/>
+            </w:pPr>
+            <w:r>
+              <w:rPr>
+                <w:rFonts w:ascii="Arial" w:cs="Arial" w:eastAsia="Arial" w:hAnsi="Arial"/>
+                <w:b w:val="false"/>
+                <w:bCs w:val="false"/>
+                <w:i w:val="false"/>
+                <w:iCs w:val="false"/>
+                <w:color w:val="000000"/>
+                <w:sz w:val="18"/>
+                <w:szCs w:val="18"/>
+              </w:rPr>
+              <w:t xml:space="preserve">Strategy: 'I Used to Think / Now I Know' (Metacognitive Reflection). This strategy makes thinking visible and celebrates conceptual growth. It connects every learner's current understanding back to the anchoring phenomenon, reinforcing that the unit was one long investigation into the puzzle of the pizza slices. It also activates prior knowledge from all six preceding lessons before new synthesis begins.</w:t>
+            </w:r>
+          </w:p>
+        </w:tc>
+        <w:tc>
+          <w:tcPr>
+            <w:tcW w:type="dxa" w:w="3040"/>
+            <w:shd w:fill="F2F2F2" w:color="auto" w:val="clear"/>
+            <w:tcMar>
+              <w:top w:type="dxa" w:w="60"/>
+              <w:left w:type="dxa" w:w="120"/>
+              <w:bottom w:type="dxa" w:w="60"/>
+              <w:right w:type="dxa" w:w="120"/>
+            </w:tcMar>
+            <w:vAlign w:val="top"/>
+          </w:tcPr>
+          <w:p>
+            <w:pPr>
+              <w:spacing w:after="40" w:before="0"/>
+              <w:jc w:val="left"/>
+            </w:pPr>
+            <w:r>
+              <w:rPr>
+                <w:rFonts w:ascii="Arial" w:cs="Arial" w:eastAsia="Arial" w:hAnsi="Arial"/>
+                <w:b w:val="false"/>
+                <w:bCs w:val="false"/>
+                <w:i w:val="false"/>
+                <w:iCs w:val="false"/>
+                <w:color w:val="000000"/>
+                <w:sz w:val="18"/>
+                <w:szCs w:val="18"/>
+              </w:rPr>
+              <w:t xml:space="preserve">Observable indicator: Each learner's 3-column table contains at least one accurate mathematical claim in the 'I now know' column (e.g., a correct definition of rational/irrational, or a correct statement about reciprocals). Teacher circulates and reads 5–6 tables during the 2-minute writing period, noting any persistent misconceptions for targeted questioning in Phase 3. Flag any learner who still conflates 'irrational' with 'impossible' for a check-in during group work.</w:t>
+            </w:r>
+          </w:p>
+        </w:tc>
+      </w:tr>
+      <w:tr>
+        <w:tc>
+          <w:tcPr>
+            <w:tcW w:type="dxa" w:w="1520"/>
+            <w:shd w:fill="D9EEF1" w:color="auto" w:val="clear"/>
+            <w:tcMar>
+              <w:top w:type="dxa" w:w="60"/>
+              <w:left w:type="dxa" w:w="120"/>
+              <w:bottom w:type="dxa" w:w="60"/>
+              <w:right w:type="dxa" w:w="120"/>
+            </w:tcMar>
+            <w:vAlign w:val="top"/>
+          </w:tcPr>
+          <w:p>
+            <w:pPr>
+              <w:spacing w:after="40" w:before="0"/>
+              <w:jc w:val="left"/>
+            </w:pPr>
+            <w:r>
+              <w:rPr>
+                <w:rFonts w:ascii="Arial" w:cs="Arial" w:eastAsia="Arial" w:hAnsi="Arial"/>
+                <w:b/>
+                <w:bCs/>
+                <w:i w:val="false"/>
+                <w:iCs w:val="false"/>
+                <w:color w:val="000000"/>
+                <w:sz w:val="18"/>
+                <w:szCs w:val="18"/>
+              </w:rPr>
+              <w:t xml:space="preserve">Observe Phase</w:t>
+            </w:r>
+          </w:p>
+          <w:p>
+            <w:pPr>
+              <w:spacing w:after="20" w:before="0"/>
+            </w:pPr>
+            <w:r>
+              <w:rPr>
+                <w:rFonts w:ascii="Arial" w:cs="Arial" w:eastAsia="Arial" w:hAnsi="Arial"/>
+                <w:b/>
+                <w:bCs/>
+                <w:color w:val="1F3864"/>
+                <w:sz w:val="16"/>
+                <w:szCs w:val="16"/>
+              </w:rPr>
+              <w:t xml:space="preserve">📹 VIDEO:</w:t>
+            </w:r>
+          </w:p>
+          <w:p>
+            <w:pPr>
+              <w:spacing w:after="20" w:before="0"/>
+            </w:pPr>
+            <w:hyperlink w:history="1" r:id="rIddhevg_lra-8jr3ukfabrd">
               <w:r>
                 <w:rPr>
                   <w:rFonts w:ascii="Arial" w:cs="Arial" w:eastAsia="Arial" w:hAnsi="Arial"/>
@@ -20823,7 +21241,7 @@
               <w:spacing w:after="10" w:before="0"/>
               <w:ind w:left="120"/>
             </w:pPr>
-            <w:hyperlink w:history="1" r:id="rIdigykv9az3pt_wepujdpga">
+            <w:hyperlink w:history="1" r:id="rIdtl0wodf_zuti6zgje_rxf">
               <w:r>
                 <w:rPr>
                   <w:rFonts w:ascii="Arial" w:cs="Arial" w:eastAsia="Arial" w:hAnsi="Arial"/>
@@ -20868,7 +21286,7 @@
             <w:pPr>
               <w:spacing w:after="20" w:before="0"/>
             </w:pPr>
-            <w:hyperlink w:history="1" r:id="rId9drfnweekdu55a9k3h3e-">
+            <w:hyperlink w:history="1" r:id="rIdogmnv41r0u6emhb6hsf2a">
               <w:r>
                 <w:rPr>
                   <w:rFonts w:ascii="Arial" w:cs="Arial" w:eastAsia="Arial" w:hAnsi="Arial"/>
@@ -20877,7 +21295,7 @@
                   <w:szCs w:val="16"/>
                   <w:u w:val="single" w:color="2E75B6"/>
                 </w:rPr>
-                <w:t xml:space="preserve">Comparing irrational numbers with a calculator</w:t>
+                <w:t xml:space="preserve">Classify numbers: rational &amp; irrational</w:t>
               </w:r>
             </w:hyperlink>
           </w:p>
@@ -20901,7 +21319,7 @@
               <w:spacing w:after="10" w:before="0"/>
               <w:ind w:left="120"/>
             </w:pPr>
-            <w:hyperlink w:history="1" r:id="rIdjvghzpt00mk2ptpnvc8yk">
+            <w:hyperlink w:history="1" r:id="rIdcot9gm4hdqmcyrsnqsy8d">
               <w:r>
                 <w:rPr>
                   <w:rFonts w:ascii="Arial" w:cs="Arial" w:eastAsia="Arial" w:hAnsi="Arial"/>
@@ -20943,7 +21361,7 @@
                 <w:sz w:val="18"/>
                 <w:szCs w:val="18"/>
               </w:rPr>
-              <w:t xml:space="preserve">Learners receive their original Lesson 1 'prediction strip' (or recall it from their notebooks) where they first described — in their own words — why some numbers seem 'neat' and others do not. Without referring to any notes, each learner spends 3 minutes writing a 'brain dump': everything they now know about real numbers, reciprocals, rational and irrational numbers. They then self-compare: What did I think in Lesson 1? What do I know now? What changed? Learners mark their own growth using a simple 3-column table: 'I used to think… / I now know… / The evidence that changed my mind was…'</w:t>
+              <w:t xml:space="preserve">Learners retrieve the cumulative model they have been building and revising across Lessons 1–6 (a labelled diagram showing the real number system, with examples of rational and irrational numbers, a reciprocal notation, and at least one Kenyan context). They place their Lesson 1 model (a simple sketch, likely unlabelled or incorrectly labelled) side by side with their current model. In pairs, they conduct a 'Model Comparison Protocol': (1) Name one thing that is in the final model but missing from the L1 model. (2) Name one thing in the L1 model that was incorrect — and explain what the correct understanding is. (3) Name the specific lesson or activity that caused that revision. Pairs then do a gallery walk — 4 minutes — reading two other pairs' model comparisons posted on the wall.</w:t>
             </w:r>
           </w:p>
         </w:tc>
@@ -20975,7 +21393,7 @@
                 <w:sz w:val="18"/>
                 <w:szCs w:val="18"/>
               </w:rPr>
-              <w:t xml:space="preserve">Display the anchoring phenomenon image (two pizza diagrams: rational slices vs. irrational arc-length slice) on the board — the same image from Lesson 1. Say verbatim: 'We started this unit staring at these two pizza slices. You had questions. You had guesses. Before we do anything else today, I want you to show yourself — not me — how much your thinking has grown. Open to a fresh page. Three minutes. Brain dump. Everything you know. Go.' Set a visible 3-minute timer. Maintain silence — do not prompt. After 3 minutes say: 'Now look at your very first entry in this unit. In your table, write what you used to think, what you now know, and the single piece of evidence that most changed your mind. Two minutes.' Cold-call 3 learners to share one row of their table. After each, ask the class: 'Does anyone want to add to that? Thumbs up if that evidence also changed your thinking.' Wait 10 seconds after each cold-call before accepting additions.</w:t>
+              <w:t xml:space="preserve">Distribute or ask learners to open their model pages. Say: 'Put your Lesson 1 sketch on the left. Put today's model on the right. You have 4 minutes with your partner to complete the Model Comparison Protocol on the board.' Post the three protocol questions visibly. After pair work, say: 'We are doing a 4-minute gallery walk. You will read two other pairs' comparisons. Leave a sticky note with one star — something they noticed that you also noticed — and one arrow — something they could add.' After the gallery walk, cold-call 2 pairs to share the most surprising difference between their L1 and final model. Ask: 'What does that difference tell us about how science — and mathematics — actually works?' Wait 15 seconds. Accept 2–3 responses. Validate: 'Models in mathematics, just like in science, are always works in progress. Today we finalise ours — for now.'</w:t>
             </w:r>
           </w:p>
         </w:tc>
@@ -21007,7 +21425,7 @@
                 <w:sz w:val="18"/>
                 <w:szCs w:val="18"/>
               </w:rPr>
-              <w:t xml:space="preserve">Strategy: 'I Used to Think / Now I Know' (Metacognitive Reflection). This strategy makes thinking visible and celebrates conceptual growth. It connects every learner's current understanding back to the anchoring phenomenon, reinforcing that the unit was one long investigation into the puzzle of the pizza slices. It also activates prior knowledge from all six preceding lessons before new synthesis begins.</w:t>
+              <w:t xml:space="preserve">Strategy: Model Comparison Protocol with Gallery Walk. Making the evolution of the model visible helps learners see that knowledge is constructed iteratively from evidence — a core scientific and mathematical practice (NGSS SEP 2: Developing and Using Models). The gallery walk creates a low-stakes peer-review environment that reinforces mathematical communication and collaboration (KICD Core Competency).</w:t>
             </w:r>
           </w:p>
         </w:tc>
@@ -21039,7 +21457,7 @@
                 <w:sz w:val="18"/>
                 <w:szCs w:val="18"/>
               </w:rPr>
-              <w:t xml:space="preserve">Observable indicator: Each learner's 3-column table contains at least one accurate mathematical claim in the 'I now know' column (e.g., a correct definition of rational/irrational, or a correct statement about reciprocals). Teacher circulates and reads 5–6 tables during the 2-minute writing period, noting any persistent misconceptions for targeted questioning in Phase 3. Flag any learner who still conflates 'irrational' with 'impossible' for a check-in during group work.</w:t>
+              <w:t xml:space="preserve">Observable indicator: Each pair can name at least one specific lesson/activity as the source of a model revision (e.g., 'In Lesson 5 when we used the calculator and found that √2 never repeats, we changed our model to show irrational numbers are non-terminating and non-repeating'). Teacher notes whether learners are connecting evidence to model changes — if pairs struggle, prompt: 'What did we discover when we tried to write 1 ÷ 3 on the calculator? How did that change your diagram?'</w:t>
             </w:r>
           </w:p>
         </w:tc>
@@ -21048,32 +21466,32 @@
         <w:tc>
           <w:tcPr>
             <w:tcW w:type="dxa" w:w="1520"/>
-            <w:shd w:fill="D9EEF1" w:color="auto" w:val="clear"/>
-            <w:tcMar>
-              <w:top w:type="dxa" w:w="60"/>
-              <w:left w:type="dxa" w:w="120"/>
-              <w:bottom w:type="dxa" w:w="60"/>
-              <w:right w:type="dxa" w:w="120"/>
-            </w:tcMar>
-            <w:vAlign w:val="top"/>
-          </w:tcPr>
-          <w:p>
-            <w:pPr>
-              <w:spacing w:after="40" w:before="0"/>
-              <w:jc w:val="left"/>
-            </w:pPr>
-            <w:r>
-              <w:rPr>
-                <w:rFonts w:ascii="Arial" w:cs="Arial" w:eastAsia="Arial" w:hAnsi="Arial"/>
-                <w:b/>
-                <w:bCs/>
-                <w:i w:val="false"/>
-                <w:iCs w:val="false"/>
-                <w:color w:val="000000"/>
-                <w:sz w:val="18"/>
-                <w:szCs w:val="18"/>
-              </w:rPr>
-              <w:t xml:space="preserve">Observe Phase</w:t>
+            <w:shd w:fill="E2EFDA" w:color="auto" w:val="clear"/>
+            <w:tcMar>
+              <w:top w:type="dxa" w:w="60"/>
+              <w:left w:type="dxa" w:w="120"/>
+              <w:bottom w:type="dxa" w:w="60"/>
+              <w:right w:type="dxa" w:w="120"/>
+            </w:tcMar>
+            <w:vAlign w:val="top"/>
+          </w:tcPr>
+          <w:p>
+            <w:pPr>
+              <w:spacing w:after="40" w:before="0"/>
+              <w:jc w:val="left"/>
+            </w:pPr>
+            <w:r>
+              <w:rPr>
+                <w:rFonts w:ascii="Arial" w:cs="Arial" w:eastAsia="Arial" w:hAnsi="Arial"/>
+                <w:b/>
+                <w:bCs/>
+                <w:i w:val="false"/>
+                <w:iCs w:val="false"/>
+                <w:color w:val="000000"/>
+                <w:sz w:val="18"/>
+                <w:szCs w:val="18"/>
+              </w:rPr>
+              <w:t xml:space="preserve">Explain Phase</w:t>
             </w:r>
           </w:p>
           <w:p>
@@ -21096,7 +21514,7 @@
             <w:pPr>
               <w:spacing w:after="20" w:before="0"/>
             </w:pPr>
-            <w:hyperlink w:history="1" r:id="rIdpjmjcw5661vjk5m1dngrk">
+            <w:hyperlink w:history="1" r:id="rId7d8nuuqhr_ntfdmyalwa-">
               <w:r>
                 <w:rPr>
                   <w:rFonts w:ascii="Arial" w:cs="Arial" w:eastAsia="Arial" w:hAnsi="Arial"/>
@@ -21105,7 +21523,7 @@
                   <w:szCs w:val="16"/>
                   <w:u w:val="single" w:color="2E75B6"/>
                 </w:rPr>
-                <w:t xml:space="preserve">Proof: there's an irrational number between any two rational numbers</w:t>
+                <w:t xml:space="preserve">Classifying numbers</w:t>
               </w:r>
             </w:hyperlink>
           </w:p>
@@ -21129,7 +21547,7 @@
               <w:spacing w:after="10" w:before="0"/>
               <w:ind w:left="120"/>
             </w:pPr>
-            <w:hyperlink w:history="1" r:id="rIdnkq0n7gmux51ohfl9ulw1">
+            <w:hyperlink w:history="1" r:id="rIdocmui7wwfu74l6vd_p7r5">
               <w:r>
                 <w:rPr>
                   <w:rFonts w:ascii="Arial" w:cs="Arial" w:eastAsia="Arial" w:hAnsi="Arial"/>
@@ -21167,14 +21585,14 @@
                 <w:sz w:val="16"/>
                 <w:szCs w:val="16"/>
               </w:rPr>
-              <w:t xml:space="preserve">📖 HTML:</w:t>
+              <w:t xml:space="preserve">📖 EXERCISE:</w:t>
             </w:r>
           </w:p>
           <w:p>
             <w:pPr>
               <w:spacing w:after="20" w:before="0"/>
             </w:pPr>
-            <w:hyperlink w:history="1" r:id="rIdeakvmd3zugnt21bdlyw5m">
+            <w:hyperlink w:history="1" r:id="rIddw53toskzobdfeuss3pc9">
               <w:r>
                 <w:rPr>
                   <w:rFonts w:ascii="Arial" w:cs="Arial" w:eastAsia="Arial" w:hAnsi="Arial"/>
@@ -21183,7 +21601,7 @@
                   <w:szCs w:val="16"/>
                   <w:u w:val="single" w:color="2E75B6"/>
                 </w:rPr>
-                <w:t xml:space="preserve">Properties of Rational Numbers versus Irrational Numbers (Flexbook)</w:t>
+                <w:t xml:space="preserve">Rational vs. irrational expressions</w:t>
               </w:r>
             </w:hyperlink>
           </w:p>
@@ -21199,7 +21617,7 @@
                 <w:sz w:val="14"/>
                 <w:szCs w:val="14"/>
               </w:rPr>
-              <w:t xml:space="preserve">Source: CK-12</w:t>
+              <w:t xml:space="preserve">Source: Khan Academy (English - US curriculum)</w:t>
             </w:r>
           </w:p>
           <w:p>
@@ -21207,7 +21625,7 @@
               <w:spacing w:after="10" w:before="0"/>
               <w:ind w:left="120"/>
             </w:pPr>
-            <w:hyperlink w:history="1" r:id="rIdk-4txreigsnvtqoyhlnvf">
+            <w:hyperlink w:history="1" r:id="rIdg6xr8-juldxs0l0c-subp">
               <w:r>
                 <w:rPr>
                   <w:rFonts w:ascii="Arial" w:cs="Arial" w:eastAsia="Arial" w:hAnsi="Arial"/>
@@ -21249,7 +21667,7 @@
                 <w:sz w:val="18"/>
                 <w:szCs w:val="18"/>
               </w:rPr>
-              <w:t xml:space="preserve">Learners retrieve the cumulative model they have been building and revising across Lessons 1–6 (a labelled diagram showing the real number system, with examples of rational and irrational numbers, a reciprocal notation, and at least one Kenyan context). They place their Lesson 1 model (a simple sketch, likely unlabelled or incorrectly labelled) side by side with their current model. In pairs, they conduct a 'Model Comparison Protocol': (1) Name one thing that is in the final model but missing from the L1 model. (2) Name one thing in the L1 model that was incorrect — and explain what the correct understanding is. (3) Name the specific lesson or activity that caused that revision. Pairs then do a gallery walk — 4 minutes — reading two other pairs' model comparisons posted on the wall.</w:t>
+              <w:t xml:space="preserve">In groups of 4, learners construct a written Final Explanation using a structured evidence frame. The frame has four sections: (A) Claim — a direct answer to the driving question in 1–2 sentences; (B) Evidence — at least 3 pieces of mathematical evidence from across the unit (must include at least one from tables, one from calculator work, and one from the pizza/fraction circle phenomenon); (C) Reasoning — explaining why the evidence supports the claim, using correct mathematical vocabulary (rational, irrational, reciprocal, non-terminating, non-repeating); (D) Kenyan Connection — one real-world example from Kenya showing how knowing a number's 'type' helps solve a practical problem. Groups write their Final Explanation on A3 paper. Each group must include: a worked reciprocal example (by division OR tables OR calculator), a correct classification of at least 4 numbers (e.g., √3, 0.75, π, 7), and one Kenyan context sentence (e.g., 'A boda-boda rider in Kisumu charging Ksh 150 per km needs the reciprocal of 150 to find the distance per shilling').</w:t>
             </w:r>
           </w:p>
         </w:tc>
@@ -21281,7 +21699,7 @@
                 <w:sz w:val="18"/>
                 <w:szCs w:val="18"/>
               </w:rPr>
-              <w:t xml:space="preserve">Distribute or ask learners to open their model pages. Say: 'Put your Lesson 1 sketch on the left. Put today's model on the right. You have 4 minutes with your partner to complete the Model Comparison Protocol on the board.' Post the three protocol questions visibly. After pair work, say: 'We are doing a 4-minute gallery walk. You will read two other pairs' comparisons. Leave a sticky note with one star — something they noticed that you also noticed — and one arrow — something they could add.' After the gallery walk, cold-call 2 pairs to share the most surprising difference between their L1 and final model. Ask: 'What does that difference tell us about how science — and mathematics — actually works?' Wait 15 seconds. Accept 2–3 responses. Validate: 'Models in mathematics, just like in science, are always works in progress. Today we finalise ours — for now.'</w:t>
+              <w:t xml:space="preserve">Distribute A3 paper and the evidence frame template. Say: 'Your group's job is to answer the driving question — for real, with evidence — as if you were explaining it to a Form 1 student who has never heard of irrational numbers. Use the frame. Every section must be filled. You have 15 minutes.' Set a 15-minute timer. Circulate with targeted questions: To groups struggling with the Claim: 'Start with the pizza. Can you always write a slice as a fraction? What does that depend on?' To groups with weak Reasoning: 'You said √2 is irrational. Why does that mean its reciprocal behaves differently? What did the tables show us?' To strong groups: 'Can you add a second Kenyan context — maybe from farming in the Rift Valley or sharing githeri equally among different numbers of people?' At 12 minutes, give a 3-minute warning. After 15 minutes, cold-call each group to read their Claim sentence only. Ask the class to vote (thumbs up / sideways / down) on each claim's accuracy. For any thumbs-sideways, ask: 'What one word would make this claim more precise?' Wait 10 seconds before accepting responses.</w:t>
             </w:r>
           </w:p>
         </w:tc>
@@ -21313,7 +21731,7 @@
                 <w:sz w:val="18"/>
                 <w:szCs w:val="18"/>
               </w:rPr>
-              <w:t xml:space="preserve">Strategy: Model Comparison Protocol with Gallery Walk. Making the evolution of the model visible helps learners see that knowledge is constructed iteratively from evidence — a core scientific and mathematical practice (NGSS SEP 2: Developing and Using Models). The gallery walk creates a low-stakes peer-review environment that reinforces mathematical communication and collaboration (KICD Core Competency).</w:t>
+              <w:t xml:space="preserve">Strategy: Claim-Evidence-Reasoning (CER) Writing Frame with Kenyan Connection. CER is an NGSS-aligned sensemaking strategy (SEP 6: Constructing Explanations) that scaffolds scientific and mathematical argumentation. Adding the 'Kenyan Connection' section ensures the explanation is not abstract — it roots mathematical understanding in the learners' lived reality (Nairobi, Kisumu, Rift Valley), fulfilling KICD SLO (f): promote the use of real numbers in day-to-day activities.</w:t>
             </w:r>
           </w:p>
         </w:tc>
@@ -21345,7 +21763,7 @@
                 <w:sz w:val="18"/>
                 <w:szCs w:val="18"/>
               </w:rPr>
-              <w:t xml:space="preserve">Observable indicator: Each pair can name at least one specific lesson/activity as the source of a model revision (e.g., 'In Lesson 5 when we used the calculator and found that √2 never repeats, we changed our model to show irrational numbers are non-terminating and non-repeating'). Teacher notes whether learners are connecting evidence to model changes — if pairs struggle, prompt: 'What did we discover when we tried to write 1 ÷ 3 on the calculator? How did that change your diagram?'</w:t>
+              <w:t xml:space="preserve">Observable indicators: (1) The Claim directly references both rational AND irrational numbers and the concept of exact fractions. (2) At least one evidence item is a specific numerical example (e.g., '1/3 = 0.3333… from the tables, which never terminates'). (3) The Kenyan Connection sentence contains a real, computable scenario — not just a vague mention of 'daily life'. Teacher uses a 3-point rubric (Developing / Meets / Exceeds) on a clipboard to rate each group's Claim and Evidence before the share-out, using this to select the order of cold-calls (Developing groups called first so feedback can inform the others).</w:t>
             </w:r>
           </w:p>
         </w:tc>
@@ -21354,32 +21772,32 @@
         <w:tc>
           <w:tcPr>
             <w:tcW w:type="dxa" w:w="1520"/>
-            <w:shd w:fill="E2EFDA" w:color="auto" w:val="clear"/>
-            <w:tcMar>
-              <w:top w:type="dxa" w:w="60"/>
-              <w:left w:type="dxa" w:w="120"/>
-              <w:bottom w:type="dxa" w:w="60"/>
-              <w:right w:type="dxa" w:w="120"/>
-            </w:tcMar>
-            <w:vAlign w:val="top"/>
-          </w:tcPr>
-          <w:p>
-            <w:pPr>
-              <w:spacing w:after="40" w:before="0"/>
-              <w:jc w:val="left"/>
-            </w:pPr>
-            <w:r>
-              <w:rPr>
-                <w:rFonts w:ascii="Arial" w:cs="Arial" w:eastAsia="Arial" w:hAnsi="Arial"/>
-                <w:b/>
-                <w:bCs/>
-                <w:i w:val="false"/>
-                <w:iCs w:val="false"/>
-                <w:color w:val="000000"/>
-                <w:sz w:val="18"/>
-                <w:szCs w:val="18"/>
-              </w:rPr>
-              <w:t xml:space="preserve">Explain Phase</w:t>
+            <w:shd w:fill="FCE4D6" w:color="auto" w:val="clear"/>
+            <w:tcMar>
+              <w:top w:type="dxa" w:w="60"/>
+              <w:left w:type="dxa" w:w="120"/>
+              <w:bottom w:type="dxa" w:w="60"/>
+              <w:right w:type="dxa" w:w="120"/>
+            </w:tcMar>
+            <w:vAlign w:val="top"/>
+          </w:tcPr>
+          <w:p>
+            <w:pPr>
+              <w:spacing w:after="40" w:before="0"/>
+              <w:jc w:val="left"/>
+            </w:pPr>
+            <w:r>
+              <w:rPr>
+                <w:rFonts w:ascii="Arial" w:cs="Arial" w:eastAsia="Arial" w:hAnsi="Arial"/>
+                <w:b/>
+                <w:bCs/>
+                <w:i w:val="false"/>
+                <w:iCs w:val="false"/>
+                <w:color w:val="000000"/>
+                <w:sz w:val="18"/>
+                <w:szCs w:val="18"/>
+              </w:rPr>
+              <w:t xml:space="preserve">Driving Question Board (DQB) Creation</w:t>
             </w:r>
           </w:p>
           <w:p>
@@ -21402,7 +21820,7 @@
             <w:pPr>
               <w:spacing w:after="20" w:before="0"/>
             </w:pPr>
-            <w:hyperlink w:history="1" r:id="rId-uneg_k7xnlw-vmnvp-1c">
+            <w:hyperlink w:history="1" r:id="rIdy5gudovtl4kicmdokjktk">
               <w:r>
                 <w:rPr>
                   <w:rFonts w:ascii="Arial" w:cs="Arial" w:eastAsia="Arial" w:hAnsi="Arial"/>
@@ -21411,7 +21829,7 @@
                   <w:szCs w:val="16"/>
                   <w:u w:val="single" w:color="2E75B6"/>
                 </w:rPr>
-                <w:t xml:space="preserve">Rational equation word problem</w:t>
+                <w:t xml:space="preserve">Intro to rational &amp; irrational numbers</w:t>
               </w:r>
             </w:hyperlink>
           </w:p>
@@ -21435,7 +21853,7 @@
               <w:spacing w:after="10" w:before="0"/>
               <w:ind w:left="120"/>
             </w:pPr>
-            <w:hyperlink w:history="1" r:id="rId4szldz21cwmcztll3bzmy">
+            <w:hyperlink w:history="1" r:id="rIdvjfg0wtewzgcxoczoxqed">
               <w:r>
                 <w:rPr>
                   <w:rFonts w:ascii="Arial" w:cs="Arial" w:eastAsia="Arial" w:hAnsi="Arial"/>
@@ -21480,7 +21898,7 @@
             <w:pPr>
               <w:spacing w:after="20" w:before="0"/>
             </w:pPr>
-            <w:hyperlink w:history="1" r:id="rIdnfsdxrhg6kpmuth4onz4j">
+            <w:hyperlink w:history="1" r:id="rIdtuiywhyndonitztqilopn">
               <w:r>
                 <w:rPr>
                   <w:rFonts w:ascii="Arial" w:cs="Arial" w:eastAsia="Arial" w:hAnsi="Arial"/>
@@ -21489,7 +21907,7 @@
                   <w:szCs w:val="16"/>
                   <w:u w:val="single" w:color="2E75B6"/>
                 </w:rPr>
-                <w:t xml:space="preserve">Properties of Rational Numbers versus Irrational Numbers Practice</w:t>
+                <w:t xml:space="preserve">Classify numbers</w:t>
               </w:r>
             </w:hyperlink>
           </w:p>
@@ -21505,7 +21923,7 @@
                 <w:sz w:val="14"/>
                 <w:szCs w:val="14"/>
               </w:rPr>
-              <w:t xml:space="preserve">Source: CK-12</w:t>
+              <w:t xml:space="preserve">Source: Khan Academy (English - US curriculum)</w:t>
             </w:r>
           </w:p>
           <w:p>
@@ -21513,7 +21931,7 @@
               <w:spacing w:after="10" w:before="0"/>
               <w:ind w:left="120"/>
             </w:pPr>
-            <w:hyperlink w:history="1" r:id="rId4dquaqd48x85ufz4u8-zk">
+            <w:hyperlink w:history="1" r:id="rIdmp4j2xmmhssjhapgivdiy">
               <w:r>
                 <w:rPr>
                   <w:rFonts w:ascii="Arial" w:cs="Arial" w:eastAsia="Arial" w:hAnsi="Arial"/>
@@ -21555,7 +21973,7 @@
                 <w:sz w:val="18"/>
                 <w:szCs w:val="18"/>
               </w:rPr>
-              <w:t xml:space="preserve">In groups of 4, learners construct a written Final Explanation using a structured evidence frame. The frame has four sections: (A) Claim — a direct answer to the driving question in 1–2 sentences; (B) Evidence — at least 3 pieces of mathematical evidence from across the unit (must include at least one from tables, one from calculator work, and one from the pizza/fraction circle phenomenon); (C) Reasoning — explaining why the evidence supports the claim, using correct mathematical vocabulary (rational, irrational, reciprocal, non-terminating, non-repeating); (D) Kenyan Connection — one real-world example from Kenya showing how knowing a number's 'type' helps solve a practical problem. Groups write their Final Explanation on A3 paper. Each group must include: a worked reciprocal example (by division OR tables OR calculator), a correct classification of at least 4 numbers (e.g., √3, 0.75, π, 7), and one Kenyan context sentence (e.g., 'A boda-boda rider in Kisumu charging Ksh 150 per km needs the reciprocal of 150 to find the distance per shilling').</w:t>
+              <w:t xml:space="preserve">The full class gathers at the Driving Question Board (DQB), which has been built across all 7 lessons. Learners read all remaining sticky notes that are still in the 'unanswered' column. In a class discussion, they determine: (A) Which questions can now be answered using what they know — and they physically move those cards to the 'answered' column, writing the answer on the back; (B) Which questions are partially answered — they annotate with what they know; (C) Which questions point toward future learning (Sub-Strand 1.2: Indices and Logarithms) — they place these in a 'Coming Next' column. Each learner then adds one final sticky note to the DQB: 'The biggest idea I am taking away from this unit is…' These are read aloud by volunteers.</w:t>
             </w:r>
           </w:p>
         </w:tc>
@@ -21587,7 +22005,7 @@
                 <w:sz w:val="18"/>
                 <w:szCs w:val="18"/>
               </w:rPr>
-              <w:t xml:space="preserve">Distribute A3 paper and the evidence frame template. Say: 'Your group's job is to answer the driving question — for real, with evidence — as if you were explaining it to a Form 1 student who has never heard of irrational numbers. Use the frame. Every section must be filled. You have 15 minutes.' Set a 15-minute timer. Circulate with targeted questions: To groups struggling with the Claim: 'Start with the pizza. Can you always write a slice as a fraction? What does that depend on?' To groups with weak Reasoning: 'You said √2 is irrational. Why does that mean its reciprocal behaves differently? What did the tables show us?' To strong groups: 'Can you add a second Kenyan context — maybe from farming in the Rift Valley or sharing githeri equally among different numbers of people?' At 12 minutes, give a 3-minute warning. After 15 minutes, cold-call each group to read their Claim sentence only. Ask the class to vote (thumbs up / sideways / down) on each claim's accuracy. For any thumbs-sideways, ask: 'What one word would make this claim more precise?' Wait 10 seconds before accepting responses.</w:t>
+              <w:t xml:space="preserve">Stand at the DQB. Say: 'Seven lessons ago, you stuck questions on this board because the pizza problem puzzled you. Let's see how many we can close today.' Read each unanswered question aloud. For each, ask: 'Who can answer this — using evidence from our unit? Give me a full sentence.' Wait 15 seconds before cold-calling. For each answer, ask: 'Do we agree? Thumbs up if this question is now fully answered.' Physically move cards with the learner who answered. For questions that are partially answered, say: 'We have part of the answer. What part do we know? What part is still open?' For questions that point to Sub-Strand 1.2 (e.g., 'What happens when you raise an irrational number to a power?'), say: 'Great — this is exactly where we are heading next. File it in Coming Next.' End by saying: 'Now, one sticky note each. The biggest idea you are taking away. Stick it on the board. These are yours — and they are evidence of real thinking.' Give 2 minutes for writing, then ask 4–5 volunteers to read theirs aloud. Celebrate the board: 'Look at what you built. This is a thinking record of 7 lessons of mathematics.'</w:t>
             </w:r>
           </w:p>
         </w:tc>
@@ -21619,7 +22037,7 @@
                 <w:sz w:val="18"/>
                 <w:szCs w:val="18"/>
               </w:rPr>
-              <w:t xml:space="preserve">Strategy: Claim-Evidence-Reasoning (CER) Writing Frame with Kenyan Connection. CER is an NGSS-aligned sensemaking strategy (SEP 6: Constructing Explanations) that scaffolds scientific and mathematical argumentation. Adding the 'Kenyan Connection' section ensures the explanation is not abstract — it roots mathematical understanding in the learners' lived reality (Nairobi, Kisumu, Rift Valley), fulfilling KICD SLO (f): promote the use of real numbers in day-to-day activities.</w:t>
+              <w:t xml:space="preserve">Strategy: DQB Final Closure with 'Answered / Partial / Coming Next' Sort. This strategy (aligned with NGSS SEP 1: Asking Questions and SEP 8: Obtaining, Evaluating and Communicating Information) makes the entire unit's inquiry arc visible and celebrates the closure of genuine student questions. The 'Coming Next' column creates a motivating bridge to Sub-Strand 1.2 by showing learners that their curiosity is generative — their questions drive the curriculum forward.</w:t>
             </w:r>
           </w:p>
         </w:tc>
@@ -21651,7 +22069,7 @@
                 <w:sz w:val="18"/>
                 <w:szCs w:val="18"/>
               </w:rPr>
-              <w:t xml:space="preserve">Observable indicators: (1) The Claim directly references both rational AND irrational numbers and the concept of exact fractions. (2) At least one evidence item is a specific numerical example (e.g., '1/3 = 0.3333… from the tables, which never terminates'). (3) The Kenyan Connection sentence contains a real, computable scenario — not just a vague mention of 'daily life'. Teacher uses a 3-point rubric (Developing / Meets / Exceeds) on a clipboard to rate each group's Claim and Evidence before the share-out, using this to select the order of cold-calls (Developing groups called first so feedback can inform the others).</w:t>
+              <w:t xml:space="preserve">Observable indicator: At least 80% of DQB questions that were generated in Lessons 1–3 are moved to 'answered' with a complete, evidence-based sentence on the back. Teacher reads the 'biggest idea' sticky notes after class to identify any remaining conceptual gaps (e.g., if multiple learners write 'I learned that irrational numbers are very big' — a misconception — this is flagged for a brief correction at the start of Sub-Strand 1.2 Lesson 1).</w:t>
             </w:r>
           </w:p>
         </w:tc>
@@ -21660,32 +22078,32 @@
         <w:tc>
           <w:tcPr>
             <w:tcW w:type="dxa" w:w="1520"/>
-            <w:shd w:fill="FCE4D6" w:color="auto" w:val="clear"/>
-            <w:tcMar>
-              <w:top w:type="dxa" w:w="60"/>
-              <w:left w:type="dxa" w:w="120"/>
-              <w:bottom w:type="dxa" w:w="60"/>
-              <w:right w:type="dxa" w:w="120"/>
-            </w:tcMar>
-            <w:vAlign w:val="top"/>
-          </w:tcPr>
-          <w:p>
-            <w:pPr>
-              <w:spacing w:after="40" w:before="0"/>
-              <w:jc w:val="left"/>
-            </w:pPr>
-            <w:r>
-              <w:rPr>
-                <w:rFonts w:ascii="Arial" w:cs="Arial" w:eastAsia="Arial" w:hAnsi="Arial"/>
-                <w:b/>
-                <w:bCs/>
-                <w:i w:val="false"/>
-                <w:iCs w:val="false"/>
-                <w:color w:val="000000"/>
-                <w:sz w:val="18"/>
-                <w:szCs w:val="18"/>
-              </w:rPr>
-              <w:t xml:space="preserve">Driving Question Board (DQB) Creation</w:t>
+            <w:shd w:fill="D5E8F0" w:color="auto" w:val="clear"/>
+            <w:tcMar>
+              <w:top w:type="dxa" w:w="60"/>
+              <w:left w:type="dxa" w:w="120"/>
+              <w:bottom w:type="dxa" w:w="60"/>
+              <w:right w:type="dxa" w:w="120"/>
+            </w:tcMar>
+            <w:vAlign w:val="top"/>
+          </w:tcPr>
+          <w:p>
+            <w:pPr>
+              <w:spacing w:after="40" w:before="0"/>
+              <w:jc w:val="left"/>
+            </w:pPr>
+            <w:r>
+              <w:rPr>
+                <w:rFonts w:ascii="Arial" w:cs="Arial" w:eastAsia="Arial" w:hAnsi="Arial"/>
+                <w:b/>
+                <w:bCs/>
+                <w:i w:val="false"/>
+                <w:iCs w:val="false"/>
+                <w:color w:val="000000"/>
+                <w:sz w:val="18"/>
+                <w:szCs w:val="18"/>
+              </w:rPr>
+              <w:t xml:space="preserve">Model Building Phase</w:t>
             </w:r>
           </w:p>
           <w:p>
@@ -21708,7 +22126,7 @@
             <w:pPr>
               <w:spacing w:after="20" w:before="0"/>
             </w:pPr>
-            <w:hyperlink w:history="1" r:id="rIdo9mokh6gd7idu_akig-p6">
+            <w:hyperlink w:history="1" r:id="rIdqtw7pfxrx9odjqf4uxwqx">
               <w:r>
                 <w:rPr>
                   <w:rFonts w:ascii="Arial" w:cs="Arial" w:eastAsia="Arial" w:hAnsi="Arial"/>
@@ -21717,7 +22135,7 @@
                   <w:szCs w:val="16"/>
                   <w:u w:val="single" w:color="2E75B6"/>
                 </w:rPr>
-                <w:t xml:space="preserve">Intro to rational &amp; irrational numbers</w:t>
+                <w:t xml:space="preserve">Worked example: rational vs. irrational expressions (unknowns)</w:t>
               </w:r>
             </w:hyperlink>
           </w:p>
@@ -21741,7 +22159,7 @@
               <w:spacing w:after="10" w:before="0"/>
               <w:ind w:left="120"/>
             </w:pPr>
-            <w:hyperlink w:history="1" r:id="rIddpz1hoo0itjwsxk23q3ka">
+            <w:hyperlink w:history="1" r:id="rIdy_qd2v80shippuv1n8niv">
               <w:r>
                 <w:rPr>
                   <w:rFonts w:ascii="Arial" w:cs="Arial" w:eastAsia="Arial" w:hAnsi="Arial"/>
@@ -21786,7 +22204,7 @@
             <w:pPr>
               <w:spacing w:after="20" w:before="0"/>
             </w:pPr>
-            <w:hyperlink w:history="1" r:id="rIdhp32_wh2bowaqyalow92f">
+            <w:hyperlink w:history="1" r:id="rIdifxsobs6e7b8tmgzhteke">
               <w:r>
                 <w:rPr>
                   <w:rFonts w:ascii="Arial" w:cs="Arial" w:eastAsia="Arial" w:hAnsi="Arial"/>
@@ -21819,313 +22237,7 @@
               <w:spacing w:after="10" w:before="0"/>
               <w:ind w:left="120"/>
             </w:pPr>
-            <w:hyperlink w:history="1" r:id="rIdem2g7ydy8d7bhyq4puedt">
-              <w:r>
-                <w:rPr>
-                  <w:rFonts w:ascii="Arial" w:cs="Arial" w:eastAsia="Arial" w:hAnsi="Arial"/>
-                  <w:color w:val="595959"/>
-                  <w:sz w:val="14"/>
-                  <w:szCs w:val="14"/>
-                  <w:u w:val="single" w:color="595959"/>
-                </w:rPr>
-                <w:t xml:space="preserve">🔍 Search ARES for similar readings</w:t>
-              </w:r>
-            </w:hyperlink>
-          </w:p>
-        </w:tc>
-        <w:tc>
-          <w:tcPr>
-            <w:tcW w:type="dxa" w:w="3040"/>
-            <w:shd w:fill="FFFFFF" w:color="auto" w:val="clear"/>
-            <w:tcMar>
-              <w:top w:type="dxa" w:w="60"/>
-              <w:left w:type="dxa" w:w="120"/>
-              <w:bottom w:type="dxa" w:w="60"/>
-              <w:right w:type="dxa" w:w="120"/>
-            </w:tcMar>
-            <w:vAlign w:val="top"/>
-          </w:tcPr>
-          <w:p>
-            <w:pPr>
-              <w:spacing w:after="40" w:before="0"/>
-              <w:jc w:val="left"/>
-            </w:pPr>
-            <w:r>
-              <w:rPr>
-                <w:rFonts w:ascii="Arial" w:cs="Arial" w:eastAsia="Arial" w:hAnsi="Arial"/>
-                <w:b w:val="false"/>
-                <w:bCs w:val="false"/>
-                <w:i w:val="false"/>
-                <w:iCs w:val="false"/>
-                <w:color w:val="000000"/>
-                <w:sz w:val="18"/>
-                <w:szCs w:val="18"/>
-              </w:rPr>
-              <w:t xml:space="preserve">The full class gathers at the Driving Question Board (DQB), which has been built across all 7 lessons. Learners read all remaining sticky notes that are still in the 'unanswered' column. In a class discussion, they determine: (A) Which questions can now be answered using what they know — and they physically move those cards to the 'answered' column, writing the answer on the back; (B) Which questions are partially answered — they annotate with what they know; (C) Which questions point toward future learning (Sub-Strand 1.2: Indices and Logarithms) — they place these in a 'Coming Next' column. Each learner then adds one final sticky note to the DQB: 'The biggest idea I am taking away from this unit is…' These are read aloud by volunteers.</w:t>
-            </w:r>
-          </w:p>
-        </w:tc>
-        <w:tc>
-          <w:tcPr>
-            <w:tcW w:type="dxa" w:w="3040"/>
-            <w:shd w:fill="F2F2F2" w:color="auto" w:val="clear"/>
-            <w:tcMar>
-              <w:top w:type="dxa" w:w="60"/>
-              <w:left w:type="dxa" w:w="120"/>
-              <w:bottom w:type="dxa" w:w="60"/>
-              <w:right w:type="dxa" w:w="120"/>
-            </w:tcMar>
-            <w:vAlign w:val="top"/>
-          </w:tcPr>
-          <w:p>
-            <w:pPr>
-              <w:spacing w:after="40" w:before="0"/>
-              <w:jc w:val="left"/>
-            </w:pPr>
-            <w:r>
-              <w:rPr>
-                <w:rFonts w:ascii="Arial" w:cs="Arial" w:eastAsia="Arial" w:hAnsi="Arial"/>
-                <w:b w:val="false"/>
-                <w:bCs w:val="false"/>
-                <w:i w:val="false"/>
-                <w:iCs w:val="false"/>
-                <w:color w:val="000000"/>
-                <w:sz w:val="18"/>
-                <w:szCs w:val="18"/>
-              </w:rPr>
-              <w:t xml:space="preserve">Stand at the DQB. Say: 'Seven lessons ago, you stuck questions on this board because the pizza problem puzzled you. Let's see how many we can close today.' Read each unanswered question aloud. For each, ask: 'Who can answer this — using evidence from our unit? Give me a full sentence.' Wait 15 seconds before cold-calling. For each answer, ask: 'Do we agree? Thumbs up if this question is now fully answered.' Physically move cards with the learner who answered. For questions that are partially answered, say: 'We have part of the answer. What part do we know? What part is still open?' For questions that point to Sub-Strand 1.2 (e.g., 'What happens when you raise an irrational number to a power?'), say: 'Great — this is exactly where we are heading next. File it in Coming Next.' End by saying: 'Now, one sticky note each. The biggest idea you are taking away. Stick it on the board. These are yours — and they are evidence of real thinking.' Give 2 minutes for writing, then ask 4–5 volunteers to read theirs aloud. Celebrate the board: 'Look at what you built. This is a thinking record of 7 lessons of mathematics.'</w:t>
-            </w:r>
-          </w:p>
-        </w:tc>
-        <w:tc>
-          <w:tcPr>
-            <w:tcW w:type="dxa" w:w="3040"/>
-            <w:shd w:fill="FFFFFF" w:color="auto" w:val="clear"/>
-            <w:tcMar>
-              <w:top w:type="dxa" w:w="60"/>
-              <w:left w:type="dxa" w:w="120"/>
-              <w:bottom w:type="dxa" w:w="60"/>
-              <w:right w:type="dxa" w:w="120"/>
-            </w:tcMar>
-            <w:vAlign w:val="top"/>
-          </w:tcPr>
-          <w:p>
-            <w:pPr>
-              <w:spacing w:after="40" w:before="0"/>
-              <w:jc w:val="left"/>
-            </w:pPr>
-            <w:r>
-              <w:rPr>
-                <w:rFonts w:ascii="Arial" w:cs="Arial" w:eastAsia="Arial" w:hAnsi="Arial"/>
-                <w:b w:val="false"/>
-                <w:bCs w:val="false"/>
-                <w:i w:val="false"/>
-                <w:iCs w:val="false"/>
-                <w:color w:val="000000"/>
-                <w:sz w:val="18"/>
-                <w:szCs w:val="18"/>
-              </w:rPr>
-              <w:t xml:space="preserve">Strategy: DQB Final Closure with 'Answered / Partial / Coming Next' Sort. This strategy (aligned with NGSS SEP 1: Asking Questions and SEP 8: Obtaining, Evaluating and Communicating Information) makes the entire unit's inquiry arc visible and celebrates the closure of genuine student questions. The 'Coming Next' column creates a motivating bridge to Sub-Strand 1.2 by showing learners that their curiosity is generative — their questions drive the curriculum forward.</w:t>
-            </w:r>
-          </w:p>
-        </w:tc>
-        <w:tc>
-          <w:tcPr>
-            <w:tcW w:type="dxa" w:w="3040"/>
-            <w:shd w:fill="F2F2F2" w:color="auto" w:val="clear"/>
-            <w:tcMar>
-              <w:top w:type="dxa" w:w="60"/>
-              <w:left w:type="dxa" w:w="120"/>
-              <w:bottom w:type="dxa" w:w="60"/>
-              <w:right w:type="dxa" w:w="120"/>
-            </w:tcMar>
-            <w:vAlign w:val="top"/>
-          </w:tcPr>
-          <w:p>
-            <w:pPr>
-              <w:spacing w:after="40" w:before="0"/>
-              <w:jc w:val="left"/>
-            </w:pPr>
-            <w:r>
-              <w:rPr>
-                <w:rFonts w:ascii="Arial" w:cs="Arial" w:eastAsia="Arial" w:hAnsi="Arial"/>
-                <w:b w:val="false"/>
-                <w:bCs w:val="false"/>
-                <w:i w:val="false"/>
-                <w:iCs w:val="false"/>
-                <w:color w:val="000000"/>
-                <w:sz w:val="18"/>
-                <w:szCs w:val="18"/>
-              </w:rPr>
-              <w:t xml:space="preserve">Observable indicator: At least 80% of DQB questions that were generated in Lessons 1–3 are moved to 'answered' with a complete, evidence-based sentence on the back. Teacher reads the 'biggest idea' sticky notes after class to identify any remaining conceptual gaps (e.g., if multiple learners write 'I learned that irrational numbers are very big' — a misconception — this is flagged for a brief correction at the start of Sub-Strand 1.2 Lesson 1).</w:t>
-            </w:r>
-          </w:p>
-        </w:tc>
-      </w:tr>
-      <w:tr>
-        <w:tc>
-          <w:tcPr>
-            <w:tcW w:type="dxa" w:w="1520"/>
-            <w:shd w:fill="D5E8F0" w:color="auto" w:val="clear"/>
-            <w:tcMar>
-              <w:top w:type="dxa" w:w="60"/>
-              <w:left w:type="dxa" w:w="120"/>
-              <w:bottom w:type="dxa" w:w="60"/>
-              <w:right w:type="dxa" w:w="120"/>
-            </w:tcMar>
-            <w:vAlign w:val="top"/>
-          </w:tcPr>
-          <w:p>
-            <w:pPr>
-              <w:spacing w:after="40" w:before="0"/>
-              <w:jc w:val="left"/>
-            </w:pPr>
-            <w:r>
-              <w:rPr>
-                <w:rFonts w:ascii="Arial" w:cs="Arial" w:eastAsia="Arial" w:hAnsi="Arial"/>
-                <w:b/>
-                <w:bCs/>
-                <w:i w:val="false"/>
-                <w:iCs w:val="false"/>
-                <w:color w:val="000000"/>
-                <w:sz w:val="18"/>
-                <w:szCs w:val="18"/>
-              </w:rPr>
-              <w:t xml:space="preserve">Model Building Phase</w:t>
-            </w:r>
-          </w:p>
-          <w:p>
-            <w:pPr>
-              <w:spacing w:after="20" w:before="0"/>
-            </w:pPr>
-            <w:r>
-              <w:rPr>
-                <w:rFonts w:ascii="Arial" w:cs="Arial" w:eastAsia="Arial" w:hAnsi="Arial"/>
-                <w:b/>
-                <w:bCs/>
-                <w:color w:val="1F3864"/>
-                <w:sz w:val="16"/>
-                <w:szCs w:val="16"/>
-              </w:rPr>
-              <w:t xml:space="preserve">📹 VIDEO:</w:t>
-            </w:r>
-          </w:p>
-          <w:p>
-            <w:pPr>
-              <w:spacing w:after="20" w:before="0"/>
-            </w:pPr>
-            <w:hyperlink w:history="1" r:id="rIdzoc3hj8z65jgdgfmeg6-g">
-              <w:r>
-                <w:rPr>
-                  <w:rFonts w:ascii="Arial" w:cs="Arial" w:eastAsia="Arial" w:hAnsi="Arial"/>
-                  <w:color w:val="2E75B6"/>
-                  <w:sz w:val="16"/>
-                  <w:szCs w:val="16"/>
-                  <w:u w:val="single" w:color="2E75B6"/>
-                </w:rPr>
-                <w:t xml:space="preserve">Proof: sum &amp; product of two rationals is rational</w:t>
-              </w:r>
-            </w:hyperlink>
-          </w:p>
-          <w:p>
-            <w:pPr>
-              <w:spacing w:after="10" w:before="0"/>
-              <w:ind w:left="120"/>
-            </w:pPr>
-            <w:r>
-              <w:rPr>
-                <w:rFonts w:ascii="Arial" w:cs="Arial" w:eastAsia="Arial" w:hAnsi="Arial"/>
-                <w:color w:val="595959"/>
-                <w:sz w:val="14"/>
-                <w:szCs w:val="14"/>
-              </w:rPr>
-              <w:t xml:space="preserve">Source: Khan Academy (English - US curriculum)</w:t>
-            </w:r>
-          </w:p>
-          <w:p>
-            <w:pPr>
-              <w:spacing w:after="10" w:before="0"/>
-              <w:ind w:left="120"/>
-            </w:pPr>
-            <w:hyperlink w:history="1" r:id="rIdfrhvcqup_b-x2vkwzo4s-">
-              <w:r>
-                <w:rPr>
-                  <w:rFonts w:ascii="Arial" w:cs="Arial" w:eastAsia="Arial" w:hAnsi="Arial"/>
-                  <w:color w:val="595959"/>
-                  <w:sz w:val="14"/>
-                  <w:szCs w:val="14"/>
-                  <w:u w:val="single" w:color="595959"/>
-                </w:rPr>
-                <w:t xml:space="preserve">🔍 Search ARES for similar videos</w:t>
-              </w:r>
-            </w:hyperlink>
-          </w:p>
-          <w:p>
-            <w:pPr>
-              <w:spacing w:after="40" w:before="0"/>
-            </w:pPr>
-            <w:r>
-              <w:rPr>
-                <w:sz w:val="14"/>
-                <w:szCs w:val="14"/>
-              </w:rPr>
-              <w:t xml:space="preserve"/>
-            </w:r>
-          </w:p>
-          <w:p>
-            <w:pPr>
-              <w:spacing w:after="20" w:before="0"/>
-            </w:pPr>
-            <w:r>
-              <w:rPr>
-                <w:rFonts w:ascii="Arial" w:cs="Arial" w:eastAsia="Arial" w:hAnsi="Arial"/>
-                <w:b/>
-                <w:bCs/>
-                <w:color w:val="1F3864"/>
-                <w:sz w:val="16"/>
-                <w:szCs w:val="16"/>
-              </w:rPr>
-              <w:t xml:space="preserve">📖 EXERCISE:</w:t>
-            </w:r>
-          </w:p>
-          <w:p>
-            <w:pPr>
-              <w:spacing w:after="20" w:before="0"/>
-            </w:pPr>
-            <w:hyperlink w:history="1" r:id="rId3vhav1pawn5cidwmkypf7">
-              <w:r>
-                <w:rPr>
-                  <w:rFonts w:ascii="Arial" w:cs="Arial" w:eastAsia="Arial" w:hAnsi="Arial"/>
-                  <w:color w:val="2E75B6"/>
-                  <w:sz w:val="16"/>
-                  <w:szCs w:val="16"/>
-                  <w:u w:val="single" w:color="2E75B6"/>
-                </w:rPr>
-                <w:t xml:space="preserve">Compare rational numbers</w:t>
-              </w:r>
-            </w:hyperlink>
-          </w:p>
-          <w:p>
-            <w:pPr>
-              <w:spacing w:after="10" w:before="0"/>
-              <w:ind w:left="120"/>
-            </w:pPr>
-            <w:r>
-              <w:rPr>
-                <w:rFonts w:ascii="Arial" w:cs="Arial" w:eastAsia="Arial" w:hAnsi="Arial"/>
-                <w:color w:val="595959"/>
-                <w:sz w:val="14"/>
-                <w:szCs w:val="14"/>
-              </w:rPr>
-              <w:t xml:space="preserve">Source: Khan Academy (English - US curriculum)</w:t>
-            </w:r>
-          </w:p>
-          <w:p>
-            <w:pPr>
-              <w:spacing w:after="10" w:before="0"/>
-              <w:ind w:left="120"/>
-            </w:pPr>
-            <w:hyperlink w:history="1" r:id="rIds8ril1nvpc9q3w8xp1j9o">
+            <w:hyperlink w:history="1" r:id="rIduvi76sia8ufzdwfz6rdts">
               <w:r>
                 <w:rPr>
                   <w:rFonts w:ascii="Arial" w:cs="Arial" w:eastAsia="Arial" w:hAnsi="Arial"/>
@@ -22637,7 +22749,7 @@
         </w:rPr>
         <w:t xml:space="preserve">© 2026 SeaVuria and ARES. Aligned with KICD objectives. Developed by SeaVuria; technical implementation by ARES (with AI assistance from Claude). Licensed under </w:t>
       </w:r>
-      <w:hyperlink w:history="1" r:id="rIdvhte1ithlj6veytj2nlll">
+      <w:hyperlink w:history="1" r:id="rId6cr47mmk1r1a0agagwefg">
         <w:r>
           <w:rPr>
             <w:rFonts w:ascii="Arial" w:cs="Arial" w:eastAsia="Arial" w:hAnsi="Arial"/>
@@ -22658,7 +22770,7 @@
         </w:rPr>
         <w:t xml:space="preserve"> (</w:t>
       </w:r>
-      <w:hyperlink w:history="1" r:id="rIdjg1sg0htexvkiizryn6bx">
+      <w:hyperlink w:history="1" r:id="rIdstnjqzea8ftcpnofwfihl">
         <w:r>
           <w:rPr>
             <w:rFonts w:ascii="Arial" w:cs="Arial" w:eastAsia="Arial" w:hAnsi="Arial"/>

--- a/data/outputs/v2/Maths/SS1.1_Real_Numbers/Mathematics_Real_Numbers_CBE_LessonSequence.docx
+++ b/data/outputs/v2/Maths/SS1.1_Real_Numbers/Mathematics_Real_Numbers_CBE_LessonSequence.docx
@@ -2279,7 +2279,7 @@
         </w:rPr>
         <w:t xml:space="preserve">© 2026 SeaVuria and ARES. This work is licensed under a </w:t>
       </w:r>
-      <w:hyperlink w:history="1" r:id="rIdninaa1dqnaczcxyoalqfx">
+      <w:hyperlink w:history="1" r:id="rIdcebkhwlapcghmrfellpg7">
         <w:r>
           <w:rPr>
             <w:rFonts w:ascii="Arial" w:cs="Arial" w:eastAsia="Arial" w:hAnsi="Arial"/>
@@ -2299,7 +2299,7 @@
         </w:rPr>
         <w:t xml:space="preserve"> (</w:t>
       </w:r>
-      <w:hyperlink w:history="1" r:id="rIdhiney6wct3rutnnmin5v3">
+      <w:hyperlink w:history="1" r:id="rId-jtcid2vax1bpnzhlzjtu">
         <w:r>
           <w:rPr>
             <w:rFonts w:ascii="Arial" w:cs="Arial" w:eastAsia="Arial" w:hAnsi="Arial"/>
@@ -2319,7 +2319,7 @@
         </w:rPr>
         <w:t xml:space="preserve">). To view a copy of this license, visit </w:t>
       </w:r>
-      <w:hyperlink w:history="1" r:id="rId52whneevcejvfgz8w28ku">
+      <w:hyperlink w:history="1" r:id="rIdtxsytnvcf-rvfxpnsqlef">
         <w:r>
           <w:rPr>
             <w:rFonts w:ascii="Arial" w:cs="Arial" w:eastAsia="Arial" w:hAnsi="Arial"/>
@@ -3331,7 +3331,7 @@
             <w:pPr>
               <w:spacing w:after="20" w:before="0"/>
             </w:pPr>
-            <w:hyperlink w:history="1" r:id="rIdis3fmnniy0l-ycnbrp_nh">
+            <w:hyperlink w:history="1" r:id="rIdnuwnougny0airvladkasz">
               <w:r>
                 <w:rPr>
                   <w:rFonts w:ascii="Arial" w:cs="Arial" w:eastAsia="Arial" w:hAnsi="Arial"/>
@@ -3364,7 +3364,7 @@
               <w:spacing w:after="10" w:before="0"/>
               <w:ind w:left="120"/>
             </w:pPr>
-            <w:hyperlink w:history="1" r:id="rIds4epiezlatglrtoxqku-h">
+            <w:hyperlink w:history="1" r:id="rIdetvjr66al2nel0oyt1six">
               <w:r>
                 <w:rPr>
                   <w:rFonts w:ascii="Arial" w:cs="Arial" w:eastAsia="Arial" w:hAnsi="Arial"/>
@@ -3409,7 +3409,7 @@
             <w:pPr>
               <w:spacing w:after="20" w:before="0"/>
             </w:pPr>
-            <w:hyperlink w:history="1" r:id="rId651y8phfyi2hsusfdztsy">
+            <w:hyperlink w:history="1" r:id="rIdxzmtgqdhidgbrzdnkbfrp">
               <w:r>
                 <w:rPr>
                   <w:rFonts w:ascii="Arial" w:cs="Arial" w:eastAsia="Arial" w:hAnsi="Arial"/>
@@ -3442,7 +3442,7 @@
               <w:spacing w:after="10" w:before="0"/>
               <w:ind w:left="120"/>
             </w:pPr>
-            <w:hyperlink w:history="1" r:id="rIdvsrhclutyf4a7dekxt3lj">
+            <w:hyperlink w:history="1" r:id="rIdzg3oa9vlmv9-fyp9nrnzb">
               <w:r>
                 <w:rPr>
                   <w:rFonts w:ascii="Arial" w:cs="Arial" w:eastAsia="Arial" w:hAnsi="Arial"/>
@@ -3637,7 +3637,7 @@
             <w:pPr>
               <w:spacing w:after="20" w:before="0"/>
             </w:pPr>
-            <w:hyperlink w:history="1" r:id="rId6ycocqxqqpvz8md3zazfp">
+            <w:hyperlink w:history="1" r:id="rIdb3n_wpzk50gtzonvd0omq">
               <w:r>
                 <w:rPr>
                   <w:rFonts w:ascii="Arial" w:cs="Arial" w:eastAsia="Arial" w:hAnsi="Arial"/>
@@ -3670,7 +3670,7 @@
               <w:spacing w:after="10" w:before="0"/>
               <w:ind w:left="120"/>
             </w:pPr>
-            <w:hyperlink w:history="1" r:id="rId7otmz8dvt-7aekc0gus6p">
+            <w:hyperlink w:history="1" r:id="rIduv4pv2qqkam4m2lzazsbl">
               <w:r>
                 <w:rPr>
                   <w:rFonts w:ascii="Arial" w:cs="Arial" w:eastAsia="Arial" w:hAnsi="Arial"/>
@@ -3715,7 +3715,7 @@
             <w:pPr>
               <w:spacing w:after="20" w:before="0"/>
             </w:pPr>
-            <w:hyperlink w:history="1" r:id="rId3pugaa-0jzzuhwls8wwem">
+            <w:hyperlink w:history="1" r:id="rIdunpc1ldfh-n8v9vw8szvi">
               <w:r>
                 <w:rPr>
                   <w:rFonts w:ascii="Arial" w:cs="Arial" w:eastAsia="Arial" w:hAnsi="Arial"/>
@@ -3748,7 +3748,7 @@
               <w:spacing w:after="10" w:before="0"/>
               <w:ind w:left="120"/>
             </w:pPr>
-            <w:hyperlink w:history="1" r:id="rIdpvaviek0xkhyt1bdmvrws">
+            <w:hyperlink w:history="1" r:id="rIderpdm_iupuufvji3flnre">
               <w:r>
                 <w:rPr>
                   <w:rFonts w:ascii="Arial" w:cs="Arial" w:eastAsia="Arial" w:hAnsi="Arial"/>
@@ -4002,7 +4002,7 @@
             <w:pPr>
               <w:spacing w:after="20" w:before="0"/>
             </w:pPr>
-            <w:hyperlink w:history="1" r:id="rIdci4c97us818vzmu0feemq">
+            <w:hyperlink w:history="1" r:id="rIdbctivahbjtkpyxf8jxl-e">
               <w:r>
                 <w:rPr>
                   <w:rFonts w:ascii="Arial" w:cs="Arial" w:eastAsia="Arial" w:hAnsi="Arial"/>
@@ -4035,7 +4035,7 @@
               <w:spacing w:after="10" w:before="0"/>
               <w:ind w:left="120"/>
             </w:pPr>
-            <w:hyperlink w:history="1" r:id="rIddyf_bazzlcgxkzgdeqjtw">
+            <w:hyperlink w:history="1" r:id="rIdzk_pt62cgawiz5f68yfqb">
               <w:r>
                 <w:rPr>
                   <w:rFonts w:ascii="Arial" w:cs="Arial" w:eastAsia="Arial" w:hAnsi="Arial"/>
@@ -4080,7 +4080,7 @@
             <w:pPr>
               <w:spacing w:after="20" w:before="0"/>
             </w:pPr>
-            <w:hyperlink w:history="1" r:id="rIdmmdibifuo0g4r8wggti8y">
+            <w:hyperlink w:history="1" r:id="rIdrb59brz3mcig98gccyb7o">
               <w:r>
                 <w:rPr>
                   <w:rFonts w:ascii="Arial" w:cs="Arial" w:eastAsia="Arial" w:hAnsi="Arial"/>
@@ -4113,7 +4113,7 @@
               <w:spacing w:after="10" w:before="0"/>
               <w:ind w:left="120"/>
             </w:pPr>
-            <w:hyperlink w:history="1" r:id="rIdh_vl63lku4jycjguqsqrp">
+            <w:hyperlink w:history="1" r:id="rIdnea4ggkdbm7ddpostpagy">
               <w:r>
                 <w:rPr>
                   <w:rFonts w:ascii="Arial" w:cs="Arial" w:eastAsia="Arial" w:hAnsi="Arial"/>
@@ -4187,7 +4187,7 @@
                 <w:sz w:val="18"/>
                 <w:szCs w:val="18"/>
               </w:rPr>
-              <w:t xml:space="preserve">Introduce the sorting task with these exact words: 'You are NOT using the internet or your notes yet. Use only what you already know and what your group knows together. This is a COMMUNICATION AND COLLABORATION task.' While groups work on Task 1, circulate and listen. After Task 1, cold-call TWO groups to share their rule — ask the class: 'Does every group agree with that rule? Show thumbs up, thumbs sideways, or thumbs down.' For ANY thumbs sideways or down, ask that student: 'What would you change about the rule?' (10-second wait time.) For Task 2, anticipate the number 1 problem — when a group raises it, do NOT resolve it immediately. Say: 'Write that as a question for our board — that is an EXCELLENT puzzle. We will return to it.' For Task 3, ask each group to nominate a spokesperson DIFFERENT from the person who spoke last time. After all groups share Task 3, make this explicit transition statement: 'You have just discovered something important — the TYPE of number we use to count slices affects whether the pizza shares feel clean or messy. THAT is the mystery we are going to spend the next 8 lessons solving.'</w:t>
+              <w:t xml:space="preserve">Introduce the sorting task with these exact words: 'You are NOT using the internet or your notes yet. Use only what you already know and what your group knows together. This is a COMMUNICATION AND COLLABORATION task.' While groups work on Task 1, circulate and listen. After Task 1, cold-call TWO groups to share their rule — ask the class: 'Does every group agree with that rule? Show thumbs up, thumbs sideways, or thumbs down.' For ANY thumbs sideways or down, ask that student: 'What would you change about the rule?' (10-second wait time.) For Task 2, anticipate the number 1 problem — when a group raises it, do NOT resolve it immediately. Say: 'Write that as a question for our board — that is an EXCELLENT puzzle. We will return to it.' For Task 3, ask each group to nominate a spokesperson DIFFERENT from the person who spoke last time. After all groups share Task 3, make this explicit transition statement: 'You have just discovered something important — the TYPE of number we use to count slices affects whether the pizza shares feel clean or messy. THAT is the mystery we are going to spend the next 7 lessons solving.'</w:t>
             </w:r>
           </w:p>
         </w:tc>
@@ -4308,7 +4308,7 @@
             <w:pPr>
               <w:spacing w:after="20" w:before="0"/>
             </w:pPr>
-            <w:hyperlink w:history="1" r:id="rIdqva6shtawe9kl5dmlxxpj">
+            <w:hyperlink w:history="1" r:id="rIdtit7c9recdkjoogibgmpq">
               <w:r>
                 <w:rPr>
                   <w:rFonts w:ascii="Arial" w:cs="Arial" w:eastAsia="Arial" w:hAnsi="Arial"/>
@@ -4341,7 +4341,7 @@
               <w:spacing w:after="10" w:before="0"/>
               <w:ind w:left="120"/>
             </w:pPr>
-            <w:hyperlink w:history="1" r:id="rIdnr1bjnsja3lk8a1elutcz">
+            <w:hyperlink w:history="1" r:id="rIdvwuqhbvdpvto8ndb6msgk">
               <w:r>
                 <w:rPr>
                   <w:rFonts w:ascii="Arial" w:cs="Arial" w:eastAsia="Arial" w:hAnsi="Arial"/>
@@ -4386,7 +4386,7 @@
             <w:pPr>
               <w:spacing w:after="20" w:before="0"/>
             </w:pPr>
-            <w:hyperlink w:history="1" r:id="rIdo1a6domrljmb4bp4smak-">
+            <w:hyperlink w:history="1" r:id="rIdy5dndp6xwcvxkg88pxzws">
               <w:r>
                 <w:rPr>
                   <w:rFonts w:ascii="Arial" w:cs="Arial" w:eastAsia="Arial" w:hAnsi="Arial"/>
@@ -4419,7 +4419,7 @@
               <w:spacing w:after="10" w:before="0"/>
               <w:ind w:left="120"/>
             </w:pPr>
-            <w:hyperlink w:history="1" r:id="rIde2lod10ywgdlzdxmpe4vq">
+            <w:hyperlink w:history="1" r:id="rId6jtelqd94kekb-dltlsp7">
               <w:r>
                 <w:rPr>
                   <w:rFonts w:ascii="Arial" w:cs="Arial" w:eastAsia="Arial" w:hAnsi="Arial"/>
@@ -4461,7 +4461,7 @@
                 <w:sz w:val="18"/>
                 <w:szCs w:val="18"/>
               </w:rPr>
-              <w:t xml:space="preserve">The teacher introduces the Driving Question Board — a large section of wall or board at the front of the classroom that will remain up for all 8 lessons of the sub-strand. The board has three columns labelled: WHAT WE NOTICE | WHAT WE WONDER | WHAT WE THINK WE KNOW. Students are given three sticky notes each (or write on paper that is taped up). They write: (1) ONE thing they noticed during today's lesson about the pizza or the numbers (NOTICE column). (2) ONE question they genuinely still have — something the lesson has not answered (WONDER column). (3) ONE thing they think they already know about real numbers or fractions (THINK WE KNOW column). Students walk up and post their notes. The teacher reads 5–6 notes aloud, grouping similar questions together with a bracket and a label (e.g. 'Three people are asking about why 1/3 never ends — let's call this the REPEATING DECIMAL CLUSTER').</w:t>
+              <w:t xml:space="preserve">The teacher introduces the Driving Question Board — a large section of wall or board at the front of the classroom that will remain up for all 7 lessons of the sub-strand. The board has three columns labelled: WHAT WE NOTICE | WHAT WE WONDER | WHAT WE THINK WE KNOW. Students are given three sticky notes each (or write on paper that is taped up). They write: (1) ONE thing they noticed during today's lesson about the pizza or the numbers (NOTICE column). (2) ONE question they genuinely still have — something the lesson has not answered (WONDER column). (3) ONE thing they think they already know about real numbers or fractions (THINK WE KNOW column). Students walk up and post their notes. The teacher reads 5–6 notes aloud, grouping similar questions together with a bracket and a label (e.g. 'Three people are asking about why 1/3 never ends — let's call this the REPEATING DECIMAL CLUSTER').</w:t>
             </w:r>
           </w:p>
         </w:tc>
@@ -4493,7 +4493,7 @@
                 <w:sz w:val="18"/>
                 <w:szCs w:val="18"/>
               </w:rPr>
-              <w:t xml:space="preserve">Set up the DQB before learners post, with column labels clearly visible. As students write their notes (3 minutes, silent), circulate and identify 2–3 WONDER notes that directly connect to the unit's driving question ('Why can some numbers be written as exact fractions and others cannot?') — these will be read aloud first to anchor the board. After posting, read selected notes and say: 'This board belongs to YOU. Every lesson, we will come back here. Some of your questions will get answered. New ones will appear. By Lesson 8, we want this board to tell the story of what we learned.' Point to the driving question written at the top of the board: 'Why can some numbers be written as exact fractions and others cannot — and how does knowing a number's type help us solve everyday problems in Kenya?' Say: 'This is our compass question. Every lesson connects back to it.' Do NOT answer any questions posted on the board today — this is an opening, not a closing.</w:t>
+              <w:t xml:space="preserve">Set up the DQB before learners post, with column labels clearly visible. As students write their notes (3 minutes, silent), circulate and identify 2–3 WONDER notes that directly connect to the unit's driving question ('Why can some numbers be written as exact fractions and others cannot?') — these will be read aloud first to anchor the board. After posting, read selected notes and say: 'This board belongs to YOU. Every lesson, we will come back here. Some of your questions will get answered. New ones will appear. By Lesson 7, we want this board to tell the story of what we learned.' Point to the driving question written at the top of the board: 'Why can some numbers be written as exact fractions and others cannot — and how does knowing a number's type help us solve everyday problems in Kenya?' Say: 'This is our compass question. Every lesson connects back to it.' Do NOT answer any questions posted on the board today — this is an opening, not a closing.</w:t>
             </w:r>
           </w:p>
         </w:tc>
@@ -4614,7 +4614,7 @@
             <w:pPr>
               <w:spacing w:after="20" w:before="0"/>
             </w:pPr>
-            <w:hyperlink w:history="1" r:id="rIdvxfpcdqueqy19lbzqmkox">
+            <w:hyperlink w:history="1" r:id="rIdvsx59_6ge4gpap6jv9ims">
               <w:r>
                 <w:rPr>
                   <w:rFonts w:ascii="Arial" w:cs="Arial" w:eastAsia="Arial" w:hAnsi="Arial"/>
@@ -4647,7 +4647,7 @@
               <w:spacing w:after="10" w:before="0"/>
               <w:ind w:left="120"/>
             </w:pPr>
-            <w:hyperlink w:history="1" r:id="rIdyw2heppxrha1fjnk1bcas">
+            <w:hyperlink w:history="1" r:id="rIdeuutl9kxbi00qalz-ebk8">
               <w:r>
                 <w:rPr>
                   <w:rFonts w:ascii="Arial" w:cs="Arial" w:eastAsia="Arial" w:hAnsi="Arial"/>
@@ -4692,7 +4692,7 @@
             <w:pPr>
               <w:spacing w:after="20" w:before="0"/>
             </w:pPr>
-            <w:hyperlink w:history="1" r:id="rId4qp6ord2cshsi-nq4u1ll">
+            <w:hyperlink w:history="1" r:id="rIdzc2lnxmzgee2wvflrzieh">
               <w:r>
                 <w:rPr>
                   <w:rFonts w:ascii="Arial" w:cs="Arial" w:eastAsia="Arial" w:hAnsi="Arial"/>
@@ -4725,7 +4725,7 @@
               <w:spacing w:after="10" w:before="0"/>
               <w:ind w:left="120"/>
             </w:pPr>
-            <w:hyperlink w:history="1" r:id="rIdlbrvr-sixl4linadqpjf-">
+            <w:hyperlink w:history="1" r:id="rIdzz2djyb0nqk1virl9fn-3">
               <w:r>
                 <w:rPr>
                   <w:rFonts w:ascii="Arial" w:cs="Arial" w:eastAsia="Arial" w:hAnsi="Arial"/>
@@ -4767,7 +4767,7 @@
                 <w:sz w:val="18"/>
                 <w:szCs w:val="18"/>
               </w:rPr>
-              <w:t xml:space="preserve">As a closing individual task (8 minutes), each learner draws the first version of their Personal Number Classification Map in their exercise book. Instructions on the board: 'Draw a large rectangle. Inside it, write the title: WHOLE NUMBERS. Divide the rectangle into sections and place each number from 1 to 12 in the correct section(s). Use today's categories: ODD, EVEN, PRIME, COMPOSITE. Some numbers will appear in MORE than one section — that is fine. At the bottom of your map, write one UNRESOLVED QUESTION you still have about how these numbers connect to sharing pizza.' Students are explicitly told: 'This map is NOT finished. You will revise and expand it every lesson for 8 lessons. By Lesson 8, it will also include rational numbers, irrational numbers, and reciprocals.'</w:t>
+              <w:t xml:space="preserve">As a closing individual task (8 minutes), each learner draws the first version of their Personal Number Classification Map in their exercise book. Instructions on the board: 'Draw a large rectangle. Inside it, write the title: WHOLE NUMBERS. Divide the rectangle into sections and place each number from 1 to 12 in the correct section(s). Use today's categories: ODD, EVEN, PRIME, COMPOSITE. Some numbers will appear in MORE than one section — that is fine. At the bottom of your map, write one UNRESOLVED QUESTION you still have about how these numbers connect to sharing pizza.' Students are explicitly told: 'This map is NOT finished. You will revise and expand it every lesson for 7 lessons. By Lesson 7, it will also include rational numbers, irrational numbers, and reciprocals.'</w:t>
             </w:r>
           </w:p>
         </w:tc>
@@ -5351,7 +5351,7 @@
         </w:rPr>
         <w:t xml:space="preserve">© 2026 SeaVuria and ARES. Aligned with KICD objectives. Developed by SeaVuria; technical implementation by ARES (with AI assistance from Claude). Licensed under </w:t>
       </w:r>
-      <w:hyperlink w:history="1" r:id="rIdxx3vw6wu7j1wd52bvfsh9">
+      <w:hyperlink w:history="1" r:id="rId9oudvgeyxkubgg8qjjeh0">
         <w:r>
           <w:rPr>
             <w:rFonts w:ascii="Arial" w:cs="Arial" w:eastAsia="Arial" w:hAnsi="Arial"/>
@@ -5372,7 +5372,7 @@
         </w:rPr>
         <w:t xml:space="preserve"> (</w:t>
       </w:r>
-      <w:hyperlink w:history="1" r:id="rIdywgwnvtjneornozvootwr">
+      <w:hyperlink w:history="1" r:id="rIde-6wkzcwel13kcqj8geqk">
         <w:r>
           <w:rPr>
             <w:rFonts w:ascii="Arial" w:cs="Arial" w:eastAsia="Arial" w:hAnsi="Arial"/>
@@ -6385,7 +6385,7 @@
             <w:pPr>
               <w:spacing w:after="20" w:before="0"/>
             </w:pPr>
-            <w:hyperlink w:history="1" r:id="rIdkhl_kfadckl7_hbsekoel">
+            <w:hyperlink w:history="1" r:id="rIdms00ni3wz_e8q2mlz2anf">
               <w:r>
                 <w:rPr>
                   <w:rFonts w:ascii="Arial" w:cs="Arial" w:eastAsia="Arial" w:hAnsi="Arial"/>
@@ -6418,7 +6418,7 @@
               <w:spacing w:after="10" w:before="0"/>
               <w:ind w:left="120"/>
             </w:pPr>
-            <w:hyperlink w:history="1" r:id="rIdp2gvbo_knzzap2cjse-ud">
+            <w:hyperlink w:history="1" r:id="rIdvw2fgvt-z9ivjji6ofy0t">
               <w:r>
                 <w:rPr>
                   <w:rFonts w:ascii="Arial" w:cs="Arial" w:eastAsia="Arial" w:hAnsi="Arial"/>
@@ -6463,7 +6463,7 @@
             <w:pPr>
               <w:spacing w:after="20" w:before="0"/>
             </w:pPr>
-            <w:hyperlink w:history="1" r:id="rIdcefvsonoccm8be6q6m99t">
+            <w:hyperlink w:history="1" r:id="rIdgxq3zjcgq7qbgdrcreztx">
               <w:r>
                 <w:rPr>
                   <w:rFonts w:ascii="Arial" w:cs="Arial" w:eastAsia="Arial" w:hAnsi="Arial"/>
@@ -6496,7 +6496,7 @@
               <w:spacing w:after="10" w:before="0"/>
               <w:ind w:left="120"/>
             </w:pPr>
-            <w:hyperlink w:history="1" r:id="rIdsnxrsdqcdt3nb4aimbutc">
+            <w:hyperlink w:history="1" r:id="rIdxfln_0mf1_qqzt8byn_ue">
               <w:r>
                 <w:rPr>
                   <w:rFonts w:ascii="Arial" w:cs="Arial" w:eastAsia="Arial" w:hAnsi="Arial"/>
@@ -6691,7 +6691,7 @@
             <w:pPr>
               <w:spacing w:after="20" w:before="0"/>
             </w:pPr>
-            <w:hyperlink w:history="1" r:id="rIdq159iwu24jptx3tlz7hrz">
+            <w:hyperlink w:history="1" r:id="rIde0gfuc69gva9af4ec7auz">
               <w:r>
                 <w:rPr>
                   <w:rFonts w:ascii="Arial" w:cs="Arial" w:eastAsia="Arial" w:hAnsi="Arial"/>
@@ -6724,7 +6724,7 @@
               <w:spacing w:after="10" w:before="0"/>
               <w:ind w:left="120"/>
             </w:pPr>
-            <w:hyperlink w:history="1" r:id="rId90kw4bmlika0lmcpru0zb">
+            <w:hyperlink w:history="1" r:id="rIdydjln9ckahnj_yjodzlxd">
               <w:r>
                 <w:rPr>
                   <w:rFonts w:ascii="Arial" w:cs="Arial" w:eastAsia="Arial" w:hAnsi="Arial"/>
@@ -6769,7 +6769,7 @@
             <w:pPr>
               <w:spacing w:after="20" w:before="0"/>
             </w:pPr>
-            <w:hyperlink w:history="1" r:id="rIdqdarkjmig4gvinuuoqkkq">
+            <w:hyperlink w:history="1" r:id="rId1g4himexahunepv3-oenk">
               <w:r>
                 <w:rPr>
                   <w:rFonts w:ascii="Arial" w:cs="Arial" w:eastAsia="Arial" w:hAnsi="Arial"/>
@@ -6802,7 +6802,7 @@
               <w:spacing w:after="10" w:before="0"/>
               <w:ind w:left="120"/>
             </w:pPr>
-            <w:hyperlink w:history="1" r:id="rIdoldjezviwzvppyqekc8z6">
+            <w:hyperlink w:history="1" r:id="rIdeh5rly9dugsgiy9k8qxiu">
               <w:r>
                 <w:rPr>
                   <w:rFonts w:ascii="Arial" w:cs="Arial" w:eastAsia="Arial" w:hAnsi="Arial"/>
@@ -6997,7 +6997,7 @@
             <w:pPr>
               <w:spacing w:after="20" w:before="0"/>
             </w:pPr>
-            <w:hyperlink w:history="1" r:id="rIdr6bwbngoxkjknsbrnwble">
+            <w:hyperlink w:history="1" r:id="rId7y1pav227ilpm_g9_t4kl">
               <w:r>
                 <w:rPr>
                   <w:rFonts w:ascii="Arial" w:cs="Arial" w:eastAsia="Arial" w:hAnsi="Arial"/>
@@ -7046,7 +7046,7 @@
               <w:spacing w:after="10" w:before="0"/>
               <w:ind w:left="120"/>
             </w:pPr>
-            <w:hyperlink w:history="1" r:id="rIdy0c6dl5fxxkfztu2scdoz">
+            <w:hyperlink w:history="1" r:id="rIdnwnx2kzz2fc59zcx6h6yx">
               <w:r>
                 <w:rPr>
                   <w:rFonts w:ascii="Arial" w:cs="Arial" w:eastAsia="Arial" w:hAnsi="Arial"/>
@@ -7091,7 +7091,7 @@
             <w:pPr>
               <w:spacing w:after="20" w:before="0"/>
             </w:pPr>
-            <w:hyperlink w:history="1" r:id="rIddclkcvmmdsudkuzeilr8k">
+            <w:hyperlink w:history="1" r:id="rId5lpym_o5e-affmgf4tmlb">
               <w:r>
                 <w:rPr>
                   <w:rFonts w:ascii="Arial" w:cs="Arial" w:eastAsia="Arial" w:hAnsi="Arial"/>
@@ -7124,7 +7124,7 @@
               <w:spacing w:after="10" w:before="0"/>
               <w:ind w:left="120"/>
             </w:pPr>
-            <w:hyperlink w:history="1" r:id="rIdcnygsyqhnwtuzjmg5x0d8">
+            <w:hyperlink w:history="1" r:id="rId61e0zolvr4xoiio0v2aqh">
               <w:r>
                 <w:rPr>
                   <w:rFonts w:ascii="Arial" w:cs="Arial" w:eastAsia="Arial" w:hAnsi="Arial"/>
@@ -7319,7 +7319,7 @@
             <w:pPr>
               <w:spacing w:after="20" w:before="0"/>
             </w:pPr>
-            <w:hyperlink w:history="1" r:id="rIdrd2ca81gilsmmj5uvo2st">
+            <w:hyperlink w:history="1" r:id="rId4v5np4itop4_ssnhnkjr7">
               <w:r>
                 <w:rPr>
                   <w:rFonts w:ascii="Arial" w:cs="Arial" w:eastAsia="Arial" w:hAnsi="Arial"/>
@@ -7368,7 +7368,7 @@
               <w:spacing w:after="10" w:before="0"/>
               <w:ind w:left="120"/>
             </w:pPr>
-            <w:hyperlink w:history="1" r:id="rIdi2yxbjogja_suyw_1jwli">
+            <w:hyperlink w:history="1" r:id="rIdfhnbzt60tcozsjy8ln46d">
               <w:r>
                 <w:rPr>
                   <w:rFonts w:ascii="Arial" w:cs="Arial" w:eastAsia="Arial" w:hAnsi="Arial"/>
@@ -7413,7 +7413,7 @@
             <w:pPr>
               <w:spacing w:after="20" w:before="0"/>
             </w:pPr>
-            <w:hyperlink w:history="1" r:id="rIdwt98wxy3ti3tci37tjqkd">
+            <w:hyperlink w:history="1" r:id="rIdez8eg2x2wuz973pis04od">
               <w:r>
                 <w:rPr>
                   <w:rFonts w:ascii="Arial" w:cs="Arial" w:eastAsia="Arial" w:hAnsi="Arial"/>
@@ -7446,7 +7446,7 @@
               <w:spacing w:after="10" w:before="0"/>
               <w:ind w:left="120"/>
             </w:pPr>
-            <w:hyperlink w:history="1" r:id="rIdnhm69avw7couvunltumq6">
+            <w:hyperlink w:history="1" r:id="rIdxxcuhognerjjyoxgi03wf">
               <w:r>
                 <w:rPr>
                   <w:rFonts w:ascii="Arial" w:cs="Arial" w:eastAsia="Arial" w:hAnsi="Arial"/>
@@ -7641,7 +7641,7 @@
             <w:pPr>
               <w:spacing w:after="20" w:before="0"/>
             </w:pPr>
-            <w:hyperlink w:history="1" r:id="rIdjhtpis7xquep7_d8luvr-">
+            <w:hyperlink w:history="1" r:id="rIdk1kxzmwnlvq1akoqcq66p">
               <w:r>
                 <w:rPr>
                   <w:rFonts w:ascii="Arial" w:cs="Arial" w:eastAsia="Arial" w:hAnsi="Arial"/>
@@ -7690,7 +7690,7 @@
               <w:spacing w:after="10" w:before="0"/>
               <w:ind w:left="120"/>
             </w:pPr>
-            <w:hyperlink w:history="1" r:id="rId-edpmnzxunmuthrrbommi">
+            <w:hyperlink w:history="1" r:id="rIdmsnjpxg_awhdzvfsbazam">
               <w:r>
                 <w:rPr>
                   <w:rFonts w:ascii="Arial" w:cs="Arial" w:eastAsia="Arial" w:hAnsi="Arial"/>
@@ -7735,7 +7735,7 @@
             <w:pPr>
               <w:spacing w:after="20" w:before="0"/>
             </w:pPr>
-            <w:hyperlink w:history="1" r:id="rIdq90t-ruxzioyhtfxfyad8">
+            <w:hyperlink w:history="1" r:id="rIdefjd6apxfmdf2gsn2yuxl">
               <w:r>
                 <w:rPr>
                   <w:rFonts w:ascii="Arial" w:cs="Arial" w:eastAsia="Arial" w:hAnsi="Arial"/>
@@ -7768,7 +7768,7 @@
               <w:spacing w:after="10" w:before="0"/>
               <w:ind w:left="120"/>
             </w:pPr>
-            <w:hyperlink w:history="1" r:id="rId5ttt3x6ky87o9on2jn7vb">
+            <w:hyperlink w:history="1" r:id="rIdwrvwy3zihsifdl_s--zfc">
               <w:r>
                 <w:rPr>
                   <w:rFonts w:ascii="Arial" w:cs="Arial" w:eastAsia="Arial" w:hAnsi="Arial"/>
@@ -8280,7 +8280,7 @@
         </w:rPr>
         <w:t xml:space="preserve">© 2026 SeaVuria and ARES. Aligned with KICD objectives. Developed by SeaVuria; technical implementation by ARES (with AI assistance from Claude). Licensed under </w:t>
       </w:r>
-      <w:hyperlink w:history="1" r:id="rIdbetskz3xhgmzxc1j4-qvx">
+      <w:hyperlink w:history="1" r:id="rIddp1y29rnlx_q861v-yo23">
         <w:r>
           <w:rPr>
             <w:rFonts w:ascii="Arial" w:cs="Arial" w:eastAsia="Arial" w:hAnsi="Arial"/>
@@ -8301,7 +8301,7 @@
         </w:rPr>
         <w:t xml:space="preserve"> (</w:t>
       </w:r>
-      <w:hyperlink w:history="1" r:id="rId1mrc7-lcscapcrbw2abep">
+      <w:hyperlink w:history="1" r:id="rIdow9hw9xhwrm4vc4kve990">
         <w:r>
           <w:rPr>
             <w:rFonts w:ascii="Arial" w:cs="Arial" w:eastAsia="Arial" w:hAnsi="Arial"/>
@@ -9314,7 +9314,7 @@
             <w:pPr>
               <w:spacing w:after="20" w:before="0"/>
             </w:pPr>
-            <w:hyperlink w:history="1" r:id="rIdekfzcz3rppybujuxc0mg1">
+            <w:hyperlink w:history="1" r:id="rIdux5rcw0jj_-uhx_tbmi0e">
               <w:r>
                 <w:rPr>
                   <w:rFonts w:ascii="Arial" w:cs="Arial" w:eastAsia="Arial" w:hAnsi="Arial"/>
@@ -9347,7 +9347,7 @@
               <w:spacing w:after="10" w:before="0"/>
               <w:ind w:left="120"/>
             </w:pPr>
-            <w:hyperlink w:history="1" r:id="rIdckxe3zmocdqkd_o_2esaw">
+            <w:hyperlink w:history="1" r:id="rId4knxcbeq9toiw0julael3">
               <w:r>
                 <w:rPr>
                   <w:rFonts w:ascii="Arial" w:cs="Arial" w:eastAsia="Arial" w:hAnsi="Arial"/>
@@ -9392,7 +9392,7 @@
             <w:pPr>
               <w:spacing w:after="20" w:before="0"/>
             </w:pPr>
-            <w:hyperlink w:history="1" r:id="rId35a37clkbjjzr7mavt8lk">
+            <w:hyperlink w:history="1" r:id="rIdjucc49_obtibcr0oomym2">
               <w:r>
                 <w:rPr>
                   <w:rFonts w:ascii="Arial" w:cs="Arial" w:eastAsia="Arial" w:hAnsi="Arial"/>
@@ -9425,7 +9425,7 @@
               <w:spacing w:after="10" w:before="0"/>
               <w:ind w:left="120"/>
             </w:pPr>
-            <w:hyperlink w:history="1" r:id="rIdfd2vf1yok36m9zcyuyguv">
+            <w:hyperlink w:history="1" r:id="rId_k_fsfp1bncmi2jvjqzfm">
               <w:r>
                 <w:rPr>
                   <w:rFonts w:ascii="Arial" w:cs="Arial" w:eastAsia="Arial" w:hAnsi="Arial"/>
@@ -9620,7 +9620,7 @@
             <w:pPr>
               <w:spacing w:after="20" w:before="0"/>
             </w:pPr>
-            <w:hyperlink w:history="1" r:id="rId933tk2plouuhwljv0bk4s">
+            <w:hyperlink w:history="1" r:id="rIdresfkyeuuvp_1trbvdqq4">
               <w:r>
                 <w:rPr>
                   <w:rFonts w:ascii="Arial" w:cs="Arial" w:eastAsia="Arial" w:hAnsi="Arial"/>
@@ -9653,7 +9653,7 @@
               <w:spacing w:after="10" w:before="0"/>
               <w:ind w:left="120"/>
             </w:pPr>
-            <w:hyperlink w:history="1" r:id="rIdxi83msh11nno0p44bzyc1">
+            <w:hyperlink w:history="1" r:id="rIdvlwymdagbjdyzmngywjso">
               <w:r>
                 <w:rPr>
                   <w:rFonts w:ascii="Arial" w:cs="Arial" w:eastAsia="Arial" w:hAnsi="Arial"/>
@@ -9698,7 +9698,7 @@
             <w:pPr>
               <w:spacing w:after="20" w:before="0"/>
             </w:pPr>
-            <w:hyperlink w:history="1" r:id="rIdwpf9veuhmow5sqgynhz2a">
+            <w:hyperlink w:history="1" r:id="rId4kelmvckz_rqvebldkk8g">
               <w:r>
                 <w:rPr>
                   <w:rFonts w:ascii="Arial" w:cs="Arial" w:eastAsia="Arial" w:hAnsi="Arial"/>
@@ -9731,7 +9731,7 @@
               <w:spacing w:after="10" w:before="0"/>
               <w:ind w:left="120"/>
             </w:pPr>
-            <w:hyperlink w:history="1" r:id="rIdchsazb9pkgjdrh6xtkqlw">
+            <w:hyperlink w:history="1" r:id="rId1dhomxmzinji2alykbuhy">
               <w:r>
                 <w:rPr>
                   <w:rFonts w:ascii="Arial" w:cs="Arial" w:eastAsia="Arial" w:hAnsi="Arial"/>
@@ -9926,7 +9926,7 @@
             <w:pPr>
               <w:spacing w:after="20" w:before="0"/>
             </w:pPr>
-            <w:hyperlink w:history="1" r:id="rIdfzmqb3pxgil13vjin3e-q">
+            <w:hyperlink w:history="1" r:id="rIdcaqppsfisngxvf3dv9myr">
               <w:r>
                 <w:rPr>
                   <w:rFonts w:ascii="Arial" w:cs="Arial" w:eastAsia="Arial" w:hAnsi="Arial"/>
@@ -9959,7 +9959,7 @@
               <w:spacing w:after="10" w:before="0"/>
               <w:ind w:left="120"/>
             </w:pPr>
-            <w:hyperlink w:history="1" r:id="rId2mgmx_b8fbbm5k3oztip3">
+            <w:hyperlink w:history="1" r:id="rId0s2sk6fh8vrzavc8jwvrg">
               <w:r>
                 <w:rPr>
                   <w:rFonts w:ascii="Arial" w:cs="Arial" w:eastAsia="Arial" w:hAnsi="Arial"/>
@@ -10004,7 +10004,7 @@
             <w:pPr>
               <w:spacing w:after="20" w:before="0"/>
             </w:pPr>
-            <w:hyperlink w:history="1" r:id="rIddorpnvmcup8khnjjwcnfg">
+            <w:hyperlink w:history="1" r:id="rIdx5fupxtijvqvnatq0b7sr">
               <w:r>
                 <w:rPr>
                   <w:rFonts w:ascii="Arial" w:cs="Arial" w:eastAsia="Arial" w:hAnsi="Arial"/>
@@ -10037,7 +10037,7 @@
               <w:spacing w:after="10" w:before="0"/>
               <w:ind w:left="120"/>
             </w:pPr>
-            <w:hyperlink w:history="1" r:id="rIdqdmnk3kdckcklzoqh2-tw">
+            <w:hyperlink w:history="1" r:id="rIdexu194subauwpjeoueray">
               <w:r>
                 <w:rPr>
                   <w:rFonts w:ascii="Arial" w:cs="Arial" w:eastAsia="Arial" w:hAnsi="Arial"/>
@@ -10232,7 +10232,7 @@
             <w:pPr>
               <w:spacing w:after="20" w:before="0"/>
             </w:pPr>
-            <w:hyperlink w:history="1" r:id="rIdcodmk8fjypnk3y2zfpwox">
+            <w:hyperlink w:history="1" r:id="rId7caczmphtgx1sby84usct">
               <w:r>
                 <w:rPr>
                   <w:rFonts w:ascii="Arial" w:cs="Arial" w:eastAsia="Arial" w:hAnsi="Arial"/>
@@ -10265,7 +10265,7 @@
               <w:spacing w:after="10" w:before="0"/>
               <w:ind w:left="120"/>
             </w:pPr>
-            <w:hyperlink w:history="1" r:id="rIdytizhlj10mipqho9eudkb">
+            <w:hyperlink w:history="1" r:id="rIdybpmaqlm-jkdntxafcgqf">
               <w:r>
                 <w:rPr>
                   <w:rFonts w:ascii="Arial" w:cs="Arial" w:eastAsia="Arial" w:hAnsi="Arial"/>
@@ -10310,7 +10310,7 @@
             <w:pPr>
               <w:spacing w:after="20" w:before="0"/>
             </w:pPr>
-            <w:hyperlink w:history="1" r:id="rIdeszala1vpomfzimaljema">
+            <w:hyperlink w:history="1" r:id="rIdrvlm2e9nyvnwx9pkts48m">
               <w:r>
                 <w:rPr>
                   <w:rFonts w:ascii="Arial" w:cs="Arial" w:eastAsia="Arial" w:hAnsi="Arial"/>
@@ -10343,7 +10343,7 @@
               <w:spacing w:after="10" w:before="0"/>
               <w:ind w:left="120"/>
             </w:pPr>
-            <w:hyperlink w:history="1" r:id="rIdp9tu2ne3am2vo6t9ggqv2">
+            <w:hyperlink w:history="1" r:id="rId6ekgfp-04udi-ytlxault">
               <w:r>
                 <w:rPr>
                   <w:rFonts w:ascii="Arial" w:cs="Arial" w:eastAsia="Arial" w:hAnsi="Arial"/>
@@ -10538,7 +10538,7 @@
             <w:pPr>
               <w:spacing w:after="20" w:before="0"/>
             </w:pPr>
-            <w:hyperlink w:history="1" r:id="rIdhuf_kfzibjylzhxx3bki3">
+            <w:hyperlink w:history="1" r:id="rIdsysxc7kxwszhmcfqmbed2">
               <w:r>
                 <w:rPr>
                   <w:rFonts w:ascii="Arial" w:cs="Arial" w:eastAsia="Arial" w:hAnsi="Arial"/>
@@ -10587,7 +10587,7 @@
               <w:spacing w:after="10" w:before="0"/>
               <w:ind w:left="120"/>
             </w:pPr>
-            <w:hyperlink w:history="1" r:id="rIdrseywq05vzlsrh7wev-dh">
+            <w:hyperlink w:history="1" r:id="rId0_wxniptct7pp2q0e5xgs">
               <w:r>
                 <w:rPr>
                   <w:rFonts w:ascii="Arial" w:cs="Arial" w:eastAsia="Arial" w:hAnsi="Arial"/>
@@ -10632,7 +10632,7 @@
             <w:pPr>
               <w:spacing w:after="20" w:before="0"/>
             </w:pPr>
-            <w:hyperlink w:history="1" r:id="rIdw5hynaqmxungsxiy7tiqg">
+            <w:hyperlink w:history="1" r:id="rId8wgdvvgxlfmmyhasyugex">
               <w:r>
                 <w:rPr>
                   <w:rFonts w:ascii="Arial" w:cs="Arial" w:eastAsia="Arial" w:hAnsi="Arial"/>
@@ -10681,7 +10681,7 @@
               <w:spacing w:after="10" w:before="0"/>
               <w:ind w:left="120"/>
             </w:pPr>
-            <w:hyperlink w:history="1" r:id="rIdg9k_-brg0ioyo-dirblk7">
+            <w:hyperlink w:history="1" r:id="rIdlajlkzkq8mieb06onbytb">
               <w:r>
                 <w:rPr>
                   <w:rFonts w:ascii="Arial" w:cs="Arial" w:eastAsia="Arial" w:hAnsi="Arial"/>
@@ -11193,7 +11193,7 @@
         </w:rPr>
         <w:t xml:space="preserve">© 2026 SeaVuria and ARES. Aligned with KICD objectives. Developed by SeaVuria; technical implementation by ARES (with AI assistance from Claude). Licensed under </w:t>
       </w:r>
-      <w:hyperlink w:history="1" r:id="rIdsygwfxyzmykty8ohlml1l">
+      <w:hyperlink w:history="1" r:id="rIdwu_lgtzy0a_x7zes_q12g">
         <w:r>
           <w:rPr>
             <w:rFonts w:ascii="Arial" w:cs="Arial" w:eastAsia="Arial" w:hAnsi="Arial"/>
@@ -11214,7 +11214,7 @@
         </w:rPr>
         <w:t xml:space="preserve"> (</w:t>
       </w:r>
-      <w:hyperlink w:history="1" r:id="rIdqkbtukqzjht3rozzfg2v6">
+      <w:hyperlink w:history="1" r:id="rIde-mpcepss3sgklz8msbzu">
         <w:r>
           <w:rPr>
             <w:rFonts w:ascii="Arial" w:cs="Arial" w:eastAsia="Arial" w:hAnsi="Arial"/>
@@ -12227,7 +12227,7 @@
             <w:pPr>
               <w:spacing w:after="20" w:before="0"/>
             </w:pPr>
-            <w:hyperlink w:history="1" r:id="rIdcztxzm1xcldnvkitjr49j">
+            <w:hyperlink w:history="1" r:id="rIdl_s2bu673vnu10w-psfqb">
               <w:r>
                 <w:rPr>
                   <w:rFonts w:ascii="Arial" w:cs="Arial" w:eastAsia="Arial" w:hAnsi="Arial"/>
@@ -12260,7 +12260,7 @@
               <w:spacing w:after="10" w:before="0"/>
               <w:ind w:left="120"/>
             </w:pPr>
-            <w:hyperlink w:history="1" r:id="rIda2_zv0ucmm7fpt6i5iu9k">
+            <w:hyperlink w:history="1" r:id="rIdorp-5nbr-hcx0b9rsg5j4">
               <w:r>
                 <w:rPr>
                   <w:rFonts w:ascii="Arial" w:cs="Arial" w:eastAsia="Arial" w:hAnsi="Arial"/>
@@ -12305,7 +12305,7 @@
             <w:pPr>
               <w:spacing w:after="20" w:before="0"/>
             </w:pPr>
-            <w:hyperlink w:history="1" r:id="rIdccja_yltvv6hlpm4mrxvf">
+            <w:hyperlink w:history="1" r:id="rId7ykw7viv3iwgssg0bg5nj">
               <w:r>
                 <w:rPr>
                   <w:rFonts w:ascii="Arial" w:cs="Arial" w:eastAsia="Arial" w:hAnsi="Arial"/>
@@ -12338,7 +12338,7 @@
               <w:spacing w:after="10" w:before="0"/>
               <w:ind w:left="120"/>
             </w:pPr>
-            <w:hyperlink w:history="1" r:id="rIdbomoqlofuqxpja0lrwlut">
+            <w:hyperlink w:history="1" r:id="rId1ea9fibqsfbrsfdb8tiqr">
               <w:r>
                 <w:rPr>
                   <w:rFonts w:ascii="Arial" w:cs="Arial" w:eastAsia="Arial" w:hAnsi="Arial"/>
@@ -12533,7 +12533,7 @@
             <w:pPr>
               <w:spacing w:after="20" w:before="0"/>
             </w:pPr>
-            <w:hyperlink w:history="1" r:id="rIdsluovnueihh2xh69u_gu-">
+            <w:hyperlink w:history="1" r:id="rIdha5zhlrgrwpdxskvvsonc">
               <w:r>
                 <w:rPr>
                   <w:rFonts w:ascii="Arial" w:cs="Arial" w:eastAsia="Arial" w:hAnsi="Arial"/>
@@ -12566,7 +12566,7 @@
               <w:spacing w:after="10" w:before="0"/>
               <w:ind w:left="120"/>
             </w:pPr>
-            <w:hyperlink w:history="1" r:id="rIdeuq3hl0jue05d6vssb0as">
+            <w:hyperlink w:history="1" r:id="rIdpr-4qwkxcowyfbi245vry">
               <w:r>
                 <w:rPr>
                   <w:rFonts w:ascii="Arial" w:cs="Arial" w:eastAsia="Arial" w:hAnsi="Arial"/>
@@ -12611,7 +12611,7 @@
             <w:pPr>
               <w:spacing w:after="20" w:before="0"/>
             </w:pPr>
-            <w:hyperlink w:history="1" r:id="rIdnfsjuv4guctvb_fwuzzho">
+            <w:hyperlink w:history="1" r:id="rId9-dvxyn0rb4mk8vyddigo">
               <w:r>
                 <w:rPr>
                   <w:rFonts w:ascii="Arial" w:cs="Arial" w:eastAsia="Arial" w:hAnsi="Arial"/>
@@ -12644,7 +12644,7 @@
               <w:spacing w:after="10" w:before="0"/>
               <w:ind w:left="120"/>
             </w:pPr>
-            <w:hyperlink w:history="1" r:id="rIdixvtgw4yesoroeym3kyli">
+            <w:hyperlink w:history="1" r:id="rId29lrd6u0i2nkuhx1p54xz">
               <w:r>
                 <w:rPr>
                   <w:rFonts w:ascii="Arial" w:cs="Arial" w:eastAsia="Arial" w:hAnsi="Arial"/>
@@ -12839,7 +12839,7 @@
             <w:pPr>
               <w:spacing w:after="20" w:before="0"/>
             </w:pPr>
-            <w:hyperlink w:history="1" r:id="rIdk1by9oxfepuq8hcalfqt_">
+            <w:hyperlink w:history="1" r:id="rIdmlx6yd3tlmioh6zg1aix9">
               <w:r>
                 <w:rPr>
                   <w:rFonts w:ascii="Arial" w:cs="Arial" w:eastAsia="Arial" w:hAnsi="Arial"/>
@@ -12872,7 +12872,7 @@
               <w:spacing w:after="10" w:before="0"/>
               <w:ind w:left="120"/>
             </w:pPr>
-            <w:hyperlink w:history="1" r:id="rIdb_ksprw5pd4ldyqx1afen">
+            <w:hyperlink w:history="1" r:id="rIdgazdxykne6odepzh3jhn4">
               <w:r>
                 <w:rPr>
                   <w:rFonts w:ascii="Arial" w:cs="Arial" w:eastAsia="Arial" w:hAnsi="Arial"/>
@@ -12917,7 +12917,7 @@
             <w:pPr>
               <w:spacing w:after="20" w:before="0"/>
             </w:pPr>
-            <w:hyperlink w:history="1" r:id="rId-4rrjexgs8p_j2izi8dms">
+            <w:hyperlink w:history="1" r:id="rIdgmd3wr3zuwxflplklvuc6">
               <w:r>
                 <w:rPr>
                   <w:rFonts w:ascii="Arial" w:cs="Arial" w:eastAsia="Arial" w:hAnsi="Arial"/>
@@ -12950,7 +12950,7 @@
               <w:spacing w:after="10" w:before="0"/>
               <w:ind w:left="120"/>
             </w:pPr>
-            <w:hyperlink w:history="1" r:id="rIdaorwm3qoweo_sxjolpf2q">
+            <w:hyperlink w:history="1" r:id="rIdynyu0s_12ddft7ba3tzi0">
               <w:r>
                 <w:rPr>
                   <w:rFonts w:ascii="Arial" w:cs="Arial" w:eastAsia="Arial" w:hAnsi="Arial"/>
@@ -13145,7 +13145,7 @@
             <w:pPr>
               <w:spacing w:after="20" w:before="0"/>
             </w:pPr>
-            <w:hyperlink w:history="1" r:id="rIdxe4ff0el4jdb4fgcoce4t">
+            <w:hyperlink w:history="1" r:id="rId8lfsgmju1mmh9nim4-oke">
               <w:r>
                 <w:rPr>
                   <w:rFonts w:ascii="Arial" w:cs="Arial" w:eastAsia="Arial" w:hAnsi="Arial"/>
@@ -13178,7 +13178,7 @@
               <w:spacing w:after="10" w:before="0"/>
               <w:ind w:left="120"/>
             </w:pPr>
-            <w:hyperlink w:history="1" r:id="rIdpumli5hgkumsxncaz6_wl">
+            <w:hyperlink w:history="1" r:id="rIdiltxlxd9b5yvxq7agct2q">
               <w:r>
                 <w:rPr>
                   <w:rFonts w:ascii="Arial" w:cs="Arial" w:eastAsia="Arial" w:hAnsi="Arial"/>
@@ -13223,7 +13223,7 @@
             <w:pPr>
               <w:spacing w:after="20" w:before="0"/>
             </w:pPr>
-            <w:hyperlink w:history="1" r:id="rIdxeqdpcvtmdhxvqezvlqhw">
+            <w:hyperlink w:history="1" r:id="rIda-eg_2rvydpzf9noqkdot">
               <w:r>
                 <w:rPr>
                   <w:rFonts w:ascii="Arial" w:cs="Arial" w:eastAsia="Arial" w:hAnsi="Arial"/>
@@ -13256,7 +13256,7 @@
               <w:spacing w:after="10" w:before="0"/>
               <w:ind w:left="120"/>
             </w:pPr>
-            <w:hyperlink w:history="1" r:id="rIdo3icj1routos6zgswcsxf">
+            <w:hyperlink w:history="1" r:id="rIdm1vsox3uvyvhbgvcacdiz">
               <w:r>
                 <w:rPr>
                   <w:rFonts w:ascii="Arial" w:cs="Arial" w:eastAsia="Arial" w:hAnsi="Arial"/>
@@ -13451,7 +13451,7 @@
             <w:pPr>
               <w:spacing w:after="20" w:before="0"/>
             </w:pPr>
-            <w:hyperlink w:history="1" r:id="rIdyqpxselqvh_kkoqafh9ar">
+            <w:hyperlink w:history="1" r:id="rIdftwepkzscp2irpxc-doq3">
               <w:r>
                 <w:rPr>
                   <w:rFonts w:ascii="Arial" w:cs="Arial" w:eastAsia="Arial" w:hAnsi="Arial"/>
@@ -13484,7 +13484,7 @@
               <w:spacing w:after="10" w:before="0"/>
               <w:ind w:left="120"/>
             </w:pPr>
-            <w:hyperlink w:history="1" r:id="rId9nhkxjbazvpqlilp6fqef">
+            <w:hyperlink w:history="1" r:id="rId9bka-lcxvdgldp7etuz-c">
               <w:r>
                 <w:rPr>
                   <w:rFonts w:ascii="Arial" w:cs="Arial" w:eastAsia="Arial" w:hAnsi="Arial"/>
@@ -13529,7 +13529,7 @@
             <w:pPr>
               <w:spacing w:after="20" w:before="0"/>
             </w:pPr>
-            <w:hyperlink w:history="1" r:id="rIdaik1ye-yjdohoutyj1vll">
+            <w:hyperlink w:history="1" r:id="rIdcrrb45dw_disrpefj3xyj">
               <w:r>
                 <w:rPr>
                   <w:rFonts w:ascii="Arial" w:cs="Arial" w:eastAsia="Arial" w:hAnsi="Arial"/>
@@ -13562,7 +13562,7 @@
               <w:spacing w:after="10" w:before="0"/>
               <w:ind w:left="120"/>
             </w:pPr>
-            <w:hyperlink w:history="1" r:id="rIdjl2lacmu7hyzegbghf5p1">
+            <w:hyperlink w:history="1" r:id="rIdi4s_lsqi4al5la1zeh9ic">
               <w:r>
                 <w:rPr>
                   <w:rFonts w:ascii="Arial" w:cs="Arial" w:eastAsia="Arial" w:hAnsi="Arial"/>
@@ -14074,7 +14074,7 @@
         </w:rPr>
         <w:t xml:space="preserve">© 2026 SeaVuria and ARES. Aligned with KICD objectives. Developed by SeaVuria; technical implementation by ARES (with AI assistance from Claude). Licensed under </w:t>
       </w:r>
-      <w:hyperlink w:history="1" r:id="rIdz-zidjn94g7quy6srnv9c">
+      <w:hyperlink w:history="1" r:id="rIdwtvvxnw92kxjsdb0fpahn">
         <w:r>
           <w:rPr>
             <w:rFonts w:ascii="Arial" w:cs="Arial" w:eastAsia="Arial" w:hAnsi="Arial"/>
@@ -14095,7 +14095,7 @@
         </w:rPr>
         <w:t xml:space="preserve"> (</w:t>
       </w:r>
-      <w:hyperlink w:history="1" r:id="rIdspujqinorxzncjid-pbpa">
+      <w:hyperlink w:history="1" r:id="rIdebi1tdav5ztpwh8mwairu">
         <w:r>
           <w:rPr>
             <w:rFonts w:ascii="Arial" w:cs="Arial" w:eastAsia="Arial" w:hAnsi="Arial"/>
@@ -15108,7 +15108,7 @@
             <w:pPr>
               <w:spacing w:after="20" w:before="0"/>
             </w:pPr>
-            <w:hyperlink w:history="1" r:id="rIdtbwvlkq932sgwz0tx1l4t">
+            <w:hyperlink w:history="1" r:id="rIddzvy_poaghvh2u0nfibxx">
               <w:r>
                 <w:rPr>
                   <w:rFonts w:ascii="Arial" w:cs="Arial" w:eastAsia="Arial" w:hAnsi="Arial"/>
@@ -15141,7 +15141,7 @@
               <w:spacing w:after="10" w:before="0"/>
               <w:ind w:left="120"/>
             </w:pPr>
-            <w:hyperlink w:history="1" r:id="rIdhmq2zimu3rhh4y1s1m-s2">
+            <w:hyperlink w:history="1" r:id="rId0oujgsgpndwikgy1ck2o2">
               <w:r>
                 <w:rPr>
                   <w:rFonts w:ascii="Arial" w:cs="Arial" w:eastAsia="Arial" w:hAnsi="Arial"/>
@@ -15186,7 +15186,7 @@
             <w:pPr>
               <w:spacing w:after="20" w:before="0"/>
             </w:pPr>
-            <w:hyperlink w:history="1" r:id="rId7g3nvdg_dn0lupcvjctr5">
+            <w:hyperlink w:history="1" r:id="rIdyxkj17bkkaj5-3rusgzhn">
               <w:r>
                 <w:rPr>
                   <w:rFonts w:ascii="Arial" w:cs="Arial" w:eastAsia="Arial" w:hAnsi="Arial"/>
@@ -15219,7 +15219,7 @@
               <w:spacing w:after="10" w:before="0"/>
               <w:ind w:left="120"/>
             </w:pPr>
-            <w:hyperlink w:history="1" r:id="rIdezyo-bsvufbx1tjbpvdbo">
+            <w:hyperlink w:history="1" r:id="rIdai-jqajkryalmbcyofm12">
               <w:r>
                 <w:rPr>
                   <w:rFonts w:ascii="Arial" w:cs="Arial" w:eastAsia="Arial" w:hAnsi="Arial"/>
@@ -15414,7 +15414,7 @@
             <w:pPr>
               <w:spacing w:after="20" w:before="0"/>
             </w:pPr>
-            <w:hyperlink w:history="1" r:id="rId1emgn_uv1abwkyugvlxbz">
+            <w:hyperlink w:history="1" r:id="rIdc_ztcgeqqz1somoa6oro6">
               <w:r>
                 <w:rPr>
                   <w:rFonts w:ascii="Arial" w:cs="Arial" w:eastAsia="Arial" w:hAnsi="Arial"/>
@@ -15447,7 +15447,7 @@
               <w:spacing w:after="10" w:before="0"/>
               <w:ind w:left="120"/>
             </w:pPr>
-            <w:hyperlink w:history="1" r:id="rIdndbvlj7mwvalcc4m7zs5-">
+            <w:hyperlink w:history="1" r:id="rIde2hh9m93p8q0m1gecxq-1">
               <w:r>
                 <w:rPr>
                   <w:rFonts w:ascii="Arial" w:cs="Arial" w:eastAsia="Arial" w:hAnsi="Arial"/>
@@ -15492,7 +15492,7 @@
             <w:pPr>
               <w:spacing w:after="20" w:before="0"/>
             </w:pPr>
-            <w:hyperlink w:history="1" r:id="rId9zvzrrvbb_upsky18_qi4">
+            <w:hyperlink w:history="1" r:id="rIdadhlqppmayzh7vf6yx6gr">
               <w:r>
                 <w:rPr>
                   <w:rFonts w:ascii="Arial" w:cs="Arial" w:eastAsia="Arial" w:hAnsi="Arial"/>
@@ -15525,7 +15525,7 @@
               <w:spacing w:after="10" w:before="0"/>
               <w:ind w:left="120"/>
             </w:pPr>
-            <w:hyperlink w:history="1" r:id="rIdvx_ogyrx42d-zpta1u4_5">
+            <w:hyperlink w:history="1" r:id="rIdjvycmtyurzehvvnyvcv2m">
               <w:r>
                 <w:rPr>
                   <w:rFonts w:ascii="Arial" w:cs="Arial" w:eastAsia="Arial" w:hAnsi="Arial"/>
@@ -15720,7 +15720,7 @@
             <w:pPr>
               <w:spacing w:after="20" w:before="0"/>
             </w:pPr>
-            <w:hyperlink w:history="1" r:id="rId47zgr4va1xgfbgz2m3eua">
+            <w:hyperlink w:history="1" r:id="rIdadq6k0pxqo-rw2ec2o65s">
               <w:r>
                 <w:rPr>
                   <w:rFonts w:ascii="Arial" w:cs="Arial" w:eastAsia="Arial" w:hAnsi="Arial"/>
@@ -15753,7 +15753,7 @@
               <w:spacing w:after="10" w:before="0"/>
               <w:ind w:left="120"/>
             </w:pPr>
-            <w:hyperlink w:history="1" r:id="rId_fgxotauwknufr3iyue2e">
+            <w:hyperlink w:history="1" r:id="rId7hzyqptrjkw3et-kuha4_">
               <w:r>
                 <w:rPr>
                   <w:rFonts w:ascii="Arial" w:cs="Arial" w:eastAsia="Arial" w:hAnsi="Arial"/>
@@ -15798,7 +15798,7 @@
             <w:pPr>
               <w:spacing w:after="20" w:before="0"/>
             </w:pPr>
-            <w:hyperlink w:history="1" r:id="rIdruupp-qzbeopuynnxctsa">
+            <w:hyperlink w:history="1" r:id="rIdfp1lj-wxziqdew297df0e">
               <w:r>
                 <w:rPr>
                   <w:rFonts w:ascii="Arial" w:cs="Arial" w:eastAsia="Arial" w:hAnsi="Arial"/>
@@ -15831,7 +15831,7 @@
               <w:spacing w:after="10" w:before="0"/>
               <w:ind w:left="120"/>
             </w:pPr>
-            <w:hyperlink w:history="1" r:id="rIdq5-ozggkxyoxlwwarhevk">
+            <w:hyperlink w:history="1" r:id="rIdfzi-i2icxxfniqmvf_hzo">
               <w:r>
                 <w:rPr>
                   <w:rFonts w:ascii="Arial" w:cs="Arial" w:eastAsia="Arial" w:hAnsi="Arial"/>
@@ -16026,7 +16026,7 @@
             <w:pPr>
               <w:spacing w:after="20" w:before="0"/>
             </w:pPr>
-            <w:hyperlink w:history="1" r:id="rIdc9acudokpo9rxm-8i8nej">
+            <w:hyperlink w:history="1" r:id="rIdi59k5w5ekzjyubzbis-8h">
               <w:r>
                 <w:rPr>
                   <w:rFonts w:ascii="Arial" w:cs="Arial" w:eastAsia="Arial" w:hAnsi="Arial"/>
@@ -16059,7 +16059,7 @@
               <w:spacing w:after="10" w:before="0"/>
               <w:ind w:left="120"/>
             </w:pPr>
-            <w:hyperlink w:history="1" r:id="rIdajw1erfdwgprugn_iapfu">
+            <w:hyperlink w:history="1" r:id="rIdyxdbz5ntp8-jdi_9xjf5q">
               <w:r>
                 <w:rPr>
                   <w:rFonts w:ascii="Arial" w:cs="Arial" w:eastAsia="Arial" w:hAnsi="Arial"/>
@@ -16104,7 +16104,7 @@
             <w:pPr>
               <w:spacing w:after="20" w:before="0"/>
             </w:pPr>
-            <w:hyperlink w:history="1" r:id="rIdpl_io0yud_kpjhmwrrbym">
+            <w:hyperlink w:history="1" r:id="rIdcbsg8u-kmurqfcfat9fa2">
               <w:r>
                 <w:rPr>
                   <w:rFonts w:ascii="Arial" w:cs="Arial" w:eastAsia="Arial" w:hAnsi="Arial"/>
@@ -16137,7 +16137,7 @@
               <w:spacing w:after="10" w:before="0"/>
               <w:ind w:left="120"/>
             </w:pPr>
-            <w:hyperlink w:history="1" r:id="rId1cmgbjrcnhfadpmxxea-w">
+            <w:hyperlink w:history="1" r:id="rId8907wedt-lh4vcc4uit9g">
               <w:r>
                 <w:rPr>
                   <w:rFonts w:ascii="Arial" w:cs="Arial" w:eastAsia="Arial" w:hAnsi="Arial"/>
@@ -16332,7 +16332,7 @@
             <w:pPr>
               <w:spacing w:after="20" w:before="0"/>
             </w:pPr>
-            <w:hyperlink w:history="1" r:id="rId1no-w7j9bllzt8bj712hq">
+            <w:hyperlink w:history="1" r:id="rIdyelvin96hceoht-iddbxo">
               <w:r>
                 <w:rPr>
                   <w:rFonts w:ascii="Arial" w:cs="Arial" w:eastAsia="Arial" w:hAnsi="Arial"/>
@@ -16365,7 +16365,7 @@
               <w:spacing w:after="10" w:before="0"/>
               <w:ind w:left="120"/>
             </w:pPr>
-            <w:hyperlink w:history="1" r:id="rIdsqna-sc-ecn7p9epzrogd">
+            <w:hyperlink w:history="1" r:id="rIdpqbtjytxu3ebqbo6ofugb">
               <w:r>
                 <w:rPr>
                   <w:rFonts w:ascii="Arial" w:cs="Arial" w:eastAsia="Arial" w:hAnsi="Arial"/>
@@ -16410,7 +16410,7 @@
             <w:pPr>
               <w:spacing w:after="20" w:before="0"/>
             </w:pPr>
-            <w:hyperlink w:history="1" r:id="rIdtpjjyezlnkjkfhvgbk0a_">
+            <w:hyperlink w:history="1" r:id="rIdgt4-wzisrxualvnzwt9ha">
               <w:r>
                 <w:rPr>
                   <w:rFonts w:ascii="Arial" w:cs="Arial" w:eastAsia="Arial" w:hAnsi="Arial"/>
@@ -16443,7 +16443,7 @@
               <w:spacing w:after="10" w:before="0"/>
               <w:ind w:left="120"/>
             </w:pPr>
-            <w:hyperlink w:history="1" r:id="rId7wpoehf1ocrbqo93tlilp">
+            <w:hyperlink w:history="1" r:id="rId8pi9kx0bf0recridt4alu">
               <w:r>
                 <w:rPr>
                   <w:rFonts w:ascii="Arial" w:cs="Arial" w:eastAsia="Arial" w:hAnsi="Arial"/>
@@ -16955,7 +16955,7 @@
         </w:rPr>
         <w:t xml:space="preserve">© 2026 SeaVuria and ARES. Aligned with KICD objectives. Developed by SeaVuria; technical implementation by ARES (with AI assistance from Claude). Licensed under </w:t>
       </w:r>
-      <w:hyperlink w:history="1" r:id="rIdw9szv-bbepmtajpbq3h8f">
+      <w:hyperlink w:history="1" r:id="rIdp0_wyk3pags6igq-xemyk">
         <w:r>
           <w:rPr>
             <w:rFonts w:ascii="Arial" w:cs="Arial" w:eastAsia="Arial" w:hAnsi="Arial"/>
@@ -16976,7 +16976,7 @@
         </w:rPr>
         <w:t xml:space="preserve"> (</w:t>
       </w:r>
-      <w:hyperlink w:history="1" r:id="rIduty1sy29lqz_ikz8tuq9d">
+      <w:hyperlink w:history="1" r:id="rId8ur3f10gxjtnkdowvhbwa">
         <w:r>
           <w:rPr>
             <w:rFonts w:ascii="Arial" w:cs="Arial" w:eastAsia="Arial" w:hAnsi="Arial"/>
@@ -17989,7 +17989,7 @@
             <w:pPr>
               <w:spacing w:after="20" w:before="0"/>
             </w:pPr>
-            <w:hyperlink w:history="1" r:id="rIdutrpivcql7gkmnqdmimzj">
+            <w:hyperlink w:history="1" r:id="rIdiudec9lfviuj_mv1j7yx0">
               <w:r>
                 <w:rPr>
                   <w:rFonts w:ascii="Arial" w:cs="Arial" w:eastAsia="Arial" w:hAnsi="Arial"/>
@@ -18022,7 +18022,7 @@
               <w:spacing w:after="10" w:before="0"/>
               <w:ind w:left="120"/>
             </w:pPr>
-            <w:hyperlink w:history="1" r:id="rIdc-3f8egrtjisgdd-gl78c">
+            <w:hyperlink w:history="1" r:id="rIdvrtjw4pjyjaxrg7-uhtvy">
               <w:r>
                 <w:rPr>
                   <w:rFonts w:ascii="Arial" w:cs="Arial" w:eastAsia="Arial" w:hAnsi="Arial"/>
@@ -18067,7 +18067,7 @@
             <w:pPr>
               <w:spacing w:after="20" w:before="0"/>
             </w:pPr>
-            <w:hyperlink w:history="1" r:id="rIdbi4v6g6yhqfsg8o-knsdn">
+            <w:hyperlink w:history="1" r:id="rIdqjoumployqckrkw5xwy-w">
               <w:r>
                 <w:rPr>
                   <w:rFonts w:ascii="Arial" w:cs="Arial" w:eastAsia="Arial" w:hAnsi="Arial"/>
@@ -18100,7 +18100,7 @@
               <w:spacing w:after="10" w:before="0"/>
               <w:ind w:left="120"/>
             </w:pPr>
-            <w:hyperlink w:history="1" r:id="rIdrksy0ed4i48g-adgaem-p">
+            <w:hyperlink w:history="1" r:id="rIdtcki84zu_-zbijrksm1dp">
               <w:r>
                 <w:rPr>
                   <w:rFonts w:ascii="Arial" w:cs="Arial" w:eastAsia="Arial" w:hAnsi="Arial"/>
@@ -18295,7 +18295,7 @@
             <w:pPr>
               <w:spacing w:after="20" w:before="0"/>
             </w:pPr>
-            <w:hyperlink w:history="1" r:id="rIdu5bjngtpe4cp7usxcq6xb">
+            <w:hyperlink w:history="1" r:id="rIdv3tuqaxc2xqj4c63ejehl">
               <w:r>
                 <w:rPr>
                   <w:rFonts w:ascii="Arial" w:cs="Arial" w:eastAsia="Arial" w:hAnsi="Arial"/>
@@ -18328,7 +18328,7 @@
               <w:spacing w:after="10" w:before="0"/>
               <w:ind w:left="120"/>
             </w:pPr>
-            <w:hyperlink w:history="1" r:id="rIdcl_ipayv_ksvmkgguxx5j">
+            <w:hyperlink w:history="1" r:id="rId56wix_ezpccvzl-d7e8dx">
               <w:r>
                 <w:rPr>
                   <w:rFonts w:ascii="Arial" w:cs="Arial" w:eastAsia="Arial" w:hAnsi="Arial"/>
@@ -18373,7 +18373,7 @@
             <w:pPr>
               <w:spacing w:after="20" w:before="0"/>
             </w:pPr>
-            <w:hyperlink w:history="1" r:id="rIdpkbeps1jwrbmkljtjkyrm">
+            <w:hyperlink w:history="1" r:id="rIdpeaoyiftrzuympz7vuv3j">
               <w:r>
                 <w:rPr>
                   <w:rFonts w:ascii="Arial" w:cs="Arial" w:eastAsia="Arial" w:hAnsi="Arial"/>
@@ -18406,7 +18406,7 @@
               <w:spacing w:after="10" w:before="0"/>
               <w:ind w:left="120"/>
             </w:pPr>
-            <w:hyperlink w:history="1" r:id="rIdtw9hisn810v0fje6edxkh">
+            <w:hyperlink w:history="1" r:id="rIdg79uzxrux_fu02btt4xx1">
               <w:r>
                 <w:rPr>
                   <w:rFonts w:ascii="Arial" w:cs="Arial" w:eastAsia="Arial" w:hAnsi="Arial"/>
@@ -18601,7 +18601,7 @@
             <w:pPr>
               <w:spacing w:after="20" w:before="0"/>
             </w:pPr>
-            <w:hyperlink w:history="1" r:id="rIdxfpoox_nmeggy2pnhksca">
+            <w:hyperlink w:history="1" r:id="rIdo8jyqdxrhcodminwyjukm">
               <w:r>
                 <w:rPr>
                   <w:rFonts w:ascii="Arial" w:cs="Arial" w:eastAsia="Arial" w:hAnsi="Arial"/>
@@ -18634,7 +18634,7 @@
               <w:spacing w:after="10" w:before="0"/>
               <w:ind w:left="120"/>
             </w:pPr>
-            <w:hyperlink w:history="1" r:id="rIdhtcubn8kolczcduwcc3ch">
+            <w:hyperlink w:history="1" r:id="rIdnq9y2bl3plfrciejzc8ch">
               <w:r>
                 <w:rPr>
                   <w:rFonts w:ascii="Arial" w:cs="Arial" w:eastAsia="Arial" w:hAnsi="Arial"/>
@@ -18679,7 +18679,7 @@
             <w:pPr>
               <w:spacing w:after="20" w:before="0"/>
             </w:pPr>
-            <w:hyperlink w:history="1" r:id="rIdmwopx8o2q4ao3ny3unf1f">
+            <w:hyperlink w:history="1" r:id="rId_oxotyokyzbns6to-wvvg">
               <w:r>
                 <w:rPr>
                   <w:rFonts w:ascii="Arial" w:cs="Arial" w:eastAsia="Arial" w:hAnsi="Arial"/>
@@ -18712,7 +18712,7 @@
               <w:spacing w:after="10" w:before="0"/>
               <w:ind w:left="120"/>
             </w:pPr>
-            <w:hyperlink w:history="1" r:id="rIdtb_e5hjhrkjmrkmwvsjsx">
+            <w:hyperlink w:history="1" r:id="rIdfkkkrq-xjpsejtm4b-gez">
               <w:r>
                 <w:rPr>
                   <w:rFonts w:ascii="Arial" w:cs="Arial" w:eastAsia="Arial" w:hAnsi="Arial"/>
@@ -18907,7 +18907,7 @@
             <w:pPr>
               <w:spacing w:after="20" w:before="0"/>
             </w:pPr>
-            <w:hyperlink w:history="1" r:id="rIdg2vouodpflmrpyqlt31tz">
+            <w:hyperlink w:history="1" r:id="rIdpdxkpryghe-ubjm8_os46">
               <w:r>
                 <w:rPr>
                   <w:rFonts w:ascii="Arial" w:cs="Arial" w:eastAsia="Arial" w:hAnsi="Arial"/>
@@ -18940,7 +18940,7 @@
               <w:spacing w:after="10" w:before="0"/>
               <w:ind w:left="120"/>
             </w:pPr>
-            <w:hyperlink w:history="1" r:id="rIdt2ghfh0-8uabwskyq1a7k">
+            <w:hyperlink w:history="1" r:id="rIdfztqkrftcz2tuwc6xobbn">
               <w:r>
                 <w:rPr>
                   <w:rFonts w:ascii="Arial" w:cs="Arial" w:eastAsia="Arial" w:hAnsi="Arial"/>
@@ -18985,7 +18985,7 @@
             <w:pPr>
               <w:spacing w:after="20" w:before="0"/>
             </w:pPr>
-            <w:hyperlink w:history="1" r:id="rIdby8cf5c_l9denbizagwmz">
+            <w:hyperlink w:history="1" r:id="rIdwagpjtaeldr0i0n-cotii">
               <w:r>
                 <w:rPr>
                   <w:rFonts w:ascii="Arial" w:cs="Arial" w:eastAsia="Arial" w:hAnsi="Arial"/>
@@ -19018,7 +19018,7 @@
               <w:spacing w:after="10" w:before="0"/>
               <w:ind w:left="120"/>
             </w:pPr>
-            <w:hyperlink w:history="1" r:id="rId2kj2p_zmehc5xz-fbegwb">
+            <w:hyperlink w:history="1" r:id="rId8mueyzmsrpwodcka1kdbe">
               <w:r>
                 <w:rPr>
                   <w:rFonts w:ascii="Arial" w:cs="Arial" w:eastAsia="Arial" w:hAnsi="Arial"/>
@@ -19213,7 +19213,7 @@
             <w:pPr>
               <w:spacing w:after="20" w:before="0"/>
             </w:pPr>
-            <w:hyperlink w:history="1" r:id="rIdec--jqo2yqi4dedc6qop4">
+            <w:hyperlink w:history="1" r:id="rIdrukn2fdps_q-pt48bmhfs">
               <w:r>
                 <w:rPr>
                   <w:rFonts w:ascii="Arial" w:cs="Arial" w:eastAsia="Arial" w:hAnsi="Arial"/>
@@ -19262,7 +19262,7 @@
               <w:spacing w:after="10" w:before="0"/>
               <w:ind w:left="120"/>
             </w:pPr>
-            <w:hyperlink w:history="1" r:id="rIdalcpvqb_kyoqrgcmmwkbq">
+            <w:hyperlink w:history="1" r:id="rIdqc36rlnbdgyco0wxnbvjr">
               <w:r>
                 <w:rPr>
                   <w:rFonts w:ascii="Arial" w:cs="Arial" w:eastAsia="Arial" w:hAnsi="Arial"/>
@@ -19307,7 +19307,7 @@
             <w:pPr>
               <w:spacing w:after="20" w:before="0"/>
             </w:pPr>
-            <w:hyperlink w:history="1" r:id="rIdnhaqb7mbcyk5bmopz2j2i">
+            <w:hyperlink w:history="1" r:id="rId2jz9pcxhtygpcktjuh5ry">
               <w:r>
                 <w:rPr>
                   <w:rFonts w:ascii="Arial" w:cs="Arial" w:eastAsia="Arial" w:hAnsi="Arial"/>
@@ -19356,7 +19356,7 @@
               <w:spacing w:after="10" w:before="0"/>
               <w:ind w:left="120"/>
             </w:pPr>
-            <w:hyperlink w:history="1" r:id="rId_q05ycyclw9_a1vwwdqhi">
+            <w:hyperlink w:history="1" r:id="rIdoyhi5jdoqskljpxqhffxs">
               <w:r>
                 <w:rPr>
                   <w:rFonts w:ascii="Arial" w:cs="Arial" w:eastAsia="Arial" w:hAnsi="Arial"/>
@@ -19868,7 +19868,7 @@
         </w:rPr>
         <w:t xml:space="preserve">© 2026 SeaVuria and ARES. Aligned with KICD objectives. Developed by SeaVuria; technical implementation by ARES (with AI assistance from Claude). Licensed under </w:t>
       </w:r>
-      <w:hyperlink w:history="1" r:id="rIdx3nwms2qcjbfi9cxidjtq">
+      <w:hyperlink w:history="1" r:id="rIdr6fl60l2sauxvpmzpfqyt">
         <w:r>
           <w:rPr>
             <w:rFonts w:ascii="Arial" w:cs="Arial" w:eastAsia="Arial" w:hAnsi="Arial"/>
@@ -19889,7 +19889,7 @@
         </w:rPr>
         <w:t xml:space="preserve"> (</w:t>
       </w:r>
-      <w:hyperlink w:history="1" r:id="rIdinlfdrcvikior4fvtjluj">
+      <w:hyperlink w:history="1" r:id="rIdxezedsu6b_nzeygd39wwj">
         <w:r>
           <w:rPr>
             <w:rFonts w:ascii="Arial" w:cs="Arial" w:eastAsia="Arial" w:hAnsi="Arial"/>
@@ -20902,7 +20902,7 @@
             <w:pPr>
               <w:spacing w:after="20" w:before="0"/>
             </w:pPr>
-            <w:hyperlink w:history="1" r:id="rIdb9bqhvkopjerahhkecd43">
+            <w:hyperlink w:history="1" r:id="rId_tyah1azhnnp4pixg8ul-">
               <w:r>
                 <w:rPr>
                   <w:rFonts w:ascii="Arial" w:cs="Arial" w:eastAsia="Arial" w:hAnsi="Arial"/>
@@ -20935,7 +20935,7 @@
               <w:spacing w:after="10" w:before="0"/>
               <w:ind w:left="120"/>
             </w:pPr>
-            <w:hyperlink w:history="1" r:id="rId8mroky53bl54zycwpobps">
+            <w:hyperlink w:history="1" r:id="rIdv7n-uaspirza1-9l9upjg">
               <w:r>
                 <w:rPr>
                   <w:rFonts w:ascii="Arial" w:cs="Arial" w:eastAsia="Arial" w:hAnsi="Arial"/>
@@ -20980,7 +20980,7 @@
             <w:pPr>
               <w:spacing w:after="20" w:before="0"/>
             </w:pPr>
-            <w:hyperlink w:history="1" r:id="rIdsrbkwdnj7tzwx6ydrpssg">
+            <w:hyperlink w:history="1" r:id="rIdj_aaa_zvesxj5da64iqwu">
               <w:r>
                 <w:rPr>
                   <w:rFonts w:ascii="Arial" w:cs="Arial" w:eastAsia="Arial" w:hAnsi="Arial"/>
@@ -21013,7 +21013,7 @@
               <w:spacing w:after="10" w:before="0"/>
               <w:ind w:left="120"/>
             </w:pPr>
-            <w:hyperlink w:history="1" r:id="rIdsyjnozbi26j-s2seukmo4">
+            <w:hyperlink w:history="1" r:id="rIdvxhiclv6ttno7pw44anpk">
               <w:r>
                 <w:rPr>
                   <w:rFonts w:ascii="Arial" w:cs="Arial" w:eastAsia="Arial" w:hAnsi="Arial"/>
@@ -21208,7 +21208,7 @@
             <w:pPr>
               <w:spacing w:after="20" w:before="0"/>
             </w:pPr>
-            <w:hyperlink w:history="1" r:id="rIddhevg_lra-8jr3ukfabrd">
+            <w:hyperlink w:history="1" r:id="rIdfq519rd1vm9nln89mstxv">
               <w:r>
                 <w:rPr>
                   <w:rFonts w:ascii="Arial" w:cs="Arial" w:eastAsia="Arial" w:hAnsi="Arial"/>
@@ -21241,7 +21241,7 @@
               <w:spacing w:after="10" w:before="0"/>
               <w:ind w:left="120"/>
             </w:pPr>
-            <w:hyperlink w:history="1" r:id="rIdtl0wodf_zuti6zgje_rxf">
+            <w:hyperlink w:history="1" r:id="rId9db6chy3rr3izl1fkxe6v">
               <w:r>
                 <w:rPr>
                   <w:rFonts w:ascii="Arial" w:cs="Arial" w:eastAsia="Arial" w:hAnsi="Arial"/>
@@ -21286,7 +21286,7 @@
             <w:pPr>
               <w:spacing w:after="20" w:before="0"/>
             </w:pPr>
-            <w:hyperlink w:history="1" r:id="rIdogmnv41r0u6emhb6hsf2a">
+            <w:hyperlink w:history="1" r:id="rIdijvgplra5oaynqtgs6wrc">
               <w:r>
                 <w:rPr>
                   <w:rFonts w:ascii="Arial" w:cs="Arial" w:eastAsia="Arial" w:hAnsi="Arial"/>
@@ -21319,7 +21319,7 @@
               <w:spacing w:after="10" w:before="0"/>
               <w:ind w:left="120"/>
             </w:pPr>
-            <w:hyperlink w:history="1" r:id="rIdcot9gm4hdqmcyrsnqsy8d">
+            <w:hyperlink w:history="1" r:id="rIdrzreceg_jagnd_eva9ygv">
               <w:r>
                 <w:rPr>
                   <w:rFonts w:ascii="Arial" w:cs="Arial" w:eastAsia="Arial" w:hAnsi="Arial"/>
@@ -21514,7 +21514,7 @@
             <w:pPr>
               <w:spacing w:after="20" w:before="0"/>
             </w:pPr>
-            <w:hyperlink w:history="1" r:id="rId7d8nuuqhr_ntfdmyalwa-">
+            <w:hyperlink w:history="1" r:id="rIdpfmdm-xjs5ovq6arz5ab4">
               <w:r>
                 <w:rPr>
                   <w:rFonts w:ascii="Arial" w:cs="Arial" w:eastAsia="Arial" w:hAnsi="Arial"/>
@@ -21547,7 +21547,7 @@
               <w:spacing w:after="10" w:before="0"/>
               <w:ind w:left="120"/>
             </w:pPr>
-            <w:hyperlink w:history="1" r:id="rIdocmui7wwfu74l6vd_p7r5">
+            <w:hyperlink w:history="1" r:id="rId8vlgy4qduiueg5czyhkoi">
               <w:r>
                 <w:rPr>
                   <w:rFonts w:ascii="Arial" w:cs="Arial" w:eastAsia="Arial" w:hAnsi="Arial"/>
@@ -21592,7 +21592,7 @@
             <w:pPr>
               <w:spacing w:after="20" w:before="0"/>
             </w:pPr>
-            <w:hyperlink w:history="1" r:id="rIddw53toskzobdfeuss3pc9">
+            <w:hyperlink w:history="1" r:id="rIdplguoaliq3pdpnahe59z-">
               <w:r>
                 <w:rPr>
                   <w:rFonts w:ascii="Arial" w:cs="Arial" w:eastAsia="Arial" w:hAnsi="Arial"/>
@@ -21625,7 +21625,7 @@
               <w:spacing w:after="10" w:before="0"/>
               <w:ind w:left="120"/>
             </w:pPr>
-            <w:hyperlink w:history="1" r:id="rIdg6xr8-juldxs0l0c-subp">
+            <w:hyperlink w:history="1" r:id="rIdwnefnmr2j_mhxlmgo-edw">
               <w:r>
                 <w:rPr>
                   <w:rFonts w:ascii="Arial" w:cs="Arial" w:eastAsia="Arial" w:hAnsi="Arial"/>
@@ -21820,7 +21820,7 @@
             <w:pPr>
               <w:spacing w:after="20" w:before="0"/>
             </w:pPr>
-            <w:hyperlink w:history="1" r:id="rIdy5gudovtl4kicmdokjktk">
+            <w:hyperlink w:history="1" r:id="rIdu2mtkc6obli6_zllxruzh">
               <w:r>
                 <w:rPr>
                   <w:rFonts w:ascii="Arial" w:cs="Arial" w:eastAsia="Arial" w:hAnsi="Arial"/>
@@ -21853,7 +21853,7 @@
               <w:spacing w:after="10" w:before="0"/>
               <w:ind w:left="120"/>
             </w:pPr>
-            <w:hyperlink w:history="1" r:id="rIdvjfg0wtewzgcxoczoxqed">
+            <w:hyperlink w:history="1" r:id="rIdgxyo7r-n3-ekmzndpcix9">
               <w:r>
                 <w:rPr>
                   <w:rFonts w:ascii="Arial" w:cs="Arial" w:eastAsia="Arial" w:hAnsi="Arial"/>
@@ -21898,7 +21898,7 @@
             <w:pPr>
               <w:spacing w:after="20" w:before="0"/>
             </w:pPr>
-            <w:hyperlink w:history="1" r:id="rIdtuiywhyndonitztqilopn">
+            <w:hyperlink w:history="1" r:id="rIdah3appjtwwkzis5jcu6af">
               <w:r>
                 <w:rPr>
                   <w:rFonts w:ascii="Arial" w:cs="Arial" w:eastAsia="Arial" w:hAnsi="Arial"/>
@@ -21931,7 +21931,7 @@
               <w:spacing w:after="10" w:before="0"/>
               <w:ind w:left="120"/>
             </w:pPr>
-            <w:hyperlink w:history="1" r:id="rIdmp4j2xmmhssjhapgivdiy">
+            <w:hyperlink w:history="1" r:id="rIdv2x8uvb02cwuonjjv_ezq">
               <w:r>
                 <w:rPr>
                   <w:rFonts w:ascii="Arial" w:cs="Arial" w:eastAsia="Arial" w:hAnsi="Arial"/>
@@ -22126,7 +22126,7 @@
             <w:pPr>
               <w:spacing w:after="20" w:before="0"/>
             </w:pPr>
-            <w:hyperlink w:history="1" r:id="rIdqtw7pfxrx9odjqf4uxwqx">
+            <w:hyperlink w:history="1" r:id="rIdfutaknqcv3atiqz1ww7x6">
               <w:r>
                 <w:rPr>
                   <w:rFonts w:ascii="Arial" w:cs="Arial" w:eastAsia="Arial" w:hAnsi="Arial"/>
@@ -22159,7 +22159,7 @@
               <w:spacing w:after="10" w:before="0"/>
               <w:ind w:left="120"/>
             </w:pPr>
-            <w:hyperlink w:history="1" r:id="rIdy_qd2v80shippuv1n8niv">
+            <w:hyperlink w:history="1" r:id="rIdeeqf-69gyycynv1lak9mb">
               <w:r>
                 <w:rPr>
                   <w:rFonts w:ascii="Arial" w:cs="Arial" w:eastAsia="Arial" w:hAnsi="Arial"/>
@@ -22204,7 +22204,7 @@
             <w:pPr>
               <w:spacing w:after="20" w:before="0"/>
             </w:pPr>
-            <w:hyperlink w:history="1" r:id="rIdifxsobs6e7b8tmgzhteke">
+            <w:hyperlink w:history="1" r:id="rIdmpcw6zgxngfwvmtnt0g8k">
               <w:r>
                 <w:rPr>
                   <w:rFonts w:ascii="Arial" w:cs="Arial" w:eastAsia="Arial" w:hAnsi="Arial"/>
@@ -22237,7 +22237,7 @@
               <w:spacing w:after="10" w:before="0"/>
               <w:ind w:left="120"/>
             </w:pPr>
-            <w:hyperlink w:history="1" r:id="rIduvi76sia8ufzdwfz6rdts">
+            <w:hyperlink w:history="1" r:id="rIdzl7tm7u4n1xfs43xr3imp">
               <w:r>
                 <w:rPr>
                   <w:rFonts w:ascii="Arial" w:cs="Arial" w:eastAsia="Arial" w:hAnsi="Arial"/>
@@ -22749,7 +22749,7 @@
         </w:rPr>
         <w:t xml:space="preserve">© 2026 SeaVuria and ARES. Aligned with KICD objectives. Developed by SeaVuria; technical implementation by ARES (with AI assistance from Claude). Licensed under </w:t>
       </w:r>
-      <w:hyperlink w:history="1" r:id="rId6cr47mmk1r1a0agagwefg">
+      <w:hyperlink w:history="1" r:id="rIdfizsihp6ittlgwij94ee0">
         <w:r>
           <w:rPr>
             <w:rFonts w:ascii="Arial" w:cs="Arial" w:eastAsia="Arial" w:hAnsi="Arial"/>
@@ -22770,7 +22770,7 @@
         </w:rPr>
         <w:t xml:space="preserve"> (</w:t>
       </w:r>
-      <w:hyperlink w:history="1" r:id="rIdstnjqzea8ftcpnofwfihl">
+      <w:hyperlink w:history="1" r:id="rId25pgccbikbk0ykzu8tyx8">
         <w:r>
           <w:rPr>
             <w:rFonts w:ascii="Arial" w:cs="Arial" w:eastAsia="Arial" w:hAnsi="Arial"/>

--- a/data/outputs/v2/Maths/SS1.1_Real_Numbers/Mathematics_Real_Numbers_CBE_LessonSequence.docx
+++ b/data/outputs/v2/Maths/SS1.1_Real_Numbers/Mathematics_Real_Numbers_CBE_LessonSequence.docx
@@ -2279,7 +2279,7 @@
         </w:rPr>
         <w:t xml:space="preserve">© 2026 SeaVuria and ARES. This work is licensed under a </w:t>
       </w:r>
-      <w:hyperlink w:history="1" r:id="rIdcebkhwlapcghmrfellpg7">
+      <w:hyperlink w:history="1" r:id="rIdwu9f0p039nclpmxrfj3o6">
         <w:r>
           <w:rPr>
             <w:rFonts w:ascii="Arial" w:cs="Arial" w:eastAsia="Arial" w:hAnsi="Arial"/>
@@ -2299,7 +2299,7 @@
         </w:rPr>
         <w:t xml:space="preserve"> (</w:t>
       </w:r>
-      <w:hyperlink w:history="1" r:id="rId-jtcid2vax1bpnzhlzjtu">
+      <w:hyperlink w:history="1" r:id="rId6qephjyxhjfjh852ibazd">
         <w:r>
           <w:rPr>
             <w:rFonts w:ascii="Arial" w:cs="Arial" w:eastAsia="Arial" w:hAnsi="Arial"/>
@@ -2319,7 +2319,7 @@
         </w:rPr>
         <w:t xml:space="preserve">). To view a copy of this license, visit </w:t>
       </w:r>
-      <w:hyperlink w:history="1" r:id="rIdtxsytnvcf-rvfxpnsqlef">
+      <w:hyperlink w:history="1" r:id="rIdzqjfnbybtii1asrqzwai6">
         <w:r>
           <w:rPr>
             <w:rFonts w:ascii="Arial" w:cs="Arial" w:eastAsia="Arial" w:hAnsi="Arial"/>
@@ -3331,7 +3331,7 @@
             <w:pPr>
               <w:spacing w:after="20" w:before="0"/>
             </w:pPr>
-            <w:hyperlink w:history="1" r:id="rIdnuwnougny0airvladkasz">
+            <w:hyperlink w:history="1" r:id="rIdyebe3perkjt7l8ngd4s_m">
               <w:r>
                 <w:rPr>
                   <w:rFonts w:ascii="Arial" w:cs="Arial" w:eastAsia="Arial" w:hAnsi="Arial"/>
@@ -3364,7 +3364,7 @@
               <w:spacing w:after="10" w:before="0"/>
               <w:ind w:left="120"/>
             </w:pPr>
-            <w:hyperlink w:history="1" r:id="rIdetvjr66al2nel0oyt1six">
+            <w:hyperlink w:history="1" r:id="rIdw7isnnnnjsvbhfsvgguy3">
               <w:r>
                 <w:rPr>
                   <w:rFonts w:ascii="Arial" w:cs="Arial" w:eastAsia="Arial" w:hAnsi="Arial"/>
@@ -3409,7 +3409,7 @@
             <w:pPr>
               <w:spacing w:after="20" w:before="0"/>
             </w:pPr>
-            <w:hyperlink w:history="1" r:id="rIdxzmtgqdhidgbrzdnkbfrp">
+            <w:hyperlink w:history="1" r:id="rIdpd1vm1u1vub-itsg-yz0q">
               <w:r>
                 <w:rPr>
                   <w:rFonts w:ascii="Arial" w:cs="Arial" w:eastAsia="Arial" w:hAnsi="Arial"/>
@@ -3442,7 +3442,7 @@
               <w:spacing w:after="10" w:before="0"/>
               <w:ind w:left="120"/>
             </w:pPr>
-            <w:hyperlink w:history="1" r:id="rIdzg3oa9vlmv9-fyp9nrnzb">
+            <w:hyperlink w:history="1" r:id="rIdndpjuksipnjbruk0zgcpw">
               <w:r>
                 <w:rPr>
                   <w:rFonts w:ascii="Arial" w:cs="Arial" w:eastAsia="Arial" w:hAnsi="Arial"/>
@@ -3637,7 +3637,7 @@
             <w:pPr>
               <w:spacing w:after="20" w:before="0"/>
             </w:pPr>
-            <w:hyperlink w:history="1" r:id="rIdb3n_wpzk50gtzonvd0omq">
+            <w:hyperlink w:history="1" r:id="rIdiaq6k3qncywdo3mn_rmjw">
               <w:r>
                 <w:rPr>
                   <w:rFonts w:ascii="Arial" w:cs="Arial" w:eastAsia="Arial" w:hAnsi="Arial"/>
@@ -3670,7 +3670,7 @@
               <w:spacing w:after="10" w:before="0"/>
               <w:ind w:left="120"/>
             </w:pPr>
-            <w:hyperlink w:history="1" r:id="rIduv4pv2qqkam4m2lzazsbl">
+            <w:hyperlink w:history="1" r:id="rIdfy5pmlxhewkutdfuubk4m">
               <w:r>
                 <w:rPr>
                   <w:rFonts w:ascii="Arial" w:cs="Arial" w:eastAsia="Arial" w:hAnsi="Arial"/>
@@ -3715,7 +3715,7 @@
             <w:pPr>
               <w:spacing w:after="20" w:before="0"/>
             </w:pPr>
-            <w:hyperlink w:history="1" r:id="rIdunpc1ldfh-n8v9vw8szvi">
+            <w:hyperlink w:history="1" r:id="rIdicccwc5oz9wa-n2qbxesx">
               <w:r>
                 <w:rPr>
                   <w:rFonts w:ascii="Arial" w:cs="Arial" w:eastAsia="Arial" w:hAnsi="Arial"/>
@@ -3748,7 +3748,7 @@
               <w:spacing w:after="10" w:before="0"/>
               <w:ind w:left="120"/>
             </w:pPr>
-            <w:hyperlink w:history="1" r:id="rIderpdm_iupuufvji3flnre">
+            <w:hyperlink w:history="1" r:id="rId2_5c6grs2yrexkypgm34a">
               <w:r>
                 <w:rPr>
                   <w:rFonts w:ascii="Arial" w:cs="Arial" w:eastAsia="Arial" w:hAnsi="Arial"/>
@@ -4002,7 +4002,7 @@
             <w:pPr>
               <w:spacing w:after="20" w:before="0"/>
             </w:pPr>
-            <w:hyperlink w:history="1" r:id="rIdbctivahbjtkpyxf8jxl-e">
+            <w:hyperlink w:history="1" r:id="rIdbmw4fmmm98fsgmoafbuyh">
               <w:r>
                 <w:rPr>
                   <w:rFonts w:ascii="Arial" w:cs="Arial" w:eastAsia="Arial" w:hAnsi="Arial"/>
@@ -4035,7 +4035,7 @@
               <w:spacing w:after="10" w:before="0"/>
               <w:ind w:left="120"/>
             </w:pPr>
-            <w:hyperlink w:history="1" r:id="rIdzk_pt62cgawiz5f68yfqb">
+            <w:hyperlink w:history="1" r:id="rIdjokeqysve7jc5rq3l0tws">
               <w:r>
                 <w:rPr>
                   <w:rFonts w:ascii="Arial" w:cs="Arial" w:eastAsia="Arial" w:hAnsi="Arial"/>
@@ -4080,7 +4080,7 @@
             <w:pPr>
               <w:spacing w:after="20" w:before="0"/>
             </w:pPr>
-            <w:hyperlink w:history="1" r:id="rIdrb59brz3mcig98gccyb7o">
+            <w:hyperlink w:history="1" r:id="rId7yqqdrfd0mo0eyp_kbz8e">
               <w:r>
                 <w:rPr>
                   <w:rFonts w:ascii="Arial" w:cs="Arial" w:eastAsia="Arial" w:hAnsi="Arial"/>
@@ -4113,7 +4113,7 @@
               <w:spacing w:after="10" w:before="0"/>
               <w:ind w:left="120"/>
             </w:pPr>
-            <w:hyperlink w:history="1" r:id="rIdnea4ggkdbm7ddpostpagy">
+            <w:hyperlink w:history="1" r:id="rId1t4gwqk0dfy85z5y3f11h">
               <w:r>
                 <w:rPr>
                   <w:rFonts w:ascii="Arial" w:cs="Arial" w:eastAsia="Arial" w:hAnsi="Arial"/>
@@ -4308,7 +4308,7 @@
             <w:pPr>
               <w:spacing w:after="20" w:before="0"/>
             </w:pPr>
-            <w:hyperlink w:history="1" r:id="rIdtit7c9recdkjoogibgmpq">
+            <w:hyperlink w:history="1" r:id="rIdq7wcqfg5533tw7bp4rpux">
               <w:r>
                 <w:rPr>
                   <w:rFonts w:ascii="Arial" w:cs="Arial" w:eastAsia="Arial" w:hAnsi="Arial"/>
@@ -4341,7 +4341,7 @@
               <w:spacing w:after="10" w:before="0"/>
               <w:ind w:left="120"/>
             </w:pPr>
-            <w:hyperlink w:history="1" r:id="rIdvwuqhbvdpvto8ndb6msgk">
+            <w:hyperlink w:history="1" r:id="rIdwwp8bvzdhagvi_tqormxl">
               <w:r>
                 <w:rPr>
                   <w:rFonts w:ascii="Arial" w:cs="Arial" w:eastAsia="Arial" w:hAnsi="Arial"/>
@@ -4386,7 +4386,7 @@
             <w:pPr>
               <w:spacing w:after="20" w:before="0"/>
             </w:pPr>
-            <w:hyperlink w:history="1" r:id="rIdy5dndp6xwcvxkg88pxzws">
+            <w:hyperlink w:history="1" r:id="rIdujbwpdhfbt4syvtiejl4j">
               <w:r>
                 <w:rPr>
                   <w:rFonts w:ascii="Arial" w:cs="Arial" w:eastAsia="Arial" w:hAnsi="Arial"/>
@@ -4419,7 +4419,7 @@
               <w:spacing w:after="10" w:before="0"/>
               <w:ind w:left="120"/>
             </w:pPr>
-            <w:hyperlink w:history="1" r:id="rId6jtelqd94kekb-dltlsp7">
+            <w:hyperlink w:history="1" r:id="rIdelgc3hw5xyx1iscantzaa">
               <w:r>
                 <w:rPr>
                   <w:rFonts w:ascii="Arial" w:cs="Arial" w:eastAsia="Arial" w:hAnsi="Arial"/>
@@ -4614,7 +4614,7 @@
             <w:pPr>
               <w:spacing w:after="20" w:before="0"/>
             </w:pPr>
-            <w:hyperlink w:history="1" r:id="rIdvsx59_6ge4gpap6jv9ims">
+            <w:hyperlink w:history="1" r:id="rIdol-j4mxdy4ux6gwop6l7j">
               <w:r>
                 <w:rPr>
                   <w:rFonts w:ascii="Arial" w:cs="Arial" w:eastAsia="Arial" w:hAnsi="Arial"/>
@@ -4647,7 +4647,7 @@
               <w:spacing w:after="10" w:before="0"/>
               <w:ind w:left="120"/>
             </w:pPr>
-            <w:hyperlink w:history="1" r:id="rIdeuutl9kxbi00qalz-ebk8">
+            <w:hyperlink w:history="1" r:id="rIdfwick_4zh4w5ng884lglq">
               <w:r>
                 <w:rPr>
                   <w:rFonts w:ascii="Arial" w:cs="Arial" w:eastAsia="Arial" w:hAnsi="Arial"/>
@@ -4692,7 +4692,7 @@
             <w:pPr>
               <w:spacing w:after="20" w:before="0"/>
             </w:pPr>
-            <w:hyperlink w:history="1" r:id="rIdzc2lnxmzgee2wvflrzieh">
+            <w:hyperlink w:history="1" r:id="rId-gjgpvykldscaxkctuh23">
               <w:r>
                 <w:rPr>
                   <w:rFonts w:ascii="Arial" w:cs="Arial" w:eastAsia="Arial" w:hAnsi="Arial"/>
@@ -4725,7 +4725,7 @@
               <w:spacing w:after="10" w:before="0"/>
               <w:ind w:left="120"/>
             </w:pPr>
-            <w:hyperlink w:history="1" r:id="rIdzz2djyb0nqk1virl9fn-3">
+            <w:hyperlink w:history="1" r:id="rIdwqyb3jta3ko0atrbpe1ql">
               <w:r>
                 <w:rPr>
                   <w:rFonts w:ascii="Arial" w:cs="Arial" w:eastAsia="Arial" w:hAnsi="Arial"/>
@@ -5351,7 +5351,7 @@
         </w:rPr>
         <w:t xml:space="preserve">© 2026 SeaVuria and ARES. Aligned with KICD objectives. Developed by SeaVuria; technical implementation by ARES (with AI assistance from Claude). Licensed under </w:t>
       </w:r>
-      <w:hyperlink w:history="1" r:id="rId9oudvgeyxkubgg8qjjeh0">
+      <w:hyperlink w:history="1" r:id="rIdu4emi0-mkk9wfgvx8otlm">
         <w:r>
           <w:rPr>
             <w:rFonts w:ascii="Arial" w:cs="Arial" w:eastAsia="Arial" w:hAnsi="Arial"/>
@@ -5372,7 +5372,7 @@
         </w:rPr>
         <w:t xml:space="preserve"> (</w:t>
       </w:r>
-      <w:hyperlink w:history="1" r:id="rIde-6wkzcwel13kcqj8geqk">
+      <w:hyperlink w:history="1" r:id="rIdqkmsnsxu7tqjet6q_etwi">
         <w:r>
           <w:rPr>
             <w:rFonts w:ascii="Arial" w:cs="Arial" w:eastAsia="Arial" w:hAnsi="Arial"/>
@@ -6385,7 +6385,7 @@
             <w:pPr>
               <w:spacing w:after="20" w:before="0"/>
             </w:pPr>
-            <w:hyperlink w:history="1" r:id="rIdms00ni3wz_e8q2mlz2anf">
+            <w:hyperlink w:history="1" r:id="rIdui6-qni6qng1gr_qeb5fd">
               <w:r>
                 <w:rPr>
                   <w:rFonts w:ascii="Arial" w:cs="Arial" w:eastAsia="Arial" w:hAnsi="Arial"/>
@@ -6418,7 +6418,7 @@
               <w:spacing w:after="10" w:before="0"/>
               <w:ind w:left="120"/>
             </w:pPr>
-            <w:hyperlink w:history="1" r:id="rIdvw2fgvt-z9ivjji6ofy0t">
+            <w:hyperlink w:history="1" r:id="rIdtrf44dcrxsk4lxmzuvdcf">
               <w:r>
                 <w:rPr>
                   <w:rFonts w:ascii="Arial" w:cs="Arial" w:eastAsia="Arial" w:hAnsi="Arial"/>
@@ -6463,7 +6463,7 @@
             <w:pPr>
               <w:spacing w:after="20" w:before="0"/>
             </w:pPr>
-            <w:hyperlink w:history="1" r:id="rIdgxq3zjcgq7qbgdrcreztx">
+            <w:hyperlink w:history="1" r:id="rId2dc2gf8j4nmpxamxc_knj">
               <w:r>
                 <w:rPr>
                   <w:rFonts w:ascii="Arial" w:cs="Arial" w:eastAsia="Arial" w:hAnsi="Arial"/>
@@ -6496,7 +6496,7 @@
               <w:spacing w:after="10" w:before="0"/>
               <w:ind w:left="120"/>
             </w:pPr>
-            <w:hyperlink w:history="1" r:id="rIdxfln_0mf1_qqzt8byn_ue">
+            <w:hyperlink w:history="1" r:id="rIdq1ihxkk-dmfypvjogpzju">
               <w:r>
                 <w:rPr>
                   <w:rFonts w:ascii="Arial" w:cs="Arial" w:eastAsia="Arial" w:hAnsi="Arial"/>
@@ -6691,7 +6691,7 @@
             <w:pPr>
               <w:spacing w:after="20" w:before="0"/>
             </w:pPr>
-            <w:hyperlink w:history="1" r:id="rIde0gfuc69gva9af4ec7auz">
+            <w:hyperlink w:history="1" r:id="rIdh_dhq3nycqzka5yieewm9">
               <w:r>
                 <w:rPr>
                   <w:rFonts w:ascii="Arial" w:cs="Arial" w:eastAsia="Arial" w:hAnsi="Arial"/>
@@ -6724,7 +6724,7 @@
               <w:spacing w:after="10" w:before="0"/>
               <w:ind w:left="120"/>
             </w:pPr>
-            <w:hyperlink w:history="1" r:id="rIdydjln9ckahnj_yjodzlxd">
+            <w:hyperlink w:history="1" r:id="rIdtnfd-c5spmrlkcvvfispl">
               <w:r>
                 <w:rPr>
                   <w:rFonts w:ascii="Arial" w:cs="Arial" w:eastAsia="Arial" w:hAnsi="Arial"/>
@@ -6769,7 +6769,7 @@
             <w:pPr>
               <w:spacing w:after="20" w:before="0"/>
             </w:pPr>
-            <w:hyperlink w:history="1" r:id="rId1g4himexahunepv3-oenk">
+            <w:hyperlink w:history="1" r:id="rIdmpmqh3j13jmlc4tzk2r44">
               <w:r>
                 <w:rPr>
                   <w:rFonts w:ascii="Arial" w:cs="Arial" w:eastAsia="Arial" w:hAnsi="Arial"/>
@@ -6802,7 +6802,7 @@
               <w:spacing w:after="10" w:before="0"/>
               <w:ind w:left="120"/>
             </w:pPr>
-            <w:hyperlink w:history="1" r:id="rIdeh5rly9dugsgiy9k8qxiu">
+            <w:hyperlink w:history="1" r:id="rId-ny8dgnqzqosabjetdfnn">
               <w:r>
                 <w:rPr>
                   <w:rFonts w:ascii="Arial" w:cs="Arial" w:eastAsia="Arial" w:hAnsi="Arial"/>
@@ -6997,7 +6997,7 @@
             <w:pPr>
               <w:spacing w:after="20" w:before="0"/>
             </w:pPr>
-            <w:hyperlink w:history="1" r:id="rId7y1pav227ilpm_g9_t4kl">
+            <w:hyperlink w:history="1" r:id="rIdep-w_107fs1kedzcurrmx">
               <w:r>
                 <w:rPr>
                   <w:rFonts w:ascii="Arial" w:cs="Arial" w:eastAsia="Arial" w:hAnsi="Arial"/>
@@ -7046,7 +7046,7 @@
               <w:spacing w:after="10" w:before="0"/>
               <w:ind w:left="120"/>
             </w:pPr>
-            <w:hyperlink w:history="1" r:id="rIdnwnx2kzz2fc59zcx6h6yx">
+            <w:hyperlink w:history="1" r:id="rIdknisulbfhme4zk0o-juaf">
               <w:r>
                 <w:rPr>
                   <w:rFonts w:ascii="Arial" w:cs="Arial" w:eastAsia="Arial" w:hAnsi="Arial"/>
@@ -7091,7 +7091,7 @@
             <w:pPr>
               <w:spacing w:after="20" w:before="0"/>
             </w:pPr>
-            <w:hyperlink w:history="1" r:id="rId5lpym_o5e-affmgf4tmlb">
+            <w:hyperlink w:history="1" r:id="rId_tloedj0kgdbhlcftb2in">
               <w:r>
                 <w:rPr>
                   <w:rFonts w:ascii="Arial" w:cs="Arial" w:eastAsia="Arial" w:hAnsi="Arial"/>
@@ -7124,7 +7124,7 @@
               <w:spacing w:after="10" w:before="0"/>
               <w:ind w:left="120"/>
             </w:pPr>
-            <w:hyperlink w:history="1" r:id="rId61e0zolvr4xoiio0v2aqh">
+            <w:hyperlink w:history="1" r:id="rIdt5cxbznr1s8u8u7kccbab">
               <w:r>
                 <w:rPr>
                   <w:rFonts w:ascii="Arial" w:cs="Arial" w:eastAsia="Arial" w:hAnsi="Arial"/>
@@ -7319,7 +7319,7 @@
             <w:pPr>
               <w:spacing w:after="20" w:before="0"/>
             </w:pPr>
-            <w:hyperlink w:history="1" r:id="rId4v5np4itop4_ssnhnkjr7">
+            <w:hyperlink w:history="1" r:id="rIddhrbflunws4jnq1vnghe9">
               <w:r>
                 <w:rPr>
                   <w:rFonts w:ascii="Arial" w:cs="Arial" w:eastAsia="Arial" w:hAnsi="Arial"/>
@@ -7368,7 +7368,7 @@
               <w:spacing w:after="10" w:before="0"/>
               <w:ind w:left="120"/>
             </w:pPr>
-            <w:hyperlink w:history="1" r:id="rIdfhnbzt60tcozsjy8ln46d">
+            <w:hyperlink w:history="1" r:id="rIdgkkj2p4lp6ryexesaf-by">
               <w:r>
                 <w:rPr>
                   <w:rFonts w:ascii="Arial" w:cs="Arial" w:eastAsia="Arial" w:hAnsi="Arial"/>
@@ -7413,7 +7413,7 @@
             <w:pPr>
               <w:spacing w:after="20" w:before="0"/>
             </w:pPr>
-            <w:hyperlink w:history="1" r:id="rIdez8eg2x2wuz973pis04od">
+            <w:hyperlink w:history="1" r:id="rIdg-m-4up8aykzqyyqlcovc">
               <w:r>
                 <w:rPr>
                   <w:rFonts w:ascii="Arial" w:cs="Arial" w:eastAsia="Arial" w:hAnsi="Arial"/>
@@ -7446,7 +7446,7 @@
               <w:spacing w:after="10" w:before="0"/>
               <w:ind w:left="120"/>
             </w:pPr>
-            <w:hyperlink w:history="1" r:id="rIdxxcuhognerjjyoxgi03wf">
+            <w:hyperlink w:history="1" r:id="rId2gjhf_gecleovldl6hgnl">
               <w:r>
                 <w:rPr>
                   <w:rFonts w:ascii="Arial" w:cs="Arial" w:eastAsia="Arial" w:hAnsi="Arial"/>
@@ -7641,7 +7641,7 @@
             <w:pPr>
               <w:spacing w:after="20" w:before="0"/>
             </w:pPr>
-            <w:hyperlink w:history="1" r:id="rIdk1kxzmwnlvq1akoqcq66p">
+            <w:hyperlink w:history="1" r:id="rIdfqtmwjickmvhbhqsq78f8">
               <w:r>
                 <w:rPr>
                   <w:rFonts w:ascii="Arial" w:cs="Arial" w:eastAsia="Arial" w:hAnsi="Arial"/>
@@ -7690,7 +7690,7 @@
               <w:spacing w:after="10" w:before="0"/>
               <w:ind w:left="120"/>
             </w:pPr>
-            <w:hyperlink w:history="1" r:id="rIdmsnjpxg_awhdzvfsbazam">
+            <w:hyperlink w:history="1" r:id="rId-pu5jdq5rzhjfoi0apl99">
               <w:r>
                 <w:rPr>
                   <w:rFonts w:ascii="Arial" w:cs="Arial" w:eastAsia="Arial" w:hAnsi="Arial"/>
@@ -7735,7 +7735,7 @@
             <w:pPr>
               <w:spacing w:after="20" w:before="0"/>
             </w:pPr>
-            <w:hyperlink w:history="1" r:id="rIdefjd6apxfmdf2gsn2yuxl">
+            <w:hyperlink w:history="1" r:id="rIdnlpkjg-mdr5lzoly4itgy">
               <w:r>
                 <w:rPr>
                   <w:rFonts w:ascii="Arial" w:cs="Arial" w:eastAsia="Arial" w:hAnsi="Arial"/>
@@ -7768,7 +7768,7 @@
               <w:spacing w:after="10" w:before="0"/>
               <w:ind w:left="120"/>
             </w:pPr>
-            <w:hyperlink w:history="1" r:id="rIdwrvwy3zihsifdl_s--zfc">
+            <w:hyperlink w:history="1" r:id="rIdrgpghoy3h_jwxcbpebtaz">
               <w:r>
                 <w:rPr>
                   <w:rFonts w:ascii="Arial" w:cs="Arial" w:eastAsia="Arial" w:hAnsi="Arial"/>
@@ -8280,7 +8280,7 @@
         </w:rPr>
         <w:t xml:space="preserve">© 2026 SeaVuria and ARES. Aligned with KICD objectives. Developed by SeaVuria; technical implementation by ARES (with AI assistance from Claude). Licensed under </w:t>
       </w:r>
-      <w:hyperlink w:history="1" r:id="rIddp1y29rnlx_q861v-yo23">
+      <w:hyperlink w:history="1" r:id="rIds9ljzehxtt3btigqmwhuu">
         <w:r>
           <w:rPr>
             <w:rFonts w:ascii="Arial" w:cs="Arial" w:eastAsia="Arial" w:hAnsi="Arial"/>
@@ -8301,7 +8301,7 @@
         </w:rPr>
         <w:t xml:space="preserve"> (</w:t>
       </w:r>
-      <w:hyperlink w:history="1" r:id="rIdow9hw9xhwrm4vc4kve990">
+      <w:hyperlink w:history="1" r:id="rIdc4ohsv5-wn6oqder2osgt">
         <w:r>
           <w:rPr>
             <w:rFonts w:ascii="Arial" w:cs="Arial" w:eastAsia="Arial" w:hAnsi="Arial"/>
@@ -9314,7 +9314,7 @@
             <w:pPr>
               <w:spacing w:after="20" w:before="0"/>
             </w:pPr>
-            <w:hyperlink w:history="1" r:id="rIdux5rcw0jj_-uhx_tbmi0e">
+            <w:hyperlink w:history="1" r:id="rIduk_vhnfh0k7t8aijcghqe">
               <w:r>
                 <w:rPr>
                   <w:rFonts w:ascii="Arial" w:cs="Arial" w:eastAsia="Arial" w:hAnsi="Arial"/>
@@ -9347,7 +9347,7 @@
               <w:spacing w:after="10" w:before="0"/>
               <w:ind w:left="120"/>
             </w:pPr>
-            <w:hyperlink w:history="1" r:id="rId4knxcbeq9toiw0julael3">
+            <w:hyperlink w:history="1" r:id="rIdqamkhbq1trsodhstf3kjq">
               <w:r>
                 <w:rPr>
                   <w:rFonts w:ascii="Arial" w:cs="Arial" w:eastAsia="Arial" w:hAnsi="Arial"/>
@@ -9392,7 +9392,7 @@
             <w:pPr>
               <w:spacing w:after="20" w:before="0"/>
             </w:pPr>
-            <w:hyperlink w:history="1" r:id="rIdjucc49_obtibcr0oomym2">
+            <w:hyperlink w:history="1" r:id="rId7xsktphjkrrhd7ka7eqma">
               <w:r>
                 <w:rPr>
                   <w:rFonts w:ascii="Arial" w:cs="Arial" w:eastAsia="Arial" w:hAnsi="Arial"/>
@@ -9425,7 +9425,7 @@
               <w:spacing w:after="10" w:before="0"/>
               <w:ind w:left="120"/>
             </w:pPr>
-            <w:hyperlink w:history="1" r:id="rId_k_fsfp1bncmi2jvjqzfm">
+            <w:hyperlink w:history="1" r:id="rIdcogli1qityiibsiyr1mij">
               <w:r>
                 <w:rPr>
                   <w:rFonts w:ascii="Arial" w:cs="Arial" w:eastAsia="Arial" w:hAnsi="Arial"/>
@@ -9620,7 +9620,7 @@
             <w:pPr>
               <w:spacing w:after="20" w:before="0"/>
             </w:pPr>
-            <w:hyperlink w:history="1" r:id="rIdresfkyeuuvp_1trbvdqq4">
+            <w:hyperlink w:history="1" r:id="rIdltldazuwbwbhj-o4driqu">
               <w:r>
                 <w:rPr>
                   <w:rFonts w:ascii="Arial" w:cs="Arial" w:eastAsia="Arial" w:hAnsi="Arial"/>
@@ -9653,7 +9653,7 @@
               <w:spacing w:after="10" w:before="0"/>
               <w:ind w:left="120"/>
             </w:pPr>
-            <w:hyperlink w:history="1" r:id="rIdvlwymdagbjdyzmngywjso">
+            <w:hyperlink w:history="1" r:id="rId73gv0ikyxwyzze6_zoztu">
               <w:r>
                 <w:rPr>
                   <w:rFonts w:ascii="Arial" w:cs="Arial" w:eastAsia="Arial" w:hAnsi="Arial"/>
@@ -9698,7 +9698,7 @@
             <w:pPr>
               <w:spacing w:after="20" w:before="0"/>
             </w:pPr>
-            <w:hyperlink w:history="1" r:id="rId4kelmvckz_rqvebldkk8g">
+            <w:hyperlink w:history="1" r:id="rIdkxbqydlmec94_onevtndd">
               <w:r>
                 <w:rPr>
                   <w:rFonts w:ascii="Arial" w:cs="Arial" w:eastAsia="Arial" w:hAnsi="Arial"/>
@@ -9731,7 +9731,7 @@
               <w:spacing w:after="10" w:before="0"/>
               <w:ind w:left="120"/>
             </w:pPr>
-            <w:hyperlink w:history="1" r:id="rId1dhomxmzinji2alykbuhy">
+            <w:hyperlink w:history="1" r:id="rId__fn6n8qw6rckazgtvhvv">
               <w:r>
                 <w:rPr>
                   <w:rFonts w:ascii="Arial" w:cs="Arial" w:eastAsia="Arial" w:hAnsi="Arial"/>
@@ -9926,7 +9926,7 @@
             <w:pPr>
               <w:spacing w:after="20" w:before="0"/>
             </w:pPr>
-            <w:hyperlink w:history="1" r:id="rIdcaqppsfisngxvf3dv9myr">
+            <w:hyperlink w:history="1" r:id="rIdxe3t_m79zicxdhh4fprg5">
               <w:r>
                 <w:rPr>
                   <w:rFonts w:ascii="Arial" w:cs="Arial" w:eastAsia="Arial" w:hAnsi="Arial"/>
@@ -9959,7 +9959,7 @@
               <w:spacing w:after="10" w:before="0"/>
               <w:ind w:left="120"/>
             </w:pPr>
-            <w:hyperlink w:history="1" r:id="rId0s2sk6fh8vrzavc8jwvrg">
+            <w:hyperlink w:history="1" r:id="rIdvtxpyntucxtl0mdinrklk">
               <w:r>
                 <w:rPr>
                   <w:rFonts w:ascii="Arial" w:cs="Arial" w:eastAsia="Arial" w:hAnsi="Arial"/>
@@ -10004,7 +10004,7 @@
             <w:pPr>
               <w:spacing w:after="20" w:before="0"/>
             </w:pPr>
-            <w:hyperlink w:history="1" r:id="rIdx5fupxtijvqvnatq0b7sr">
+            <w:hyperlink w:history="1" r:id="rIdttztkanqmjc4cb2r3alrw">
               <w:r>
                 <w:rPr>
                   <w:rFonts w:ascii="Arial" w:cs="Arial" w:eastAsia="Arial" w:hAnsi="Arial"/>
@@ -10037,7 +10037,7 @@
               <w:spacing w:after="10" w:before="0"/>
               <w:ind w:left="120"/>
             </w:pPr>
-            <w:hyperlink w:history="1" r:id="rIdexu194subauwpjeoueray">
+            <w:hyperlink w:history="1" r:id="rIdrbpriigi3vwzvfbijzek4">
               <w:r>
                 <w:rPr>
                   <w:rFonts w:ascii="Arial" w:cs="Arial" w:eastAsia="Arial" w:hAnsi="Arial"/>
@@ -10232,7 +10232,7 @@
             <w:pPr>
               <w:spacing w:after="20" w:before="0"/>
             </w:pPr>
-            <w:hyperlink w:history="1" r:id="rId7caczmphtgx1sby84usct">
+            <w:hyperlink w:history="1" r:id="rId5o82pyiu0f9isdvdeyzu8">
               <w:r>
                 <w:rPr>
                   <w:rFonts w:ascii="Arial" w:cs="Arial" w:eastAsia="Arial" w:hAnsi="Arial"/>
@@ -10265,7 +10265,7 @@
               <w:spacing w:after="10" w:before="0"/>
               <w:ind w:left="120"/>
             </w:pPr>
-            <w:hyperlink w:history="1" r:id="rIdybpmaqlm-jkdntxafcgqf">
+            <w:hyperlink w:history="1" r:id="rId2awgcdjvrunnu4gcrruq0">
               <w:r>
                 <w:rPr>
                   <w:rFonts w:ascii="Arial" w:cs="Arial" w:eastAsia="Arial" w:hAnsi="Arial"/>
@@ -10310,7 +10310,7 @@
             <w:pPr>
               <w:spacing w:after="20" w:before="0"/>
             </w:pPr>
-            <w:hyperlink w:history="1" r:id="rIdrvlm2e9nyvnwx9pkts48m">
+            <w:hyperlink w:history="1" r:id="rId-xqudi1mz1lmiemxqq3fo">
               <w:r>
                 <w:rPr>
                   <w:rFonts w:ascii="Arial" w:cs="Arial" w:eastAsia="Arial" w:hAnsi="Arial"/>
@@ -10343,7 +10343,7 @@
               <w:spacing w:after="10" w:before="0"/>
               <w:ind w:left="120"/>
             </w:pPr>
-            <w:hyperlink w:history="1" r:id="rId6ekgfp-04udi-ytlxault">
+            <w:hyperlink w:history="1" r:id="rIdhlcyibpc_gzctwngitkne">
               <w:r>
                 <w:rPr>
                   <w:rFonts w:ascii="Arial" w:cs="Arial" w:eastAsia="Arial" w:hAnsi="Arial"/>
@@ -10538,7 +10538,7 @@
             <w:pPr>
               <w:spacing w:after="20" w:before="0"/>
             </w:pPr>
-            <w:hyperlink w:history="1" r:id="rIdsysxc7kxwszhmcfqmbed2">
+            <w:hyperlink w:history="1" r:id="rIdkf9xkewusjzfc-ks2gcu8">
               <w:r>
                 <w:rPr>
                   <w:rFonts w:ascii="Arial" w:cs="Arial" w:eastAsia="Arial" w:hAnsi="Arial"/>
@@ -10587,7 +10587,7 @@
               <w:spacing w:after="10" w:before="0"/>
               <w:ind w:left="120"/>
             </w:pPr>
-            <w:hyperlink w:history="1" r:id="rId0_wxniptct7pp2q0e5xgs">
+            <w:hyperlink w:history="1" r:id="rIdeubceus4sawhugypo5oc2">
               <w:r>
                 <w:rPr>
                   <w:rFonts w:ascii="Arial" w:cs="Arial" w:eastAsia="Arial" w:hAnsi="Arial"/>
@@ -10632,7 +10632,7 @@
             <w:pPr>
               <w:spacing w:after="20" w:before="0"/>
             </w:pPr>
-            <w:hyperlink w:history="1" r:id="rId8wgdvvgxlfmmyhasyugex">
+            <w:hyperlink w:history="1" r:id="rIdgqu8s-aqiyh9vjqj0aggl">
               <w:r>
                 <w:rPr>
                   <w:rFonts w:ascii="Arial" w:cs="Arial" w:eastAsia="Arial" w:hAnsi="Arial"/>
@@ -10681,7 +10681,7 @@
               <w:spacing w:after="10" w:before="0"/>
               <w:ind w:left="120"/>
             </w:pPr>
-            <w:hyperlink w:history="1" r:id="rIdlajlkzkq8mieb06onbytb">
+            <w:hyperlink w:history="1" r:id="rIdsq-vjvmrvwibw8jvynoxf">
               <w:r>
                 <w:rPr>
                   <w:rFonts w:ascii="Arial" w:cs="Arial" w:eastAsia="Arial" w:hAnsi="Arial"/>
@@ -11193,7 +11193,7 @@
         </w:rPr>
         <w:t xml:space="preserve">© 2026 SeaVuria and ARES. Aligned with KICD objectives. Developed by SeaVuria; technical implementation by ARES (with AI assistance from Claude). Licensed under </w:t>
       </w:r>
-      <w:hyperlink w:history="1" r:id="rIdwu_lgtzy0a_x7zes_q12g">
+      <w:hyperlink w:history="1" r:id="rIdf2awy-r4yc3tz5fcau6y9">
         <w:r>
           <w:rPr>
             <w:rFonts w:ascii="Arial" w:cs="Arial" w:eastAsia="Arial" w:hAnsi="Arial"/>
@@ -11214,7 +11214,7 @@
         </w:rPr>
         <w:t xml:space="preserve"> (</w:t>
       </w:r>
-      <w:hyperlink w:history="1" r:id="rIde-mpcepss3sgklz8msbzu">
+      <w:hyperlink w:history="1" r:id="rIdjdefkmc_fd80lmonbg4gw">
         <w:r>
           <w:rPr>
             <w:rFonts w:ascii="Arial" w:cs="Arial" w:eastAsia="Arial" w:hAnsi="Arial"/>
@@ -12227,7 +12227,7 @@
             <w:pPr>
               <w:spacing w:after="20" w:before="0"/>
             </w:pPr>
-            <w:hyperlink w:history="1" r:id="rIdl_s2bu673vnu10w-psfqb">
+            <w:hyperlink w:history="1" r:id="rId6ivpqauvicsioquf6bas6">
               <w:r>
                 <w:rPr>
                   <w:rFonts w:ascii="Arial" w:cs="Arial" w:eastAsia="Arial" w:hAnsi="Arial"/>
@@ -12260,7 +12260,7 @@
               <w:spacing w:after="10" w:before="0"/>
               <w:ind w:left="120"/>
             </w:pPr>
-            <w:hyperlink w:history="1" r:id="rIdorp-5nbr-hcx0b9rsg5j4">
+            <w:hyperlink w:history="1" r:id="rIdytrvqmuszpct5bjc_4pos">
               <w:r>
                 <w:rPr>
                   <w:rFonts w:ascii="Arial" w:cs="Arial" w:eastAsia="Arial" w:hAnsi="Arial"/>
@@ -12305,7 +12305,7 @@
             <w:pPr>
               <w:spacing w:after="20" w:before="0"/>
             </w:pPr>
-            <w:hyperlink w:history="1" r:id="rId7ykw7viv3iwgssg0bg5nj">
+            <w:hyperlink w:history="1" r:id="rIdj75ljpazukcranr2gxiph">
               <w:r>
                 <w:rPr>
                   <w:rFonts w:ascii="Arial" w:cs="Arial" w:eastAsia="Arial" w:hAnsi="Arial"/>
@@ -12338,7 +12338,7 @@
               <w:spacing w:after="10" w:before="0"/>
               <w:ind w:left="120"/>
             </w:pPr>
-            <w:hyperlink w:history="1" r:id="rId1ea9fibqsfbrsfdb8tiqr">
+            <w:hyperlink w:history="1" r:id="rIdofvudwr7r2mz9mkriiez2">
               <w:r>
                 <w:rPr>
                   <w:rFonts w:ascii="Arial" w:cs="Arial" w:eastAsia="Arial" w:hAnsi="Arial"/>
@@ -12533,7 +12533,7 @@
             <w:pPr>
               <w:spacing w:after="20" w:before="0"/>
             </w:pPr>
-            <w:hyperlink w:history="1" r:id="rIdha5zhlrgrwpdxskvvsonc">
+            <w:hyperlink w:history="1" r:id="rIdlmvbmq_a3l_sbg4a93q6d">
               <w:r>
                 <w:rPr>
                   <w:rFonts w:ascii="Arial" w:cs="Arial" w:eastAsia="Arial" w:hAnsi="Arial"/>
@@ -12566,7 +12566,7 @@
               <w:spacing w:after="10" w:before="0"/>
               <w:ind w:left="120"/>
             </w:pPr>
-            <w:hyperlink w:history="1" r:id="rIdpr-4qwkxcowyfbi245vry">
+            <w:hyperlink w:history="1" r:id="rIdxxtpvpvulrrtbtql5ymhu">
               <w:r>
                 <w:rPr>
                   <w:rFonts w:ascii="Arial" w:cs="Arial" w:eastAsia="Arial" w:hAnsi="Arial"/>
@@ -12611,7 +12611,7 @@
             <w:pPr>
               <w:spacing w:after="20" w:before="0"/>
             </w:pPr>
-            <w:hyperlink w:history="1" r:id="rId9-dvxyn0rb4mk8vyddigo">
+            <w:hyperlink w:history="1" r:id="rId_fh1hr3ekar23wklafuou">
               <w:r>
                 <w:rPr>
                   <w:rFonts w:ascii="Arial" w:cs="Arial" w:eastAsia="Arial" w:hAnsi="Arial"/>
@@ -12644,7 +12644,7 @@
               <w:spacing w:after="10" w:before="0"/>
               <w:ind w:left="120"/>
             </w:pPr>
-            <w:hyperlink w:history="1" r:id="rId29lrd6u0i2nkuhx1p54xz">
+            <w:hyperlink w:history="1" r:id="rId13ymiw7tyaujj14wnq2wt">
               <w:r>
                 <w:rPr>
                   <w:rFonts w:ascii="Arial" w:cs="Arial" w:eastAsia="Arial" w:hAnsi="Arial"/>
@@ -12839,7 +12839,7 @@
             <w:pPr>
               <w:spacing w:after="20" w:before="0"/>
             </w:pPr>
-            <w:hyperlink w:history="1" r:id="rIdmlx6yd3tlmioh6zg1aix9">
+            <w:hyperlink w:history="1" r:id="rIdlghazs8wzkp_1eeb-se5i">
               <w:r>
                 <w:rPr>
                   <w:rFonts w:ascii="Arial" w:cs="Arial" w:eastAsia="Arial" w:hAnsi="Arial"/>
@@ -12872,7 +12872,7 @@
               <w:spacing w:after="10" w:before="0"/>
               <w:ind w:left="120"/>
             </w:pPr>
-            <w:hyperlink w:history="1" r:id="rIdgazdxykne6odepzh3jhn4">
+            <w:hyperlink w:history="1" r:id="rId558w2x4sdjundjcprkka0">
               <w:r>
                 <w:rPr>
                   <w:rFonts w:ascii="Arial" w:cs="Arial" w:eastAsia="Arial" w:hAnsi="Arial"/>
@@ -12917,7 +12917,7 @@
             <w:pPr>
               <w:spacing w:after="20" w:before="0"/>
             </w:pPr>
-            <w:hyperlink w:history="1" r:id="rIdgmd3wr3zuwxflplklvuc6">
+            <w:hyperlink w:history="1" r:id="rIdyuhy6pn2hgabetzg7gyo-">
               <w:r>
                 <w:rPr>
                   <w:rFonts w:ascii="Arial" w:cs="Arial" w:eastAsia="Arial" w:hAnsi="Arial"/>
@@ -12950,7 +12950,7 @@
               <w:spacing w:after="10" w:before="0"/>
               <w:ind w:left="120"/>
             </w:pPr>
-            <w:hyperlink w:history="1" r:id="rIdynyu0s_12ddft7ba3tzi0">
+            <w:hyperlink w:history="1" r:id="rIdaafmphivva1jmowk0l_bd">
               <w:r>
                 <w:rPr>
                   <w:rFonts w:ascii="Arial" w:cs="Arial" w:eastAsia="Arial" w:hAnsi="Arial"/>
@@ -13145,7 +13145,7 @@
             <w:pPr>
               <w:spacing w:after="20" w:before="0"/>
             </w:pPr>
-            <w:hyperlink w:history="1" r:id="rId8lfsgmju1mmh9nim4-oke">
+            <w:hyperlink w:history="1" r:id="rIdbzph0byeuxmserhwn4mc-">
               <w:r>
                 <w:rPr>
                   <w:rFonts w:ascii="Arial" w:cs="Arial" w:eastAsia="Arial" w:hAnsi="Arial"/>
@@ -13178,7 +13178,7 @@
               <w:spacing w:after="10" w:before="0"/>
               <w:ind w:left="120"/>
             </w:pPr>
-            <w:hyperlink w:history="1" r:id="rIdiltxlxd9b5yvxq7agct2q">
+            <w:hyperlink w:history="1" r:id="rIduwb0fpmfzsds2fwjl-zt4">
               <w:r>
                 <w:rPr>
                   <w:rFonts w:ascii="Arial" w:cs="Arial" w:eastAsia="Arial" w:hAnsi="Arial"/>
@@ -13223,7 +13223,7 @@
             <w:pPr>
               <w:spacing w:after="20" w:before="0"/>
             </w:pPr>
-            <w:hyperlink w:history="1" r:id="rIda-eg_2rvydpzf9noqkdot">
+            <w:hyperlink w:history="1" r:id="rIds4shumilgfcd1yer900qy">
               <w:r>
                 <w:rPr>
                   <w:rFonts w:ascii="Arial" w:cs="Arial" w:eastAsia="Arial" w:hAnsi="Arial"/>
@@ -13256,7 +13256,7 @@
               <w:spacing w:after="10" w:before="0"/>
               <w:ind w:left="120"/>
             </w:pPr>
-            <w:hyperlink w:history="1" r:id="rIdm1vsox3uvyvhbgvcacdiz">
+            <w:hyperlink w:history="1" r:id="rIdxmtr6btqmfkawub_s7b_e">
               <w:r>
                 <w:rPr>
                   <w:rFonts w:ascii="Arial" w:cs="Arial" w:eastAsia="Arial" w:hAnsi="Arial"/>
@@ -13451,7 +13451,7 @@
             <w:pPr>
               <w:spacing w:after="20" w:before="0"/>
             </w:pPr>
-            <w:hyperlink w:history="1" r:id="rIdftwepkzscp2irpxc-doq3">
+            <w:hyperlink w:history="1" r:id="rIdibeb3jea2khpyf7kpuqx1">
               <w:r>
                 <w:rPr>
                   <w:rFonts w:ascii="Arial" w:cs="Arial" w:eastAsia="Arial" w:hAnsi="Arial"/>
@@ -13484,7 +13484,7 @@
               <w:spacing w:after="10" w:before="0"/>
               <w:ind w:left="120"/>
             </w:pPr>
-            <w:hyperlink w:history="1" r:id="rId9bka-lcxvdgldp7etuz-c">
+            <w:hyperlink w:history="1" r:id="rIdhttuykq0j9shou05gatg4">
               <w:r>
                 <w:rPr>
                   <w:rFonts w:ascii="Arial" w:cs="Arial" w:eastAsia="Arial" w:hAnsi="Arial"/>
@@ -13529,7 +13529,7 @@
             <w:pPr>
               <w:spacing w:after="20" w:before="0"/>
             </w:pPr>
-            <w:hyperlink w:history="1" r:id="rIdcrrb45dw_disrpefj3xyj">
+            <w:hyperlink w:history="1" r:id="rIdjec8uxoal-v4_wviyasqv">
               <w:r>
                 <w:rPr>
                   <w:rFonts w:ascii="Arial" w:cs="Arial" w:eastAsia="Arial" w:hAnsi="Arial"/>
@@ -13562,7 +13562,7 @@
               <w:spacing w:after="10" w:before="0"/>
               <w:ind w:left="120"/>
             </w:pPr>
-            <w:hyperlink w:history="1" r:id="rIdi4s_lsqi4al5la1zeh9ic">
+            <w:hyperlink w:history="1" r:id="rIdqqtp5gbqeugltpufoqq3o">
               <w:r>
                 <w:rPr>
                   <w:rFonts w:ascii="Arial" w:cs="Arial" w:eastAsia="Arial" w:hAnsi="Arial"/>
@@ -14074,7 +14074,7 @@
         </w:rPr>
         <w:t xml:space="preserve">© 2026 SeaVuria and ARES. Aligned with KICD objectives. Developed by SeaVuria; technical implementation by ARES (with AI assistance from Claude). Licensed under </w:t>
       </w:r>
-      <w:hyperlink w:history="1" r:id="rIdwtvvxnw92kxjsdb0fpahn">
+      <w:hyperlink w:history="1" r:id="rIdrkcoqczmljj_chmrdb5ji">
         <w:r>
           <w:rPr>
             <w:rFonts w:ascii="Arial" w:cs="Arial" w:eastAsia="Arial" w:hAnsi="Arial"/>
@@ -14095,7 +14095,7 @@
         </w:rPr>
         <w:t xml:space="preserve"> (</w:t>
       </w:r>
-      <w:hyperlink w:history="1" r:id="rIdebi1tdav5ztpwh8mwairu">
+      <w:hyperlink w:history="1" r:id="rIdbz7ua8gwonyq2wcdu9vb5">
         <w:r>
           <w:rPr>
             <w:rFonts w:ascii="Arial" w:cs="Arial" w:eastAsia="Arial" w:hAnsi="Arial"/>
@@ -15108,7 +15108,7 @@
             <w:pPr>
               <w:spacing w:after="20" w:before="0"/>
             </w:pPr>
-            <w:hyperlink w:history="1" r:id="rIddzvy_poaghvh2u0nfibxx">
+            <w:hyperlink w:history="1" r:id="rId2wu1ig4vyv-mif15y4a0u">
               <w:r>
                 <w:rPr>
                   <w:rFonts w:ascii="Arial" w:cs="Arial" w:eastAsia="Arial" w:hAnsi="Arial"/>
@@ -15141,7 +15141,7 @@
               <w:spacing w:after="10" w:before="0"/>
               <w:ind w:left="120"/>
             </w:pPr>
-            <w:hyperlink w:history="1" r:id="rId0oujgsgpndwikgy1ck2o2">
+            <w:hyperlink w:history="1" r:id="rIdiyx-tcdzuurn1-k9dkvwi">
               <w:r>
                 <w:rPr>
                   <w:rFonts w:ascii="Arial" w:cs="Arial" w:eastAsia="Arial" w:hAnsi="Arial"/>
@@ -15186,7 +15186,7 @@
             <w:pPr>
               <w:spacing w:after="20" w:before="0"/>
             </w:pPr>
-            <w:hyperlink w:history="1" r:id="rIdyxkj17bkkaj5-3rusgzhn">
+            <w:hyperlink w:history="1" r:id="rIdkg0wsktughwx-17wb1vdk">
               <w:r>
                 <w:rPr>
                   <w:rFonts w:ascii="Arial" w:cs="Arial" w:eastAsia="Arial" w:hAnsi="Arial"/>
@@ -15219,7 +15219,7 @@
               <w:spacing w:after="10" w:before="0"/>
               <w:ind w:left="120"/>
             </w:pPr>
-            <w:hyperlink w:history="1" r:id="rIdai-jqajkryalmbcyofm12">
+            <w:hyperlink w:history="1" r:id="rIdbxcgdg8_ns-jyz3sgzhhd">
               <w:r>
                 <w:rPr>
                   <w:rFonts w:ascii="Arial" w:cs="Arial" w:eastAsia="Arial" w:hAnsi="Arial"/>
@@ -15414,7 +15414,7 @@
             <w:pPr>
               <w:spacing w:after="20" w:before="0"/>
             </w:pPr>
-            <w:hyperlink w:history="1" r:id="rIdc_ztcgeqqz1somoa6oro6">
+            <w:hyperlink w:history="1" r:id="rIdk3iqswxpz3f81zucu-tub">
               <w:r>
                 <w:rPr>
                   <w:rFonts w:ascii="Arial" w:cs="Arial" w:eastAsia="Arial" w:hAnsi="Arial"/>
@@ -15447,7 +15447,7 @@
               <w:spacing w:after="10" w:before="0"/>
               <w:ind w:left="120"/>
             </w:pPr>
-            <w:hyperlink w:history="1" r:id="rIde2hh9m93p8q0m1gecxq-1">
+            <w:hyperlink w:history="1" r:id="rIdyek0wakm_wox45usesfyh">
               <w:r>
                 <w:rPr>
                   <w:rFonts w:ascii="Arial" w:cs="Arial" w:eastAsia="Arial" w:hAnsi="Arial"/>
@@ -15492,7 +15492,7 @@
             <w:pPr>
               <w:spacing w:after="20" w:before="0"/>
             </w:pPr>
-            <w:hyperlink w:history="1" r:id="rIdadhlqppmayzh7vf6yx6gr">
+            <w:hyperlink w:history="1" r:id="rIdzgs1qhnf9hw-ekzi9upno">
               <w:r>
                 <w:rPr>
                   <w:rFonts w:ascii="Arial" w:cs="Arial" w:eastAsia="Arial" w:hAnsi="Arial"/>
@@ -15525,7 +15525,7 @@
               <w:spacing w:after="10" w:before="0"/>
               <w:ind w:left="120"/>
             </w:pPr>
-            <w:hyperlink w:history="1" r:id="rIdjvycmtyurzehvvnyvcv2m">
+            <w:hyperlink w:history="1" r:id="rIdkhfx3axfpdqy4aebyw4fx">
               <w:r>
                 <w:rPr>
                   <w:rFonts w:ascii="Arial" w:cs="Arial" w:eastAsia="Arial" w:hAnsi="Arial"/>
@@ -15720,7 +15720,7 @@
             <w:pPr>
               <w:spacing w:after="20" w:before="0"/>
             </w:pPr>
-            <w:hyperlink w:history="1" r:id="rIdadq6k0pxqo-rw2ec2o65s">
+            <w:hyperlink w:history="1" r:id="rIdsakitjsimwbnoilw6a4sp">
               <w:r>
                 <w:rPr>
                   <w:rFonts w:ascii="Arial" w:cs="Arial" w:eastAsia="Arial" w:hAnsi="Arial"/>
@@ -15753,7 +15753,7 @@
               <w:spacing w:after="10" w:before="0"/>
               <w:ind w:left="120"/>
             </w:pPr>
-            <w:hyperlink w:history="1" r:id="rId7hzyqptrjkw3et-kuha4_">
+            <w:hyperlink w:history="1" r:id="rIdytfv5_pfk8_j6kaumzxx_">
               <w:r>
                 <w:rPr>
                   <w:rFonts w:ascii="Arial" w:cs="Arial" w:eastAsia="Arial" w:hAnsi="Arial"/>
@@ -15798,7 +15798,7 @@
             <w:pPr>
               <w:spacing w:after="20" w:before="0"/>
             </w:pPr>
-            <w:hyperlink w:history="1" r:id="rIdfp1lj-wxziqdew297df0e">
+            <w:hyperlink w:history="1" r:id="rIdbmht8igaj7gt2kb-xxolr">
               <w:r>
                 <w:rPr>
                   <w:rFonts w:ascii="Arial" w:cs="Arial" w:eastAsia="Arial" w:hAnsi="Arial"/>
@@ -15831,7 +15831,7 @@
               <w:spacing w:after="10" w:before="0"/>
               <w:ind w:left="120"/>
             </w:pPr>
-            <w:hyperlink w:history="1" r:id="rIdfzi-i2icxxfniqmvf_hzo">
+            <w:hyperlink w:history="1" r:id="rIdkm4yohx8cubmcfvjpqtlb">
               <w:r>
                 <w:rPr>
                   <w:rFonts w:ascii="Arial" w:cs="Arial" w:eastAsia="Arial" w:hAnsi="Arial"/>
@@ -16026,7 +16026,7 @@
             <w:pPr>
               <w:spacing w:after="20" w:before="0"/>
             </w:pPr>
-            <w:hyperlink w:history="1" r:id="rIdi59k5w5ekzjyubzbis-8h">
+            <w:hyperlink w:history="1" r:id="rIdkzkeoe8picf2zqe3hzz3h">
               <w:r>
                 <w:rPr>
                   <w:rFonts w:ascii="Arial" w:cs="Arial" w:eastAsia="Arial" w:hAnsi="Arial"/>
@@ -16059,7 +16059,7 @@
               <w:spacing w:after="10" w:before="0"/>
               <w:ind w:left="120"/>
             </w:pPr>
-            <w:hyperlink w:history="1" r:id="rIdyxdbz5ntp8-jdi_9xjf5q">
+            <w:hyperlink w:history="1" r:id="rIdld9kdy_yrijwsthg-kwki">
               <w:r>
                 <w:rPr>
                   <w:rFonts w:ascii="Arial" w:cs="Arial" w:eastAsia="Arial" w:hAnsi="Arial"/>
@@ -16104,7 +16104,7 @@
             <w:pPr>
               <w:spacing w:after="20" w:before="0"/>
             </w:pPr>
-            <w:hyperlink w:history="1" r:id="rIdcbsg8u-kmurqfcfat9fa2">
+            <w:hyperlink w:history="1" r:id="rIdz0e2bkeilyefc2xp7wbkr">
               <w:r>
                 <w:rPr>
                   <w:rFonts w:ascii="Arial" w:cs="Arial" w:eastAsia="Arial" w:hAnsi="Arial"/>
@@ -16137,7 +16137,7 @@
               <w:spacing w:after="10" w:before="0"/>
               <w:ind w:left="120"/>
             </w:pPr>
-            <w:hyperlink w:history="1" r:id="rId8907wedt-lh4vcc4uit9g">
+            <w:hyperlink w:history="1" r:id="rIdctashequ-gntmo9rokv6e">
               <w:r>
                 <w:rPr>
                   <w:rFonts w:ascii="Arial" w:cs="Arial" w:eastAsia="Arial" w:hAnsi="Arial"/>
@@ -16332,7 +16332,7 @@
             <w:pPr>
               <w:spacing w:after="20" w:before="0"/>
             </w:pPr>
-            <w:hyperlink w:history="1" r:id="rIdyelvin96hceoht-iddbxo">
+            <w:hyperlink w:history="1" r:id="rIdq3qqayco0pabdm2wx0zqi">
               <w:r>
                 <w:rPr>
                   <w:rFonts w:ascii="Arial" w:cs="Arial" w:eastAsia="Arial" w:hAnsi="Arial"/>
@@ -16365,7 +16365,7 @@
               <w:spacing w:after="10" w:before="0"/>
               <w:ind w:left="120"/>
             </w:pPr>
-            <w:hyperlink w:history="1" r:id="rIdpqbtjytxu3ebqbo6ofugb">
+            <w:hyperlink w:history="1" r:id="rIdtowcofo_ytpbp86ql9lyb">
               <w:r>
                 <w:rPr>
                   <w:rFonts w:ascii="Arial" w:cs="Arial" w:eastAsia="Arial" w:hAnsi="Arial"/>
@@ -16410,7 +16410,7 @@
             <w:pPr>
               <w:spacing w:after="20" w:before="0"/>
             </w:pPr>
-            <w:hyperlink w:history="1" r:id="rIdgt4-wzisrxualvnzwt9ha">
+            <w:hyperlink w:history="1" r:id="rIdd3ytv6cgdphdjqstkk7ks">
               <w:r>
                 <w:rPr>
                   <w:rFonts w:ascii="Arial" w:cs="Arial" w:eastAsia="Arial" w:hAnsi="Arial"/>
@@ -16443,7 +16443,7 @@
               <w:spacing w:after="10" w:before="0"/>
               <w:ind w:left="120"/>
             </w:pPr>
-            <w:hyperlink w:history="1" r:id="rId8pi9kx0bf0recridt4alu">
+            <w:hyperlink w:history="1" r:id="rIdki_gnqsdl6ffcgdl1xnnn">
               <w:r>
                 <w:rPr>
                   <w:rFonts w:ascii="Arial" w:cs="Arial" w:eastAsia="Arial" w:hAnsi="Arial"/>
@@ -16955,7 +16955,7 @@
         </w:rPr>
         <w:t xml:space="preserve">© 2026 SeaVuria and ARES. Aligned with KICD objectives. Developed by SeaVuria; technical implementation by ARES (with AI assistance from Claude). Licensed under </w:t>
       </w:r>
-      <w:hyperlink w:history="1" r:id="rIdp0_wyk3pags6igq-xemyk">
+      <w:hyperlink w:history="1" r:id="rIdloob2yfsp5qganucmadda">
         <w:r>
           <w:rPr>
             <w:rFonts w:ascii="Arial" w:cs="Arial" w:eastAsia="Arial" w:hAnsi="Arial"/>
@@ -16976,7 +16976,7 @@
         </w:rPr>
         <w:t xml:space="preserve"> (</w:t>
       </w:r>
-      <w:hyperlink w:history="1" r:id="rId8ur3f10gxjtnkdowvhbwa">
+      <w:hyperlink w:history="1" r:id="rIdrylzj4qaowg8qglp2pzis">
         <w:r>
           <w:rPr>
             <w:rFonts w:ascii="Arial" w:cs="Arial" w:eastAsia="Arial" w:hAnsi="Arial"/>
@@ -17989,7 +17989,7 @@
             <w:pPr>
               <w:spacing w:after="20" w:before="0"/>
             </w:pPr>
-            <w:hyperlink w:history="1" r:id="rIdiudec9lfviuj_mv1j7yx0">
+            <w:hyperlink w:history="1" r:id="rIdx017syif0rsdlyhkwofaa">
               <w:r>
                 <w:rPr>
                   <w:rFonts w:ascii="Arial" w:cs="Arial" w:eastAsia="Arial" w:hAnsi="Arial"/>
@@ -18022,7 +18022,7 @@
               <w:spacing w:after="10" w:before="0"/>
               <w:ind w:left="120"/>
             </w:pPr>
-            <w:hyperlink w:history="1" r:id="rIdvrtjw4pjyjaxrg7-uhtvy">
+            <w:hyperlink w:history="1" r:id="rIdw1lrx2wr0f9fuc5mpkzed">
               <w:r>
                 <w:rPr>
                   <w:rFonts w:ascii="Arial" w:cs="Arial" w:eastAsia="Arial" w:hAnsi="Arial"/>
@@ -18067,7 +18067,7 @@
             <w:pPr>
               <w:spacing w:after="20" w:before="0"/>
             </w:pPr>
-            <w:hyperlink w:history="1" r:id="rIdqjoumployqckrkw5xwy-w">
+            <w:hyperlink w:history="1" r:id="rIdbs5hld82s_fd3lu-qvuxh">
               <w:r>
                 <w:rPr>
                   <w:rFonts w:ascii="Arial" w:cs="Arial" w:eastAsia="Arial" w:hAnsi="Arial"/>
@@ -18100,7 +18100,7 @@
               <w:spacing w:after="10" w:before="0"/>
               <w:ind w:left="120"/>
             </w:pPr>
-            <w:hyperlink w:history="1" r:id="rIdtcki84zu_-zbijrksm1dp">
+            <w:hyperlink w:history="1" r:id="rIdw2uatlazd9hlnootzq75j">
               <w:r>
                 <w:rPr>
                   <w:rFonts w:ascii="Arial" w:cs="Arial" w:eastAsia="Arial" w:hAnsi="Arial"/>
@@ -18295,7 +18295,7 @@
             <w:pPr>
               <w:spacing w:after="20" w:before="0"/>
             </w:pPr>
-            <w:hyperlink w:history="1" r:id="rIdv3tuqaxc2xqj4c63ejehl">
+            <w:hyperlink w:history="1" r:id="rIdjgtdxacwoio5rnrn01pcx">
               <w:r>
                 <w:rPr>
                   <w:rFonts w:ascii="Arial" w:cs="Arial" w:eastAsia="Arial" w:hAnsi="Arial"/>
@@ -18328,7 +18328,7 @@
               <w:spacing w:after="10" w:before="0"/>
               <w:ind w:left="120"/>
             </w:pPr>
-            <w:hyperlink w:history="1" r:id="rId56wix_ezpccvzl-d7e8dx">
+            <w:hyperlink w:history="1" r:id="rId5yz9emrcjztgnvhsvbhuo">
               <w:r>
                 <w:rPr>
                   <w:rFonts w:ascii="Arial" w:cs="Arial" w:eastAsia="Arial" w:hAnsi="Arial"/>
@@ -18373,7 +18373,7 @@
             <w:pPr>
               <w:spacing w:after="20" w:before="0"/>
             </w:pPr>
-            <w:hyperlink w:history="1" r:id="rIdpeaoyiftrzuympz7vuv3j">
+            <w:hyperlink w:history="1" r:id="rIdiae6hcnovfueawtadohid">
               <w:r>
                 <w:rPr>
                   <w:rFonts w:ascii="Arial" w:cs="Arial" w:eastAsia="Arial" w:hAnsi="Arial"/>
@@ -18406,7 +18406,7 @@
               <w:spacing w:after="10" w:before="0"/>
               <w:ind w:left="120"/>
             </w:pPr>
-            <w:hyperlink w:history="1" r:id="rIdg79uzxrux_fu02btt4xx1">
+            <w:hyperlink w:history="1" r:id="rIdnzjrun8fsaqxvj0faej5i">
               <w:r>
                 <w:rPr>
                   <w:rFonts w:ascii="Arial" w:cs="Arial" w:eastAsia="Arial" w:hAnsi="Arial"/>
@@ -18601,7 +18601,7 @@
             <w:pPr>
               <w:spacing w:after="20" w:before="0"/>
             </w:pPr>
-            <w:hyperlink w:history="1" r:id="rIdo8jyqdxrhcodminwyjukm">
+            <w:hyperlink w:history="1" r:id="rIdrixurvzdgpz9nxy9qn4hk">
               <w:r>
                 <w:rPr>
                   <w:rFonts w:ascii="Arial" w:cs="Arial" w:eastAsia="Arial" w:hAnsi="Arial"/>
@@ -18634,7 +18634,7 @@
               <w:spacing w:after="10" w:before="0"/>
               <w:ind w:left="120"/>
             </w:pPr>
-            <w:hyperlink w:history="1" r:id="rIdnq9y2bl3plfrciejzc8ch">
+            <w:hyperlink w:history="1" r:id="rId3kpspy21ow25egrzih6-y">
               <w:r>
                 <w:rPr>
                   <w:rFonts w:ascii="Arial" w:cs="Arial" w:eastAsia="Arial" w:hAnsi="Arial"/>
@@ -18679,7 +18679,7 @@
             <w:pPr>
               <w:spacing w:after="20" w:before="0"/>
             </w:pPr>
-            <w:hyperlink w:history="1" r:id="rId_oxotyokyzbns6to-wvvg">
+            <w:hyperlink w:history="1" r:id="rIdskjryzldaicuk0gdyilib">
               <w:r>
                 <w:rPr>
                   <w:rFonts w:ascii="Arial" w:cs="Arial" w:eastAsia="Arial" w:hAnsi="Arial"/>
@@ -18712,7 +18712,7 @@
               <w:spacing w:after="10" w:before="0"/>
               <w:ind w:left="120"/>
             </w:pPr>
-            <w:hyperlink w:history="1" r:id="rIdfkkkrq-xjpsejtm4b-gez">
+            <w:hyperlink w:history="1" r:id="rIdspk_mf20xb4-awelfddal">
               <w:r>
                 <w:rPr>
                   <w:rFonts w:ascii="Arial" w:cs="Arial" w:eastAsia="Arial" w:hAnsi="Arial"/>
@@ -18907,7 +18907,7 @@
             <w:pPr>
               <w:spacing w:after="20" w:before="0"/>
             </w:pPr>
-            <w:hyperlink w:history="1" r:id="rIdpdxkpryghe-ubjm8_os46">
+            <w:hyperlink w:history="1" r:id="rIdah5dcxwap3hk7thqens_j">
               <w:r>
                 <w:rPr>
                   <w:rFonts w:ascii="Arial" w:cs="Arial" w:eastAsia="Arial" w:hAnsi="Arial"/>
@@ -18940,7 +18940,7 @@
               <w:spacing w:after="10" w:before="0"/>
               <w:ind w:left="120"/>
             </w:pPr>
-            <w:hyperlink w:history="1" r:id="rIdfztqkrftcz2tuwc6xobbn">
+            <w:hyperlink w:history="1" r:id="rIdazmr0pceqpxfruw3-vitt">
               <w:r>
                 <w:rPr>
                   <w:rFonts w:ascii="Arial" w:cs="Arial" w:eastAsia="Arial" w:hAnsi="Arial"/>
@@ -18985,7 +18985,7 @@
             <w:pPr>
               <w:spacing w:after="20" w:before="0"/>
             </w:pPr>
-            <w:hyperlink w:history="1" r:id="rIdwagpjtaeldr0i0n-cotii">
+            <w:hyperlink w:history="1" r:id="rIdhxuibybrwqj5d40hk2qgl">
               <w:r>
                 <w:rPr>
                   <w:rFonts w:ascii="Arial" w:cs="Arial" w:eastAsia="Arial" w:hAnsi="Arial"/>
@@ -19018,7 +19018,7 @@
               <w:spacing w:after="10" w:before="0"/>
               <w:ind w:left="120"/>
             </w:pPr>
-            <w:hyperlink w:history="1" r:id="rId8mueyzmsrpwodcka1kdbe">
+            <w:hyperlink w:history="1" r:id="rId0eshxqrzkdampcrbmh9vp">
               <w:r>
                 <w:rPr>
                   <w:rFonts w:ascii="Arial" w:cs="Arial" w:eastAsia="Arial" w:hAnsi="Arial"/>
@@ -19213,7 +19213,7 @@
             <w:pPr>
               <w:spacing w:after="20" w:before="0"/>
             </w:pPr>
-            <w:hyperlink w:history="1" r:id="rIdrukn2fdps_q-pt48bmhfs">
+            <w:hyperlink w:history="1" r:id="rId_edss-uvbzbkeq1l5tbr4">
               <w:r>
                 <w:rPr>
                   <w:rFonts w:ascii="Arial" w:cs="Arial" w:eastAsia="Arial" w:hAnsi="Arial"/>
@@ -19262,7 +19262,7 @@
               <w:spacing w:after="10" w:before="0"/>
               <w:ind w:left="120"/>
             </w:pPr>
-            <w:hyperlink w:history="1" r:id="rIdqc36rlnbdgyco0wxnbvjr">
+            <w:hyperlink w:history="1" r:id="rId24jhtlvztauanufe2za6r">
               <w:r>
                 <w:rPr>
                   <w:rFonts w:ascii="Arial" w:cs="Arial" w:eastAsia="Arial" w:hAnsi="Arial"/>
@@ -19307,7 +19307,7 @@
             <w:pPr>
               <w:spacing w:after="20" w:before="0"/>
             </w:pPr>
-            <w:hyperlink w:history="1" r:id="rId2jz9pcxhtygpcktjuh5ry">
+            <w:hyperlink w:history="1" r:id="rIdeb488d6muuiutqsk4tcb-">
               <w:r>
                 <w:rPr>
                   <w:rFonts w:ascii="Arial" w:cs="Arial" w:eastAsia="Arial" w:hAnsi="Arial"/>
@@ -19356,7 +19356,7 @@
               <w:spacing w:after="10" w:before="0"/>
               <w:ind w:left="120"/>
             </w:pPr>
-            <w:hyperlink w:history="1" r:id="rIdoyhi5jdoqskljpxqhffxs">
+            <w:hyperlink w:history="1" r:id="rIdi49kio2imb3yzmph8yhfd">
               <w:r>
                 <w:rPr>
                   <w:rFonts w:ascii="Arial" w:cs="Arial" w:eastAsia="Arial" w:hAnsi="Arial"/>
@@ -19868,7 +19868,7 @@
         </w:rPr>
         <w:t xml:space="preserve">© 2026 SeaVuria and ARES. Aligned with KICD objectives. Developed by SeaVuria; technical implementation by ARES (with AI assistance from Claude). Licensed under </w:t>
       </w:r>
-      <w:hyperlink w:history="1" r:id="rIdr6fl60l2sauxvpmzpfqyt">
+      <w:hyperlink w:history="1" r:id="rIddgc5yzilbxqu3qil4uuhp">
         <w:r>
           <w:rPr>
             <w:rFonts w:ascii="Arial" w:cs="Arial" w:eastAsia="Arial" w:hAnsi="Arial"/>
@@ -19889,7 +19889,7 @@
         </w:rPr>
         <w:t xml:space="preserve"> (</w:t>
       </w:r>
-      <w:hyperlink w:history="1" r:id="rIdxezedsu6b_nzeygd39wwj">
+      <w:hyperlink w:history="1" r:id="rId07qnsat40d8ipyrzsjtsm">
         <w:r>
           <w:rPr>
             <w:rFonts w:ascii="Arial" w:cs="Arial" w:eastAsia="Arial" w:hAnsi="Arial"/>
@@ -20902,7 +20902,7 @@
             <w:pPr>
               <w:spacing w:after="20" w:before="0"/>
             </w:pPr>
-            <w:hyperlink w:history="1" r:id="rId_tyah1azhnnp4pixg8ul-">
+            <w:hyperlink w:history="1" r:id="rId36vdehz9mhxd0vwghqfpo">
               <w:r>
                 <w:rPr>
                   <w:rFonts w:ascii="Arial" w:cs="Arial" w:eastAsia="Arial" w:hAnsi="Arial"/>
@@ -20935,7 +20935,7 @@
               <w:spacing w:after="10" w:before="0"/>
               <w:ind w:left="120"/>
             </w:pPr>
-            <w:hyperlink w:history="1" r:id="rIdv7n-uaspirza1-9l9upjg">
+            <w:hyperlink w:history="1" r:id="rIdtufc595thjoc0esmgtolc">
               <w:r>
                 <w:rPr>
                   <w:rFonts w:ascii="Arial" w:cs="Arial" w:eastAsia="Arial" w:hAnsi="Arial"/>
@@ -20980,7 +20980,7 @@
             <w:pPr>
               <w:spacing w:after="20" w:before="0"/>
             </w:pPr>
-            <w:hyperlink w:history="1" r:id="rIdj_aaa_zvesxj5da64iqwu">
+            <w:hyperlink w:history="1" r:id="rIdcmutzjbwyznjc_jmapegq">
               <w:r>
                 <w:rPr>
                   <w:rFonts w:ascii="Arial" w:cs="Arial" w:eastAsia="Arial" w:hAnsi="Arial"/>
@@ -21013,7 +21013,7 @@
               <w:spacing w:after="10" w:before="0"/>
               <w:ind w:left="120"/>
             </w:pPr>
-            <w:hyperlink w:history="1" r:id="rIdvxhiclv6ttno7pw44anpk">
+            <w:hyperlink w:history="1" r:id="rIdmkbcqvxs4pbbo-wlomzjh">
               <w:r>
                 <w:rPr>
                   <w:rFonts w:ascii="Arial" w:cs="Arial" w:eastAsia="Arial" w:hAnsi="Arial"/>
@@ -21208,7 +21208,7 @@
             <w:pPr>
               <w:spacing w:after="20" w:before="0"/>
             </w:pPr>
-            <w:hyperlink w:history="1" r:id="rIdfq519rd1vm9nln89mstxv">
+            <w:hyperlink w:history="1" r:id="rIdmspyrbtu4voosraiwvhxl">
               <w:r>
                 <w:rPr>
                   <w:rFonts w:ascii="Arial" w:cs="Arial" w:eastAsia="Arial" w:hAnsi="Arial"/>
@@ -21241,7 +21241,7 @@
               <w:spacing w:after="10" w:before="0"/>
               <w:ind w:left="120"/>
             </w:pPr>
-            <w:hyperlink w:history="1" r:id="rId9db6chy3rr3izl1fkxe6v">
+            <w:hyperlink w:history="1" r:id="rIdamonqs-q3tfbpoowi9v51">
               <w:r>
                 <w:rPr>
                   <w:rFonts w:ascii="Arial" w:cs="Arial" w:eastAsia="Arial" w:hAnsi="Arial"/>
@@ -21286,7 +21286,7 @@
             <w:pPr>
               <w:spacing w:after="20" w:before="0"/>
             </w:pPr>
-            <w:hyperlink w:history="1" r:id="rIdijvgplra5oaynqtgs6wrc">
+            <w:hyperlink w:history="1" r:id="rId9wtp4txnchx-vjoepdkog">
               <w:r>
                 <w:rPr>
                   <w:rFonts w:ascii="Arial" w:cs="Arial" w:eastAsia="Arial" w:hAnsi="Arial"/>
@@ -21319,7 +21319,7 @@
               <w:spacing w:after="10" w:before="0"/>
               <w:ind w:left="120"/>
             </w:pPr>
-            <w:hyperlink w:history="1" r:id="rIdrzreceg_jagnd_eva9ygv">
+            <w:hyperlink w:history="1" r:id="rIdmfnmwskufhk_gxf4yryjp">
               <w:r>
                 <w:rPr>
                   <w:rFonts w:ascii="Arial" w:cs="Arial" w:eastAsia="Arial" w:hAnsi="Arial"/>
@@ -21514,7 +21514,7 @@
             <w:pPr>
               <w:spacing w:after="20" w:before="0"/>
             </w:pPr>
-            <w:hyperlink w:history="1" r:id="rIdpfmdm-xjs5ovq6arz5ab4">
+            <w:hyperlink w:history="1" r:id="rIdyysrzrlgzv8k66a5q_ff0">
               <w:r>
                 <w:rPr>
                   <w:rFonts w:ascii="Arial" w:cs="Arial" w:eastAsia="Arial" w:hAnsi="Arial"/>
@@ -21547,7 +21547,7 @@
               <w:spacing w:after="10" w:before="0"/>
               <w:ind w:left="120"/>
             </w:pPr>
-            <w:hyperlink w:history="1" r:id="rId8vlgy4qduiueg5czyhkoi">
+            <w:hyperlink w:history="1" r:id="rIdei8mpxcfo27pelibun3j2">
               <w:r>
                 <w:rPr>
                   <w:rFonts w:ascii="Arial" w:cs="Arial" w:eastAsia="Arial" w:hAnsi="Arial"/>
@@ -21592,7 +21592,7 @@
             <w:pPr>
               <w:spacing w:after="20" w:before="0"/>
             </w:pPr>
-            <w:hyperlink w:history="1" r:id="rIdplguoaliq3pdpnahe59z-">
+            <w:hyperlink w:history="1" r:id="rIdokoelylr7un55_rzqggg9">
               <w:r>
                 <w:rPr>
                   <w:rFonts w:ascii="Arial" w:cs="Arial" w:eastAsia="Arial" w:hAnsi="Arial"/>
@@ -21625,7 +21625,7 @@
               <w:spacing w:after="10" w:before="0"/>
               <w:ind w:left="120"/>
             </w:pPr>
-            <w:hyperlink w:history="1" r:id="rIdwnefnmr2j_mhxlmgo-edw">
+            <w:hyperlink w:history="1" r:id="rIdjfvnc9khx7cc6fdw8yile">
               <w:r>
                 <w:rPr>
                   <w:rFonts w:ascii="Arial" w:cs="Arial" w:eastAsia="Arial" w:hAnsi="Arial"/>
@@ -21820,7 +21820,7 @@
             <w:pPr>
               <w:spacing w:after="20" w:before="0"/>
             </w:pPr>
-            <w:hyperlink w:history="1" r:id="rIdu2mtkc6obli6_zllxruzh">
+            <w:hyperlink w:history="1" r:id="rIdlyhaaf18eywdsu4ueq0pq">
               <w:r>
                 <w:rPr>
                   <w:rFonts w:ascii="Arial" w:cs="Arial" w:eastAsia="Arial" w:hAnsi="Arial"/>
@@ -21853,7 +21853,7 @@
               <w:spacing w:after="10" w:before="0"/>
               <w:ind w:left="120"/>
             </w:pPr>
-            <w:hyperlink w:history="1" r:id="rIdgxyo7r-n3-ekmzndpcix9">
+            <w:hyperlink w:history="1" r:id="rIdblukkq_nphnq0yc53gs35">
               <w:r>
                 <w:rPr>
                   <w:rFonts w:ascii="Arial" w:cs="Arial" w:eastAsia="Arial" w:hAnsi="Arial"/>
@@ -21898,7 +21898,7 @@
             <w:pPr>
               <w:spacing w:after="20" w:before="0"/>
             </w:pPr>
-            <w:hyperlink w:history="1" r:id="rIdah3appjtwwkzis5jcu6af">
+            <w:hyperlink w:history="1" r:id="rId6izhnicgydid4g7a470fx">
               <w:r>
                 <w:rPr>
                   <w:rFonts w:ascii="Arial" w:cs="Arial" w:eastAsia="Arial" w:hAnsi="Arial"/>
@@ -21931,7 +21931,7 @@
               <w:spacing w:after="10" w:before="0"/>
               <w:ind w:left="120"/>
             </w:pPr>
-            <w:hyperlink w:history="1" r:id="rIdv2x8uvb02cwuonjjv_ezq">
+            <w:hyperlink w:history="1" r:id="rIdfiswnjxkrqisv3qwif4tm">
               <w:r>
                 <w:rPr>
                   <w:rFonts w:ascii="Arial" w:cs="Arial" w:eastAsia="Arial" w:hAnsi="Arial"/>
@@ -22126,7 +22126,7 @@
             <w:pPr>
               <w:spacing w:after="20" w:before="0"/>
             </w:pPr>
-            <w:hyperlink w:history="1" r:id="rIdfutaknqcv3atiqz1ww7x6">
+            <w:hyperlink w:history="1" r:id="rIdpxqfppdhexdpjvzfmsxxr">
               <w:r>
                 <w:rPr>
                   <w:rFonts w:ascii="Arial" w:cs="Arial" w:eastAsia="Arial" w:hAnsi="Arial"/>
@@ -22159,7 +22159,7 @@
               <w:spacing w:after="10" w:before="0"/>
               <w:ind w:left="120"/>
             </w:pPr>
-            <w:hyperlink w:history="1" r:id="rIdeeqf-69gyycynv1lak9mb">
+            <w:hyperlink w:history="1" r:id="rIdk47finvw4b8lqowoki2hr">
               <w:r>
                 <w:rPr>
                   <w:rFonts w:ascii="Arial" w:cs="Arial" w:eastAsia="Arial" w:hAnsi="Arial"/>
@@ -22204,7 +22204,7 @@
             <w:pPr>
               <w:spacing w:after="20" w:before="0"/>
             </w:pPr>
-            <w:hyperlink w:history="1" r:id="rIdmpcw6zgxngfwvmtnt0g8k">
+            <w:hyperlink w:history="1" r:id="rIdxturfbhxgx4w2mr3oqajc">
               <w:r>
                 <w:rPr>
                   <w:rFonts w:ascii="Arial" w:cs="Arial" w:eastAsia="Arial" w:hAnsi="Arial"/>
@@ -22237,7 +22237,7 @@
               <w:spacing w:after="10" w:before="0"/>
               <w:ind w:left="120"/>
             </w:pPr>
-            <w:hyperlink w:history="1" r:id="rIdzl7tm7u4n1xfs43xr3imp">
+            <w:hyperlink w:history="1" r:id="rIdifoi0srrtwdfvcfuartvo">
               <w:r>
                 <w:rPr>
                   <w:rFonts w:ascii="Arial" w:cs="Arial" w:eastAsia="Arial" w:hAnsi="Arial"/>
@@ -22749,7 +22749,7 @@
         </w:rPr>
         <w:t xml:space="preserve">© 2026 SeaVuria and ARES. Aligned with KICD objectives. Developed by SeaVuria; technical implementation by ARES (with AI assistance from Claude). Licensed under </w:t>
       </w:r>
-      <w:hyperlink w:history="1" r:id="rIdfizsihp6ittlgwij94ee0">
+      <w:hyperlink w:history="1" r:id="rIdjqmashpdhhh2pg7szb1gx">
         <w:r>
           <w:rPr>
             <w:rFonts w:ascii="Arial" w:cs="Arial" w:eastAsia="Arial" w:hAnsi="Arial"/>
@@ -22770,7 +22770,7 @@
         </w:rPr>
         <w:t xml:space="preserve"> (</w:t>
       </w:r>
-      <w:hyperlink w:history="1" r:id="rId25pgccbikbk0ykzu8tyx8">
+      <w:hyperlink w:history="1" r:id="rIdr52h0d3agoh1enpwzozjj">
         <w:r>
           <w:rPr>
             <w:rFonts w:ascii="Arial" w:cs="Arial" w:eastAsia="Arial" w:hAnsi="Arial"/>

--- a/data/outputs/v2/Maths/SS1.1_Real_Numbers/Mathematics_Real_Numbers_CBE_LessonSequence.docx
+++ b/data/outputs/v2/Maths/SS1.1_Real_Numbers/Mathematics_Real_Numbers_CBE_LessonSequence.docx
@@ -2279,7 +2279,7 @@
         </w:rPr>
         <w:t xml:space="preserve">© 2026 SeaVuria and ARES. This work is licensed under a </w:t>
       </w:r>
-      <w:hyperlink w:history="1" r:id="rIdwu9f0p039nclpmxrfj3o6">
+      <w:hyperlink w:history="1" r:id="rIdugjdjobvhm5jot8nnexfr">
         <w:r>
           <w:rPr>
             <w:rFonts w:ascii="Arial" w:cs="Arial" w:eastAsia="Arial" w:hAnsi="Arial"/>
@@ -2299,7 +2299,7 @@
         </w:rPr>
         <w:t xml:space="preserve"> (</w:t>
       </w:r>
-      <w:hyperlink w:history="1" r:id="rId6qephjyxhjfjh852ibazd">
+      <w:hyperlink w:history="1" r:id="rIdgx-b2wj7kwnznbzxclrc_">
         <w:r>
           <w:rPr>
             <w:rFonts w:ascii="Arial" w:cs="Arial" w:eastAsia="Arial" w:hAnsi="Arial"/>
@@ -2319,7 +2319,7 @@
         </w:rPr>
         <w:t xml:space="preserve">). To view a copy of this license, visit </w:t>
       </w:r>
-      <w:hyperlink w:history="1" r:id="rIdzqjfnbybtii1asrqzwai6">
+      <w:hyperlink w:history="1" r:id="rIdg8vjfbdctvolyi4b1whjk">
         <w:r>
           <w:rPr>
             <w:rFonts w:ascii="Arial" w:cs="Arial" w:eastAsia="Arial" w:hAnsi="Arial"/>
@@ -3331,7 +3331,7 @@
             <w:pPr>
               <w:spacing w:after="20" w:before="0"/>
             </w:pPr>
-            <w:hyperlink w:history="1" r:id="rIdyebe3perkjt7l8ngd4s_m">
+            <w:hyperlink w:history="1" r:id="rIdiv_g-ynfjpno66vm66l90">
               <w:r>
                 <w:rPr>
                   <w:rFonts w:ascii="Arial" w:cs="Arial" w:eastAsia="Arial" w:hAnsi="Arial"/>
@@ -3364,7 +3364,7 @@
               <w:spacing w:after="10" w:before="0"/>
               <w:ind w:left="120"/>
             </w:pPr>
-            <w:hyperlink w:history="1" r:id="rIdw7isnnnnjsvbhfsvgguy3">
+            <w:hyperlink w:history="1" r:id="rIdcznmsb6rrclbcjcgtdd2l">
               <w:r>
                 <w:rPr>
                   <w:rFonts w:ascii="Arial" w:cs="Arial" w:eastAsia="Arial" w:hAnsi="Arial"/>
@@ -3409,7 +3409,7 @@
             <w:pPr>
               <w:spacing w:after="20" w:before="0"/>
             </w:pPr>
-            <w:hyperlink w:history="1" r:id="rIdpd1vm1u1vub-itsg-yz0q">
+            <w:hyperlink w:history="1" r:id="rIddmksnyse9zd7qtnbq3mwi">
               <w:r>
                 <w:rPr>
                   <w:rFonts w:ascii="Arial" w:cs="Arial" w:eastAsia="Arial" w:hAnsi="Arial"/>
@@ -3442,7 +3442,7 @@
               <w:spacing w:after="10" w:before="0"/>
               <w:ind w:left="120"/>
             </w:pPr>
-            <w:hyperlink w:history="1" r:id="rIdndpjuksipnjbruk0zgcpw">
+            <w:hyperlink w:history="1" r:id="rIdmr_d6zsjmmx--cf0vbf01">
               <w:r>
                 <w:rPr>
                   <w:rFonts w:ascii="Arial" w:cs="Arial" w:eastAsia="Arial" w:hAnsi="Arial"/>
@@ -3637,7 +3637,7 @@
             <w:pPr>
               <w:spacing w:after="20" w:before="0"/>
             </w:pPr>
-            <w:hyperlink w:history="1" r:id="rIdiaq6k3qncywdo3mn_rmjw">
+            <w:hyperlink w:history="1" r:id="rIdl1p_auspczvy3glvwlr5z">
               <w:r>
                 <w:rPr>
                   <w:rFonts w:ascii="Arial" w:cs="Arial" w:eastAsia="Arial" w:hAnsi="Arial"/>
@@ -3670,7 +3670,7 @@
               <w:spacing w:after="10" w:before="0"/>
               <w:ind w:left="120"/>
             </w:pPr>
-            <w:hyperlink w:history="1" r:id="rIdfy5pmlxhewkutdfuubk4m">
+            <w:hyperlink w:history="1" r:id="rIdlgoezdsrhskzflf1yeugh">
               <w:r>
                 <w:rPr>
                   <w:rFonts w:ascii="Arial" w:cs="Arial" w:eastAsia="Arial" w:hAnsi="Arial"/>
@@ -3715,7 +3715,7 @@
             <w:pPr>
               <w:spacing w:after="20" w:before="0"/>
             </w:pPr>
-            <w:hyperlink w:history="1" r:id="rIdicccwc5oz9wa-n2qbxesx">
+            <w:hyperlink w:history="1" r:id="rIdhpxzj4l5tz68exmhvwrxj">
               <w:r>
                 <w:rPr>
                   <w:rFonts w:ascii="Arial" w:cs="Arial" w:eastAsia="Arial" w:hAnsi="Arial"/>
@@ -3748,7 +3748,7 @@
               <w:spacing w:after="10" w:before="0"/>
               <w:ind w:left="120"/>
             </w:pPr>
-            <w:hyperlink w:history="1" r:id="rId2_5c6grs2yrexkypgm34a">
+            <w:hyperlink w:history="1" r:id="rIdvn4w9lgkjivnmq0udvpzz">
               <w:r>
                 <w:rPr>
                   <w:rFonts w:ascii="Arial" w:cs="Arial" w:eastAsia="Arial" w:hAnsi="Arial"/>
@@ -4002,7 +4002,7 @@
             <w:pPr>
               <w:spacing w:after="20" w:before="0"/>
             </w:pPr>
-            <w:hyperlink w:history="1" r:id="rIdbmw4fmmm98fsgmoafbuyh">
+            <w:hyperlink w:history="1" r:id="rIdsdkh7fvgavjn04pie-oxu">
               <w:r>
                 <w:rPr>
                   <w:rFonts w:ascii="Arial" w:cs="Arial" w:eastAsia="Arial" w:hAnsi="Arial"/>
@@ -4035,7 +4035,7 @@
               <w:spacing w:after="10" w:before="0"/>
               <w:ind w:left="120"/>
             </w:pPr>
-            <w:hyperlink w:history="1" r:id="rIdjokeqysve7jc5rq3l0tws">
+            <w:hyperlink w:history="1" r:id="rId9wl-plujccyk3k88dhx83">
               <w:r>
                 <w:rPr>
                   <w:rFonts w:ascii="Arial" w:cs="Arial" w:eastAsia="Arial" w:hAnsi="Arial"/>
@@ -4080,7 +4080,7 @@
             <w:pPr>
               <w:spacing w:after="20" w:before="0"/>
             </w:pPr>
-            <w:hyperlink w:history="1" r:id="rId7yqqdrfd0mo0eyp_kbz8e">
+            <w:hyperlink w:history="1" r:id="rIdvuacjvy6v5iwsqxpb_s3l">
               <w:r>
                 <w:rPr>
                   <w:rFonts w:ascii="Arial" w:cs="Arial" w:eastAsia="Arial" w:hAnsi="Arial"/>
@@ -4113,7 +4113,7 @@
               <w:spacing w:after="10" w:before="0"/>
               <w:ind w:left="120"/>
             </w:pPr>
-            <w:hyperlink w:history="1" r:id="rId1t4gwqk0dfy85z5y3f11h">
+            <w:hyperlink w:history="1" r:id="rIdaajtd5x7vprhnuzaljumz">
               <w:r>
                 <w:rPr>
                   <w:rFonts w:ascii="Arial" w:cs="Arial" w:eastAsia="Arial" w:hAnsi="Arial"/>
@@ -4308,7 +4308,7 @@
             <w:pPr>
               <w:spacing w:after="20" w:before="0"/>
             </w:pPr>
-            <w:hyperlink w:history="1" r:id="rIdq7wcqfg5533tw7bp4rpux">
+            <w:hyperlink w:history="1" r:id="rIdezugpmooz2r7ha3gy_udw">
               <w:r>
                 <w:rPr>
                   <w:rFonts w:ascii="Arial" w:cs="Arial" w:eastAsia="Arial" w:hAnsi="Arial"/>
@@ -4341,7 +4341,7 @@
               <w:spacing w:after="10" w:before="0"/>
               <w:ind w:left="120"/>
             </w:pPr>
-            <w:hyperlink w:history="1" r:id="rIdwwp8bvzdhagvi_tqormxl">
+            <w:hyperlink w:history="1" r:id="rId8xb1ywcn-m49i3eanhyei">
               <w:r>
                 <w:rPr>
                   <w:rFonts w:ascii="Arial" w:cs="Arial" w:eastAsia="Arial" w:hAnsi="Arial"/>
@@ -4386,7 +4386,7 @@
             <w:pPr>
               <w:spacing w:after="20" w:before="0"/>
             </w:pPr>
-            <w:hyperlink w:history="1" r:id="rIdujbwpdhfbt4syvtiejl4j">
+            <w:hyperlink w:history="1" r:id="rIdr3mxipjerkoqmja6ubc7m">
               <w:r>
                 <w:rPr>
                   <w:rFonts w:ascii="Arial" w:cs="Arial" w:eastAsia="Arial" w:hAnsi="Arial"/>
@@ -4419,7 +4419,7 @@
               <w:spacing w:after="10" w:before="0"/>
               <w:ind w:left="120"/>
             </w:pPr>
-            <w:hyperlink w:history="1" r:id="rIdelgc3hw5xyx1iscantzaa">
+            <w:hyperlink w:history="1" r:id="rIdt3rshtded9nmqi5qwxetj">
               <w:r>
                 <w:rPr>
                   <w:rFonts w:ascii="Arial" w:cs="Arial" w:eastAsia="Arial" w:hAnsi="Arial"/>
@@ -4614,7 +4614,7 @@
             <w:pPr>
               <w:spacing w:after="20" w:before="0"/>
             </w:pPr>
-            <w:hyperlink w:history="1" r:id="rIdol-j4mxdy4ux6gwop6l7j">
+            <w:hyperlink w:history="1" r:id="rIdppkior8fhrsqraygsnb95">
               <w:r>
                 <w:rPr>
                   <w:rFonts w:ascii="Arial" w:cs="Arial" w:eastAsia="Arial" w:hAnsi="Arial"/>
@@ -4647,7 +4647,7 @@
               <w:spacing w:after="10" w:before="0"/>
               <w:ind w:left="120"/>
             </w:pPr>
-            <w:hyperlink w:history="1" r:id="rIdfwick_4zh4w5ng884lglq">
+            <w:hyperlink w:history="1" r:id="rId6ukzzxxuetqhuzarjthpt">
               <w:r>
                 <w:rPr>
                   <w:rFonts w:ascii="Arial" w:cs="Arial" w:eastAsia="Arial" w:hAnsi="Arial"/>
@@ -4692,7 +4692,7 @@
             <w:pPr>
               <w:spacing w:after="20" w:before="0"/>
             </w:pPr>
-            <w:hyperlink w:history="1" r:id="rId-gjgpvykldscaxkctuh23">
+            <w:hyperlink w:history="1" r:id="rId1oieqhf2qie0a9jwlv0un">
               <w:r>
                 <w:rPr>
                   <w:rFonts w:ascii="Arial" w:cs="Arial" w:eastAsia="Arial" w:hAnsi="Arial"/>
@@ -4725,7 +4725,7 @@
               <w:spacing w:after="10" w:before="0"/>
               <w:ind w:left="120"/>
             </w:pPr>
-            <w:hyperlink w:history="1" r:id="rIdwqyb3jta3ko0atrbpe1ql">
+            <w:hyperlink w:history="1" r:id="rIdwap96sam3tffsoxanx2um">
               <w:r>
                 <w:rPr>
                   <w:rFonts w:ascii="Arial" w:cs="Arial" w:eastAsia="Arial" w:hAnsi="Arial"/>
@@ -5351,7 +5351,7 @@
         </w:rPr>
         <w:t xml:space="preserve">© 2026 SeaVuria and ARES. Aligned with KICD objectives. Developed by SeaVuria; technical implementation by ARES (with AI assistance from Claude). Licensed under </w:t>
       </w:r>
-      <w:hyperlink w:history="1" r:id="rIdu4emi0-mkk9wfgvx8otlm">
+      <w:hyperlink w:history="1" r:id="rId7ysg7vzuvtb0voafyyqzn">
         <w:r>
           <w:rPr>
             <w:rFonts w:ascii="Arial" w:cs="Arial" w:eastAsia="Arial" w:hAnsi="Arial"/>
@@ -5372,7 +5372,7 @@
         </w:rPr>
         <w:t xml:space="preserve"> (</w:t>
       </w:r>
-      <w:hyperlink w:history="1" r:id="rIdqkmsnsxu7tqjet6q_etwi">
+      <w:hyperlink w:history="1" r:id="rIdoe2-wldgdg9sfmjjna7ts">
         <w:r>
           <w:rPr>
             <w:rFonts w:ascii="Arial" w:cs="Arial" w:eastAsia="Arial" w:hAnsi="Arial"/>
@@ -6385,7 +6385,7 @@
             <w:pPr>
               <w:spacing w:after="20" w:before="0"/>
             </w:pPr>
-            <w:hyperlink w:history="1" r:id="rIdui6-qni6qng1gr_qeb5fd">
+            <w:hyperlink w:history="1" r:id="rIdgdth5xsetbc4-f6cptjtj">
               <w:r>
                 <w:rPr>
                   <w:rFonts w:ascii="Arial" w:cs="Arial" w:eastAsia="Arial" w:hAnsi="Arial"/>
@@ -6418,7 +6418,7 @@
               <w:spacing w:after="10" w:before="0"/>
               <w:ind w:left="120"/>
             </w:pPr>
-            <w:hyperlink w:history="1" r:id="rIdtrf44dcrxsk4lxmzuvdcf">
+            <w:hyperlink w:history="1" r:id="rId_zaryj5s2wfbilrexaijg">
               <w:r>
                 <w:rPr>
                   <w:rFonts w:ascii="Arial" w:cs="Arial" w:eastAsia="Arial" w:hAnsi="Arial"/>
@@ -6463,7 +6463,7 @@
             <w:pPr>
               <w:spacing w:after="20" w:before="0"/>
             </w:pPr>
-            <w:hyperlink w:history="1" r:id="rId2dc2gf8j4nmpxamxc_knj">
+            <w:hyperlink w:history="1" r:id="rIdiqli3c_zyxq46bdxakor7">
               <w:r>
                 <w:rPr>
                   <w:rFonts w:ascii="Arial" w:cs="Arial" w:eastAsia="Arial" w:hAnsi="Arial"/>
@@ -6496,7 +6496,7 @@
               <w:spacing w:after="10" w:before="0"/>
               <w:ind w:left="120"/>
             </w:pPr>
-            <w:hyperlink w:history="1" r:id="rIdq1ihxkk-dmfypvjogpzju">
+            <w:hyperlink w:history="1" r:id="rIdc1au-co9xhuwnklsfr4ss">
               <w:r>
                 <w:rPr>
                   <w:rFonts w:ascii="Arial" w:cs="Arial" w:eastAsia="Arial" w:hAnsi="Arial"/>
@@ -6691,7 +6691,7 @@
             <w:pPr>
               <w:spacing w:after="20" w:before="0"/>
             </w:pPr>
-            <w:hyperlink w:history="1" r:id="rIdh_dhq3nycqzka5yieewm9">
+            <w:hyperlink w:history="1" r:id="rIdueeytuwdp5he_mdgda8vu">
               <w:r>
                 <w:rPr>
                   <w:rFonts w:ascii="Arial" w:cs="Arial" w:eastAsia="Arial" w:hAnsi="Arial"/>
@@ -6724,7 +6724,7 @@
               <w:spacing w:after="10" w:before="0"/>
               <w:ind w:left="120"/>
             </w:pPr>
-            <w:hyperlink w:history="1" r:id="rIdtnfd-c5spmrlkcvvfispl">
+            <w:hyperlink w:history="1" r:id="rIdryqmavmf6u4qdxomjlmip">
               <w:r>
                 <w:rPr>
                   <w:rFonts w:ascii="Arial" w:cs="Arial" w:eastAsia="Arial" w:hAnsi="Arial"/>
@@ -6769,7 +6769,7 @@
             <w:pPr>
               <w:spacing w:after="20" w:before="0"/>
             </w:pPr>
-            <w:hyperlink w:history="1" r:id="rIdmpmqh3j13jmlc4tzk2r44">
+            <w:hyperlink w:history="1" r:id="rIdiln6ne0izbzk6efjrs8js">
               <w:r>
                 <w:rPr>
                   <w:rFonts w:ascii="Arial" w:cs="Arial" w:eastAsia="Arial" w:hAnsi="Arial"/>
@@ -6802,7 +6802,7 @@
               <w:spacing w:after="10" w:before="0"/>
               <w:ind w:left="120"/>
             </w:pPr>
-            <w:hyperlink w:history="1" r:id="rId-ny8dgnqzqosabjetdfnn">
+            <w:hyperlink w:history="1" r:id="rId1zsnpdlt8o4z4nfy9xjsh">
               <w:r>
                 <w:rPr>
                   <w:rFonts w:ascii="Arial" w:cs="Arial" w:eastAsia="Arial" w:hAnsi="Arial"/>
@@ -6997,7 +6997,7 @@
             <w:pPr>
               <w:spacing w:after="20" w:before="0"/>
             </w:pPr>
-            <w:hyperlink w:history="1" r:id="rIdep-w_107fs1kedzcurrmx">
+            <w:hyperlink w:history="1" r:id="rIdsx_pzdkwdswltunvsre3p">
               <w:r>
                 <w:rPr>
                   <w:rFonts w:ascii="Arial" w:cs="Arial" w:eastAsia="Arial" w:hAnsi="Arial"/>
@@ -7046,7 +7046,7 @@
               <w:spacing w:after="10" w:before="0"/>
               <w:ind w:left="120"/>
             </w:pPr>
-            <w:hyperlink w:history="1" r:id="rIdknisulbfhme4zk0o-juaf">
+            <w:hyperlink w:history="1" r:id="rIdwe3lx3dm6uiac--mhm2jw">
               <w:r>
                 <w:rPr>
                   <w:rFonts w:ascii="Arial" w:cs="Arial" w:eastAsia="Arial" w:hAnsi="Arial"/>
@@ -7091,7 +7091,7 @@
             <w:pPr>
               <w:spacing w:after="20" w:before="0"/>
             </w:pPr>
-            <w:hyperlink w:history="1" r:id="rId_tloedj0kgdbhlcftb2in">
+            <w:hyperlink w:history="1" r:id="rIdj-d2uvru5efrjxo6s7r3o">
               <w:r>
                 <w:rPr>
                   <w:rFonts w:ascii="Arial" w:cs="Arial" w:eastAsia="Arial" w:hAnsi="Arial"/>
@@ -7124,7 +7124,7 @@
               <w:spacing w:after="10" w:before="0"/>
               <w:ind w:left="120"/>
             </w:pPr>
-            <w:hyperlink w:history="1" r:id="rIdt5cxbznr1s8u8u7kccbab">
+            <w:hyperlink w:history="1" r:id="rId1f8lcwsgkfwwatckdz02h">
               <w:r>
                 <w:rPr>
                   <w:rFonts w:ascii="Arial" w:cs="Arial" w:eastAsia="Arial" w:hAnsi="Arial"/>
@@ -7319,7 +7319,7 @@
             <w:pPr>
               <w:spacing w:after="20" w:before="0"/>
             </w:pPr>
-            <w:hyperlink w:history="1" r:id="rIddhrbflunws4jnq1vnghe9">
+            <w:hyperlink w:history="1" r:id="rIdl9kqb-foilpvoawhavro_">
               <w:r>
                 <w:rPr>
                   <w:rFonts w:ascii="Arial" w:cs="Arial" w:eastAsia="Arial" w:hAnsi="Arial"/>
@@ -7368,7 +7368,7 @@
               <w:spacing w:after="10" w:before="0"/>
               <w:ind w:left="120"/>
             </w:pPr>
-            <w:hyperlink w:history="1" r:id="rIdgkkj2p4lp6ryexesaf-by">
+            <w:hyperlink w:history="1" r:id="rIds90gtbix8j44pgj_wrmju">
               <w:r>
                 <w:rPr>
                   <w:rFonts w:ascii="Arial" w:cs="Arial" w:eastAsia="Arial" w:hAnsi="Arial"/>
@@ -7413,7 +7413,7 @@
             <w:pPr>
               <w:spacing w:after="20" w:before="0"/>
             </w:pPr>
-            <w:hyperlink w:history="1" r:id="rIdg-m-4up8aykzqyyqlcovc">
+            <w:hyperlink w:history="1" r:id="rIdytz5auj9ybonthefjt1sa">
               <w:r>
                 <w:rPr>
                   <w:rFonts w:ascii="Arial" w:cs="Arial" w:eastAsia="Arial" w:hAnsi="Arial"/>
@@ -7446,7 +7446,7 @@
               <w:spacing w:after="10" w:before="0"/>
               <w:ind w:left="120"/>
             </w:pPr>
-            <w:hyperlink w:history="1" r:id="rId2gjhf_gecleovldl6hgnl">
+            <w:hyperlink w:history="1" r:id="rIdkh0fyaieow8-zybzqrlcm">
               <w:r>
                 <w:rPr>
                   <w:rFonts w:ascii="Arial" w:cs="Arial" w:eastAsia="Arial" w:hAnsi="Arial"/>
@@ -7641,7 +7641,7 @@
             <w:pPr>
               <w:spacing w:after="20" w:before="0"/>
             </w:pPr>
-            <w:hyperlink w:history="1" r:id="rIdfqtmwjickmvhbhqsq78f8">
+            <w:hyperlink w:history="1" r:id="rIdkshs-ibudeaw_ua2gor4-">
               <w:r>
                 <w:rPr>
                   <w:rFonts w:ascii="Arial" w:cs="Arial" w:eastAsia="Arial" w:hAnsi="Arial"/>
@@ -7690,7 +7690,7 @@
               <w:spacing w:after="10" w:before="0"/>
               <w:ind w:left="120"/>
             </w:pPr>
-            <w:hyperlink w:history="1" r:id="rId-pu5jdq5rzhjfoi0apl99">
+            <w:hyperlink w:history="1" r:id="rId_4eovhvh0iclwfpa30z8o">
               <w:r>
                 <w:rPr>
                   <w:rFonts w:ascii="Arial" w:cs="Arial" w:eastAsia="Arial" w:hAnsi="Arial"/>
@@ -7735,7 +7735,7 @@
             <w:pPr>
               <w:spacing w:after="20" w:before="0"/>
             </w:pPr>
-            <w:hyperlink w:history="1" r:id="rIdnlpkjg-mdr5lzoly4itgy">
+            <w:hyperlink w:history="1" r:id="rIdj1vwof_9bfgtffdmdfqi5">
               <w:r>
                 <w:rPr>
                   <w:rFonts w:ascii="Arial" w:cs="Arial" w:eastAsia="Arial" w:hAnsi="Arial"/>
@@ -7768,7 +7768,7 @@
               <w:spacing w:after="10" w:before="0"/>
               <w:ind w:left="120"/>
             </w:pPr>
-            <w:hyperlink w:history="1" r:id="rIdrgpghoy3h_jwxcbpebtaz">
+            <w:hyperlink w:history="1" r:id="rIdtgctv0j96sdgsubygq6a5">
               <w:r>
                 <w:rPr>
                   <w:rFonts w:ascii="Arial" w:cs="Arial" w:eastAsia="Arial" w:hAnsi="Arial"/>
@@ -8280,7 +8280,7 @@
         </w:rPr>
         <w:t xml:space="preserve">© 2026 SeaVuria and ARES. Aligned with KICD objectives. Developed by SeaVuria; technical implementation by ARES (with AI assistance from Claude). Licensed under </w:t>
       </w:r>
-      <w:hyperlink w:history="1" r:id="rIds9ljzehxtt3btigqmwhuu">
+      <w:hyperlink w:history="1" r:id="rIdgglrthpdtuygwhg8bpcbh">
         <w:r>
           <w:rPr>
             <w:rFonts w:ascii="Arial" w:cs="Arial" w:eastAsia="Arial" w:hAnsi="Arial"/>
@@ -8301,7 +8301,7 @@
         </w:rPr>
         <w:t xml:space="preserve"> (</w:t>
       </w:r>
-      <w:hyperlink w:history="1" r:id="rIdc4ohsv5-wn6oqder2osgt">
+      <w:hyperlink w:history="1" r:id="rIdfjo6pdz6hx3w3mvbfywv9">
         <w:r>
           <w:rPr>
             <w:rFonts w:ascii="Arial" w:cs="Arial" w:eastAsia="Arial" w:hAnsi="Arial"/>
@@ -9314,7 +9314,7 @@
             <w:pPr>
               <w:spacing w:after="20" w:before="0"/>
             </w:pPr>
-            <w:hyperlink w:history="1" r:id="rIduk_vhnfh0k7t8aijcghqe">
+            <w:hyperlink w:history="1" r:id="rIdtfjyp1zrlhynwaxgdyvx6">
               <w:r>
                 <w:rPr>
                   <w:rFonts w:ascii="Arial" w:cs="Arial" w:eastAsia="Arial" w:hAnsi="Arial"/>
@@ -9347,7 +9347,7 @@
               <w:spacing w:after="10" w:before="0"/>
               <w:ind w:left="120"/>
             </w:pPr>
-            <w:hyperlink w:history="1" r:id="rIdqamkhbq1trsodhstf3kjq">
+            <w:hyperlink w:history="1" r:id="rIdotujvavo0moltwpalvxjk">
               <w:r>
                 <w:rPr>
                   <w:rFonts w:ascii="Arial" w:cs="Arial" w:eastAsia="Arial" w:hAnsi="Arial"/>
@@ -9392,7 +9392,7 @@
             <w:pPr>
               <w:spacing w:after="20" w:before="0"/>
             </w:pPr>
-            <w:hyperlink w:history="1" r:id="rId7xsktphjkrrhd7ka7eqma">
+            <w:hyperlink w:history="1" r:id="rIdvz1d1fxlgvlouiducoiks">
               <w:r>
                 <w:rPr>
                   <w:rFonts w:ascii="Arial" w:cs="Arial" w:eastAsia="Arial" w:hAnsi="Arial"/>
@@ -9425,7 +9425,7 @@
               <w:spacing w:after="10" w:before="0"/>
               <w:ind w:left="120"/>
             </w:pPr>
-            <w:hyperlink w:history="1" r:id="rIdcogli1qityiibsiyr1mij">
+            <w:hyperlink w:history="1" r:id="rIdoidtaeswupvl16e7jzp1y">
               <w:r>
                 <w:rPr>
                   <w:rFonts w:ascii="Arial" w:cs="Arial" w:eastAsia="Arial" w:hAnsi="Arial"/>
@@ -9620,7 +9620,7 @@
             <w:pPr>
               <w:spacing w:after="20" w:before="0"/>
             </w:pPr>
-            <w:hyperlink w:history="1" r:id="rIdltldazuwbwbhj-o4driqu">
+            <w:hyperlink w:history="1" r:id="rId0l--4hfzndoggdgivqwsw">
               <w:r>
                 <w:rPr>
                   <w:rFonts w:ascii="Arial" w:cs="Arial" w:eastAsia="Arial" w:hAnsi="Arial"/>
@@ -9653,7 +9653,7 @@
               <w:spacing w:after="10" w:before="0"/>
               <w:ind w:left="120"/>
             </w:pPr>
-            <w:hyperlink w:history="1" r:id="rId73gv0ikyxwyzze6_zoztu">
+            <w:hyperlink w:history="1" r:id="rIdpvl8wsop9ufpq3edkhpmf">
               <w:r>
                 <w:rPr>
                   <w:rFonts w:ascii="Arial" w:cs="Arial" w:eastAsia="Arial" w:hAnsi="Arial"/>
@@ -9698,7 +9698,7 @@
             <w:pPr>
               <w:spacing w:after="20" w:before="0"/>
             </w:pPr>
-            <w:hyperlink w:history="1" r:id="rIdkxbqydlmec94_onevtndd">
+            <w:hyperlink w:history="1" r:id="rIdnvcsutivodvhfqyibnyqc">
               <w:r>
                 <w:rPr>
                   <w:rFonts w:ascii="Arial" w:cs="Arial" w:eastAsia="Arial" w:hAnsi="Arial"/>
@@ -9731,7 +9731,7 @@
               <w:spacing w:after="10" w:before="0"/>
               <w:ind w:left="120"/>
             </w:pPr>
-            <w:hyperlink w:history="1" r:id="rId__fn6n8qw6rckazgtvhvv">
+            <w:hyperlink w:history="1" r:id="rIdkhrekt2hlee8lbv9zp0xs">
               <w:r>
                 <w:rPr>
                   <w:rFonts w:ascii="Arial" w:cs="Arial" w:eastAsia="Arial" w:hAnsi="Arial"/>
@@ -9926,7 +9926,7 @@
             <w:pPr>
               <w:spacing w:after="20" w:before="0"/>
             </w:pPr>
-            <w:hyperlink w:history="1" r:id="rIdxe3t_m79zicxdhh4fprg5">
+            <w:hyperlink w:history="1" r:id="rId8adblon8hro3jyiuwpjxj">
               <w:r>
                 <w:rPr>
                   <w:rFonts w:ascii="Arial" w:cs="Arial" w:eastAsia="Arial" w:hAnsi="Arial"/>
@@ -9959,7 +9959,7 @@
               <w:spacing w:after="10" w:before="0"/>
               <w:ind w:left="120"/>
             </w:pPr>
-            <w:hyperlink w:history="1" r:id="rIdvtxpyntucxtl0mdinrklk">
+            <w:hyperlink w:history="1" r:id="rIdszc6spwhnupz9ez1kyfsb">
               <w:r>
                 <w:rPr>
                   <w:rFonts w:ascii="Arial" w:cs="Arial" w:eastAsia="Arial" w:hAnsi="Arial"/>
@@ -10004,7 +10004,7 @@
             <w:pPr>
               <w:spacing w:after="20" w:before="0"/>
             </w:pPr>
-            <w:hyperlink w:history="1" r:id="rIdttztkanqmjc4cb2r3alrw">
+            <w:hyperlink w:history="1" r:id="rIdng6it4cuploh96rc1agaz">
               <w:r>
                 <w:rPr>
                   <w:rFonts w:ascii="Arial" w:cs="Arial" w:eastAsia="Arial" w:hAnsi="Arial"/>
@@ -10037,7 +10037,7 @@
               <w:spacing w:after="10" w:before="0"/>
               <w:ind w:left="120"/>
             </w:pPr>
-            <w:hyperlink w:history="1" r:id="rIdrbpriigi3vwzvfbijzek4">
+            <w:hyperlink w:history="1" r:id="rIdbjcgaemgxqmgfihbxevaa">
               <w:r>
                 <w:rPr>
                   <w:rFonts w:ascii="Arial" w:cs="Arial" w:eastAsia="Arial" w:hAnsi="Arial"/>
@@ -10232,7 +10232,7 @@
             <w:pPr>
               <w:spacing w:after="20" w:before="0"/>
             </w:pPr>
-            <w:hyperlink w:history="1" r:id="rId5o82pyiu0f9isdvdeyzu8">
+            <w:hyperlink w:history="1" r:id="rId7mwgeoedqlbbzhj0pbjbb">
               <w:r>
                 <w:rPr>
                   <w:rFonts w:ascii="Arial" w:cs="Arial" w:eastAsia="Arial" w:hAnsi="Arial"/>
@@ -10265,7 +10265,7 @@
               <w:spacing w:after="10" w:before="0"/>
               <w:ind w:left="120"/>
             </w:pPr>
-            <w:hyperlink w:history="1" r:id="rId2awgcdjvrunnu4gcrruq0">
+            <w:hyperlink w:history="1" r:id="rId_o5mng1vx_tq0zzdsrsrb">
               <w:r>
                 <w:rPr>
                   <w:rFonts w:ascii="Arial" w:cs="Arial" w:eastAsia="Arial" w:hAnsi="Arial"/>
@@ -10310,7 +10310,7 @@
             <w:pPr>
               <w:spacing w:after="20" w:before="0"/>
             </w:pPr>
-            <w:hyperlink w:history="1" r:id="rId-xqudi1mz1lmiemxqq3fo">
+            <w:hyperlink w:history="1" r:id="rIdtutbiwtr18mwduml_3mi9">
               <w:r>
                 <w:rPr>
                   <w:rFonts w:ascii="Arial" w:cs="Arial" w:eastAsia="Arial" w:hAnsi="Arial"/>
@@ -10343,7 +10343,7 @@
               <w:spacing w:after="10" w:before="0"/>
               <w:ind w:left="120"/>
             </w:pPr>
-            <w:hyperlink w:history="1" r:id="rIdhlcyibpc_gzctwngitkne">
+            <w:hyperlink w:history="1" r:id="rId361w_jlaihepifplkfweb">
               <w:r>
                 <w:rPr>
                   <w:rFonts w:ascii="Arial" w:cs="Arial" w:eastAsia="Arial" w:hAnsi="Arial"/>
@@ -10538,7 +10538,7 @@
             <w:pPr>
               <w:spacing w:after="20" w:before="0"/>
             </w:pPr>
-            <w:hyperlink w:history="1" r:id="rIdkf9xkewusjzfc-ks2gcu8">
+            <w:hyperlink w:history="1" r:id="rId4ivx3kqlb4mu6yyp1liph">
               <w:r>
                 <w:rPr>
                   <w:rFonts w:ascii="Arial" w:cs="Arial" w:eastAsia="Arial" w:hAnsi="Arial"/>
@@ -10587,7 +10587,7 @@
               <w:spacing w:after="10" w:before="0"/>
               <w:ind w:left="120"/>
             </w:pPr>
-            <w:hyperlink w:history="1" r:id="rIdeubceus4sawhugypo5oc2">
+            <w:hyperlink w:history="1" r:id="rIdhjt4e9ulbpgzae5tj6jje">
               <w:r>
                 <w:rPr>
                   <w:rFonts w:ascii="Arial" w:cs="Arial" w:eastAsia="Arial" w:hAnsi="Arial"/>
@@ -10632,7 +10632,7 @@
             <w:pPr>
               <w:spacing w:after="20" w:before="0"/>
             </w:pPr>
-            <w:hyperlink w:history="1" r:id="rIdgqu8s-aqiyh9vjqj0aggl">
+            <w:hyperlink w:history="1" r:id="rId-9sj9_5bfrl5ssagdr9sk">
               <w:r>
                 <w:rPr>
                   <w:rFonts w:ascii="Arial" w:cs="Arial" w:eastAsia="Arial" w:hAnsi="Arial"/>
@@ -10681,7 +10681,7 @@
               <w:spacing w:after="10" w:before="0"/>
               <w:ind w:left="120"/>
             </w:pPr>
-            <w:hyperlink w:history="1" r:id="rIdsq-vjvmrvwibw8jvynoxf">
+            <w:hyperlink w:history="1" r:id="rIdzfprmksod6qwa3biptfcc">
               <w:r>
                 <w:rPr>
                   <w:rFonts w:ascii="Arial" w:cs="Arial" w:eastAsia="Arial" w:hAnsi="Arial"/>
@@ -11193,7 +11193,7 @@
         </w:rPr>
         <w:t xml:space="preserve">© 2026 SeaVuria and ARES. Aligned with KICD objectives. Developed by SeaVuria; technical implementation by ARES (with AI assistance from Claude). Licensed under </w:t>
       </w:r>
-      <w:hyperlink w:history="1" r:id="rIdf2awy-r4yc3tz5fcau6y9">
+      <w:hyperlink w:history="1" r:id="rIdmfix0rc5vd5xgb7djewqo">
         <w:r>
           <w:rPr>
             <w:rFonts w:ascii="Arial" w:cs="Arial" w:eastAsia="Arial" w:hAnsi="Arial"/>
@@ -11214,7 +11214,7 @@
         </w:rPr>
         <w:t xml:space="preserve"> (</w:t>
       </w:r>
-      <w:hyperlink w:history="1" r:id="rIdjdefkmc_fd80lmonbg4gw">
+      <w:hyperlink w:history="1" r:id="rIdry4nchtvp5fj6gn2uq6rt">
         <w:r>
           <w:rPr>
             <w:rFonts w:ascii="Arial" w:cs="Arial" w:eastAsia="Arial" w:hAnsi="Arial"/>
@@ -12227,7 +12227,7 @@
             <w:pPr>
               <w:spacing w:after="20" w:before="0"/>
             </w:pPr>
-            <w:hyperlink w:history="1" r:id="rId6ivpqauvicsioquf6bas6">
+            <w:hyperlink w:history="1" r:id="rIdcy_ypgjvfklk26mrrtfa0">
               <w:r>
                 <w:rPr>
                   <w:rFonts w:ascii="Arial" w:cs="Arial" w:eastAsia="Arial" w:hAnsi="Arial"/>
@@ -12260,7 +12260,7 @@
               <w:spacing w:after="10" w:before="0"/>
               <w:ind w:left="120"/>
             </w:pPr>
-            <w:hyperlink w:history="1" r:id="rIdytrvqmuszpct5bjc_4pos">
+            <w:hyperlink w:history="1" r:id="rId06nxehggvfusptbbulfbg">
               <w:r>
                 <w:rPr>
                   <w:rFonts w:ascii="Arial" w:cs="Arial" w:eastAsia="Arial" w:hAnsi="Arial"/>
@@ -12305,7 +12305,7 @@
             <w:pPr>
               <w:spacing w:after="20" w:before="0"/>
             </w:pPr>
-            <w:hyperlink w:history="1" r:id="rIdj75ljpazukcranr2gxiph">
+            <w:hyperlink w:history="1" r:id="rIdubo9cj19nn9tu_gg2xp0s">
               <w:r>
                 <w:rPr>
                   <w:rFonts w:ascii="Arial" w:cs="Arial" w:eastAsia="Arial" w:hAnsi="Arial"/>
@@ -12338,7 +12338,7 @@
               <w:spacing w:after="10" w:before="0"/>
               <w:ind w:left="120"/>
             </w:pPr>
-            <w:hyperlink w:history="1" r:id="rIdofvudwr7r2mz9mkriiez2">
+            <w:hyperlink w:history="1" r:id="rIdmbxxauxtwsogtdnwylssf">
               <w:r>
                 <w:rPr>
                   <w:rFonts w:ascii="Arial" w:cs="Arial" w:eastAsia="Arial" w:hAnsi="Arial"/>
@@ -12533,7 +12533,7 @@
             <w:pPr>
               <w:spacing w:after="20" w:before="0"/>
             </w:pPr>
-            <w:hyperlink w:history="1" r:id="rIdlmvbmq_a3l_sbg4a93q6d">
+            <w:hyperlink w:history="1" r:id="rIdmqix2eexm-pafkoxevs4p">
               <w:r>
                 <w:rPr>
                   <w:rFonts w:ascii="Arial" w:cs="Arial" w:eastAsia="Arial" w:hAnsi="Arial"/>
@@ -12566,7 +12566,7 @@
               <w:spacing w:after="10" w:before="0"/>
               <w:ind w:left="120"/>
             </w:pPr>
-            <w:hyperlink w:history="1" r:id="rIdxxtpvpvulrrtbtql5ymhu">
+            <w:hyperlink w:history="1" r:id="rIdzwvh9-jkn8qrenom2vaas">
               <w:r>
                 <w:rPr>
                   <w:rFonts w:ascii="Arial" w:cs="Arial" w:eastAsia="Arial" w:hAnsi="Arial"/>
@@ -12611,7 +12611,7 @@
             <w:pPr>
               <w:spacing w:after="20" w:before="0"/>
             </w:pPr>
-            <w:hyperlink w:history="1" r:id="rId_fh1hr3ekar23wklafuou">
+            <w:hyperlink w:history="1" r:id="rIdqs9smvmtetnutz8q1fyv7">
               <w:r>
                 <w:rPr>
                   <w:rFonts w:ascii="Arial" w:cs="Arial" w:eastAsia="Arial" w:hAnsi="Arial"/>
@@ -12644,7 +12644,7 @@
               <w:spacing w:after="10" w:before="0"/>
               <w:ind w:left="120"/>
             </w:pPr>
-            <w:hyperlink w:history="1" r:id="rId13ymiw7tyaujj14wnq2wt">
+            <w:hyperlink w:history="1" r:id="rIdp67ofxos5_rqckr0qqjcv">
               <w:r>
                 <w:rPr>
                   <w:rFonts w:ascii="Arial" w:cs="Arial" w:eastAsia="Arial" w:hAnsi="Arial"/>
@@ -12839,7 +12839,7 @@
             <w:pPr>
               <w:spacing w:after="20" w:before="0"/>
             </w:pPr>
-            <w:hyperlink w:history="1" r:id="rIdlghazs8wzkp_1eeb-se5i">
+            <w:hyperlink w:history="1" r:id="rIdywtqukesd2jikr4rcbjxv">
               <w:r>
                 <w:rPr>
                   <w:rFonts w:ascii="Arial" w:cs="Arial" w:eastAsia="Arial" w:hAnsi="Arial"/>
@@ -12872,7 +12872,7 @@
               <w:spacing w:after="10" w:before="0"/>
               <w:ind w:left="120"/>
             </w:pPr>
-            <w:hyperlink w:history="1" r:id="rId558w2x4sdjundjcprkka0">
+            <w:hyperlink w:history="1" r:id="rIdxxhr7hxhrps2xdfk2ip3k">
               <w:r>
                 <w:rPr>
                   <w:rFonts w:ascii="Arial" w:cs="Arial" w:eastAsia="Arial" w:hAnsi="Arial"/>
@@ -12917,7 +12917,7 @@
             <w:pPr>
               <w:spacing w:after="20" w:before="0"/>
             </w:pPr>
-            <w:hyperlink w:history="1" r:id="rIdyuhy6pn2hgabetzg7gyo-">
+            <w:hyperlink w:history="1" r:id="rIdohi2bgdwhq3jnb1fsnfoj">
               <w:r>
                 <w:rPr>
                   <w:rFonts w:ascii="Arial" w:cs="Arial" w:eastAsia="Arial" w:hAnsi="Arial"/>
@@ -12950,7 +12950,7 @@
               <w:spacing w:after="10" w:before="0"/>
               <w:ind w:left="120"/>
             </w:pPr>
-            <w:hyperlink w:history="1" r:id="rIdaafmphivva1jmowk0l_bd">
+            <w:hyperlink w:history="1" r:id="rIdpkppfy6d6ttrfkb5zicks">
               <w:r>
                 <w:rPr>
                   <w:rFonts w:ascii="Arial" w:cs="Arial" w:eastAsia="Arial" w:hAnsi="Arial"/>
@@ -13145,7 +13145,7 @@
             <w:pPr>
               <w:spacing w:after="20" w:before="0"/>
             </w:pPr>
-            <w:hyperlink w:history="1" r:id="rIdbzph0byeuxmserhwn4mc-">
+            <w:hyperlink w:history="1" r:id="rIdpro5xuww4uegc4lrgcpc5">
               <w:r>
                 <w:rPr>
                   <w:rFonts w:ascii="Arial" w:cs="Arial" w:eastAsia="Arial" w:hAnsi="Arial"/>
@@ -13178,7 +13178,7 @@
               <w:spacing w:after="10" w:before="0"/>
               <w:ind w:left="120"/>
             </w:pPr>
-            <w:hyperlink w:history="1" r:id="rIduwb0fpmfzsds2fwjl-zt4">
+            <w:hyperlink w:history="1" r:id="rIdda3ywjdcvplbkv1xpxkkv">
               <w:r>
                 <w:rPr>
                   <w:rFonts w:ascii="Arial" w:cs="Arial" w:eastAsia="Arial" w:hAnsi="Arial"/>
@@ -13223,7 +13223,7 @@
             <w:pPr>
               <w:spacing w:after="20" w:before="0"/>
             </w:pPr>
-            <w:hyperlink w:history="1" r:id="rIds4shumilgfcd1yer900qy">
+            <w:hyperlink w:history="1" r:id="rIdfwqz9do1oe_ba5lys8aye">
               <w:r>
                 <w:rPr>
                   <w:rFonts w:ascii="Arial" w:cs="Arial" w:eastAsia="Arial" w:hAnsi="Arial"/>
@@ -13256,7 +13256,7 @@
               <w:spacing w:after="10" w:before="0"/>
               <w:ind w:left="120"/>
             </w:pPr>
-            <w:hyperlink w:history="1" r:id="rIdxmtr6btqmfkawub_s7b_e">
+            <w:hyperlink w:history="1" r:id="rIdjnxtio_guymbrlgg09jkp">
               <w:r>
                 <w:rPr>
                   <w:rFonts w:ascii="Arial" w:cs="Arial" w:eastAsia="Arial" w:hAnsi="Arial"/>
@@ -13451,7 +13451,7 @@
             <w:pPr>
               <w:spacing w:after="20" w:before="0"/>
             </w:pPr>
-            <w:hyperlink w:history="1" r:id="rIdibeb3jea2khpyf7kpuqx1">
+            <w:hyperlink w:history="1" r:id="rIdmxs7r1b_5xaeii60iqbpr">
               <w:r>
                 <w:rPr>
                   <w:rFonts w:ascii="Arial" w:cs="Arial" w:eastAsia="Arial" w:hAnsi="Arial"/>
@@ -13484,7 +13484,7 @@
               <w:spacing w:after="10" w:before="0"/>
               <w:ind w:left="120"/>
             </w:pPr>
-            <w:hyperlink w:history="1" r:id="rIdhttuykq0j9shou05gatg4">
+            <w:hyperlink w:history="1" r:id="rIdvj5qba-eevlldgtn9c0i5">
               <w:r>
                 <w:rPr>
                   <w:rFonts w:ascii="Arial" w:cs="Arial" w:eastAsia="Arial" w:hAnsi="Arial"/>
@@ -13529,7 +13529,7 @@
             <w:pPr>
               <w:spacing w:after="20" w:before="0"/>
             </w:pPr>
-            <w:hyperlink w:history="1" r:id="rIdjec8uxoal-v4_wviyasqv">
+            <w:hyperlink w:history="1" r:id="rIdfnwj61bc00-lr7letpftm">
               <w:r>
                 <w:rPr>
                   <w:rFonts w:ascii="Arial" w:cs="Arial" w:eastAsia="Arial" w:hAnsi="Arial"/>
@@ -13562,7 +13562,7 @@
               <w:spacing w:after="10" w:before="0"/>
               <w:ind w:left="120"/>
             </w:pPr>
-            <w:hyperlink w:history="1" r:id="rIdqqtp5gbqeugltpufoqq3o">
+            <w:hyperlink w:history="1" r:id="rIdtey1eprc8cd45_wqnw_dy">
               <w:r>
                 <w:rPr>
                   <w:rFonts w:ascii="Arial" w:cs="Arial" w:eastAsia="Arial" w:hAnsi="Arial"/>
@@ -14074,7 +14074,7 @@
         </w:rPr>
         <w:t xml:space="preserve">© 2026 SeaVuria and ARES. Aligned with KICD objectives. Developed by SeaVuria; technical implementation by ARES (with AI assistance from Claude). Licensed under </w:t>
       </w:r>
-      <w:hyperlink w:history="1" r:id="rIdrkcoqczmljj_chmrdb5ji">
+      <w:hyperlink w:history="1" r:id="rId_bd-12jfvm1ntegg6xeh8">
         <w:r>
           <w:rPr>
             <w:rFonts w:ascii="Arial" w:cs="Arial" w:eastAsia="Arial" w:hAnsi="Arial"/>
@@ -14095,7 +14095,7 @@
         </w:rPr>
         <w:t xml:space="preserve"> (</w:t>
       </w:r>
-      <w:hyperlink w:history="1" r:id="rIdbz7ua8gwonyq2wcdu9vb5">
+      <w:hyperlink w:history="1" r:id="rIdv-ugn1nknlzku1utg7poo">
         <w:r>
           <w:rPr>
             <w:rFonts w:ascii="Arial" w:cs="Arial" w:eastAsia="Arial" w:hAnsi="Arial"/>
@@ -15108,7 +15108,7 @@
             <w:pPr>
               <w:spacing w:after="20" w:before="0"/>
             </w:pPr>
-            <w:hyperlink w:history="1" r:id="rId2wu1ig4vyv-mif15y4a0u">
+            <w:hyperlink w:history="1" r:id="rId_nphlgzmok1un6-0yetdc">
               <w:r>
                 <w:rPr>
                   <w:rFonts w:ascii="Arial" w:cs="Arial" w:eastAsia="Arial" w:hAnsi="Arial"/>
@@ -15141,7 +15141,7 @@
               <w:spacing w:after="10" w:before="0"/>
               <w:ind w:left="120"/>
             </w:pPr>
-            <w:hyperlink w:history="1" r:id="rIdiyx-tcdzuurn1-k9dkvwi">
+            <w:hyperlink w:history="1" r:id="rIdlyzeyjuha1v7ijustghwm">
               <w:r>
                 <w:rPr>
                   <w:rFonts w:ascii="Arial" w:cs="Arial" w:eastAsia="Arial" w:hAnsi="Arial"/>
@@ -15186,7 +15186,7 @@
             <w:pPr>
               <w:spacing w:after="20" w:before="0"/>
             </w:pPr>
-            <w:hyperlink w:history="1" r:id="rIdkg0wsktughwx-17wb1vdk">
+            <w:hyperlink w:history="1" r:id="rId78upglxrwf4mhby6aoyia">
               <w:r>
                 <w:rPr>
                   <w:rFonts w:ascii="Arial" w:cs="Arial" w:eastAsia="Arial" w:hAnsi="Arial"/>
@@ -15219,7 +15219,7 @@
               <w:spacing w:after="10" w:before="0"/>
               <w:ind w:left="120"/>
             </w:pPr>
-            <w:hyperlink w:history="1" r:id="rIdbxcgdg8_ns-jyz3sgzhhd">
+            <w:hyperlink w:history="1" r:id="rIdl5gtmuwuj_ijwhfgrborr">
               <w:r>
                 <w:rPr>
                   <w:rFonts w:ascii="Arial" w:cs="Arial" w:eastAsia="Arial" w:hAnsi="Arial"/>
@@ -15414,7 +15414,7 @@
             <w:pPr>
               <w:spacing w:after="20" w:before="0"/>
             </w:pPr>
-            <w:hyperlink w:history="1" r:id="rIdk3iqswxpz3f81zucu-tub">
+            <w:hyperlink w:history="1" r:id="rIdjieygl01uks2s-uudyjxy">
               <w:r>
                 <w:rPr>
                   <w:rFonts w:ascii="Arial" w:cs="Arial" w:eastAsia="Arial" w:hAnsi="Arial"/>
@@ -15447,7 +15447,7 @@
               <w:spacing w:after="10" w:before="0"/>
               <w:ind w:left="120"/>
             </w:pPr>
-            <w:hyperlink w:history="1" r:id="rIdyek0wakm_wox45usesfyh">
+            <w:hyperlink w:history="1" r:id="rIdu59drkrkkw8dme8jmolf_">
               <w:r>
                 <w:rPr>
                   <w:rFonts w:ascii="Arial" w:cs="Arial" w:eastAsia="Arial" w:hAnsi="Arial"/>
@@ -15492,7 +15492,7 @@
             <w:pPr>
               <w:spacing w:after="20" w:before="0"/>
             </w:pPr>
-            <w:hyperlink w:history="1" r:id="rIdzgs1qhnf9hw-ekzi9upno">
+            <w:hyperlink w:history="1" r:id="rIdoq5k3pnlfh47m2lhq6r7f">
               <w:r>
                 <w:rPr>
                   <w:rFonts w:ascii="Arial" w:cs="Arial" w:eastAsia="Arial" w:hAnsi="Arial"/>
@@ -15525,7 +15525,7 @@
               <w:spacing w:after="10" w:before="0"/>
               <w:ind w:left="120"/>
             </w:pPr>
-            <w:hyperlink w:history="1" r:id="rIdkhfx3axfpdqy4aebyw4fx">
+            <w:hyperlink w:history="1" r:id="rIdlociuhfmx8wwcgvjgy7og">
               <w:r>
                 <w:rPr>
                   <w:rFonts w:ascii="Arial" w:cs="Arial" w:eastAsia="Arial" w:hAnsi="Arial"/>
@@ -15720,7 +15720,7 @@
             <w:pPr>
               <w:spacing w:after="20" w:before="0"/>
             </w:pPr>
-            <w:hyperlink w:history="1" r:id="rIdsakitjsimwbnoilw6a4sp">
+            <w:hyperlink w:history="1" r:id="rIdzot0zvvj5zexnjgmjeo4e">
               <w:r>
                 <w:rPr>
                   <w:rFonts w:ascii="Arial" w:cs="Arial" w:eastAsia="Arial" w:hAnsi="Arial"/>
@@ -15753,7 +15753,7 @@
               <w:spacing w:after="10" w:before="0"/>
               <w:ind w:left="120"/>
             </w:pPr>
-            <w:hyperlink w:history="1" r:id="rIdytfv5_pfk8_j6kaumzxx_">
+            <w:hyperlink w:history="1" r:id="rIdcnbhlcmmo9luswlb69pyj">
               <w:r>
                 <w:rPr>
                   <w:rFonts w:ascii="Arial" w:cs="Arial" w:eastAsia="Arial" w:hAnsi="Arial"/>
@@ -15798,7 +15798,7 @@
             <w:pPr>
               <w:spacing w:after="20" w:before="0"/>
             </w:pPr>
-            <w:hyperlink w:history="1" r:id="rIdbmht8igaj7gt2kb-xxolr">
+            <w:hyperlink w:history="1" r:id="rIdmk6rewtg15qrbo29hny6v">
               <w:r>
                 <w:rPr>
                   <w:rFonts w:ascii="Arial" w:cs="Arial" w:eastAsia="Arial" w:hAnsi="Arial"/>
@@ -15831,7 +15831,7 @@
               <w:spacing w:after="10" w:before="0"/>
               <w:ind w:left="120"/>
             </w:pPr>
-            <w:hyperlink w:history="1" r:id="rIdkm4yohx8cubmcfvjpqtlb">
+            <w:hyperlink w:history="1" r:id="rId5puhqlbaavbe0dn4ruyh8">
               <w:r>
                 <w:rPr>
                   <w:rFonts w:ascii="Arial" w:cs="Arial" w:eastAsia="Arial" w:hAnsi="Arial"/>
@@ -16026,7 +16026,7 @@
             <w:pPr>
               <w:spacing w:after="20" w:before="0"/>
             </w:pPr>
-            <w:hyperlink w:history="1" r:id="rIdkzkeoe8picf2zqe3hzz3h">
+            <w:hyperlink w:history="1" r:id="rIdgjlq7basckeennttpurqi">
               <w:r>
                 <w:rPr>
                   <w:rFonts w:ascii="Arial" w:cs="Arial" w:eastAsia="Arial" w:hAnsi="Arial"/>
@@ -16059,7 +16059,7 @@
               <w:spacing w:after="10" w:before="0"/>
               <w:ind w:left="120"/>
             </w:pPr>
-            <w:hyperlink w:history="1" r:id="rIdld9kdy_yrijwsthg-kwki">
+            <w:hyperlink w:history="1" r:id="rIdcpmv-7aguk14az3zo_fvn">
               <w:r>
                 <w:rPr>
                   <w:rFonts w:ascii="Arial" w:cs="Arial" w:eastAsia="Arial" w:hAnsi="Arial"/>
@@ -16104,7 +16104,7 @@
             <w:pPr>
               <w:spacing w:after="20" w:before="0"/>
             </w:pPr>
-            <w:hyperlink w:history="1" r:id="rIdz0e2bkeilyefc2xp7wbkr">
+            <w:hyperlink w:history="1" r:id="rIdkur-qweqjuiatyq1qjprb">
               <w:r>
                 <w:rPr>
                   <w:rFonts w:ascii="Arial" w:cs="Arial" w:eastAsia="Arial" w:hAnsi="Arial"/>
@@ -16137,7 +16137,7 @@
               <w:spacing w:after="10" w:before="0"/>
               <w:ind w:left="120"/>
             </w:pPr>
-            <w:hyperlink w:history="1" r:id="rIdctashequ-gntmo9rokv6e">
+            <w:hyperlink w:history="1" r:id="rId1nl4sr6rutes4rea5ifvo">
               <w:r>
                 <w:rPr>
                   <w:rFonts w:ascii="Arial" w:cs="Arial" w:eastAsia="Arial" w:hAnsi="Arial"/>
@@ -16332,7 +16332,7 @@
             <w:pPr>
               <w:spacing w:after="20" w:before="0"/>
             </w:pPr>
-            <w:hyperlink w:history="1" r:id="rIdq3qqayco0pabdm2wx0zqi">
+            <w:hyperlink w:history="1" r:id="rIdtcawcjke1h2thy0mtavda">
               <w:r>
                 <w:rPr>
                   <w:rFonts w:ascii="Arial" w:cs="Arial" w:eastAsia="Arial" w:hAnsi="Arial"/>
@@ -16365,7 +16365,7 @@
               <w:spacing w:after="10" w:before="0"/>
               <w:ind w:left="120"/>
             </w:pPr>
-            <w:hyperlink w:history="1" r:id="rIdtowcofo_ytpbp86ql9lyb">
+            <w:hyperlink w:history="1" r:id="rIdqckjsbzyvd-bwjvd00a5f">
               <w:r>
                 <w:rPr>
                   <w:rFonts w:ascii="Arial" w:cs="Arial" w:eastAsia="Arial" w:hAnsi="Arial"/>
@@ -16410,7 +16410,7 @@
             <w:pPr>
               <w:spacing w:after="20" w:before="0"/>
             </w:pPr>
-            <w:hyperlink w:history="1" r:id="rIdd3ytv6cgdphdjqstkk7ks">
+            <w:hyperlink w:history="1" r:id="rIdxpwl3gjzcmssdeoveweaq">
               <w:r>
                 <w:rPr>
                   <w:rFonts w:ascii="Arial" w:cs="Arial" w:eastAsia="Arial" w:hAnsi="Arial"/>
@@ -16443,7 +16443,7 @@
               <w:spacing w:after="10" w:before="0"/>
               <w:ind w:left="120"/>
             </w:pPr>
-            <w:hyperlink w:history="1" r:id="rIdki_gnqsdl6ffcgdl1xnnn">
+            <w:hyperlink w:history="1" r:id="rIdn4gerzqmnqumpbv9xj0va">
               <w:r>
                 <w:rPr>
                   <w:rFonts w:ascii="Arial" w:cs="Arial" w:eastAsia="Arial" w:hAnsi="Arial"/>
@@ -16955,7 +16955,7 @@
         </w:rPr>
         <w:t xml:space="preserve">© 2026 SeaVuria and ARES. Aligned with KICD objectives. Developed by SeaVuria; technical implementation by ARES (with AI assistance from Claude). Licensed under </w:t>
       </w:r>
-      <w:hyperlink w:history="1" r:id="rIdloob2yfsp5qganucmadda">
+      <w:hyperlink w:history="1" r:id="rIdlrqgb3zzect7z3xny4svb">
         <w:r>
           <w:rPr>
             <w:rFonts w:ascii="Arial" w:cs="Arial" w:eastAsia="Arial" w:hAnsi="Arial"/>
@@ -16976,7 +16976,7 @@
         </w:rPr>
         <w:t xml:space="preserve"> (</w:t>
       </w:r>
-      <w:hyperlink w:history="1" r:id="rIdrylzj4qaowg8qglp2pzis">
+      <w:hyperlink w:history="1" r:id="rIdr3wstmywxpy02nx1sow7l">
         <w:r>
           <w:rPr>
             <w:rFonts w:ascii="Arial" w:cs="Arial" w:eastAsia="Arial" w:hAnsi="Arial"/>
@@ -17989,7 +17989,7 @@
             <w:pPr>
               <w:spacing w:after="20" w:before="0"/>
             </w:pPr>
-            <w:hyperlink w:history="1" r:id="rIdx017syif0rsdlyhkwofaa">
+            <w:hyperlink w:history="1" r:id="rIdka0yveuqvggoj1mhi9gfw">
               <w:r>
                 <w:rPr>
                   <w:rFonts w:ascii="Arial" w:cs="Arial" w:eastAsia="Arial" w:hAnsi="Arial"/>
@@ -18022,7 +18022,7 @@
               <w:spacing w:after="10" w:before="0"/>
               <w:ind w:left="120"/>
             </w:pPr>
-            <w:hyperlink w:history="1" r:id="rIdw1lrx2wr0f9fuc5mpkzed">
+            <w:hyperlink w:history="1" r:id="rIdyuoz-ydi1i1evomoouc38">
               <w:r>
                 <w:rPr>
                   <w:rFonts w:ascii="Arial" w:cs="Arial" w:eastAsia="Arial" w:hAnsi="Arial"/>
@@ -18067,7 +18067,7 @@
             <w:pPr>
               <w:spacing w:after="20" w:before="0"/>
             </w:pPr>
-            <w:hyperlink w:history="1" r:id="rIdbs5hld82s_fd3lu-qvuxh">
+            <w:hyperlink w:history="1" r:id="rIdeytfihv6rahckf94vtlar">
               <w:r>
                 <w:rPr>
                   <w:rFonts w:ascii="Arial" w:cs="Arial" w:eastAsia="Arial" w:hAnsi="Arial"/>
@@ -18100,7 +18100,7 @@
               <w:spacing w:after="10" w:before="0"/>
               <w:ind w:left="120"/>
             </w:pPr>
-            <w:hyperlink w:history="1" r:id="rIdw2uatlazd9hlnootzq75j">
+            <w:hyperlink w:history="1" r:id="rIdfjowug6v6dm_ifd7ivm3r">
               <w:r>
                 <w:rPr>
                   <w:rFonts w:ascii="Arial" w:cs="Arial" w:eastAsia="Arial" w:hAnsi="Arial"/>
@@ -18295,7 +18295,7 @@
             <w:pPr>
               <w:spacing w:after="20" w:before="0"/>
             </w:pPr>
-            <w:hyperlink w:history="1" r:id="rIdjgtdxacwoio5rnrn01pcx">
+            <w:hyperlink w:history="1" r:id="rIdxooea7hyihgadlqg5r5ia">
               <w:r>
                 <w:rPr>
                   <w:rFonts w:ascii="Arial" w:cs="Arial" w:eastAsia="Arial" w:hAnsi="Arial"/>
@@ -18328,7 +18328,7 @@
               <w:spacing w:after="10" w:before="0"/>
               <w:ind w:left="120"/>
             </w:pPr>
-            <w:hyperlink w:history="1" r:id="rId5yz9emrcjztgnvhsvbhuo">
+            <w:hyperlink w:history="1" r:id="rId98mebag4dgehgey5llstk">
               <w:r>
                 <w:rPr>
                   <w:rFonts w:ascii="Arial" w:cs="Arial" w:eastAsia="Arial" w:hAnsi="Arial"/>
@@ -18373,7 +18373,7 @@
             <w:pPr>
               <w:spacing w:after="20" w:before="0"/>
             </w:pPr>
-            <w:hyperlink w:history="1" r:id="rIdiae6hcnovfueawtadohid">
+            <w:hyperlink w:history="1" r:id="rId-cyxnlxbw_5tnrr8nomcg">
               <w:r>
                 <w:rPr>
                   <w:rFonts w:ascii="Arial" w:cs="Arial" w:eastAsia="Arial" w:hAnsi="Arial"/>
@@ -18406,7 +18406,7 @@
               <w:spacing w:after="10" w:before="0"/>
               <w:ind w:left="120"/>
             </w:pPr>
-            <w:hyperlink w:history="1" r:id="rIdnzjrun8fsaqxvj0faej5i">
+            <w:hyperlink w:history="1" r:id="rId1qftia7jda3iaalmclfxi">
               <w:r>
                 <w:rPr>
                   <w:rFonts w:ascii="Arial" w:cs="Arial" w:eastAsia="Arial" w:hAnsi="Arial"/>
@@ -18448,7 +18448,7 @@
                 <w:sz w:val="18"/>
                 <w:szCs w:val="18"/>
               </w:rPr>
-              <w:t xml:space="preserve">Groups of three (one per scenario as lead recorder) open the Problem Card fully. The three problems are: (A) A farmer in Eldoret has 1 bag of fertiliser and wants to distribute it equally among 7 plots. What fraction of the bag does each plot receive? Compute this reciprocal by all three methods and record results. (B) Four traders at Gikomba split a market stall cost of Ksh 1 equally. What does each trader pay as a fraction of the total? Now the stall owner changes the number of traders to a number whose reciprocal is irrational — she proposes dividing by the square root of 4. Discuss: is that reciprocal rational or irrational? Compute it all three ways. (C) A tile-cutter in Mombasa needs to cut a 1-metre tile into pieces each of length 1 divided by the square root of 2 metres. Compute the reciprocal of root 2 to four decimal places using each method, then state how many whole pieces fit and what the leftover length is. Students fill in a structured results table with columns: Scenario, Method 1 result, Method 2 result, Method 3 result, Difference between methods, Most precise method chosen. Groups have 15 minutes for this phase.</w:t>
+              <w:t xml:space="preserve">Groups of three (one per scenario as lead recorder) open the Problem Card fully. The three problems are: (A) A farmer in Eldoret has 1 bag of fertiliser and wants to distribute it equally among 7 plots. What fraction of the bag does each plot receive? Compute this reciprocal by all three methods and record results. (B) Four traders at Gikomba split a market stall cost of Ksh 1 equally. What does each trader pay as a fraction of the total? Now the stall owner changes the number of traders to a number she thinks has an irrational reciprocal — she proposes dividing by the square root of 4. Discuss: is that reciprocal rational or irrational? Compute it all three ways. (C) A tile-cutter in Mombasa needs to cut a 1-metre tile into pieces each of length 1 divided by the square root of 2 metres. Compute the reciprocal of root 2 to four decimal places using each method, then state how many whole pieces fit and what the leftover length is. Students fill in a structured results table with columns: Scenario, Method 1 result, Method 2 result, Method 3 result, Difference between methods, Most precise method chosen. Groups have 15 minutes for this phase.</w:t>
             </w:r>
           </w:p>
         </w:tc>
@@ -18601,7 +18601,7 @@
             <w:pPr>
               <w:spacing w:after="20" w:before="0"/>
             </w:pPr>
-            <w:hyperlink w:history="1" r:id="rIdrixurvzdgpz9nxy9qn4hk">
+            <w:hyperlink w:history="1" r:id="rIdr_pytlzovanutwhlfhv9l">
               <w:r>
                 <w:rPr>
                   <w:rFonts w:ascii="Arial" w:cs="Arial" w:eastAsia="Arial" w:hAnsi="Arial"/>
@@ -18634,7 +18634,7 @@
               <w:spacing w:after="10" w:before="0"/>
               <w:ind w:left="120"/>
             </w:pPr>
-            <w:hyperlink w:history="1" r:id="rId3kpspy21ow25egrzih6-y">
+            <w:hyperlink w:history="1" r:id="rIdmgbzni1xjpxmtauqmdh2x">
               <w:r>
                 <w:rPr>
                   <w:rFonts w:ascii="Arial" w:cs="Arial" w:eastAsia="Arial" w:hAnsi="Arial"/>
@@ -18679,7 +18679,7 @@
             <w:pPr>
               <w:spacing w:after="20" w:before="0"/>
             </w:pPr>
-            <w:hyperlink w:history="1" r:id="rIdskjryzldaicuk0gdyilib">
+            <w:hyperlink w:history="1" r:id="rIdrjkfey2osv09fiaoqmaoi">
               <w:r>
                 <w:rPr>
                   <w:rFonts w:ascii="Arial" w:cs="Arial" w:eastAsia="Arial" w:hAnsi="Arial"/>
@@ -18712,7 +18712,7 @@
               <w:spacing w:after="10" w:before="0"/>
               <w:ind w:left="120"/>
             </w:pPr>
-            <w:hyperlink w:history="1" r:id="rIdspk_mf20xb4-awelfddal">
+            <w:hyperlink w:history="1" r:id="rIdbkxwtrgj1r8cpzfk9dlwf">
               <w:r>
                 <w:rPr>
                   <w:rFonts w:ascii="Arial" w:cs="Arial" w:eastAsia="Arial" w:hAnsi="Arial"/>
@@ -18907,7 +18907,7 @@
             <w:pPr>
               <w:spacing w:after="20" w:before="0"/>
             </w:pPr>
-            <w:hyperlink w:history="1" r:id="rIdah5dcxwap3hk7thqens_j">
+            <w:hyperlink w:history="1" r:id="rIdf8h-uabuijrsur2owqb_b">
               <w:r>
                 <w:rPr>
                   <w:rFonts w:ascii="Arial" w:cs="Arial" w:eastAsia="Arial" w:hAnsi="Arial"/>
@@ -18940,7 +18940,7 @@
               <w:spacing w:after="10" w:before="0"/>
               <w:ind w:left="120"/>
             </w:pPr>
-            <w:hyperlink w:history="1" r:id="rIdazmr0pceqpxfruw3-vitt">
+            <w:hyperlink w:history="1" r:id="rIdqxkdl1npjhlwwzfrjyiqd">
               <w:r>
                 <w:rPr>
                   <w:rFonts w:ascii="Arial" w:cs="Arial" w:eastAsia="Arial" w:hAnsi="Arial"/>
@@ -18985,7 +18985,7 @@
             <w:pPr>
               <w:spacing w:after="20" w:before="0"/>
             </w:pPr>
-            <w:hyperlink w:history="1" r:id="rIdhxuibybrwqj5d40hk2qgl">
+            <w:hyperlink w:history="1" r:id="rIduvmixfolvccjzlvf_uzhr">
               <w:r>
                 <w:rPr>
                   <w:rFonts w:ascii="Arial" w:cs="Arial" w:eastAsia="Arial" w:hAnsi="Arial"/>
@@ -19018,7 +19018,7 @@
               <w:spacing w:after="10" w:before="0"/>
               <w:ind w:left="120"/>
             </w:pPr>
-            <w:hyperlink w:history="1" r:id="rId0eshxqrzkdampcrbmh9vp">
+            <w:hyperlink w:history="1" r:id="rIdkiuwuozzmfbakzqgrb9wn">
               <w:r>
                 <w:rPr>
                   <w:rFonts w:ascii="Arial" w:cs="Arial" w:eastAsia="Arial" w:hAnsi="Arial"/>
@@ -19213,7 +19213,7 @@
             <w:pPr>
               <w:spacing w:after="20" w:before="0"/>
             </w:pPr>
-            <w:hyperlink w:history="1" r:id="rId_edss-uvbzbkeq1l5tbr4">
+            <w:hyperlink w:history="1" r:id="rIdukecvivjxdlmz6o8qsodl">
               <w:r>
                 <w:rPr>
                   <w:rFonts w:ascii="Arial" w:cs="Arial" w:eastAsia="Arial" w:hAnsi="Arial"/>
@@ -19262,7 +19262,7 @@
               <w:spacing w:after="10" w:before="0"/>
               <w:ind w:left="120"/>
             </w:pPr>
-            <w:hyperlink w:history="1" r:id="rId24jhtlvztauanufe2za6r">
+            <w:hyperlink w:history="1" r:id="rId6vteodyjzhbarjyf-m53v">
               <w:r>
                 <w:rPr>
                   <w:rFonts w:ascii="Arial" w:cs="Arial" w:eastAsia="Arial" w:hAnsi="Arial"/>
@@ -19307,7 +19307,7 @@
             <w:pPr>
               <w:spacing w:after="20" w:before="0"/>
             </w:pPr>
-            <w:hyperlink w:history="1" r:id="rIdeb488d6muuiutqsk4tcb-">
+            <w:hyperlink w:history="1" r:id="rIdzd8qykp1anmryevb2vkvk">
               <w:r>
                 <w:rPr>
                   <w:rFonts w:ascii="Arial" w:cs="Arial" w:eastAsia="Arial" w:hAnsi="Arial"/>
@@ -19356,7 +19356,7 @@
               <w:spacing w:after="10" w:before="0"/>
               <w:ind w:left="120"/>
             </w:pPr>
-            <w:hyperlink w:history="1" r:id="rIdi49kio2imb3yzmph8yhfd">
+            <w:hyperlink w:history="1" r:id="rId2ibdat-0pqpwd2rrnxrfw">
               <w:r>
                 <w:rPr>
                   <w:rFonts w:ascii="Arial" w:cs="Arial" w:eastAsia="Arial" w:hAnsi="Arial"/>
@@ -19868,7 +19868,7 @@
         </w:rPr>
         <w:t xml:space="preserve">© 2026 SeaVuria and ARES. Aligned with KICD objectives. Developed by SeaVuria; technical implementation by ARES (with AI assistance from Claude). Licensed under </w:t>
       </w:r>
-      <w:hyperlink w:history="1" r:id="rIddgc5yzilbxqu3qil4uuhp">
+      <w:hyperlink w:history="1" r:id="rId6fkdowfmlx1ram_3oc6z0">
         <w:r>
           <w:rPr>
             <w:rFonts w:ascii="Arial" w:cs="Arial" w:eastAsia="Arial" w:hAnsi="Arial"/>
@@ -19889,7 +19889,7 @@
         </w:rPr>
         <w:t xml:space="preserve"> (</w:t>
       </w:r>
-      <w:hyperlink w:history="1" r:id="rId07qnsat40d8ipyrzsjtsm">
+      <w:hyperlink w:history="1" r:id="rIdr5vlrwc0fzeomuk6ppinr">
         <w:r>
           <w:rPr>
             <w:rFonts w:ascii="Arial" w:cs="Arial" w:eastAsia="Arial" w:hAnsi="Arial"/>
@@ -20902,7 +20902,7 @@
             <w:pPr>
               <w:spacing w:after="20" w:before="0"/>
             </w:pPr>
-            <w:hyperlink w:history="1" r:id="rId36vdehz9mhxd0vwghqfpo">
+            <w:hyperlink w:history="1" r:id="rIdvtdzqge6_f1fygqzqdqqt">
               <w:r>
                 <w:rPr>
                   <w:rFonts w:ascii="Arial" w:cs="Arial" w:eastAsia="Arial" w:hAnsi="Arial"/>
@@ -20935,7 +20935,7 @@
               <w:spacing w:after="10" w:before="0"/>
               <w:ind w:left="120"/>
             </w:pPr>
-            <w:hyperlink w:history="1" r:id="rIdtufc595thjoc0esmgtolc">
+            <w:hyperlink w:history="1" r:id="rIdmg24w6pduhhauhqz-pup1">
               <w:r>
                 <w:rPr>
                   <w:rFonts w:ascii="Arial" w:cs="Arial" w:eastAsia="Arial" w:hAnsi="Arial"/>
@@ -20980,7 +20980,7 @@
             <w:pPr>
               <w:spacing w:after="20" w:before="0"/>
             </w:pPr>
-            <w:hyperlink w:history="1" r:id="rIdcmutzjbwyznjc_jmapegq">
+            <w:hyperlink w:history="1" r:id="rId619_x8z8jmcfu3ll2bkiv">
               <w:r>
                 <w:rPr>
                   <w:rFonts w:ascii="Arial" w:cs="Arial" w:eastAsia="Arial" w:hAnsi="Arial"/>
@@ -21013,7 +21013,7 @@
               <w:spacing w:after="10" w:before="0"/>
               <w:ind w:left="120"/>
             </w:pPr>
-            <w:hyperlink w:history="1" r:id="rIdmkbcqvxs4pbbo-wlomzjh">
+            <w:hyperlink w:history="1" r:id="rIdxiazlwwkbuheebeu8_pec">
               <w:r>
                 <w:rPr>
                   <w:rFonts w:ascii="Arial" w:cs="Arial" w:eastAsia="Arial" w:hAnsi="Arial"/>
@@ -21208,7 +21208,7 @@
             <w:pPr>
               <w:spacing w:after="20" w:before="0"/>
             </w:pPr>
-            <w:hyperlink w:history="1" r:id="rIdmspyrbtu4voosraiwvhxl">
+            <w:hyperlink w:history="1" r:id="rIdv6xpccdiijw2sbmnlmrto">
               <w:r>
                 <w:rPr>
                   <w:rFonts w:ascii="Arial" w:cs="Arial" w:eastAsia="Arial" w:hAnsi="Arial"/>
@@ -21241,7 +21241,7 @@
               <w:spacing w:after="10" w:before="0"/>
               <w:ind w:left="120"/>
             </w:pPr>
-            <w:hyperlink w:history="1" r:id="rIdamonqs-q3tfbpoowi9v51">
+            <w:hyperlink w:history="1" r:id="rIdzhxotwl2jpookuqsfuzgn">
               <w:r>
                 <w:rPr>
                   <w:rFonts w:ascii="Arial" w:cs="Arial" w:eastAsia="Arial" w:hAnsi="Arial"/>
@@ -21286,7 +21286,7 @@
             <w:pPr>
               <w:spacing w:after="20" w:before="0"/>
             </w:pPr>
-            <w:hyperlink w:history="1" r:id="rId9wtp4txnchx-vjoepdkog">
+            <w:hyperlink w:history="1" r:id="rIdrluvvl7ihlcnnptefhhjw">
               <w:r>
                 <w:rPr>
                   <w:rFonts w:ascii="Arial" w:cs="Arial" w:eastAsia="Arial" w:hAnsi="Arial"/>
@@ -21319,7 +21319,7 @@
               <w:spacing w:after="10" w:before="0"/>
               <w:ind w:left="120"/>
             </w:pPr>
-            <w:hyperlink w:history="1" r:id="rIdmfnmwskufhk_gxf4yryjp">
+            <w:hyperlink w:history="1" r:id="rIdevw-zmwa-qqa3aofkd7no">
               <w:r>
                 <w:rPr>
                   <w:rFonts w:ascii="Arial" w:cs="Arial" w:eastAsia="Arial" w:hAnsi="Arial"/>
@@ -21514,7 +21514,7 @@
             <w:pPr>
               <w:spacing w:after="20" w:before="0"/>
             </w:pPr>
-            <w:hyperlink w:history="1" r:id="rIdyysrzrlgzv8k66a5q_ff0">
+            <w:hyperlink w:history="1" r:id="rIdc3icakkuyk2qd-7ew5ymd">
               <w:r>
                 <w:rPr>
                   <w:rFonts w:ascii="Arial" w:cs="Arial" w:eastAsia="Arial" w:hAnsi="Arial"/>
@@ -21547,7 +21547,7 @@
               <w:spacing w:after="10" w:before="0"/>
               <w:ind w:left="120"/>
             </w:pPr>
-            <w:hyperlink w:history="1" r:id="rIdei8mpxcfo27pelibun3j2">
+            <w:hyperlink w:history="1" r:id="rIdoylractebqcm3-arb_pbw">
               <w:r>
                 <w:rPr>
                   <w:rFonts w:ascii="Arial" w:cs="Arial" w:eastAsia="Arial" w:hAnsi="Arial"/>
@@ -21592,7 +21592,7 @@
             <w:pPr>
               <w:spacing w:after="20" w:before="0"/>
             </w:pPr>
-            <w:hyperlink w:history="1" r:id="rIdokoelylr7un55_rzqggg9">
+            <w:hyperlink w:history="1" r:id="rId7_n_v5bqwfonxgkl9qwo6">
               <w:r>
                 <w:rPr>
                   <w:rFonts w:ascii="Arial" w:cs="Arial" w:eastAsia="Arial" w:hAnsi="Arial"/>
@@ -21625,7 +21625,7 @@
               <w:spacing w:after="10" w:before="0"/>
               <w:ind w:left="120"/>
             </w:pPr>
-            <w:hyperlink w:history="1" r:id="rIdjfvnc9khx7cc6fdw8yile">
+            <w:hyperlink w:history="1" r:id="rIdld_s9o7qe9xhuzjdwnrdl">
               <w:r>
                 <w:rPr>
                   <w:rFonts w:ascii="Arial" w:cs="Arial" w:eastAsia="Arial" w:hAnsi="Arial"/>
@@ -21820,7 +21820,7 @@
             <w:pPr>
               <w:spacing w:after="20" w:before="0"/>
             </w:pPr>
-            <w:hyperlink w:history="1" r:id="rIdlyhaaf18eywdsu4ueq0pq">
+            <w:hyperlink w:history="1" r:id="rIdiddzavioqa-eb_cm-bjq2">
               <w:r>
                 <w:rPr>
                   <w:rFonts w:ascii="Arial" w:cs="Arial" w:eastAsia="Arial" w:hAnsi="Arial"/>
@@ -21853,7 +21853,7 @@
               <w:spacing w:after="10" w:before="0"/>
               <w:ind w:left="120"/>
             </w:pPr>
-            <w:hyperlink w:history="1" r:id="rIdblukkq_nphnq0yc53gs35">
+            <w:hyperlink w:history="1" r:id="rIdmep1wq4aod6bz8u1cfp1h">
               <w:r>
                 <w:rPr>
                   <w:rFonts w:ascii="Arial" w:cs="Arial" w:eastAsia="Arial" w:hAnsi="Arial"/>
@@ -21898,7 +21898,7 @@
             <w:pPr>
               <w:spacing w:after="20" w:before="0"/>
             </w:pPr>
-            <w:hyperlink w:history="1" r:id="rId6izhnicgydid4g7a470fx">
+            <w:hyperlink w:history="1" r:id="rId5mqwhdg2nwdzl_cjgpime">
               <w:r>
                 <w:rPr>
                   <w:rFonts w:ascii="Arial" w:cs="Arial" w:eastAsia="Arial" w:hAnsi="Arial"/>
@@ -21931,7 +21931,7 @@
               <w:spacing w:after="10" w:before="0"/>
               <w:ind w:left="120"/>
             </w:pPr>
-            <w:hyperlink w:history="1" r:id="rIdfiswnjxkrqisv3qwif4tm">
+            <w:hyperlink w:history="1" r:id="rIda7k_mxgijdf7topb7ohnk">
               <w:r>
                 <w:rPr>
                   <w:rFonts w:ascii="Arial" w:cs="Arial" w:eastAsia="Arial" w:hAnsi="Arial"/>
@@ -22126,7 +22126,7 @@
             <w:pPr>
               <w:spacing w:after="20" w:before="0"/>
             </w:pPr>
-            <w:hyperlink w:history="1" r:id="rIdpxqfppdhexdpjvzfmsxxr">
+            <w:hyperlink w:history="1" r:id="rIdr5wp3j_yopvzaqwfdzcc2">
               <w:r>
                 <w:rPr>
                   <w:rFonts w:ascii="Arial" w:cs="Arial" w:eastAsia="Arial" w:hAnsi="Arial"/>
@@ -22159,7 +22159,7 @@
               <w:spacing w:after="10" w:before="0"/>
               <w:ind w:left="120"/>
             </w:pPr>
-            <w:hyperlink w:history="1" r:id="rIdk47finvw4b8lqowoki2hr">
+            <w:hyperlink w:history="1" r:id="rIdjvryatho893zhvd6smx16">
               <w:r>
                 <w:rPr>
                   <w:rFonts w:ascii="Arial" w:cs="Arial" w:eastAsia="Arial" w:hAnsi="Arial"/>
@@ -22204,7 +22204,7 @@
             <w:pPr>
               <w:spacing w:after="20" w:before="0"/>
             </w:pPr>
-            <w:hyperlink w:history="1" r:id="rIdxturfbhxgx4w2mr3oqajc">
+            <w:hyperlink w:history="1" r:id="rIdu1vidx67vls5n36tdr7d8">
               <w:r>
                 <w:rPr>
                   <w:rFonts w:ascii="Arial" w:cs="Arial" w:eastAsia="Arial" w:hAnsi="Arial"/>
@@ -22237,7 +22237,7 @@
               <w:spacing w:after="10" w:before="0"/>
               <w:ind w:left="120"/>
             </w:pPr>
-            <w:hyperlink w:history="1" r:id="rIdifoi0srrtwdfvcfuartvo">
+            <w:hyperlink w:history="1" r:id="rId49miky0hitjxro_yqk9ft">
               <w:r>
                 <w:rPr>
                   <w:rFonts w:ascii="Arial" w:cs="Arial" w:eastAsia="Arial" w:hAnsi="Arial"/>
@@ -22749,7 +22749,7 @@
         </w:rPr>
         <w:t xml:space="preserve">© 2026 SeaVuria and ARES. Aligned with KICD objectives. Developed by SeaVuria; technical implementation by ARES (with AI assistance from Claude). Licensed under </w:t>
       </w:r>
-      <w:hyperlink w:history="1" r:id="rIdjqmashpdhhh2pg7szb1gx">
+      <w:hyperlink w:history="1" r:id="rIdxfk-6bf0y3pk7cpwakz-c">
         <w:r>
           <w:rPr>
             <w:rFonts w:ascii="Arial" w:cs="Arial" w:eastAsia="Arial" w:hAnsi="Arial"/>
@@ -22770,7 +22770,7 @@
         </w:rPr>
         <w:t xml:space="preserve"> (</w:t>
       </w:r>
-      <w:hyperlink w:history="1" r:id="rIdr52h0d3agoh1enpwzozjj">
+      <w:hyperlink w:history="1" r:id="rIdha1nuafhgmcndhyc7ppqq">
         <w:r>
           <w:rPr>
             <w:rFonts w:ascii="Arial" w:cs="Arial" w:eastAsia="Arial" w:hAnsi="Arial"/>

--- a/data/outputs/v2/Maths/SS1.1_Real_Numbers/Mathematics_Real_Numbers_CBE_LessonSequence.docx
+++ b/data/outputs/v2/Maths/SS1.1_Real_Numbers/Mathematics_Real_Numbers_CBE_LessonSequence.docx
@@ -4,6 +4,7 @@
   <w:body>
     <w:p>
       <w:pPr>
+        <w:keepNext w:val="false"/>
         <w:spacing w:after="30" w:before="0"/>
         <w:jc w:val="center"/>
       </w:pPr>
@@ -23,6 +24,7 @@
     </w:p>
     <w:p>
       <w:pPr>
+        <w:keepNext w:val="false"/>
         <w:spacing w:after="60" w:before="0"/>
         <w:jc w:val="center"/>
       </w:pPr>
@@ -81,6 +83,7 @@
           </w:tcPr>
           <w:p>
             <w:pPr>
+              <w:keepNext w:val="false"/>
               <w:spacing w:after="40" w:before="0"/>
               <w:jc w:val="center"/>
             </w:pPr>
@@ -115,6 +118,7 @@
           </w:tcPr>
           <w:p>
             <w:pPr>
+              <w:keepNext w:val="false"/>
               <w:spacing w:after="40" w:before="0"/>
               <w:jc w:val="left"/>
             </w:pPr>
@@ -147,6 +151,7 @@
           </w:tcPr>
           <w:p>
             <w:pPr>
+              <w:keepNext w:val="false"/>
               <w:spacing w:after="40" w:before="0"/>
               <w:jc w:val="left"/>
             </w:pPr>
@@ -181,6 +186,7 @@
           </w:tcPr>
           <w:p>
             <w:pPr>
+              <w:keepNext w:val="false"/>
               <w:spacing w:after="40" w:before="0"/>
               <w:jc w:val="left"/>
             </w:pPr>
@@ -213,6 +219,7 @@
           </w:tcPr>
           <w:p>
             <w:pPr>
+              <w:keepNext w:val="false"/>
               <w:spacing w:after="40" w:before="0"/>
               <w:jc w:val="left"/>
             </w:pPr>
@@ -247,6 +254,7 @@
           </w:tcPr>
           <w:p>
             <w:pPr>
+              <w:keepNext w:val="false"/>
               <w:spacing w:after="40" w:before="0"/>
               <w:jc w:val="left"/>
             </w:pPr>
@@ -279,6 +287,7 @@
           </w:tcPr>
           <w:p>
             <w:pPr>
+              <w:keepNext w:val="false"/>
               <w:spacing w:after="40" w:before="0"/>
               <w:jc w:val="left"/>
             </w:pPr>
@@ -313,6 +322,7 @@
           </w:tcPr>
           <w:p>
             <w:pPr>
+              <w:keepNext w:val="false"/>
               <w:spacing w:after="40" w:before="0"/>
               <w:jc w:val="left"/>
             </w:pPr>
@@ -345,6 +355,7 @@
           </w:tcPr>
           <w:p>
             <w:pPr>
+              <w:keepNext w:val="false"/>
               <w:spacing w:after="40" w:before="0"/>
               <w:jc w:val="left"/>
             </w:pPr>
@@ -379,6 +390,7 @@
           </w:tcPr>
           <w:p>
             <w:pPr>
+              <w:keepNext w:val="false"/>
               <w:spacing w:after="40" w:before="0"/>
               <w:jc w:val="left"/>
             </w:pPr>
@@ -411,6 +423,7 @@
           </w:tcPr>
           <w:p>
             <w:pPr>
+              <w:keepNext w:val="false"/>
               <w:spacing w:after="40" w:before="0"/>
               <w:jc w:val="left"/>
             </w:pPr>
@@ -445,6 +458,7 @@
           </w:tcPr>
           <w:p>
             <w:pPr>
+              <w:keepNext w:val="false"/>
               <w:spacing w:after="40" w:before="0"/>
               <w:jc w:val="left"/>
             </w:pPr>
@@ -632,6 +646,7 @@
           </w:tcPr>
           <w:p>
             <w:pPr>
+              <w:keepNext w:val="false"/>
               <w:spacing w:after="40" w:before="0"/>
               <w:jc w:val="left"/>
             </w:pPr>
@@ -664,6 +679,7 @@
           </w:tcPr>
           <w:p>
             <w:pPr>
+              <w:keepNext w:val="false"/>
               <w:spacing w:after="40" w:before="0"/>
               <w:jc w:val="left"/>
             </w:pPr>
@@ -683,6 +699,7 @@
           </w:p>
           <w:p>
             <w:pPr>
+              <w:keepNext w:val="false"/>
               <w:spacing w:after="40" w:before="0"/>
               <w:jc w:val="left"/>
             </w:pPr>
@@ -702,6 +719,7 @@
           </w:p>
           <w:p>
             <w:pPr>
+              <w:keepNext w:val="false"/>
               <w:spacing w:after="40" w:before="0"/>
               <w:jc w:val="left"/>
             </w:pPr>
@@ -721,6 +739,7 @@
           </w:p>
           <w:p>
             <w:pPr>
+              <w:keepNext w:val="false"/>
               <w:spacing w:after="40" w:before="0"/>
               <w:jc w:val="left"/>
             </w:pPr>
@@ -740,6 +759,7 @@
           </w:p>
           <w:p>
             <w:pPr>
+              <w:keepNext w:val="false"/>
               <w:spacing w:after="40" w:before="0"/>
               <w:jc w:val="left"/>
             </w:pPr>
@@ -759,6 +779,7 @@
           </w:p>
           <w:p>
             <w:pPr>
+              <w:keepNext w:val="false"/>
               <w:spacing w:after="40" w:before="0"/>
               <w:jc w:val="left"/>
             </w:pPr>
@@ -778,6 +799,7 @@
           </w:p>
           <w:p>
             <w:pPr>
+              <w:keepNext w:val="false"/>
               <w:spacing w:after="40" w:before="0"/>
               <w:jc w:val="left"/>
             </w:pPr>
@@ -812,6 +834,7 @@
           </w:tcPr>
           <w:p>
             <w:pPr>
+              <w:keepNext w:val="false"/>
               <w:spacing w:after="40" w:before="0"/>
               <w:jc w:val="left"/>
             </w:pPr>
@@ -919,6 +942,7 @@
           </w:tcPr>
           <w:p>
             <w:pPr>
+              <w:keepNext w:val="false"/>
               <w:spacing w:after="40" w:before="0"/>
               <w:jc w:val="left"/>
             </w:pPr>
@@ -1006,6 +1030,7 @@
           </w:tcPr>
           <w:p>
             <w:pPr>
+              <w:keepNext w:val="false"/>
               <w:spacing w:after="40" w:before="0"/>
               <w:jc w:val="left"/>
             </w:pPr>
@@ -1173,6 +1198,7 @@
           </w:tcPr>
           <w:p>
             <w:pPr>
+              <w:keepNext w:val="false"/>
               <w:spacing w:after="40" w:before="0"/>
               <w:jc w:val="left"/>
             </w:pPr>
@@ -1240,6 +1266,7 @@
           </w:tcPr>
           <w:p>
             <w:pPr>
+              <w:keepNext w:val="false"/>
               <w:spacing w:after="40" w:before="0"/>
               <w:jc w:val="left"/>
             </w:pPr>
@@ -1387,6 +1414,7 @@
           </w:tcPr>
           <w:p>
             <w:pPr>
+              <w:keepNext w:val="false"/>
               <w:spacing w:after="40" w:before="0"/>
               <w:jc w:val="left"/>
             </w:pPr>
@@ -1419,6 +1447,7 @@
           </w:tcPr>
           <w:p>
             <w:pPr>
+              <w:keepNext w:val="false"/>
               <w:spacing w:after="40" w:before="0"/>
               <w:jc w:val="left"/>
             </w:pPr>
@@ -1453,6 +1482,7 @@
           </w:tcPr>
           <w:p>
             <w:pPr>
+              <w:keepNext w:val="false"/>
               <w:spacing w:after="40" w:before="0"/>
               <w:jc w:val="left"/>
             </w:pPr>
@@ -1485,6 +1515,7 @@
           </w:tcPr>
           <w:p>
             <w:pPr>
+              <w:keepNext w:val="false"/>
               <w:spacing w:after="40" w:before="0"/>
               <w:jc w:val="left"/>
             </w:pPr>
@@ -1504,6 +1535,7 @@
           </w:p>
           <w:p>
             <w:pPr>
+              <w:keepNext w:val="false"/>
               <w:spacing w:after="40" w:before="0"/>
               <w:jc w:val="left"/>
             </w:pPr>
@@ -1523,6 +1555,7 @@
           </w:p>
           <w:p>
             <w:pPr>
+              <w:keepNext w:val="false"/>
               <w:spacing w:after="40" w:before="0"/>
               <w:jc w:val="left"/>
             </w:pPr>
@@ -1542,6 +1575,7 @@
           </w:p>
           <w:p>
             <w:pPr>
+              <w:keepNext w:val="false"/>
               <w:spacing w:after="40" w:before="0"/>
               <w:jc w:val="left"/>
             </w:pPr>
@@ -1561,6 +1595,7 @@
           </w:p>
           <w:p>
             <w:pPr>
+              <w:keepNext w:val="false"/>
               <w:spacing w:after="40" w:before="0"/>
               <w:jc w:val="left"/>
             </w:pPr>
@@ -1580,6 +1615,7 @@
           </w:p>
           <w:p>
             <w:pPr>
+              <w:keepNext w:val="false"/>
               <w:spacing w:after="40" w:before="0"/>
               <w:jc w:val="left"/>
             </w:pPr>
@@ -1599,6 +1635,7 @@
           </w:p>
           <w:p>
             <w:pPr>
+              <w:keepNext w:val="false"/>
               <w:spacing w:after="40" w:before="0"/>
               <w:jc w:val="left"/>
             </w:pPr>
@@ -1618,6 +1655,7 @@
           </w:p>
           <w:p>
             <w:pPr>
+              <w:keepNext w:val="false"/>
               <w:spacing w:after="40" w:before="0"/>
               <w:jc w:val="left"/>
             </w:pPr>
@@ -1637,6 +1675,7 @@
           </w:p>
           <w:p>
             <w:pPr>
+              <w:keepNext w:val="false"/>
               <w:spacing w:after="40" w:before="0"/>
               <w:jc w:val="left"/>
             </w:pPr>
@@ -1656,6 +1695,7 @@
           </w:p>
           <w:p>
             <w:pPr>
+              <w:keepNext w:val="false"/>
               <w:spacing w:after="40" w:before="0"/>
               <w:jc w:val="left"/>
             </w:pPr>
@@ -1675,6 +1715,7 @@
           </w:p>
           <w:p>
             <w:pPr>
+              <w:keepNext w:val="false"/>
               <w:spacing w:after="40" w:before="0"/>
               <w:jc w:val="left"/>
             </w:pPr>
@@ -1694,6 +1735,7 @@
           </w:p>
           <w:p>
             <w:pPr>
+              <w:keepNext w:val="false"/>
               <w:spacing w:after="40" w:before="0"/>
               <w:jc w:val="left"/>
             </w:pPr>
@@ -1713,6 +1755,7 @@
           </w:p>
           <w:p>
             <w:pPr>
+              <w:keepNext w:val="false"/>
               <w:spacing w:after="40" w:before="0"/>
               <w:jc w:val="left"/>
             </w:pPr>
@@ -1747,6 +1790,7 @@
           </w:tcPr>
           <w:p>
             <w:pPr>
+              <w:keepNext w:val="false"/>
               <w:spacing w:after="40" w:before="0"/>
               <w:jc w:val="left"/>
             </w:pPr>
@@ -1779,6 +1823,7 @@
           </w:tcPr>
           <w:p>
             <w:pPr>
+              <w:keepNext w:val="false"/>
               <w:spacing w:after="40" w:before="0"/>
               <w:jc w:val="left"/>
             </w:pPr>
@@ -1813,6 +1858,7 @@
           </w:tcPr>
           <w:p>
             <w:pPr>
+              <w:keepNext w:val="false"/>
               <w:spacing w:after="40" w:before="0"/>
               <w:jc w:val="left"/>
             </w:pPr>
@@ -1845,6 +1891,7 @@
           </w:tcPr>
           <w:p>
             <w:pPr>
+              <w:keepNext w:val="false"/>
               <w:spacing w:after="40" w:before="0"/>
               <w:jc w:val="left"/>
             </w:pPr>
@@ -1864,6 +1911,7 @@
           </w:p>
           <w:p>
             <w:pPr>
+              <w:keepNext w:val="false"/>
               <w:spacing w:after="40" w:before="0"/>
               <w:jc w:val="left"/>
             </w:pPr>
@@ -1883,6 +1931,7 @@
           </w:p>
           <w:p>
             <w:pPr>
+              <w:keepNext w:val="false"/>
               <w:spacing w:after="40" w:before="0"/>
               <w:jc w:val="left"/>
             </w:pPr>
@@ -1902,6 +1951,7 @@
           </w:p>
           <w:p>
             <w:pPr>
+              <w:keepNext w:val="false"/>
               <w:spacing w:after="40" w:before="0"/>
               <w:jc w:val="left"/>
             </w:pPr>
@@ -1921,6 +1971,7 @@
           </w:p>
           <w:p>
             <w:pPr>
+              <w:keepNext w:val="false"/>
               <w:spacing w:after="40" w:before="0"/>
               <w:jc w:val="left"/>
             </w:pPr>
@@ -1940,6 +1991,7 @@
           </w:p>
           <w:p>
             <w:pPr>
+              <w:keepNext w:val="false"/>
               <w:spacing w:after="40" w:before="0"/>
               <w:jc w:val="left"/>
             </w:pPr>
@@ -1959,6 +2011,7 @@
           </w:p>
           <w:p>
             <w:pPr>
+              <w:keepNext w:val="false"/>
               <w:spacing w:after="40" w:before="0"/>
               <w:jc w:val="left"/>
             </w:pPr>
@@ -1993,6 +2046,7 @@
           </w:tcPr>
           <w:p>
             <w:pPr>
+              <w:keepNext w:val="false"/>
               <w:spacing w:after="40" w:before="0"/>
               <w:jc w:val="left"/>
             </w:pPr>
@@ -2244,7 +2298,7 @@
         </w:rPr>
         <w:t xml:space="preserve">© 2026 SeaVuria and ARES. This work is licensed under a </w:t>
       </w:r>
-      <w:hyperlink w:history="1" r:id="rId-4z-ipb1fe30fnjsgdnsa">
+      <w:hyperlink w:history="1" r:id="rIdv39gf5bnubp4styes7g2n">
         <w:r>
           <w:rPr>
             <w:rFonts w:ascii="Arial" w:cs="Arial" w:eastAsia="Arial" w:hAnsi="Arial"/>
@@ -2264,7 +2318,7 @@
         </w:rPr>
         <w:t xml:space="preserve"> (</w:t>
       </w:r>
-      <w:hyperlink w:history="1" r:id="rIdr1e51oibeg2p086knfgb9">
+      <w:hyperlink w:history="1" r:id="rIduzbvhtpb4pnkj_8mkeilo">
         <w:r>
           <w:rPr>
             <w:rFonts w:ascii="Arial" w:cs="Arial" w:eastAsia="Arial" w:hAnsi="Arial"/>
@@ -2284,7 +2338,7 @@
         </w:rPr>
         <w:t xml:space="preserve">). To view a copy of this license, visit </w:t>
       </w:r>
-      <w:hyperlink w:history="1" r:id="rId9kogvom0yynrgojs-4ggf">
+      <w:hyperlink w:history="1" r:id="rId9hxybmnwoh9cdeyvuw_wu">
         <w:r>
           <w:rPr>
             <w:rFonts w:ascii="Arial" w:cs="Arial" w:eastAsia="Arial" w:hAnsi="Arial"/>
@@ -2343,6 +2397,7 @@
           </w:tcPr>
           <w:p>
             <w:pPr>
+              <w:keepNext w:val="false"/>
               <w:spacing w:after="40" w:before="0"/>
               <w:jc w:val="center"/>
             </w:pPr>
@@ -2378,6 +2433,7 @@
           </w:tcPr>
           <w:p>
             <w:pPr>
+              <w:keepNext w:val="false"/>
               <w:spacing w:after="40" w:before="0"/>
               <w:jc w:val="center"/>
             </w:pPr>
@@ -2412,6 +2468,7 @@
           </w:tcPr>
           <w:p>
             <w:pPr>
+              <w:keepNext w:val="false"/>
               <w:spacing w:after="40" w:before="0"/>
               <w:jc w:val="left"/>
             </w:pPr>
@@ -2444,6 +2501,7 @@
           </w:tcPr>
           <w:p>
             <w:pPr>
+              <w:keepNext w:val="false"/>
               <w:spacing w:after="40" w:before="0"/>
               <w:jc w:val="left"/>
             </w:pPr>
@@ -2478,6 +2536,7 @@
           </w:tcPr>
           <w:p>
             <w:pPr>
+              <w:keepNext w:val="false"/>
               <w:spacing w:after="40" w:before="0"/>
               <w:jc w:val="left"/>
             </w:pPr>
@@ -2510,6 +2569,7 @@
           </w:tcPr>
           <w:p>
             <w:pPr>
+              <w:keepNext w:val="false"/>
               <w:spacing w:after="40" w:before="0"/>
               <w:jc w:val="left"/>
             </w:pPr>
@@ -2544,6 +2604,7 @@
           </w:tcPr>
           <w:p>
             <w:pPr>
+              <w:keepNext w:val="false"/>
               <w:spacing w:after="40" w:before="0"/>
               <w:jc w:val="left"/>
             </w:pPr>
@@ -2576,6 +2637,7 @@
           </w:tcPr>
           <w:p>
             <w:pPr>
+              <w:keepNext w:val="false"/>
               <w:spacing w:after="40" w:before="0"/>
               <w:jc w:val="left"/>
             </w:pPr>
@@ -2610,6 +2672,7 @@
           </w:tcPr>
           <w:p>
             <w:pPr>
+              <w:keepNext w:val="false"/>
               <w:spacing w:after="40" w:before="0"/>
               <w:jc w:val="left"/>
             </w:pPr>
@@ -2642,6 +2705,7 @@
           </w:tcPr>
           <w:p>
             <w:pPr>
+              <w:keepNext w:val="false"/>
               <w:spacing w:after="40" w:before="0"/>
               <w:jc w:val="left"/>
             </w:pPr>
@@ -2676,6 +2740,7 @@
           </w:tcPr>
           <w:p>
             <w:pPr>
+              <w:keepNext w:val="false"/>
               <w:spacing w:after="40" w:before="0"/>
               <w:jc w:val="left"/>
             </w:pPr>
@@ -2708,6 +2773,7 @@
           </w:tcPr>
           <w:p>
             <w:pPr>
+              <w:keepNext w:val="false"/>
               <w:spacing w:after="40" w:before="0"/>
               <w:jc w:val="left"/>
             </w:pPr>
@@ -2742,6 +2808,7 @@
           </w:tcPr>
           <w:p>
             <w:pPr>
+              <w:keepNext w:val="false"/>
               <w:spacing w:after="40" w:before="0"/>
               <w:jc w:val="left"/>
             </w:pPr>
@@ -2774,6 +2841,7 @@
           </w:tcPr>
           <w:p>
             <w:pPr>
+              <w:keepNext w:val="false"/>
               <w:spacing w:after="40" w:before="0"/>
               <w:jc w:val="left"/>
             </w:pPr>
@@ -2808,6 +2876,7 @@
           </w:tcPr>
           <w:p>
             <w:pPr>
+              <w:keepNext w:val="false"/>
               <w:spacing w:after="40" w:before="0"/>
               <w:jc w:val="left"/>
             </w:pPr>
@@ -2840,6 +2909,7 @@
           </w:tcPr>
           <w:p>
             <w:pPr>
+              <w:keepNext w:val="false"/>
               <w:spacing w:after="40" w:before="0"/>
               <w:jc w:val="left"/>
             </w:pPr>
@@ -2874,6 +2944,7 @@
           </w:tcPr>
           <w:p>
             <w:pPr>
+              <w:keepNext w:val="false"/>
               <w:spacing w:after="40" w:before="0"/>
               <w:jc w:val="left"/>
             </w:pPr>
@@ -2906,6 +2977,7 @@
           </w:tcPr>
           <w:p>
             <w:pPr>
+              <w:keepNext w:val="false"/>
               <w:spacing w:after="40" w:before="0"/>
               <w:jc w:val="left"/>
             </w:pPr>
@@ -2965,6 +3037,7 @@
           </w:tcPr>
           <w:p>
             <w:pPr>
+              <w:keepNext w:val="false"/>
               <w:spacing w:after="40" w:before="0"/>
               <w:jc w:val="center"/>
             </w:pPr>
@@ -2999,6 +3072,7 @@
           </w:tcPr>
           <w:p>
             <w:pPr>
+              <w:keepNext w:val="false"/>
               <w:spacing w:after="40" w:before="0"/>
               <w:jc w:val="left"/>
             </w:pPr>
@@ -3063,6 +3137,7 @@
           </w:tcPr>
           <w:p>
             <w:pPr>
+              <w:keepNext w:val="false"/>
               <w:spacing w:after="40" w:before="0"/>
               <w:jc w:val="center"/>
             </w:pPr>
@@ -3097,6 +3172,7 @@
           </w:tcPr>
           <w:p>
             <w:pPr>
+              <w:keepNext w:val="false"/>
               <w:spacing w:after="40" w:before="0"/>
               <w:jc w:val="left"/>
             </w:pPr>
@@ -3129,6 +3205,7 @@
           </w:tcPr>
           <w:p>
             <w:pPr>
+              <w:keepNext w:val="false"/>
               <w:spacing w:after="40" w:before="0"/>
               <w:jc w:val="left"/>
             </w:pPr>
@@ -3161,6 +3238,7 @@
           </w:tcPr>
           <w:p>
             <w:pPr>
+              <w:keepNext w:val="false"/>
               <w:spacing w:after="40" w:before="0"/>
               <w:jc w:val="left"/>
             </w:pPr>
@@ -3193,6 +3271,7 @@
           </w:tcPr>
           <w:p>
             <w:pPr>
+              <w:keepNext w:val="false"/>
               <w:spacing w:after="40" w:before="0"/>
               <w:jc w:val="left"/>
             </w:pPr>
@@ -3225,6 +3304,7 @@
           </w:tcPr>
           <w:p>
             <w:pPr>
+              <w:keepNext w:val="false"/>
               <w:spacing w:after="40" w:before="0"/>
               <w:jc w:val="left"/>
             </w:pPr>
@@ -3259,6 +3339,7 @@
           </w:tcPr>
           <w:p>
             <w:pPr>
+              <w:keepNext w:val="false"/>
               <w:spacing w:after="40" w:before="0"/>
               <w:jc w:val="left"/>
             </w:pPr>
@@ -3296,7 +3377,7 @@
             <w:pPr>
               <w:spacing w:after="20" w:before="0"/>
             </w:pPr>
-            <w:hyperlink w:history="1" r:id="rIdn1zhvzbgn-v_gaifzk5io">
+            <w:hyperlink w:history="1" r:id="rIdssvgcj8zll8pdozayivlc">
               <w:r>
                 <w:rPr>
                   <w:rFonts w:ascii="Arial" w:cs="Arial" w:eastAsia="Arial" w:hAnsi="Arial"/>
@@ -3329,7 +3410,7 @@
               <w:spacing w:after="10" w:before="0"/>
               <w:ind w:left="120"/>
             </w:pPr>
-            <w:hyperlink w:history="1" r:id="rId4igfny7m8glijqqijicrv">
+            <w:hyperlink w:history="1" r:id="rIdoxpj2nasr-ie6lkejdpao">
               <w:r>
                 <w:rPr>
                   <w:rFonts w:ascii="Arial" w:cs="Arial" w:eastAsia="Arial" w:hAnsi="Arial"/>
@@ -3374,7 +3455,7 @@
             <w:pPr>
               <w:spacing w:after="20" w:before="0"/>
             </w:pPr>
-            <w:hyperlink w:history="1" r:id="rId8je6lhu3vd8oli3ln1rgy">
+            <w:hyperlink w:history="1" r:id="rIdpnpgh9xxsraornqyeqxf6">
               <w:r>
                 <w:rPr>
                   <w:rFonts w:ascii="Arial" w:cs="Arial" w:eastAsia="Arial" w:hAnsi="Arial"/>
@@ -3407,7 +3488,7 @@
               <w:spacing w:after="10" w:before="0"/>
               <w:ind w:left="120"/>
             </w:pPr>
-            <w:hyperlink w:history="1" r:id="rIdyabhflxr0m1rrc5kcozzq">
+            <w:hyperlink w:history="1" r:id="rIde4rcvmypkynhgkpxu33hw">
               <w:r>
                 <w:rPr>
                   <w:rFonts w:ascii="Arial" w:cs="Arial" w:eastAsia="Arial" w:hAnsi="Arial"/>
@@ -3435,6 +3516,7 @@
           </w:tcPr>
           <w:p>
             <w:pPr>
+              <w:keepNext w:val="false"/>
               <w:spacing w:after="40" w:before="0"/>
               <w:jc w:val="left"/>
             </w:pPr>
@@ -3467,6 +3549,7 @@
           </w:tcPr>
           <w:p>
             <w:pPr>
+              <w:keepNext w:val="false"/>
               <w:spacing w:after="40" w:before="0"/>
               <w:jc w:val="left"/>
             </w:pPr>
@@ -3499,6 +3582,7 @@
           </w:tcPr>
           <w:p>
             <w:pPr>
+              <w:keepNext w:val="false"/>
               <w:spacing w:after="40" w:before="0"/>
               <w:jc w:val="left"/>
             </w:pPr>
@@ -3531,6 +3615,7 @@
           </w:tcPr>
           <w:p>
             <w:pPr>
+              <w:keepNext w:val="false"/>
               <w:spacing w:after="40" w:before="0"/>
               <w:jc w:val="left"/>
             </w:pPr>
@@ -3565,6 +3650,7 @@
           </w:tcPr>
           <w:p>
             <w:pPr>
+              <w:keepNext w:val="false"/>
               <w:spacing w:after="40" w:before="0"/>
               <w:jc w:val="left"/>
             </w:pPr>
@@ -3602,7 +3688,7 @@
             <w:pPr>
               <w:spacing w:after="20" w:before="0"/>
             </w:pPr>
-            <w:hyperlink w:history="1" r:id="rIdc1pepcmxj67t57glmecip">
+            <w:hyperlink w:history="1" r:id="rIdpgjawxroo_jfkxojd6b9y">
               <w:r>
                 <w:rPr>
                   <w:rFonts w:ascii="Arial" w:cs="Arial" w:eastAsia="Arial" w:hAnsi="Arial"/>
@@ -3635,7 +3721,7 @@
               <w:spacing w:after="10" w:before="0"/>
               <w:ind w:left="120"/>
             </w:pPr>
-            <w:hyperlink w:history="1" r:id="rIdylwfkuxggvgntveyp7okt">
+            <w:hyperlink w:history="1" r:id="rIdjpqepjjljxrcjmrfnqx9w">
               <w:r>
                 <w:rPr>
                   <w:rFonts w:ascii="Arial" w:cs="Arial" w:eastAsia="Arial" w:hAnsi="Arial"/>
@@ -3680,7 +3766,7 @@
             <w:pPr>
               <w:spacing w:after="20" w:before="0"/>
             </w:pPr>
-            <w:hyperlink w:history="1" r:id="rId08cjchikzwsnrhlybgmlc">
+            <w:hyperlink w:history="1" r:id="rIdvf0oum6rx7ja2qpf6qwkb">
               <w:r>
                 <w:rPr>
                   <w:rFonts w:ascii="Arial" w:cs="Arial" w:eastAsia="Arial" w:hAnsi="Arial"/>
@@ -3713,7 +3799,7 @@
               <w:spacing w:after="10" w:before="0"/>
               <w:ind w:left="120"/>
             </w:pPr>
-            <w:hyperlink w:history="1" r:id="rIdqjs86qs50welfnprpch9k">
+            <w:hyperlink w:history="1" r:id="rIdthiz8b8mutkitsifd8peq">
               <w:r>
                 <w:rPr>
                   <w:rFonts w:ascii="Arial" w:cs="Arial" w:eastAsia="Arial" w:hAnsi="Arial"/>
@@ -3741,6 +3827,7 @@
           </w:tcPr>
           <w:p>
             <w:pPr>
+              <w:keepNext w:val="false"/>
               <w:spacing w:after="40" w:before="0"/>
               <w:jc w:val="left"/>
             </w:pPr>
@@ -3773,6 +3860,7 @@
           </w:tcPr>
           <w:p>
             <w:pPr>
+              <w:keepNext w:val="false"/>
               <w:spacing w:after="40" w:before="0"/>
               <w:jc w:val="left"/>
             </w:pPr>
@@ -3805,6 +3893,7 @@
           </w:tcPr>
           <w:p>
             <w:pPr>
+              <w:keepNext w:val="false"/>
               <w:spacing w:after="40" w:before="0"/>
               <w:jc w:val="left"/>
             </w:pPr>
@@ -3837,6 +3926,7 @@
           </w:tcPr>
           <w:p>
             <w:pPr>
+              <w:keepNext w:val="false"/>
               <w:spacing w:after="40" w:before="0"/>
               <w:jc w:val="left"/>
             </w:pPr>
@@ -3871,6 +3961,7 @@
           </w:tcPr>
           <w:p>
             <w:pPr>
+              <w:keepNext w:val="false"/>
               <w:spacing w:after="40" w:before="0"/>
               <w:jc w:val="left"/>
             </w:pPr>
@@ -3908,7 +3999,7 @@
             <w:pPr>
               <w:spacing w:after="20" w:before="0"/>
             </w:pPr>
-            <w:hyperlink w:history="1" r:id="rIdirzsyksssjtclydlosrsd">
+            <w:hyperlink w:history="1" r:id="rIddxad7-geqn6swcvkegm5r">
               <w:r>
                 <w:rPr>
                   <w:rFonts w:ascii="Arial" w:cs="Arial" w:eastAsia="Arial" w:hAnsi="Arial"/>
@@ -3957,7 +4048,7 @@
               <w:spacing w:after="10" w:before="0"/>
               <w:ind w:left="120"/>
             </w:pPr>
-            <w:hyperlink w:history="1" r:id="rIdjtfeezzcei4nibinnpap5">
+            <w:hyperlink w:history="1" r:id="rIdybvxjps46gcyh14a9-t1g">
               <w:r>
                 <w:rPr>
                   <w:rFonts w:ascii="Arial" w:cs="Arial" w:eastAsia="Arial" w:hAnsi="Arial"/>
@@ -4002,7 +4093,7 @@
             <w:pPr>
               <w:spacing w:after="20" w:before="0"/>
             </w:pPr>
-            <w:hyperlink w:history="1" r:id="rIdj76rfe8-yxruylzsqn409">
+            <w:hyperlink w:history="1" r:id="rIdiimmqrwfuvodcpecmuovs">
               <w:r>
                 <w:rPr>
                   <w:rFonts w:ascii="Arial" w:cs="Arial" w:eastAsia="Arial" w:hAnsi="Arial"/>
@@ -4051,7 +4142,7 @@
               <w:spacing w:after="10" w:before="0"/>
               <w:ind w:left="120"/>
             </w:pPr>
-            <w:hyperlink w:history="1" r:id="rId40x5kvnac0p3rdawqsj_f">
+            <w:hyperlink w:history="1" r:id="rIdk8uspxdei7aduo0tgfvzh">
               <w:r>
                 <w:rPr>
                   <w:rFonts w:ascii="Arial" w:cs="Arial" w:eastAsia="Arial" w:hAnsi="Arial"/>
@@ -4079,6 +4170,7 @@
           </w:tcPr>
           <w:p>
             <w:pPr>
+              <w:keepNext w:val="false"/>
               <w:spacing w:after="40" w:before="0"/>
               <w:jc w:val="left"/>
             </w:pPr>
@@ -4111,6 +4203,7 @@
           </w:tcPr>
           <w:p>
             <w:pPr>
+              <w:keepNext w:val="false"/>
               <w:spacing w:after="40" w:before="0"/>
               <w:jc w:val="left"/>
             </w:pPr>
@@ -4143,6 +4236,7 @@
           </w:tcPr>
           <w:p>
             <w:pPr>
+              <w:keepNext w:val="false"/>
               <w:spacing w:after="40" w:before="0"/>
               <w:jc w:val="left"/>
             </w:pPr>
@@ -4175,6 +4269,7 @@
           </w:tcPr>
           <w:p>
             <w:pPr>
+              <w:keepNext w:val="false"/>
               <w:spacing w:after="40" w:before="0"/>
               <w:jc w:val="left"/>
             </w:pPr>
@@ -4209,6 +4304,7 @@
           </w:tcPr>
           <w:p>
             <w:pPr>
+              <w:keepNext w:val="false"/>
               <w:spacing w:after="40" w:before="0"/>
               <w:jc w:val="left"/>
             </w:pPr>
@@ -4246,7 +4342,7 @@
             <w:pPr>
               <w:spacing w:after="20" w:before="0"/>
             </w:pPr>
-            <w:hyperlink w:history="1" r:id="rIdjdxeafhi3dlcg_d-2cfhh">
+            <w:hyperlink w:history="1" r:id="rIddgd1ps2gul8p-uiostbdq">
               <w:r>
                 <w:rPr>
                   <w:rFonts w:ascii="Arial" w:cs="Arial" w:eastAsia="Arial" w:hAnsi="Arial"/>
@@ -4295,7 +4391,7 @@
               <w:spacing w:after="10" w:before="0"/>
               <w:ind w:left="120"/>
             </w:pPr>
-            <w:hyperlink w:history="1" r:id="rIdcpowgkjf7zu4kejt-eovi">
+            <w:hyperlink w:history="1" r:id="rIdnfzwdxa8v7tpjpjsgtsuh">
               <w:r>
                 <w:rPr>
                   <w:rFonts w:ascii="Arial" w:cs="Arial" w:eastAsia="Arial" w:hAnsi="Arial"/>
@@ -4340,7 +4436,7 @@
             <w:pPr>
               <w:spacing w:after="20" w:before="0"/>
             </w:pPr>
-            <w:hyperlink w:history="1" r:id="rIduddejukugql0-9supwrn-">
+            <w:hyperlink w:history="1" r:id="rIdqhqyjwxgvwpr-sbrz8p9a">
               <w:r>
                 <w:rPr>
                   <w:rFonts w:ascii="Arial" w:cs="Arial" w:eastAsia="Arial" w:hAnsi="Arial"/>
@@ -4389,7 +4485,7 @@
               <w:spacing w:after="10" w:before="0"/>
               <w:ind w:left="120"/>
             </w:pPr>
-            <w:hyperlink w:history="1" r:id="rIdp-xado25vtxgvrqikhstj">
+            <w:hyperlink w:history="1" r:id="rId1jh7sqfeb8qe87g5vpk45">
               <w:r>
                 <w:rPr>
                   <w:rFonts w:ascii="Arial" w:cs="Arial" w:eastAsia="Arial" w:hAnsi="Arial"/>
@@ -4417,6 +4513,7 @@
           </w:tcPr>
           <w:p>
             <w:pPr>
+              <w:keepNext w:val="false"/>
               <w:spacing w:after="40" w:before="0"/>
               <w:jc w:val="left"/>
             </w:pPr>
@@ -4449,6 +4546,7 @@
           </w:tcPr>
           <w:p>
             <w:pPr>
+              <w:keepNext w:val="false"/>
               <w:spacing w:after="40" w:before="0"/>
               <w:jc w:val="left"/>
             </w:pPr>
@@ -4481,6 +4579,7 @@
           </w:tcPr>
           <w:p>
             <w:pPr>
+              <w:keepNext w:val="false"/>
               <w:spacing w:after="40" w:before="0"/>
               <w:jc w:val="left"/>
             </w:pPr>
@@ -4513,6 +4612,7 @@
           </w:tcPr>
           <w:p>
             <w:pPr>
+              <w:keepNext w:val="false"/>
               <w:spacing w:after="40" w:before="0"/>
               <w:jc w:val="left"/>
             </w:pPr>
@@ -4547,6 +4647,7 @@
           </w:tcPr>
           <w:p>
             <w:pPr>
+              <w:keepNext w:val="false"/>
               <w:spacing w:after="40" w:before="0"/>
               <w:jc w:val="left"/>
             </w:pPr>
@@ -4584,7 +4685,7 @@
             <w:pPr>
               <w:spacing w:after="20" w:before="0"/>
             </w:pPr>
-            <w:hyperlink w:history="1" r:id="rIda5k2iu9y97w_t0fq-lcqh">
+            <w:hyperlink w:history="1" r:id="rIdqtjngv4hrxhwwkr2bq1sn">
               <w:r>
                 <w:rPr>
                   <w:rFonts w:ascii="Arial" w:cs="Arial" w:eastAsia="Arial" w:hAnsi="Arial"/>
@@ -4633,7 +4734,7 @@
               <w:spacing w:after="10" w:before="0"/>
               <w:ind w:left="120"/>
             </w:pPr>
-            <w:hyperlink w:history="1" r:id="rIdz2plidaxeqe2r7ceg0slt">
+            <w:hyperlink w:history="1" r:id="rIdombbijnqddi18ihrkkiob">
               <w:r>
                 <w:rPr>
                   <w:rFonts w:ascii="Arial" w:cs="Arial" w:eastAsia="Arial" w:hAnsi="Arial"/>
@@ -4678,7 +4779,7 @@
             <w:pPr>
               <w:spacing w:after="20" w:before="0"/>
             </w:pPr>
-            <w:hyperlink w:history="1" r:id="rIdcmipmtzwfu0ffnalrcg9e">
+            <w:hyperlink w:history="1" r:id="rIddcyc6ldscsv5adqffbntb">
               <w:r>
                 <w:rPr>
                   <w:rFonts w:ascii="Arial" w:cs="Arial" w:eastAsia="Arial" w:hAnsi="Arial"/>
@@ -4727,7 +4828,7 @@
               <w:spacing w:after="10" w:before="0"/>
               <w:ind w:left="120"/>
             </w:pPr>
-            <w:hyperlink w:history="1" r:id="rIduckeprodcxkepoaaiilfm">
+            <w:hyperlink w:history="1" r:id="rIdepdzjf-a3hx5fbmv8iteo">
               <w:r>
                 <w:rPr>
                   <w:rFonts w:ascii="Arial" w:cs="Arial" w:eastAsia="Arial" w:hAnsi="Arial"/>
@@ -4755,6 +4856,7 @@
           </w:tcPr>
           <w:p>
             <w:pPr>
+              <w:keepNext w:val="false"/>
               <w:spacing w:after="40" w:before="0"/>
               <w:jc w:val="left"/>
             </w:pPr>
@@ -4787,6 +4889,7 @@
           </w:tcPr>
           <w:p>
             <w:pPr>
+              <w:keepNext w:val="false"/>
               <w:spacing w:after="40" w:before="0"/>
               <w:jc w:val="left"/>
             </w:pPr>
@@ -4819,6 +4922,7 @@
           </w:tcPr>
           <w:p>
             <w:pPr>
+              <w:keepNext w:val="false"/>
               <w:spacing w:after="40" w:before="0"/>
               <w:jc w:val="left"/>
             </w:pPr>
@@ -4851,6 +4955,7 @@
           </w:tcPr>
           <w:p>
             <w:pPr>
+              <w:keepNext w:val="false"/>
               <w:spacing w:after="40" w:before="0"/>
               <w:jc w:val="left"/>
             </w:pPr>
@@ -4910,6 +5015,7 @@
           </w:tcPr>
           <w:p>
             <w:pPr>
+              <w:keepNext w:val="false"/>
               <w:spacing w:after="40" w:before="0"/>
               <w:jc w:val="center"/>
             </w:pPr>
@@ -4944,6 +5050,7 @@
           </w:tcPr>
           <w:p>
             <w:pPr>
+              <w:keepNext w:val="false"/>
               <w:spacing w:after="40" w:before="0"/>
               <w:jc w:val="left"/>
             </w:pPr>
@@ -5005,6 +5112,7 @@
           </w:tcPr>
           <w:p>
             <w:pPr>
+              <w:keepNext w:val="false"/>
               <w:spacing w:after="40" w:before="0"/>
               <w:jc w:val="center"/>
             </w:pPr>
@@ -5039,6 +5147,7 @@
           </w:tcPr>
           <w:p>
             <w:pPr>
+              <w:keepNext w:val="false"/>
               <w:spacing w:after="40" w:before="0"/>
               <w:jc w:val="left"/>
             </w:pPr>
@@ -5071,6 +5180,7 @@
           </w:tcPr>
           <w:p>
             <w:pPr>
+              <w:keepNext w:val="false"/>
               <w:spacing w:after="40" w:before="0"/>
               <w:jc w:val="left"/>
             </w:pPr>
@@ -5105,6 +5215,7 @@
           </w:tcPr>
           <w:p>
             <w:pPr>
+              <w:keepNext w:val="false"/>
               <w:spacing w:after="40" w:before="0"/>
               <w:jc w:val="left"/>
             </w:pPr>
@@ -5137,6 +5248,7 @@
           </w:tcPr>
           <w:p>
             <w:pPr>
+              <w:keepNext w:val="false"/>
               <w:spacing w:after="40" w:before="0"/>
               <w:jc w:val="left"/>
             </w:pPr>
@@ -5171,6 +5283,7 @@
           </w:tcPr>
           <w:p>
             <w:pPr>
+              <w:keepNext w:val="false"/>
               <w:spacing w:after="40" w:before="0"/>
               <w:jc w:val="left"/>
             </w:pPr>
@@ -5203,6 +5316,7 @@
           </w:tcPr>
           <w:p>
             <w:pPr>
+              <w:keepNext w:val="false"/>
               <w:spacing w:after="40" w:before="0"/>
               <w:jc w:val="left"/>
             </w:pPr>
@@ -5239,7 +5353,7 @@
         </w:rPr>
         <w:t xml:space="preserve">© 2026 SeaVuria and ARES. Aligned with KICD objectives. Developed by SeaVuria; technical implementation by ARES (with AI assistance from Claude). Licensed under </w:t>
       </w:r>
-      <w:hyperlink w:history="1" r:id="rId0my-oudviltqkyxfhumwr">
+      <w:hyperlink w:history="1" r:id="rId97j7ysj4oper6lh7mjzs5">
         <w:r>
           <w:rPr>
             <w:rFonts w:ascii="Arial" w:cs="Arial" w:eastAsia="Arial" w:hAnsi="Arial"/>
@@ -5260,7 +5374,7 @@
         </w:rPr>
         <w:t xml:space="preserve"> (</w:t>
       </w:r>
-      <w:hyperlink w:history="1" r:id="rIdqd1m_pcztsu3yisfpnz2j">
+      <w:hyperlink w:history="1" r:id="rIdbycc1cd46jm1cu202spyf">
         <w:r>
           <w:rPr>
             <w:rFonts w:ascii="Arial" w:cs="Arial" w:eastAsia="Arial" w:hAnsi="Arial"/>
@@ -5320,6 +5434,7 @@
           </w:tcPr>
           <w:p>
             <w:pPr>
+              <w:keepNext w:val="false"/>
               <w:spacing w:after="40" w:before="0"/>
               <w:jc w:val="center"/>
             </w:pPr>
@@ -5355,6 +5470,7 @@
           </w:tcPr>
           <w:p>
             <w:pPr>
+              <w:keepNext w:val="false"/>
               <w:spacing w:after="40" w:before="0"/>
               <w:jc w:val="center"/>
             </w:pPr>
@@ -5389,6 +5505,7 @@
           </w:tcPr>
           <w:p>
             <w:pPr>
+              <w:keepNext w:val="false"/>
               <w:spacing w:after="40" w:before="0"/>
               <w:jc w:val="left"/>
             </w:pPr>
@@ -5421,6 +5538,7 @@
           </w:tcPr>
           <w:p>
             <w:pPr>
+              <w:keepNext w:val="false"/>
               <w:spacing w:after="40" w:before="0"/>
               <w:jc w:val="left"/>
             </w:pPr>
@@ -5455,6 +5573,7 @@
           </w:tcPr>
           <w:p>
             <w:pPr>
+              <w:keepNext w:val="false"/>
               <w:spacing w:after="40" w:before="0"/>
               <w:jc w:val="left"/>
             </w:pPr>
@@ -5487,6 +5606,7 @@
           </w:tcPr>
           <w:p>
             <w:pPr>
+              <w:keepNext w:val="false"/>
               <w:spacing w:after="40" w:before="0"/>
               <w:jc w:val="left"/>
             </w:pPr>
@@ -5521,6 +5641,7 @@
           </w:tcPr>
           <w:p>
             <w:pPr>
+              <w:keepNext w:val="false"/>
               <w:spacing w:after="40" w:before="0"/>
               <w:jc w:val="left"/>
             </w:pPr>
@@ -5553,6 +5674,7 @@
           </w:tcPr>
           <w:p>
             <w:pPr>
+              <w:keepNext w:val="false"/>
               <w:spacing w:after="40" w:before="0"/>
               <w:jc w:val="left"/>
             </w:pPr>
@@ -5587,6 +5709,7 @@
           </w:tcPr>
           <w:p>
             <w:pPr>
+              <w:keepNext w:val="false"/>
               <w:spacing w:after="40" w:before="0"/>
               <w:jc w:val="left"/>
             </w:pPr>
@@ -5619,6 +5742,7 @@
           </w:tcPr>
           <w:p>
             <w:pPr>
+              <w:keepNext w:val="false"/>
               <w:spacing w:after="40" w:before="0"/>
               <w:jc w:val="left"/>
             </w:pPr>
@@ -5653,6 +5777,7 @@
           </w:tcPr>
           <w:p>
             <w:pPr>
+              <w:keepNext w:val="false"/>
               <w:spacing w:after="40" w:before="0"/>
               <w:jc w:val="left"/>
             </w:pPr>
@@ -5685,6 +5810,7 @@
           </w:tcPr>
           <w:p>
             <w:pPr>
+              <w:keepNext w:val="false"/>
               <w:spacing w:after="40" w:before="0"/>
               <w:jc w:val="left"/>
             </w:pPr>
@@ -5719,6 +5845,7 @@
           </w:tcPr>
           <w:p>
             <w:pPr>
+              <w:keepNext w:val="false"/>
               <w:spacing w:after="40" w:before="0"/>
               <w:jc w:val="left"/>
             </w:pPr>
@@ -5751,6 +5878,7 @@
           </w:tcPr>
           <w:p>
             <w:pPr>
+              <w:keepNext w:val="false"/>
               <w:spacing w:after="40" w:before="0"/>
               <w:jc w:val="left"/>
             </w:pPr>
@@ -5785,6 +5913,7 @@
           </w:tcPr>
           <w:p>
             <w:pPr>
+              <w:keepNext w:val="false"/>
               <w:spacing w:after="40" w:before="0"/>
               <w:jc w:val="left"/>
             </w:pPr>
@@ -5817,6 +5946,7 @@
           </w:tcPr>
           <w:p>
             <w:pPr>
+              <w:keepNext w:val="false"/>
               <w:spacing w:after="40" w:before="0"/>
               <w:jc w:val="left"/>
             </w:pPr>
@@ -5851,6 +5981,7 @@
           </w:tcPr>
           <w:p>
             <w:pPr>
+              <w:keepNext w:val="false"/>
               <w:spacing w:after="40" w:before="0"/>
               <w:jc w:val="left"/>
             </w:pPr>
@@ -5883,6 +6014,7 @@
           </w:tcPr>
           <w:p>
             <w:pPr>
+              <w:keepNext w:val="false"/>
               <w:spacing w:after="40" w:before="0"/>
               <w:jc w:val="left"/>
             </w:pPr>
@@ -5942,6 +6074,7 @@
           </w:tcPr>
           <w:p>
             <w:pPr>
+              <w:keepNext w:val="false"/>
               <w:spacing w:after="40" w:before="0"/>
               <w:jc w:val="center"/>
             </w:pPr>
@@ -5976,6 +6109,7 @@
           </w:tcPr>
           <w:p>
             <w:pPr>
+              <w:keepNext w:val="false"/>
               <w:spacing w:after="40" w:before="0"/>
               <w:jc w:val="left"/>
             </w:pPr>
@@ -6040,6 +6174,7 @@
           </w:tcPr>
           <w:p>
             <w:pPr>
+              <w:keepNext w:val="false"/>
               <w:spacing w:after="40" w:before="0"/>
               <w:jc w:val="center"/>
             </w:pPr>
@@ -6074,6 +6209,7 @@
           </w:tcPr>
           <w:p>
             <w:pPr>
+              <w:keepNext w:val="false"/>
               <w:spacing w:after="40" w:before="0"/>
               <w:jc w:val="left"/>
             </w:pPr>
@@ -6106,6 +6242,7 @@
           </w:tcPr>
           <w:p>
             <w:pPr>
+              <w:keepNext w:val="false"/>
               <w:spacing w:after="40" w:before="0"/>
               <w:jc w:val="left"/>
             </w:pPr>
@@ -6138,6 +6275,7 @@
           </w:tcPr>
           <w:p>
             <w:pPr>
+              <w:keepNext w:val="false"/>
               <w:spacing w:after="40" w:before="0"/>
               <w:jc w:val="left"/>
             </w:pPr>
@@ -6170,6 +6308,7 @@
           </w:tcPr>
           <w:p>
             <w:pPr>
+              <w:keepNext w:val="false"/>
               <w:spacing w:after="40" w:before="0"/>
               <w:jc w:val="left"/>
             </w:pPr>
@@ -6202,6 +6341,7 @@
           </w:tcPr>
           <w:p>
             <w:pPr>
+              <w:keepNext w:val="false"/>
               <w:spacing w:after="40" w:before="0"/>
               <w:jc w:val="left"/>
             </w:pPr>
@@ -6236,6 +6376,7 @@
           </w:tcPr>
           <w:p>
             <w:pPr>
+              <w:keepNext w:val="false"/>
               <w:spacing w:after="40" w:before="0"/>
               <w:jc w:val="left"/>
             </w:pPr>
@@ -6273,7 +6414,7 @@
             <w:pPr>
               <w:spacing w:after="20" w:before="0"/>
             </w:pPr>
-            <w:hyperlink w:history="1" r:id="rIdrtme3dcltwf7poj3tmyp1">
+            <w:hyperlink w:history="1" r:id="rId90_f01cjjbuclijvqlpei">
               <w:r>
                 <w:rPr>
                   <w:rFonts w:ascii="Arial" w:cs="Arial" w:eastAsia="Arial" w:hAnsi="Arial"/>
@@ -6306,7 +6447,7 @@
               <w:spacing w:after="10" w:before="0"/>
               <w:ind w:left="120"/>
             </w:pPr>
-            <w:hyperlink w:history="1" r:id="rIdhqprmdosxo9gvvifmtbcc">
+            <w:hyperlink w:history="1" r:id="rId6lh4lfthritpdpnhyj4qd">
               <w:r>
                 <w:rPr>
                   <w:rFonts w:ascii="Arial" w:cs="Arial" w:eastAsia="Arial" w:hAnsi="Arial"/>
@@ -6351,7 +6492,7 @@
             <w:pPr>
               <w:spacing w:after="20" w:before="0"/>
             </w:pPr>
-            <w:hyperlink w:history="1" r:id="rIdo-cq47c-rulch_hcewmib">
+            <w:hyperlink w:history="1" r:id="rIdxdkaw557r8wkofrkfpmuc">
               <w:r>
                 <w:rPr>
                   <w:rFonts w:ascii="Arial" w:cs="Arial" w:eastAsia="Arial" w:hAnsi="Arial"/>
@@ -6384,7 +6525,7 @@
               <w:spacing w:after="10" w:before="0"/>
               <w:ind w:left="120"/>
             </w:pPr>
-            <w:hyperlink w:history="1" r:id="rIdzko4jicqsh18gwp0wxt3r">
+            <w:hyperlink w:history="1" r:id="rId5_r91uoq9hcgazm2pdxbn">
               <w:r>
                 <w:rPr>
                   <w:rFonts w:ascii="Arial" w:cs="Arial" w:eastAsia="Arial" w:hAnsi="Arial"/>
@@ -6412,6 +6553,7 @@
           </w:tcPr>
           <w:p>
             <w:pPr>
+              <w:keepNext w:val="false"/>
               <w:spacing w:after="40" w:before="0"/>
               <w:jc w:val="left"/>
             </w:pPr>
@@ -6444,6 +6586,7 @@
           </w:tcPr>
           <w:p>
             <w:pPr>
+              <w:keepNext w:val="false"/>
               <w:spacing w:after="40" w:before="0"/>
               <w:jc w:val="left"/>
             </w:pPr>
@@ -6476,6 +6619,7 @@
           </w:tcPr>
           <w:p>
             <w:pPr>
+              <w:keepNext w:val="false"/>
               <w:spacing w:after="40" w:before="0"/>
               <w:jc w:val="left"/>
             </w:pPr>
@@ -6508,6 +6652,7 @@
           </w:tcPr>
           <w:p>
             <w:pPr>
+              <w:keepNext w:val="false"/>
               <w:spacing w:after="40" w:before="0"/>
               <w:jc w:val="left"/>
             </w:pPr>
@@ -6542,6 +6687,7 @@
           </w:tcPr>
           <w:p>
             <w:pPr>
+              <w:keepNext w:val="false"/>
               <w:spacing w:after="40" w:before="0"/>
               <w:jc w:val="left"/>
             </w:pPr>
@@ -6579,7 +6725,7 @@
             <w:pPr>
               <w:spacing w:after="20" w:before="0"/>
             </w:pPr>
-            <w:hyperlink w:history="1" r:id="rIdmrio44lu0vqb-_ly9wk7r">
+            <w:hyperlink w:history="1" r:id="rId5zmdad_fuavpcdcr4g32y">
               <w:r>
                 <w:rPr>
                   <w:rFonts w:ascii="Arial" w:cs="Arial" w:eastAsia="Arial" w:hAnsi="Arial"/>
@@ -6612,7 +6758,7 @@
               <w:spacing w:after="10" w:before="0"/>
               <w:ind w:left="120"/>
             </w:pPr>
-            <w:hyperlink w:history="1" r:id="rIdli6yt9vf1qj8nri3phyqn">
+            <w:hyperlink w:history="1" r:id="rIdhgbckckq8j0ff_vxeteks">
               <w:r>
                 <w:rPr>
                   <w:rFonts w:ascii="Arial" w:cs="Arial" w:eastAsia="Arial" w:hAnsi="Arial"/>
@@ -6657,7 +6803,7 @@
             <w:pPr>
               <w:spacing w:after="20" w:before="0"/>
             </w:pPr>
-            <w:hyperlink w:history="1" r:id="rIdjha1pzhtcrrho51junzys">
+            <w:hyperlink w:history="1" r:id="rIdvfaxzjzerfjshiop6e0wk">
               <w:r>
                 <w:rPr>
                   <w:rFonts w:ascii="Arial" w:cs="Arial" w:eastAsia="Arial" w:hAnsi="Arial"/>
@@ -6690,7 +6836,7 @@
               <w:spacing w:after="10" w:before="0"/>
               <w:ind w:left="120"/>
             </w:pPr>
-            <w:hyperlink w:history="1" r:id="rIdtdlc-ekvhpfkgxoyi164o">
+            <w:hyperlink w:history="1" r:id="rIdaj2jqa5vyehao2wo9ijux">
               <w:r>
                 <w:rPr>
                   <w:rFonts w:ascii="Arial" w:cs="Arial" w:eastAsia="Arial" w:hAnsi="Arial"/>
@@ -6718,6 +6864,7 @@
           </w:tcPr>
           <w:p>
             <w:pPr>
+              <w:keepNext w:val="false"/>
               <w:spacing w:after="40" w:before="0"/>
               <w:jc w:val="left"/>
             </w:pPr>
@@ -6750,6 +6897,7 @@
           </w:tcPr>
           <w:p>
             <w:pPr>
+              <w:keepNext w:val="false"/>
               <w:spacing w:after="40" w:before="0"/>
               <w:jc w:val="left"/>
             </w:pPr>
@@ -6782,6 +6930,7 @@
           </w:tcPr>
           <w:p>
             <w:pPr>
+              <w:keepNext w:val="false"/>
               <w:spacing w:after="40" w:before="0"/>
               <w:jc w:val="left"/>
             </w:pPr>
@@ -6814,6 +6963,7 @@
           </w:tcPr>
           <w:p>
             <w:pPr>
+              <w:keepNext w:val="false"/>
               <w:spacing w:after="40" w:before="0"/>
               <w:jc w:val="left"/>
             </w:pPr>
@@ -6848,6 +6998,7 @@
           </w:tcPr>
           <w:p>
             <w:pPr>
+              <w:keepNext w:val="false"/>
               <w:spacing w:after="40" w:before="0"/>
               <w:jc w:val="left"/>
             </w:pPr>
@@ -6885,7 +7036,7 @@
             <w:pPr>
               <w:spacing w:after="20" w:before="0"/>
             </w:pPr>
-            <w:hyperlink w:history="1" r:id="rIdb3hlxl1vzc5yohtqae5k3">
+            <w:hyperlink w:history="1" r:id="rIdgl9td1ekjtqotamhofi43">
               <w:r>
                 <w:rPr>
                   <w:rFonts w:ascii="Arial" w:cs="Arial" w:eastAsia="Arial" w:hAnsi="Arial"/>
@@ -6934,7 +7085,7 @@
               <w:spacing w:after="10" w:before="0"/>
               <w:ind w:left="120"/>
             </w:pPr>
-            <w:hyperlink w:history="1" r:id="rId1m4ptqjfr53bgookbxim1">
+            <w:hyperlink w:history="1" r:id="rIdax0lwwthwyqgjvfaxrs9d">
               <w:r>
                 <w:rPr>
                   <w:rFonts w:ascii="Arial" w:cs="Arial" w:eastAsia="Arial" w:hAnsi="Arial"/>
@@ -6979,7 +7130,7 @@
             <w:pPr>
               <w:spacing w:after="20" w:before="0"/>
             </w:pPr>
-            <w:hyperlink w:history="1" r:id="rIdfpd21ch_nmua__6wxuyfi">
+            <w:hyperlink w:history="1" r:id="rIdikenwfnwp7f2_ioffy9aj">
               <w:r>
                 <w:rPr>
                   <w:rFonts w:ascii="Arial" w:cs="Arial" w:eastAsia="Arial" w:hAnsi="Arial"/>
@@ -7012,7 +7163,7 @@
               <w:spacing w:after="10" w:before="0"/>
               <w:ind w:left="120"/>
             </w:pPr>
-            <w:hyperlink w:history="1" r:id="rId6-m8zl7se7swx6guu7lj3">
+            <w:hyperlink w:history="1" r:id="rIdtz0t41r0iivmrrlf55fxn">
               <w:r>
                 <w:rPr>
                   <w:rFonts w:ascii="Arial" w:cs="Arial" w:eastAsia="Arial" w:hAnsi="Arial"/>
@@ -7040,6 +7191,7 @@
           </w:tcPr>
           <w:p>
             <w:pPr>
+              <w:keepNext w:val="false"/>
               <w:spacing w:after="40" w:before="0"/>
               <w:jc w:val="left"/>
             </w:pPr>
@@ -7072,6 +7224,7 @@
           </w:tcPr>
           <w:p>
             <w:pPr>
+              <w:keepNext w:val="false"/>
               <w:spacing w:after="40" w:before="0"/>
               <w:jc w:val="left"/>
             </w:pPr>
@@ -7104,6 +7257,7 @@
           </w:tcPr>
           <w:p>
             <w:pPr>
+              <w:keepNext w:val="false"/>
               <w:spacing w:after="40" w:before="0"/>
               <w:jc w:val="left"/>
             </w:pPr>
@@ -7136,6 +7290,7 @@
           </w:tcPr>
           <w:p>
             <w:pPr>
+              <w:keepNext w:val="false"/>
               <w:spacing w:after="40" w:before="0"/>
               <w:jc w:val="left"/>
             </w:pPr>
@@ -7170,6 +7325,7 @@
           </w:tcPr>
           <w:p>
             <w:pPr>
+              <w:keepNext w:val="false"/>
               <w:spacing w:after="40" w:before="0"/>
               <w:jc w:val="left"/>
             </w:pPr>
@@ -7207,7 +7363,7 @@
             <w:pPr>
               <w:spacing w:after="20" w:before="0"/>
             </w:pPr>
-            <w:hyperlink w:history="1" r:id="rId4yzaq0eumsk6t3ibqb1l1">
+            <w:hyperlink w:history="1" r:id="rIdhxkg2nsr_xzahimg4sjy7">
               <w:r>
                 <w:rPr>
                   <w:rFonts w:ascii="Arial" w:cs="Arial" w:eastAsia="Arial" w:hAnsi="Arial"/>
@@ -7256,7 +7412,7 @@
               <w:spacing w:after="10" w:before="0"/>
               <w:ind w:left="120"/>
             </w:pPr>
-            <w:hyperlink w:history="1" r:id="rIdbkoqizgf3nzrxhp7wdjeq">
+            <w:hyperlink w:history="1" r:id="rIddtaskh1msis_tpyudw7td">
               <w:r>
                 <w:rPr>
                   <w:rFonts w:ascii="Arial" w:cs="Arial" w:eastAsia="Arial" w:hAnsi="Arial"/>
@@ -7301,7 +7457,7 @@
             <w:pPr>
               <w:spacing w:after="20" w:before="0"/>
             </w:pPr>
-            <w:hyperlink w:history="1" r:id="rIdouosbaou93w41o-ad6gqj">
+            <w:hyperlink w:history="1" r:id="rIdlgymlwfuevddd0hihjk0i">
               <w:r>
                 <w:rPr>
                   <w:rFonts w:ascii="Arial" w:cs="Arial" w:eastAsia="Arial" w:hAnsi="Arial"/>
@@ -7334,7 +7490,7 @@
               <w:spacing w:after="10" w:before="0"/>
               <w:ind w:left="120"/>
             </w:pPr>
-            <w:hyperlink w:history="1" r:id="rIdvuqwnd_gwisrgkvp3toli">
+            <w:hyperlink w:history="1" r:id="rIddsaebreyvqitvirakbpy-">
               <w:r>
                 <w:rPr>
                   <w:rFonts w:ascii="Arial" w:cs="Arial" w:eastAsia="Arial" w:hAnsi="Arial"/>
@@ -7362,6 +7518,7 @@
           </w:tcPr>
           <w:p>
             <w:pPr>
+              <w:keepNext w:val="false"/>
               <w:spacing w:after="40" w:before="0"/>
               <w:jc w:val="left"/>
             </w:pPr>
@@ -7394,6 +7551,7 @@
           </w:tcPr>
           <w:p>
             <w:pPr>
+              <w:keepNext w:val="false"/>
               <w:spacing w:after="40" w:before="0"/>
               <w:jc w:val="left"/>
             </w:pPr>
@@ -7426,6 +7584,7 @@
           </w:tcPr>
           <w:p>
             <w:pPr>
+              <w:keepNext w:val="false"/>
               <w:spacing w:after="40" w:before="0"/>
               <w:jc w:val="left"/>
             </w:pPr>
@@ -7458,6 +7617,7 @@
           </w:tcPr>
           <w:p>
             <w:pPr>
+              <w:keepNext w:val="false"/>
               <w:spacing w:after="40" w:before="0"/>
               <w:jc w:val="left"/>
             </w:pPr>
@@ -7492,6 +7652,7 @@
           </w:tcPr>
           <w:p>
             <w:pPr>
+              <w:keepNext w:val="false"/>
               <w:spacing w:after="40" w:before="0"/>
               <w:jc w:val="left"/>
             </w:pPr>
@@ -7529,7 +7690,7 @@
             <w:pPr>
               <w:spacing w:after="20" w:before="0"/>
             </w:pPr>
-            <w:hyperlink w:history="1" r:id="rIdqzyaa54jtxzf1rdtfqigz">
+            <w:hyperlink w:history="1" r:id="rIdsfdq2iljkgciypvmtr-5d">
               <w:r>
                 <w:rPr>
                   <w:rFonts w:ascii="Arial" w:cs="Arial" w:eastAsia="Arial" w:hAnsi="Arial"/>
@@ -7578,7 +7739,7 @@
               <w:spacing w:after="10" w:before="0"/>
               <w:ind w:left="120"/>
             </w:pPr>
-            <w:hyperlink w:history="1" r:id="rIdbjrtzvbmacpbi8e1brgxv">
+            <w:hyperlink w:history="1" r:id="rId2yerr98ruotu2cixnswtm">
               <w:r>
                 <w:rPr>
                   <w:rFonts w:ascii="Arial" w:cs="Arial" w:eastAsia="Arial" w:hAnsi="Arial"/>
@@ -7623,7 +7784,7 @@
             <w:pPr>
               <w:spacing w:after="20" w:before="0"/>
             </w:pPr>
-            <w:hyperlink w:history="1" r:id="rIdka6ppkjmxr_na3ytbibcy">
+            <w:hyperlink w:history="1" r:id="rId2axcagaeq59javir8-hwb">
               <w:r>
                 <w:rPr>
                   <w:rFonts w:ascii="Arial" w:cs="Arial" w:eastAsia="Arial" w:hAnsi="Arial"/>
@@ -7656,7 +7817,7 @@
               <w:spacing w:after="10" w:before="0"/>
               <w:ind w:left="120"/>
             </w:pPr>
-            <w:hyperlink w:history="1" r:id="rIdbzzh8nkswhrlsxszanf1e">
+            <w:hyperlink w:history="1" r:id="rIdj_5td-5ogveaj80tcyr9j">
               <w:r>
                 <w:rPr>
                   <w:rFonts w:ascii="Arial" w:cs="Arial" w:eastAsia="Arial" w:hAnsi="Arial"/>
@@ -7684,6 +7845,7 @@
           </w:tcPr>
           <w:p>
             <w:pPr>
+              <w:keepNext w:val="false"/>
               <w:spacing w:after="40" w:before="0"/>
               <w:jc w:val="left"/>
             </w:pPr>
@@ -7716,6 +7878,7 @@
           </w:tcPr>
           <w:p>
             <w:pPr>
+              <w:keepNext w:val="false"/>
               <w:spacing w:after="40" w:before="0"/>
               <w:jc w:val="left"/>
             </w:pPr>
@@ -7748,6 +7911,7 @@
           </w:tcPr>
           <w:p>
             <w:pPr>
+              <w:keepNext w:val="false"/>
               <w:spacing w:after="40" w:before="0"/>
               <w:jc w:val="left"/>
             </w:pPr>
@@ -7780,6 +7944,7 @@
           </w:tcPr>
           <w:p>
             <w:pPr>
+              <w:keepNext w:val="false"/>
               <w:spacing w:after="40" w:before="0"/>
               <w:jc w:val="left"/>
             </w:pPr>
@@ -7839,6 +8004,7 @@
           </w:tcPr>
           <w:p>
             <w:pPr>
+              <w:keepNext w:val="false"/>
               <w:spacing w:after="40" w:before="0"/>
               <w:jc w:val="center"/>
             </w:pPr>
@@ -7873,6 +8039,7 @@
           </w:tcPr>
           <w:p>
             <w:pPr>
+              <w:keepNext w:val="false"/>
               <w:spacing w:after="40" w:before="0"/>
               <w:jc w:val="left"/>
             </w:pPr>
@@ -7934,6 +8101,7 @@
           </w:tcPr>
           <w:p>
             <w:pPr>
+              <w:keepNext w:val="false"/>
               <w:spacing w:after="40" w:before="0"/>
               <w:jc w:val="center"/>
             </w:pPr>
@@ -7968,6 +8136,7 @@
           </w:tcPr>
           <w:p>
             <w:pPr>
+              <w:keepNext w:val="false"/>
               <w:spacing w:after="40" w:before="0"/>
               <w:jc w:val="left"/>
             </w:pPr>
@@ -8000,6 +8169,7 @@
           </w:tcPr>
           <w:p>
             <w:pPr>
+              <w:keepNext w:val="false"/>
               <w:spacing w:after="40" w:before="0"/>
               <w:jc w:val="left"/>
             </w:pPr>
@@ -8034,6 +8204,7 @@
           </w:tcPr>
           <w:p>
             <w:pPr>
+              <w:keepNext w:val="false"/>
               <w:spacing w:after="40" w:before="0"/>
               <w:jc w:val="left"/>
             </w:pPr>
@@ -8066,6 +8237,7 @@
           </w:tcPr>
           <w:p>
             <w:pPr>
+              <w:keepNext w:val="false"/>
               <w:spacing w:after="40" w:before="0"/>
               <w:jc w:val="left"/>
             </w:pPr>
@@ -8100,6 +8272,7 @@
           </w:tcPr>
           <w:p>
             <w:pPr>
+              <w:keepNext w:val="false"/>
               <w:spacing w:after="40" w:before="0"/>
               <w:jc w:val="left"/>
             </w:pPr>
@@ -8132,6 +8305,7 @@
           </w:tcPr>
           <w:p>
             <w:pPr>
+              <w:keepNext w:val="false"/>
               <w:spacing w:after="40" w:before="0"/>
               <w:jc w:val="left"/>
             </w:pPr>
@@ -8168,7 +8342,7 @@
         </w:rPr>
         <w:t xml:space="preserve">© 2026 SeaVuria and ARES. Aligned with KICD objectives. Developed by SeaVuria; technical implementation by ARES (with AI assistance from Claude). Licensed under </w:t>
       </w:r>
-      <w:hyperlink w:history="1" r:id="rIduv8vo-xmaqr4teuoorbdd">
+      <w:hyperlink w:history="1" r:id="rIdsjyqdylxr5q35qxovpaac">
         <w:r>
           <w:rPr>
             <w:rFonts w:ascii="Arial" w:cs="Arial" w:eastAsia="Arial" w:hAnsi="Arial"/>
@@ -8189,7 +8363,7 @@
         </w:rPr>
         <w:t xml:space="preserve"> (</w:t>
       </w:r>
-      <w:hyperlink w:history="1" r:id="rIdzfp_3mniqel3gka_osjmk">
+      <w:hyperlink w:history="1" r:id="rIdlrxn5d_g-2qrurorbr8wo">
         <w:r>
           <w:rPr>
             <w:rFonts w:ascii="Arial" w:cs="Arial" w:eastAsia="Arial" w:hAnsi="Arial"/>
@@ -8249,6 +8423,7 @@
           </w:tcPr>
           <w:p>
             <w:pPr>
+              <w:keepNext w:val="false"/>
               <w:spacing w:after="40" w:before="0"/>
               <w:jc w:val="center"/>
             </w:pPr>
@@ -8284,6 +8459,7 @@
           </w:tcPr>
           <w:p>
             <w:pPr>
+              <w:keepNext w:val="false"/>
               <w:spacing w:after="40" w:before="0"/>
               <w:jc w:val="center"/>
             </w:pPr>
@@ -8318,6 +8494,7 @@
           </w:tcPr>
           <w:p>
             <w:pPr>
+              <w:keepNext w:val="false"/>
               <w:spacing w:after="40" w:before="0"/>
               <w:jc w:val="left"/>
             </w:pPr>
@@ -8350,6 +8527,7 @@
           </w:tcPr>
           <w:p>
             <w:pPr>
+              <w:keepNext w:val="false"/>
               <w:spacing w:after="40" w:before="0"/>
               <w:jc w:val="left"/>
             </w:pPr>
@@ -8384,6 +8562,7 @@
           </w:tcPr>
           <w:p>
             <w:pPr>
+              <w:keepNext w:val="false"/>
               <w:spacing w:after="40" w:before="0"/>
               <w:jc w:val="left"/>
             </w:pPr>
@@ -8416,6 +8595,7 @@
           </w:tcPr>
           <w:p>
             <w:pPr>
+              <w:keepNext w:val="false"/>
               <w:spacing w:after="40" w:before="0"/>
               <w:jc w:val="left"/>
             </w:pPr>
@@ -8450,6 +8630,7 @@
           </w:tcPr>
           <w:p>
             <w:pPr>
+              <w:keepNext w:val="false"/>
               <w:spacing w:after="40" w:before="0"/>
               <w:jc w:val="left"/>
             </w:pPr>
@@ -8482,6 +8663,7 @@
           </w:tcPr>
           <w:p>
             <w:pPr>
+              <w:keepNext w:val="false"/>
               <w:spacing w:after="40" w:before="0"/>
               <w:jc w:val="left"/>
             </w:pPr>
@@ -8516,6 +8698,7 @@
           </w:tcPr>
           <w:p>
             <w:pPr>
+              <w:keepNext w:val="false"/>
               <w:spacing w:after="40" w:before="0"/>
               <w:jc w:val="left"/>
             </w:pPr>
@@ -8548,6 +8731,7 @@
           </w:tcPr>
           <w:p>
             <w:pPr>
+              <w:keepNext w:val="false"/>
               <w:spacing w:after="40" w:before="0"/>
               <w:jc w:val="left"/>
             </w:pPr>
@@ -8582,6 +8766,7 @@
           </w:tcPr>
           <w:p>
             <w:pPr>
+              <w:keepNext w:val="false"/>
               <w:spacing w:after="40" w:before="0"/>
               <w:jc w:val="left"/>
             </w:pPr>
@@ -8614,6 +8799,7 @@
           </w:tcPr>
           <w:p>
             <w:pPr>
+              <w:keepNext w:val="false"/>
               <w:spacing w:after="40" w:before="0"/>
               <w:jc w:val="left"/>
             </w:pPr>
@@ -8648,6 +8834,7 @@
           </w:tcPr>
           <w:p>
             <w:pPr>
+              <w:keepNext w:val="false"/>
               <w:spacing w:after="40" w:before="0"/>
               <w:jc w:val="left"/>
             </w:pPr>
@@ -8680,6 +8867,7 @@
           </w:tcPr>
           <w:p>
             <w:pPr>
+              <w:keepNext w:val="false"/>
               <w:spacing w:after="40" w:before="0"/>
               <w:jc w:val="left"/>
             </w:pPr>
@@ -8714,6 +8902,7 @@
           </w:tcPr>
           <w:p>
             <w:pPr>
+              <w:keepNext w:val="false"/>
               <w:spacing w:after="40" w:before="0"/>
               <w:jc w:val="left"/>
             </w:pPr>
@@ -8746,6 +8935,7 @@
           </w:tcPr>
           <w:p>
             <w:pPr>
+              <w:keepNext w:val="false"/>
               <w:spacing w:after="40" w:before="0"/>
               <w:jc w:val="left"/>
             </w:pPr>
@@ -8780,6 +8970,7 @@
           </w:tcPr>
           <w:p>
             <w:pPr>
+              <w:keepNext w:val="false"/>
               <w:spacing w:after="40" w:before="0"/>
               <w:jc w:val="left"/>
             </w:pPr>
@@ -8812,6 +9003,7 @@
           </w:tcPr>
           <w:p>
             <w:pPr>
+              <w:keepNext w:val="false"/>
               <w:spacing w:after="40" w:before="0"/>
               <w:jc w:val="left"/>
             </w:pPr>
@@ -8871,6 +9063,7 @@
           </w:tcPr>
           <w:p>
             <w:pPr>
+              <w:keepNext w:val="false"/>
               <w:spacing w:after="40" w:before="0"/>
               <w:jc w:val="center"/>
             </w:pPr>
@@ -8905,6 +9098,7 @@
           </w:tcPr>
           <w:p>
             <w:pPr>
+              <w:keepNext w:val="false"/>
               <w:spacing w:after="40" w:before="0"/>
               <w:jc w:val="left"/>
             </w:pPr>
@@ -8969,6 +9163,7 @@
           </w:tcPr>
           <w:p>
             <w:pPr>
+              <w:keepNext w:val="false"/>
               <w:spacing w:after="40" w:before="0"/>
               <w:jc w:val="center"/>
             </w:pPr>
@@ -9003,6 +9198,7 @@
           </w:tcPr>
           <w:p>
             <w:pPr>
+              <w:keepNext w:val="false"/>
               <w:spacing w:after="40" w:before="0"/>
               <w:jc w:val="left"/>
             </w:pPr>
@@ -9035,6 +9231,7 @@
           </w:tcPr>
           <w:p>
             <w:pPr>
+              <w:keepNext w:val="false"/>
               <w:spacing w:after="40" w:before="0"/>
               <w:jc w:val="left"/>
             </w:pPr>
@@ -9067,6 +9264,7 @@
           </w:tcPr>
           <w:p>
             <w:pPr>
+              <w:keepNext w:val="false"/>
               <w:spacing w:after="40" w:before="0"/>
               <w:jc w:val="left"/>
             </w:pPr>
@@ -9099,6 +9297,7 @@
           </w:tcPr>
           <w:p>
             <w:pPr>
+              <w:keepNext w:val="false"/>
               <w:spacing w:after="40" w:before="0"/>
               <w:jc w:val="left"/>
             </w:pPr>
@@ -9131,6 +9330,7 @@
           </w:tcPr>
           <w:p>
             <w:pPr>
+              <w:keepNext w:val="false"/>
               <w:spacing w:after="40" w:before="0"/>
               <w:jc w:val="left"/>
             </w:pPr>
@@ -9165,6 +9365,7 @@
           </w:tcPr>
           <w:p>
             <w:pPr>
+              <w:keepNext w:val="false"/>
               <w:spacing w:after="40" w:before="0"/>
               <w:jc w:val="left"/>
             </w:pPr>
@@ -9202,7 +9403,7 @@
             <w:pPr>
               <w:spacing w:after="20" w:before="0"/>
             </w:pPr>
-            <w:hyperlink w:history="1" r:id="rIdnot0q66266gfjxyhoxpax">
+            <w:hyperlink w:history="1" r:id="rIdx5sywjjpcmyx4dhnxbjax">
               <w:r>
                 <w:rPr>
                   <w:rFonts w:ascii="Arial" w:cs="Arial" w:eastAsia="Arial" w:hAnsi="Arial"/>
@@ -9235,7 +9436,7 @@
               <w:spacing w:after="10" w:before="0"/>
               <w:ind w:left="120"/>
             </w:pPr>
-            <w:hyperlink w:history="1" r:id="rIdxrw6tigzzrjfzhydojcy3">
+            <w:hyperlink w:history="1" r:id="rId_qo8eclh-21ep1xwzalfz">
               <w:r>
                 <w:rPr>
                   <w:rFonts w:ascii="Arial" w:cs="Arial" w:eastAsia="Arial" w:hAnsi="Arial"/>
@@ -9280,7 +9481,7 @@
             <w:pPr>
               <w:spacing w:after="20" w:before="0"/>
             </w:pPr>
-            <w:hyperlink w:history="1" r:id="rIdagqlrp_yf4a-fajojt9z5">
+            <w:hyperlink w:history="1" r:id="rIdq7ldtqa23_ivuaqs4ed_d">
               <w:r>
                 <w:rPr>
                   <w:rFonts w:ascii="Arial" w:cs="Arial" w:eastAsia="Arial" w:hAnsi="Arial"/>
@@ -9313,7 +9514,7 @@
               <w:spacing w:after="10" w:before="0"/>
               <w:ind w:left="120"/>
             </w:pPr>
-            <w:hyperlink w:history="1" r:id="rIds21rcaffh23ewb_t9gcdh">
+            <w:hyperlink w:history="1" r:id="rIdgbpjazwtdnsxdupkag7qe">
               <w:r>
                 <w:rPr>
                   <w:rFonts w:ascii="Arial" w:cs="Arial" w:eastAsia="Arial" w:hAnsi="Arial"/>
@@ -9341,6 +9542,7 @@
           </w:tcPr>
           <w:p>
             <w:pPr>
+              <w:keepNext w:val="false"/>
               <w:spacing w:after="40" w:before="0"/>
               <w:jc w:val="left"/>
             </w:pPr>
@@ -9373,6 +9575,7 @@
           </w:tcPr>
           <w:p>
             <w:pPr>
+              <w:keepNext w:val="false"/>
               <w:spacing w:after="40" w:before="0"/>
               <w:jc w:val="left"/>
             </w:pPr>
@@ -9405,6 +9608,7 @@
           </w:tcPr>
           <w:p>
             <w:pPr>
+              <w:keepNext w:val="false"/>
               <w:spacing w:after="40" w:before="0"/>
               <w:jc w:val="left"/>
             </w:pPr>
@@ -9437,6 +9641,7 @@
           </w:tcPr>
           <w:p>
             <w:pPr>
+              <w:keepNext w:val="false"/>
               <w:spacing w:after="40" w:before="0"/>
               <w:jc w:val="left"/>
             </w:pPr>
@@ -9471,6 +9676,7 @@
           </w:tcPr>
           <w:p>
             <w:pPr>
+              <w:keepNext w:val="false"/>
               <w:spacing w:after="40" w:before="0"/>
               <w:jc w:val="left"/>
             </w:pPr>
@@ -9508,7 +9714,7 @@
             <w:pPr>
               <w:spacing w:after="20" w:before="0"/>
             </w:pPr>
-            <w:hyperlink w:history="1" r:id="rIdo1yqdgkhkaudy-hksygek">
+            <w:hyperlink w:history="1" r:id="rIddhg-0jztkbi-ilqcpq-ns">
               <w:r>
                 <w:rPr>
                   <w:rFonts w:ascii="Arial" w:cs="Arial" w:eastAsia="Arial" w:hAnsi="Arial"/>
@@ -9541,7 +9747,7 @@
               <w:spacing w:after="10" w:before="0"/>
               <w:ind w:left="120"/>
             </w:pPr>
-            <w:hyperlink w:history="1" r:id="rIdgz7npkd5gztfc9phwyfju">
+            <w:hyperlink w:history="1" r:id="rIdvu1zkit889bayvlmducef">
               <w:r>
                 <w:rPr>
                   <w:rFonts w:ascii="Arial" w:cs="Arial" w:eastAsia="Arial" w:hAnsi="Arial"/>
@@ -9586,7 +9792,7 @@
             <w:pPr>
               <w:spacing w:after="20" w:before="0"/>
             </w:pPr>
-            <w:hyperlink w:history="1" r:id="rIdxbfpbrgjcvrru5zg1psp_">
+            <w:hyperlink w:history="1" r:id="rId2euuicky2xsuot55yk5zo">
               <w:r>
                 <w:rPr>
                   <w:rFonts w:ascii="Arial" w:cs="Arial" w:eastAsia="Arial" w:hAnsi="Arial"/>
@@ -9619,7 +9825,7 @@
               <w:spacing w:after="10" w:before="0"/>
               <w:ind w:left="120"/>
             </w:pPr>
-            <w:hyperlink w:history="1" r:id="rIdjulabgqkthglvnamrgibm">
+            <w:hyperlink w:history="1" r:id="rIdr0sxpyhph5w086fzfypxb">
               <w:r>
                 <w:rPr>
                   <w:rFonts w:ascii="Arial" w:cs="Arial" w:eastAsia="Arial" w:hAnsi="Arial"/>
@@ -9647,6 +9853,7 @@
           </w:tcPr>
           <w:p>
             <w:pPr>
+              <w:keepNext w:val="false"/>
               <w:spacing w:after="40" w:before="0"/>
               <w:jc w:val="left"/>
             </w:pPr>
@@ -9679,6 +9886,7 @@
           </w:tcPr>
           <w:p>
             <w:pPr>
+              <w:keepNext w:val="false"/>
               <w:spacing w:after="40" w:before="0"/>
               <w:jc w:val="left"/>
             </w:pPr>
@@ -9711,6 +9919,7 @@
           </w:tcPr>
           <w:p>
             <w:pPr>
+              <w:keepNext w:val="false"/>
               <w:spacing w:after="40" w:before="0"/>
               <w:jc w:val="left"/>
             </w:pPr>
@@ -9743,6 +9952,7 @@
           </w:tcPr>
           <w:p>
             <w:pPr>
+              <w:keepNext w:val="false"/>
               <w:spacing w:after="40" w:before="0"/>
               <w:jc w:val="left"/>
             </w:pPr>
@@ -9777,6 +9987,7 @@
           </w:tcPr>
           <w:p>
             <w:pPr>
+              <w:keepNext w:val="false"/>
               <w:spacing w:after="40" w:before="0"/>
               <w:jc w:val="left"/>
             </w:pPr>
@@ -9814,7 +10025,7 @@
             <w:pPr>
               <w:spacing w:after="20" w:before="0"/>
             </w:pPr>
-            <w:hyperlink w:history="1" r:id="rIdt5vi1or7qjhzf5i7otlz-">
+            <w:hyperlink w:history="1" r:id="rIdqupdydlern90y_vqnfvin">
               <w:r>
                 <w:rPr>
                   <w:rFonts w:ascii="Arial" w:cs="Arial" w:eastAsia="Arial" w:hAnsi="Arial"/>
@@ -9847,7 +10058,7 @@
               <w:spacing w:after="10" w:before="0"/>
               <w:ind w:left="120"/>
             </w:pPr>
-            <w:hyperlink w:history="1" r:id="rIddeql4ldhs0fbu6gsvrlm8">
+            <w:hyperlink w:history="1" r:id="rIdq1bsqwpcv5z3mj6vc6e8l">
               <w:r>
                 <w:rPr>
                   <w:rFonts w:ascii="Arial" w:cs="Arial" w:eastAsia="Arial" w:hAnsi="Arial"/>
@@ -9892,7 +10103,7 @@
             <w:pPr>
               <w:spacing w:after="20" w:before="0"/>
             </w:pPr>
-            <w:hyperlink w:history="1" r:id="rIdwvmzznwxoqlxzockevy7i">
+            <w:hyperlink w:history="1" r:id="rIdoqvd7ai9mipqb0arewi9k">
               <w:r>
                 <w:rPr>
                   <w:rFonts w:ascii="Arial" w:cs="Arial" w:eastAsia="Arial" w:hAnsi="Arial"/>
@@ -9925,7 +10136,7 @@
               <w:spacing w:after="10" w:before="0"/>
               <w:ind w:left="120"/>
             </w:pPr>
-            <w:hyperlink w:history="1" r:id="rId_tasab0-7w-uji4a47ixi">
+            <w:hyperlink w:history="1" r:id="rIdlfchp4n2rubtwlwh3v22r">
               <w:r>
                 <w:rPr>
                   <w:rFonts w:ascii="Arial" w:cs="Arial" w:eastAsia="Arial" w:hAnsi="Arial"/>
@@ -9953,6 +10164,7 @@
           </w:tcPr>
           <w:p>
             <w:pPr>
+              <w:keepNext w:val="false"/>
               <w:spacing w:after="40" w:before="0"/>
               <w:jc w:val="left"/>
             </w:pPr>
@@ -9985,6 +10197,7 @@
           </w:tcPr>
           <w:p>
             <w:pPr>
+              <w:keepNext w:val="false"/>
               <w:spacing w:after="40" w:before="0"/>
               <w:jc w:val="left"/>
             </w:pPr>
@@ -10017,6 +10230,7 @@
           </w:tcPr>
           <w:p>
             <w:pPr>
+              <w:keepNext w:val="false"/>
               <w:spacing w:after="40" w:before="0"/>
               <w:jc w:val="left"/>
             </w:pPr>
@@ -10049,6 +10263,7 @@
           </w:tcPr>
           <w:p>
             <w:pPr>
+              <w:keepNext w:val="false"/>
               <w:spacing w:after="40" w:before="0"/>
               <w:jc w:val="left"/>
             </w:pPr>
@@ -10083,6 +10298,7 @@
           </w:tcPr>
           <w:p>
             <w:pPr>
+              <w:keepNext w:val="false"/>
               <w:spacing w:after="40" w:before="0"/>
               <w:jc w:val="left"/>
             </w:pPr>
@@ -10120,7 +10336,7 @@
             <w:pPr>
               <w:spacing w:after="20" w:before="0"/>
             </w:pPr>
-            <w:hyperlink w:history="1" r:id="rId3f-ditaeaj-yuc9eqlj1i">
+            <w:hyperlink w:history="1" r:id="rIdbhrp8y8ui8oxjuept7oqp">
               <w:r>
                 <w:rPr>
                   <w:rFonts w:ascii="Arial" w:cs="Arial" w:eastAsia="Arial" w:hAnsi="Arial"/>
@@ -10153,7 +10369,7 @@
               <w:spacing w:after="10" w:before="0"/>
               <w:ind w:left="120"/>
             </w:pPr>
-            <w:hyperlink w:history="1" r:id="rIdjpxfentdvht_bkn6jzphc">
+            <w:hyperlink w:history="1" r:id="rIdwu-4n5r6wlxzf-vwkheze">
               <w:r>
                 <w:rPr>
                   <w:rFonts w:ascii="Arial" w:cs="Arial" w:eastAsia="Arial" w:hAnsi="Arial"/>
@@ -10198,7 +10414,7 @@
             <w:pPr>
               <w:spacing w:after="20" w:before="0"/>
             </w:pPr>
-            <w:hyperlink w:history="1" r:id="rIdindoacboy4ymvkidt9esc">
+            <w:hyperlink w:history="1" r:id="rIde9wbs1a41v01ri9z7--2r">
               <w:r>
                 <w:rPr>
                   <w:rFonts w:ascii="Arial" w:cs="Arial" w:eastAsia="Arial" w:hAnsi="Arial"/>
@@ -10231,7 +10447,7 @@
               <w:spacing w:after="10" w:before="0"/>
               <w:ind w:left="120"/>
             </w:pPr>
-            <w:hyperlink w:history="1" r:id="rIdfq783gd-um8thoslwvefg">
+            <w:hyperlink w:history="1" r:id="rId7d2ecpzapwyykaq1qq5yk">
               <w:r>
                 <w:rPr>
                   <w:rFonts w:ascii="Arial" w:cs="Arial" w:eastAsia="Arial" w:hAnsi="Arial"/>
@@ -10259,6 +10475,7 @@
           </w:tcPr>
           <w:p>
             <w:pPr>
+              <w:keepNext w:val="false"/>
               <w:spacing w:after="40" w:before="0"/>
               <w:jc w:val="left"/>
             </w:pPr>
@@ -10291,6 +10508,7 @@
           </w:tcPr>
           <w:p>
             <w:pPr>
+              <w:keepNext w:val="false"/>
               <w:spacing w:after="40" w:before="0"/>
               <w:jc w:val="left"/>
             </w:pPr>
@@ -10323,6 +10541,7 @@
           </w:tcPr>
           <w:p>
             <w:pPr>
+              <w:keepNext w:val="false"/>
               <w:spacing w:after="40" w:before="0"/>
               <w:jc w:val="left"/>
             </w:pPr>
@@ -10355,6 +10574,7 @@
           </w:tcPr>
           <w:p>
             <w:pPr>
+              <w:keepNext w:val="false"/>
               <w:spacing w:after="40" w:before="0"/>
               <w:jc w:val="left"/>
             </w:pPr>
@@ -10389,6 +10609,7 @@
           </w:tcPr>
           <w:p>
             <w:pPr>
+              <w:keepNext w:val="false"/>
               <w:spacing w:after="40" w:before="0"/>
               <w:jc w:val="left"/>
             </w:pPr>
@@ -10426,7 +10647,7 @@
             <w:pPr>
               <w:spacing w:after="20" w:before="0"/>
             </w:pPr>
-            <w:hyperlink w:history="1" r:id="rIdpaenolv4blw0b4efryzqs">
+            <w:hyperlink w:history="1" r:id="rIdx6ip2on9w5ykj33zdt5g4">
               <w:r>
                 <w:rPr>
                   <w:rFonts w:ascii="Arial" w:cs="Arial" w:eastAsia="Arial" w:hAnsi="Arial"/>
@@ -10459,7 +10680,7 @@
               <w:spacing w:after="10" w:before="0"/>
               <w:ind w:left="120"/>
             </w:pPr>
-            <w:hyperlink w:history="1" r:id="rIdwvcqv4m2i-hc9pm2xcv4f">
+            <w:hyperlink w:history="1" r:id="rIdxsuflwgtjg8ylf_sgv3n0">
               <w:r>
                 <w:rPr>
                   <w:rFonts w:ascii="Arial" w:cs="Arial" w:eastAsia="Arial" w:hAnsi="Arial"/>
@@ -10504,7 +10725,7 @@
             <w:pPr>
               <w:spacing w:after="20" w:before="0"/>
             </w:pPr>
-            <w:hyperlink w:history="1" r:id="rId7xk72jq8kmpnra8i6es-j">
+            <w:hyperlink w:history="1" r:id="rIdti3m8mzrlpaevkht_ykfb">
               <w:r>
                 <w:rPr>
                   <w:rFonts w:ascii="Arial" w:cs="Arial" w:eastAsia="Arial" w:hAnsi="Arial"/>
@@ -10537,7 +10758,7 @@
               <w:spacing w:after="10" w:before="0"/>
               <w:ind w:left="120"/>
             </w:pPr>
-            <w:hyperlink w:history="1" r:id="rIdeaviq3gn-rk-habhut4im">
+            <w:hyperlink w:history="1" r:id="rIdmfeommnnhkqo_bkktoakf">
               <w:r>
                 <w:rPr>
                   <w:rFonts w:ascii="Arial" w:cs="Arial" w:eastAsia="Arial" w:hAnsi="Arial"/>
@@ -10565,6 +10786,7 @@
           </w:tcPr>
           <w:p>
             <w:pPr>
+              <w:keepNext w:val="false"/>
               <w:spacing w:after="40" w:before="0"/>
               <w:jc w:val="left"/>
             </w:pPr>
@@ -10597,6 +10819,7 @@
           </w:tcPr>
           <w:p>
             <w:pPr>
+              <w:keepNext w:val="false"/>
               <w:spacing w:after="40" w:before="0"/>
               <w:jc w:val="left"/>
             </w:pPr>
@@ -10629,6 +10852,7 @@
           </w:tcPr>
           <w:p>
             <w:pPr>
+              <w:keepNext w:val="false"/>
               <w:spacing w:after="40" w:before="0"/>
               <w:jc w:val="left"/>
             </w:pPr>
@@ -10661,6 +10885,7 @@
           </w:tcPr>
           <w:p>
             <w:pPr>
+              <w:keepNext w:val="false"/>
               <w:spacing w:after="40" w:before="0"/>
               <w:jc w:val="left"/>
             </w:pPr>
@@ -10720,6 +10945,7 @@
           </w:tcPr>
           <w:p>
             <w:pPr>
+              <w:keepNext w:val="false"/>
               <w:spacing w:after="40" w:before="0"/>
               <w:jc w:val="center"/>
             </w:pPr>
@@ -10754,6 +10980,7 @@
           </w:tcPr>
           <w:p>
             <w:pPr>
+              <w:keepNext w:val="false"/>
               <w:spacing w:after="40" w:before="0"/>
               <w:jc w:val="left"/>
             </w:pPr>
@@ -10815,6 +11042,7 @@
           </w:tcPr>
           <w:p>
             <w:pPr>
+              <w:keepNext w:val="false"/>
               <w:spacing w:after="40" w:before="0"/>
               <w:jc w:val="center"/>
             </w:pPr>
@@ -10849,6 +11077,7 @@
           </w:tcPr>
           <w:p>
             <w:pPr>
+              <w:keepNext w:val="false"/>
               <w:spacing w:after="40" w:before="0"/>
               <w:jc w:val="left"/>
             </w:pPr>
@@ -10881,6 +11110,7 @@
           </w:tcPr>
           <w:p>
             <w:pPr>
+              <w:keepNext w:val="false"/>
               <w:spacing w:after="40" w:before="0"/>
               <w:jc w:val="left"/>
             </w:pPr>
@@ -10915,6 +11145,7 @@
           </w:tcPr>
           <w:p>
             <w:pPr>
+              <w:keepNext w:val="false"/>
               <w:spacing w:after="40" w:before="0"/>
               <w:jc w:val="left"/>
             </w:pPr>
@@ -10947,6 +11178,7 @@
           </w:tcPr>
           <w:p>
             <w:pPr>
+              <w:keepNext w:val="false"/>
               <w:spacing w:after="40" w:before="0"/>
               <w:jc w:val="left"/>
             </w:pPr>
@@ -10981,6 +11213,7 @@
           </w:tcPr>
           <w:p>
             <w:pPr>
+              <w:keepNext w:val="false"/>
               <w:spacing w:after="40" w:before="0"/>
               <w:jc w:val="left"/>
             </w:pPr>
@@ -11013,6 +11246,7 @@
           </w:tcPr>
           <w:p>
             <w:pPr>
+              <w:keepNext w:val="false"/>
               <w:spacing w:after="40" w:before="0"/>
               <w:jc w:val="left"/>
             </w:pPr>
@@ -11049,7 +11283,7 @@
         </w:rPr>
         <w:t xml:space="preserve">© 2026 SeaVuria and ARES. Aligned with KICD objectives. Developed by SeaVuria; technical implementation by ARES (with AI assistance from Claude). Licensed under </w:t>
       </w:r>
-      <w:hyperlink w:history="1" r:id="rIdhf4j71x5tp1k4kn1fhhus">
+      <w:hyperlink w:history="1" r:id="rIdd9hxiojg_fkadmdqorpke">
         <w:r>
           <w:rPr>
             <w:rFonts w:ascii="Arial" w:cs="Arial" w:eastAsia="Arial" w:hAnsi="Arial"/>
@@ -11070,7 +11304,7 @@
         </w:rPr>
         <w:t xml:space="preserve"> (</w:t>
       </w:r>
-      <w:hyperlink w:history="1" r:id="rId0stu-bsxx1vton-ul1mzb">
+      <w:hyperlink w:history="1" r:id="rIdxaqfahbnbymjhwnkm0zbe">
         <w:r>
           <w:rPr>
             <w:rFonts w:ascii="Arial" w:cs="Arial" w:eastAsia="Arial" w:hAnsi="Arial"/>
@@ -11130,6 +11364,7 @@
           </w:tcPr>
           <w:p>
             <w:pPr>
+              <w:keepNext w:val="false"/>
               <w:spacing w:after="40" w:before="0"/>
               <w:jc w:val="center"/>
             </w:pPr>
@@ -11165,6 +11400,7 @@
           </w:tcPr>
           <w:p>
             <w:pPr>
+              <w:keepNext w:val="false"/>
               <w:spacing w:after="40" w:before="0"/>
               <w:jc w:val="center"/>
             </w:pPr>
@@ -11199,6 +11435,7 @@
           </w:tcPr>
           <w:p>
             <w:pPr>
+              <w:keepNext w:val="false"/>
               <w:spacing w:after="40" w:before="0"/>
               <w:jc w:val="left"/>
             </w:pPr>
@@ -11231,6 +11468,7 @@
           </w:tcPr>
           <w:p>
             <w:pPr>
+              <w:keepNext w:val="false"/>
               <w:spacing w:after="40" w:before="0"/>
               <w:jc w:val="left"/>
             </w:pPr>
@@ -11265,6 +11503,7 @@
           </w:tcPr>
           <w:p>
             <w:pPr>
+              <w:keepNext w:val="false"/>
               <w:spacing w:after="40" w:before="0"/>
               <w:jc w:val="left"/>
             </w:pPr>
@@ -11297,6 +11536,7 @@
           </w:tcPr>
           <w:p>
             <w:pPr>
+              <w:keepNext w:val="false"/>
               <w:spacing w:after="40" w:before="0"/>
               <w:jc w:val="left"/>
             </w:pPr>
@@ -11331,6 +11571,7 @@
           </w:tcPr>
           <w:p>
             <w:pPr>
+              <w:keepNext w:val="false"/>
               <w:spacing w:after="40" w:before="0"/>
               <w:jc w:val="left"/>
             </w:pPr>
@@ -11363,6 +11604,7 @@
           </w:tcPr>
           <w:p>
             <w:pPr>
+              <w:keepNext w:val="false"/>
               <w:spacing w:after="40" w:before="0"/>
               <w:jc w:val="left"/>
             </w:pPr>
@@ -11397,6 +11639,7 @@
           </w:tcPr>
           <w:p>
             <w:pPr>
+              <w:keepNext w:val="false"/>
               <w:spacing w:after="40" w:before="0"/>
               <w:jc w:val="left"/>
             </w:pPr>
@@ -11429,6 +11672,7 @@
           </w:tcPr>
           <w:p>
             <w:pPr>
+              <w:keepNext w:val="false"/>
               <w:spacing w:after="40" w:before="0"/>
               <w:jc w:val="left"/>
             </w:pPr>
@@ -11463,6 +11707,7 @@
           </w:tcPr>
           <w:p>
             <w:pPr>
+              <w:keepNext w:val="false"/>
               <w:spacing w:after="40" w:before="0"/>
               <w:jc w:val="left"/>
             </w:pPr>
@@ -11495,6 +11740,7 @@
           </w:tcPr>
           <w:p>
             <w:pPr>
+              <w:keepNext w:val="false"/>
               <w:spacing w:after="40" w:before="0"/>
               <w:jc w:val="left"/>
             </w:pPr>
@@ -11529,6 +11775,7 @@
           </w:tcPr>
           <w:p>
             <w:pPr>
+              <w:keepNext w:val="false"/>
               <w:spacing w:after="40" w:before="0"/>
               <w:jc w:val="left"/>
             </w:pPr>
@@ -11561,6 +11808,7 @@
           </w:tcPr>
           <w:p>
             <w:pPr>
+              <w:keepNext w:val="false"/>
               <w:spacing w:after="40" w:before="0"/>
               <w:jc w:val="left"/>
             </w:pPr>
@@ -11595,6 +11843,7 @@
           </w:tcPr>
           <w:p>
             <w:pPr>
+              <w:keepNext w:val="false"/>
               <w:spacing w:after="40" w:before="0"/>
               <w:jc w:val="left"/>
             </w:pPr>
@@ -11627,6 +11876,7 @@
           </w:tcPr>
           <w:p>
             <w:pPr>
+              <w:keepNext w:val="false"/>
               <w:spacing w:after="40" w:before="0"/>
               <w:jc w:val="left"/>
             </w:pPr>
@@ -11661,6 +11911,7 @@
           </w:tcPr>
           <w:p>
             <w:pPr>
+              <w:keepNext w:val="false"/>
               <w:spacing w:after="40" w:before="0"/>
               <w:jc w:val="left"/>
             </w:pPr>
@@ -11693,6 +11944,7 @@
           </w:tcPr>
           <w:p>
             <w:pPr>
+              <w:keepNext w:val="false"/>
               <w:spacing w:after="40" w:before="0"/>
               <w:jc w:val="left"/>
             </w:pPr>
@@ -11752,6 +12004,7 @@
           </w:tcPr>
           <w:p>
             <w:pPr>
+              <w:keepNext w:val="false"/>
               <w:spacing w:after="40" w:before="0"/>
               <w:jc w:val="center"/>
             </w:pPr>
@@ -11786,6 +12039,7 @@
           </w:tcPr>
           <w:p>
             <w:pPr>
+              <w:keepNext w:val="false"/>
               <w:spacing w:after="40" w:before="0"/>
               <w:jc w:val="left"/>
             </w:pPr>
@@ -11850,6 +12104,7 @@
           </w:tcPr>
           <w:p>
             <w:pPr>
+              <w:keepNext w:val="false"/>
               <w:spacing w:after="40" w:before="0"/>
               <w:jc w:val="center"/>
             </w:pPr>
@@ -11884,6 +12139,7 @@
           </w:tcPr>
           <w:p>
             <w:pPr>
+              <w:keepNext w:val="false"/>
               <w:spacing w:after="40" w:before="0"/>
               <w:jc w:val="left"/>
             </w:pPr>
@@ -11916,6 +12172,7 @@
           </w:tcPr>
           <w:p>
             <w:pPr>
+              <w:keepNext w:val="false"/>
               <w:spacing w:after="40" w:before="0"/>
               <w:jc w:val="left"/>
             </w:pPr>
@@ -11948,6 +12205,7 @@
           </w:tcPr>
           <w:p>
             <w:pPr>
+              <w:keepNext w:val="false"/>
               <w:spacing w:after="40" w:before="0"/>
               <w:jc w:val="left"/>
             </w:pPr>
@@ -11980,6 +12238,7 @@
           </w:tcPr>
           <w:p>
             <w:pPr>
+              <w:keepNext w:val="false"/>
               <w:spacing w:after="40" w:before="0"/>
               <w:jc w:val="left"/>
             </w:pPr>
@@ -12012,6 +12271,7 @@
           </w:tcPr>
           <w:p>
             <w:pPr>
+              <w:keepNext w:val="false"/>
               <w:spacing w:after="40" w:before="0"/>
               <w:jc w:val="left"/>
             </w:pPr>
@@ -12046,6 +12306,7 @@
           </w:tcPr>
           <w:p>
             <w:pPr>
+              <w:keepNext w:val="false"/>
               <w:spacing w:after="40" w:before="0"/>
               <w:jc w:val="left"/>
             </w:pPr>
@@ -12083,7 +12344,7 @@
             <w:pPr>
               <w:spacing w:after="20" w:before="0"/>
             </w:pPr>
-            <w:hyperlink w:history="1" r:id="rIdw2vp-a5oys5cskm0txoeg">
+            <w:hyperlink w:history="1" r:id="rIdgskmikecqxaiuubyt-4iz">
               <w:r>
                 <w:rPr>
                   <w:rFonts w:ascii="Arial" w:cs="Arial" w:eastAsia="Arial" w:hAnsi="Arial"/>
@@ -12116,7 +12377,7 @@
               <w:spacing w:after="10" w:before="0"/>
               <w:ind w:left="120"/>
             </w:pPr>
-            <w:hyperlink w:history="1" r:id="rIdp2oue_rbhvsndm2acdha-">
+            <w:hyperlink w:history="1" r:id="rIdlueghyds_qsmt-knatwww">
               <w:r>
                 <w:rPr>
                   <w:rFonts w:ascii="Arial" w:cs="Arial" w:eastAsia="Arial" w:hAnsi="Arial"/>
@@ -12161,7 +12422,7 @@
             <w:pPr>
               <w:spacing w:after="20" w:before="0"/>
             </w:pPr>
-            <w:hyperlink w:history="1" r:id="rIdd6qjwzferyq1vttiuhqjo">
+            <w:hyperlink w:history="1" r:id="rIdnnpmfjoyy-ijfazfteqvt">
               <w:r>
                 <w:rPr>
                   <w:rFonts w:ascii="Arial" w:cs="Arial" w:eastAsia="Arial" w:hAnsi="Arial"/>
@@ -12194,7 +12455,7 @@
               <w:spacing w:after="10" w:before="0"/>
               <w:ind w:left="120"/>
             </w:pPr>
-            <w:hyperlink w:history="1" r:id="rId_7zvllmdunb4xntzvrjcy">
+            <w:hyperlink w:history="1" r:id="rId7sx0wuv4rjykt_c-sqvg2">
               <w:r>
                 <w:rPr>
                   <w:rFonts w:ascii="Arial" w:cs="Arial" w:eastAsia="Arial" w:hAnsi="Arial"/>
@@ -12222,6 +12483,7 @@
           </w:tcPr>
           <w:p>
             <w:pPr>
+              <w:keepNext w:val="false"/>
               <w:spacing w:after="40" w:before="0"/>
               <w:jc w:val="left"/>
             </w:pPr>
@@ -12254,6 +12516,7 @@
           </w:tcPr>
           <w:p>
             <w:pPr>
+              <w:keepNext w:val="false"/>
               <w:spacing w:after="40" w:before="0"/>
               <w:jc w:val="left"/>
             </w:pPr>
@@ -12286,6 +12549,7 @@
           </w:tcPr>
           <w:p>
             <w:pPr>
+              <w:keepNext w:val="false"/>
               <w:spacing w:after="40" w:before="0"/>
               <w:jc w:val="left"/>
             </w:pPr>
@@ -12318,6 +12582,7 @@
           </w:tcPr>
           <w:p>
             <w:pPr>
+              <w:keepNext w:val="false"/>
               <w:spacing w:after="40" w:before="0"/>
               <w:jc w:val="left"/>
             </w:pPr>
@@ -12352,6 +12617,7 @@
           </w:tcPr>
           <w:p>
             <w:pPr>
+              <w:keepNext w:val="false"/>
               <w:spacing w:after="40" w:before="0"/>
               <w:jc w:val="left"/>
             </w:pPr>
@@ -12389,7 +12655,7 @@
             <w:pPr>
               <w:spacing w:after="20" w:before="0"/>
             </w:pPr>
-            <w:hyperlink w:history="1" r:id="rIdwyq0x0uxs3txumomjoptq">
+            <w:hyperlink w:history="1" r:id="rIdj7pi2bmu84pk9twmd6lsm">
               <w:r>
                 <w:rPr>
                   <w:rFonts w:ascii="Arial" w:cs="Arial" w:eastAsia="Arial" w:hAnsi="Arial"/>
@@ -12422,7 +12688,7 @@
               <w:spacing w:after="10" w:before="0"/>
               <w:ind w:left="120"/>
             </w:pPr>
-            <w:hyperlink w:history="1" r:id="rIdhqrqgqvo965qlkatks0r0">
+            <w:hyperlink w:history="1" r:id="rId1cxrgu4yfnjxsxsxiygki">
               <w:r>
                 <w:rPr>
                   <w:rFonts w:ascii="Arial" w:cs="Arial" w:eastAsia="Arial" w:hAnsi="Arial"/>
@@ -12467,7 +12733,7 @@
             <w:pPr>
               <w:spacing w:after="20" w:before="0"/>
             </w:pPr>
-            <w:hyperlink w:history="1" r:id="rIdblx0ihuj1boofen5lckxy">
+            <w:hyperlink w:history="1" r:id="rIda85msn1ykzgfuxwfl_sly">
               <w:r>
                 <w:rPr>
                   <w:rFonts w:ascii="Arial" w:cs="Arial" w:eastAsia="Arial" w:hAnsi="Arial"/>
@@ -12500,7 +12766,7 @@
               <w:spacing w:after="10" w:before="0"/>
               <w:ind w:left="120"/>
             </w:pPr>
-            <w:hyperlink w:history="1" r:id="rIddzqdumihbw0x00oueebca">
+            <w:hyperlink w:history="1" r:id="rIdrukzghf53qtdilunjxz27">
               <w:r>
                 <w:rPr>
                   <w:rFonts w:ascii="Arial" w:cs="Arial" w:eastAsia="Arial" w:hAnsi="Arial"/>
@@ -12528,6 +12794,7 @@
           </w:tcPr>
           <w:p>
             <w:pPr>
+              <w:keepNext w:val="false"/>
               <w:spacing w:after="40" w:before="0"/>
               <w:jc w:val="left"/>
             </w:pPr>
@@ -12560,6 +12827,7 @@
           </w:tcPr>
           <w:p>
             <w:pPr>
+              <w:keepNext w:val="false"/>
               <w:spacing w:after="40" w:before="0"/>
               <w:jc w:val="left"/>
             </w:pPr>
@@ -12592,6 +12860,7 @@
           </w:tcPr>
           <w:p>
             <w:pPr>
+              <w:keepNext w:val="false"/>
               <w:spacing w:after="40" w:before="0"/>
               <w:jc w:val="left"/>
             </w:pPr>
@@ -12624,6 +12893,7 @@
           </w:tcPr>
           <w:p>
             <w:pPr>
+              <w:keepNext w:val="false"/>
               <w:spacing w:after="40" w:before="0"/>
               <w:jc w:val="left"/>
             </w:pPr>
@@ -12658,6 +12928,7 @@
           </w:tcPr>
           <w:p>
             <w:pPr>
+              <w:keepNext w:val="false"/>
               <w:spacing w:after="40" w:before="0"/>
               <w:jc w:val="left"/>
             </w:pPr>
@@ -12695,7 +12966,7 @@
             <w:pPr>
               <w:spacing w:after="20" w:before="0"/>
             </w:pPr>
-            <w:hyperlink w:history="1" r:id="rIdgmg-yqahtplg1hoenyoqv">
+            <w:hyperlink w:history="1" r:id="rIdvaky2jumat_ds3zgrsxgu">
               <w:r>
                 <w:rPr>
                   <w:rFonts w:ascii="Arial" w:cs="Arial" w:eastAsia="Arial" w:hAnsi="Arial"/>
@@ -12728,7 +12999,7 @@
               <w:spacing w:after="10" w:before="0"/>
               <w:ind w:left="120"/>
             </w:pPr>
-            <w:hyperlink w:history="1" r:id="rIdrv_wyljsx84xztizgfajs">
+            <w:hyperlink w:history="1" r:id="rIdghf5373guo30eovmxzm5n">
               <w:r>
                 <w:rPr>
                   <w:rFonts w:ascii="Arial" w:cs="Arial" w:eastAsia="Arial" w:hAnsi="Arial"/>
@@ -12773,7 +13044,7 @@
             <w:pPr>
               <w:spacing w:after="20" w:before="0"/>
             </w:pPr>
-            <w:hyperlink w:history="1" r:id="rIdkj914qk4pye1ppmpaa-bp">
+            <w:hyperlink w:history="1" r:id="rIdhincs90d2wutfm9fdalp8">
               <w:r>
                 <w:rPr>
                   <w:rFonts w:ascii="Arial" w:cs="Arial" w:eastAsia="Arial" w:hAnsi="Arial"/>
@@ -12806,7 +13077,7 @@
               <w:spacing w:after="10" w:before="0"/>
               <w:ind w:left="120"/>
             </w:pPr>
-            <w:hyperlink w:history="1" r:id="rIdlef0atv1wsxhxibn7cpgw">
+            <w:hyperlink w:history="1" r:id="rIdwo2-fzjjwr2fv33cz-aer">
               <w:r>
                 <w:rPr>
                   <w:rFonts w:ascii="Arial" w:cs="Arial" w:eastAsia="Arial" w:hAnsi="Arial"/>
@@ -12834,6 +13105,7 @@
           </w:tcPr>
           <w:p>
             <w:pPr>
+              <w:keepNext w:val="false"/>
               <w:spacing w:after="40" w:before="0"/>
               <w:jc w:val="left"/>
             </w:pPr>
@@ -12866,6 +13138,7 @@
           </w:tcPr>
           <w:p>
             <w:pPr>
+              <w:keepNext w:val="false"/>
               <w:spacing w:after="40" w:before="0"/>
               <w:jc w:val="left"/>
             </w:pPr>
@@ -12898,6 +13171,7 @@
           </w:tcPr>
           <w:p>
             <w:pPr>
+              <w:keepNext w:val="false"/>
               <w:spacing w:after="40" w:before="0"/>
               <w:jc w:val="left"/>
             </w:pPr>
@@ -12930,6 +13204,7 @@
           </w:tcPr>
           <w:p>
             <w:pPr>
+              <w:keepNext w:val="false"/>
               <w:spacing w:after="40" w:before="0"/>
               <w:jc w:val="left"/>
             </w:pPr>
@@ -12964,6 +13239,7 @@
           </w:tcPr>
           <w:p>
             <w:pPr>
+              <w:keepNext w:val="false"/>
               <w:spacing w:after="40" w:before="0"/>
               <w:jc w:val="left"/>
             </w:pPr>
@@ -13001,7 +13277,7 @@
             <w:pPr>
               <w:spacing w:after="20" w:before="0"/>
             </w:pPr>
-            <w:hyperlink w:history="1" r:id="rId6itkv6mhjw9hl96we5lqs">
+            <w:hyperlink w:history="1" r:id="rIdwanvizftarff_l___aqvg">
               <w:r>
                 <w:rPr>
                   <w:rFonts w:ascii="Arial" w:cs="Arial" w:eastAsia="Arial" w:hAnsi="Arial"/>
@@ -13034,7 +13310,7 @@
               <w:spacing w:after="10" w:before="0"/>
               <w:ind w:left="120"/>
             </w:pPr>
-            <w:hyperlink w:history="1" r:id="rIdr5vlqdi787xq_nveizqlv">
+            <w:hyperlink w:history="1" r:id="rIdwfpxha28hm2i9h_jpo6fd">
               <w:r>
                 <w:rPr>
                   <w:rFonts w:ascii="Arial" w:cs="Arial" w:eastAsia="Arial" w:hAnsi="Arial"/>
@@ -13079,7 +13355,7 @@
             <w:pPr>
               <w:spacing w:after="20" w:before="0"/>
             </w:pPr>
-            <w:hyperlink w:history="1" r:id="rIdhdjho-yubgjzf6xhwwmo8">
+            <w:hyperlink w:history="1" r:id="rIdyts62gomo0zbcgmh9n2ab">
               <w:r>
                 <w:rPr>
                   <w:rFonts w:ascii="Arial" w:cs="Arial" w:eastAsia="Arial" w:hAnsi="Arial"/>
@@ -13112,7 +13388,7 @@
               <w:spacing w:after="10" w:before="0"/>
               <w:ind w:left="120"/>
             </w:pPr>
-            <w:hyperlink w:history="1" r:id="rIdpw3jldnfrtisl1lmjo80d">
+            <w:hyperlink w:history="1" r:id="rIdxiknhtzu2ikvaytskssjq">
               <w:r>
                 <w:rPr>
                   <w:rFonts w:ascii="Arial" w:cs="Arial" w:eastAsia="Arial" w:hAnsi="Arial"/>
@@ -13140,6 +13416,7 @@
           </w:tcPr>
           <w:p>
             <w:pPr>
+              <w:keepNext w:val="false"/>
               <w:spacing w:after="40" w:before="0"/>
               <w:jc w:val="left"/>
             </w:pPr>
@@ -13172,6 +13449,7 @@
           </w:tcPr>
           <w:p>
             <w:pPr>
+              <w:keepNext w:val="false"/>
               <w:spacing w:after="40" w:before="0"/>
               <w:jc w:val="left"/>
             </w:pPr>
@@ -13204,6 +13482,7 @@
           </w:tcPr>
           <w:p>
             <w:pPr>
+              <w:keepNext w:val="false"/>
               <w:spacing w:after="40" w:before="0"/>
               <w:jc w:val="left"/>
             </w:pPr>
@@ -13236,6 +13515,7 @@
           </w:tcPr>
           <w:p>
             <w:pPr>
+              <w:keepNext w:val="false"/>
               <w:spacing w:after="40" w:before="0"/>
               <w:jc w:val="left"/>
             </w:pPr>
@@ -13270,6 +13550,7 @@
           </w:tcPr>
           <w:p>
             <w:pPr>
+              <w:keepNext w:val="false"/>
               <w:spacing w:after="40" w:before="0"/>
               <w:jc w:val="left"/>
             </w:pPr>
@@ -13307,7 +13588,7 @@
             <w:pPr>
               <w:spacing w:after="20" w:before="0"/>
             </w:pPr>
-            <w:hyperlink w:history="1" r:id="rIdpgfxjhlplglvdqshpmmx-">
+            <w:hyperlink w:history="1" r:id="rIdziq904qyyeapjqmujtxip">
               <w:r>
                 <w:rPr>
                   <w:rFonts w:ascii="Arial" w:cs="Arial" w:eastAsia="Arial" w:hAnsi="Arial"/>
@@ -13340,7 +13621,7 @@
               <w:spacing w:after="10" w:before="0"/>
               <w:ind w:left="120"/>
             </w:pPr>
-            <w:hyperlink w:history="1" r:id="rIdck4dv_djava6gckckytbs">
+            <w:hyperlink w:history="1" r:id="rIdjaxkndzgwy4datirq72hl">
               <w:r>
                 <w:rPr>
                   <w:rFonts w:ascii="Arial" w:cs="Arial" w:eastAsia="Arial" w:hAnsi="Arial"/>
@@ -13385,7 +13666,7 @@
             <w:pPr>
               <w:spacing w:after="20" w:before="0"/>
             </w:pPr>
-            <w:hyperlink w:history="1" r:id="rIdx6d9v0db-t8jxhrbxu_qk">
+            <w:hyperlink w:history="1" r:id="rIdjp05napyswq6fnqm38cis">
               <w:r>
                 <w:rPr>
                   <w:rFonts w:ascii="Arial" w:cs="Arial" w:eastAsia="Arial" w:hAnsi="Arial"/>
@@ -13418,7 +13699,7 @@
               <w:spacing w:after="10" w:before="0"/>
               <w:ind w:left="120"/>
             </w:pPr>
-            <w:hyperlink w:history="1" r:id="rIdn4vfnuyutny2zaqd5weha">
+            <w:hyperlink w:history="1" r:id="rIda10d_aunptl4pj9d9pww1">
               <w:r>
                 <w:rPr>
                   <w:rFonts w:ascii="Arial" w:cs="Arial" w:eastAsia="Arial" w:hAnsi="Arial"/>
@@ -13446,6 +13727,7 @@
           </w:tcPr>
           <w:p>
             <w:pPr>
+              <w:keepNext w:val="false"/>
               <w:spacing w:after="40" w:before="0"/>
               <w:jc w:val="left"/>
             </w:pPr>
@@ -13478,6 +13760,7 @@
           </w:tcPr>
           <w:p>
             <w:pPr>
+              <w:keepNext w:val="false"/>
               <w:spacing w:after="40" w:before="0"/>
               <w:jc w:val="left"/>
             </w:pPr>
@@ -13510,6 +13793,7 @@
           </w:tcPr>
           <w:p>
             <w:pPr>
+              <w:keepNext w:val="false"/>
               <w:spacing w:after="40" w:before="0"/>
               <w:jc w:val="left"/>
             </w:pPr>
@@ -13542,6 +13826,7 @@
           </w:tcPr>
           <w:p>
             <w:pPr>
+              <w:keepNext w:val="false"/>
               <w:spacing w:after="40" w:before="0"/>
               <w:jc w:val="left"/>
             </w:pPr>
@@ -13601,6 +13886,7 @@
           </w:tcPr>
           <w:p>
             <w:pPr>
+              <w:keepNext w:val="false"/>
               <w:spacing w:after="40" w:before="0"/>
               <w:jc w:val="center"/>
             </w:pPr>
@@ -13635,6 +13921,7 @@
           </w:tcPr>
           <w:p>
             <w:pPr>
+              <w:keepNext w:val="false"/>
               <w:spacing w:after="40" w:before="0"/>
               <w:jc w:val="left"/>
             </w:pPr>
@@ -13696,6 +13983,7 @@
           </w:tcPr>
           <w:p>
             <w:pPr>
+              <w:keepNext w:val="false"/>
               <w:spacing w:after="40" w:before="0"/>
               <w:jc w:val="center"/>
             </w:pPr>
@@ -13730,6 +14018,7 @@
           </w:tcPr>
           <w:p>
             <w:pPr>
+              <w:keepNext w:val="false"/>
               <w:spacing w:after="40" w:before="0"/>
               <w:jc w:val="left"/>
             </w:pPr>
@@ -13762,6 +14051,7 @@
           </w:tcPr>
           <w:p>
             <w:pPr>
+              <w:keepNext w:val="false"/>
               <w:spacing w:after="40" w:before="0"/>
               <w:jc w:val="left"/>
             </w:pPr>
@@ -13796,6 +14086,7 @@
           </w:tcPr>
           <w:p>
             <w:pPr>
+              <w:keepNext w:val="false"/>
               <w:spacing w:after="40" w:before="0"/>
               <w:jc w:val="left"/>
             </w:pPr>
@@ -13828,6 +14119,7 @@
           </w:tcPr>
           <w:p>
             <w:pPr>
+              <w:keepNext w:val="false"/>
               <w:spacing w:after="40" w:before="0"/>
               <w:jc w:val="left"/>
             </w:pPr>
@@ -13862,6 +14154,7 @@
           </w:tcPr>
           <w:p>
             <w:pPr>
+              <w:keepNext w:val="false"/>
               <w:spacing w:after="40" w:before="0"/>
               <w:jc w:val="left"/>
             </w:pPr>
@@ -13894,6 +14187,7 @@
           </w:tcPr>
           <w:p>
             <w:pPr>
+              <w:keepNext w:val="false"/>
               <w:spacing w:after="40" w:before="0"/>
               <w:jc w:val="left"/>
             </w:pPr>
@@ -13930,7 +14224,7 @@
         </w:rPr>
         <w:t xml:space="preserve">© 2026 SeaVuria and ARES. Aligned with KICD objectives. Developed by SeaVuria; technical implementation by ARES (with AI assistance from Claude). Licensed under </w:t>
       </w:r>
-      <w:hyperlink w:history="1" r:id="rIdjnpa6f7-_79imltnlbxh1">
+      <w:hyperlink w:history="1" r:id="rId162tuk8qz2swua1a0k3ni">
         <w:r>
           <w:rPr>
             <w:rFonts w:ascii="Arial" w:cs="Arial" w:eastAsia="Arial" w:hAnsi="Arial"/>
@@ -13951,7 +14245,7 @@
         </w:rPr>
         <w:t xml:space="preserve"> (</w:t>
       </w:r>
-      <w:hyperlink w:history="1" r:id="rIdymduppmnit_msinhfvb_m">
+      <w:hyperlink w:history="1" r:id="rId_60czoocvxyzngwib__48">
         <w:r>
           <w:rPr>
             <w:rFonts w:ascii="Arial" w:cs="Arial" w:eastAsia="Arial" w:hAnsi="Arial"/>
@@ -14011,6 +14305,7 @@
           </w:tcPr>
           <w:p>
             <w:pPr>
+              <w:keepNext w:val="false"/>
               <w:spacing w:after="40" w:before="0"/>
               <w:jc w:val="center"/>
             </w:pPr>
@@ -14046,6 +14341,7 @@
           </w:tcPr>
           <w:p>
             <w:pPr>
+              <w:keepNext w:val="false"/>
               <w:spacing w:after="40" w:before="0"/>
               <w:jc w:val="center"/>
             </w:pPr>
@@ -14080,6 +14376,7 @@
           </w:tcPr>
           <w:p>
             <w:pPr>
+              <w:keepNext w:val="false"/>
               <w:spacing w:after="40" w:before="0"/>
               <w:jc w:val="left"/>
             </w:pPr>
@@ -14112,6 +14409,7 @@
           </w:tcPr>
           <w:p>
             <w:pPr>
+              <w:keepNext w:val="false"/>
               <w:spacing w:after="40" w:before="0"/>
               <w:jc w:val="left"/>
             </w:pPr>
@@ -14146,6 +14444,7 @@
           </w:tcPr>
           <w:p>
             <w:pPr>
+              <w:keepNext w:val="false"/>
               <w:spacing w:after="40" w:before="0"/>
               <w:jc w:val="left"/>
             </w:pPr>
@@ -14178,6 +14477,7 @@
           </w:tcPr>
           <w:p>
             <w:pPr>
+              <w:keepNext w:val="false"/>
               <w:spacing w:after="40" w:before="0"/>
               <w:jc w:val="left"/>
             </w:pPr>
@@ -14212,6 +14512,7 @@
           </w:tcPr>
           <w:p>
             <w:pPr>
+              <w:keepNext w:val="false"/>
               <w:spacing w:after="40" w:before="0"/>
               <w:jc w:val="left"/>
             </w:pPr>
@@ -14244,6 +14545,7 @@
           </w:tcPr>
           <w:p>
             <w:pPr>
+              <w:keepNext w:val="false"/>
               <w:spacing w:after="40" w:before="0"/>
               <w:jc w:val="left"/>
             </w:pPr>
@@ -14278,6 +14580,7 @@
           </w:tcPr>
           <w:p>
             <w:pPr>
+              <w:keepNext w:val="false"/>
               <w:spacing w:after="40" w:before="0"/>
               <w:jc w:val="left"/>
             </w:pPr>
@@ -14310,6 +14613,7 @@
           </w:tcPr>
           <w:p>
             <w:pPr>
+              <w:keepNext w:val="false"/>
               <w:spacing w:after="40" w:before="0"/>
               <w:jc w:val="left"/>
             </w:pPr>
@@ -14344,6 +14648,7 @@
           </w:tcPr>
           <w:p>
             <w:pPr>
+              <w:keepNext w:val="false"/>
               <w:spacing w:after="40" w:before="0"/>
               <w:jc w:val="left"/>
             </w:pPr>
@@ -14376,6 +14681,7 @@
           </w:tcPr>
           <w:p>
             <w:pPr>
+              <w:keepNext w:val="false"/>
               <w:spacing w:after="40" w:before="0"/>
               <w:jc w:val="left"/>
             </w:pPr>
@@ -14410,6 +14716,7 @@
           </w:tcPr>
           <w:p>
             <w:pPr>
+              <w:keepNext w:val="false"/>
               <w:spacing w:after="40" w:before="0"/>
               <w:jc w:val="left"/>
             </w:pPr>
@@ -14442,6 +14749,7 @@
           </w:tcPr>
           <w:p>
             <w:pPr>
+              <w:keepNext w:val="false"/>
               <w:spacing w:after="40" w:before="0"/>
               <w:jc w:val="left"/>
             </w:pPr>
@@ -14476,6 +14784,7 @@
           </w:tcPr>
           <w:p>
             <w:pPr>
+              <w:keepNext w:val="false"/>
               <w:spacing w:after="40" w:before="0"/>
               <w:jc w:val="left"/>
             </w:pPr>
@@ -14508,6 +14817,7 @@
           </w:tcPr>
           <w:p>
             <w:pPr>
+              <w:keepNext w:val="false"/>
               <w:spacing w:after="40" w:before="0"/>
               <w:jc w:val="left"/>
             </w:pPr>
@@ -14542,6 +14852,7 @@
           </w:tcPr>
           <w:p>
             <w:pPr>
+              <w:keepNext w:val="false"/>
               <w:spacing w:after="40" w:before="0"/>
               <w:jc w:val="left"/>
             </w:pPr>
@@ -14574,6 +14885,7 @@
           </w:tcPr>
           <w:p>
             <w:pPr>
+              <w:keepNext w:val="false"/>
               <w:spacing w:after="40" w:before="0"/>
               <w:jc w:val="left"/>
             </w:pPr>
@@ -14633,6 +14945,7 @@
           </w:tcPr>
           <w:p>
             <w:pPr>
+              <w:keepNext w:val="false"/>
               <w:spacing w:after="40" w:before="0"/>
               <w:jc w:val="center"/>
             </w:pPr>
@@ -14667,6 +14980,7 @@
           </w:tcPr>
           <w:p>
             <w:pPr>
+              <w:keepNext w:val="false"/>
               <w:spacing w:after="40" w:before="0"/>
               <w:jc w:val="left"/>
             </w:pPr>
@@ -14731,6 +15045,7 @@
           </w:tcPr>
           <w:p>
             <w:pPr>
+              <w:keepNext w:val="false"/>
               <w:spacing w:after="40" w:before="0"/>
               <w:jc w:val="center"/>
             </w:pPr>
@@ -14765,6 +15080,7 @@
           </w:tcPr>
           <w:p>
             <w:pPr>
+              <w:keepNext w:val="false"/>
               <w:spacing w:after="40" w:before="0"/>
               <w:jc w:val="left"/>
             </w:pPr>
@@ -14797,6 +15113,7 @@
           </w:tcPr>
           <w:p>
             <w:pPr>
+              <w:keepNext w:val="false"/>
               <w:spacing w:after="40" w:before="0"/>
               <w:jc w:val="left"/>
             </w:pPr>
@@ -14829,6 +15146,7 @@
           </w:tcPr>
           <w:p>
             <w:pPr>
+              <w:keepNext w:val="false"/>
               <w:spacing w:after="40" w:before="0"/>
               <w:jc w:val="left"/>
             </w:pPr>
@@ -14861,6 +15179,7 @@
           </w:tcPr>
           <w:p>
             <w:pPr>
+              <w:keepNext w:val="false"/>
               <w:spacing w:after="40" w:before="0"/>
               <w:jc w:val="left"/>
             </w:pPr>
@@ -14893,6 +15212,7 @@
           </w:tcPr>
           <w:p>
             <w:pPr>
+              <w:keepNext w:val="false"/>
               <w:spacing w:after="40" w:before="0"/>
               <w:jc w:val="left"/>
             </w:pPr>
@@ -14927,6 +15247,7 @@
           </w:tcPr>
           <w:p>
             <w:pPr>
+              <w:keepNext w:val="false"/>
               <w:spacing w:after="40" w:before="0"/>
               <w:jc w:val="left"/>
             </w:pPr>
@@ -14964,7 +15285,7 @@
             <w:pPr>
               <w:spacing w:after="20" w:before="0"/>
             </w:pPr>
-            <w:hyperlink w:history="1" r:id="rIddts6gpabyllagd069o9wh">
+            <w:hyperlink w:history="1" r:id="rIdnu3c-va9nw_cxlsh0palx">
               <w:r>
                 <w:rPr>
                   <w:rFonts w:ascii="Arial" w:cs="Arial" w:eastAsia="Arial" w:hAnsi="Arial"/>
@@ -14997,7 +15318,7 @@
               <w:spacing w:after="10" w:before="0"/>
               <w:ind w:left="120"/>
             </w:pPr>
-            <w:hyperlink w:history="1" r:id="rIdeta1cbkiyowj0apkgzx6o">
+            <w:hyperlink w:history="1" r:id="rIdxt98pqj_juelupwfrkciv">
               <w:r>
                 <w:rPr>
                   <w:rFonts w:ascii="Arial" w:cs="Arial" w:eastAsia="Arial" w:hAnsi="Arial"/>
@@ -15042,7 +15363,7 @@
             <w:pPr>
               <w:spacing w:after="20" w:before="0"/>
             </w:pPr>
-            <w:hyperlink w:history="1" r:id="rId9ilew_wx_jfhwgm6on3tf">
+            <w:hyperlink w:history="1" r:id="rIde86v6j-umzxl7z0u4yujn">
               <w:r>
                 <w:rPr>
                   <w:rFonts w:ascii="Arial" w:cs="Arial" w:eastAsia="Arial" w:hAnsi="Arial"/>
@@ -15075,7 +15396,7 @@
               <w:spacing w:after="10" w:before="0"/>
               <w:ind w:left="120"/>
             </w:pPr>
-            <w:hyperlink w:history="1" r:id="rId8_0dybwsqa6nm3eh2soqx">
+            <w:hyperlink w:history="1" r:id="rIdgcvs3gwqyl0_bzyv7hat7">
               <w:r>
                 <w:rPr>
                   <w:rFonts w:ascii="Arial" w:cs="Arial" w:eastAsia="Arial" w:hAnsi="Arial"/>
@@ -15103,6 +15424,7 @@
           </w:tcPr>
           <w:p>
             <w:pPr>
+              <w:keepNext w:val="false"/>
               <w:spacing w:after="40" w:before="0"/>
               <w:jc w:val="left"/>
             </w:pPr>
@@ -15135,6 +15457,7 @@
           </w:tcPr>
           <w:p>
             <w:pPr>
+              <w:keepNext w:val="false"/>
               <w:spacing w:after="40" w:before="0"/>
               <w:jc w:val="left"/>
             </w:pPr>
@@ -15167,6 +15490,7 @@
           </w:tcPr>
           <w:p>
             <w:pPr>
+              <w:keepNext w:val="false"/>
               <w:spacing w:after="40" w:before="0"/>
               <w:jc w:val="left"/>
             </w:pPr>
@@ -15199,6 +15523,7 @@
           </w:tcPr>
           <w:p>
             <w:pPr>
+              <w:keepNext w:val="false"/>
               <w:spacing w:after="40" w:before="0"/>
               <w:jc w:val="left"/>
             </w:pPr>
@@ -15233,6 +15558,7 @@
           </w:tcPr>
           <w:p>
             <w:pPr>
+              <w:keepNext w:val="false"/>
               <w:spacing w:after="40" w:before="0"/>
               <w:jc w:val="left"/>
             </w:pPr>
@@ -15270,7 +15596,7 @@
             <w:pPr>
               <w:spacing w:after="20" w:before="0"/>
             </w:pPr>
-            <w:hyperlink w:history="1" r:id="rIdx4nfnj4w5vp1buwg1c0kr">
+            <w:hyperlink w:history="1" r:id="rId59tygnkx32fidlt6atvug">
               <w:r>
                 <w:rPr>
                   <w:rFonts w:ascii="Arial" w:cs="Arial" w:eastAsia="Arial" w:hAnsi="Arial"/>
@@ -15303,7 +15629,7 @@
               <w:spacing w:after="10" w:before="0"/>
               <w:ind w:left="120"/>
             </w:pPr>
-            <w:hyperlink w:history="1" r:id="rId43wql_ldxzj-pqdsi1lad">
+            <w:hyperlink w:history="1" r:id="rIdvc0wxwqvfbgk-qvr6r097">
               <w:r>
                 <w:rPr>
                   <w:rFonts w:ascii="Arial" w:cs="Arial" w:eastAsia="Arial" w:hAnsi="Arial"/>
@@ -15348,7 +15674,7 @@
             <w:pPr>
               <w:spacing w:after="20" w:before="0"/>
             </w:pPr>
-            <w:hyperlink w:history="1" r:id="rIdhw0fmmexagy0itagiyqdl">
+            <w:hyperlink w:history="1" r:id="rIdn1dwgw2tnyukqb4sezymi">
               <w:r>
                 <w:rPr>
                   <w:rFonts w:ascii="Arial" w:cs="Arial" w:eastAsia="Arial" w:hAnsi="Arial"/>
@@ -15381,7 +15707,7 @@
               <w:spacing w:after="10" w:before="0"/>
               <w:ind w:left="120"/>
             </w:pPr>
-            <w:hyperlink w:history="1" r:id="rIdrnhbhojtjgt-urnz8yykp">
+            <w:hyperlink w:history="1" r:id="rIdx88j8r7rlkuxlovqocmjc">
               <w:r>
                 <w:rPr>
                   <w:rFonts w:ascii="Arial" w:cs="Arial" w:eastAsia="Arial" w:hAnsi="Arial"/>
@@ -15409,6 +15735,7 @@
           </w:tcPr>
           <w:p>
             <w:pPr>
+              <w:keepNext w:val="false"/>
               <w:spacing w:after="40" w:before="0"/>
               <w:jc w:val="left"/>
             </w:pPr>
@@ -15441,6 +15768,7 @@
           </w:tcPr>
           <w:p>
             <w:pPr>
+              <w:keepNext w:val="false"/>
               <w:spacing w:after="40" w:before="0"/>
               <w:jc w:val="left"/>
             </w:pPr>
@@ -15473,6 +15801,7 @@
           </w:tcPr>
           <w:p>
             <w:pPr>
+              <w:keepNext w:val="false"/>
               <w:spacing w:after="40" w:before="0"/>
               <w:jc w:val="left"/>
             </w:pPr>
@@ -15505,6 +15834,7 @@
           </w:tcPr>
           <w:p>
             <w:pPr>
+              <w:keepNext w:val="false"/>
               <w:spacing w:after="40" w:before="0"/>
               <w:jc w:val="left"/>
             </w:pPr>
@@ -15539,6 +15869,7 @@
           </w:tcPr>
           <w:p>
             <w:pPr>
+              <w:keepNext w:val="false"/>
               <w:spacing w:after="40" w:before="0"/>
               <w:jc w:val="left"/>
             </w:pPr>
@@ -15576,7 +15907,7 @@
             <w:pPr>
               <w:spacing w:after="20" w:before="0"/>
             </w:pPr>
-            <w:hyperlink w:history="1" r:id="rIde9lli2igjguqhcaeeqpti">
+            <w:hyperlink w:history="1" r:id="rIdo-dgnl8adnoq_eyzexeq-">
               <w:r>
                 <w:rPr>
                   <w:rFonts w:ascii="Arial" w:cs="Arial" w:eastAsia="Arial" w:hAnsi="Arial"/>
@@ -15625,7 +15956,7 @@
               <w:spacing w:after="10" w:before="0"/>
               <w:ind w:left="120"/>
             </w:pPr>
-            <w:hyperlink w:history="1" r:id="rIdq0rph_5_bqaf3gp96erkh">
+            <w:hyperlink w:history="1" r:id="rIdqe0vh5z2u3xt9wfyxrbhp">
               <w:r>
                 <w:rPr>
                   <w:rFonts w:ascii="Arial" w:cs="Arial" w:eastAsia="Arial" w:hAnsi="Arial"/>
@@ -15670,7 +16001,7 @@
             <w:pPr>
               <w:spacing w:after="20" w:before="0"/>
             </w:pPr>
-            <w:hyperlink w:history="1" r:id="rIdctm-punkbq3w1x2ly7paq">
+            <w:hyperlink w:history="1" r:id="rIdna3btyaatn_ceghgqd4df">
               <w:r>
                 <w:rPr>
                   <w:rFonts w:ascii="Arial" w:cs="Arial" w:eastAsia="Arial" w:hAnsi="Arial"/>
@@ -15703,7 +16034,7 @@
               <w:spacing w:after="10" w:before="0"/>
               <w:ind w:left="120"/>
             </w:pPr>
-            <w:hyperlink w:history="1" r:id="rIdxpbrni-rdql_srvd_70if">
+            <w:hyperlink w:history="1" r:id="rIdf8lolowff_phkowoxulk3">
               <w:r>
                 <w:rPr>
                   <w:rFonts w:ascii="Arial" w:cs="Arial" w:eastAsia="Arial" w:hAnsi="Arial"/>
@@ -15731,6 +16062,7 @@
           </w:tcPr>
           <w:p>
             <w:pPr>
+              <w:keepNext w:val="false"/>
               <w:spacing w:after="40" w:before="0"/>
               <w:jc w:val="left"/>
             </w:pPr>
@@ -15763,6 +16095,7 @@
           </w:tcPr>
           <w:p>
             <w:pPr>
+              <w:keepNext w:val="false"/>
               <w:spacing w:after="40" w:before="0"/>
               <w:jc w:val="left"/>
             </w:pPr>
@@ -15795,6 +16128,7 @@
           </w:tcPr>
           <w:p>
             <w:pPr>
+              <w:keepNext w:val="false"/>
               <w:spacing w:after="40" w:before="0"/>
               <w:jc w:val="left"/>
             </w:pPr>
@@ -15827,6 +16161,7 @@
           </w:tcPr>
           <w:p>
             <w:pPr>
+              <w:keepNext w:val="false"/>
               <w:spacing w:after="40" w:before="0"/>
               <w:jc w:val="left"/>
             </w:pPr>
@@ -15861,6 +16196,7 @@
           </w:tcPr>
           <w:p>
             <w:pPr>
+              <w:keepNext w:val="false"/>
               <w:spacing w:after="40" w:before="0"/>
               <w:jc w:val="left"/>
             </w:pPr>
@@ -15898,7 +16234,7 @@
             <w:pPr>
               <w:spacing w:after="20" w:before="0"/>
             </w:pPr>
-            <w:hyperlink w:history="1" r:id="rIdz47qvjm1oohymrvzgscz4">
+            <w:hyperlink w:history="1" r:id="rIdsqg8hziaycrlhpsqkdn1q">
               <w:r>
                 <w:rPr>
                   <w:rFonts w:ascii="Arial" w:cs="Arial" w:eastAsia="Arial" w:hAnsi="Arial"/>
@@ -15947,7 +16283,7 @@
               <w:spacing w:after="10" w:before="0"/>
               <w:ind w:left="120"/>
             </w:pPr>
-            <w:hyperlink w:history="1" r:id="rIdxdqrkktqvhgag3oa3eywd">
+            <w:hyperlink w:history="1" r:id="rIdzmyzvem6by8n78auvm89s">
               <w:r>
                 <w:rPr>
                   <w:rFonts w:ascii="Arial" w:cs="Arial" w:eastAsia="Arial" w:hAnsi="Arial"/>
@@ -15992,7 +16328,7 @@
             <w:pPr>
               <w:spacing w:after="20" w:before="0"/>
             </w:pPr>
-            <w:hyperlink w:history="1" r:id="rIdlfexulggnkwjpzl6n8bn5">
+            <w:hyperlink w:history="1" r:id="rIdaxamlle6kcee8xyvdkkwa">
               <w:r>
                 <w:rPr>
                   <w:rFonts w:ascii="Arial" w:cs="Arial" w:eastAsia="Arial" w:hAnsi="Arial"/>
@@ -16025,7 +16361,7 @@
               <w:spacing w:after="10" w:before="0"/>
               <w:ind w:left="120"/>
             </w:pPr>
-            <w:hyperlink w:history="1" r:id="rIdbg7y1wbxpelysyp9bno14">
+            <w:hyperlink w:history="1" r:id="rIdioctfkxv4woih5v_nigkl">
               <w:r>
                 <w:rPr>
                   <w:rFonts w:ascii="Arial" w:cs="Arial" w:eastAsia="Arial" w:hAnsi="Arial"/>
@@ -16053,6 +16389,7 @@
           </w:tcPr>
           <w:p>
             <w:pPr>
+              <w:keepNext w:val="false"/>
               <w:spacing w:after="40" w:before="0"/>
               <w:jc w:val="left"/>
             </w:pPr>
@@ -16085,6 +16422,7 @@
           </w:tcPr>
           <w:p>
             <w:pPr>
+              <w:keepNext w:val="false"/>
               <w:spacing w:after="40" w:before="0"/>
               <w:jc w:val="left"/>
             </w:pPr>
@@ -16117,6 +16455,7 @@
           </w:tcPr>
           <w:p>
             <w:pPr>
+              <w:keepNext w:val="false"/>
               <w:spacing w:after="40" w:before="0"/>
               <w:jc w:val="left"/>
             </w:pPr>
@@ -16149,6 +16488,7 @@
           </w:tcPr>
           <w:p>
             <w:pPr>
+              <w:keepNext w:val="false"/>
               <w:spacing w:after="40" w:before="0"/>
               <w:jc w:val="left"/>
             </w:pPr>
@@ -16183,6 +16523,7 @@
           </w:tcPr>
           <w:p>
             <w:pPr>
+              <w:keepNext w:val="false"/>
               <w:spacing w:after="40" w:before="0"/>
               <w:jc w:val="left"/>
             </w:pPr>
@@ -16220,7 +16561,7 @@
             <w:pPr>
               <w:spacing w:after="20" w:before="0"/>
             </w:pPr>
-            <w:hyperlink w:history="1" r:id="rIdyjnle2vcblcqbmexrqf-m">
+            <w:hyperlink w:history="1" r:id="rIddzljsqr9qppacfkd9n4_i">
               <w:r>
                 <w:rPr>
                   <w:rFonts w:ascii="Arial" w:cs="Arial" w:eastAsia="Arial" w:hAnsi="Arial"/>
@@ -16269,7 +16610,7 @@
               <w:spacing w:after="10" w:before="0"/>
               <w:ind w:left="120"/>
             </w:pPr>
-            <w:hyperlink w:history="1" r:id="rId6v8vxh-pkjo0zlitorggk">
+            <w:hyperlink w:history="1" r:id="rIdorl6mngbog8mwtanrqxck">
               <w:r>
                 <w:rPr>
                   <w:rFonts w:ascii="Arial" w:cs="Arial" w:eastAsia="Arial" w:hAnsi="Arial"/>
@@ -16314,7 +16655,7 @@
             <w:pPr>
               <w:spacing w:after="20" w:before="0"/>
             </w:pPr>
-            <w:hyperlink w:history="1" r:id="rIdasm5wzhrhyw0hstug6gzq">
+            <w:hyperlink w:history="1" r:id="rId5urby6eflah7j9usynvlg">
               <w:r>
                 <w:rPr>
                   <w:rFonts w:ascii="Arial" w:cs="Arial" w:eastAsia="Arial" w:hAnsi="Arial"/>
@@ -16363,7 +16704,7 @@
               <w:spacing w:after="10" w:before="0"/>
               <w:ind w:left="120"/>
             </w:pPr>
-            <w:hyperlink w:history="1" r:id="rIdsdqlkgjtq1obpdj_5bda-">
+            <w:hyperlink w:history="1" r:id="rIdluqaexslgrqwzma-utq3q">
               <w:r>
                 <w:rPr>
                   <w:rFonts w:ascii="Arial" w:cs="Arial" w:eastAsia="Arial" w:hAnsi="Arial"/>
@@ -16391,6 +16732,7 @@
           </w:tcPr>
           <w:p>
             <w:pPr>
+              <w:keepNext w:val="false"/>
               <w:spacing w:after="40" w:before="0"/>
               <w:jc w:val="left"/>
             </w:pPr>
@@ -16423,6 +16765,7 @@
           </w:tcPr>
           <w:p>
             <w:pPr>
+              <w:keepNext w:val="false"/>
               <w:spacing w:after="40" w:before="0"/>
               <w:jc w:val="left"/>
             </w:pPr>
@@ -16455,6 +16798,7 @@
           </w:tcPr>
           <w:p>
             <w:pPr>
+              <w:keepNext w:val="false"/>
               <w:spacing w:after="40" w:before="0"/>
               <w:jc w:val="left"/>
             </w:pPr>
@@ -16487,6 +16831,7 @@
           </w:tcPr>
           <w:p>
             <w:pPr>
+              <w:keepNext w:val="false"/>
               <w:spacing w:after="40" w:before="0"/>
               <w:jc w:val="left"/>
             </w:pPr>
@@ -16546,6 +16891,7 @@
           </w:tcPr>
           <w:p>
             <w:pPr>
+              <w:keepNext w:val="false"/>
               <w:spacing w:after="40" w:before="0"/>
               <w:jc w:val="center"/>
             </w:pPr>
@@ -16580,6 +16926,7 @@
           </w:tcPr>
           <w:p>
             <w:pPr>
+              <w:keepNext w:val="false"/>
               <w:spacing w:after="40" w:before="0"/>
               <w:jc w:val="left"/>
             </w:pPr>
@@ -16641,6 +16988,7 @@
           </w:tcPr>
           <w:p>
             <w:pPr>
+              <w:keepNext w:val="false"/>
               <w:spacing w:after="40" w:before="0"/>
               <w:jc w:val="center"/>
             </w:pPr>
@@ -16675,6 +17023,7 @@
           </w:tcPr>
           <w:p>
             <w:pPr>
+              <w:keepNext w:val="false"/>
               <w:spacing w:after="40" w:before="0"/>
               <w:jc w:val="left"/>
             </w:pPr>
@@ -16707,6 +17056,7 @@
           </w:tcPr>
           <w:p>
             <w:pPr>
+              <w:keepNext w:val="false"/>
               <w:spacing w:after="40" w:before="0"/>
               <w:jc w:val="left"/>
             </w:pPr>
@@ -16741,6 +17091,7 @@
           </w:tcPr>
           <w:p>
             <w:pPr>
+              <w:keepNext w:val="false"/>
               <w:spacing w:after="40" w:before="0"/>
               <w:jc w:val="left"/>
             </w:pPr>
@@ -16773,6 +17124,7 @@
           </w:tcPr>
           <w:p>
             <w:pPr>
+              <w:keepNext w:val="false"/>
               <w:spacing w:after="40" w:before="0"/>
               <w:jc w:val="left"/>
             </w:pPr>
@@ -16807,6 +17159,7 @@
           </w:tcPr>
           <w:p>
             <w:pPr>
+              <w:keepNext w:val="false"/>
               <w:spacing w:after="40" w:before="0"/>
               <w:jc w:val="left"/>
             </w:pPr>
@@ -16839,6 +17192,7 @@
           </w:tcPr>
           <w:p>
             <w:pPr>
+              <w:keepNext w:val="false"/>
               <w:spacing w:after="40" w:before="0"/>
               <w:jc w:val="left"/>
             </w:pPr>
@@ -16875,7 +17229,7 @@
         </w:rPr>
         <w:t xml:space="preserve">© 2026 SeaVuria and ARES. Aligned with KICD objectives. Developed by SeaVuria; technical implementation by ARES (with AI assistance from Claude). Licensed under </w:t>
       </w:r>
-      <w:hyperlink w:history="1" r:id="rIdf7buw7yqr7ayullzrrn5k">
+      <w:hyperlink w:history="1" r:id="rIdiruyacficswxtrp0vnwkd">
         <w:r>
           <w:rPr>
             <w:rFonts w:ascii="Arial" w:cs="Arial" w:eastAsia="Arial" w:hAnsi="Arial"/>
@@ -16896,7 +17250,7 @@
         </w:rPr>
         <w:t xml:space="preserve"> (</w:t>
       </w:r>
-      <w:hyperlink w:history="1" r:id="rIdj_c8b4owdovpdimm2kmzm">
+      <w:hyperlink w:history="1" r:id="rIdifatyzpgfmibymsn9gc3x">
         <w:r>
           <w:rPr>
             <w:rFonts w:ascii="Arial" w:cs="Arial" w:eastAsia="Arial" w:hAnsi="Arial"/>
@@ -16956,6 +17310,7 @@
           </w:tcPr>
           <w:p>
             <w:pPr>
+              <w:keepNext w:val="false"/>
               <w:spacing w:after="40" w:before="0"/>
               <w:jc w:val="center"/>
             </w:pPr>
@@ -16991,6 +17346,7 @@
           </w:tcPr>
           <w:p>
             <w:pPr>
+              <w:keepNext w:val="false"/>
               <w:spacing w:after="40" w:before="0"/>
               <w:jc w:val="center"/>
             </w:pPr>
@@ -17025,6 +17381,7 @@
           </w:tcPr>
           <w:p>
             <w:pPr>
+              <w:keepNext w:val="false"/>
               <w:spacing w:after="40" w:before="0"/>
               <w:jc w:val="left"/>
             </w:pPr>
@@ -17057,6 +17414,7 @@
           </w:tcPr>
           <w:p>
             <w:pPr>
+              <w:keepNext w:val="false"/>
               <w:spacing w:after="40" w:before="0"/>
               <w:jc w:val="left"/>
             </w:pPr>
@@ -17091,6 +17449,7 @@
           </w:tcPr>
           <w:p>
             <w:pPr>
+              <w:keepNext w:val="false"/>
               <w:spacing w:after="40" w:before="0"/>
               <w:jc w:val="left"/>
             </w:pPr>
@@ -17123,6 +17482,7 @@
           </w:tcPr>
           <w:p>
             <w:pPr>
+              <w:keepNext w:val="false"/>
               <w:spacing w:after="40" w:before="0"/>
               <w:jc w:val="left"/>
             </w:pPr>
@@ -17157,6 +17517,7 @@
           </w:tcPr>
           <w:p>
             <w:pPr>
+              <w:keepNext w:val="false"/>
               <w:spacing w:after="40" w:before="0"/>
               <w:jc w:val="left"/>
             </w:pPr>
@@ -17189,6 +17550,7 @@
           </w:tcPr>
           <w:p>
             <w:pPr>
+              <w:keepNext w:val="false"/>
               <w:spacing w:after="40" w:before="0"/>
               <w:jc w:val="left"/>
             </w:pPr>
@@ -17223,6 +17585,7 @@
           </w:tcPr>
           <w:p>
             <w:pPr>
+              <w:keepNext w:val="false"/>
               <w:spacing w:after="40" w:before="0"/>
               <w:jc w:val="left"/>
             </w:pPr>
@@ -17255,6 +17618,7 @@
           </w:tcPr>
           <w:p>
             <w:pPr>
+              <w:keepNext w:val="false"/>
               <w:spacing w:after="40" w:before="0"/>
               <w:jc w:val="left"/>
             </w:pPr>
@@ -17289,6 +17653,7 @@
           </w:tcPr>
           <w:p>
             <w:pPr>
+              <w:keepNext w:val="false"/>
               <w:spacing w:after="40" w:before="0"/>
               <w:jc w:val="left"/>
             </w:pPr>
@@ -17321,6 +17686,7 @@
           </w:tcPr>
           <w:p>
             <w:pPr>
+              <w:keepNext w:val="false"/>
               <w:spacing w:after="40" w:before="0"/>
               <w:jc w:val="left"/>
             </w:pPr>
@@ -17355,6 +17721,7 @@
           </w:tcPr>
           <w:p>
             <w:pPr>
+              <w:keepNext w:val="false"/>
               <w:spacing w:after="40" w:before="0"/>
               <w:jc w:val="left"/>
             </w:pPr>
@@ -17387,6 +17754,7 @@
           </w:tcPr>
           <w:p>
             <w:pPr>
+              <w:keepNext w:val="false"/>
               <w:spacing w:after="40" w:before="0"/>
               <w:jc w:val="left"/>
             </w:pPr>
@@ -17421,6 +17789,7 @@
           </w:tcPr>
           <w:p>
             <w:pPr>
+              <w:keepNext w:val="false"/>
               <w:spacing w:after="40" w:before="0"/>
               <w:jc w:val="left"/>
             </w:pPr>
@@ -17453,6 +17822,7 @@
           </w:tcPr>
           <w:p>
             <w:pPr>
+              <w:keepNext w:val="false"/>
               <w:spacing w:after="40" w:before="0"/>
               <w:jc w:val="left"/>
             </w:pPr>
@@ -17487,6 +17857,7 @@
           </w:tcPr>
           <w:p>
             <w:pPr>
+              <w:keepNext w:val="false"/>
               <w:spacing w:after="40" w:before="0"/>
               <w:jc w:val="left"/>
             </w:pPr>
@@ -17519,6 +17890,7 @@
           </w:tcPr>
           <w:p>
             <w:pPr>
+              <w:keepNext w:val="false"/>
               <w:spacing w:after="40" w:before="0"/>
               <w:jc w:val="left"/>
             </w:pPr>
@@ -17578,6 +17950,7 @@
           </w:tcPr>
           <w:p>
             <w:pPr>
+              <w:keepNext w:val="false"/>
               <w:spacing w:after="40" w:before="0"/>
               <w:jc w:val="center"/>
             </w:pPr>
@@ -17612,6 +17985,7 @@
           </w:tcPr>
           <w:p>
             <w:pPr>
+              <w:keepNext w:val="false"/>
               <w:spacing w:after="40" w:before="0"/>
               <w:jc w:val="left"/>
             </w:pPr>
@@ -17676,6 +18050,7 @@
           </w:tcPr>
           <w:p>
             <w:pPr>
+              <w:keepNext w:val="false"/>
               <w:spacing w:after="40" w:before="0"/>
               <w:jc w:val="center"/>
             </w:pPr>
@@ -17710,6 +18085,7 @@
           </w:tcPr>
           <w:p>
             <w:pPr>
+              <w:keepNext w:val="false"/>
               <w:spacing w:after="40" w:before="0"/>
               <w:jc w:val="left"/>
             </w:pPr>
@@ -17742,6 +18118,7 @@
           </w:tcPr>
           <w:p>
             <w:pPr>
+              <w:keepNext w:val="false"/>
               <w:spacing w:after="40" w:before="0"/>
               <w:jc w:val="left"/>
             </w:pPr>
@@ -17774,6 +18151,7 @@
           </w:tcPr>
           <w:p>
             <w:pPr>
+              <w:keepNext w:val="false"/>
               <w:spacing w:after="40" w:before="0"/>
               <w:jc w:val="left"/>
             </w:pPr>
@@ -17806,6 +18184,7 @@
           </w:tcPr>
           <w:p>
             <w:pPr>
+              <w:keepNext w:val="false"/>
               <w:spacing w:after="40" w:before="0"/>
               <w:jc w:val="left"/>
             </w:pPr>
@@ -17838,6 +18217,7 @@
           </w:tcPr>
           <w:p>
             <w:pPr>
+              <w:keepNext w:val="false"/>
               <w:spacing w:after="40" w:before="0"/>
               <w:jc w:val="left"/>
             </w:pPr>
@@ -17872,6 +18252,7 @@
           </w:tcPr>
           <w:p>
             <w:pPr>
+              <w:keepNext w:val="false"/>
               <w:spacing w:after="40" w:before="0"/>
               <w:jc w:val="left"/>
             </w:pPr>
@@ -17909,7 +18290,7 @@
             <w:pPr>
               <w:spacing w:after="20" w:before="0"/>
             </w:pPr>
-            <w:hyperlink w:history="1" r:id="rIdm38zilbew0t6jtxcylild">
+            <w:hyperlink w:history="1" r:id="rIdpgetbnmepmwthsmtnrnxn">
               <w:r>
                 <w:rPr>
                   <w:rFonts w:ascii="Arial" w:cs="Arial" w:eastAsia="Arial" w:hAnsi="Arial"/>
@@ -17942,7 +18323,7 @@
               <w:spacing w:after="10" w:before="0"/>
               <w:ind w:left="120"/>
             </w:pPr>
-            <w:hyperlink w:history="1" r:id="rIdmy_99ddbg0gk2r0bfegji">
+            <w:hyperlink w:history="1" r:id="rIdq8uwin6mcmizac9v0180n">
               <w:r>
                 <w:rPr>
                   <w:rFonts w:ascii="Arial" w:cs="Arial" w:eastAsia="Arial" w:hAnsi="Arial"/>
@@ -17987,7 +18368,7 @@
             <w:pPr>
               <w:spacing w:after="20" w:before="0"/>
             </w:pPr>
-            <w:hyperlink w:history="1" r:id="rIdtepvesrm83p-deo6apfnw">
+            <w:hyperlink w:history="1" r:id="rId-q-ofcs5cbfyfcbs8npsc">
               <w:r>
                 <w:rPr>
                   <w:rFonts w:ascii="Arial" w:cs="Arial" w:eastAsia="Arial" w:hAnsi="Arial"/>
@@ -18036,7 +18417,7 @@
               <w:spacing w:after="10" w:before="0"/>
               <w:ind w:left="120"/>
             </w:pPr>
-            <w:hyperlink w:history="1" r:id="rId8kv6rac6nmwv99_32pgs5">
+            <w:hyperlink w:history="1" r:id="rIdwoguj2dimqvuxlx7ibhl2">
               <w:r>
                 <w:rPr>
                   <w:rFonts w:ascii="Arial" w:cs="Arial" w:eastAsia="Arial" w:hAnsi="Arial"/>
@@ -18064,6 +18445,7 @@
           </w:tcPr>
           <w:p>
             <w:pPr>
+              <w:keepNext w:val="false"/>
               <w:spacing w:after="40" w:before="0"/>
               <w:jc w:val="left"/>
             </w:pPr>
@@ -18096,6 +18478,7 @@
           </w:tcPr>
           <w:p>
             <w:pPr>
+              <w:keepNext w:val="false"/>
               <w:spacing w:after="40" w:before="0"/>
               <w:jc w:val="left"/>
             </w:pPr>
@@ -18128,6 +18511,7 @@
           </w:tcPr>
           <w:p>
             <w:pPr>
+              <w:keepNext w:val="false"/>
               <w:spacing w:after="40" w:before="0"/>
               <w:jc w:val="left"/>
             </w:pPr>
@@ -18160,6 +18544,7 @@
           </w:tcPr>
           <w:p>
             <w:pPr>
+              <w:keepNext w:val="false"/>
               <w:spacing w:after="40" w:before="0"/>
               <w:jc w:val="left"/>
             </w:pPr>
@@ -18194,6 +18579,7 @@
           </w:tcPr>
           <w:p>
             <w:pPr>
+              <w:keepNext w:val="false"/>
               <w:spacing w:after="40" w:before="0"/>
               <w:jc w:val="left"/>
             </w:pPr>
@@ -18231,7 +18617,7 @@
             <w:pPr>
               <w:spacing w:after="20" w:before="0"/>
             </w:pPr>
-            <w:hyperlink w:history="1" r:id="rId5357_hkmgdj1k1ytbuxvc">
+            <w:hyperlink w:history="1" r:id="rIdcqzrnv616wqho2oei-zd7">
               <w:r>
                 <w:rPr>
                   <w:rFonts w:ascii="Arial" w:cs="Arial" w:eastAsia="Arial" w:hAnsi="Arial"/>
@@ -18264,7 +18650,7 @@
               <w:spacing w:after="10" w:before="0"/>
               <w:ind w:left="120"/>
             </w:pPr>
-            <w:hyperlink w:history="1" r:id="rIdvt4nworzyftkuiafyjq65">
+            <w:hyperlink w:history="1" r:id="rIdmgwwhiakpv-8bzxebqqhb">
               <w:r>
                 <w:rPr>
                   <w:rFonts w:ascii="Arial" w:cs="Arial" w:eastAsia="Arial" w:hAnsi="Arial"/>
@@ -18309,7 +18695,7 @@
             <w:pPr>
               <w:spacing w:after="20" w:before="0"/>
             </w:pPr>
-            <w:hyperlink w:history="1" r:id="rIdu8kvid2kz3h2ijmzcf6lf">
+            <w:hyperlink w:history="1" r:id="rIdu9i60cibixevlvq-9dn4j">
               <w:r>
                 <w:rPr>
                   <w:rFonts w:ascii="Arial" w:cs="Arial" w:eastAsia="Arial" w:hAnsi="Arial"/>
@@ -18358,7 +18744,7 @@
               <w:spacing w:after="10" w:before="0"/>
               <w:ind w:left="120"/>
             </w:pPr>
-            <w:hyperlink w:history="1" r:id="rIdy86otfaj0w9aqpljobxhr">
+            <w:hyperlink w:history="1" r:id="rIduvperdqbtl31e2nd3wumj">
               <w:r>
                 <w:rPr>
                   <w:rFonts w:ascii="Arial" w:cs="Arial" w:eastAsia="Arial" w:hAnsi="Arial"/>
@@ -18386,6 +18772,7 @@
           </w:tcPr>
           <w:p>
             <w:pPr>
+              <w:keepNext w:val="false"/>
               <w:spacing w:after="40" w:before="0"/>
               <w:jc w:val="left"/>
             </w:pPr>
@@ -18418,6 +18805,7 @@
           </w:tcPr>
           <w:p>
             <w:pPr>
+              <w:keepNext w:val="false"/>
               <w:spacing w:after="40" w:before="0"/>
               <w:jc w:val="left"/>
             </w:pPr>
@@ -18450,6 +18838,7 @@
           </w:tcPr>
           <w:p>
             <w:pPr>
+              <w:keepNext w:val="false"/>
               <w:spacing w:after="40" w:before="0"/>
               <w:jc w:val="left"/>
             </w:pPr>
@@ -18482,6 +18871,7 @@
           </w:tcPr>
           <w:p>
             <w:pPr>
+              <w:keepNext w:val="false"/>
               <w:spacing w:after="40" w:before="0"/>
               <w:jc w:val="left"/>
             </w:pPr>
@@ -18516,6 +18906,7 @@
           </w:tcPr>
           <w:p>
             <w:pPr>
+              <w:keepNext w:val="false"/>
               <w:spacing w:after="40" w:before="0"/>
               <w:jc w:val="left"/>
             </w:pPr>
@@ -18553,7 +18944,7 @@
             <w:pPr>
               <w:spacing w:after="20" w:before="0"/>
             </w:pPr>
-            <w:hyperlink w:history="1" r:id="rId828xbk107jab-lywwembh">
+            <w:hyperlink w:history="1" r:id="rIdcidmkeuobj1fay5_bctc6">
               <w:r>
                 <w:rPr>
                   <w:rFonts w:ascii="Arial" w:cs="Arial" w:eastAsia="Arial" w:hAnsi="Arial"/>
@@ -18602,7 +18993,7 @@
               <w:spacing w:after="10" w:before="0"/>
               <w:ind w:left="120"/>
             </w:pPr>
-            <w:hyperlink w:history="1" r:id="rIdd3nzzed6s41zrlwyk6nhi">
+            <w:hyperlink w:history="1" r:id="rIdw49mipcccvmhigimt5qsk">
               <w:r>
                 <w:rPr>
                   <w:rFonts w:ascii="Arial" w:cs="Arial" w:eastAsia="Arial" w:hAnsi="Arial"/>
@@ -18647,7 +19038,7 @@
             <w:pPr>
               <w:spacing w:after="20" w:before="0"/>
             </w:pPr>
-            <w:hyperlink w:history="1" r:id="rId530dnxdsd9mbyntu9fuzd">
+            <w:hyperlink w:history="1" r:id="rIdkdvkmfb9bonizw-6khrt3">
               <w:r>
                 <w:rPr>
                   <w:rFonts w:ascii="Arial" w:cs="Arial" w:eastAsia="Arial" w:hAnsi="Arial"/>
@@ -18696,7 +19087,7 @@
               <w:spacing w:after="10" w:before="0"/>
               <w:ind w:left="120"/>
             </w:pPr>
-            <w:hyperlink w:history="1" r:id="rIdy-7zavucdzwa0wv4igufp">
+            <w:hyperlink w:history="1" r:id="rId1d_9rrnvw1armaejmoutj">
               <w:r>
                 <w:rPr>
                   <w:rFonts w:ascii="Arial" w:cs="Arial" w:eastAsia="Arial" w:hAnsi="Arial"/>
@@ -18724,6 +19115,7 @@
           </w:tcPr>
           <w:p>
             <w:pPr>
+              <w:keepNext w:val="false"/>
               <w:spacing w:after="40" w:before="0"/>
               <w:jc w:val="left"/>
             </w:pPr>
@@ -18756,6 +19148,7 @@
           </w:tcPr>
           <w:p>
             <w:pPr>
+              <w:keepNext w:val="false"/>
               <w:spacing w:after="40" w:before="0"/>
               <w:jc w:val="left"/>
             </w:pPr>
@@ -18788,6 +19181,7 @@
           </w:tcPr>
           <w:p>
             <w:pPr>
+              <w:keepNext w:val="false"/>
               <w:spacing w:after="40" w:before="0"/>
               <w:jc w:val="left"/>
             </w:pPr>
@@ -18820,6 +19214,7 @@
           </w:tcPr>
           <w:p>
             <w:pPr>
+              <w:keepNext w:val="false"/>
               <w:spacing w:after="40" w:before="0"/>
               <w:jc w:val="left"/>
             </w:pPr>
@@ -18854,6 +19249,7 @@
           </w:tcPr>
           <w:p>
             <w:pPr>
+              <w:keepNext w:val="false"/>
               <w:spacing w:after="40" w:before="0"/>
               <w:jc w:val="left"/>
             </w:pPr>
@@ -18891,7 +19287,7 @@
             <w:pPr>
               <w:spacing w:after="20" w:before="0"/>
             </w:pPr>
-            <w:hyperlink w:history="1" r:id="rIdzbrku7ryptwdvtnchb9ec">
+            <w:hyperlink w:history="1" r:id="rIdotuhvwjai_sjzxng5zrbo">
               <w:r>
                 <w:rPr>
                   <w:rFonts w:ascii="Arial" w:cs="Arial" w:eastAsia="Arial" w:hAnsi="Arial"/>
@@ -18940,7 +19336,7 @@
               <w:spacing w:after="10" w:before="0"/>
               <w:ind w:left="120"/>
             </w:pPr>
-            <w:hyperlink w:history="1" r:id="rIdspdehpcoredce_ye08bwj">
+            <w:hyperlink w:history="1" r:id="rIdnihqpyeyatenascbs-lj6">
               <w:r>
                 <w:rPr>
                   <w:rFonts w:ascii="Arial" w:cs="Arial" w:eastAsia="Arial" w:hAnsi="Arial"/>
@@ -18985,7 +19381,7 @@
             <w:pPr>
               <w:spacing w:after="20" w:before="0"/>
             </w:pPr>
-            <w:hyperlink w:history="1" r:id="rIdrq0tgqe6tsho8cou1gw4k">
+            <w:hyperlink w:history="1" r:id="rIdi5ksbluri1powloxd2ypi">
               <w:r>
                 <w:rPr>
                   <w:rFonts w:ascii="Arial" w:cs="Arial" w:eastAsia="Arial" w:hAnsi="Arial"/>
@@ -19034,7 +19430,7 @@
               <w:spacing w:after="10" w:before="0"/>
               <w:ind w:left="120"/>
             </w:pPr>
-            <w:hyperlink w:history="1" r:id="rIdqrfdotbhrgpagm7r_nxrp">
+            <w:hyperlink w:history="1" r:id="rIdrunpakx2zwuuza4tfc3ji">
               <w:r>
                 <w:rPr>
                   <w:rFonts w:ascii="Arial" w:cs="Arial" w:eastAsia="Arial" w:hAnsi="Arial"/>
@@ -19062,6 +19458,7 @@
           </w:tcPr>
           <w:p>
             <w:pPr>
+              <w:keepNext w:val="false"/>
               <w:spacing w:after="40" w:before="0"/>
               <w:jc w:val="left"/>
             </w:pPr>
@@ -19094,6 +19491,7 @@
           </w:tcPr>
           <w:p>
             <w:pPr>
+              <w:keepNext w:val="false"/>
               <w:spacing w:after="40" w:before="0"/>
               <w:jc w:val="left"/>
             </w:pPr>
@@ -19126,6 +19524,7 @@
           </w:tcPr>
           <w:p>
             <w:pPr>
+              <w:keepNext w:val="false"/>
               <w:spacing w:after="40" w:before="0"/>
               <w:jc w:val="left"/>
             </w:pPr>
@@ -19158,6 +19557,7 @@
           </w:tcPr>
           <w:p>
             <w:pPr>
+              <w:keepNext w:val="false"/>
               <w:spacing w:after="40" w:before="0"/>
               <w:jc w:val="left"/>
             </w:pPr>
@@ -19192,6 +19592,7 @@
           </w:tcPr>
           <w:p>
             <w:pPr>
+              <w:keepNext w:val="false"/>
               <w:spacing w:after="40" w:before="0"/>
               <w:jc w:val="left"/>
             </w:pPr>
@@ -19229,7 +19630,7 @@
             <w:pPr>
               <w:spacing w:after="20" w:before="0"/>
             </w:pPr>
-            <w:hyperlink w:history="1" r:id="rIdgkfndmejadsgll_kw1ipk">
+            <w:hyperlink w:history="1" r:id="rIdolfy54ff0m2kackykb5iv">
               <w:r>
                 <w:rPr>
                   <w:rFonts w:ascii="Arial" w:cs="Arial" w:eastAsia="Arial" w:hAnsi="Arial"/>
@@ -19278,7 +19679,7 @@
               <w:spacing w:after="10" w:before="0"/>
               <w:ind w:left="120"/>
             </w:pPr>
-            <w:hyperlink w:history="1" r:id="rIdeguz2mcsn7hmprvv2wbtq">
+            <w:hyperlink w:history="1" r:id="rIdaexs30xm6-kn9xmtvg1ze">
               <w:r>
                 <w:rPr>
                   <w:rFonts w:ascii="Arial" w:cs="Arial" w:eastAsia="Arial" w:hAnsi="Arial"/>
@@ -19323,7 +19724,7 @@
             <w:pPr>
               <w:spacing w:after="20" w:before="0"/>
             </w:pPr>
-            <w:hyperlink w:history="1" r:id="rIdajqemp4ntsmgkpsshtden">
+            <w:hyperlink w:history="1" r:id="rId1bbtcfqwdrn2hdtcb1ug-">
               <w:r>
                 <w:rPr>
                   <w:rFonts w:ascii="Arial" w:cs="Arial" w:eastAsia="Arial" w:hAnsi="Arial"/>
@@ -19372,7 +19773,7 @@
               <w:spacing w:after="10" w:before="0"/>
               <w:ind w:left="120"/>
             </w:pPr>
-            <w:hyperlink w:history="1" r:id="rIdbpdd_arkplu2n8a7_s4dy">
+            <w:hyperlink w:history="1" r:id="rIdigh9cvkpedwayxywvi7an">
               <w:r>
                 <w:rPr>
                   <w:rFonts w:ascii="Arial" w:cs="Arial" w:eastAsia="Arial" w:hAnsi="Arial"/>
@@ -19400,6 +19801,7 @@
           </w:tcPr>
           <w:p>
             <w:pPr>
+              <w:keepNext w:val="false"/>
               <w:spacing w:after="40" w:before="0"/>
               <w:jc w:val="left"/>
             </w:pPr>
@@ -19432,6 +19834,7 @@
           </w:tcPr>
           <w:p>
             <w:pPr>
+              <w:keepNext w:val="false"/>
               <w:spacing w:after="40" w:before="0"/>
               <w:jc w:val="left"/>
             </w:pPr>
@@ -19464,6 +19867,7 @@
           </w:tcPr>
           <w:p>
             <w:pPr>
+              <w:keepNext w:val="false"/>
               <w:spacing w:after="40" w:before="0"/>
               <w:jc w:val="left"/>
             </w:pPr>
@@ -19496,6 +19900,7 @@
           </w:tcPr>
           <w:p>
             <w:pPr>
+              <w:keepNext w:val="false"/>
               <w:spacing w:after="40" w:before="0"/>
               <w:jc w:val="left"/>
             </w:pPr>
@@ -19555,6 +19960,7 @@
           </w:tcPr>
           <w:p>
             <w:pPr>
+              <w:keepNext w:val="false"/>
               <w:spacing w:after="40" w:before="0"/>
               <w:jc w:val="center"/>
             </w:pPr>
@@ -19589,6 +19995,7 @@
           </w:tcPr>
           <w:p>
             <w:pPr>
+              <w:keepNext w:val="false"/>
               <w:spacing w:after="40" w:before="0"/>
               <w:jc w:val="left"/>
             </w:pPr>
@@ -19650,6 +20057,7 @@
           </w:tcPr>
           <w:p>
             <w:pPr>
+              <w:keepNext w:val="false"/>
               <w:spacing w:after="40" w:before="0"/>
               <w:jc w:val="center"/>
             </w:pPr>
@@ -19684,6 +20092,7 @@
           </w:tcPr>
           <w:p>
             <w:pPr>
+              <w:keepNext w:val="false"/>
               <w:spacing w:after="40" w:before="0"/>
               <w:jc w:val="left"/>
             </w:pPr>
@@ -19716,6 +20125,7 @@
           </w:tcPr>
           <w:p>
             <w:pPr>
+              <w:keepNext w:val="false"/>
               <w:spacing w:after="40" w:before="0"/>
               <w:jc w:val="left"/>
             </w:pPr>
@@ -19750,6 +20160,7 @@
           </w:tcPr>
           <w:p>
             <w:pPr>
+              <w:keepNext w:val="false"/>
               <w:spacing w:after="40" w:before="0"/>
               <w:jc w:val="left"/>
             </w:pPr>
@@ -19782,6 +20193,7 @@
           </w:tcPr>
           <w:p>
             <w:pPr>
+              <w:keepNext w:val="false"/>
               <w:spacing w:after="40" w:before="0"/>
               <w:jc w:val="left"/>
             </w:pPr>
@@ -19816,6 +20228,7 @@
           </w:tcPr>
           <w:p>
             <w:pPr>
+              <w:keepNext w:val="false"/>
               <w:spacing w:after="40" w:before="0"/>
               <w:jc w:val="left"/>
             </w:pPr>
@@ -19848,6 +20261,7 @@
           </w:tcPr>
           <w:p>
             <w:pPr>
+              <w:keepNext w:val="false"/>
               <w:spacing w:after="40" w:before="0"/>
               <w:jc w:val="left"/>
             </w:pPr>
@@ -19884,7 +20298,7 @@
         </w:rPr>
         <w:t xml:space="preserve">© 2026 SeaVuria and ARES. Aligned with KICD objectives. Developed by SeaVuria; technical implementation by ARES (with AI assistance from Claude). Licensed under </w:t>
       </w:r>
-      <w:hyperlink w:history="1" r:id="rId8xjkhzfwk4vefll9gp71q">
+      <w:hyperlink w:history="1" r:id="rIdqmtkzvvbe2jizwvboys3k">
         <w:r>
           <w:rPr>
             <w:rFonts w:ascii="Arial" w:cs="Arial" w:eastAsia="Arial" w:hAnsi="Arial"/>
@@ -19905,7 +20319,7 @@
         </w:rPr>
         <w:t xml:space="preserve"> (</w:t>
       </w:r>
-      <w:hyperlink w:history="1" r:id="rIddwtyv7kmgq8rhqrpbsuuo">
+      <w:hyperlink w:history="1" r:id="rIdygagxl45irmifsv8hikrh">
         <w:r>
           <w:rPr>
             <w:rFonts w:ascii="Arial" w:cs="Arial" w:eastAsia="Arial" w:hAnsi="Arial"/>
@@ -19965,6 +20379,7 @@
           </w:tcPr>
           <w:p>
             <w:pPr>
+              <w:keepNext w:val="false"/>
               <w:spacing w:after="40" w:before="0"/>
               <w:jc w:val="center"/>
             </w:pPr>
@@ -20000,6 +20415,7 @@
           </w:tcPr>
           <w:p>
             <w:pPr>
+              <w:keepNext w:val="false"/>
               <w:spacing w:after="40" w:before="0"/>
               <w:jc w:val="center"/>
             </w:pPr>
@@ -20034,6 +20450,7 @@
           </w:tcPr>
           <w:p>
             <w:pPr>
+              <w:keepNext w:val="false"/>
               <w:spacing w:after="40" w:before="0"/>
               <w:jc w:val="left"/>
             </w:pPr>
@@ -20066,6 +20483,7 @@
           </w:tcPr>
           <w:p>
             <w:pPr>
+              <w:keepNext w:val="false"/>
               <w:spacing w:after="40" w:before="0"/>
               <w:jc w:val="left"/>
             </w:pPr>
@@ -20100,6 +20518,7 @@
           </w:tcPr>
           <w:p>
             <w:pPr>
+              <w:keepNext w:val="false"/>
               <w:spacing w:after="40" w:before="0"/>
               <w:jc w:val="left"/>
             </w:pPr>
@@ -20132,6 +20551,7 @@
           </w:tcPr>
           <w:p>
             <w:pPr>
+              <w:keepNext w:val="false"/>
               <w:spacing w:after="40" w:before="0"/>
               <w:jc w:val="left"/>
             </w:pPr>
@@ -20166,6 +20586,7 @@
           </w:tcPr>
           <w:p>
             <w:pPr>
+              <w:keepNext w:val="false"/>
               <w:spacing w:after="40" w:before="0"/>
               <w:jc w:val="left"/>
             </w:pPr>
@@ -20198,6 +20619,7 @@
           </w:tcPr>
           <w:p>
             <w:pPr>
+              <w:keepNext w:val="false"/>
               <w:spacing w:after="40" w:before="0"/>
               <w:jc w:val="left"/>
             </w:pPr>
@@ -20232,6 +20654,7 @@
           </w:tcPr>
           <w:p>
             <w:pPr>
+              <w:keepNext w:val="false"/>
               <w:spacing w:after="40" w:before="0"/>
               <w:jc w:val="left"/>
             </w:pPr>
@@ -20264,6 +20687,7 @@
           </w:tcPr>
           <w:p>
             <w:pPr>
+              <w:keepNext w:val="false"/>
               <w:spacing w:after="40" w:before="0"/>
               <w:jc w:val="left"/>
             </w:pPr>
@@ -20298,6 +20722,7 @@
           </w:tcPr>
           <w:p>
             <w:pPr>
+              <w:keepNext w:val="false"/>
               <w:spacing w:after="40" w:before="0"/>
               <w:jc w:val="left"/>
             </w:pPr>
@@ -20330,6 +20755,7 @@
           </w:tcPr>
           <w:p>
             <w:pPr>
+              <w:keepNext w:val="false"/>
               <w:spacing w:after="40" w:before="0"/>
               <w:jc w:val="left"/>
             </w:pPr>
@@ -20364,6 +20790,7 @@
           </w:tcPr>
           <w:p>
             <w:pPr>
+              <w:keepNext w:val="false"/>
               <w:spacing w:after="40" w:before="0"/>
               <w:jc w:val="left"/>
             </w:pPr>
@@ -20396,6 +20823,7 @@
           </w:tcPr>
           <w:p>
             <w:pPr>
+              <w:keepNext w:val="false"/>
               <w:spacing w:after="40" w:before="0"/>
               <w:jc w:val="left"/>
             </w:pPr>
@@ -20430,6 +20858,7 @@
           </w:tcPr>
           <w:p>
             <w:pPr>
+              <w:keepNext w:val="false"/>
               <w:spacing w:after="40" w:before="0"/>
               <w:jc w:val="left"/>
             </w:pPr>
@@ -20462,6 +20891,7 @@
           </w:tcPr>
           <w:p>
             <w:pPr>
+              <w:keepNext w:val="false"/>
               <w:spacing w:after="40" w:before="0"/>
               <w:jc w:val="left"/>
             </w:pPr>
@@ -20496,6 +20926,7 @@
           </w:tcPr>
           <w:p>
             <w:pPr>
+              <w:keepNext w:val="false"/>
               <w:spacing w:after="40" w:before="0"/>
               <w:jc w:val="left"/>
             </w:pPr>
@@ -20528,6 +20959,7 @@
           </w:tcPr>
           <w:p>
             <w:pPr>
+              <w:keepNext w:val="false"/>
               <w:spacing w:after="40" w:before="0"/>
               <w:jc w:val="left"/>
             </w:pPr>
@@ -20587,6 +21019,7 @@
           </w:tcPr>
           <w:p>
             <w:pPr>
+              <w:keepNext w:val="false"/>
               <w:spacing w:after="40" w:before="0"/>
               <w:jc w:val="center"/>
             </w:pPr>
@@ -20621,6 +21054,7 @@
           </w:tcPr>
           <w:p>
             <w:pPr>
+              <w:keepNext w:val="false"/>
               <w:spacing w:after="40" w:before="0"/>
               <w:jc w:val="left"/>
             </w:pPr>
@@ -20685,6 +21119,7 @@
           </w:tcPr>
           <w:p>
             <w:pPr>
+              <w:keepNext w:val="false"/>
               <w:spacing w:after="40" w:before="0"/>
               <w:jc w:val="center"/>
             </w:pPr>
@@ -20719,6 +21154,7 @@
           </w:tcPr>
           <w:p>
             <w:pPr>
+              <w:keepNext w:val="false"/>
               <w:spacing w:after="40" w:before="0"/>
               <w:jc w:val="left"/>
             </w:pPr>
@@ -20751,6 +21187,7 @@
           </w:tcPr>
           <w:p>
             <w:pPr>
+              <w:keepNext w:val="false"/>
               <w:spacing w:after="40" w:before="0"/>
               <w:jc w:val="left"/>
             </w:pPr>
@@ -20783,6 +21220,7 @@
           </w:tcPr>
           <w:p>
             <w:pPr>
+              <w:keepNext w:val="false"/>
               <w:spacing w:after="40" w:before="0"/>
               <w:jc w:val="left"/>
             </w:pPr>
@@ -20815,6 +21253,7 @@
           </w:tcPr>
           <w:p>
             <w:pPr>
+              <w:keepNext w:val="false"/>
               <w:spacing w:after="40" w:before="0"/>
               <w:jc w:val="left"/>
             </w:pPr>
@@ -20847,6 +21286,7 @@
           </w:tcPr>
           <w:p>
             <w:pPr>
+              <w:keepNext w:val="false"/>
               <w:spacing w:after="40" w:before="0"/>
               <w:jc w:val="left"/>
             </w:pPr>
@@ -20881,6 +21321,7 @@
           </w:tcPr>
           <w:p>
             <w:pPr>
+              <w:keepNext w:val="false"/>
               <w:spacing w:after="40" w:before="0"/>
               <w:jc w:val="left"/>
             </w:pPr>
@@ -20918,7 +21359,7 @@
             <w:pPr>
               <w:spacing w:after="20" w:before="0"/>
             </w:pPr>
-            <w:hyperlink w:history="1" r:id="rIdlsxdbmr4-71bxrhq_aky-">
+            <w:hyperlink w:history="1" r:id="rIdxe7vcax-bmn_bpo0_a_w9">
               <w:r>
                 <w:rPr>
                   <w:rFonts w:ascii="Arial" w:cs="Arial" w:eastAsia="Arial" w:hAnsi="Arial"/>
@@ -20951,7 +21392,7 @@
               <w:spacing w:after="10" w:before="0"/>
               <w:ind w:left="120"/>
             </w:pPr>
-            <w:hyperlink w:history="1" r:id="rIdzdiudwhk-qvqgxfpm4f7u">
+            <w:hyperlink w:history="1" r:id="rIdwbnarlagdp4andi2wjzzw">
               <w:r>
                 <w:rPr>
                   <w:rFonts w:ascii="Arial" w:cs="Arial" w:eastAsia="Arial" w:hAnsi="Arial"/>
@@ -20996,7 +21437,7 @@
             <w:pPr>
               <w:spacing w:after="20" w:before="0"/>
             </w:pPr>
-            <w:hyperlink w:history="1" r:id="rIdw78yyig2s1x876muatb5s">
+            <w:hyperlink w:history="1" r:id="rIdslhoib4a9mnq2a3nf9xpx">
               <w:r>
                 <w:rPr>
                   <w:rFonts w:ascii="Arial" w:cs="Arial" w:eastAsia="Arial" w:hAnsi="Arial"/>
@@ -21029,7 +21470,7 @@
               <w:spacing w:after="10" w:before="0"/>
               <w:ind w:left="120"/>
             </w:pPr>
-            <w:hyperlink w:history="1" r:id="rId6mwkxllgv4z07c3_d_7kb">
+            <w:hyperlink w:history="1" r:id="rIdwjr0ejg24kgjtb3liuw4u">
               <w:r>
                 <w:rPr>
                   <w:rFonts w:ascii="Arial" w:cs="Arial" w:eastAsia="Arial" w:hAnsi="Arial"/>
@@ -21057,6 +21498,7 @@
           </w:tcPr>
           <w:p>
             <w:pPr>
+              <w:keepNext w:val="false"/>
               <w:spacing w:after="40" w:before="0"/>
               <w:jc w:val="left"/>
             </w:pPr>
@@ -21089,6 +21531,7 @@
           </w:tcPr>
           <w:p>
             <w:pPr>
+              <w:keepNext w:val="false"/>
               <w:spacing w:after="40" w:before="0"/>
               <w:jc w:val="left"/>
             </w:pPr>
@@ -21121,6 +21564,7 @@
           </w:tcPr>
           <w:p>
             <w:pPr>
+              <w:keepNext w:val="false"/>
               <w:spacing w:after="40" w:before="0"/>
               <w:jc w:val="left"/>
             </w:pPr>
@@ -21153,6 +21597,7 @@
           </w:tcPr>
           <w:p>
             <w:pPr>
+              <w:keepNext w:val="false"/>
               <w:spacing w:after="40" w:before="0"/>
               <w:jc w:val="left"/>
             </w:pPr>
@@ -21187,6 +21632,7 @@
           </w:tcPr>
           <w:p>
             <w:pPr>
+              <w:keepNext w:val="false"/>
               <w:spacing w:after="40" w:before="0"/>
               <w:jc w:val="left"/>
             </w:pPr>
@@ -21224,7 +21670,7 @@
             <w:pPr>
               <w:spacing w:after="20" w:before="0"/>
             </w:pPr>
-            <w:hyperlink w:history="1" r:id="rIdhan69vbnzobs5ryd-ypcp">
+            <w:hyperlink w:history="1" r:id="rIdjr_dnws0zpltdhayn5fld">
               <w:r>
                 <w:rPr>
                   <w:rFonts w:ascii="Arial" w:cs="Arial" w:eastAsia="Arial" w:hAnsi="Arial"/>
@@ -21257,7 +21703,7 @@
               <w:spacing w:after="10" w:before="0"/>
               <w:ind w:left="120"/>
             </w:pPr>
-            <w:hyperlink w:history="1" r:id="rIdexu00ik1dftty30rlrwqx">
+            <w:hyperlink w:history="1" r:id="rIdbovmbk9drqmeabi9e91z-">
               <w:r>
                 <w:rPr>
                   <w:rFonts w:ascii="Arial" w:cs="Arial" w:eastAsia="Arial" w:hAnsi="Arial"/>
@@ -21302,7 +21748,7 @@
             <w:pPr>
               <w:spacing w:after="20" w:before="0"/>
             </w:pPr>
-            <w:hyperlink w:history="1" r:id="rIdo01alcjywcwdyc7g_ul5g">
+            <w:hyperlink w:history="1" r:id="rIdrizlazhpz90z2-gwo5jyw">
               <w:r>
                 <w:rPr>
                   <w:rFonts w:ascii="Arial" w:cs="Arial" w:eastAsia="Arial" w:hAnsi="Arial"/>
@@ -21335,7 +21781,7 @@
               <w:spacing w:after="10" w:before="0"/>
               <w:ind w:left="120"/>
             </w:pPr>
-            <w:hyperlink w:history="1" r:id="rIdmlc-vbwyqjz5qx1jquvbs">
+            <w:hyperlink w:history="1" r:id="rIdcuhoitcxhxil2wbo1mpkx">
               <w:r>
                 <w:rPr>
                   <w:rFonts w:ascii="Arial" w:cs="Arial" w:eastAsia="Arial" w:hAnsi="Arial"/>
@@ -21363,6 +21809,7 @@
           </w:tcPr>
           <w:p>
             <w:pPr>
+              <w:keepNext w:val="false"/>
               <w:spacing w:after="40" w:before="0"/>
               <w:jc w:val="left"/>
             </w:pPr>
@@ -21395,6 +21842,7 @@
           </w:tcPr>
           <w:p>
             <w:pPr>
+              <w:keepNext w:val="false"/>
               <w:spacing w:after="40" w:before="0"/>
               <w:jc w:val="left"/>
             </w:pPr>
@@ -21427,6 +21875,7 @@
           </w:tcPr>
           <w:p>
             <w:pPr>
+              <w:keepNext w:val="false"/>
               <w:spacing w:after="40" w:before="0"/>
               <w:jc w:val="left"/>
             </w:pPr>
@@ -21459,6 +21908,7 @@
           </w:tcPr>
           <w:p>
             <w:pPr>
+              <w:keepNext w:val="false"/>
               <w:spacing w:after="40" w:before="0"/>
               <w:jc w:val="left"/>
             </w:pPr>
@@ -21493,6 +21943,7 @@
           </w:tcPr>
           <w:p>
             <w:pPr>
+              <w:keepNext w:val="false"/>
               <w:spacing w:after="40" w:before="0"/>
               <w:jc w:val="left"/>
             </w:pPr>
@@ -21530,7 +21981,7 @@
             <w:pPr>
               <w:spacing w:after="20" w:before="0"/>
             </w:pPr>
-            <w:hyperlink w:history="1" r:id="rIdfszqism6dzq9av0xqyfhi">
+            <w:hyperlink w:history="1" r:id="rIdsx5wwqn7qcn95e1dcqojy">
               <w:r>
                 <w:rPr>
                   <w:rFonts w:ascii="Arial" w:cs="Arial" w:eastAsia="Arial" w:hAnsi="Arial"/>
@@ -21563,7 +22014,7 @@
               <w:spacing w:after="10" w:before="0"/>
               <w:ind w:left="120"/>
             </w:pPr>
-            <w:hyperlink w:history="1" r:id="rIdydpxw3b6gu7-d3_kkhkc7">
+            <w:hyperlink w:history="1" r:id="rIdjhqbzllkh7u-rmcuesxlq">
               <w:r>
                 <w:rPr>
                   <w:rFonts w:ascii="Arial" w:cs="Arial" w:eastAsia="Arial" w:hAnsi="Arial"/>
@@ -21608,7 +22059,7 @@
             <w:pPr>
               <w:spacing w:after="20" w:before="0"/>
             </w:pPr>
-            <w:hyperlink w:history="1" r:id="rIdly0i5kwryf0v2wiyqwmum">
+            <w:hyperlink w:history="1" r:id="rIdjngmwurlbrcfrrzrtyujt">
               <w:r>
                 <w:rPr>
                   <w:rFonts w:ascii="Arial" w:cs="Arial" w:eastAsia="Arial" w:hAnsi="Arial"/>
@@ -21657,7 +22108,7 @@
               <w:spacing w:after="10" w:before="0"/>
               <w:ind w:left="120"/>
             </w:pPr>
-            <w:hyperlink w:history="1" r:id="rIdxmibkcljrqpskbi98bxmd">
+            <w:hyperlink w:history="1" r:id="rIdkexmkbkczfrrxc7xycp9v">
               <w:r>
                 <w:rPr>
                   <w:rFonts w:ascii="Arial" w:cs="Arial" w:eastAsia="Arial" w:hAnsi="Arial"/>
@@ -21685,6 +22136,7 @@
           </w:tcPr>
           <w:p>
             <w:pPr>
+              <w:keepNext w:val="false"/>
               <w:spacing w:after="40" w:before="0"/>
               <w:jc w:val="left"/>
             </w:pPr>
@@ -21717,6 +22169,7 @@
           </w:tcPr>
           <w:p>
             <w:pPr>
+              <w:keepNext w:val="false"/>
               <w:spacing w:after="40" w:before="0"/>
               <w:jc w:val="left"/>
             </w:pPr>
@@ -21749,6 +22202,7 @@
           </w:tcPr>
           <w:p>
             <w:pPr>
+              <w:keepNext w:val="false"/>
               <w:spacing w:after="40" w:before="0"/>
               <w:jc w:val="left"/>
             </w:pPr>
@@ -21781,6 +22235,7 @@
           </w:tcPr>
           <w:p>
             <w:pPr>
+              <w:keepNext w:val="false"/>
               <w:spacing w:after="40" w:before="0"/>
               <w:jc w:val="left"/>
             </w:pPr>
@@ -21815,6 +22270,7 @@
           </w:tcPr>
           <w:p>
             <w:pPr>
+              <w:keepNext w:val="false"/>
               <w:spacing w:after="40" w:before="0"/>
               <w:jc w:val="left"/>
             </w:pPr>
@@ -21852,7 +22308,7 @@
             <w:pPr>
               <w:spacing w:after="20" w:before="0"/>
             </w:pPr>
-            <w:hyperlink w:history="1" r:id="rIdkcnkjlrsq33q_ju1is-vz">
+            <w:hyperlink w:history="1" r:id="rIdilozeh_i0xpszg_jdzkog">
               <w:r>
                 <w:rPr>
                   <w:rFonts w:ascii="Arial" w:cs="Arial" w:eastAsia="Arial" w:hAnsi="Arial"/>
@@ -21885,7 +22341,7 @@
               <w:spacing w:after="10" w:before="0"/>
               <w:ind w:left="120"/>
             </w:pPr>
-            <w:hyperlink w:history="1" r:id="rId2bfy8iqgnlu92zcqkjpe-">
+            <w:hyperlink w:history="1" r:id="rIdfq5whpb1bprgr5gy8e4rv">
               <w:r>
                 <w:rPr>
                   <w:rFonts w:ascii="Arial" w:cs="Arial" w:eastAsia="Arial" w:hAnsi="Arial"/>
@@ -21930,7 +22386,7 @@
             <w:pPr>
               <w:spacing w:after="20" w:before="0"/>
             </w:pPr>
-            <w:hyperlink w:history="1" r:id="rIdsjxncx7xp3d660vjdtfpe">
+            <w:hyperlink w:history="1" r:id="rIdigg-7bx6_5a9tswxj7t77">
               <w:r>
                 <w:rPr>
                   <w:rFonts w:ascii="Arial" w:cs="Arial" w:eastAsia="Arial" w:hAnsi="Arial"/>
@@ -21979,7 +22435,7 @@
               <w:spacing w:after="10" w:before="0"/>
               <w:ind w:left="120"/>
             </w:pPr>
-            <w:hyperlink w:history="1" r:id="rIdv3970o_-a1jsjq98epbsh">
+            <w:hyperlink w:history="1" r:id="rIdu-aukzqnijot64fnewyoa">
               <w:r>
                 <w:rPr>
                   <w:rFonts w:ascii="Arial" w:cs="Arial" w:eastAsia="Arial" w:hAnsi="Arial"/>
@@ -22007,6 +22463,7 @@
           </w:tcPr>
           <w:p>
             <w:pPr>
+              <w:keepNext w:val="false"/>
               <w:spacing w:after="40" w:before="0"/>
               <w:jc w:val="left"/>
             </w:pPr>
@@ -22039,6 +22496,7 @@
           </w:tcPr>
           <w:p>
             <w:pPr>
+              <w:keepNext w:val="false"/>
               <w:spacing w:after="40" w:before="0"/>
               <w:jc w:val="left"/>
             </w:pPr>
@@ -22071,6 +22529,7 @@
           </w:tcPr>
           <w:p>
             <w:pPr>
+              <w:keepNext w:val="false"/>
               <w:spacing w:after="40" w:before="0"/>
               <w:jc w:val="left"/>
             </w:pPr>
@@ -22103,6 +22562,7 @@
           </w:tcPr>
           <w:p>
             <w:pPr>
+              <w:keepNext w:val="false"/>
               <w:spacing w:after="40" w:before="0"/>
               <w:jc w:val="left"/>
             </w:pPr>
@@ -22137,6 +22597,7 @@
           </w:tcPr>
           <w:p>
             <w:pPr>
+              <w:keepNext w:val="false"/>
               <w:spacing w:after="40" w:before="0"/>
               <w:jc w:val="left"/>
             </w:pPr>
@@ -22174,7 +22635,7 @@
             <w:pPr>
               <w:spacing w:after="20" w:before="0"/>
             </w:pPr>
-            <w:hyperlink w:history="1" r:id="rIdqdcxysuwz_jxp2k62b3hx">
+            <w:hyperlink w:history="1" r:id="rId5uw29vxpc-iosw_oyzkg_">
               <w:r>
                 <w:rPr>
                   <w:rFonts w:ascii="Arial" w:cs="Arial" w:eastAsia="Arial" w:hAnsi="Arial"/>
@@ -22207,7 +22668,7 @@
               <w:spacing w:after="10" w:before="0"/>
               <w:ind w:left="120"/>
             </w:pPr>
-            <w:hyperlink w:history="1" r:id="rIdumb8krncg4sfk83pyx7yp">
+            <w:hyperlink w:history="1" r:id="rIdcacxuioeba-0sgkslggck">
               <w:r>
                 <w:rPr>
                   <w:rFonts w:ascii="Arial" w:cs="Arial" w:eastAsia="Arial" w:hAnsi="Arial"/>
@@ -22252,7 +22713,7 @@
             <w:pPr>
               <w:spacing w:after="20" w:before="0"/>
             </w:pPr>
-            <w:hyperlink w:history="1" r:id="rIdbhivwi2qo7ijzvbdsbv8i">
+            <w:hyperlink w:history="1" r:id="rId5rmumxlnukik8etcdveom">
               <w:r>
                 <w:rPr>
                   <w:rFonts w:ascii="Arial" w:cs="Arial" w:eastAsia="Arial" w:hAnsi="Arial"/>
@@ -22301,7 +22762,7 @@
               <w:spacing w:after="10" w:before="0"/>
               <w:ind w:left="120"/>
             </w:pPr>
-            <w:hyperlink w:history="1" r:id="rIdnjz5e4izpqrfnu76ubgwz">
+            <w:hyperlink w:history="1" r:id="rIdk-gsspojbdujfutc3ka-s">
               <w:r>
                 <w:rPr>
                   <w:rFonts w:ascii="Arial" w:cs="Arial" w:eastAsia="Arial" w:hAnsi="Arial"/>
@@ -22329,6 +22790,7 @@
           </w:tcPr>
           <w:p>
             <w:pPr>
+              <w:keepNext w:val="false"/>
               <w:spacing w:after="40" w:before="0"/>
               <w:jc w:val="left"/>
             </w:pPr>
@@ -22361,6 +22823,7 @@
           </w:tcPr>
           <w:p>
             <w:pPr>
+              <w:keepNext w:val="false"/>
               <w:spacing w:after="40" w:before="0"/>
               <w:jc w:val="left"/>
             </w:pPr>
@@ -22393,6 +22856,7 @@
           </w:tcPr>
           <w:p>
             <w:pPr>
+              <w:keepNext w:val="false"/>
               <w:spacing w:after="40" w:before="0"/>
               <w:jc w:val="left"/>
             </w:pPr>
@@ -22425,6 +22889,7 @@
           </w:tcPr>
           <w:p>
             <w:pPr>
+              <w:keepNext w:val="false"/>
               <w:spacing w:after="40" w:before="0"/>
               <w:jc w:val="left"/>
             </w:pPr>
@@ -22484,6 +22949,7 @@
           </w:tcPr>
           <w:p>
             <w:pPr>
+              <w:keepNext w:val="false"/>
               <w:spacing w:after="40" w:before="0"/>
               <w:jc w:val="center"/>
             </w:pPr>
@@ -22518,6 +22984,7 @@
           </w:tcPr>
           <w:p>
             <w:pPr>
+              <w:keepNext w:val="false"/>
               <w:spacing w:after="40" w:before="0"/>
               <w:jc w:val="left"/>
             </w:pPr>
@@ -22579,6 +23046,7 @@
           </w:tcPr>
           <w:p>
             <w:pPr>
+              <w:keepNext w:val="false"/>
               <w:spacing w:after="40" w:before="0"/>
               <w:jc w:val="center"/>
             </w:pPr>
@@ -22613,6 +23081,7 @@
           </w:tcPr>
           <w:p>
             <w:pPr>
+              <w:keepNext w:val="false"/>
               <w:spacing w:after="40" w:before="0"/>
               <w:jc w:val="left"/>
             </w:pPr>
@@ -22645,6 +23114,7 @@
           </w:tcPr>
           <w:p>
             <w:pPr>
+              <w:keepNext w:val="false"/>
               <w:spacing w:after="40" w:before="0"/>
               <w:jc w:val="left"/>
             </w:pPr>
@@ -22679,6 +23149,7 @@
           </w:tcPr>
           <w:p>
             <w:pPr>
+              <w:keepNext w:val="false"/>
               <w:spacing w:after="40" w:before="0"/>
               <w:jc w:val="left"/>
             </w:pPr>
@@ -22711,6 +23182,7 @@
           </w:tcPr>
           <w:p>
             <w:pPr>
+              <w:keepNext w:val="false"/>
               <w:spacing w:after="40" w:before="0"/>
               <w:jc w:val="left"/>
             </w:pPr>
@@ -22745,6 +23217,7 @@
           </w:tcPr>
           <w:p>
             <w:pPr>
+              <w:keepNext w:val="false"/>
               <w:spacing w:after="40" w:before="0"/>
               <w:jc w:val="left"/>
             </w:pPr>
@@ -22777,6 +23250,7 @@
           </w:tcPr>
           <w:p>
             <w:pPr>
+              <w:keepNext w:val="false"/>
               <w:spacing w:after="40" w:before="0"/>
               <w:jc w:val="left"/>
             </w:pPr>
@@ -22813,7 +23287,7 @@
         </w:rPr>
         <w:t xml:space="preserve">© 2026 SeaVuria and ARES. Aligned with KICD objectives. Developed by SeaVuria; technical implementation by ARES (with AI assistance from Claude). Licensed under </w:t>
       </w:r>
-      <w:hyperlink w:history="1" r:id="rIdd2hgznrrwgkcwe1kyfshc">
+      <w:hyperlink w:history="1" r:id="rIdpxvqtlwt8aop1tod8urab">
         <w:r>
           <w:rPr>
             <w:rFonts w:ascii="Arial" w:cs="Arial" w:eastAsia="Arial" w:hAnsi="Arial"/>
@@ -22834,7 +23308,7 @@
         </w:rPr>
         <w:t xml:space="preserve"> (</w:t>
       </w:r>
-      <w:hyperlink w:history="1" r:id="rId4rkulgvshwfso67gqmjqv">
+      <w:hyperlink w:history="1" r:id="rIdh1ui81z8uq5_nbpervyns">
         <w:r>
           <w:rPr>
             <w:rFonts w:ascii="Arial" w:cs="Arial" w:eastAsia="Arial" w:hAnsi="Arial"/>
@@ -22895,6 +23369,7 @@
           </w:tcPr>
           <w:p>
             <w:pPr>
+              <w:keepNext w:val="false"/>
               <w:spacing w:after="40" w:before="0"/>
               <w:jc w:val="center"/>
             </w:pPr>
@@ -22929,6 +23404,7 @@
           </w:tcPr>
           <w:p>
             <w:pPr>
+              <w:keepNext w:val="false"/>
               <w:spacing w:after="40" w:before="0"/>
               <w:jc w:val="left"/>
             </w:pPr>
@@ -22961,6 +23437,7 @@
           </w:tcPr>
           <w:p>
             <w:pPr>
+              <w:keepNext w:val="false"/>
               <w:spacing w:after="40" w:before="0"/>
               <w:jc w:val="left"/>
             </w:pPr>
@@ -22993,6 +23470,7 @@
           </w:tcPr>
           <w:p>
             <w:pPr>
+              <w:keepNext w:val="false"/>
               <w:spacing w:after="40" w:before="0"/>
               <w:jc w:val="left"/>
             </w:pPr>
@@ -23027,6 +23505,7 @@
           </w:tcPr>
           <w:p>
             <w:pPr>
+              <w:keepNext w:val="false"/>
               <w:spacing w:after="40" w:before="0"/>
               <w:jc w:val="left"/>
             </w:pPr>
@@ -23059,6 +23538,7 @@
           </w:tcPr>
           <w:p>
             <w:pPr>
+              <w:keepNext w:val="false"/>
               <w:spacing w:after="40" w:before="0"/>
               <w:jc w:val="left"/>
             </w:pPr>
@@ -23091,6 +23571,7 @@
           </w:tcPr>
           <w:p>
             <w:pPr>
+              <w:keepNext w:val="false"/>
               <w:spacing w:after="40" w:before="0"/>
               <w:jc w:val="left"/>
             </w:pPr>
@@ -23125,6 +23606,7 @@
           </w:tcPr>
           <w:p>
             <w:pPr>
+              <w:keepNext w:val="false"/>
               <w:spacing w:after="40" w:before="0"/>
               <w:jc w:val="left"/>
             </w:pPr>
@@ -23157,6 +23639,7 @@
           </w:tcPr>
           <w:p>
             <w:pPr>
+              <w:keepNext w:val="false"/>
               <w:spacing w:after="40" w:before="0"/>
               <w:jc w:val="left"/>
             </w:pPr>
@@ -23189,6 +23672,7 @@
           </w:tcPr>
           <w:p>
             <w:pPr>
+              <w:keepNext w:val="false"/>
               <w:spacing w:after="40" w:before="0"/>
               <w:jc w:val="left"/>
             </w:pPr>
@@ -23223,6 +23707,7 @@
           </w:tcPr>
           <w:p>
             <w:pPr>
+              <w:keepNext w:val="false"/>
               <w:spacing w:after="40" w:before="0"/>
               <w:jc w:val="left"/>
             </w:pPr>
@@ -23255,6 +23740,7 @@
           </w:tcPr>
           <w:p>
             <w:pPr>
+              <w:keepNext w:val="false"/>
               <w:spacing w:after="40" w:before="0"/>
               <w:jc w:val="left"/>
             </w:pPr>
@@ -23287,6 +23773,7 @@
           </w:tcPr>
           <w:p>
             <w:pPr>
+              <w:keepNext w:val="false"/>
               <w:spacing w:after="40" w:before="0"/>
               <w:jc w:val="left"/>
             </w:pPr>

--- a/data/outputs/v2/Maths/SS1.1_Real_Numbers/Mathematics_Real_Numbers_CBE_LessonSequence.docx
+++ b/data/outputs/v2/Maths/SS1.1_Real_Numbers/Mathematics_Real_Numbers_CBE_LessonSequence.docx
@@ -2298,7 +2298,7 @@
         </w:rPr>
         <w:t xml:space="preserve">© 2026 SeaVuria and ARES. This work is licensed under a </w:t>
       </w:r>
-      <w:hyperlink w:history="1" r:id="rIdv39gf5bnubp4styes7g2n">
+      <w:hyperlink w:history="1" r:id="rIdzxgxobfvwdu_kl3tjy2lv">
         <w:r>
           <w:rPr>
             <w:rFonts w:ascii="Arial" w:cs="Arial" w:eastAsia="Arial" w:hAnsi="Arial"/>
@@ -2318,7 +2318,7 @@
         </w:rPr>
         <w:t xml:space="preserve"> (</w:t>
       </w:r>
-      <w:hyperlink w:history="1" r:id="rIduzbvhtpb4pnkj_8mkeilo">
+      <w:hyperlink w:history="1" r:id="rIdf8q2xbng3sxz_p6gnq8t5">
         <w:r>
           <w:rPr>
             <w:rFonts w:ascii="Arial" w:cs="Arial" w:eastAsia="Arial" w:hAnsi="Arial"/>
@@ -2338,7 +2338,7 @@
         </w:rPr>
         <w:t xml:space="preserve">). To view a copy of this license, visit </w:t>
       </w:r>
-      <w:hyperlink w:history="1" r:id="rId9hxybmnwoh9cdeyvuw_wu">
+      <w:hyperlink w:history="1" r:id="rIdddktmam-m11dmmh9sfavb">
         <w:r>
           <w:rPr>
             <w:rFonts w:ascii="Arial" w:cs="Arial" w:eastAsia="Arial" w:hAnsi="Arial"/>
@@ -3377,7 +3377,7 @@
             <w:pPr>
               <w:spacing w:after="20" w:before="0"/>
             </w:pPr>
-            <w:hyperlink w:history="1" r:id="rIdssvgcj8zll8pdozayivlc">
+            <w:hyperlink w:history="1" r:id="rIdia4rrvi3b8kc4dhsxjqhb">
               <w:r>
                 <w:rPr>
                   <w:rFonts w:ascii="Arial" w:cs="Arial" w:eastAsia="Arial" w:hAnsi="Arial"/>
@@ -3410,7 +3410,7 @@
               <w:spacing w:after="10" w:before="0"/>
               <w:ind w:left="120"/>
             </w:pPr>
-            <w:hyperlink w:history="1" r:id="rIdoxpj2nasr-ie6lkejdpao">
+            <w:hyperlink w:history="1" r:id="rId8ocbdnlvknfspjslnlqeu">
               <w:r>
                 <w:rPr>
                   <w:rFonts w:ascii="Arial" w:cs="Arial" w:eastAsia="Arial" w:hAnsi="Arial"/>
@@ -3455,7 +3455,7 @@
             <w:pPr>
               <w:spacing w:after="20" w:before="0"/>
             </w:pPr>
-            <w:hyperlink w:history="1" r:id="rIdpnpgh9xxsraornqyeqxf6">
+            <w:hyperlink w:history="1" r:id="rId-zwjp_1hpxxp3i-ns3w5v">
               <w:r>
                 <w:rPr>
                   <w:rFonts w:ascii="Arial" w:cs="Arial" w:eastAsia="Arial" w:hAnsi="Arial"/>
@@ -3488,7 +3488,7 @@
               <w:spacing w:after="10" w:before="0"/>
               <w:ind w:left="120"/>
             </w:pPr>
-            <w:hyperlink w:history="1" r:id="rIde4rcvmypkynhgkpxu33hw">
+            <w:hyperlink w:history="1" r:id="rIdrfleekrv3hky3fu0igovu">
               <w:r>
                 <w:rPr>
                   <w:rFonts w:ascii="Arial" w:cs="Arial" w:eastAsia="Arial" w:hAnsi="Arial"/>
@@ -3688,7 +3688,7 @@
             <w:pPr>
               <w:spacing w:after="20" w:before="0"/>
             </w:pPr>
-            <w:hyperlink w:history="1" r:id="rIdpgjawxroo_jfkxojd6b9y">
+            <w:hyperlink w:history="1" r:id="rIdvcvm9hnpuehzkgn1yw6f9">
               <w:r>
                 <w:rPr>
                   <w:rFonts w:ascii="Arial" w:cs="Arial" w:eastAsia="Arial" w:hAnsi="Arial"/>
@@ -3721,7 +3721,7 @@
               <w:spacing w:after="10" w:before="0"/>
               <w:ind w:left="120"/>
             </w:pPr>
-            <w:hyperlink w:history="1" r:id="rIdjpqepjjljxrcjmrfnqx9w">
+            <w:hyperlink w:history="1" r:id="rIddelwmjokw2um6-psp2g6n">
               <w:r>
                 <w:rPr>
                   <w:rFonts w:ascii="Arial" w:cs="Arial" w:eastAsia="Arial" w:hAnsi="Arial"/>
@@ -3766,7 +3766,7 @@
             <w:pPr>
               <w:spacing w:after="20" w:before="0"/>
             </w:pPr>
-            <w:hyperlink w:history="1" r:id="rIdvf0oum6rx7ja2qpf6qwkb">
+            <w:hyperlink w:history="1" r:id="rIdqddbwjrsyoq6vyieihere">
               <w:r>
                 <w:rPr>
                   <w:rFonts w:ascii="Arial" w:cs="Arial" w:eastAsia="Arial" w:hAnsi="Arial"/>
@@ -3799,7 +3799,7 @@
               <w:spacing w:after="10" w:before="0"/>
               <w:ind w:left="120"/>
             </w:pPr>
-            <w:hyperlink w:history="1" r:id="rIdthiz8b8mutkitsifd8peq">
+            <w:hyperlink w:history="1" r:id="rId8dhqk7sys0xwxdhyfh43e">
               <w:r>
                 <w:rPr>
                   <w:rFonts w:ascii="Arial" w:cs="Arial" w:eastAsia="Arial" w:hAnsi="Arial"/>
@@ -3999,7 +3999,7 @@
             <w:pPr>
               <w:spacing w:after="20" w:before="0"/>
             </w:pPr>
-            <w:hyperlink w:history="1" r:id="rIddxad7-geqn6swcvkegm5r">
+            <w:hyperlink w:history="1" r:id="rIdlnyocfophvsj179whjvme">
               <w:r>
                 <w:rPr>
                   <w:rFonts w:ascii="Arial" w:cs="Arial" w:eastAsia="Arial" w:hAnsi="Arial"/>
@@ -4048,7 +4048,7 @@
               <w:spacing w:after="10" w:before="0"/>
               <w:ind w:left="120"/>
             </w:pPr>
-            <w:hyperlink w:history="1" r:id="rIdybvxjps46gcyh14a9-t1g">
+            <w:hyperlink w:history="1" r:id="rId6eaz8eomreiu5ebdscb4k">
               <w:r>
                 <w:rPr>
                   <w:rFonts w:ascii="Arial" w:cs="Arial" w:eastAsia="Arial" w:hAnsi="Arial"/>
@@ -4093,7 +4093,7 @@
             <w:pPr>
               <w:spacing w:after="20" w:before="0"/>
             </w:pPr>
-            <w:hyperlink w:history="1" r:id="rIdiimmqrwfuvodcpecmuovs">
+            <w:hyperlink w:history="1" r:id="rIdhqxl9lshvrwllt9biyyd6">
               <w:r>
                 <w:rPr>
                   <w:rFonts w:ascii="Arial" w:cs="Arial" w:eastAsia="Arial" w:hAnsi="Arial"/>
@@ -4142,7 +4142,7 @@
               <w:spacing w:after="10" w:before="0"/>
               <w:ind w:left="120"/>
             </w:pPr>
-            <w:hyperlink w:history="1" r:id="rIdk8uspxdei7aduo0tgfvzh">
+            <w:hyperlink w:history="1" r:id="rIdpc0atncfn44latj6fizfc">
               <w:r>
                 <w:rPr>
                   <w:rFonts w:ascii="Arial" w:cs="Arial" w:eastAsia="Arial" w:hAnsi="Arial"/>
@@ -4342,7 +4342,7 @@
             <w:pPr>
               <w:spacing w:after="20" w:before="0"/>
             </w:pPr>
-            <w:hyperlink w:history="1" r:id="rIddgd1ps2gul8p-uiostbdq">
+            <w:hyperlink w:history="1" r:id="rIdcgcsdlet-_czgbri1hqv3">
               <w:r>
                 <w:rPr>
                   <w:rFonts w:ascii="Arial" w:cs="Arial" w:eastAsia="Arial" w:hAnsi="Arial"/>
@@ -4391,7 +4391,7 @@
               <w:spacing w:after="10" w:before="0"/>
               <w:ind w:left="120"/>
             </w:pPr>
-            <w:hyperlink w:history="1" r:id="rIdnfzwdxa8v7tpjpjsgtsuh">
+            <w:hyperlink w:history="1" r:id="rIdl2gleu8vbuolbilruhqyi">
               <w:r>
                 <w:rPr>
                   <w:rFonts w:ascii="Arial" w:cs="Arial" w:eastAsia="Arial" w:hAnsi="Arial"/>
@@ -4436,7 +4436,7 @@
             <w:pPr>
               <w:spacing w:after="20" w:before="0"/>
             </w:pPr>
-            <w:hyperlink w:history="1" r:id="rIdqhqyjwxgvwpr-sbrz8p9a">
+            <w:hyperlink w:history="1" r:id="rId56bzkrga4certciqxw8t4">
               <w:r>
                 <w:rPr>
                   <w:rFonts w:ascii="Arial" w:cs="Arial" w:eastAsia="Arial" w:hAnsi="Arial"/>
@@ -4485,7 +4485,7 @@
               <w:spacing w:after="10" w:before="0"/>
               <w:ind w:left="120"/>
             </w:pPr>
-            <w:hyperlink w:history="1" r:id="rId1jh7sqfeb8qe87g5vpk45">
+            <w:hyperlink w:history="1" r:id="rIdm3t02pbxs1myvrom4w3k1">
               <w:r>
                 <w:rPr>
                   <w:rFonts w:ascii="Arial" w:cs="Arial" w:eastAsia="Arial" w:hAnsi="Arial"/>
@@ -4685,7 +4685,7 @@
             <w:pPr>
               <w:spacing w:after="20" w:before="0"/>
             </w:pPr>
-            <w:hyperlink w:history="1" r:id="rIdqtjngv4hrxhwwkr2bq1sn">
+            <w:hyperlink w:history="1" r:id="rId89qew0e2thn2d6rteumh5">
               <w:r>
                 <w:rPr>
                   <w:rFonts w:ascii="Arial" w:cs="Arial" w:eastAsia="Arial" w:hAnsi="Arial"/>
@@ -4734,7 +4734,7 @@
               <w:spacing w:after="10" w:before="0"/>
               <w:ind w:left="120"/>
             </w:pPr>
-            <w:hyperlink w:history="1" r:id="rIdombbijnqddi18ihrkkiob">
+            <w:hyperlink w:history="1" r:id="rIdss8_rafza4t2gdlaksh1f">
               <w:r>
                 <w:rPr>
                   <w:rFonts w:ascii="Arial" w:cs="Arial" w:eastAsia="Arial" w:hAnsi="Arial"/>
@@ -4779,7 +4779,7 @@
             <w:pPr>
               <w:spacing w:after="20" w:before="0"/>
             </w:pPr>
-            <w:hyperlink w:history="1" r:id="rIddcyc6ldscsv5adqffbntb">
+            <w:hyperlink w:history="1" r:id="rIdi06tkelq0yljfhi0cgpxr">
               <w:r>
                 <w:rPr>
                   <w:rFonts w:ascii="Arial" w:cs="Arial" w:eastAsia="Arial" w:hAnsi="Arial"/>
@@ -4828,7 +4828,7 @@
               <w:spacing w:after="10" w:before="0"/>
               <w:ind w:left="120"/>
             </w:pPr>
-            <w:hyperlink w:history="1" r:id="rIdepdzjf-a3hx5fbmv8iteo">
+            <w:hyperlink w:history="1" r:id="rIdodvvdpmm4xyzjcrprlafn">
               <w:r>
                 <w:rPr>
                   <w:rFonts w:ascii="Arial" w:cs="Arial" w:eastAsia="Arial" w:hAnsi="Arial"/>
@@ -5353,7 +5353,7 @@
         </w:rPr>
         <w:t xml:space="preserve">© 2026 SeaVuria and ARES. Aligned with KICD objectives. Developed by SeaVuria; technical implementation by ARES (with AI assistance from Claude). Licensed under </w:t>
       </w:r>
-      <w:hyperlink w:history="1" r:id="rId97j7ysj4oper6lh7mjzs5">
+      <w:hyperlink w:history="1" r:id="rIdzh9okiibtsjvpbdcsp3pv">
         <w:r>
           <w:rPr>
             <w:rFonts w:ascii="Arial" w:cs="Arial" w:eastAsia="Arial" w:hAnsi="Arial"/>
@@ -5374,7 +5374,7 @@
         </w:rPr>
         <w:t xml:space="preserve"> (</w:t>
       </w:r>
-      <w:hyperlink w:history="1" r:id="rIdbycc1cd46jm1cu202spyf">
+      <w:hyperlink w:history="1" r:id="rIdm_kn-9808-pdesapvefcv">
         <w:r>
           <w:rPr>
             <w:rFonts w:ascii="Arial" w:cs="Arial" w:eastAsia="Arial" w:hAnsi="Arial"/>
@@ -6414,7 +6414,7 @@
             <w:pPr>
               <w:spacing w:after="20" w:before="0"/>
             </w:pPr>
-            <w:hyperlink w:history="1" r:id="rId90_f01cjjbuclijvqlpei">
+            <w:hyperlink w:history="1" r:id="rIdqbegivpwww6bhycz4xeuj">
               <w:r>
                 <w:rPr>
                   <w:rFonts w:ascii="Arial" w:cs="Arial" w:eastAsia="Arial" w:hAnsi="Arial"/>
@@ -6447,7 +6447,7 @@
               <w:spacing w:after="10" w:before="0"/>
               <w:ind w:left="120"/>
             </w:pPr>
-            <w:hyperlink w:history="1" r:id="rId6lh4lfthritpdpnhyj4qd">
+            <w:hyperlink w:history="1" r:id="rIdjlnfcmufqlkx6gylksobq">
               <w:r>
                 <w:rPr>
                   <w:rFonts w:ascii="Arial" w:cs="Arial" w:eastAsia="Arial" w:hAnsi="Arial"/>
@@ -6492,7 +6492,7 @@
             <w:pPr>
               <w:spacing w:after="20" w:before="0"/>
             </w:pPr>
-            <w:hyperlink w:history="1" r:id="rIdxdkaw557r8wkofrkfpmuc">
+            <w:hyperlink w:history="1" r:id="rIdw8b5wok0wk0axv3iyibhx">
               <w:r>
                 <w:rPr>
                   <w:rFonts w:ascii="Arial" w:cs="Arial" w:eastAsia="Arial" w:hAnsi="Arial"/>
@@ -6525,7 +6525,7 @@
               <w:spacing w:after="10" w:before="0"/>
               <w:ind w:left="120"/>
             </w:pPr>
-            <w:hyperlink w:history="1" r:id="rId5_r91uoq9hcgazm2pdxbn">
+            <w:hyperlink w:history="1" r:id="rIdgujmwga8qtcul6y7ofy2_">
               <w:r>
                 <w:rPr>
                   <w:rFonts w:ascii="Arial" w:cs="Arial" w:eastAsia="Arial" w:hAnsi="Arial"/>
@@ -6725,7 +6725,7 @@
             <w:pPr>
               <w:spacing w:after="20" w:before="0"/>
             </w:pPr>
-            <w:hyperlink w:history="1" r:id="rId5zmdad_fuavpcdcr4g32y">
+            <w:hyperlink w:history="1" r:id="rIda746mhfyabvtyq9r3dmxl">
               <w:r>
                 <w:rPr>
                   <w:rFonts w:ascii="Arial" w:cs="Arial" w:eastAsia="Arial" w:hAnsi="Arial"/>
@@ -6758,7 +6758,7 @@
               <w:spacing w:after="10" w:before="0"/>
               <w:ind w:left="120"/>
             </w:pPr>
-            <w:hyperlink w:history="1" r:id="rIdhgbckckq8j0ff_vxeteks">
+            <w:hyperlink w:history="1" r:id="rIdyfjjf3bba0y_kfayozrsa">
               <w:r>
                 <w:rPr>
                   <w:rFonts w:ascii="Arial" w:cs="Arial" w:eastAsia="Arial" w:hAnsi="Arial"/>
@@ -6803,7 +6803,7 @@
             <w:pPr>
               <w:spacing w:after="20" w:before="0"/>
             </w:pPr>
-            <w:hyperlink w:history="1" r:id="rIdvfaxzjzerfjshiop6e0wk">
+            <w:hyperlink w:history="1" r:id="rIdhu2wdqfejqgl0e4sqrirj">
               <w:r>
                 <w:rPr>
                   <w:rFonts w:ascii="Arial" w:cs="Arial" w:eastAsia="Arial" w:hAnsi="Arial"/>
@@ -6836,7 +6836,7 @@
               <w:spacing w:after="10" w:before="0"/>
               <w:ind w:left="120"/>
             </w:pPr>
-            <w:hyperlink w:history="1" r:id="rIdaj2jqa5vyehao2wo9ijux">
+            <w:hyperlink w:history="1" r:id="rIdtaqqotslzsh9myqf6ouhu">
               <w:r>
                 <w:rPr>
                   <w:rFonts w:ascii="Arial" w:cs="Arial" w:eastAsia="Arial" w:hAnsi="Arial"/>
@@ -7036,7 +7036,7 @@
             <w:pPr>
               <w:spacing w:after="20" w:before="0"/>
             </w:pPr>
-            <w:hyperlink w:history="1" r:id="rIdgl9td1ekjtqotamhofi43">
+            <w:hyperlink w:history="1" r:id="rIdohmuaxnd_funig0m8ksxp">
               <w:r>
                 <w:rPr>
                   <w:rFonts w:ascii="Arial" w:cs="Arial" w:eastAsia="Arial" w:hAnsi="Arial"/>
@@ -7085,7 +7085,7 @@
               <w:spacing w:after="10" w:before="0"/>
               <w:ind w:left="120"/>
             </w:pPr>
-            <w:hyperlink w:history="1" r:id="rIdax0lwwthwyqgjvfaxrs9d">
+            <w:hyperlink w:history="1" r:id="rIdo_vpk_4v8qzuuxhqktna3">
               <w:r>
                 <w:rPr>
                   <w:rFonts w:ascii="Arial" w:cs="Arial" w:eastAsia="Arial" w:hAnsi="Arial"/>
@@ -7130,7 +7130,7 @@
             <w:pPr>
               <w:spacing w:after="20" w:before="0"/>
             </w:pPr>
-            <w:hyperlink w:history="1" r:id="rIdikenwfnwp7f2_ioffy9aj">
+            <w:hyperlink w:history="1" r:id="rIdlbakoat2tcfmwvc-9e9df">
               <w:r>
                 <w:rPr>
                   <w:rFonts w:ascii="Arial" w:cs="Arial" w:eastAsia="Arial" w:hAnsi="Arial"/>
@@ -7163,7 +7163,7 @@
               <w:spacing w:after="10" w:before="0"/>
               <w:ind w:left="120"/>
             </w:pPr>
-            <w:hyperlink w:history="1" r:id="rIdtz0t41r0iivmrrlf55fxn">
+            <w:hyperlink w:history="1" r:id="rId_dxky1anbfsp1oyacmvei">
               <w:r>
                 <w:rPr>
                   <w:rFonts w:ascii="Arial" w:cs="Arial" w:eastAsia="Arial" w:hAnsi="Arial"/>
@@ -7363,7 +7363,7 @@
             <w:pPr>
               <w:spacing w:after="20" w:before="0"/>
             </w:pPr>
-            <w:hyperlink w:history="1" r:id="rIdhxkg2nsr_xzahimg4sjy7">
+            <w:hyperlink w:history="1" r:id="rId4lwgysyzljfak_ii1uoka">
               <w:r>
                 <w:rPr>
                   <w:rFonts w:ascii="Arial" w:cs="Arial" w:eastAsia="Arial" w:hAnsi="Arial"/>
@@ -7412,7 +7412,7 @@
               <w:spacing w:after="10" w:before="0"/>
               <w:ind w:left="120"/>
             </w:pPr>
-            <w:hyperlink w:history="1" r:id="rIddtaskh1msis_tpyudw7td">
+            <w:hyperlink w:history="1" r:id="rIdgwpsclouru5rtpxa2liyu">
               <w:r>
                 <w:rPr>
                   <w:rFonts w:ascii="Arial" w:cs="Arial" w:eastAsia="Arial" w:hAnsi="Arial"/>
@@ -7457,7 +7457,7 @@
             <w:pPr>
               <w:spacing w:after="20" w:before="0"/>
             </w:pPr>
-            <w:hyperlink w:history="1" r:id="rIdlgymlwfuevddd0hihjk0i">
+            <w:hyperlink w:history="1" r:id="rId-xgebh3x0mrn2aqvdkfgk">
               <w:r>
                 <w:rPr>
                   <w:rFonts w:ascii="Arial" w:cs="Arial" w:eastAsia="Arial" w:hAnsi="Arial"/>
@@ -7490,7 +7490,7 @@
               <w:spacing w:after="10" w:before="0"/>
               <w:ind w:left="120"/>
             </w:pPr>
-            <w:hyperlink w:history="1" r:id="rIddsaebreyvqitvirakbpy-">
+            <w:hyperlink w:history="1" r:id="rIdvumo78wzj3y3asgkd_in2">
               <w:r>
                 <w:rPr>
                   <w:rFonts w:ascii="Arial" w:cs="Arial" w:eastAsia="Arial" w:hAnsi="Arial"/>
@@ -7690,7 +7690,7 @@
             <w:pPr>
               <w:spacing w:after="20" w:before="0"/>
             </w:pPr>
-            <w:hyperlink w:history="1" r:id="rIdsfdq2iljkgciypvmtr-5d">
+            <w:hyperlink w:history="1" r:id="rIdzwjcvcx0zoa9bn-xbp7vq">
               <w:r>
                 <w:rPr>
                   <w:rFonts w:ascii="Arial" w:cs="Arial" w:eastAsia="Arial" w:hAnsi="Arial"/>
@@ -7739,7 +7739,7 @@
               <w:spacing w:after="10" w:before="0"/>
               <w:ind w:left="120"/>
             </w:pPr>
-            <w:hyperlink w:history="1" r:id="rId2yerr98ruotu2cixnswtm">
+            <w:hyperlink w:history="1" r:id="rIduigak7jqyrasnn4uvzbjo">
               <w:r>
                 <w:rPr>
                   <w:rFonts w:ascii="Arial" w:cs="Arial" w:eastAsia="Arial" w:hAnsi="Arial"/>
@@ -7784,7 +7784,7 @@
             <w:pPr>
               <w:spacing w:after="20" w:before="0"/>
             </w:pPr>
-            <w:hyperlink w:history="1" r:id="rId2axcagaeq59javir8-hwb">
+            <w:hyperlink w:history="1" r:id="rIdqsg3o30dc8ikpwxlpqnam">
               <w:r>
                 <w:rPr>
                   <w:rFonts w:ascii="Arial" w:cs="Arial" w:eastAsia="Arial" w:hAnsi="Arial"/>
@@ -7817,7 +7817,7 @@
               <w:spacing w:after="10" w:before="0"/>
               <w:ind w:left="120"/>
             </w:pPr>
-            <w:hyperlink w:history="1" r:id="rIdj_5td-5ogveaj80tcyr9j">
+            <w:hyperlink w:history="1" r:id="rIdb5jiynfrvuqfig6rv3jre">
               <w:r>
                 <w:rPr>
                   <w:rFonts w:ascii="Arial" w:cs="Arial" w:eastAsia="Arial" w:hAnsi="Arial"/>
@@ -8342,7 +8342,7 @@
         </w:rPr>
         <w:t xml:space="preserve">© 2026 SeaVuria and ARES. Aligned with KICD objectives. Developed by SeaVuria; technical implementation by ARES (with AI assistance from Claude). Licensed under </w:t>
       </w:r>
-      <w:hyperlink w:history="1" r:id="rIdsjyqdylxr5q35qxovpaac">
+      <w:hyperlink w:history="1" r:id="rId2xbdj0gtpjpbcp8agcwar">
         <w:r>
           <w:rPr>
             <w:rFonts w:ascii="Arial" w:cs="Arial" w:eastAsia="Arial" w:hAnsi="Arial"/>
@@ -8363,7 +8363,7 @@
         </w:rPr>
         <w:t xml:space="preserve"> (</w:t>
       </w:r>
-      <w:hyperlink w:history="1" r:id="rIdlrxn5d_g-2qrurorbr8wo">
+      <w:hyperlink w:history="1" r:id="rIda7ttfwbjxe0of8lf7oj74">
         <w:r>
           <w:rPr>
             <w:rFonts w:ascii="Arial" w:cs="Arial" w:eastAsia="Arial" w:hAnsi="Arial"/>
@@ -9403,7 +9403,7 @@
             <w:pPr>
               <w:spacing w:after="20" w:before="0"/>
             </w:pPr>
-            <w:hyperlink w:history="1" r:id="rIdx5sywjjpcmyx4dhnxbjax">
+            <w:hyperlink w:history="1" r:id="rId6spugfdbl75z6m7lbgruv">
               <w:r>
                 <w:rPr>
                   <w:rFonts w:ascii="Arial" w:cs="Arial" w:eastAsia="Arial" w:hAnsi="Arial"/>
@@ -9436,7 +9436,7 @@
               <w:spacing w:after="10" w:before="0"/>
               <w:ind w:left="120"/>
             </w:pPr>
-            <w:hyperlink w:history="1" r:id="rId_qo8eclh-21ep1xwzalfz">
+            <w:hyperlink w:history="1" r:id="rIdkcpabdxvtuxaq1flxgnrd">
               <w:r>
                 <w:rPr>
                   <w:rFonts w:ascii="Arial" w:cs="Arial" w:eastAsia="Arial" w:hAnsi="Arial"/>
@@ -9481,7 +9481,7 @@
             <w:pPr>
               <w:spacing w:after="20" w:before="0"/>
             </w:pPr>
-            <w:hyperlink w:history="1" r:id="rIdq7ldtqa23_ivuaqs4ed_d">
+            <w:hyperlink w:history="1" r:id="rIdh0iki1xcbxuqwab-jr1se">
               <w:r>
                 <w:rPr>
                   <w:rFonts w:ascii="Arial" w:cs="Arial" w:eastAsia="Arial" w:hAnsi="Arial"/>
@@ -9514,7 +9514,7 @@
               <w:spacing w:after="10" w:before="0"/>
               <w:ind w:left="120"/>
             </w:pPr>
-            <w:hyperlink w:history="1" r:id="rIdgbpjazwtdnsxdupkag7qe">
+            <w:hyperlink w:history="1" r:id="rIdsivbclm2ybkqq_gkuqg8n">
               <w:r>
                 <w:rPr>
                   <w:rFonts w:ascii="Arial" w:cs="Arial" w:eastAsia="Arial" w:hAnsi="Arial"/>
@@ -9714,7 +9714,7 @@
             <w:pPr>
               <w:spacing w:after="20" w:before="0"/>
             </w:pPr>
-            <w:hyperlink w:history="1" r:id="rIddhg-0jztkbi-ilqcpq-ns">
+            <w:hyperlink w:history="1" r:id="rIdv2mzkzahal12fhadlqtav">
               <w:r>
                 <w:rPr>
                   <w:rFonts w:ascii="Arial" w:cs="Arial" w:eastAsia="Arial" w:hAnsi="Arial"/>
@@ -9747,7 +9747,7 @@
               <w:spacing w:after="10" w:before="0"/>
               <w:ind w:left="120"/>
             </w:pPr>
-            <w:hyperlink w:history="1" r:id="rIdvu1zkit889bayvlmducef">
+            <w:hyperlink w:history="1" r:id="rIdcsmdcv-7dnx6rwag8ivjd">
               <w:r>
                 <w:rPr>
                   <w:rFonts w:ascii="Arial" w:cs="Arial" w:eastAsia="Arial" w:hAnsi="Arial"/>
@@ -9792,7 +9792,7 @@
             <w:pPr>
               <w:spacing w:after="20" w:before="0"/>
             </w:pPr>
-            <w:hyperlink w:history="1" r:id="rId2euuicky2xsuot55yk5zo">
+            <w:hyperlink w:history="1" r:id="rIdhtfk64868zprfxsvhv331">
               <w:r>
                 <w:rPr>
                   <w:rFonts w:ascii="Arial" w:cs="Arial" w:eastAsia="Arial" w:hAnsi="Arial"/>
@@ -9825,7 +9825,7 @@
               <w:spacing w:after="10" w:before="0"/>
               <w:ind w:left="120"/>
             </w:pPr>
-            <w:hyperlink w:history="1" r:id="rIdr0sxpyhph5w086fzfypxb">
+            <w:hyperlink w:history="1" r:id="rId47dqce-dmu3s_rwl1jmlt">
               <w:r>
                 <w:rPr>
                   <w:rFonts w:ascii="Arial" w:cs="Arial" w:eastAsia="Arial" w:hAnsi="Arial"/>
@@ -10025,7 +10025,7 @@
             <w:pPr>
               <w:spacing w:after="20" w:before="0"/>
             </w:pPr>
-            <w:hyperlink w:history="1" r:id="rIdqupdydlern90y_vqnfvin">
+            <w:hyperlink w:history="1" r:id="rIdcowd3gkxn9tls-slvaeo7">
               <w:r>
                 <w:rPr>
                   <w:rFonts w:ascii="Arial" w:cs="Arial" w:eastAsia="Arial" w:hAnsi="Arial"/>
@@ -10058,7 +10058,7 @@
               <w:spacing w:after="10" w:before="0"/>
               <w:ind w:left="120"/>
             </w:pPr>
-            <w:hyperlink w:history="1" r:id="rIdq1bsqwpcv5z3mj6vc6e8l">
+            <w:hyperlink w:history="1" r:id="rIddkr-psowzkuvomduzyma1">
               <w:r>
                 <w:rPr>
                   <w:rFonts w:ascii="Arial" w:cs="Arial" w:eastAsia="Arial" w:hAnsi="Arial"/>
@@ -10103,7 +10103,7 @@
             <w:pPr>
               <w:spacing w:after="20" w:before="0"/>
             </w:pPr>
-            <w:hyperlink w:history="1" r:id="rIdoqvd7ai9mipqb0arewi9k">
+            <w:hyperlink w:history="1" r:id="rId77ywmwtbeqgeywscluwva">
               <w:r>
                 <w:rPr>
                   <w:rFonts w:ascii="Arial" w:cs="Arial" w:eastAsia="Arial" w:hAnsi="Arial"/>
@@ -10136,7 +10136,7 @@
               <w:spacing w:after="10" w:before="0"/>
               <w:ind w:left="120"/>
             </w:pPr>
-            <w:hyperlink w:history="1" r:id="rIdlfchp4n2rubtwlwh3v22r">
+            <w:hyperlink w:history="1" r:id="rIdobt6cizbxouqp4gbokufj">
               <w:r>
                 <w:rPr>
                   <w:rFonts w:ascii="Arial" w:cs="Arial" w:eastAsia="Arial" w:hAnsi="Arial"/>
@@ -10336,7 +10336,7 @@
             <w:pPr>
               <w:spacing w:after="20" w:before="0"/>
             </w:pPr>
-            <w:hyperlink w:history="1" r:id="rIdbhrp8y8ui8oxjuept7oqp">
+            <w:hyperlink w:history="1" r:id="rIdjw_ey8-old2telnilglgq">
               <w:r>
                 <w:rPr>
                   <w:rFonts w:ascii="Arial" w:cs="Arial" w:eastAsia="Arial" w:hAnsi="Arial"/>
@@ -10369,7 +10369,7 @@
               <w:spacing w:after="10" w:before="0"/>
               <w:ind w:left="120"/>
             </w:pPr>
-            <w:hyperlink w:history="1" r:id="rIdwu-4n5r6wlxzf-vwkheze">
+            <w:hyperlink w:history="1" r:id="rId8ib-_z6z456foy6ntedaf">
               <w:r>
                 <w:rPr>
                   <w:rFonts w:ascii="Arial" w:cs="Arial" w:eastAsia="Arial" w:hAnsi="Arial"/>
@@ -10414,7 +10414,7 @@
             <w:pPr>
               <w:spacing w:after="20" w:before="0"/>
             </w:pPr>
-            <w:hyperlink w:history="1" r:id="rIde9wbs1a41v01ri9z7--2r">
+            <w:hyperlink w:history="1" r:id="rIdbkqrxkfy_dmb_lkacc4t7">
               <w:r>
                 <w:rPr>
                   <w:rFonts w:ascii="Arial" w:cs="Arial" w:eastAsia="Arial" w:hAnsi="Arial"/>
@@ -10447,7 +10447,7 @@
               <w:spacing w:after="10" w:before="0"/>
               <w:ind w:left="120"/>
             </w:pPr>
-            <w:hyperlink w:history="1" r:id="rId7d2ecpzapwyykaq1qq5yk">
+            <w:hyperlink w:history="1" r:id="rId6yh3zxnlbiscgxjo2izph">
               <w:r>
                 <w:rPr>
                   <w:rFonts w:ascii="Arial" w:cs="Arial" w:eastAsia="Arial" w:hAnsi="Arial"/>
@@ -10647,7 +10647,7 @@
             <w:pPr>
               <w:spacing w:after="20" w:before="0"/>
             </w:pPr>
-            <w:hyperlink w:history="1" r:id="rIdx6ip2on9w5ykj33zdt5g4">
+            <w:hyperlink w:history="1" r:id="rIdokmq6qfenv-r3wjqrf8ex">
               <w:r>
                 <w:rPr>
                   <w:rFonts w:ascii="Arial" w:cs="Arial" w:eastAsia="Arial" w:hAnsi="Arial"/>
@@ -10680,7 +10680,7 @@
               <w:spacing w:after="10" w:before="0"/>
               <w:ind w:left="120"/>
             </w:pPr>
-            <w:hyperlink w:history="1" r:id="rIdxsuflwgtjg8ylf_sgv3n0">
+            <w:hyperlink w:history="1" r:id="rIdo0pekrjchvbr8gfdfovpy">
               <w:r>
                 <w:rPr>
                   <w:rFonts w:ascii="Arial" w:cs="Arial" w:eastAsia="Arial" w:hAnsi="Arial"/>
@@ -10725,7 +10725,7 @@
             <w:pPr>
               <w:spacing w:after="20" w:before="0"/>
             </w:pPr>
-            <w:hyperlink w:history="1" r:id="rIdti3m8mzrlpaevkht_ykfb">
+            <w:hyperlink w:history="1" r:id="rIdo3wbiaz-tggebt1_aj5he">
               <w:r>
                 <w:rPr>
                   <w:rFonts w:ascii="Arial" w:cs="Arial" w:eastAsia="Arial" w:hAnsi="Arial"/>
@@ -10758,7 +10758,7 @@
               <w:spacing w:after="10" w:before="0"/>
               <w:ind w:left="120"/>
             </w:pPr>
-            <w:hyperlink w:history="1" r:id="rIdmfeommnnhkqo_bkktoakf">
+            <w:hyperlink w:history="1" r:id="rIdpiikg7dfo-rcn3msv0oyq">
               <w:r>
                 <w:rPr>
                   <w:rFonts w:ascii="Arial" w:cs="Arial" w:eastAsia="Arial" w:hAnsi="Arial"/>
@@ -11283,7 +11283,7 @@
         </w:rPr>
         <w:t xml:space="preserve">© 2026 SeaVuria and ARES. Aligned with KICD objectives. Developed by SeaVuria; technical implementation by ARES (with AI assistance from Claude). Licensed under </w:t>
       </w:r>
-      <w:hyperlink w:history="1" r:id="rIdd9hxiojg_fkadmdqorpke">
+      <w:hyperlink w:history="1" r:id="rIdlspjadr9zoimzd_3mxmhg">
         <w:r>
           <w:rPr>
             <w:rFonts w:ascii="Arial" w:cs="Arial" w:eastAsia="Arial" w:hAnsi="Arial"/>
@@ -11304,7 +11304,7 @@
         </w:rPr>
         <w:t xml:space="preserve"> (</w:t>
       </w:r>
-      <w:hyperlink w:history="1" r:id="rIdxaqfahbnbymjhwnkm0zbe">
+      <w:hyperlink w:history="1" r:id="rId43dnjpkdbomfrrrhrygjk">
         <w:r>
           <w:rPr>
             <w:rFonts w:ascii="Arial" w:cs="Arial" w:eastAsia="Arial" w:hAnsi="Arial"/>
@@ -12344,7 +12344,7 @@
             <w:pPr>
               <w:spacing w:after="20" w:before="0"/>
             </w:pPr>
-            <w:hyperlink w:history="1" r:id="rIdgskmikecqxaiuubyt-4iz">
+            <w:hyperlink w:history="1" r:id="rIdpsi4wysverycwahl-1luh">
               <w:r>
                 <w:rPr>
                   <w:rFonts w:ascii="Arial" w:cs="Arial" w:eastAsia="Arial" w:hAnsi="Arial"/>
@@ -12377,7 +12377,7 @@
               <w:spacing w:after="10" w:before="0"/>
               <w:ind w:left="120"/>
             </w:pPr>
-            <w:hyperlink w:history="1" r:id="rIdlueghyds_qsmt-knatwww">
+            <w:hyperlink w:history="1" r:id="rIdpfcykov4el_2fpxffz_t5">
               <w:r>
                 <w:rPr>
                   <w:rFonts w:ascii="Arial" w:cs="Arial" w:eastAsia="Arial" w:hAnsi="Arial"/>
@@ -12422,7 +12422,7 @@
             <w:pPr>
               <w:spacing w:after="20" w:before="0"/>
             </w:pPr>
-            <w:hyperlink w:history="1" r:id="rIdnnpmfjoyy-ijfazfteqvt">
+            <w:hyperlink w:history="1" r:id="rIdnusvo7u-r4v-06muwpbgg">
               <w:r>
                 <w:rPr>
                   <w:rFonts w:ascii="Arial" w:cs="Arial" w:eastAsia="Arial" w:hAnsi="Arial"/>
@@ -12455,7 +12455,7 @@
               <w:spacing w:after="10" w:before="0"/>
               <w:ind w:left="120"/>
             </w:pPr>
-            <w:hyperlink w:history="1" r:id="rId7sx0wuv4rjykt_c-sqvg2">
+            <w:hyperlink w:history="1" r:id="rId9ew84btq0j798gxw1fv6r">
               <w:r>
                 <w:rPr>
                   <w:rFonts w:ascii="Arial" w:cs="Arial" w:eastAsia="Arial" w:hAnsi="Arial"/>
@@ -12655,7 +12655,7 @@
             <w:pPr>
               <w:spacing w:after="20" w:before="0"/>
             </w:pPr>
-            <w:hyperlink w:history="1" r:id="rIdj7pi2bmu84pk9twmd6lsm">
+            <w:hyperlink w:history="1" r:id="rIdb_iwuv_eavewe-70ffn9y">
               <w:r>
                 <w:rPr>
                   <w:rFonts w:ascii="Arial" w:cs="Arial" w:eastAsia="Arial" w:hAnsi="Arial"/>
@@ -12688,7 +12688,7 @@
               <w:spacing w:after="10" w:before="0"/>
               <w:ind w:left="120"/>
             </w:pPr>
-            <w:hyperlink w:history="1" r:id="rId1cxrgu4yfnjxsxsxiygki">
+            <w:hyperlink w:history="1" r:id="rIdx82pvni4gg9--zw4wwjv1">
               <w:r>
                 <w:rPr>
                   <w:rFonts w:ascii="Arial" w:cs="Arial" w:eastAsia="Arial" w:hAnsi="Arial"/>
@@ -12733,7 +12733,7 @@
             <w:pPr>
               <w:spacing w:after="20" w:before="0"/>
             </w:pPr>
-            <w:hyperlink w:history="1" r:id="rIda85msn1ykzgfuxwfl_sly">
+            <w:hyperlink w:history="1" r:id="rIdxyi_k7mtv0bcghq0ipjol">
               <w:r>
                 <w:rPr>
                   <w:rFonts w:ascii="Arial" w:cs="Arial" w:eastAsia="Arial" w:hAnsi="Arial"/>
@@ -12766,7 +12766,7 @@
               <w:spacing w:after="10" w:before="0"/>
               <w:ind w:left="120"/>
             </w:pPr>
-            <w:hyperlink w:history="1" r:id="rIdrukzghf53qtdilunjxz27">
+            <w:hyperlink w:history="1" r:id="rIdmeoaxegcepgkrpdx1b6sm">
               <w:r>
                 <w:rPr>
                   <w:rFonts w:ascii="Arial" w:cs="Arial" w:eastAsia="Arial" w:hAnsi="Arial"/>
@@ -12966,7 +12966,7 @@
             <w:pPr>
               <w:spacing w:after="20" w:before="0"/>
             </w:pPr>
-            <w:hyperlink w:history="1" r:id="rIdvaky2jumat_ds3zgrsxgu">
+            <w:hyperlink w:history="1" r:id="rIde0cru5utyqsdbacanwngo">
               <w:r>
                 <w:rPr>
                   <w:rFonts w:ascii="Arial" w:cs="Arial" w:eastAsia="Arial" w:hAnsi="Arial"/>
@@ -12999,7 +12999,7 @@
               <w:spacing w:after="10" w:before="0"/>
               <w:ind w:left="120"/>
             </w:pPr>
-            <w:hyperlink w:history="1" r:id="rIdghf5373guo30eovmxzm5n">
+            <w:hyperlink w:history="1" r:id="rIduxpowvb7ljr0flvus4x_t">
               <w:r>
                 <w:rPr>
                   <w:rFonts w:ascii="Arial" w:cs="Arial" w:eastAsia="Arial" w:hAnsi="Arial"/>
@@ -13044,7 +13044,7 @@
             <w:pPr>
               <w:spacing w:after="20" w:before="0"/>
             </w:pPr>
-            <w:hyperlink w:history="1" r:id="rIdhincs90d2wutfm9fdalp8">
+            <w:hyperlink w:history="1" r:id="rIdfcd0dgxmnhrpvuu0p66q3">
               <w:r>
                 <w:rPr>
                   <w:rFonts w:ascii="Arial" w:cs="Arial" w:eastAsia="Arial" w:hAnsi="Arial"/>
@@ -13077,7 +13077,7 @@
               <w:spacing w:after="10" w:before="0"/>
               <w:ind w:left="120"/>
             </w:pPr>
-            <w:hyperlink w:history="1" r:id="rIdwo2-fzjjwr2fv33cz-aer">
+            <w:hyperlink w:history="1" r:id="rIde0sddwz8mpf9o1-iahytv">
               <w:r>
                 <w:rPr>
                   <w:rFonts w:ascii="Arial" w:cs="Arial" w:eastAsia="Arial" w:hAnsi="Arial"/>
@@ -13277,7 +13277,7 @@
             <w:pPr>
               <w:spacing w:after="20" w:before="0"/>
             </w:pPr>
-            <w:hyperlink w:history="1" r:id="rIdwanvizftarff_l___aqvg">
+            <w:hyperlink w:history="1" r:id="rIddqjqlrgc8shyszwpdm1ig">
               <w:r>
                 <w:rPr>
                   <w:rFonts w:ascii="Arial" w:cs="Arial" w:eastAsia="Arial" w:hAnsi="Arial"/>
@@ -13310,7 +13310,7 @@
               <w:spacing w:after="10" w:before="0"/>
               <w:ind w:left="120"/>
             </w:pPr>
-            <w:hyperlink w:history="1" r:id="rIdwfpxha28hm2i9h_jpo6fd">
+            <w:hyperlink w:history="1" r:id="rIdliq9difhvjn3b_sxgvcwv">
               <w:r>
                 <w:rPr>
                   <w:rFonts w:ascii="Arial" w:cs="Arial" w:eastAsia="Arial" w:hAnsi="Arial"/>
@@ -13355,7 +13355,7 @@
             <w:pPr>
               <w:spacing w:after="20" w:before="0"/>
             </w:pPr>
-            <w:hyperlink w:history="1" r:id="rIdyts62gomo0zbcgmh9n2ab">
+            <w:hyperlink w:history="1" r:id="rIdq3pbrotzf4sze7q_lmacu">
               <w:r>
                 <w:rPr>
                   <w:rFonts w:ascii="Arial" w:cs="Arial" w:eastAsia="Arial" w:hAnsi="Arial"/>
@@ -13388,7 +13388,7 @@
               <w:spacing w:after="10" w:before="0"/>
               <w:ind w:left="120"/>
             </w:pPr>
-            <w:hyperlink w:history="1" r:id="rIdxiknhtzu2ikvaytskssjq">
+            <w:hyperlink w:history="1" r:id="rIddwjhm3gw-3j9ay-bave3h">
               <w:r>
                 <w:rPr>
                   <w:rFonts w:ascii="Arial" w:cs="Arial" w:eastAsia="Arial" w:hAnsi="Arial"/>
@@ -13588,7 +13588,7 @@
             <w:pPr>
               <w:spacing w:after="20" w:before="0"/>
             </w:pPr>
-            <w:hyperlink w:history="1" r:id="rIdziq904qyyeapjqmujtxip">
+            <w:hyperlink w:history="1" r:id="rIdsozikwmq8oswwuylxaowk">
               <w:r>
                 <w:rPr>
                   <w:rFonts w:ascii="Arial" w:cs="Arial" w:eastAsia="Arial" w:hAnsi="Arial"/>
@@ -13621,7 +13621,7 @@
               <w:spacing w:after="10" w:before="0"/>
               <w:ind w:left="120"/>
             </w:pPr>
-            <w:hyperlink w:history="1" r:id="rIdjaxkndzgwy4datirq72hl">
+            <w:hyperlink w:history="1" r:id="rIdutqwut8orricyu_jx6uv3">
               <w:r>
                 <w:rPr>
                   <w:rFonts w:ascii="Arial" w:cs="Arial" w:eastAsia="Arial" w:hAnsi="Arial"/>
@@ -13666,7 +13666,7 @@
             <w:pPr>
               <w:spacing w:after="20" w:before="0"/>
             </w:pPr>
-            <w:hyperlink w:history="1" r:id="rIdjp05napyswq6fnqm38cis">
+            <w:hyperlink w:history="1" r:id="rIday7gficmulcdet7235_3z">
               <w:r>
                 <w:rPr>
                   <w:rFonts w:ascii="Arial" w:cs="Arial" w:eastAsia="Arial" w:hAnsi="Arial"/>
@@ -13699,7 +13699,7 @@
               <w:spacing w:after="10" w:before="0"/>
               <w:ind w:left="120"/>
             </w:pPr>
-            <w:hyperlink w:history="1" r:id="rIda10d_aunptl4pj9d9pww1">
+            <w:hyperlink w:history="1" r:id="rIdp-qii1amv5txtgdutfzec">
               <w:r>
                 <w:rPr>
                   <w:rFonts w:ascii="Arial" w:cs="Arial" w:eastAsia="Arial" w:hAnsi="Arial"/>
@@ -14224,7 +14224,7 @@
         </w:rPr>
         <w:t xml:space="preserve">© 2026 SeaVuria and ARES. Aligned with KICD objectives. Developed by SeaVuria; technical implementation by ARES (with AI assistance from Claude). Licensed under </w:t>
       </w:r>
-      <w:hyperlink w:history="1" r:id="rId162tuk8qz2swua1a0k3ni">
+      <w:hyperlink w:history="1" r:id="rIdh-gxuyfg-0um8wylo3us8">
         <w:r>
           <w:rPr>
             <w:rFonts w:ascii="Arial" w:cs="Arial" w:eastAsia="Arial" w:hAnsi="Arial"/>
@@ -14245,7 +14245,7 @@
         </w:rPr>
         <w:t xml:space="preserve"> (</w:t>
       </w:r>
-      <w:hyperlink w:history="1" r:id="rId_60czoocvxyzngwib__48">
+      <w:hyperlink w:history="1" r:id="rIdeaeh3zz3obsnhdenpe5ul">
         <w:r>
           <w:rPr>
             <w:rFonts w:ascii="Arial" w:cs="Arial" w:eastAsia="Arial" w:hAnsi="Arial"/>
@@ -15285,7 +15285,7 @@
             <w:pPr>
               <w:spacing w:after="20" w:before="0"/>
             </w:pPr>
-            <w:hyperlink w:history="1" r:id="rIdnu3c-va9nw_cxlsh0palx">
+            <w:hyperlink w:history="1" r:id="rIdrdhy6vbcfa1koy1ahelue">
               <w:r>
                 <w:rPr>
                   <w:rFonts w:ascii="Arial" w:cs="Arial" w:eastAsia="Arial" w:hAnsi="Arial"/>
@@ -15318,7 +15318,7 @@
               <w:spacing w:after="10" w:before="0"/>
               <w:ind w:left="120"/>
             </w:pPr>
-            <w:hyperlink w:history="1" r:id="rIdxt98pqj_juelupwfrkciv">
+            <w:hyperlink w:history="1" r:id="rIdsu8utz2gpco7rm6q1omnr">
               <w:r>
                 <w:rPr>
                   <w:rFonts w:ascii="Arial" w:cs="Arial" w:eastAsia="Arial" w:hAnsi="Arial"/>
@@ -15363,7 +15363,7 @@
             <w:pPr>
               <w:spacing w:after="20" w:before="0"/>
             </w:pPr>
-            <w:hyperlink w:history="1" r:id="rIde86v6j-umzxl7z0u4yujn">
+            <w:hyperlink w:history="1" r:id="rIdrflucq_zw5nveyohwg7u4">
               <w:r>
                 <w:rPr>
                   <w:rFonts w:ascii="Arial" w:cs="Arial" w:eastAsia="Arial" w:hAnsi="Arial"/>
@@ -15396,7 +15396,7 @@
               <w:spacing w:after="10" w:before="0"/>
               <w:ind w:left="120"/>
             </w:pPr>
-            <w:hyperlink w:history="1" r:id="rIdgcvs3gwqyl0_bzyv7hat7">
+            <w:hyperlink w:history="1" r:id="rIdwiqey0j7d_oxzdmioafv9">
               <w:r>
                 <w:rPr>
                   <w:rFonts w:ascii="Arial" w:cs="Arial" w:eastAsia="Arial" w:hAnsi="Arial"/>
@@ -15596,7 +15596,7 @@
             <w:pPr>
               <w:spacing w:after="20" w:before="0"/>
             </w:pPr>
-            <w:hyperlink w:history="1" r:id="rId59tygnkx32fidlt6atvug">
+            <w:hyperlink w:history="1" r:id="rIdlmiho2uyezdk78qubhftw">
               <w:r>
                 <w:rPr>
                   <w:rFonts w:ascii="Arial" w:cs="Arial" w:eastAsia="Arial" w:hAnsi="Arial"/>
@@ -15629,7 +15629,7 @@
               <w:spacing w:after="10" w:before="0"/>
               <w:ind w:left="120"/>
             </w:pPr>
-            <w:hyperlink w:history="1" r:id="rIdvc0wxwqvfbgk-qvr6r097">
+            <w:hyperlink w:history="1" r:id="rId8ydkebxppjc72ddg6anco">
               <w:r>
                 <w:rPr>
                   <w:rFonts w:ascii="Arial" w:cs="Arial" w:eastAsia="Arial" w:hAnsi="Arial"/>
@@ -15674,7 +15674,7 @@
             <w:pPr>
               <w:spacing w:after="20" w:before="0"/>
             </w:pPr>
-            <w:hyperlink w:history="1" r:id="rIdn1dwgw2tnyukqb4sezymi">
+            <w:hyperlink w:history="1" r:id="rIdypt4gggbw762hzixzo-eo">
               <w:r>
                 <w:rPr>
                   <w:rFonts w:ascii="Arial" w:cs="Arial" w:eastAsia="Arial" w:hAnsi="Arial"/>
@@ -15707,7 +15707,7 @@
               <w:spacing w:after="10" w:before="0"/>
               <w:ind w:left="120"/>
             </w:pPr>
-            <w:hyperlink w:history="1" r:id="rIdx88j8r7rlkuxlovqocmjc">
+            <w:hyperlink w:history="1" r:id="rIdyfolvvvr98z4dstw5gn2h">
               <w:r>
                 <w:rPr>
                   <w:rFonts w:ascii="Arial" w:cs="Arial" w:eastAsia="Arial" w:hAnsi="Arial"/>
@@ -15907,7 +15907,7 @@
             <w:pPr>
               <w:spacing w:after="20" w:before="0"/>
             </w:pPr>
-            <w:hyperlink w:history="1" r:id="rIdo-dgnl8adnoq_eyzexeq-">
+            <w:hyperlink w:history="1" r:id="rIddgonenbnuu5wwy3pcsnnw">
               <w:r>
                 <w:rPr>
                   <w:rFonts w:ascii="Arial" w:cs="Arial" w:eastAsia="Arial" w:hAnsi="Arial"/>
@@ -15956,7 +15956,7 @@
               <w:spacing w:after="10" w:before="0"/>
               <w:ind w:left="120"/>
             </w:pPr>
-            <w:hyperlink w:history="1" r:id="rIdqe0vh5z2u3xt9wfyxrbhp">
+            <w:hyperlink w:history="1" r:id="rIdfq3ntlwoo6q5x9o8twnu7">
               <w:r>
                 <w:rPr>
                   <w:rFonts w:ascii="Arial" w:cs="Arial" w:eastAsia="Arial" w:hAnsi="Arial"/>
@@ -16001,7 +16001,7 @@
             <w:pPr>
               <w:spacing w:after="20" w:before="0"/>
             </w:pPr>
-            <w:hyperlink w:history="1" r:id="rIdna3btyaatn_ceghgqd4df">
+            <w:hyperlink w:history="1" r:id="rIdyrlr3pl8ptxzkwwmqbq20">
               <w:r>
                 <w:rPr>
                   <w:rFonts w:ascii="Arial" w:cs="Arial" w:eastAsia="Arial" w:hAnsi="Arial"/>
@@ -16034,7 +16034,7 @@
               <w:spacing w:after="10" w:before="0"/>
               <w:ind w:left="120"/>
             </w:pPr>
-            <w:hyperlink w:history="1" r:id="rIdf8lolowff_phkowoxulk3">
+            <w:hyperlink w:history="1" r:id="rIdptcu3iq8lm2mxdjghx4he">
               <w:r>
                 <w:rPr>
                   <w:rFonts w:ascii="Arial" w:cs="Arial" w:eastAsia="Arial" w:hAnsi="Arial"/>
@@ -16234,7 +16234,7 @@
             <w:pPr>
               <w:spacing w:after="20" w:before="0"/>
             </w:pPr>
-            <w:hyperlink w:history="1" r:id="rIdsqg8hziaycrlhpsqkdn1q">
+            <w:hyperlink w:history="1" r:id="rIdsmaa0jp8xsiwg5ikmhjjk">
               <w:r>
                 <w:rPr>
                   <w:rFonts w:ascii="Arial" w:cs="Arial" w:eastAsia="Arial" w:hAnsi="Arial"/>
@@ -16283,7 +16283,7 @@
               <w:spacing w:after="10" w:before="0"/>
               <w:ind w:left="120"/>
             </w:pPr>
-            <w:hyperlink w:history="1" r:id="rIdzmyzvem6by8n78auvm89s">
+            <w:hyperlink w:history="1" r:id="rIdbqil00iazczixuxejkdpr">
               <w:r>
                 <w:rPr>
                   <w:rFonts w:ascii="Arial" w:cs="Arial" w:eastAsia="Arial" w:hAnsi="Arial"/>
@@ -16328,7 +16328,7 @@
             <w:pPr>
               <w:spacing w:after="20" w:before="0"/>
             </w:pPr>
-            <w:hyperlink w:history="1" r:id="rIdaxamlle6kcee8xyvdkkwa">
+            <w:hyperlink w:history="1" r:id="rIddveowe8itvseshr0gzvrl">
               <w:r>
                 <w:rPr>
                   <w:rFonts w:ascii="Arial" w:cs="Arial" w:eastAsia="Arial" w:hAnsi="Arial"/>
@@ -16361,7 +16361,7 @@
               <w:spacing w:after="10" w:before="0"/>
               <w:ind w:left="120"/>
             </w:pPr>
-            <w:hyperlink w:history="1" r:id="rIdioctfkxv4woih5v_nigkl">
+            <w:hyperlink w:history="1" r:id="rId-ueax6ovhqp2zs1hzoma7">
               <w:r>
                 <w:rPr>
                   <w:rFonts w:ascii="Arial" w:cs="Arial" w:eastAsia="Arial" w:hAnsi="Arial"/>
@@ -16561,7 +16561,7 @@
             <w:pPr>
               <w:spacing w:after="20" w:before="0"/>
             </w:pPr>
-            <w:hyperlink w:history="1" r:id="rIddzljsqr9qppacfkd9n4_i">
+            <w:hyperlink w:history="1" r:id="rIdz70jf35_igpx75t9svx_r">
               <w:r>
                 <w:rPr>
                   <w:rFonts w:ascii="Arial" w:cs="Arial" w:eastAsia="Arial" w:hAnsi="Arial"/>
@@ -16610,7 +16610,7 @@
               <w:spacing w:after="10" w:before="0"/>
               <w:ind w:left="120"/>
             </w:pPr>
-            <w:hyperlink w:history="1" r:id="rIdorl6mngbog8mwtanrqxck">
+            <w:hyperlink w:history="1" r:id="rId95dlnpqpd41-rofnmemkd">
               <w:r>
                 <w:rPr>
                   <w:rFonts w:ascii="Arial" w:cs="Arial" w:eastAsia="Arial" w:hAnsi="Arial"/>
@@ -16655,7 +16655,7 @@
             <w:pPr>
               <w:spacing w:after="20" w:before="0"/>
             </w:pPr>
-            <w:hyperlink w:history="1" r:id="rId5urby6eflah7j9usynvlg">
+            <w:hyperlink w:history="1" r:id="rId8a4qhv-wjmyb9tdktik-j">
               <w:r>
                 <w:rPr>
                   <w:rFonts w:ascii="Arial" w:cs="Arial" w:eastAsia="Arial" w:hAnsi="Arial"/>
@@ -16704,7 +16704,7 @@
               <w:spacing w:after="10" w:before="0"/>
               <w:ind w:left="120"/>
             </w:pPr>
-            <w:hyperlink w:history="1" r:id="rIdluqaexslgrqwzma-utq3q">
+            <w:hyperlink w:history="1" r:id="rIdlprmnxtrodfhohbpomxqz">
               <w:r>
                 <w:rPr>
                   <w:rFonts w:ascii="Arial" w:cs="Arial" w:eastAsia="Arial" w:hAnsi="Arial"/>
@@ -17229,7 +17229,7 @@
         </w:rPr>
         <w:t xml:space="preserve">© 2026 SeaVuria and ARES. Aligned with KICD objectives. Developed by SeaVuria; technical implementation by ARES (with AI assistance from Claude). Licensed under </w:t>
       </w:r>
-      <w:hyperlink w:history="1" r:id="rIdiruyacficswxtrp0vnwkd">
+      <w:hyperlink w:history="1" r:id="rIdpfm8yhanl6hyt5y6io1zi">
         <w:r>
           <w:rPr>
             <w:rFonts w:ascii="Arial" w:cs="Arial" w:eastAsia="Arial" w:hAnsi="Arial"/>
@@ -17250,7 +17250,7 @@
         </w:rPr>
         <w:t xml:space="preserve"> (</w:t>
       </w:r>
-      <w:hyperlink w:history="1" r:id="rIdifatyzpgfmibymsn9gc3x">
+      <w:hyperlink w:history="1" r:id="rIdystfpizftfkivie8fhuxh">
         <w:r>
           <w:rPr>
             <w:rFonts w:ascii="Arial" w:cs="Arial" w:eastAsia="Arial" w:hAnsi="Arial"/>
@@ -18290,7 +18290,7 @@
             <w:pPr>
               <w:spacing w:after="20" w:before="0"/>
             </w:pPr>
-            <w:hyperlink w:history="1" r:id="rIdpgetbnmepmwthsmtnrnxn">
+            <w:hyperlink w:history="1" r:id="rIdhiilzkgrx4f8sudyn9le3">
               <w:r>
                 <w:rPr>
                   <w:rFonts w:ascii="Arial" w:cs="Arial" w:eastAsia="Arial" w:hAnsi="Arial"/>
@@ -18323,7 +18323,7 @@
               <w:spacing w:after="10" w:before="0"/>
               <w:ind w:left="120"/>
             </w:pPr>
-            <w:hyperlink w:history="1" r:id="rIdq8uwin6mcmizac9v0180n">
+            <w:hyperlink w:history="1" r:id="rIdqtrcwzvkpfanq2bmidwl6">
               <w:r>
                 <w:rPr>
                   <w:rFonts w:ascii="Arial" w:cs="Arial" w:eastAsia="Arial" w:hAnsi="Arial"/>
@@ -18368,7 +18368,7 @@
             <w:pPr>
               <w:spacing w:after="20" w:before="0"/>
             </w:pPr>
-            <w:hyperlink w:history="1" r:id="rId-q-ofcs5cbfyfcbs8npsc">
+            <w:hyperlink w:history="1" r:id="rIdnstuiwtxgv6sukuvlvqzj">
               <w:r>
                 <w:rPr>
                   <w:rFonts w:ascii="Arial" w:cs="Arial" w:eastAsia="Arial" w:hAnsi="Arial"/>
@@ -18417,7 +18417,7 @@
               <w:spacing w:after="10" w:before="0"/>
               <w:ind w:left="120"/>
             </w:pPr>
-            <w:hyperlink w:history="1" r:id="rIdwoguj2dimqvuxlx7ibhl2">
+            <w:hyperlink w:history="1" r:id="rIdagtcrk2ujt5ulj6tppuc8">
               <w:r>
                 <w:rPr>
                   <w:rFonts w:ascii="Arial" w:cs="Arial" w:eastAsia="Arial" w:hAnsi="Arial"/>
@@ -18617,7 +18617,7 @@
             <w:pPr>
               <w:spacing w:after="20" w:before="0"/>
             </w:pPr>
-            <w:hyperlink w:history="1" r:id="rIdcqzrnv616wqho2oei-zd7">
+            <w:hyperlink w:history="1" r:id="rIdobovekixbanf7ktud4vhh">
               <w:r>
                 <w:rPr>
                   <w:rFonts w:ascii="Arial" w:cs="Arial" w:eastAsia="Arial" w:hAnsi="Arial"/>
@@ -18650,7 +18650,7 @@
               <w:spacing w:after="10" w:before="0"/>
               <w:ind w:left="120"/>
             </w:pPr>
-            <w:hyperlink w:history="1" r:id="rIdmgwwhiakpv-8bzxebqqhb">
+            <w:hyperlink w:history="1" r:id="rIdnb1n3sqy88jpzpyakmnzw">
               <w:r>
                 <w:rPr>
                   <w:rFonts w:ascii="Arial" w:cs="Arial" w:eastAsia="Arial" w:hAnsi="Arial"/>
@@ -18695,7 +18695,7 @@
             <w:pPr>
               <w:spacing w:after="20" w:before="0"/>
             </w:pPr>
-            <w:hyperlink w:history="1" r:id="rIdu9i60cibixevlvq-9dn4j">
+            <w:hyperlink w:history="1" r:id="rIdghn7xdgisvoh8ztk-myy9">
               <w:r>
                 <w:rPr>
                   <w:rFonts w:ascii="Arial" w:cs="Arial" w:eastAsia="Arial" w:hAnsi="Arial"/>
@@ -18744,7 +18744,7 @@
               <w:spacing w:after="10" w:before="0"/>
               <w:ind w:left="120"/>
             </w:pPr>
-            <w:hyperlink w:history="1" r:id="rIduvperdqbtl31e2nd3wumj">
+            <w:hyperlink w:history="1" r:id="rIdexpx1i9hb0m5xkdnmv_am">
               <w:r>
                 <w:rPr>
                   <w:rFonts w:ascii="Arial" w:cs="Arial" w:eastAsia="Arial" w:hAnsi="Arial"/>
@@ -18944,7 +18944,7 @@
             <w:pPr>
               <w:spacing w:after="20" w:before="0"/>
             </w:pPr>
-            <w:hyperlink w:history="1" r:id="rIdcidmkeuobj1fay5_bctc6">
+            <w:hyperlink w:history="1" r:id="rIdzt-z4okmjtwwmvy0pdomy">
               <w:r>
                 <w:rPr>
                   <w:rFonts w:ascii="Arial" w:cs="Arial" w:eastAsia="Arial" w:hAnsi="Arial"/>
@@ -18993,7 +18993,7 @@
               <w:spacing w:after="10" w:before="0"/>
               <w:ind w:left="120"/>
             </w:pPr>
-            <w:hyperlink w:history="1" r:id="rIdw49mipcccvmhigimt5qsk">
+            <w:hyperlink w:history="1" r:id="rId5vhzdnugq89crhjo2nruq">
               <w:r>
                 <w:rPr>
                   <w:rFonts w:ascii="Arial" w:cs="Arial" w:eastAsia="Arial" w:hAnsi="Arial"/>
@@ -19038,7 +19038,7 @@
             <w:pPr>
               <w:spacing w:after="20" w:before="0"/>
             </w:pPr>
-            <w:hyperlink w:history="1" r:id="rIdkdvkmfb9bonizw-6khrt3">
+            <w:hyperlink w:history="1" r:id="rIdkp20hepfxv12fm8v0odsh">
               <w:r>
                 <w:rPr>
                   <w:rFonts w:ascii="Arial" w:cs="Arial" w:eastAsia="Arial" w:hAnsi="Arial"/>
@@ -19087,7 +19087,7 @@
               <w:spacing w:after="10" w:before="0"/>
               <w:ind w:left="120"/>
             </w:pPr>
-            <w:hyperlink w:history="1" r:id="rId1d_9rrnvw1armaejmoutj">
+            <w:hyperlink w:history="1" r:id="rId8z6abd48gc15zmryv2jyv">
               <w:r>
                 <w:rPr>
                   <w:rFonts w:ascii="Arial" w:cs="Arial" w:eastAsia="Arial" w:hAnsi="Arial"/>
@@ -19287,7 +19287,7 @@
             <w:pPr>
               <w:spacing w:after="20" w:before="0"/>
             </w:pPr>
-            <w:hyperlink w:history="1" r:id="rIdotuhvwjai_sjzxng5zrbo">
+            <w:hyperlink w:history="1" r:id="rIdg6_kvozj_yoz1lequgekr">
               <w:r>
                 <w:rPr>
                   <w:rFonts w:ascii="Arial" w:cs="Arial" w:eastAsia="Arial" w:hAnsi="Arial"/>
@@ -19336,7 +19336,7 @@
               <w:spacing w:after="10" w:before="0"/>
               <w:ind w:left="120"/>
             </w:pPr>
-            <w:hyperlink w:history="1" r:id="rIdnihqpyeyatenascbs-lj6">
+            <w:hyperlink w:history="1" r:id="rId4-ujkgtoluumxcejhurrm">
               <w:r>
                 <w:rPr>
                   <w:rFonts w:ascii="Arial" w:cs="Arial" w:eastAsia="Arial" w:hAnsi="Arial"/>
@@ -19381,7 +19381,7 @@
             <w:pPr>
               <w:spacing w:after="20" w:before="0"/>
             </w:pPr>
-            <w:hyperlink w:history="1" r:id="rIdi5ksbluri1powloxd2ypi">
+            <w:hyperlink w:history="1" r:id="rId-xzbrnzzp3de1me72_-a8">
               <w:r>
                 <w:rPr>
                   <w:rFonts w:ascii="Arial" w:cs="Arial" w:eastAsia="Arial" w:hAnsi="Arial"/>
@@ -19430,7 +19430,7 @@
               <w:spacing w:after="10" w:before="0"/>
               <w:ind w:left="120"/>
             </w:pPr>
-            <w:hyperlink w:history="1" r:id="rIdrunpakx2zwuuza4tfc3ji">
+            <w:hyperlink w:history="1" r:id="rIdslo7mgylaaakadez2kphh">
               <w:r>
                 <w:rPr>
                   <w:rFonts w:ascii="Arial" w:cs="Arial" w:eastAsia="Arial" w:hAnsi="Arial"/>
@@ -19630,7 +19630,7 @@
             <w:pPr>
               <w:spacing w:after="20" w:before="0"/>
             </w:pPr>
-            <w:hyperlink w:history="1" r:id="rIdolfy54ff0m2kackykb5iv">
+            <w:hyperlink w:history="1" r:id="rId05reszf7atzk3avz4_mcg">
               <w:r>
                 <w:rPr>
                   <w:rFonts w:ascii="Arial" w:cs="Arial" w:eastAsia="Arial" w:hAnsi="Arial"/>
@@ -19679,7 +19679,7 @@
               <w:spacing w:after="10" w:before="0"/>
               <w:ind w:left="120"/>
             </w:pPr>
-            <w:hyperlink w:history="1" r:id="rIdaexs30xm6-kn9xmtvg1ze">
+            <w:hyperlink w:history="1" r:id="rIdcbrx8sphsafbwuowzddpx">
               <w:r>
                 <w:rPr>
                   <w:rFonts w:ascii="Arial" w:cs="Arial" w:eastAsia="Arial" w:hAnsi="Arial"/>
@@ -19724,7 +19724,7 @@
             <w:pPr>
               <w:spacing w:after="20" w:before="0"/>
             </w:pPr>
-            <w:hyperlink w:history="1" r:id="rId1bbtcfqwdrn2hdtcb1ug-">
+            <w:hyperlink w:history="1" r:id="rId3u6lkuqzoxroh4zu-wnx1">
               <w:r>
                 <w:rPr>
                   <w:rFonts w:ascii="Arial" w:cs="Arial" w:eastAsia="Arial" w:hAnsi="Arial"/>
@@ -19773,7 +19773,7 @@
               <w:spacing w:after="10" w:before="0"/>
               <w:ind w:left="120"/>
             </w:pPr>
-            <w:hyperlink w:history="1" r:id="rIdigh9cvkpedwayxywvi7an">
+            <w:hyperlink w:history="1" r:id="rIdx7yibawlkqra7hqtnlr8o">
               <w:r>
                 <w:rPr>
                   <w:rFonts w:ascii="Arial" w:cs="Arial" w:eastAsia="Arial" w:hAnsi="Arial"/>
@@ -20298,7 +20298,7 @@
         </w:rPr>
         <w:t xml:space="preserve">© 2026 SeaVuria and ARES. Aligned with KICD objectives. Developed by SeaVuria; technical implementation by ARES (with AI assistance from Claude). Licensed under </w:t>
       </w:r>
-      <w:hyperlink w:history="1" r:id="rIdqmtkzvvbe2jizwvboys3k">
+      <w:hyperlink w:history="1" r:id="rIdp6kl2sdktb4rqjfjjqmfz">
         <w:r>
           <w:rPr>
             <w:rFonts w:ascii="Arial" w:cs="Arial" w:eastAsia="Arial" w:hAnsi="Arial"/>
@@ -20319,7 +20319,7 @@
         </w:rPr>
         <w:t xml:space="preserve"> (</w:t>
       </w:r>
-      <w:hyperlink w:history="1" r:id="rIdygagxl45irmifsv8hikrh">
+      <w:hyperlink w:history="1" r:id="rIdnvapxaprd_4xebk81cbbf">
         <w:r>
           <w:rPr>
             <w:rFonts w:ascii="Arial" w:cs="Arial" w:eastAsia="Arial" w:hAnsi="Arial"/>
@@ -21359,7 +21359,7 @@
             <w:pPr>
               <w:spacing w:after="20" w:before="0"/>
             </w:pPr>
-            <w:hyperlink w:history="1" r:id="rIdxe7vcax-bmn_bpo0_a_w9">
+            <w:hyperlink w:history="1" r:id="rIdpgmffnhyhih6z5iwnhwx0">
               <w:r>
                 <w:rPr>
                   <w:rFonts w:ascii="Arial" w:cs="Arial" w:eastAsia="Arial" w:hAnsi="Arial"/>
@@ -21392,7 +21392,7 @@
               <w:spacing w:after="10" w:before="0"/>
               <w:ind w:left="120"/>
             </w:pPr>
-            <w:hyperlink w:history="1" r:id="rIdwbnarlagdp4andi2wjzzw">
+            <w:hyperlink w:history="1" r:id="rIdwxjtaoi9zhgp9oqgqdrnk">
               <w:r>
                 <w:rPr>
                   <w:rFonts w:ascii="Arial" w:cs="Arial" w:eastAsia="Arial" w:hAnsi="Arial"/>
@@ -21437,7 +21437,7 @@
             <w:pPr>
               <w:spacing w:after="20" w:before="0"/>
             </w:pPr>
-            <w:hyperlink w:history="1" r:id="rIdslhoib4a9mnq2a3nf9xpx">
+            <w:hyperlink w:history="1" r:id="rIdknjkveywoiremu72fz4il">
               <w:r>
                 <w:rPr>
                   <w:rFonts w:ascii="Arial" w:cs="Arial" w:eastAsia="Arial" w:hAnsi="Arial"/>
@@ -21470,7 +21470,7 @@
               <w:spacing w:after="10" w:before="0"/>
               <w:ind w:left="120"/>
             </w:pPr>
-            <w:hyperlink w:history="1" r:id="rIdwjr0ejg24kgjtb3liuw4u">
+            <w:hyperlink w:history="1" r:id="rIdk2_4v-cjiddd8qunnbmox">
               <w:r>
                 <w:rPr>
                   <w:rFonts w:ascii="Arial" w:cs="Arial" w:eastAsia="Arial" w:hAnsi="Arial"/>
@@ -21670,7 +21670,7 @@
             <w:pPr>
               <w:spacing w:after="20" w:before="0"/>
             </w:pPr>
-            <w:hyperlink w:history="1" r:id="rIdjr_dnws0zpltdhayn5fld">
+            <w:hyperlink w:history="1" r:id="rId6xwjynybgmot1l1zrdhrq">
               <w:r>
                 <w:rPr>
                   <w:rFonts w:ascii="Arial" w:cs="Arial" w:eastAsia="Arial" w:hAnsi="Arial"/>
@@ -21703,7 +21703,7 @@
               <w:spacing w:after="10" w:before="0"/>
               <w:ind w:left="120"/>
             </w:pPr>
-            <w:hyperlink w:history="1" r:id="rIdbovmbk9drqmeabi9e91z-">
+            <w:hyperlink w:history="1" r:id="rIdkwprvngguwo4j0hyfgmyy">
               <w:r>
                 <w:rPr>
                   <w:rFonts w:ascii="Arial" w:cs="Arial" w:eastAsia="Arial" w:hAnsi="Arial"/>
@@ -21748,7 +21748,7 @@
             <w:pPr>
               <w:spacing w:after="20" w:before="0"/>
             </w:pPr>
-            <w:hyperlink w:history="1" r:id="rIdrizlazhpz90z2-gwo5jyw">
+            <w:hyperlink w:history="1" r:id="rIdgdiq_u-k1shoad_lttgqs">
               <w:r>
                 <w:rPr>
                   <w:rFonts w:ascii="Arial" w:cs="Arial" w:eastAsia="Arial" w:hAnsi="Arial"/>
@@ -21781,7 +21781,7 @@
               <w:spacing w:after="10" w:before="0"/>
               <w:ind w:left="120"/>
             </w:pPr>
-            <w:hyperlink w:history="1" r:id="rIdcuhoitcxhxil2wbo1mpkx">
+            <w:hyperlink w:history="1" r:id="rIdkfkjoczkcxx4o9qmjr986">
               <w:r>
                 <w:rPr>
                   <w:rFonts w:ascii="Arial" w:cs="Arial" w:eastAsia="Arial" w:hAnsi="Arial"/>
@@ -21981,7 +21981,7 @@
             <w:pPr>
               <w:spacing w:after="20" w:before="0"/>
             </w:pPr>
-            <w:hyperlink w:history="1" r:id="rIdsx5wwqn7qcn95e1dcqojy">
+            <w:hyperlink w:history="1" r:id="rIdcjem8ulvz6lzwzgrn3dgy">
               <w:r>
                 <w:rPr>
                   <w:rFonts w:ascii="Arial" w:cs="Arial" w:eastAsia="Arial" w:hAnsi="Arial"/>
@@ -22014,7 +22014,7 @@
               <w:spacing w:after="10" w:before="0"/>
               <w:ind w:left="120"/>
             </w:pPr>
-            <w:hyperlink w:history="1" r:id="rIdjhqbzllkh7u-rmcuesxlq">
+            <w:hyperlink w:history="1" r:id="rIdvvxzzyfxtezubv8of3xk-">
               <w:r>
                 <w:rPr>
                   <w:rFonts w:ascii="Arial" w:cs="Arial" w:eastAsia="Arial" w:hAnsi="Arial"/>
@@ -22059,7 +22059,7 @@
             <w:pPr>
               <w:spacing w:after="20" w:before="0"/>
             </w:pPr>
-            <w:hyperlink w:history="1" r:id="rIdjngmwurlbrcfrrzrtyujt">
+            <w:hyperlink w:history="1" r:id="rIdilzffl83xwkyqyf7m46op">
               <w:r>
                 <w:rPr>
                   <w:rFonts w:ascii="Arial" w:cs="Arial" w:eastAsia="Arial" w:hAnsi="Arial"/>
@@ -22108,7 +22108,7 @@
               <w:spacing w:after="10" w:before="0"/>
               <w:ind w:left="120"/>
             </w:pPr>
-            <w:hyperlink w:history="1" r:id="rIdkexmkbkczfrrxc7xycp9v">
+            <w:hyperlink w:history="1" r:id="rIdybemnr8y4yubrnqdx9ace">
               <w:r>
                 <w:rPr>
                   <w:rFonts w:ascii="Arial" w:cs="Arial" w:eastAsia="Arial" w:hAnsi="Arial"/>
@@ -22308,7 +22308,7 @@
             <w:pPr>
               <w:spacing w:after="20" w:before="0"/>
             </w:pPr>
-            <w:hyperlink w:history="1" r:id="rIdilozeh_i0xpszg_jdzkog">
+            <w:hyperlink w:history="1" r:id="rIdbqujlt0csbugs7vxs9uys">
               <w:r>
                 <w:rPr>
                   <w:rFonts w:ascii="Arial" w:cs="Arial" w:eastAsia="Arial" w:hAnsi="Arial"/>
@@ -22341,7 +22341,7 @@
               <w:spacing w:after="10" w:before="0"/>
               <w:ind w:left="120"/>
             </w:pPr>
-            <w:hyperlink w:history="1" r:id="rIdfq5whpb1bprgr5gy8e4rv">
+            <w:hyperlink w:history="1" r:id="rIdreow4kc_nhhw9gdkvkcnr">
               <w:r>
                 <w:rPr>
                   <w:rFonts w:ascii="Arial" w:cs="Arial" w:eastAsia="Arial" w:hAnsi="Arial"/>
@@ -22386,7 +22386,7 @@
             <w:pPr>
               <w:spacing w:after="20" w:before="0"/>
             </w:pPr>
-            <w:hyperlink w:history="1" r:id="rIdigg-7bx6_5a9tswxj7t77">
+            <w:hyperlink w:history="1" r:id="rIde-fufb6gjoau04evuqmrw">
               <w:r>
                 <w:rPr>
                   <w:rFonts w:ascii="Arial" w:cs="Arial" w:eastAsia="Arial" w:hAnsi="Arial"/>
@@ -22435,7 +22435,7 @@
               <w:spacing w:after="10" w:before="0"/>
               <w:ind w:left="120"/>
             </w:pPr>
-            <w:hyperlink w:history="1" r:id="rIdu-aukzqnijot64fnewyoa">
+            <w:hyperlink w:history="1" r:id="rIdqr7q8qy7vsat9y8lewrxd">
               <w:r>
                 <w:rPr>
                   <w:rFonts w:ascii="Arial" w:cs="Arial" w:eastAsia="Arial" w:hAnsi="Arial"/>
@@ -22635,7 +22635,7 @@
             <w:pPr>
               <w:spacing w:after="20" w:before="0"/>
             </w:pPr>
-            <w:hyperlink w:history="1" r:id="rId5uw29vxpc-iosw_oyzkg_">
+            <w:hyperlink w:history="1" r:id="rId6ggwmex0gvxbs3yxcopgz">
               <w:r>
                 <w:rPr>
                   <w:rFonts w:ascii="Arial" w:cs="Arial" w:eastAsia="Arial" w:hAnsi="Arial"/>
@@ -22668,7 +22668,7 @@
               <w:spacing w:after="10" w:before="0"/>
               <w:ind w:left="120"/>
             </w:pPr>
-            <w:hyperlink w:history="1" r:id="rIdcacxuioeba-0sgkslggck">
+            <w:hyperlink w:history="1" r:id="rIdlarywvpdvr3h_t6kthjqv">
               <w:r>
                 <w:rPr>
                   <w:rFonts w:ascii="Arial" w:cs="Arial" w:eastAsia="Arial" w:hAnsi="Arial"/>
@@ -22713,7 +22713,7 @@
             <w:pPr>
               <w:spacing w:after="20" w:before="0"/>
             </w:pPr>
-            <w:hyperlink w:history="1" r:id="rId5rmumxlnukik8etcdveom">
+            <w:hyperlink w:history="1" r:id="rIdvjox2er1yzu8ibifvhv1e">
               <w:r>
                 <w:rPr>
                   <w:rFonts w:ascii="Arial" w:cs="Arial" w:eastAsia="Arial" w:hAnsi="Arial"/>
@@ -22762,7 +22762,7 @@
               <w:spacing w:after="10" w:before="0"/>
               <w:ind w:left="120"/>
             </w:pPr>
-            <w:hyperlink w:history="1" r:id="rIdk-gsspojbdujfutc3ka-s">
+            <w:hyperlink w:history="1" r:id="rIdfu4lqmgxxf4i_tkg8hgqx">
               <w:r>
                 <w:rPr>
                   <w:rFonts w:ascii="Arial" w:cs="Arial" w:eastAsia="Arial" w:hAnsi="Arial"/>
@@ -23287,7 +23287,7 @@
         </w:rPr>
         <w:t xml:space="preserve">© 2026 SeaVuria and ARES. Aligned with KICD objectives. Developed by SeaVuria; technical implementation by ARES (with AI assistance from Claude). Licensed under </w:t>
       </w:r>
-      <w:hyperlink w:history="1" r:id="rIdpxvqtlwt8aop1tod8urab">
+      <w:hyperlink w:history="1" r:id="rIdyunn-veqvpf_jhdax8p_e">
         <w:r>
           <w:rPr>
             <w:rFonts w:ascii="Arial" w:cs="Arial" w:eastAsia="Arial" w:hAnsi="Arial"/>
@@ -23308,7 +23308,7 @@
         </w:rPr>
         <w:t xml:space="preserve"> (</w:t>
       </w:r>
-      <w:hyperlink w:history="1" r:id="rIdh1ui81z8uq5_nbpervyns">
+      <w:hyperlink w:history="1" r:id="rId34-xgh8weuudamrtqfz36">
         <w:r>
           <w:rPr>
             <w:rFonts w:ascii="Arial" w:cs="Arial" w:eastAsia="Arial" w:hAnsi="Arial"/>
